--- a/Museum_Heist_GDD.docx
+++ b/Museum_Heist_GDD.docx
@@ -9336,20 +9336,8 @@
             <w:vAlign w:val="center"/>
           </w:tcPr>
           <w:p>
-            <w:pPr>
-              <w:pStyle w:val="TableText"/>
-            </w:pPr>
-            <w:r>
-              <w:t xml:space="preserve">5. </w:t>
-            </w:r>
-            <w:r>
-              <w:t>교체</w:t>
-            </w:r>
-            <w:r>
-              <w:t>·</w:t>
-            </w:r>
-            <w:r>
-              <w:t>운반</w:t>
+            <w:r>
+              <w:t>5. 검토·교체·운반</w:t>
             </w:r>
           </w:p>
         </w:tc>
@@ -9359,35 +9347,8 @@
             <w:vAlign w:val="center"/>
           </w:tcPr>
           <w:p>
-            <w:pPr>
-              <w:pStyle w:val="TableText"/>
-            </w:pPr>
-            <w:r>
-              <w:t>Replica</w:t>
-            </w:r>
-            <w:r>
-              <w:t>를</w:t>
-            </w:r>
-            <w:r>
-              <w:t xml:space="preserve"> </w:t>
-            </w:r>
-            <w:r>
-              <w:t>놓고</w:t>
-            </w:r>
-            <w:r>
-              <w:t xml:space="preserve"> Original</w:t>
-            </w:r>
-            <w:r>
-              <w:t>을</w:t>
-            </w:r>
-            <w:r>
-              <w:t xml:space="preserve"> </w:t>
-            </w:r>
-            <w:r>
-              <w:t>회수한다</w:t>
-            </w:r>
-            <w:r>
-              <w:t>.</w:t>
+            <w:r>
+              <w:t>Submit 후 즉시 월드로 복귀한다. 필요하면 도망쳤다가 케이스에 다시 접근해 E로 교체·회수하거나 R로 다시 그린다.</w:t>
             </w:r>
           </w:p>
         </w:tc>
@@ -9397,29 +9358,8 @@
             <w:vAlign w:val="center"/>
           </w:tcPr>
           <w:p>
-            <w:pPr>
-              <w:pStyle w:val="TableText"/>
-            </w:pPr>
-            <w:r>
-              <w:t>가치</w:t>
-            </w:r>
-            <w:r>
-              <w:t xml:space="preserve"> </w:t>
-            </w:r>
-            <w:r>
-              <w:t>상승과</w:t>
-            </w:r>
-            <w:r>
-              <w:t xml:space="preserve"> </w:t>
-            </w:r>
-            <w:r>
-              <w:t>이동</w:t>
-            </w:r>
-            <w:r>
-              <w:t xml:space="preserve"> </w:t>
-            </w:r>
-            <w:r>
-              <w:t>위험</w:t>
+            <w:r>
+              <w:t>경비 상황을 먼저 보고 지금 회수할지, 이탈했다가 돌아올지, 다시 시간을 쓸지 결정한다.</w:t>
             </w:r>
           </w:p>
         </w:tc>
@@ -12514,9 +12454,6 @@
             <w:vAlign w:val="center"/>
           </w:tcPr>
           <w:p>
-            <w:pPr>
-              <w:pStyle w:val="TableText"/>
-            </w:pPr>
             <w:r>
               <w:t>Surface Forgery</w:t>
             </w:r>
@@ -12528,9 +12465,6 @@
             <w:vAlign w:val="center"/>
           </w:tcPr>
           <w:p>
-            <w:pPr>
-              <w:pStyle w:val="TableText"/>
-            </w:pPr>
             <w:r>
               <w:t>Painting</w:t>
             </w:r>
@@ -12542,23 +12476,8 @@
             <w:vAlign w:val="center"/>
           </w:tcPr>
           <w:p>
-            <w:pPr>
-              <w:pStyle w:val="TableText"/>
-            </w:pPr>
-            <w:r>
-              <w:t xml:space="preserve">Reference </w:t>
-            </w:r>
-            <w:r>
-              <w:t>관찰</w:t>
-            </w:r>
-            <w:r>
-              <w:t xml:space="preserve">, Palette </w:t>
-            </w:r>
-            <w:r>
-              <w:t>선택</w:t>
-            </w:r>
-            <w:r>
-              <w:t>, Draw/Erase, Submit</w:t>
+            <w:r>
+              <w:t>Reference 관찰, Palette/Brush 선택, Draw/Erase, Submit, E 확정/R 재작업</w:t>
             </w:r>
           </w:p>
         </w:tc>
@@ -12568,32 +12487,8 @@
             <w:vAlign w:val="center"/>
           </w:tcPr>
           <w:p>
-            <w:pPr>
-              <w:pStyle w:val="TableText"/>
-            </w:pPr>
-            <w:r>
-              <w:t>형태</w:t>
-            </w:r>
-            <w:r>
-              <w:t>·</w:t>
-            </w:r>
-            <w:r>
-              <w:t>색</w:t>
-            </w:r>
-            <w:r>
-              <w:t>·</w:t>
-            </w:r>
-            <w:r>
-              <w:t>커버리지</w:t>
-            </w:r>
-            <w:r>
-              <w:t xml:space="preserve"> </w:t>
-            </w:r>
-            <w:r>
-              <w:t>기반</w:t>
-            </w:r>
-            <w:r>
-              <w:t xml:space="preserve"> 0~100</w:t>
+            <w:r>
+              <w:t>형태·색·커버리지 기반 0~100 + 교체 소음</w:t>
             </w:r>
           </w:p>
         </w:tc>
@@ -12922,67 +12817,7 @@
         </w:numPr>
       </w:pPr>
       <w:r>
-        <w:t>Template Palette 2~8</w:t>
-      </w:r>
-      <w:r>
-        <w:t>색</w:t>
-      </w:r>
-      <w:r>
-        <w:t xml:space="preserve"> </w:t>
-      </w:r>
-      <w:r>
-        <w:t>중</w:t>
-      </w:r>
-      <w:r>
-        <w:t xml:space="preserve"> </w:t>
-      </w:r>
-      <w:r>
-        <w:t>색을</w:t>
-      </w:r>
-      <w:r>
-        <w:t xml:space="preserve"> </w:t>
-      </w:r>
-      <w:r>
-        <w:t>골라</w:t>
-      </w:r>
-      <w:r>
-        <w:t xml:space="preserve"> Draw/Erase</w:t>
-      </w:r>
-      <w:r>
-        <w:t>한다</w:t>
-      </w:r>
-      <w:r>
-        <w:t xml:space="preserve">. </w:t>
-      </w:r>
-      <w:r>
-        <w:t>일반</w:t>
-      </w:r>
-      <w:r>
-        <w:t xml:space="preserve"> Release Template</w:t>
-      </w:r>
-      <w:r>
-        <w:t>은</w:t>
-      </w:r>
-      <w:r>
-        <w:t xml:space="preserve"> 3~5</w:t>
-      </w:r>
-      <w:r>
-        <w:t>색을</w:t>
-      </w:r>
-      <w:r>
-        <w:t xml:space="preserve"> </w:t>
-      </w:r>
-      <w:r>
-        <w:t>목표로</w:t>
-      </w:r>
-      <w:r>
-        <w:t xml:space="preserve"> </w:t>
-      </w:r>
-      <w:r>
-        <w:t>한다</w:t>
-      </w:r>
-      <w:r>
-        <w:t>.</w:t>
+        <w:t>Template Palette 2~8색 중 색을 고르고 승인된 Brush Size Preset을 전환해 Draw/Erase한다. 화면에는 현재 Brush Size와 Point Budget을 표시한다.</w:t>
       </w:r>
     </w:p>
     <w:p>
@@ -13081,70 +12916,43 @@
         </w:numPr>
       </w:pPr>
       <w:r>
-        <w:t>결과는</w:t>
-      </w:r>
-      <w:r>
-        <w:t xml:space="preserve"> </w:t>
-      </w:r>
-      <w:r>
-        <w:t>즉시</w:t>
-      </w:r>
-      <w:r>
-        <w:t xml:space="preserve"> </w:t>
-      </w:r>
-      <w:r>
-        <w:t>성공</w:t>
-      </w:r>
-      <w:r>
-        <w:t>/</w:t>
-      </w:r>
-      <w:r>
-        <w:t>실패로</w:t>
-      </w:r>
-      <w:r>
-        <w:t xml:space="preserve"> </w:t>
-      </w:r>
-      <w:r>
-        <w:t>매치를</w:t>
-      </w:r>
-      <w:r>
-        <w:t xml:space="preserve"> </w:t>
-      </w:r>
-      <w:r>
-        <w:t>끝내지</w:t>
-      </w:r>
-      <w:r>
-        <w:t xml:space="preserve"> </w:t>
-      </w:r>
-      <w:r>
-        <w:t>않고</w:t>
-      </w:r>
-      <w:r>
-        <w:t xml:space="preserve"> Replica </w:t>
-      </w:r>
-      <w:r>
-        <w:t>품질과</w:t>
-      </w:r>
-      <w:r>
-        <w:t xml:space="preserve"> </w:t>
-      </w:r>
-      <w:r>
-        <w:t>이후</w:t>
-      </w:r>
-      <w:r>
-        <w:t xml:space="preserve"> Guard Inspection </w:t>
-      </w:r>
-      <w:r>
-        <w:t>압박으로</w:t>
-      </w:r>
-      <w:r>
-        <w:t xml:space="preserve"> </w:t>
-      </w:r>
-      <w:r>
-        <w:t>돌아온다</w:t>
-      </w:r>
-      <w:r>
-        <w:t>.</w:t>
+        <w:t>Submit은 서버 Quality 판정과 Replica Texture 후보 생성을 수행한 뒤 전체 화면 위조 UI를 즉시 닫고 이동·시점·월드 입력을 복원한다. 케이스는 Owner 전용 ReplicaReady 검토 상태로 남으며, 아직 Original 회수와 최종 교체는 확정하지 않는다.</w:t>
+      </w:r>
+    </w:p>
+    <w:p>
+      <w:pPr>
+        <w:pStyle w:val="a"/>
+        <w:numPr>
+          <w:ilvl w:val="0"/>
+          <w:numId w:val="9"/>
+        </w:numPr>
+      </w:pPr>
+      <w:r>
+        <w:t>ReplicaReady의 Owner Lock은 유지되지만 Submit 당시의 Overlap을 계속 유지할 필요는 없다. 플레이어는 경비를 피해 이탈할 수 있고, 나중에 같은 케이스의 Interaction Collision에 다시 들어오면 E로 Replica 교체와 Original 회수를 확정하거나 R로 전체 화면 위조에 재진입해 새 Drawing Timer로 다시 그릴 수 있다.</w:t>
+      </w:r>
+    </w:p>
+    <w:p>
+      <w:pPr>
+        <w:pStyle w:val="a"/>
+        <w:numPr>
+          <w:ilvl w:val="0"/>
+          <w:numId w:val="9"/>
+        </w:numPr>
+      </w:pPr>
+      <w:r>
+        <w:t>E 확정은 Replica Texture 교체, 덜그럭거리는 교체 Audio/World Feedback, 서버 SoundPing과 인근 Guard의 InvestigateNoise 전환을 한 사건으로 처리한다.</w:t>
+      </w:r>
+    </w:p>
+    <w:p>
+      <w:pPr>
+        <w:pStyle w:val="a"/>
+        <w:numPr>
+          <w:ilvl w:val="0"/>
+          <w:numId w:val="9"/>
+        </w:numPr>
+      </w:pPr>
+      <w:r>
+        <w:t>교체가 승인되면 작품별 Grid Size와 Weight를 사용해 Original을 4×5 Inventory에 즉시 자동 배치한다. 공간이나 Weight가 부족하면 교체 전체를 거부하고 ReplicaReady 상태를 유지한다.</w:t>
       </w:r>
     </w:p>
     <w:tbl>
@@ -14605,26 +14413,8 @@
             <w:vAlign w:val="center"/>
           </w:tcPr>
           <w:p>
-            <w:pPr>
-              <w:pStyle w:val="TableText"/>
-            </w:pPr>
-            <w:r>
-              <w:rPr>
-                <w:sz w:val="16"/>
-              </w:rPr>
-              <w:t>고득점</w:t>
-            </w:r>
-            <w:r>
-              <w:rPr>
-                <w:sz w:val="16"/>
-              </w:rPr>
-              <w:t xml:space="preserve"> </w:t>
-            </w:r>
-            <w:r>
-              <w:rPr>
-                <w:sz w:val="16"/>
-              </w:rPr>
-              <w:t>제출</w:t>
+            <w:r>
+              <w:t>고득점 제출</w:t>
             </w:r>
           </w:p>
         </w:tc>
@@ -14634,86 +14424,8 @@
             <w:vAlign w:val="center"/>
           </w:tcPr>
           <w:p>
-            <w:pPr>
-              <w:pStyle w:val="TableText"/>
-            </w:pPr>
-            <w:r>
-              <w:rPr>
-                <w:sz w:val="16"/>
-              </w:rPr>
-              <w:t>획이</w:t>
-            </w:r>
-            <w:r>
-              <w:rPr>
-                <w:sz w:val="16"/>
-              </w:rPr>
-              <w:t xml:space="preserve"> Replica</w:t>
-            </w:r>
-            <w:r>
-              <w:rPr>
-                <w:sz w:val="16"/>
-              </w:rPr>
-              <w:t>로</w:t>
-            </w:r>
-            <w:r>
-              <w:rPr>
-                <w:sz w:val="16"/>
-              </w:rPr>
-              <w:t xml:space="preserve"> </w:t>
-            </w:r>
-            <w:r>
-              <w:rPr>
-                <w:sz w:val="16"/>
-              </w:rPr>
-              <w:t>정리되고</w:t>
-            </w:r>
-            <w:r>
-              <w:rPr>
-                <w:sz w:val="16"/>
-              </w:rPr>
-              <w:t xml:space="preserve"> </w:t>
-            </w:r>
-            <w:r>
-              <w:rPr>
-                <w:sz w:val="16"/>
-              </w:rPr>
-              <w:t>케이스</w:t>
-            </w:r>
-            <w:r>
-              <w:rPr>
-                <w:sz w:val="16"/>
-              </w:rPr>
-              <w:t xml:space="preserve"> </w:t>
-            </w:r>
-            <w:r>
-              <w:rPr>
-                <w:sz w:val="16"/>
-              </w:rPr>
-              <w:t>교체가</w:t>
-            </w:r>
-            <w:r>
-              <w:rPr>
-                <w:sz w:val="16"/>
-              </w:rPr>
-              <w:t xml:space="preserve"> </w:t>
-            </w:r>
-            <w:r>
-              <w:rPr>
-                <w:sz w:val="16"/>
-              </w:rPr>
-              <w:t>또렷하게</w:t>
-            </w:r>
-            <w:r>
-              <w:rPr>
-                <w:sz w:val="16"/>
-              </w:rPr>
-              <w:t xml:space="preserve"> </w:t>
-            </w:r>
-            <w:r>
-              <w:rPr>
-                <w:sz w:val="16"/>
-              </w:rPr>
-              <w:t>완료</w:t>
+            <w:r>
+              <w:t>전체 화면이 닫히고 케이스가 Owner 전용 회수 대기 상태로 강조된다.</w:t>
             </w:r>
           </w:p>
         </w:tc>
@@ -14723,38 +14435,8 @@
             <w:vAlign w:val="center"/>
           </w:tcPr>
           <w:p>
-            <w:pPr>
-              <w:pStyle w:val="TableText"/>
-            </w:pPr>
-            <w:r>
-              <w:rPr>
-                <w:sz w:val="16"/>
-              </w:rPr>
-              <w:t>짧고</w:t>
-            </w:r>
-            <w:r>
-              <w:rPr>
-                <w:sz w:val="16"/>
-              </w:rPr>
-              <w:t xml:space="preserve"> </w:t>
-            </w:r>
-            <w:r>
-              <w:rPr>
-                <w:sz w:val="16"/>
-              </w:rPr>
-              <w:t>밝은</w:t>
-            </w:r>
-            <w:r>
-              <w:rPr>
-                <w:sz w:val="16"/>
-              </w:rPr>
-              <w:t xml:space="preserve"> </w:t>
-            </w:r>
-            <w:r>
-              <w:rPr>
-                <w:sz w:val="16"/>
-              </w:rPr>
-              <w:t>확인음</w:t>
+            <w:r>
+              <w:t>밝은 평가음. E 확정 시 액자 덜그럭 소리</w:t>
             </w:r>
           </w:p>
         </w:tc>
@@ -14764,68 +14446,8 @@
             <w:vAlign w:val="center"/>
           </w:tcPr>
           <w:p>
-            <w:pPr>
-              <w:pStyle w:val="TableText"/>
-            </w:pPr>
-            <w:r>
-              <w:rPr>
-                <w:sz w:val="16"/>
-              </w:rPr>
-              <w:t xml:space="preserve">Quality </w:t>
-            </w:r>
-            <w:r>
-              <w:rPr>
-                <w:sz w:val="16"/>
-              </w:rPr>
-              <w:t>확인</w:t>
-            </w:r>
-            <w:r>
-              <w:rPr>
-                <w:sz w:val="16"/>
-              </w:rPr>
-              <w:t xml:space="preserve"> </w:t>
-            </w:r>
-            <w:r>
-              <w:rPr>
-                <w:sz w:val="16"/>
-              </w:rPr>
-              <w:t>후</w:t>
-            </w:r>
-            <w:r>
-              <w:rPr>
-                <w:sz w:val="16"/>
-              </w:rPr>
-              <w:t xml:space="preserve"> </w:t>
-            </w:r>
-            <w:r>
-              <w:rPr>
-                <w:sz w:val="16"/>
-              </w:rPr>
-              <w:t>다음</w:t>
-            </w:r>
-            <w:r>
-              <w:rPr>
-                <w:sz w:val="16"/>
-              </w:rPr>
-              <w:t xml:space="preserve"> </w:t>
-            </w:r>
-            <w:r>
-              <w:rPr>
-                <w:sz w:val="16"/>
-              </w:rPr>
-              <w:t>목표</w:t>
-            </w:r>
-            <w:r>
-              <w:rPr>
-                <w:sz w:val="16"/>
-              </w:rPr>
-              <w:t xml:space="preserve"> </w:t>
-            </w:r>
-            <w:r>
-              <w:rPr>
-                <w:sz w:val="16"/>
-              </w:rPr>
-              <w:t>노출</w:t>
+            <w:r>
+              <w:t>월드 중앙 안내 ‘E 회수 | R 다시 그리기’와 회수 가능 Outline</w:t>
             </w:r>
           </w:p>
         </w:tc>
@@ -14835,62 +14457,8 @@
             <w:vAlign w:val="center"/>
           </w:tcPr>
           <w:p>
-            <w:pPr>
-              <w:pStyle w:val="TableText"/>
-            </w:pPr>
-            <w:r>
-              <w:rPr>
-                <w:sz w:val="16"/>
-              </w:rPr>
-              <w:t>결과창</w:t>
-            </w:r>
-            <w:r>
-              <w:rPr>
-                <w:sz w:val="16"/>
-              </w:rPr>
-              <w:t xml:space="preserve"> </w:t>
-            </w:r>
-            <w:r>
-              <w:rPr>
-                <w:sz w:val="16"/>
-              </w:rPr>
-              <w:t>없이도</w:t>
-            </w:r>
-            <w:r>
-              <w:rPr>
-                <w:sz w:val="16"/>
-              </w:rPr>
-              <w:t xml:space="preserve"> ‘</w:t>
-            </w:r>
-            <w:r>
-              <w:rPr>
-                <w:sz w:val="16"/>
-              </w:rPr>
-              <w:t>잘했다</w:t>
-            </w:r>
-            <w:r>
-              <w:rPr>
-                <w:sz w:val="16"/>
-              </w:rPr>
-              <w:t>’</w:t>
-            </w:r>
-            <w:r>
-              <w:rPr>
-                <w:sz w:val="16"/>
-              </w:rPr>
-              <w:t>는</w:t>
-            </w:r>
-            <w:r>
-              <w:rPr>
-                <w:sz w:val="16"/>
-              </w:rPr>
-              <w:t xml:space="preserve"> </w:t>
-            </w:r>
-            <w:r>
-              <w:rPr>
-                <w:sz w:val="16"/>
-              </w:rPr>
-              <w:t>확신</w:t>
+            <w:r>
+              <w:t>점수 확인과 실제 교체 결정을 분리</w:t>
             </w:r>
           </w:p>
         </w:tc>
@@ -14906,26 +14474,8 @@
             <w:vAlign w:val="center"/>
           </w:tcPr>
           <w:p>
-            <w:pPr>
-              <w:pStyle w:val="TableText"/>
-            </w:pPr>
-            <w:r>
-              <w:rPr>
-                <w:sz w:val="16"/>
-              </w:rPr>
-              <w:t>저품질</w:t>
-            </w:r>
-            <w:r>
-              <w:rPr>
-                <w:sz w:val="16"/>
-              </w:rPr>
-              <w:t xml:space="preserve"> </w:t>
-            </w:r>
-            <w:r>
-              <w:rPr>
-                <w:sz w:val="16"/>
-              </w:rPr>
-              <w:t>제출</w:t>
+            <w:r>
+              <w:t>저품질 제출</w:t>
             </w:r>
           </w:p>
         </w:tc>
@@ -14935,74 +14485,8 @@
             <w:vAlign w:val="center"/>
           </w:tcPr>
           <w:p>
-            <w:pPr>
-              <w:pStyle w:val="TableText"/>
-            </w:pPr>
-            <w:r>
-              <w:rPr>
-                <w:sz w:val="16"/>
-              </w:rPr>
-              <w:t>왜곡된</w:t>
-            </w:r>
-            <w:r>
-              <w:rPr>
-                <w:sz w:val="16"/>
-              </w:rPr>
-              <w:t xml:space="preserve"> </w:t>
-            </w:r>
-            <w:r>
-              <w:rPr>
-                <w:sz w:val="16"/>
-              </w:rPr>
-              <w:t>부분이</w:t>
-            </w:r>
-            <w:r>
-              <w:rPr>
-                <w:sz w:val="16"/>
-              </w:rPr>
-              <w:t xml:space="preserve"> </w:t>
-            </w:r>
-            <w:r>
-              <w:rPr>
-                <w:sz w:val="16"/>
-              </w:rPr>
-              <w:t>잠깐</w:t>
-            </w:r>
-            <w:r>
-              <w:rPr>
-                <w:sz w:val="16"/>
-              </w:rPr>
-              <w:t xml:space="preserve"> </w:t>
-            </w:r>
-            <w:r>
-              <w:rPr>
-                <w:sz w:val="16"/>
-              </w:rPr>
-              <w:t>강조되지만</w:t>
-            </w:r>
-            <w:r>
-              <w:rPr>
-                <w:sz w:val="16"/>
-              </w:rPr>
-              <w:t xml:space="preserve"> </w:t>
-            </w:r>
-            <w:r>
-              <w:rPr>
-                <w:sz w:val="16"/>
-              </w:rPr>
-              <w:t>플레이는</w:t>
-            </w:r>
-            <w:r>
-              <w:rPr>
-                <w:sz w:val="16"/>
-              </w:rPr>
-              <w:t xml:space="preserve"> </w:t>
-            </w:r>
-            <w:r>
-              <w:rPr>
-                <w:sz w:val="16"/>
-              </w:rPr>
-              <w:t>계속</w:t>
+            <w:r>
+              <w:t>전체 화면이 닫히고 동일한 월드 회수 대기 상태를 유지한다. 낮은 품질도 즉시 실패시키지 않는다.</w:t>
             </w:r>
           </w:p>
         </w:tc>
@@ -15012,26 +14496,8 @@
             <w:vAlign w:val="center"/>
           </w:tcPr>
           <w:p>
-            <w:pPr>
-              <w:pStyle w:val="TableText"/>
-            </w:pPr>
-            <w:r>
-              <w:rPr>
-                <w:sz w:val="16"/>
-              </w:rPr>
-              <w:t>미세한</w:t>
-            </w:r>
-            <w:r>
-              <w:rPr>
-                <w:sz w:val="16"/>
-              </w:rPr>
-              <w:t xml:space="preserve"> </w:t>
-            </w:r>
-            <w:r>
-              <w:rPr>
-                <w:sz w:val="16"/>
-              </w:rPr>
-              <w:t>불협화음</w:t>
+            <w:r>
+              <w:t>불협화음. E 확정 시 같은 교체 소음</w:t>
             </w:r>
           </w:p>
         </w:tc>
@@ -15041,50 +14507,8 @@
             <w:vAlign w:val="center"/>
           </w:tcPr>
           <w:p>
-            <w:pPr>
-              <w:pStyle w:val="TableText"/>
-            </w:pPr>
-            <w:r>
-              <w:rPr>
-                <w:sz w:val="16"/>
-              </w:rPr>
-              <w:t>즉시</w:t>
-            </w:r>
-            <w:r>
-              <w:rPr>
-                <w:sz w:val="16"/>
-              </w:rPr>
-              <w:t xml:space="preserve"> </w:t>
-            </w:r>
-            <w:r>
-              <w:rPr>
-                <w:sz w:val="16"/>
-              </w:rPr>
-              <w:t>실패</w:t>
-            </w:r>
-            <w:r>
-              <w:rPr>
-                <w:sz w:val="16"/>
-              </w:rPr>
-              <w:t xml:space="preserve"> </w:t>
-            </w:r>
-            <w:r>
-              <w:rPr>
-                <w:sz w:val="16"/>
-              </w:rPr>
-              <w:t>문구</w:t>
-            </w:r>
-            <w:r>
-              <w:rPr>
-                <w:sz w:val="16"/>
-              </w:rPr>
-              <w:t xml:space="preserve"> </w:t>
-            </w:r>
-            <w:r>
-              <w:rPr>
-                <w:sz w:val="16"/>
-              </w:rPr>
-              <w:t>금지</w:t>
+            <w:r>
+              <w:t>즉시 실패 문구 금지, 재작업 가능</w:t>
             </w:r>
           </w:p>
         </w:tc>
@@ -15094,38 +14518,8 @@
             <w:vAlign w:val="center"/>
           </w:tcPr>
           <w:p>
-            <w:pPr>
-              <w:pStyle w:val="TableText"/>
-            </w:pPr>
-            <w:r>
-              <w:rPr>
-                <w:sz w:val="16"/>
-              </w:rPr>
-              <w:t>미래의</w:t>
-            </w:r>
-            <w:r>
-              <w:rPr>
-                <w:sz w:val="16"/>
-              </w:rPr>
-              <w:t xml:space="preserve"> </w:t>
-            </w:r>
-            <w:r>
-              <w:rPr>
-                <w:sz w:val="16"/>
-              </w:rPr>
-              <w:t>문제를</w:t>
-            </w:r>
-            <w:r>
-              <w:rPr>
-                <w:sz w:val="16"/>
-              </w:rPr>
-              <w:t xml:space="preserve"> </w:t>
-            </w:r>
-            <w:r>
-              <w:rPr>
-                <w:sz w:val="16"/>
-              </w:rPr>
-              <w:t>예고</w:t>
+            <w:r>
+              <w:t>시간과 위험을 더 쓸지 스스로 결정</w:t>
             </w:r>
           </w:p>
         </w:tc>
@@ -18906,86 +18300,34 @@
         </w:numPr>
       </w:pPr>
       <w:r>
-        <w:t>Inventory</w:t>
-      </w:r>
-      <w:r>
-        <w:t>는</w:t>
-      </w:r>
-      <w:r>
-        <w:t xml:space="preserve"> 4×5 Grid, </w:t>
-      </w:r>
-      <w:r>
-        <w:t>총</w:t>
-      </w:r>
-      <w:r>
-        <w:t xml:space="preserve"> 20</w:t>
-      </w:r>
-      <w:r>
-        <w:t>칸이다</w:t>
-      </w:r>
-      <w:r>
-        <w:t xml:space="preserve">. </w:t>
-      </w:r>
-      <w:r>
-        <w:t>완전한</w:t>
-      </w:r>
-      <w:r>
-        <w:t xml:space="preserve"> </w:t>
-      </w:r>
-      <w:r>
-        <w:t>테트리스</w:t>
-      </w:r>
-      <w:r>
-        <w:t xml:space="preserve"> UX</w:t>
-      </w:r>
-      <w:r>
-        <w:t>보다</w:t>
-      </w:r>
-      <w:r>
-        <w:t xml:space="preserve"> </w:t>
-      </w:r>
-      <w:r>
-        <w:t>서버</w:t>
-      </w:r>
-      <w:r>
-        <w:t xml:space="preserve"> </w:t>
-      </w:r>
-      <w:r>
-        <w:t>권한</w:t>
-      </w:r>
-      <w:r>
-        <w:t xml:space="preserve"> </w:t>
-      </w:r>
-      <w:r>
-        <w:t>무게</w:t>
-      </w:r>
-      <w:r>
-        <w:t xml:space="preserve"> </w:t>
-      </w:r>
-      <w:r>
-        <w:t>선택과</w:t>
-      </w:r>
-      <w:r>
-        <w:t xml:space="preserve"> </w:t>
-      </w:r>
-      <w:r>
-        <w:t>안정적인</w:t>
-      </w:r>
-      <w:r>
-        <w:t xml:space="preserve"> World Drop</w:t>
-      </w:r>
-      <w:r>
-        <w:t>을</w:t>
-      </w:r>
-      <w:r>
-        <w:t xml:space="preserve"> </w:t>
-      </w:r>
-      <w:r>
-        <w:t>우선한다</w:t>
-      </w:r>
-      <w:r>
-        <w:t>.</w:t>
-      </w:r>
+        <w:t>Inventory는 4×5 Grid, 총 20칸이다. Original과 Loose Loot는 같은 GridSlot을 사용하며, Original 전용 Carry Slot·CarryMode·우측 별도 카드는 사용하지 않는다.</w:t>
+      </w:r>
+      <w:r/>
+      <w:r/>
+      <w:r/>
+      <w:r/>
+      <w:r/>
+      <w:r/>
+      <w:r/>
+      <w:r/>
+      <w:r/>
+      <w:r/>
+      <w:r/>
+      <w:r/>
+      <w:r/>
+      <w:r/>
+      <w:r/>
+      <w:r/>
+      <w:r/>
+      <w:r/>
+      <w:r/>
+      <w:r/>
+      <w:r/>
+      <w:r/>
+      <w:r/>
+      <w:r/>
+      <w:r/>
+      <w:r/>
     </w:p>
     <w:p>
       <w:pPr>
@@ -18996,79 +18338,7 @@
         </w:numPr>
       </w:pPr>
       <w:r>
-        <w:t>Loot</w:t>
-      </w:r>
-      <w:r>
-        <w:t>는</w:t>
-      </w:r>
-      <w:r>
-        <w:t xml:space="preserve"> </w:t>
-      </w:r>
-      <w:r>
-        <w:t>가치</w:t>
-      </w:r>
-      <w:r>
-        <w:t>·</w:t>
-      </w:r>
-      <w:r>
-        <w:t>무게</w:t>
-      </w:r>
-      <w:r>
-        <w:t>·</w:t>
-      </w:r>
-      <w:r>
-        <w:t>크기를</w:t>
-      </w:r>
-      <w:r>
-        <w:t xml:space="preserve"> </w:t>
-      </w:r>
-      <w:r>
-        <w:t>가지며</w:t>
-      </w:r>
-      <w:r>
-        <w:t xml:space="preserve">, </w:t>
-      </w:r>
-      <w:r>
-        <w:t>인벤토리</w:t>
-      </w:r>
-      <w:r>
-        <w:t xml:space="preserve"> </w:t>
-      </w:r>
-      <w:r>
-        <w:t>선택이</w:t>
-      </w:r>
-      <w:r>
-        <w:t xml:space="preserve"> </w:t>
-      </w:r>
-      <w:r>
-        <w:t>이동</w:t>
-      </w:r>
-      <w:r>
-        <w:t xml:space="preserve"> </w:t>
-      </w:r>
-      <w:r>
-        <w:t>속도와</w:t>
-      </w:r>
-      <w:r>
-        <w:t xml:space="preserve"> </w:t>
-      </w:r>
-      <w:r>
-        <w:t>탈출</w:t>
-      </w:r>
-      <w:r>
-        <w:t xml:space="preserve"> </w:t>
-      </w:r>
-      <w:r>
-        <w:t>리스크를</w:t>
-      </w:r>
-      <w:r>
-        <w:t xml:space="preserve"> </w:t>
-      </w:r>
-      <w:r>
-        <w:t>바꾼다</w:t>
-      </w:r>
-      <w:r>
-        <w:t>.</w:t>
+        <w:t>Original과 Loose Loot는 가치·무게·크기를 가진다. ReplicaReady에서 E로 교체를 확정한 Original은 즉시 빈 GridSlot에 자동 배치되고, 공간 또는 무게가 부족하면 교체 자체가 확정되지 않는다. Grid가 허용하는 한 여러 Original을 함께 운반할 수 있다.</w:t>
       </w:r>
     </w:p>
     <w:p>
@@ -20306,110 +19576,42 @@
     </w:p>
     <w:p>
       <w:r>
-        <w:t>Shared Extraction</w:t>
-      </w:r>
-      <w:r>
-        <w:t>은</w:t>
-      </w:r>
-      <w:r>
-        <w:t xml:space="preserve"> </w:t>
-      </w:r>
-      <w:r>
-        <w:t>같은</w:t>
-      </w:r>
-      <w:r>
-        <w:t xml:space="preserve"> </w:t>
-      </w:r>
-      <w:r>
-        <w:t>출구를</w:t>
-      </w:r>
-      <w:r>
-        <w:t xml:space="preserve"> </w:t>
-      </w:r>
-      <w:r>
-        <w:t>공유한다는</w:t>
-      </w:r>
-      <w:r>
-        <w:t xml:space="preserve"> </w:t>
-      </w:r>
-      <w:r>
-        <w:t>뜻이지</w:t>
-      </w:r>
-      <w:r>
-        <w:t xml:space="preserve">, </w:t>
-      </w:r>
-      <w:r>
-        <w:t>모든</w:t>
-      </w:r>
-      <w:r>
-        <w:t xml:space="preserve"> Player</w:t>
-      </w:r>
-      <w:r>
-        <w:t>가</w:t>
-      </w:r>
-      <w:r>
-        <w:t xml:space="preserve"> </w:t>
-      </w:r>
-      <w:r>
-        <w:t>동시에</w:t>
-      </w:r>
-      <w:r>
-        <w:t xml:space="preserve"> </w:t>
-      </w:r>
-      <w:r>
-        <w:t>서</w:t>
-      </w:r>
-      <w:r>
-        <w:t xml:space="preserve"> </w:t>
-      </w:r>
-      <w:r>
-        <w:t>있어야</w:t>
-      </w:r>
-      <w:r>
-        <w:t xml:space="preserve"> </w:t>
-      </w:r>
-      <w:r>
-        <w:t>하는</w:t>
-      </w:r>
-      <w:r>
-        <w:t xml:space="preserve"> Mandatory Group Gate</w:t>
-      </w:r>
-      <w:r>
-        <w:t>가</w:t>
-      </w:r>
-      <w:r>
-        <w:t xml:space="preserve"> </w:t>
-      </w:r>
-      <w:r>
-        <w:t>아니다</w:t>
-      </w:r>
-      <w:r>
-        <w:t>. Player</w:t>
-      </w:r>
-      <w:r>
-        <w:t>별</w:t>
-      </w:r>
-      <w:r>
-        <w:t xml:space="preserve"> Cast</w:t>
-      </w:r>
-      <w:r>
-        <w:t>와</w:t>
-      </w:r>
-      <w:r>
-        <w:t xml:space="preserve"> Deposit</w:t>
-      </w:r>
-      <w:r>
-        <w:t>을</w:t>
-      </w:r>
-      <w:r>
-        <w:t xml:space="preserve"> </w:t>
-      </w:r>
-      <w:r>
-        <w:t>처리한다</w:t>
-      </w:r>
-      <w:r>
-        <w:t>.</w:t>
-      </w:r>
+        <w:t>Shared Extraction은 같은 출구를 공유한다는 뜻이지, 모든 Player가 동시에 서 있어야 하는 Mandatory Group Gate가 아니다. Player별 Cast를 처리하며, 완료 시 해당 Player의 Grid가 보유한 모든 유효 Original과 Loose Loot를 한 번에 Deposit한다.</w:t>
+      </w:r>
+      <w:r/>
+      <w:r/>
+      <w:r/>
+      <w:r/>
+      <w:r/>
+      <w:r/>
+      <w:r/>
+      <w:r/>
+      <w:r/>
+      <w:r/>
+      <w:r/>
+      <w:r/>
+      <w:r/>
+      <w:r/>
+      <w:r/>
+      <w:r/>
+      <w:r/>
+      <w:r/>
+      <w:r/>
+      <w:r/>
+      <w:r/>
+      <w:r/>
+      <w:r/>
+      <w:r/>
+      <w:r/>
+      <w:r/>
+      <w:r/>
+      <w:r/>
+      <w:r/>
+      <w:r/>
+      <w:r/>
+      <w:r/>
+      <w:r/>
+      <w:r/>
     </w:p>
     <w:p>
       <w:pPr>
@@ -20420,50 +19622,22 @@
         </w:numPr>
       </w:pPr>
       <w:r>
-        <w:t xml:space="preserve">Deposit </w:t>
-      </w:r>
-      <w:r>
-        <w:t>전</w:t>
-      </w:r>
-      <w:r>
-        <w:t xml:space="preserve"> Original/Loot</w:t>
-      </w:r>
-      <w:r>
-        <w:t>는</w:t>
-      </w:r>
-      <w:r>
-        <w:t xml:space="preserve"> Carried</w:t>
-      </w:r>
-      <w:r>
-        <w:t>이며</w:t>
-      </w:r>
-      <w:r>
-        <w:t xml:space="preserve"> Arrest·Drop</w:t>
-      </w:r>
-      <w:r>
-        <w:t>으로</w:t>
-      </w:r>
-      <w:r>
-        <w:t xml:space="preserve"> </w:t>
-      </w:r>
-      <w:r>
-        <w:t>잃을</w:t>
-      </w:r>
-      <w:r>
-        <w:t xml:space="preserve"> </w:t>
-      </w:r>
-      <w:r>
-        <w:t>수</w:t>
-      </w:r>
-      <w:r>
-        <w:t xml:space="preserve"> </w:t>
-      </w:r>
-      <w:r>
-        <w:t>있다</w:t>
-      </w:r>
-      <w:r>
-        <w:t>.</w:t>
-      </w:r>
+        <w:t>Deposit 전 Grid의 Original/Loot는 Carried이며 Arrest·Drop으로 잃을 수 있다. 전리품을 하나씩 출구에 반복 전달하는 흐름은 사용하지 않는다.</w:t>
+      </w:r>
+      <w:r/>
+      <w:r/>
+      <w:r/>
+      <w:r/>
+      <w:r/>
+      <w:r/>
+      <w:r/>
+      <w:r/>
+      <w:r/>
+      <w:r/>
+      <w:r/>
+      <w:r/>
+      <w:r/>
+      <w:r/>
     </w:p>
     <w:p>
       <w:pPr>
@@ -22348,13 +21522,7 @@
             <w:vAlign w:val="center"/>
           </w:tcPr>
           <w:p>
-            <w:pPr>
-              <w:pStyle w:val="TableText"/>
-            </w:pPr>
-            <w:r>
-              <w:rPr>
-                <w:sz w:val="16"/>
-              </w:rPr>
+            <w:r>
               <w:t>Forgery</w:t>
             </w:r>
           </w:p>
@@ -22365,14 +21533,8 @@
             <w:vAlign w:val="center"/>
           </w:tcPr>
           <w:p>
-            <w:pPr>
-              <w:pStyle w:val="TableText"/>
-            </w:pPr>
-            <w:r>
-              <w:rPr>
-                <w:sz w:val="16"/>
-              </w:rPr>
-              <w:t>Draw/Erase/Submit/Cancel</w:t>
+            <w:r>
+              <w:t>Draw/Erase/Brush/Submit</w:t>
             </w:r>
           </w:p>
         </w:tc>
@@ -22382,20 +21544,8 @@
             <w:vAlign w:val="center"/>
           </w:tcPr>
           <w:p>
-            <w:pPr>
-              <w:pStyle w:val="TableText"/>
-            </w:pPr>
-            <w:r>
-              <w:rPr>
-                <w:sz w:val="16"/>
-              </w:rPr>
-              <w:t>모든</w:t>
-            </w:r>
-            <w:r>
-              <w:rPr>
-                <w:sz w:val="16"/>
-              </w:rPr>
-              <w:t xml:space="preserve"> World Action</w:t>
+            <w:r>
+              <w:t>모든 World Action과 이동/시점</w:t>
             </w:r>
           </w:p>
         </w:tc>
@@ -22405,14 +21555,8 @@
             <w:vAlign w:val="center"/>
           </w:tcPr>
           <w:p>
-            <w:pPr>
-              <w:pStyle w:val="TableText"/>
-            </w:pPr>
-            <w:r>
-              <w:rPr>
-                <w:sz w:val="16"/>
-              </w:rPr>
-              <w:t>Camera/Input/Widget</w:t>
+            <w:r>
+              <w:t>Submit·취소·Timeout 시 Camera/Input/Widget 복원</w:t>
             </w:r>
           </w:p>
         </w:tc>
@@ -23597,32 +22741,8 @@
             <w:vAlign w:val="center"/>
           </w:tcPr>
           <w:p>
-            <w:pPr>
-              <w:pStyle w:val="TableText"/>
-            </w:pPr>
-            <w:r>
-              <w:t>관찰</w:t>
-            </w:r>
-            <w:r>
-              <w:t>→</w:t>
-            </w:r>
-            <w:r>
-              <w:t>위조</w:t>
-            </w:r>
-            <w:r>
-              <w:t>→</w:t>
-            </w:r>
-            <w:r>
-              <w:t>교체</w:t>
-            </w:r>
-            <w:r>
-              <w:t>→</w:t>
-            </w:r>
-            <w:r>
-              <w:t>운반</w:t>
-            </w:r>
-            <w:r>
-              <w:t>→Deposit</w:t>
+            <w:r>
+              <w:t>관찰→위조→Submit 후 월드 복귀→회수 대기 케이스 재접근→교체 소음→Grid 운반→Deposit</w:t>
             </w:r>
           </w:p>
         </w:tc>
@@ -23632,29 +22752,8 @@
             <w:vAlign w:val="center"/>
           </w:tcPr>
           <w:p>
-            <w:pPr>
-              <w:pStyle w:val="TableText"/>
-            </w:pPr>
-            <w:r>
-              <w:t>완벽한</w:t>
-            </w:r>
-            <w:r>
-              <w:t xml:space="preserve"> Replica</w:t>
-            </w:r>
-            <w:r>
-              <w:t>가</w:t>
-            </w:r>
-            <w:r>
-              <w:t xml:space="preserve"> </w:t>
-            </w:r>
-            <w:r>
-              <w:t>필수라는</w:t>
-            </w:r>
-            <w:r>
-              <w:t xml:space="preserve"> </w:t>
-            </w:r>
-            <w:r>
-              <w:t>오해</w:t>
+            <w:r>
+              <w:t>Submit만으로 교체와 회수가 끝난다는 오해</w:t>
             </w:r>
           </w:p>
         </w:tc>
@@ -28519,9 +27618,6 @@
             <w:vAlign w:val="center"/>
           </w:tcPr>
           <w:p>
-            <w:pPr>
-              <w:pStyle w:val="TableText"/>
-            </w:pPr>
             <w:r>
               <w:t>Forgery</w:t>
             </w:r>
@@ -28533,29 +27629,8 @@
             <w:vAlign w:val="center"/>
           </w:tcPr>
           <w:p>
-            <w:pPr>
-              <w:pStyle w:val="TableText"/>
-            </w:pPr>
-            <w:r>
-              <w:t>시간</w:t>
-            </w:r>
-            <w:r>
-              <w:t xml:space="preserve"> </w:t>
-            </w:r>
-            <w:r>
-              <w:t>압박과</w:t>
-            </w:r>
-            <w:r>
-              <w:t xml:space="preserve"> </w:t>
-            </w:r>
-            <w:r>
-              <w:t>제출</w:t>
-            </w:r>
-            <w:r>
-              <w:t xml:space="preserve"> </w:t>
-            </w:r>
-            <w:r>
-              <w:t>확신</w:t>
+            <w:r>
+              <w:t>시간 압박, 제출 검토와 교체 확신</w:t>
             </w:r>
           </w:p>
         </w:tc>
@@ -28565,11 +27640,8 @@
             <w:vAlign w:val="center"/>
           </w:tcPr>
           <w:p>
-            <w:pPr>
-              <w:pStyle w:val="TableText"/>
-            </w:pPr>
-            <w:r>
-              <w:t>Stroke/Part, Timer, Submit High/Low</w:t>
+            <w:r>
+              <w:t>Stroke/Part, Timer, Submit High/Low, Frame Rattle Swap</w:t>
             </w:r>
           </w:p>
         </w:tc>

--- a/Museum_Heist_GDD.docx
+++ b/Museum_Heist_GDD.docx
@@ -12817,7 +12817,7 @@
         </w:numPr>
       </w:pPr>
       <w:r>
-        <w:t>Template Palette 2~8색 중 색을 고르고 승인된 Brush Size Preset을 전환해 Draw/Erase한다. 화면에는 현재 Brush Size와 Point Budget을 표시한다.</w:t>
+        <w:t>Template Palette 2~8색 중 색을 고르고 승인된 Brush Size Preset을 전환해 Draw/Erase한다. 화면에는 현재 Palette, 소/중/대 Brush Size(800×800 기준 16/32/64 px), 남은 시간과 서버 확정 전 참고값인 예상 점수를 표시한다. 그리기는 내부 전송 포인트 한계로 중단되지 않으며 Point Budget이나 판정 해상도 같은 기술 정보는 플레이어 화면에 노출하지 않는다.</w:t>
       </w:r>
     </w:p>
     <w:p>

--- a/Museum_Heist_GDD.docx
+++ b/Museum_Heist_GDD.docx
@@ -100,14 +100,8 @@
             </w:tcMar>
           </w:tcPr>
           <w:p>
-            <w:pPr>
-              <w:pStyle w:val="TableText"/>
-            </w:pPr>
-            <w:r>
-              <w:rPr>
-                <w:sz w:val="19"/>
-              </w:rPr>
-              <w:t>Rev 11 · 2026-08-01</w:t>
+            <w:r>
+              <w:t>Rev 12 · 2026-08-09</w:t>
             </w:r>
           </w:p>
         </w:tc>
@@ -505,27 +499,12 @@
             </w:tcMar>
           </w:tcPr>
           <w:p>
-            <w:pPr>
-              <w:pStyle w:val="CalloutText"/>
-            </w:pPr>
-            <w:r>
-              <w:rPr>
-                <w:b/>
-                <w:color w:val="C55A11"/>
-                <w:sz w:val="21"/>
-              </w:rPr>
+            <w:r>
               <w:t>핵심 문장</w:t>
             </w:r>
             <w:r>
-              <w:rPr>
-                <w:b/>
-                <w:color w:val="C55A11"/>
-                <w:sz w:val="21"/>
-              </w:rPr>
               <w:br/>
-            </w:r>
-            <w:r>
-              <w:t>못 만든 위조품이 당장 실패를 선언하는 대신 몇 분 뒤 경비의 의심과 봉쇄로 돌아오고, 팀은 확보한 가치와 남은 욕심 사이에서 계속 탈출 시점을 협의한다.</w:t>
+              <w:t>Replica는 Quality 70 이상일 때만 Original과 교체할 수 있다. 제한 시간 안에 기준을 넘길지, 취소할지, Timeout으로 근처 경비의 조사를 감수할지 판단하면서 팀은 확보한 가치와 남은 욕심 사이에서 탈출 시점을 협의한다.</w:t>
             </w:r>
           </w:p>
         </w:tc>
@@ -570,7 +549,7 @@
       <w:r>
         <w:fldChar w:fldCharType="separate"/>
       </w:r>
-      <w:hyperlink w:anchor="_Toc237090977" w:history="1">
+      <w:hyperlink w:anchor="_Toc237172644" w:history="1">
         <w:r>
           <w:rPr>
             <w:rStyle w:val="aff1"/>
@@ -597,7 +576,7 @@
             <w:noProof/>
             <w:webHidden/>
           </w:rPr>
-          <w:instrText xml:space="preserve"> PAGEREF _Toc237090977 \h </w:instrText>
+          <w:instrText xml:space="preserve"> PAGEREF _Toc237172644 \h </w:instrText>
         </w:r>
         <w:r>
           <w:rPr>
@@ -646,7 +625,7 @@
           <w14:ligatures w14:val="standardContextual"/>
         </w:rPr>
       </w:pPr>
-      <w:hyperlink w:anchor="_Toc237090978" w:history="1">
+      <w:hyperlink w:anchor="_Toc237172645" w:history="1">
         <w:r>
           <w:rPr>
             <w:rStyle w:val="aff1"/>
@@ -673,7 +652,7 @@
             <w:noProof/>
             <w:webHidden/>
           </w:rPr>
-          <w:instrText xml:space="preserve"> PAGEREF _Toc237090978 \h </w:instrText>
+          <w:instrText xml:space="preserve"> PAGEREF _Toc237172645 \h </w:instrText>
         </w:r>
         <w:r>
           <w:rPr>
@@ -722,7 +701,7 @@
           <w14:ligatures w14:val="standardContextual"/>
         </w:rPr>
       </w:pPr>
-      <w:hyperlink w:anchor="_Toc237090979" w:history="1">
+      <w:hyperlink w:anchor="_Toc237172646" w:history="1">
         <w:r>
           <w:rPr>
             <w:rStyle w:val="aff1"/>
@@ -749,7 +728,7 @@
             <w:noProof/>
             <w:webHidden/>
           </w:rPr>
-          <w:instrText xml:space="preserve"> PAGEREF _Toc237090979 \h </w:instrText>
+          <w:instrText xml:space="preserve"> PAGEREF _Toc237172646 \h </w:instrText>
         </w:r>
         <w:r>
           <w:rPr>
@@ -798,7 +777,7 @@
           <w14:ligatures w14:val="standardContextual"/>
         </w:rPr>
       </w:pPr>
-      <w:hyperlink w:anchor="_Toc237090980" w:history="1">
+      <w:hyperlink w:anchor="_Toc237172647" w:history="1">
         <w:r>
           <w:rPr>
             <w:rStyle w:val="aff1"/>
@@ -825,7 +804,7 @@
             <w:noProof/>
             <w:webHidden/>
           </w:rPr>
-          <w:instrText xml:space="preserve"> PAGEREF _Toc237090980 \h </w:instrText>
+          <w:instrText xml:space="preserve"> PAGEREF _Toc237172647 \h </w:instrText>
         </w:r>
         <w:r>
           <w:rPr>
@@ -874,7 +853,7 @@
           <w14:ligatures w14:val="standardContextual"/>
         </w:rPr>
       </w:pPr>
-      <w:hyperlink w:anchor="_Toc237090981" w:history="1">
+      <w:hyperlink w:anchor="_Toc237172648" w:history="1">
         <w:r>
           <w:rPr>
             <w:rStyle w:val="aff1"/>
@@ -901,7 +880,7 @@
             <w:noProof/>
             <w:webHidden/>
           </w:rPr>
-          <w:instrText xml:space="preserve"> PAGEREF _Toc237090981 \h </w:instrText>
+          <w:instrText xml:space="preserve"> PAGEREF _Toc237172648 \h </w:instrText>
         </w:r>
         <w:r>
           <w:rPr>
@@ -950,7 +929,7 @@
           <w14:ligatures w14:val="standardContextual"/>
         </w:rPr>
       </w:pPr>
-      <w:hyperlink w:anchor="_Toc237090982" w:history="1">
+      <w:hyperlink w:anchor="_Toc237172649" w:history="1">
         <w:r>
           <w:rPr>
             <w:rStyle w:val="aff1"/>
@@ -977,7 +956,7 @@
             <w:noProof/>
             <w:webHidden/>
           </w:rPr>
-          <w:instrText xml:space="preserve"> PAGEREF _Toc237090982 \h </w:instrText>
+          <w:instrText xml:space="preserve"> PAGEREF _Toc237172649 \h </w:instrText>
         </w:r>
         <w:r>
           <w:rPr>
@@ -1025,7 +1004,7 @@
           <w14:ligatures w14:val="standardContextual"/>
         </w:rPr>
       </w:pPr>
-      <w:hyperlink w:anchor="_Toc237090983" w:history="1">
+      <w:hyperlink w:anchor="_Toc237172650" w:history="1">
         <w:r>
           <w:rPr>
             <w:rStyle w:val="aff1"/>
@@ -1052,7 +1031,7 @@
             <w:noProof/>
             <w:webHidden/>
           </w:rPr>
-          <w:instrText xml:space="preserve"> PAGEREF _Toc237090983 \h </w:instrText>
+          <w:instrText xml:space="preserve"> PAGEREF _Toc237172650 \h </w:instrText>
         </w:r>
         <w:r>
           <w:rPr>
@@ -1101,7 +1080,7 @@
           <w14:ligatures w14:val="standardContextual"/>
         </w:rPr>
       </w:pPr>
-      <w:hyperlink w:anchor="_Toc237090984" w:history="1">
+      <w:hyperlink w:anchor="_Toc237172651" w:history="1">
         <w:r>
           <w:rPr>
             <w:rStyle w:val="aff1"/>
@@ -1128,7 +1107,7 @@
             <w:noProof/>
             <w:webHidden/>
           </w:rPr>
-          <w:instrText xml:space="preserve"> PAGEREF _Toc237090984 \h </w:instrText>
+          <w:instrText xml:space="preserve"> PAGEREF _Toc237172651 \h </w:instrText>
         </w:r>
         <w:r>
           <w:rPr>
@@ -1177,7 +1156,7 @@
           <w14:ligatures w14:val="standardContextual"/>
         </w:rPr>
       </w:pPr>
-      <w:hyperlink w:anchor="_Toc237090985" w:history="1">
+      <w:hyperlink w:anchor="_Toc237172652" w:history="1">
         <w:r>
           <w:rPr>
             <w:rStyle w:val="aff1"/>
@@ -1204,7 +1183,7 @@
             <w:noProof/>
             <w:webHidden/>
           </w:rPr>
-          <w:instrText xml:space="preserve"> PAGEREF _Toc237090985 \h </w:instrText>
+          <w:instrText xml:space="preserve"> PAGEREF _Toc237172652 \h </w:instrText>
         </w:r>
         <w:r>
           <w:rPr>
@@ -1253,7 +1232,7 @@
           <w14:ligatures w14:val="standardContextual"/>
         </w:rPr>
       </w:pPr>
-      <w:hyperlink w:anchor="_Toc237090986" w:history="1">
+      <w:hyperlink w:anchor="_Toc237172653" w:history="1">
         <w:r>
           <w:rPr>
             <w:rStyle w:val="aff1"/>
@@ -1280,7 +1259,7 @@
             <w:noProof/>
             <w:webHidden/>
           </w:rPr>
-          <w:instrText xml:space="preserve"> PAGEREF _Toc237090986 \h </w:instrText>
+          <w:instrText xml:space="preserve"> PAGEREF _Toc237172653 \h </w:instrText>
         </w:r>
         <w:r>
           <w:rPr>
@@ -1300,7 +1279,7 @@
             <w:noProof/>
             <w:webHidden/>
           </w:rPr>
-          <w:t>7</w:t>
+          <w:t>8</w:t>
         </w:r>
         <w:r>
           <w:rPr>
@@ -1329,7 +1308,7 @@
           <w14:ligatures w14:val="standardContextual"/>
         </w:rPr>
       </w:pPr>
-      <w:hyperlink w:anchor="_Toc237090987" w:history="1">
+      <w:hyperlink w:anchor="_Toc237172654" w:history="1">
         <w:r>
           <w:rPr>
             <w:rStyle w:val="aff1"/>
@@ -1356,7 +1335,7 @@
             <w:noProof/>
             <w:webHidden/>
           </w:rPr>
-          <w:instrText xml:space="preserve"> PAGEREF _Toc237090987 \h </w:instrText>
+          <w:instrText xml:space="preserve"> PAGEREF _Toc237172654 \h </w:instrText>
         </w:r>
         <w:r>
           <w:rPr>
@@ -1405,7 +1384,7 @@
           <w14:ligatures w14:val="standardContextual"/>
         </w:rPr>
       </w:pPr>
-      <w:hyperlink w:anchor="_Toc237090988" w:history="1">
+      <w:hyperlink w:anchor="_Toc237172655" w:history="1">
         <w:r>
           <w:rPr>
             <w:rStyle w:val="aff1"/>
@@ -1432,7 +1411,15 @@
             <w:noProof/>
             <w:webHidden/>
           </w:rPr>
-          <w:instrText xml:space="preserve"> PAGEREF _Toc237090988 \h </w:instrText>
+          <w:instrText xml:space="preserve"> PAGEREF</w:instrText>
+        </w:r>
+        <w:r>
+          <w:rPr>
+            <w:noProof/>
+            <w:webHidden/>
+          </w:rPr>
+          <w:lastRenderedPageBreak/>
+          <w:instrText xml:space="preserve"> _Toc237172655 \h </w:instrText>
         </w:r>
         <w:r>
           <w:rPr>
@@ -1480,7 +1467,7 @@
           <w14:ligatures w14:val="standardContextual"/>
         </w:rPr>
       </w:pPr>
-      <w:hyperlink w:anchor="_Toc237090989" w:history="1">
+      <w:hyperlink w:anchor="_Toc237172656" w:history="1">
         <w:r>
           <w:rPr>
             <w:rStyle w:val="aff1"/>
@@ -1507,7 +1494,7 @@
             <w:noProof/>
             <w:webHidden/>
           </w:rPr>
-          <w:instrText xml:space="preserve"> PAGEREF _Toc237090989 \h </w:instrText>
+          <w:instrText xml:space="preserve"> PAGEREF _Toc237172656 \h </w:instrText>
         </w:r>
         <w:r>
           <w:rPr>
@@ -1556,7 +1543,7 @@
           <w14:ligatures w14:val="standardContextual"/>
         </w:rPr>
       </w:pPr>
-      <w:hyperlink w:anchor="_Toc237090990" w:history="1">
+      <w:hyperlink w:anchor="_Toc237172657" w:history="1">
         <w:r>
           <w:rPr>
             <w:rStyle w:val="aff1"/>
@@ -1583,7 +1570,7 @@
             <w:noProof/>
             <w:webHidden/>
           </w:rPr>
-          <w:instrText xml:space="preserve"> PAGEREF _Toc237090990 \h </w:instrText>
+          <w:instrText xml:space="preserve"> PAGEREF _Toc237172657 \h </w:instrText>
         </w:r>
         <w:r>
           <w:rPr>
@@ -1632,7 +1619,7 @@
           <w14:ligatures w14:val="standardContextual"/>
         </w:rPr>
       </w:pPr>
-      <w:hyperlink w:anchor="_Toc237090991" w:history="1">
+      <w:hyperlink w:anchor="_Toc237172658" w:history="1">
         <w:r>
           <w:rPr>
             <w:rStyle w:val="aff1"/>
@@ -1659,7 +1646,7 @@
             <w:noProof/>
             <w:webHidden/>
           </w:rPr>
-          <w:instrText xml:space="preserve"> PAGEREF _Toc237090991 \h </w:instrText>
+          <w:instrText xml:space="preserve"> PAGEREF _Toc237172658 \h </w:instrText>
         </w:r>
         <w:r>
           <w:rPr>
@@ -1708,7 +1695,7 @@
           <w14:ligatures w14:val="standardContextual"/>
         </w:rPr>
       </w:pPr>
-      <w:hyperlink w:anchor="_Toc237090992" w:history="1">
+      <w:hyperlink w:anchor="_Toc237172659" w:history="1">
         <w:r>
           <w:rPr>
             <w:rStyle w:val="aff1"/>
@@ -1735,7 +1722,7 @@
             <w:noProof/>
             <w:webHidden/>
           </w:rPr>
-          <w:instrText xml:space="preserve"> PAGEREF _Toc237090992 \h </w:instrText>
+          <w:instrText xml:space="preserve"> PAGEREF _Toc237172659 \h </w:instrText>
         </w:r>
         <w:r>
           <w:rPr>
@@ -1784,7 +1771,7 @@
           <w14:ligatures w14:val="standardContextual"/>
         </w:rPr>
       </w:pPr>
-      <w:hyperlink w:anchor="_Toc237090993" w:history="1">
+      <w:hyperlink w:anchor="_Toc237172660" w:history="1">
         <w:r>
           <w:rPr>
             <w:rStyle w:val="aff1"/>
@@ -1811,7 +1798,7 @@
             <w:noProof/>
             <w:webHidden/>
           </w:rPr>
-          <w:instrText xml:space="preserve"> PAGEREF _Toc237090993 \h </w:instrText>
+          <w:instrText xml:space="preserve"> PAGEREF _Toc237172660 \h </w:instrText>
         </w:r>
         <w:r>
           <w:rPr>
@@ -1860,7 +1847,7 @@
           <w14:ligatures w14:val="standardContextual"/>
         </w:rPr>
       </w:pPr>
-      <w:hyperlink w:anchor="_Toc237090994" w:history="1">
+      <w:hyperlink w:anchor="_Toc237172661" w:history="1">
         <w:r>
           <w:rPr>
             <w:rStyle w:val="aff1"/>
@@ -1887,7 +1874,7 @@
             <w:noProof/>
             <w:webHidden/>
           </w:rPr>
-          <w:instrText xml:space="preserve"> PAGEREF _Toc237090994 \h </w:instrText>
+          <w:instrText xml:space="preserve"> PAGEREF _Toc237172661 \h </w:instrText>
         </w:r>
         <w:r>
           <w:rPr>
@@ -1907,7 +1894,7 @@
             <w:noProof/>
             <w:webHidden/>
           </w:rPr>
-          <w:t>10</w:t>
+          <w:t>11</w:t>
         </w:r>
         <w:r>
           <w:rPr>
@@ -1936,7 +1923,7 @@
           <w14:ligatures w14:val="standardContextual"/>
         </w:rPr>
       </w:pPr>
-      <w:hyperlink w:anchor="_Toc237090995" w:history="1">
+      <w:hyperlink w:anchor="_Toc237172662" w:history="1">
         <w:r>
           <w:rPr>
             <w:rStyle w:val="aff1"/>
@@ -1963,7 +1950,7 @@
             <w:noProof/>
             <w:webHidden/>
           </w:rPr>
-          <w:instrText xml:space="preserve"> PAGEREF _Toc237090995 \h </w:instrText>
+          <w:instrText xml:space="preserve"> PAGEREF _Toc237172662 \h </w:instrText>
         </w:r>
         <w:r>
           <w:rPr>
@@ -2011,7 +1998,7 @@
           <w14:ligatures w14:val="standardContextual"/>
         </w:rPr>
       </w:pPr>
-      <w:hyperlink w:anchor="_Toc237090996" w:history="1">
+      <w:hyperlink w:anchor="_Toc237172663" w:history="1">
         <w:r>
           <w:rPr>
             <w:rStyle w:val="aff1"/>
@@ -2038,7 +2025,7 @@
             <w:noProof/>
             <w:webHidden/>
           </w:rPr>
-          <w:instrText xml:space="preserve"> PAGEREF _Toc237090996 \h </w:instrText>
+          <w:instrText xml:space="preserve"> PAGEREF _Toc237172663 \h </w:instrText>
         </w:r>
         <w:r>
           <w:rPr>
@@ -2058,7 +2045,7 @@
             <w:noProof/>
             <w:webHidden/>
           </w:rPr>
-          <w:t>12</w:t>
+          <w:t>13</w:t>
         </w:r>
         <w:r>
           <w:rPr>
@@ -2087,7 +2074,7 @@
           <w14:ligatures w14:val="standardContextual"/>
         </w:rPr>
       </w:pPr>
-      <w:hyperlink w:anchor="_Toc237090997" w:history="1">
+      <w:hyperlink w:anchor="_Toc237172664" w:history="1">
         <w:r>
           <w:rPr>
             <w:rStyle w:val="aff1"/>
@@ -2114,7 +2101,7 @@
             <w:noProof/>
             <w:webHidden/>
           </w:rPr>
-          <w:instrText xml:space="preserve"> PAGEREF _Toc237090997 \h </w:instrText>
+          <w:instrText xml:space="preserve"> PAGEREF _Toc237172664 \h </w:instrText>
         </w:r>
         <w:r>
           <w:rPr>
@@ -2134,7 +2121,7 @@
             <w:noProof/>
             <w:webHidden/>
           </w:rPr>
-          <w:t>12</w:t>
+          <w:t>13</w:t>
         </w:r>
         <w:r>
           <w:rPr>
@@ -2163,7 +2150,7 @@
           <w14:ligatures w14:val="standardContextual"/>
         </w:rPr>
       </w:pPr>
-      <w:hyperlink w:anchor="_Toc237090998" w:history="1">
+      <w:hyperlink w:anchor="_Toc237172665" w:history="1">
         <w:r>
           <w:rPr>
             <w:rStyle w:val="aff1"/>
@@ -2190,7 +2177,7 @@
             <w:noProof/>
             <w:webHidden/>
           </w:rPr>
-          <w:instrText xml:space="preserve"> PAGEREF _Toc237090998 \h </w:instrText>
+          <w:instrText xml:space="preserve"> PAGEREF _Toc237172665 \h </w:instrText>
         </w:r>
         <w:r>
           <w:rPr>
@@ -2210,7 +2197,7 @@
             <w:noProof/>
             <w:webHidden/>
           </w:rPr>
-          <w:t>12</w:t>
+          <w:t>13</w:t>
         </w:r>
         <w:r>
           <w:rPr>
@@ -2239,7 +2226,7 @@
           <w14:ligatures w14:val="standardContextual"/>
         </w:rPr>
       </w:pPr>
-      <w:hyperlink w:anchor="_Toc237090999" w:history="1">
+      <w:hyperlink w:anchor="_Toc237172666" w:history="1">
         <w:r>
           <w:rPr>
             <w:rStyle w:val="aff1"/>
@@ -2266,7 +2253,7 @@
             <w:noProof/>
             <w:webHidden/>
           </w:rPr>
-          <w:instrText xml:space="preserve"> PAGEREF _Toc237090999 \h </w:instrText>
+          <w:instrText xml:space="preserve"> PAGEREF _Toc237172666 \h </w:instrText>
         </w:r>
         <w:r>
           <w:rPr>
@@ -2286,7 +2273,7 @@
             <w:noProof/>
             <w:webHidden/>
           </w:rPr>
-          <w:t>12</w:t>
+          <w:t>13</w:t>
         </w:r>
         <w:r>
           <w:rPr>
@@ -2315,7 +2302,7 @@
           <w14:ligatures w14:val="standardContextual"/>
         </w:rPr>
       </w:pPr>
-      <w:hyperlink w:anchor="_Toc237091000" w:history="1">
+      <w:hyperlink w:anchor="_Toc237172667" w:history="1">
         <w:r>
           <w:rPr>
             <w:rStyle w:val="aff1"/>
@@ -2342,7 +2329,7 @@
             <w:noProof/>
             <w:webHidden/>
           </w:rPr>
-          <w:instrText xml:space="preserve"> PAGEREF _Toc237091000 \h </w:instrText>
+          <w:instrText xml:space="preserve"> PAGEREF _Toc237172667 \h </w:instrText>
         </w:r>
         <w:r>
           <w:rPr>
@@ -2362,7 +2349,7 @@
             <w:noProof/>
             <w:webHidden/>
           </w:rPr>
-          <w:t>13</w:t>
+          <w:t>14</w:t>
         </w:r>
         <w:r>
           <w:rPr>
@@ -2391,7 +2378,7 @@
           <w14:ligatures w14:val="standardContextual"/>
         </w:rPr>
       </w:pPr>
-      <w:hyperlink w:anchor="_Toc237091001" w:history="1">
+      <w:hyperlink w:anchor="_Toc237172668" w:history="1">
         <w:r>
           <w:rPr>
             <w:rStyle w:val="aff1"/>
@@ -2418,7 +2405,7 @@
             <w:noProof/>
             <w:webHidden/>
           </w:rPr>
-          <w:instrText xml:space="preserve"> PAGEREF _Toc237091001 \h </w:instrText>
+          <w:instrText xml:space="preserve"> PAGEREF _Toc237172668 \h </w:instrText>
         </w:r>
         <w:r>
           <w:rPr>
@@ -2438,7 +2425,7 @@
             <w:noProof/>
             <w:webHidden/>
           </w:rPr>
-          <w:t>13</w:t>
+          <w:t>14</w:t>
         </w:r>
         <w:r>
           <w:rPr>
@@ -2466,7 +2453,7 @@
           <w14:ligatures w14:val="standardContextual"/>
         </w:rPr>
       </w:pPr>
-      <w:hyperlink w:anchor="_Toc237091002" w:history="1">
+      <w:hyperlink w:anchor="_Toc237172669" w:history="1">
         <w:r>
           <w:rPr>
             <w:rStyle w:val="aff1"/>
@@ -2493,7 +2480,7 @@
             <w:noProof/>
             <w:webHidden/>
           </w:rPr>
-          <w:instrText xml:space="preserve"> PAGEREF _Toc237091002 \h </w:instrText>
+          <w:instrText xml:space="preserve"> PAGEREF _Toc237172669 \h </w:instrText>
         </w:r>
         <w:r>
           <w:rPr>
@@ -2513,7 +2500,7 @@
             <w:noProof/>
             <w:webHidden/>
           </w:rPr>
-          <w:t>14</w:t>
+          <w:t>15</w:t>
         </w:r>
         <w:r>
           <w:rPr>
@@ -2542,7 +2529,7 @@
           <w14:ligatures w14:val="standardContextual"/>
         </w:rPr>
       </w:pPr>
-      <w:hyperlink w:anchor="_Toc237091003" w:history="1">
+      <w:hyperlink w:anchor="_Toc237172670" w:history="1">
         <w:r>
           <w:rPr>
             <w:rStyle w:val="aff1"/>
@@ -2569,7 +2556,7 @@
             <w:noProof/>
             <w:webHidden/>
           </w:rPr>
-          <w:instrText xml:space="preserve"> PAGEREF _Toc237091003 \h </w:instrText>
+          <w:instrText xml:space="preserve"> PAGEREF _Toc237172670 \h </w:instrText>
         </w:r>
         <w:r>
           <w:rPr>
@@ -2589,7 +2576,7 @@
             <w:noProof/>
             <w:webHidden/>
           </w:rPr>
-          <w:t>14</w:t>
+          <w:t>15</w:t>
         </w:r>
         <w:r>
           <w:rPr>
@@ -2618,7 +2605,7 @@
           <w14:ligatures w14:val="standardContextual"/>
         </w:rPr>
       </w:pPr>
-      <w:hyperlink w:anchor="_Toc237091004" w:history="1">
+      <w:hyperlink w:anchor="_Toc237172671" w:history="1">
         <w:r>
           <w:rPr>
             <w:rStyle w:val="aff1"/>
@@ -2645,7 +2632,7 @@
             <w:noProof/>
             <w:webHidden/>
           </w:rPr>
-          <w:instrText xml:space="preserve"> PAGEREF _Toc237091004 \h </w:instrText>
+          <w:instrText xml:space="preserve"> PAGEREF _Toc237172671 \h </w:instrText>
         </w:r>
         <w:r>
           <w:rPr>
@@ -2665,7 +2652,7 @@
             <w:noProof/>
             <w:webHidden/>
           </w:rPr>
-          <w:t>14</w:t>
+          <w:t>15</w:t>
         </w:r>
         <w:r>
           <w:rPr>
@@ -2694,7 +2681,7 @@
           <w14:ligatures w14:val="standardContextual"/>
         </w:rPr>
       </w:pPr>
-      <w:hyperlink w:anchor="_Toc237091005" w:history="1">
+      <w:hyperlink w:anchor="_Toc237172672" w:history="1">
         <w:r>
           <w:rPr>
             <w:rStyle w:val="aff1"/>
@@ -2721,7 +2708,7 @@
             <w:noProof/>
             <w:webHidden/>
           </w:rPr>
-          <w:instrText xml:space="preserve"> PAGEREF _Toc237091005 \h </w:instrText>
+          <w:instrText xml:space="preserve"> PAGEREF _Toc237172672 \h </w:instrText>
         </w:r>
         <w:r>
           <w:rPr>
@@ -2741,7 +2728,7 @@
             <w:noProof/>
             <w:webHidden/>
           </w:rPr>
-          <w:t>14</w:t>
+          <w:t>15</w:t>
         </w:r>
         <w:r>
           <w:rPr>
@@ -2770,7 +2757,7 @@
           <w14:ligatures w14:val="standardContextual"/>
         </w:rPr>
       </w:pPr>
-      <w:hyperlink w:anchor="_Toc237091006" w:history="1">
+      <w:hyperlink w:anchor="_Toc237172673" w:history="1">
         <w:r>
           <w:rPr>
             <w:rStyle w:val="aff1"/>
@@ -2797,7 +2784,7 @@
             <w:noProof/>
             <w:webHidden/>
           </w:rPr>
-          <w:instrText xml:space="preserve"> PAGEREF _Toc237091006 \h </w:instrText>
+          <w:instrText xml:space="preserve"> PAGEREF _Toc237172673 \h </w:instrText>
         </w:r>
         <w:r>
           <w:rPr>
@@ -2817,7 +2804,7 @@
             <w:noProof/>
             <w:webHidden/>
           </w:rPr>
-          <w:t>15</w:t>
+          <w:t>16</w:t>
         </w:r>
         <w:r>
           <w:rPr>
@@ -2846,7 +2833,7 @@
           <w14:ligatures w14:val="standardContextual"/>
         </w:rPr>
       </w:pPr>
-      <w:hyperlink w:anchor="_Toc237091007" w:history="1">
+      <w:hyperlink w:anchor="_Toc237172674" w:history="1">
         <w:r>
           <w:rPr>
             <w:rStyle w:val="aff1"/>
@@ -2873,7 +2860,7 @@
             <w:noProof/>
             <w:webHidden/>
           </w:rPr>
-          <w:instrText xml:space="preserve"> PAGEREF _Toc237091007 \h </w:instrText>
+          <w:instrText xml:space="preserve"> PAGEREF _Toc237172674 \h </w:instrText>
         </w:r>
         <w:r>
           <w:rPr>
@@ -2893,7 +2880,7 @@
             <w:noProof/>
             <w:webHidden/>
           </w:rPr>
-          <w:t>15</w:t>
+          <w:t>16</w:t>
         </w:r>
         <w:r>
           <w:rPr>
@@ -2921,7 +2908,7 @@
           <w14:ligatures w14:val="standardContextual"/>
         </w:rPr>
       </w:pPr>
-      <w:hyperlink w:anchor="_Toc237091008" w:history="1">
+      <w:hyperlink w:anchor="_Toc237172675" w:history="1">
         <w:r>
           <w:rPr>
             <w:rStyle w:val="aff1"/>
@@ -2948,7 +2935,7 @@
             <w:noProof/>
             <w:webHidden/>
           </w:rPr>
-          <w:instrText xml:space="preserve"> PAGEREF _Toc237091008 \h </w:instrText>
+          <w:instrText xml:space="preserve"> PAGEREF _Toc237172675 \h </w:instrText>
         </w:r>
         <w:r>
           <w:rPr>
@@ -2968,7 +2955,7 @@
             <w:noProof/>
             <w:webHidden/>
           </w:rPr>
-          <w:t>16</w:t>
+          <w:t>17</w:t>
         </w:r>
         <w:r>
           <w:rPr>
@@ -2997,7 +2984,7 @@
           <w14:ligatures w14:val="standardContextual"/>
         </w:rPr>
       </w:pPr>
-      <w:hyperlink w:anchor="_Toc237091009" w:history="1">
+      <w:hyperlink w:anchor="_Toc237172676" w:history="1">
         <w:r>
           <w:rPr>
             <w:rStyle w:val="aff1"/>
@@ -3024,7 +3011,7 @@
             <w:noProof/>
             <w:webHidden/>
           </w:rPr>
-          <w:instrText xml:space="preserve"> PAGEREF _Toc237091009 \h </w:instrText>
+          <w:instrText xml:space="preserve"> PAGEREF _Toc237172676 \h </w:instrText>
         </w:r>
         <w:r>
           <w:rPr>
@@ -3044,7 +3031,7 @@
             <w:noProof/>
             <w:webHidden/>
           </w:rPr>
-          <w:t>16</w:t>
+          <w:t>17</w:t>
         </w:r>
         <w:r>
           <w:rPr>
@@ -3073,7 +3060,7 @@
           <w14:ligatures w14:val="standardContextual"/>
         </w:rPr>
       </w:pPr>
-      <w:hyperlink w:anchor="_Toc237091010" w:history="1">
+      <w:hyperlink w:anchor="_Toc237172677" w:history="1">
         <w:r>
           <w:rPr>
             <w:rStyle w:val="aff1"/>
@@ -3100,7 +3087,7 @@
             <w:noProof/>
             <w:webHidden/>
           </w:rPr>
-          <w:instrText xml:space="preserve"> PAGEREF _Toc237091010 \h </w:instrText>
+          <w:instrText xml:space="preserve"> PAGEREF _Toc237172677 \h </w:instrText>
         </w:r>
         <w:r>
           <w:rPr>
@@ -3120,7 +3107,7 @@
             <w:noProof/>
             <w:webHidden/>
           </w:rPr>
-          <w:t>16</w:t>
+          <w:t>17</w:t>
         </w:r>
         <w:r>
           <w:rPr>
@@ -3149,7 +3136,7 @@
           <w14:ligatures w14:val="standardContextual"/>
         </w:rPr>
       </w:pPr>
-      <w:hyperlink w:anchor="_Toc237091011" w:history="1">
+      <w:hyperlink w:anchor="_Toc237172678" w:history="1">
         <w:r>
           <w:rPr>
             <w:rStyle w:val="aff1"/>
@@ -3176,7 +3163,7 @@
             <w:noProof/>
             <w:webHidden/>
           </w:rPr>
-          <w:instrText xml:space="preserve"> PAGEREF _Toc237091011 \h </w:instrText>
+          <w:instrText xml:space="preserve"> PAGEREF _Toc237172678 \h </w:instrText>
         </w:r>
         <w:r>
           <w:rPr>
@@ -3196,7 +3183,7 @@
             <w:noProof/>
             <w:webHidden/>
           </w:rPr>
-          <w:t>16</w:t>
+          <w:t>17</w:t>
         </w:r>
         <w:r>
           <w:rPr>
@@ -3225,7 +3212,7 @@
           <w14:ligatures w14:val="standardContextual"/>
         </w:rPr>
       </w:pPr>
-      <w:hyperlink w:anchor="_Toc237091012" w:history="1">
+      <w:hyperlink w:anchor="_Toc237172679" w:history="1">
         <w:r>
           <w:rPr>
             <w:rStyle w:val="aff1"/>
@@ -3252,7 +3239,7 @@
             <w:noProof/>
             <w:webHidden/>
           </w:rPr>
-          <w:instrText xml:space="preserve"> PAGEREF _Toc237091012 \h </w:instrText>
+          <w:instrText xml:space="preserve"> PAGEREF _Toc237172679 \h </w:instrText>
         </w:r>
         <w:r>
           <w:rPr>
@@ -3272,7 +3259,7 @@
             <w:noProof/>
             <w:webHidden/>
           </w:rPr>
-          <w:t>16</w:t>
+          <w:t>17</w:t>
         </w:r>
         <w:r>
           <w:rPr>
@@ -3301,7 +3288,7 @@
           <w14:ligatures w14:val="standardContextual"/>
         </w:rPr>
       </w:pPr>
-      <w:hyperlink w:anchor="_Toc237091013" w:history="1">
+      <w:hyperlink w:anchor="_Toc237172680" w:history="1">
         <w:r>
           <w:rPr>
             <w:rStyle w:val="aff1"/>
@@ -3328,7 +3315,7 @@
             <w:noProof/>
             <w:webHidden/>
           </w:rPr>
-          <w:instrText xml:space="preserve"> PAGEREF _Toc237091013 \h </w:instrText>
+          <w:instrText xml:space="preserve"> PAGEREF _Toc237172680 \h </w:instrText>
         </w:r>
         <w:r>
           <w:rPr>
@@ -3348,7 +3335,7 @@
             <w:noProof/>
             <w:webHidden/>
           </w:rPr>
-          <w:t>17</w:t>
+          <w:t>18</w:t>
         </w:r>
         <w:r>
           <w:rPr>
@@ -3377,7 +3364,7 @@
           <w14:ligatures w14:val="standardContextual"/>
         </w:rPr>
       </w:pPr>
-      <w:hyperlink w:anchor="_Toc237091014" w:history="1">
+      <w:hyperlink w:anchor="_Toc237172681" w:history="1">
         <w:r>
           <w:rPr>
             <w:rStyle w:val="aff1"/>
@@ -3404,7 +3391,7 @@
             <w:noProof/>
             <w:webHidden/>
           </w:rPr>
-          <w:instrText xml:space="preserve"> PAGEREF _Toc237091014 \h </w:instrText>
+          <w:instrText xml:space="preserve"> PAGEREF _Toc237172681 \h </w:instrText>
         </w:r>
         <w:r>
           <w:rPr>
@@ -3424,7 +3411,7 @@
             <w:noProof/>
             <w:webHidden/>
           </w:rPr>
-          <w:t>17</w:t>
+          <w:t>18</w:t>
         </w:r>
         <w:r>
           <w:rPr>
@@ -3453,7 +3440,7 @@
           <w14:ligatures w14:val="standardContextual"/>
         </w:rPr>
       </w:pPr>
-      <w:hyperlink w:anchor="_Toc237091015" w:history="1">
+      <w:hyperlink w:anchor="_Toc237172682" w:history="1">
         <w:r>
           <w:rPr>
             <w:rStyle w:val="aff1"/>
@@ -3480,7 +3467,7 @@
             <w:noProof/>
             <w:webHidden/>
           </w:rPr>
-          <w:instrText xml:space="preserve"> PAGEREF _Toc237091015 \h </w:instrText>
+          <w:instrText xml:space="preserve"> PAGEREF _Toc237172682 \h </w:instrText>
         </w:r>
         <w:r>
           <w:rPr>
@@ -3500,7 +3487,7 @@
             <w:noProof/>
             <w:webHidden/>
           </w:rPr>
-          <w:t>17</w:t>
+          <w:t>18</w:t>
         </w:r>
         <w:r>
           <w:rPr>
@@ -3529,7 +3516,7 @@
           <w14:ligatures w14:val="standardContextual"/>
         </w:rPr>
       </w:pPr>
-      <w:hyperlink w:anchor="_Toc237091016" w:history="1">
+      <w:hyperlink w:anchor="_Toc237172683" w:history="1">
         <w:r>
           <w:rPr>
             <w:rStyle w:val="aff1"/>
@@ -3556,7 +3543,7 @@
             <w:noProof/>
             <w:webHidden/>
           </w:rPr>
-          <w:instrText xml:space="preserve"> PAGEREF _Toc237091016 \h </w:instrText>
+          <w:instrText xml:space="preserve"> PAGEREF _Toc237172683 \h </w:instrText>
         </w:r>
         <w:r>
           <w:rPr>
@@ -3576,7 +3563,7 @@
             <w:noProof/>
             <w:webHidden/>
           </w:rPr>
-          <w:t>18</w:t>
+          <w:t>19</w:t>
         </w:r>
         <w:r>
           <w:rPr>
@@ -3605,7 +3592,7 @@
           <w14:ligatures w14:val="standardContextual"/>
         </w:rPr>
       </w:pPr>
-      <w:hyperlink w:anchor="_Toc237091017" w:history="1">
+      <w:hyperlink w:anchor="_Toc237172684" w:history="1">
         <w:r>
           <w:rPr>
             <w:rStyle w:val="aff1"/>
@@ -3632,7 +3619,7 @@
             <w:noProof/>
             <w:webHidden/>
           </w:rPr>
-          <w:instrText xml:space="preserve"> PAGEREF _Toc237091017 \h </w:instrText>
+          <w:instrText xml:space="preserve"> PAGEREF _Toc237172684 \h </w:instrText>
         </w:r>
         <w:r>
           <w:rPr>
@@ -3652,7 +3639,7 @@
             <w:noProof/>
             <w:webHidden/>
           </w:rPr>
-          <w:t>18</w:t>
+          <w:t>19</w:t>
         </w:r>
         <w:r>
           <w:rPr>
@@ -3680,7 +3667,7 @@
           <w14:ligatures w14:val="standardContextual"/>
         </w:rPr>
       </w:pPr>
-      <w:hyperlink w:anchor="_Toc237091018" w:history="1">
+      <w:hyperlink w:anchor="_Toc237172685" w:history="1">
         <w:r>
           <w:rPr>
             <w:rStyle w:val="aff1"/>
@@ -3707,7 +3694,7 @@
             <w:noProof/>
             <w:webHidden/>
           </w:rPr>
-          <w:instrText xml:space="preserve"> PAGEREF _Toc237091018 \h </w:instrText>
+          <w:instrText xml:space="preserve"> PAGEREF _Toc237172685 \h </w:instrText>
         </w:r>
         <w:r>
           <w:rPr>
@@ -3727,7 +3714,7 @@
             <w:noProof/>
             <w:webHidden/>
           </w:rPr>
-          <w:t>19</w:t>
+          <w:t>20</w:t>
         </w:r>
         <w:r>
           <w:rPr>
@@ -3756,7 +3743,7 @@
           <w14:ligatures w14:val="standardContextual"/>
         </w:rPr>
       </w:pPr>
-      <w:hyperlink w:anchor="_Toc237091019" w:history="1">
+      <w:hyperlink w:anchor="_Toc237172686" w:history="1">
         <w:r>
           <w:rPr>
             <w:rStyle w:val="aff1"/>
@@ -3783,7 +3770,7 @@
             <w:noProof/>
             <w:webHidden/>
           </w:rPr>
-          <w:instrText xml:space="preserve"> PAGEREF _Toc237091019 \h </w:instrText>
+          <w:instrText xml:space="preserve"> PAGEREF _Toc237172686 \h </w:instrText>
         </w:r>
         <w:r>
           <w:rPr>
@@ -3803,7 +3790,7 @@
             <w:noProof/>
             <w:webHidden/>
           </w:rPr>
-          <w:t>19</w:t>
+          <w:t>20</w:t>
         </w:r>
         <w:r>
           <w:rPr>
@@ -3832,7 +3819,7 @@
           <w14:ligatures w14:val="standardContextual"/>
         </w:rPr>
       </w:pPr>
-      <w:hyperlink w:anchor="_Toc237091020" w:history="1">
+      <w:hyperlink w:anchor="_Toc237172687" w:history="1">
         <w:r>
           <w:rPr>
             <w:rStyle w:val="aff1"/>
@@ -3859,7 +3846,7 @@
             <w:noProof/>
             <w:webHidden/>
           </w:rPr>
-          <w:instrText xml:space="preserve"> PAGEREF _Toc237091020 \h </w:instrText>
+          <w:instrText xml:space="preserve"> PAGEREF _Toc237172687 \h </w:instrText>
         </w:r>
         <w:r>
           <w:rPr>
@@ -3879,7 +3866,7 @@
             <w:noProof/>
             <w:webHidden/>
           </w:rPr>
-          <w:t>19</w:t>
+          <w:t>20</w:t>
         </w:r>
         <w:r>
           <w:rPr>
@@ -3908,7 +3895,7 @@
           <w14:ligatures w14:val="standardContextual"/>
         </w:rPr>
       </w:pPr>
-      <w:hyperlink w:anchor="_Toc237091021" w:history="1">
+      <w:hyperlink w:anchor="_Toc237172688" w:history="1">
         <w:r>
           <w:rPr>
             <w:rStyle w:val="aff1"/>
@@ -3935,7 +3922,7 @@
             <w:noProof/>
             <w:webHidden/>
           </w:rPr>
-          <w:instrText xml:space="preserve"> PAGEREF _Toc237091021 \h </w:instrText>
+          <w:instrText xml:space="preserve"> PAGEREF _Toc237172688 \h </w:instrText>
         </w:r>
         <w:r>
           <w:rPr>
@@ -3955,7 +3942,7 @@
             <w:noProof/>
             <w:webHidden/>
           </w:rPr>
-          <w:t>19</w:t>
+          <w:t>20</w:t>
         </w:r>
         <w:r>
           <w:rPr>
@@ -3984,7 +3971,7 @@
           <w14:ligatures w14:val="standardContextual"/>
         </w:rPr>
       </w:pPr>
-      <w:hyperlink w:anchor="_Toc237091022" w:history="1">
+      <w:hyperlink w:anchor="_Toc237172689" w:history="1">
         <w:r>
           <w:rPr>
             <w:rStyle w:val="aff1"/>
@@ -4011,7 +3998,7 @@
             <w:noProof/>
             <w:webHidden/>
           </w:rPr>
-          <w:instrText xml:space="preserve"> PAGEREF _Toc237091022 \h </w:instrText>
+          <w:instrText xml:space="preserve"> PAGEREF _Toc237172689 \h </w:instrText>
         </w:r>
         <w:r>
           <w:rPr>
@@ -4031,7 +4018,7 @@
             <w:noProof/>
             <w:webHidden/>
           </w:rPr>
-          <w:t>20</w:t>
+          <w:t>21</w:t>
         </w:r>
         <w:r>
           <w:rPr>
@@ -4060,7 +4047,7 @@
           <w14:ligatures w14:val="standardContextual"/>
         </w:rPr>
       </w:pPr>
-      <w:hyperlink w:anchor="_Toc237091023" w:history="1">
+      <w:hyperlink w:anchor="_Toc237172690" w:history="1">
         <w:r>
           <w:rPr>
             <w:rStyle w:val="aff1"/>
@@ -4087,7 +4074,7 @@
             <w:noProof/>
             <w:webHidden/>
           </w:rPr>
-          <w:instrText xml:space="preserve"> PAGEREF _Toc237091023 \h </w:instrText>
+          <w:instrText xml:space="preserve"> PAGEREF _Toc237172690 \h </w:instrText>
         </w:r>
         <w:r>
           <w:rPr>
@@ -4107,7 +4094,7 @@
             <w:noProof/>
             <w:webHidden/>
           </w:rPr>
-          <w:t>20</w:t>
+          <w:t>21</w:t>
         </w:r>
         <w:r>
           <w:rPr>
@@ -4136,7 +4123,7 @@
           <w14:ligatures w14:val="standardContextual"/>
         </w:rPr>
       </w:pPr>
-      <w:hyperlink w:anchor="_Toc237091024" w:history="1">
+      <w:hyperlink w:anchor="_Toc237172691" w:history="1">
         <w:r>
           <w:rPr>
             <w:rStyle w:val="aff1"/>
@@ -4163,7 +4150,7 @@
             <w:noProof/>
             <w:webHidden/>
           </w:rPr>
-          <w:instrText xml:space="preserve"> PAGEREF _Toc237091024 \h </w:instrText>
+          <w:instrText xml:space="preserve"> PAGEREF _Toc237172691 \h </w:instrText>
         </w:r>
         <w:r>
           <w:rPr>
@@ -4183,7 +4170,7 @@
             <w:noProof/>
             <w:webHidden/>
           </w:rPr>
-          <w:t>21</w:t>
+          <w:t>22</w:t>
         </w:r>
         <w:r>
           <w:rPr>
@@ -4212,7 +4199,7 @@
           <w14:ligatures w14:val="standardContextual"/>
         </w:rPr>
       </w:pPr>
-      <w:hyperlink w:anchor="_Toc237091025" w:history="1">
+      <w:hyperlink w:anchor="_Toc237172692" w:history="1">
         <w:r>
           <w:rPr>
             <w:rStyle w:val="aff1"/>
@@ -4239,7 +4226,7 @@
             <w:noProof/>
             <w:webHidden/>
           </w:rPr>
-          <w:instrText xml:space="preserve"> PAGEREF _Toc237091025 \h </w:instrText>
+          <w:instrText xml:space="preserve"> PAGEREF _Toc237172692 \h </w:instrText>
         </w:r>
         <w:r>
           <w:rPr>
@@ -4259,7 +4246,7 @@
             <w:noProof/>
             <w:webHidden/>
           </w:rPr>
-          <w:t>21</w:t>
+          <w:t>22</w:t>
         </w:r>
         <w:r>
           <w:rPr>
@@ -4288,7 +4275,7 @@
           <w14:ligatures w14:val="standardContextual"/>
         </w:rPr>
       </w:pPr>
-      <w:hyperlink w:anchor="_Toc237091026" w:history="1">
+      <w:hyperlink w:anchor="_Toc237172693" w:history="1">
         <w:r>
           <w:rPr>
             <w:rStyle w:val="aff1"/>
@@ -4315,7 +4302,7 @@
             <w:noProof/>
             <w:webHidden/>
           </w:rPr>
-          <w:instrText xml:space="preserve"> PAGEREF _Toc237091026 \h </w:instrText>
+          <w:instrText xml:space="preserve"> PAGEREF _Toc237172693 \h </w:instrText>
         </w:r>
         <w:r>
           <w:rPr>
@@ -4335,7 +4322,7 @@
             <w:noProof/>
             <w:webHidden/>
           </w:rPr>
-          <w:t>22</w:t>
+          <w:t>23</w:t>
         </w:r>
         <w:r>
           <w:rPr>
@@ -4363,7 +4350,7 @@
           <w14:ligatures w14:val="standardContextual"/>
         </w:rPr>
       </w:pPr>
-      <w:hyperlink w:anchor="_Toc237091027" w:history="1">
+      <w:hyperlink w:anchor="_Toc237172694" w:history="1">
         <w:r>
           <w:rPr>
             <w:rStyle w:val="aff1"/>
@@ -4390,7 +4377,7 @@
             <w:noProof/>
             <w:webHidden/>
           </w:rPr>
-          <w:instrText xml:space="preserve"> PAGEREF _Toc237091027 \h </w:instrText>
+          <w:instrText xml:space="preserve"> PAGEREF _Toc237172694 \h </w:instrText>
         </w:r>
         <w:r>
           <w:rPr>
@@ -4410,7 +4397,7 @@
             <w:noProof/>
             <w:webHidden/>
           </w:rPr>
-          <w:t>23</w:t>
+          <w:t>24</w:t>
         </w:r>
         <w:r>
           <w:rPr>
@@ -4439,7 +4426,7 @@
           <w14:ligatures w14:val="standardContextual"/>
         </w:rPr>
       </w:pPr>
-      <w:hyperlink w:anchor="_Toc237091028" w:history="1">
+      <w:hyperlink w:anchor="_Toc237172695" w:history="1">
         <w:r>
           <w:rPr>
             <w:rStyle w:val="aff1"/>
@@ -4466,7 +4453,7 @@
             <w:noProof/>
             <w:webHidden/>
           </w:rPr>
-          <w:instrText xml:space="preserve"> PAGEREF _Toc237091028 \h </w:instrText>
+          <w:instrText xml:space="preserve"> PAGEREF _Toc237172695 \h </w:instrText>
         </w:r>
         <w:r>
           <w:rPr>
@@ -4486,7 +4473,7 @@
             <w:noProof/>
             <w:webHidden/>
           </w:rPr>
-          <w:t>23</w:t>
+          <w:t>24</w:t>
         </w:r>
         <w:r>
           <w:rPr>
@@ -4515,7 +4502,7 @@
           <w14:ligatures w14:val="standardContextual"/>
         </w:rPr>
       </w:pPr>
-      <w:hyperlink w:anchor="_Toc237091029" w:history="1">
+      <w:hyperlink w:anchor="_Toc237172696" w:history="1">
         <w:r>
           <w:rPr>
             <w:rStyle w:val="aff1"/>
@@ -4542,7 +4529,7 @@
             <w:noProof/>
             <w:webHidden/>
           </w:rPr>
-          <w:instrText xml:space="preserve"> PAGEREF _Toc237091029 \h </w:instrText>
+          <w:instrText xml:space="preserve"> PAGEREF _Toc237172696 \h </w:instrText>
         </w:r>
         <w:r>
           <w:rPr>
@@ -4562,7 +4549,7 @@
             <w:noProof/>
             <w:webHidden/>
           </w:rPr>
-          <w:t>23</w:t>
+          <w:t>24</w:t>
         </w:r>
         <w:r>
           <w:rPr>
@@ -4591,7 +4578,7 @@
           <w14:ligatures w14:val="standardContextual"/>
         </w:rPr>
       </w:pPr>
-      <w:hyperlink w:anchor="_Toc237091030" w:history="1">
+      <w:hyperlink w:anchor="_Toc237172697" w:history="1">
         <w:r>
           <w:rPr>
             <w:rStyle w:val="aff1"/>
@@ -4618,7 +4605,7 @@
             <w:noProof/>
             <w:webHidden/>
           </w:rPr>
-          <w:instrText xml:space="preserve"> PAGEREF _Toc237091030 \h </w:instrText>
+          <w:instrText xml:space="preserve"> PAGEREF _Toc237172697 \h </w:instrText>
         </w:r>
         <w:r>
           <w:rPr>
@@ -4638,7 +4625,7 @@
             <w:noProof/>
             <w:webHidden/>
           </w:rPr>
-          <w:t>23</w:t>
+          <w:t>24</w:t>
         </w:r>
         <w:r>
           <w:rPr>
@@ -4667,7 +4654,7 @@
           <w14:ligatures w14:val="standardContextual"/>
         </w:rPr>
       </w:pPr>
-      <w:hyperlink w:anchor="_Toc237091031" w:history="1">
+      <w:hyperlink w:anchor="_Toc237172698" w:history="1">
         <w:r>
           <w:rPr>
             <w:rStyle w:val="aff1"/>
@@ -4694,7 +4681,7 @@
             <w:noProof/>
             <w:webHidden/>
           </w:rPr>
-          <w:instrText xml:space="preserve"> PAGEREF _Toc237091031 \h </w:instrText>
+          <w:instrText xml:space="preserve"> PAGEREF _Toc237172698 \h </w:instrText>
         </w:r>
         <w:r>
           <w:rPr>
@@ -4714,7 +4701,7 @@
             <w:noProof/>
             <w:webHidden/>
           </w:rPr>
-          <w:t>24</w:t>
+          <w:t>25</w:t>
         </w:r>
         <w:r>
           <w:rPr>
@@ -4743,7 +4730,7 @@
           <w14:ligatures w14:val="standardContextual"/>
         </w:rPr>
       </w:pPr>
-      <w:hyperlink w:anchor="_Toc237091032" w:history="1">
+      <w:hyperlink w:anchor="_Toc237172699" w:history="1">
         <w:r>
           <w:rPr>
             <w:rStyle w:val="aff1"/>
@@ -4770,7 +4757,7 @@
             <w:noProof/>
             <w:webHidden/>
           </w:rPr>
-          <w:instrText xml:space="preserve"> PAGEREF _Toc237091032 \h </w:instrText>
+          <w:instrText xml:space="preserve"> PAGEREF _Toc237172699 \h </w:instrText>
         </w:r>
         <w:r>
           <w:rPr>
@@ -4790,7 +4777,7 @@
             <w:noProof/>
             <w:webHidden/>
           </w:rPr>
-          <w:t>24</w:t>
+          <w:t>25</w:t>
         </w:r>
         <w:r>
           <w:rPr>
@@ -4819,7 +4806,7 @@
           <w14:ligatures w14:val="standardContextual"/>
         </w:rPr>
       </w:pPr>
-      <w:hyperlink w:anchor="_Toc237091033" w:history="1">
+      <w:hyperlink w:anchor="_Toc237172700" w:history="1">
         <w:r>
           <w:rPr>
             <w:rStyle w:val="aff1"/>
@@ -4846,7 +4833,7 @@
             <w:noProof/>
             <w:webHidden/>
           </w:rPr>
-          <w:instrText xml:space="preserve"> PAGEREF _Toc237091033 \h </w:instrText>
+          <w:instrText xml:space="preserve"> PAGEREF _Toc237172700 \h </w:instrText>
         </w:r>
         <w:r>
           <w:rPr>
@@ -4866,7 +4853,7 @@
             <w:noProof/>
             <w:webHidden/>
           </w:rPr>
-          <w:t>24</w:t>
+          <w:t>25</w:t>
         </w:r>
         <w:r>
           <w:rPr>
@@ -4894,7 +4881,7 @@
           <w14:ligatures w14:val="standardContextual"/>
         </w:rPr>
       </w:pPr>
-      <w:hyperlink w:anchor="_Toc237091034" w:history="1">
+      <w:hyperlink w:anchor="_Toc237172701" w:history="1">
         <w:r>
           <w:rPr>
             <w:rStyle w:val="aff1"/>
@@ -4921,7 +4908,7 @@
             <w:noProof/>
             <w:webHidden/>
           </w:rPr>
-          <w:instrText xml:space="preserve"> PAGEREF _Toc237091034 \h </w:instrText>
+          <w:instrText xml:space="preserve"> PAGEREF _Toc237172701 \h </w:instrText>
         </w:r>
         <w:r>
           <w:rPr>
@@ -4941,7 +4928,7 @@
             <w:noProof/>
             <w:webHidden/>
           </w:rPr>
-          <w:t>26</w:t>
+          <w:t>27</w:t>
         </w:r>
         <w:r>
           <w:rPr>
@@ -4969,7 +4956,7 @@
           <w14:ligatures w14:val="standardContextual"/>
         </w:rPr>
       </w:pPr>
-      <w:hyperlink w:anchor="_Toc237091035" w:history="1">
+      <w:hyperlink w:anchor="_Toc237172702" w:history="1">
         <w:r>
           <w:rPr>
             <w:rStyle w:val="aff1"/>
@@ -4996,7 +4983,7 @@
             <w:noProof/>
             <w:webHidden/>
           </w:rPr>
-          <w:instrText xml:space="preserve"> PAGEREF _Toc237091035 \h </w:instrText>
+          <w:instrText xml:space="preserve"> PAGEREF _Toc237172702 \h </w:instrText>
         </w:r>
         <w:r>
           <w:rPr>
@@ -5016,7 +5003,7 @@
             <w:noProof/>
             <w:webHidden/>
           </w:rPr>
-          <w:t>27</w:t>
+          <w:t>28</w:t>
         </w:r>
         <w:r>
           <w:rPr>
@@ -5044,7 +5031,7 @@
           <w14:ligatures w14:val="standardContextual"/>
         </w:rPr>
       </w:pPr>
-      <w:hyperlink w:anchor="_Toc237091036" w:history="1">
+      <w:hyperlink w:anchor="_Toc237172703" w:history="1">
         <w:r>
           <w:rPr>
             <w:rStyle w:val="aff1"/>
@@ -5071,7 +5058,7 @@
             <w:noProof/>
             <w:webHidden/>
           </w:rPr>
-          <w:instrText xml:space="preserve"> PAGEREF _Toc237091036 \h </w:instrText>
+          <w:instrText xml:space="preserve"> PAGEREF _Toc237172703 \h </w:instrText>
         </w:r>
         <w:r>
           <w:rPr>
@@ -5091,7 +5078,7 @@
             <w:noProof/>
             <w:webHidden/>
           </w:rPr>
-          <w:t>28</w:t>
+          <w:t>29</w:t>
         </w:r>
         <w:r>
           <w:rPr>
@@ -5131,7 +5118,7 @@
           <w:numId w:val="7"/>
         </w:numPr>
       </w:pPr>
-      <w:bookmarkStart w:id="0" w:name="_Toc237090977"/>
+      <w:bookmarkStart w:id="0" w:name="_Toc237172644"/>
       <w:r>
         <w:lastRenderedPageBreak/>
         <w:t>게임</w:t>
@@ -5164,7 +5151,7 @@
           <w:numId w:val="7"/>
         </w:numPr>
       </w:pPr>
-      <w:bookmarkStart w:id="1" w:name="_Toc237090978"/>
+      <w:bookmarkStart w:id="1" w:name="_Toc237172645"/>
       <w:r>
         <w:t>Executive Summary</w:t>
       </w:r>
@@ -5207,27 +5194,12 @@
             </w:tcMar>
           </w:tcPr>
           <w:p>
-            <w:pPr>
-              <w:pStyle w:val="CalloutText"/>
-            </w:pPr>
-            <w:r>
-              <w:rPr>
-                <w:b/>
-                <w:color w:val="C55A11"/>
-                <w:sz w:val="21"/>
-              </w:rPr>
+            <w:r>
               <w:t>한 줄 후크</w:t>
             </w:r>
             <w:r>
-              <w:rPr>
-                <w:b/>
-                <w:color w:val="C55A11"/>
-                <w:sz w:val="21"/>
-              </w:rPr>
               <w:br/>
-            </w:r>
-            <w:r>
-              <w:t>경비가 가까워지는 발소리를 들으며 40초 안에 그림을 베끼고, 못 그린 가짜가 언제 들킬지 모르는 상태로 진품을 들고 빠져나오는 협동 박물관 하이스트.</w:t>
+              <w:t>경비가 가까워지는 발소리를 들으며 40초 안에 70점짜리 그림을 억지로 완성하고, 웃긴 Replica와 진품을 바꿔치기해 빠져나오는 협동 박물관 하이스트.</w:t>
             </w:r>
           </w:p>
         </w:tc>
@@ -5246,7 +5218,7 @@
           <w:numId w:val="7"/>
         </w:numPr>
       </w:pPr>
-      <w:bookmarkStart w:id="2" w:name="_Toc237090979"/>
+      <w:bookmarkStart w:id="2" w:name="_Toc237172646"/>
       <w:r>
         <w:t>제품</w:t>
       </w:r>
@@ -5530,7 +5502,7 @@
           <w:numId w:val="7"/>
         </w:numPr>
       </w:pPr>
-      <w:bookmarkStart w:id="3" w:name="_Toc237090980"/>
+      <w:bookmarkStart w:id="3" w:name="_Toc237172647"/>
       <w:r>
         <w:t>디자인</w:t>
       </w:r>
@@ -5847,7 +5819,7 @@
           <w:numId w:val="7"/>
         </w:numPr>
       </w:pPr>
-      <w:bookmarkStart w:id="4" w:name="_Toc237090981"/>
+      <w:bookmarkStart w:id="4" w:name="_Toc237172648"/>
       <w:r>
         <w:t>Target Experience</w:t>
       </w:r>
@@ -5886,7 +5858,7 @@
         </w:numPr>
       </w:pPr>
       <w:r>
-        <w:t>못 그린 Replica가 몇 분 뒤 경보를 일으켜 탈출 계획을 망치는 코미디</w:t>
+        <w:t>제한 시간 안에 70점을 넘기려고 허둥댄 결과물이 실제 Replica로 남는 코미디</w:t>
       </w:r>
     </w:p>
     <w:p>
@@ -5921,7 +5893,7 @@
           <w:numId w:val="7"/>
         </w:numPr>
       </w:pPr>
-      <w:bookmarkStart w:id="5" w:name="_Toc237090982"/>
+      <w:bookmarkStart w:id="5" w:name="_Toc237172649"/>
       <w:r>
         <w:t>명시적</w:t>
       </w:r>
@@ -6188,7 +6160,7 @@
           <w:numId w:val="7"/>
         </w:numPr>
       </w:pPr>
-      <w:bookmarkStart w:id="6" w:name="_Toc237090983"/>
+      <w:bookmarkStart w:id="6" w:name="_Toc237172650"/>
       <w:r>
         <w:lastRenderedPageBreak/>
         <w:t>Contract Run</w:t>
@@ -6224,7 +6196,7 @@
           <w:numId w:val="7"/>
         </w:numPr>
       </w:pPr>
-      <w:bookmarkStart w:id="7" w:name="_Toc237090984"/>
+      <w:bookmarkStart w:id="7" w:name="_Toc237172651"/>
       <w:r>
         <w:t>Core Loop</w:t>
       </w:r>
@@ -6570,11 +6542,8 @@
             <w:vAlign w:val="center"/>
           </w:tcPr>
           <w:p>
-            <w:pPr>
-              <w:pStyle w:val="TableText"/>
-            </w:pPr>
-            <w:r>
-              <w:t>6. 검사·Alert</w:t>
+            <w:r>
+              <w:t>6. 경비 반응</w:t>
             </w:r>
           </w:p>
         </w:tc>
@@ -6584,11 +6553,8 @@
             <w:vAlign w:val="center"/>
           </w:tcPr>
           <w:p>
-            <w:pPr>
-              <w:pStyle w:val="TableText"/>
-            </w:pPr>
-            <w:r>
-              <w:t>경비가 Exhibit를 검사하고 품질에 따라 반응한다.</w:t>
+            <w:r>
+              <w:t>교체 소음이나 작업 Timeout에 근처 경비가 조사하고, 시야 발각·추격은 별도 Alert 흐름을 만든다.</w:t>
             </w:r>
           </w:p>
         </w:tc>
@@ -6598,11 +6564,8 @@
             <w:vAlign w:val="center"/>
           </w:tcPr>
           <w:p>
-            <w:pPr>
-              <w:pStyle w:val="TableText"/>
-            </w:pPr>
-            <w:r>
-              <w:t>과거 실수의 지연된 결과</w:t>
+            <w:r>
+              <w:t>현재 행동이 만드는 읽을 수 있는 공간 압박</w:t>
             </w:r>
           </w:p>
         </w:tc>
@@ -6717,7 +6680,7 @@
           <w:numId w:val="7"/>
         </w:numPr>
       </w:pPr>
-      <w:bookmarkStart w:id="8" w:name="_Toc237090985"/>
+      <w:bookmarkStart w:id="8" w:name="_Toc237172652"/>
       <w:r>
         <w:t xml:space="preserve">Contract </w:t>
       </w:r>
@@ -7067,11 +7030,8 @@
             <w:vAlign w:val="center"/>
           </w:tcPr>
           <w:p>
-            <w:pPr>
-              <w:pStyle w:val="TableText"/>
-            </w:pPr>
-            <w:r>
-              <w:t>Guard 검사 지연과 Alert 결과로 체감</w:t>
+            <w:r>
+              <w:t>작업 화면의 예상 점수·70점 제출 기준과 Result의 실제 Replica로 체감</w:t>
             </w:r>
           </w:p>
         </w:tc>
@@ -7138,8 +7098,9 @@
           <w:numId w:val="7"/>
         </w:numPr>
       </w:pPr>
-      <w:bookmarkStart w:id="9" w:name="_Toc237090986"/>
-      <w:r>
+      <w:bookmarkStart w:id="9" w:name="_Toc237172653"/>
+      <w:r>
+        <w:lastRenderedPageBreak/>
         <w:t>성공</w:t>
       </w:r>
       <w:r>
@@ -7323,7 +7284,6 @@
               <w:pStyle w:val="TableText"/>
             </w:pPr>
             <w:r>
-              <w:lastRenderedPageBreak/>
               <w:t>Partial Success</w:t>
             </w:r>
           </w:p>
@@ -7424,7 +7384,7 @@
           <w:numId w:val="7"/>
         </w:numPr>
       </w:pPr>
-      <w:bookmarkStart w:id="10" w:name="_Toc237090987"/>
+      <w:bookmarkStart w:id="10" w:name="_Toc237172654"/>
       <w:r>
         <w:t>Greed Decision</w:t>
       </w:r>
@@ -7787,7 +7747,7 @@
           <w:numId w:val="7"/>
         </w:numPr>
       </w:pPr>
-      <w:bookmarkStart w:id="11" w:name="_Toc237090988"/>
+      <w:bookmarkStart w:id="11" w:name="_Toc237172655"/>
       <w:r>
         <w:t>15~25</w:t>
       </w:r>
@@ -8151,7 +8111,7 @@
           <w:numId w:val="7"/>
         </w:numPr>
       </w:pPr>
-      <w:bookmarkStart w:id="12" w:name="_Toc237090989"/>
+      <w:bookmarkStart w:id="12" w:name="_Toc237172656"/>
       <w:r>
         <w:lastRenderedPageBreak/>
         <w:t>위조와</w:t>
@@ -8178,7 +8138,7 @@
           <w:numId w:val="7"/>
         </w:numPr>
       </w:pPr>
-      <w:bookmarkStart w:id="13" w:name="_Toc237090990"/>
+      <w:bookmarkStart w:id="13" w:name="_Toc237172657"/>
       <w:r>
         <w:t>Artifact</w:t>
       </w:r>
@@ -8450,7 +8410,7 @@
     </w:p>
     <w:p>
       <w:r>
-        <w:t>두 방식은 입력 화면과 세부 결과를 공유하지 않는다. 공통점은 Owner-only Full-Screen 진입, 서버가 확정하는 Quality, Guard Inspection으로의 전달뿐이다.</w:t>
+        <w:t>두 방식은 Palette/Brush와 Part/Socket처럼 작업 도구와 결과 데이터는 공유하지 않는다. 대신 Owner-only Full-Screen 진입, 설명, 70점 제출 기준, 예상 점수, Timer, Submit/Cancel 배치와 서버 최종 판정은 같은 화면 언어를 사용한다.</w:t>
       </w:r>
     </w:p>
     <w:p>
@@ -8461,7 +8421,7 @@
           <w:numId w:val="7"/>
         </w:numPr>
       </w:pPr>
-      <w:bookmarkStart w:id="14" w:name="_Toc237090991"/>
+      <w:bookmarkStart w:id="14" w:name="_Toc237172658"/>
       <w:r>
         <w:t xml:space="preserve">Surface Forgery </w:t>
       </w:r>
@@ -8509,7 +8469,7 @@
         </w:numPr>
       </w:pPr>
       <w:r>
-        <w:t>Template Palette 2~8색 중 색을 고르고 승인된 Brush Size Preset을 전환해 Draw/Erase한다. 화면에는 현재 Palette, 소/중/대 Brush Size(800×800 기준 16/32/64 px), 남은 시간과 서버 확정 전 참고값인 예상 점수를 표시한다. 그리기는 내부 전송 포인트 한계로 중단되지 않으며 Point Budget이나 판정 해상도 같은 기술 정보는 플레이어 화면에 노출하지 않는다.</w:t>
+        <w:t>Template Palette 2~8색 중 색을 고르고 승인된 Brush Size Preset을 전환해 Draw/Erase한다. 화면에는 공통 설명, 70점 제출 기준, 현재 Palette, 소/중/대 Brush Size(800×800 기준 16/32/64 px), 남은 시간과 서버 확정 전 참고값인 예상 점수를 표시한다. 예상 점수가 70 미만이면 Submit을 비활성화한다. 그리기는 내부 전송 포인트 한계로 중단되지 않으며 Point Budget이나 판정 해상도 같은 기술 정보는 플레이어 화면에 노출하지 않는다.</w:t>
       </w:r>
     </w:p>
     <w:p>
@@ -8521,7 +8481,7 @@
         </w:numPr>
       </w:pPr>
       <w:r>
-        <w:t>기본 40초, 최소 20초, 최대 45초 안에 Submit한다. 유효 Stroke가 있으면 Timeout Auto Submit, 없으면 Cancel한다.</w:t>
+        <w:t>기본 40초, 최소 20초, 최대 45초 안에 Quality 70 이상으로 Submit한다. Timeout은 현재 Stroke와 Preview를 폐기하고 Replica를 만들지 않으며, Case 근처의 유효한 Guard 한 명만 한 번 InvestigateNoise로 보낸다. Timeout 자체는 Alert를 올리지 않는다.</w:t>
       </w:r>
     </w:p>
     <w:p>
@@ -8533,7 +8493,7 @@
         </w:numPr>
       </w:pPr>
       <w:r>
-        <w:t>Submit은 서버 Quality 판정과 Replica Texture 후보 생성을 수행한 뒤 전체 화면 위조 UI를 즉시 닫고 이동·시점·월드 입력을 복원한다. 케이스는 Owner 전용 ReplicaReady 검토 상태로 남으며, 아직 Original 회수와 최종 교체는 확정하지 않는다.</w:t>
+        <w:t>Submit은 서버가 Quality를 다시 판정한다. 70 이상이면 Replica Texture 후보를 만들고 전체 화면 위조 UI를 즉시 닫아 이동·시점·월드 입력을 복원하며 Case를 Owner 전용 ReplicaReady로 전환한다. 70 미만이면 Replica를 만들지 않고 동일 Session과 화면을 유지해 남은 시간 동안 수정하게 한다.</w:t>
       </w:r>
     </w:p>
     <w:p>
@@ -8545,6 +8505,7 @@
         </w:numPr>
       </w:pPr>
       <w:r>
+        <w:lastRenderedPageBreak/>
         <w:t>ReplicaReady의 Owner Lock은 유지되지만 Submit 당시의 Overlap을 계속 유지할 필요는 없다. 플레이어는 경비를 피해 이탈할 수 있고, 나중에 같은 케이스의 Interaction Collision에 다시 들어오면 E로 Replica 교체와 Original 회수를 확정하거나 R로 전체 화면 위조에 재진입해 새 Drawing Timer로 다시 그릴 수 있다.</w:t>
       </w:r>
     </w:p>
@@ -8557,7 +8518,6 @@
         </w:numPr>
       </w:pPr>
       <w:r>
-        <w:lastRenderedPageBreak/>
         <w:t>E 확정은 Replica Texture 교체, 덜그럭거리는 교체 Audio/World Feedback, 서버 SoundPing과 인근 Guard의 InvestigateNoise 전환을 한 사건으로 처리한다.</w:t>
       </w:r>
     </w:p>
@@ -8639,7 +8599,7 @@
           <w:numId w:val="7"/>
         </w:numPr>
       </w:pPr>
-      <w:bookmarkStart w:id="15" w:name="_Toc237090992"/>
+      <w:bookmarkStart w:id="15" w:name="_Toc237172659"/>
       <w:r>
         <w:t xml:space="preserve">Object Assembly </w:t>
       </w:r>
@@ -8699,7 +8659,7 @@
         </w:numPr>
       </w:pPr>
       <w:r>
-        <w:t>모든 Required Part를 완벽히 맞추지 못해도 제출 가능하며, Quality가 이후 Guard 반응을 바꾼다.</w:t>
+        <w:t>모든 Required Part를 완벽히 맞출 필요는 없지만 예상 Quality 70 이상일 때만 Submit할 수 있다. 서버 최종 점수가 70 미만이면 Replica를 만들지 않고 같은 Assembly Session에서 수정하게 한다.</w:t>
       </w:r>
     </w:p>
     <w:p>
@@ -8715,7 +8675,7 @@
           <w:numId w:val="7"/>
         </w:numPr>
       </w:pPr>
-      <w:bookmarkStart w:id="16" w:name="_Toc237090993"/>
+      <w:bookmarkStart w:id="16" w:name="_Toc237172660"/>
       <w:r>
         <w:t>Quality</w:t>
       </w:r>
@@ -8760,15 +8720,7 @@
             <w:vAlign w:val="center"/>
           </w:tcPr>
           <w:p>
-            <w:pPr>
-              <w:pStyle w:val="TableText"/>
-              <w:jc w:val="center"/>
-            </w:pPr>
-            <w:r>
-              <w:rPr>
-                <w:b/>
-                <w:color w:val="17365D"/>
-              </w:rPr>
+            <w:r>
               <w:t>Quality 구간</w:t>
             </w:r>
           </w:p>
@@ -8786,16 +8738,8 @@
             <w:vAlign w:val="center"/>
           </w:tcPr>
           <w:p>
-            <w:pPr>
-              <w:pStyle w:val="TableText"/>
-              <w:jc w:val="center"/>
-            </w:pPr>
-            <w:r>
-              <w:rPr>
-                <w:b/>
-                <w:color w:val="17365D"/>
-              </w:rPr>
-              <w:t>즉시 피드백</w:t>
+            <w:r>
+              <w:t>제출 결과</w:t>
             </w:r>
           </w:p>
         </w:tc>
@@ -8812,16 +8756,8 @@
             <w:vAlign w:val="center"/>
           </w:tcPr>
           <w:p>
-            <w:pPr>
-              <w:pStyle w:val="TableText"/>
-              <w:jc w:val="center"/>
-            </w:pPr>
-            <w:r>
-              <w:rPr>
-                <w:b/>
-                <w:color w:val="17365D"/>
-              </w:rPr>
-              <w:t>지연 결과</w:t>
+            <w:r>
+              <w:t>Guard/Alert 결과</w:t>
             </w:r>
           </w:p>
         </w:tc>
@@ -8838,15 +8774,7 @@
             <w:vAlign w:val="center"/>
           </w:tcPr>
           <w:p>
-            <w:pPr>
-              <w:pStyle w:val="TableText"/>
-              <w:jc w:val="center"/>
-            </w:pPr>
-            <w:r>
-              <w:rPr>
-                <w:b/>
-                <w:color w:val="17365D"/>
-              </w:rPr>
+            <w:r>
               <w:t>플레이 의미</w:t>
             </w:r>
           </w:p>
@@ -8863,9 +8791,6 @@
             <w:vAlign w:val="center"/>
           </w:tcPr>
           <w:p>
-            <w:pPr>
-              <w:pStyle w:val="TableText"/>
-            </w:pPr>
             <w:r>
               <w:t>70~100</w:t>
             </w:r>
@@ -8877,11 +8802,8 @@
             <w:vAlign w:val="center"/>
           </w:tcPr>
           <w:p>
-            <w:pPr>
-              <w:pStyle w:val="TableText"/>
-            </w:pPr>
-            <w:r>
-              <w:t>깨끗한 제출 확인, 안정된 음색</w:t>
+            <w:r>
+              <w:t>서버 승인, ReplicaReady 전환, Gameplay 복귀</w:t>
             </w:r>
           </w:p>
         </w:tc>
@@ -8891,11 +8813,8 @@
             <w:vAlign w:val="center"/>
           </w:tcPr>
           <w:p>
-            <w:pPr>
-              <w:pStyle w:val="TableText"/>
-            </w:pPr>
-            <w:r>
-              <w:t>긴 검사 지연·낮은 Alert 상승</w:t>
+            <w:r>
+              <w:t>Quality로 인한 Alert 상승 없음</w:t>
             </w:r>
           </w:p>
         </w:tc>
@@ -8905,11 +8824,8 @@
             <w:vAlign w:val="center"/>
           </w:tcPr>
           <w:p>
-            <w:pPr>
-              <w:pStyle w:val="TableText"/>
-            </w:pPr>
-            <w:r>
-              <w:t>팀이 다음 Exhibit 또는 탈출로 자신 있게 전환</w:t>
+            <w:r>
+              <w:t>대충 70점을 맞출지 더 닮게 만들지 플레이어가 선택</w:t>
             </w:r>
           </w:p>
         </w:tc>
@@ -8925,9 +8841,6 @@
             <w:vAlign w:val="center"/>
           </w:tcPr>
           <w:p>
-            <w:pPr>
-              <w:pStyle w:val="TableText"/>
-            </w:pPr>
             <w:r>
               <w:t>50~69</w:t>
             </w:r>
@@ -8939,11 +8852,8 @@
             <w:vAlign w:val="center"/>
           </w:tcPr>
           <w:p>
-            <w:pPr>
-              <w:pStyle w:val="TableText"/>
-            </w:pPr>
-            <w:r>
-              <w:t>무난하지만 불안한 제출</w:t>
+            <w:r>
+              <w:t>Submit 비활성 또는 서버 거부, 작업 화면 유지</w:t>
             </w:r>
           </w:p>
         </w:tc>
@@ -8953,11 +8863,8 @@
             <w:vAlign w:val="center"/>
           </w:tcPr>
           <w:p>
-            <w:pPr>
-              <w:pStyle w:val="TableText"/>
-            </w:pPr>
-            <w:r>
-              <w:t>중간 검사 지연·상황 의존 반응</w:t>
+            <w:r>
+              <w:t>Replica·검사·Alert 변화 없음</w:t>
             </w:r>
           </w:p>
         </w:tc>
@@ -8967,11 +8874,8 @@
             <w:vAlign w:val="center"/>
           </w:tcPr>
           <w:p>
-            <w:pPr>
-              <w:pStyle w:val="TableText"/>
-            </w:pPr>
-            <w:r>
-              <w:t>계속 욕심낼지 팀이 재평가</w:t>
+            <w:r>
+              <w:t>남은 시간 동안 수정하거나 Cancel</w:t>
             </w:r>
           </w:p>
         </w:tc>
@@ -8987,10 +8891,8 @@
             <w:vAlign w:val="center"/>
           </w:tcPr>
           <w:p>
-            <w:pPr>
-              <w:pStyle w:val="TableText"/>
-            </w:pPr>
-            <w:r>
+            <w:r>
+              <w:lastRenderedPageBreak/>
               <w:t>0~49</w:t>
             </w:r>
           </w:p>
@@ -9001,11 +8903,8 @@
             <w:vAlign w:val="center"/>
           </w:tcPr>
           <w:p>
-            <w:pPr>
-              <w:pStyle w:val="TableText"/>
-            </w:pPr>
-            <w:r>
-              <w:t>불완전한 Replica 강조, 짧은 불협화음</w:t>
+            <w:r>
+              <w:t>Submit 비활성 또는 서버 거부, 작업 화면 유지</w:t>
             </w:r>
           </w:p>
         </w:tc>
@@ -9015,11 +8914,8 @@
             <w:vAlign w:val="center"/>
           </w:tcPr>
           <w:p>
-            <w:pPr>
-              <w:pStyle w:val="TableText"/>
-            </w:pPr>
-            <w:r>
-              <w:t>빠른 의심·Alert Escalation 가능</w:t>
+            <w:r>
+              <w:t>Replica·검사·Alert 변화 없음</w:t>
             </w:r>
           </w:p>
         </w:tc>
@@ -9029,11 +8925,8 @@
             <w:vAlign w:val="center"/>
           </w:tcPr>
           <w:p>
-            <w:pPr>
-              <w:pStyle w:val="TableText"/>
-            </w:pPr>
-            <w:r>
-              <w:t>즉시 Game Over가 아닌 ‘곧 문제’라는 부채</w:t>
+            <w:r>
+              <w:t>형태/색/부품을 크게 수정하거나 Cancel</w:t>
             </w:r>
           </w:p>
         </w:tc>
@@ -9046,7 +8939,7 @@
     </w:p>
     <w:p>
       <w:r>
-        <w:t>Forgery Quality는 Contract Value 또는 Quota와 같은 숫자로 합치지 않는다. ‘얼마나 잘 베꼈는가’와 ‘얼마나 가져왔는가’는 다른 축이다.</w:t>
+        <w:t>Forgery Quality는 Replica 교체 가능 여부를 정하는 70점 기준과 Result의 Replica 회고에만 사용하며 Contract Value 또는 Quota와 합치지 않는다. 승인된 70~100점 안에서 Quality가 Alert, Lockdown 또는 Guard 검사 결과를 바꾸지 않는다.</w:t>
       </w:r>
     </w:p>
     <w:p>
@@ -9057,7 +8950,7 @@
           <w:numId w:val="7"/>
         </w:numPr>
       </w:pPr>
-      <w:bookmarkStart w:id="17" w:name="_Toc237090994"/>
+      <w:bookmarkStart w:id="17" w:name="_Toc237172661"/>
       <w:r>
         <w:t>핵심</w:t>
       </w:r>
@@ -9244,8 +9137,7 @@
           </w:tcPr>
           <w:p>
             <w:r>
-              <w:lastRenderedPageBreak/>
-              <w:t>고득점 제출</w:t>
+              <w:t>기준 충족 제출</w:t>
             </w:r>
           </w:p>
         </w:tc>
@@ -9256,7 +9148,7 @@
           </w:tcPr>
           <w:p>
             <w:r>
-              <w:t>전체 화면이 닫히고 케이스가 Owner 전용 회수 대기 상태로 강조된다.</w:t>
+              <w:t>서버 점수 70 이상이면 전체 화면이 닫히고 Case가 Owner 전용 회수 대기 상태로 강조된다.</w:t>
             </w:r>
           </w:p>
         </w:tc>
@@ -9267,7 +9159,7 @@
           </w:tcPr>
           <w:p>
             <w:r>
-              <w:t>밝은 평가음. E 확정 시 액자 덜그럭 소리</w:t>
+              <w:t>승인음. E 확정 시 액자 덜그럭 소리</w:t>
             </w:r>
           </w:p>
         </w:tc>
@@ -9278,7 +9170,7 @@
           </w:tcPr>
           <w:p>
             <w:r>
-              <w:t>월드 중앙 안내 ‘E 회수 | R 다시 그리기’와 회수 가능 Outline</w:t>
+              <w:t>공통 Submit 승인 후 월드 중앙 안내 ‘E 회수 | R 다시 그리기’와 회수 가능 Outline</w:t>
             </w:r>
           </w:p>
         </w:tc>
@@ -9289,7 +9181,7 @@
           </w:tcPr>
           <w:p>
             <w:r>
-              <w:t>점수 확인과 실제 교체 결정을 분리</w:t>
+              <w:t>70점 승인과 실제 교체 결정을 분리</w:t>
             </w:r>
           </w:p>
         </w:tc>
@@ -9306,7 +9198,7 @@
           </w:tcPr>
           <w:p>
             <w:r>
-              <w:t>저품질 제출</w:t>
+              <w:t>기준 미달 제출</w:t>
             </w:r>
           </w:p>
         </w:tc>
@@ -9317,7 +9209,7 @@
           </w:tcPr>
           <w:p>
             <w:r>
-              <w:t>전체 화면이 닫히고 동일한 월드 회수 대기 상태를 유지한다. 낮은 품질도 즉시 실패시키지 않는다.</w:t>
+              <w:t>전체 화면과 Session을 유지하고 Replica를 만들지 않는다. 남은 시간 동안 수정할 수 있다.</w:t>
             </w:r>
           </w:p>
         </w:tc>
@@ -9328,7 +9220,7 @@
           </w:tcPr>
           <w:p>
             <w:r>
-              <w:t>불협화음. E 확정 시 같은 교체 소음</w:t>
+              <w:t>짧은 거부음. 교체 소음 없음</w:t>
             </w:r>
           </w:p>
         </w:tc>
@@ -9339,7 +9231,7 @@
           </w:tcPr>
           <w:p>
             <w:r>
-              <w:t>즉시 실패 문구 금지, 재작업 가능</w:t>
+              <w:t>QUALITY 70 REQUIRED와 현재 예상 점수, Submit 비활성</w:t>
             </w:r>
           </w:p>
         </w:tc>
@@ -9350,7 +9242,7 @@
           </w:tcPr>
           <w:p>
             <w:r>
-              <w:t>시간과 위험을 더 쓸지 스스로 결정</w:t>
+              <w:t>수정·Cancel·Timeout 위험을 스스로 결정</w:t>
             </w:r>
           </w:p>
         </w:tc>
@@ -9551,7 +9443,7 @@
           <w:numId w:val="7"/>
         </w:numPr>
       </w:pPr>
-      <w:bookmarkStart w:id="18" w:name="_Toc237090995"/>
+      <w:bookmarkStart w:id="18" w:name="_Toc237172662"/>
       <w:r>
         <w:t xml:space="preserve">Owner-only Forgery </w:t>
       </w:r>
@@ -9596,25 +9488,8 @@
             <w:vAlign w:val="center"/>
           </w:tcPr>
           <w:p>
-            <w:pPr>
-              <w:jc w:val="center"/>
-            </w:pPr>
-            <w:r>
-              <w:rPr>
-                <w:b/>
-                <w:color w:val="17365D"/>
-                <w:sz w:val="17"/>
-              </w:rPr>
-              <w:t>TEAM</w:t>
-            </w:r>
-            <w:r>
-              <w:rPr>
-                <w:b/>
-                <w:color w:val="17365D"/>
-                <w:sz w:val="17"/>
-              </w:rPr>
-              <w:br/>
-              <w:t>STATUS</w:t>
+            <w:r>
+              <w:t>TEAM STATUS</w:t>
             </w:r>
           </w:p>
         </w:tc>
@@ -9631,16 +9506,8 @@
             <w:vAlign w:val="center"/>
           </w:tcPr>
           <w:p>
-            <w:pPr>
-              <w:jc w:val="center"/>
-            </w:pPr>
-            <w:r>
-              <w:rPr>
-                <w:b/>
-                <w:color w:val="17365D"/>
-                <w:sz w:val="17"/>
-              </w:rPr>
-              <w:t>REFERENCE / TIMER / SECURITY</w:t>
+            <w:r>
+              <w:t>MODE TITLE / INSTRUCTION / TIME</w:t>
             </w:r>
           </w:p>
         </w:tc>
@@ -9657,15 +9524,7 @@
             <w:vAlign w:val="center"/>
           </w:tcPr>
           <w:p>
-            <w:pPr>
-              <w:jc w:val="center"/>
-            </w:pPr>
-            <w:r>
-              <w:rPr>
-                <w:b/>
-                <w:color w:val="17365D"/>
-                <w:sz w:val="17"/>
-              </w:rPr>
+            <w:r>
               <w:t>ALERT</w:t>
             </w:r>
           </w:p>
@@ -9688,25 +9547,16 @@
             <w:vAlign w:val="center"/>
           </w:tcPr>
           <w:p>
-            <w:pPr>
-              <w:jc w:val="center"/>
-            </w:pPr>
-            <w:r>
-              <w:rPr>
-                <w:b/>
-                <w:color w:val="17365D"/>
-                <w:sz w:val="17"/>
-              </w:rPr>
-              <w:t>PALETTE</w:t>
-            </w:r>
-            <w:r>
-              <w:rPr>
-                <w:b/>
-                <w:color w:val="17365D"/>
-                <w:sz w:val="17"/>
-              </w:rPr>
+            <w:r>
+              <w:t>MODE CONTROLS</w:t>
+            </w:r>
+            <w:r>
               <w:br/>
-              <w:t>2~8 colors</w:t>
+              <w:t xml:space="preserve">Palette+Brush 또는 </w:t>
+            </w:r>
+            <w:r>
+              <w:lastRenderedPageBreak/>
+              <w:t>Part+Socket</w:t>
             </w:r>
           </w:p>
         </w:tc>
@@ -9723,31 +9573,20 @@
             <w:vAlign w:val="center"/>
           </w:tcPr>
           <w:p>
-            <w:pPr>
-              <w:jc w:val="center"/>
-            </w:pPr>
-            <w:r>
-              <w:rPr>
-                <w:color w:val="17365D"/>
-                <w:sz w:val="17"/>
-              </w:rPr>
-              <w:t>DRAWING CANVAS</w:t>
-            </w:r>
-            <w:r>
-              <w:rPr>
-                <w:color w:val="17365D"/>
-                <w:sz w:val="17"/>
-              </w:rPr>
+            <w:r>
+              <w:lastRenderedPageBreak/>
+              <w:t>WORK AREA</w:t>
+            </w:r>
+            <w:r>
               <w:br/>
-              <w:t>World view fully covered</w:t>
-            </w:r>
-            <w:r>
-              <w:rPr>
-                <w:color w:val="17365D"/>
-                <w:sz w:val="17"/>
-              </w:rPr>
+              <w:t>Reference+Canvas 또는 Assembly Preview</w:t>
+            </w:r>
+            <w:r>
               <w:br/>
-              <w:t>World audio retained</w:t>
+            </w:r>
+            <w:r>
+              <w:lastRenderedPageBreak/>
+              <w:t>World view fully covered / World audio retained</w:t>
             </w:r>
           </w:p>
         </w:tc>
@@ -9764,34 +9603,16 @@
             <w:vAlign w:val="center"/>
           </w:tcPr>
           <w:p>
-            <w:pPr>
-              <w:jc w:val="center"/>
-            </w:pPr>
-            <w:r>
-              <w:rPr>
-                <w:b/>
-                <w:color w:val="17365D"/>
-                <w:sz w:val="17"/>
-              </w:rPr>
-              <w:t>TOOLS</w:t>
-            </w:r>
-            <w:r>
-              <w:rPr>
-                <w:b/>
-                <w:color w:val="17365D"/>
-                <w:sz w:val="17"/>
-              </w:rPr>
+            <w:r>
+              <w:lastRenderedPageBreak/>
+              <w:t>QUALITY 70+ REQUIRED</w:t>
+            </w:r>
+            <w:r>
               <w:br/>
-              <w:t>Draw / Erase</w:t>
-            </w:r>
-            <w:r>
-              <w:rPr>
-                <w:b/>
-                <w:color w:val="17365D"/>
-                <w:sz w:val="17"/>
-              </w:rPr>
-              <w:br/>
-              <w:t>Reset Preview</w:t>
+            </w:r>
+            <w:r>
+              <w:lastRenderedPageBreak/>
+              <w:t>PREVIEW SCORE</w:t>
             </w:r>
           </w:p>
         </w:tc>
@@ -9813,16 +9634,9 @@
             <w:vAlign w:val="center"/>
           </w:tcPr>
           <w:p>
-            <w:pPr>
-              <w:jc w:val="center"/>
-            </w:pPr>
-            <w:r>
-              <w:rPr>
-                <w:b/>
-                <w:color w:val="17365D"/>
-                <w:sz w:val="17"/>
-              </w:rPr>
-              <w:t>CANCEL</w:t>
+            <w:r>
+              <w:lastRenderedPageBreak/>
+              <w:t>CANCEL / ESC</w:t>
             </w:r>
           </w:p>
         </w:tc>
@@ -9839,16 +9653,8 @@
             <w:vAlign w:val="center"/>
           </w:tcPr>
           <w:p>
-            <w:pPr>
-              <w:jc w:val="center"/>
-            </w:pPr>
-            <w:r>
-              <w:rPr>
-                <w:b/>
-                <w:color w:val="17365D"/>
-                <w:sz w:val="17"/>
-              </w:rPr>
-              <w:t>TIME REMAINING</w:t>
+            <w:r>
+              <w:t>TIME {0}</w:t>
             </w:r>
           </w:p>
         </w:tc>
@@ -9865,16 +9671,8 @@
             <w:vAlign w:val="center"/>
           </w:tcPr>
           <w:p>
-            <w:pPr>
-              <w:jc w:val="center"/>
-            </w:pPr>
-            <w:r>
-              <w:rPr>
-                <w:b/>
-                <w:color w:val="17365D"/>
-                <w:sz w:val="17"/>
-              </w:rPr>
-              <w:t>SUBMIT</w:t>
+            <w:r>
+              <w:t>SUBMIT / ENTER</w:t>
             </w:r>
           </w:p>
         </w:tc>
@@ -9888,7 +9686,7 @@
           <w:numId w:val="7"/>
         </w:numPr>
       </w:pPr>
-      <w:bookmarkStart w:id="19" w:name="_Toc237090996"/>
+      <w:bookmarkStart w:id="19" w:name="_Toc237172663"/>
       <w:r>
         <w:lastRenderedPageBreak/>
         <w:t>잠입</w:t>
@@ -9921,7 +9719,7 @@
           <w:numId w:val="7"/>
         </w:numPr>
       </w:pPr>
-      <w:bookmarkStart w:id="20" w:name="_Toc237090997"/>
+      <w:bookmarkStart w:id="20" w:name="_Toc237172664"/>
       <w:r>
         <w:t xml:space="preserve">First-Person </w:t>
       </w:r>
@@ -9986,7 +9784,7 @@
           <w:numId w:val="7"/>
         </w:numPr>
       </w:pPr>
-      <w:bookmarkStart w:id="21" w:name="_Toc237090998"/>
+      <w:bookmarkStart w:id="21" w:name="_Toc237172665"/>
       <w:r>
         <w:t>Walk, Sprint, Weight, Footstep</w:t>
       </w:r>
@@ -10322,7 +10120,7 @@
           <w:numId w:val="7"/>
         </w:numPr>
       </w:pPr>
-      <w:bookmarkStart w:id="22" w:name="_Toc237090999"/>
+      <w:bookmarkStart w:id="22" w:name="_Toc237172666"/>
       <w:r>
         <w:t xml:space="preserve">Guard </w:t>
       </w:r>
@@ -10361,23 +10159,8 @@
             </w:tcMar>
           </w:tcPr>
           <w:p>
-            <w:pPr>
-              <w:pStyle w:val="CodeBlock"/>
-            </w:pPr>
-            <w:r>
-              <w:rPr>
-                <w:rFonts w:ascii="Consolas" w:eastAsia="Consolas" w:hAnsi="Consolas" w:cs="Consolas"/>
-              </w:rPr>
-              <w:t>Patrol → InvestigateNoise → ChasePlayer → SearchLastKnownLocation → ReturnToPatrol</w:t>
-            </w:r>
-            <w:r>
-              <w:br/>
-            </w:r>
-            <w:r>
-              <w:rPr>
-                <w:rFonts w:ascii="Consolas" w:eastAsia="Consolas" w:hAnsi="Consolas" w:cs="Consolas"/>
-              </w:rPr>
-              <w:t xml:space="preserve">                     ↘ InspectExhibit → Alert Escalation → Lockdown</w:t>
+            <w:r>
+              <w:t>Patrol → InvestigateNoise → ChasePlayer → SearchLastKnownLocation → ReturnToPatrol ↘ InspectExhibit → Completed (Quality/Alert unchanged) Forgery Timeout → nearest eligible Guard once → InvestigateNoise (Alert unchanged)</w:t>
             </w:r>
           </w:p>
         </w:tc>
@@ -10597,6 +10380,7 @@
               <w:pStyle w:val="TableText"/>
             </w:pPr>
             <w:r>
+              <w:lastRenderedPageBreak/>
               <w:t>Searching</w:t>
             </w:r>
           </w:p>
@@ -10693,7 +10477,6 @@
               <w:pStyle w:val="TableText"/>
             </w:pPr>
             <w:r>
-              <w:lastRenderedPageBreak/>
               <w:t>Lockdown</w:t>
             </w:r>
           </w:p>
@@ -10741,7 +10524,7 @@
           <w:numId w:val="7"/>
         </w:numPr>
       </w:pPr>
-      <w:bookmarkStart w:id="23" w:name="_Toc237091000"/>
+      <w:bookmarkStart w:id="23" w:name="_Toc237172667"/>
       <w:r>
         <w:t>Stun, Arrest, Recovery</w:t>
       </w:r>
@@ -10815,7 +10598,7 @@
           <w:numId w:val="7"/>
         </w:numPr>
       </w:pPr>
-      <w:bookmarkStart w:id="24" w:name="_Toc237091001"/>
+      <w:bookmarkStart w:id="24" w:name="_Toc237172668"/>
       <w:r>
         <w:t>두</w:t>
       </w:r>
@@ -11284,7 +11067,7 @@
           <w:numId w:val="7"/>
         </w:numPr>
       </w:pPr>
-      <w:bookmarkStart w:id="25" w:name="_Toc237091002"/>
+      <w:bookmarkStart w:id="25" w:name="_Toc237172669"/>
       <w:r>
         <w:lastRenderedPageBreak/>
         <w:t>협동</w:t>
@@ -11311,7 +11094,7 @@
           <w:numId w:val="7"/>
         </w:numPr>
       </w:pPr>
-      <w:bookmarkStart w:id="26" w:name="_Toc237091003"/>
+      <w:bookmarkStart w:id="26" w:name="_Toc237172670"/>
       <w:r>
         <w:t>Role Switching</w:t>
       </w:r>
@@ -11674,7 +11457,7 @@
           <w:numId w:val="7"/>
         </w:numPr>
       </w:pPr>
-      <w:bookmarkStart w:id="27" w:name="_Toc237091004"/>
+      <w:bookmarkStart w:id="27" w:name="_Toc237172671"/>
       <w:r>
         <w:t>Inventory, Loose Loot, Coin</w:t>
       </w:r>
@@ -11736,7 +11519,7 @@
           <w:numId w:val="7"/>
         </w:numPr>
       </w:pPr>
-      <w:bookmarkStart w:id="28" w:name="_Toc237091005"/>
+      <w:bookmarkStart w:id="28" w:name="_Toc237172672"/>
       <w:r>
         <w:t>Player Identity</w:t>
       </w:r>
@@ -12153,7 +11936,7 @@
           <w:numId w:val="7"/>
         </w:numPr>
       </w:pPr>
-      <w:bookmarkStart w:id="29" w:name="_Toc237091006"/>
+      <w:bookmarkStart w:id="29" w:name="_Toc237172673"/>
       <w:r>
         <w:lastRenderedPageBreak/>
         <w:t xml:space="preserve">Floor Plan Map </w:t>
@@ -12361,7 +12144,7 @@
           <w:numId w:val="7"/>
         </w:numPr>
       </w:pPr>
-      <w:bookmarkStart w:id="30" w:name="_Toc237091007"/>
+      <w:bookmarkStart w:id="30" w:name="_Toc237172674"/>
       <w:r>
         <w:t>Shared Extraction</w:t>
       </w:r>
@@ -12440,7 +12223,7 @@
           <w:numId w:val="7"/>
         </w:numPr>
       </w:pPr>
-      <w:bookmarkStart w:id="31" w:name="_Toc237091008"/>
+      <w:bookmarkStart w:id="31" w:name="_Toc237172675"/>
       <w:r>
         <w:lastRenderedPageBreak/>
         <w:t xml:space="preserve">UI, </w:t>
@@ -12464,7 +12247,7 @@
           <w:numId w:val="7"/>
         </w:numPr>
       </w:pPr>
-      <w:bookmarkStart w:id="32" w:name="_Toc237091009"/>
+      <w:bookmarkStart w:id="32" w:name="_Toc237172676"/>
       <w:r>
         <w:t>HUD Information Architecture</w:t>
       </w:r>
@@ -12822,7 +12605,7 @@
           <w:numId w:val="7"/>
         </w:numPr>
       </w:pPr>
-      <w:bookmarkStart w:id="33" w:name="_Toc237091010"/>
+      <w:bookmarkStart w:id="33" w:name="_Toc237172677"/>
       <w:r>
         <w:t xml:space="preserve">Main HUD </w:t>
       </w:r>
@@ -13239,7 +13022,7 @@
           <w:numId w:val="7"/>
         </w:numPr>
       </w:pPr>
-      <w:bookmarkStart w:id="34" w:name="_Toc237091011"/>
+      <w:bookmarkStart w:id="34" w:name="_Toc237172678"/>
       <w:r>
         <w:t>값</w:t>
       </w:r>
@@ -13313,7 +13096,7 @@
           <w:numId w:val="7"/>
         </w:numPr>
       </w:pPr>
-      <w:bookmarkStart w:id="35" w:name="_Toc237091012"/>
+      <w:bookmarkStart w:id="35" w:name="_Toc237172679"/>
       <w:r>
         <w:t xml:space="preserve">Input Mode </w:t>
       </w:r>
@@ -13817,7 +13600,7 @@
           <w:numId w:val="7"/>
         </w:numPr>
       </w:pPr>
-      <w:bookmarkStart w:id="36" w:name="_Toc237091013"/>
+      <w:bookmarkStart w:id="36" w:name="_Toc237172680"/>
       <w:r>
         <w:t>Floor Plan</w:t>
       </w:r>
@@ -13840,7 +13623,7 @@
           <w:numId w:val="7"/>
         </w:numPr>
       </w:pPr>
-      <w:bookmarkStart w:id="37" w:name="_Toc237091014"/>
+      <w:bookmarkStart w:id="37" w:name="_Toc237172681"/>
       <w:r>
         <w:t xml:space="preserve">Floor Plan Map </w:t>
       </w:r>
@@ -14144,7 +13927,7 @@
           <w:numId w:val="7"/>
         </w:numPr>
       </w:pPr>
-      <w:bookmarkStart w:id="38" w:name="_Toc237091015"/>
+      <w:bookmarkStart w:id="38" w:name="_Toc237172682"/>
       <w:r>
         <w:t xml:space="preserve">Team Result / Replica Recap </w:t>
       </w:r>
@@ -14428,11 +14211,8 @@
             <w:vAlign w:val="center"/>
           </w:tcPr>
           <w:p>
-            <w:pPr>
-              <w:pStyle w:val="TableText"/>
-            </w:pPr>
-            <w:r>
-              <w:t>Quality → Guard delay / Alert consequence</w:t>
+            <w:r>
+              <w:t>70점 승인 여부, 실제 Replica와 Timeout/교체 사건</w:t>
             </w:r>
           </w:p>
         </w:tc>
@@ -14513,7 +14293,7 @@
           <w:numId w:val="7"/>
         </w:numPr>
       </w:pPr>
-      <w:bookmarkStart w:id="39" w:name="_Toc237091016"/>
+      <w:bookmarkStart w:id="39" w:name="_Toc237172683"/>
       <w:r>
         <w:lastRenderedPageBreak/>
         <w:t>첫</w:t>
@@ -14772,7 +14552,7 @@
         </w:numPr>
       </w:pPr>
       <w:r>
-        <w:t>첫 실패는 즉시 Game Over보다 Alert와 복구 행동을 보여준다.</w:t>
+        <w:t>첫 기준 미달은 Game Over나 Alert 대신 작업 화면의 수정 안내로 보여주고, Timeout일 때만 근처 Guard의 1회 조사라는 공간적 결과를 보여준다.</w:t>
       </w:r>
     </w:p>
     <w:p>
@@ -14783,7 +14563,7 @@
           <w:numId w:val="7"/>
         </w:numPr>
       </w:pPr>
-      <w:bookmarkStart w:id="40" w:name="_Toc237091017"/>
+      <w:bookmarkStart w:id="40" w:name="_Toc237172684"/>
       <w:r>
         <w:t>접근성</w:t>
       </w:r>
@@ -14851,7 +14631,7 @@
           <w:numId w:val="7"/>
         </w:numPr>
       </w:pPr>
-      <w:bookmarkStart w:id="41" w:name="_Toc237091018"/>
+      <w:bookmarkStart w:id="41" w:name="_Toc237172685"/>
       <w:r>
         <w:lastRenderedPageBreak/>
         <w:t>레벨</w:t>
@@ -14884,7 +14664,7 @@
           <w:numId w:val="7"/>
         </w:numPr>
       </w:pPr>
-      <w:bookmarkStart w:id="42" w:name="_Toc237091019"/>
+      <w:bookmarkStart w:id="42" w:name="_Toc237172686"/>
       <w:r>
         <w:t>세</w:t>
       </w:r>
@@ -14982,7 +14762,7 @@
           <w:numId w:val="7"/>
         </w:numPr>
       </w:pPr>
-      <w:bookmarkStart w:id="43" w:name="_Toc237091020"/>
+      <w:bookmarkStart w:id="43" w:name="_Toc237172687"/>
       <w:r>
         <w:t>맵</w:t>
       </w:r>
@@ -15438,7 +15218,7 @@
           <w:numId w:val="7"/>
         </w:numPr>
       </w:pPr>
-      <w:bookmarkStart w:id="44" w:name="_Toc237091021"/>
+      <w:bookmarkStart w:id="44" w:name="_Toc237172688"/>
       <w:r>
         <w:t xml:space="preserve">M01 — </w:t>
       </w:r>
@@ -15743,7 +15523,7 @@
           <w:numId w:val="7"/>
         </w:numPr>
       </w:pPr>
-      <w:bookmarkStart w:id="45" w:name="_Toc237091022"/>
+      <w:bookmarkStart w:id="45" w:name="_Toc237172689"/>
       <w:r>
         <w:t xml:space="preserve">M02 — </w:t>
       </w:r>
@@ -16047,7 +15827,7 @@
           <w:numId w:val="7"/>
         </w:numPr>
       </w:pPr>
-      <w:bookmarkStart w:id="46" w:name="_Toc237091023"/>
+      <w:bookmarkStart w:id="46" w:name="_Toc237172690"/>
       <w:r>
         <w:t xml:space="preserve">M03 — </w:t>
       </w:r>
@@ -16352,7 +16132,7 @@
           <w:numId w:val="7"/>
         </w:numPr>
       </w:pPr>
-      <w:bookmarkStart w:id="47" w:name="_Toc237091024"/>
+      <w:bookmarkStart w:id="47" w:name="_Toc237172691"/>
       <w:r>
         <w:t xml:space="preserve">First-Person </w:t>
       </w:r>
@@ -16435,7 +16215,7 @@
           <w:numId w:val="7"/>
         </w:numPr>
       </w:pPr>
-      <w:bookmarkStart w:id="48" w:name="_Toc237091025"/>
+      <w:bookmarkStart w:id="48" w:name="_Toc237172692"/>
       <w:r>
         <w:t>사운드</w:t>
       </w:r>
@@ -16723,7 +16503,7 @@
           </w:tcPr>
           <w:p>
             <w:r>
-              <w:t>Stroke/Part, Timer, Submit High/Low, Frame Rattle Swap</w:t>
+              <w:t>Stroke/Part, Timer, Submit Accepted/Blocked, Frame Rattle Swap</w:t>
             </w:r>
           </w:p>
         </w:tc>
@@ -16826,7 +16606,7 @@
           <w:numId w:val="7"/>
         </w:numPr>
       </w:pPr>
-      <w:bookmarkStart w:id="49" w:name="_Toc237091026"/>
+      <w:bookmarkStart w:id="49" w:name="_Toc237172693"/>
       <w:r>
         <w:lastRenderedPageBreak/>
         <w:t>세계관과</w:t>
@@ -17048,11 +16828,8 @@
             <w:vAlign w:val="center"/>
           </w:tcPr>
           <w:p>
-            <w:pPr>
-              <w:pStyle w:val="TableText"/>
-            </w:pPr>
-            <w:r>
-              <w:t>점수 조롱 대신 실제 결과물과 Guard 반응을 Recap</w:t>
+            <w:r>
+              <w:t>점수 조롱 대신 실제 Replica와 팀의 선택을 Recap</w:t>
             </w:r>
           </w:p>
         </w:tc>
@@ -17071,7 +16848,7 @@
           <w:numId w:val="7"/>
         </w:numPr>
       </w:pPr>
-      <w:bookmarkStart w:id="50" w:name="_Toc237091027"/>
+      <w:bookmarkStart w:id="50" w:name="_Toc237172694"/>
       <w:r>
         <w:lastRenderedPageBreak/>
         <w:t>범위</w:t>
@@ -17098,7 +16875,7 @@
           <w:numId w:val="7"/>
         </w:numPr>
       </w:pPr>
-      <w:bookmarkStart w:id="51" w:name="_Toc237091028"/>
+      <w:bookmarkStart w:id="51" w:name="_Toc237172695"/>
       <w:r>
         <w:t>v1.0 Required Scope</w:t>
       </w:r>
@@ -17461,7 +17238,7 @@
           <w:numId w:val="7"/>
         </w:numPr>
       </w:pPr>
-      <w:bookmarkStart w:id="52" w:name="_Toc237091029"/>
+      <w:bookmarkStart w:id="52" w:name="_Toc237172696"/>
       <w:r>
         <w:t>Stretch</w:t>
       </w:r>
@@ -17833,7 +17610,7 @@
           <w:numId w:val="7"/>
         </w:numPr>
       </w:pPr>
-      <w:bookmarkStart w:id="53" w:name="_Toc237091030"/>
+      <w:bookmarkStart w:id="53" w:name="_Toc237172697"/>
       <w:r>
         <w:t>Starting Balance Targets</w:t>
       </w:r>
@@ -18273,6 +18050,86 @@
           </w:p>
         </w:tc>
       </w:tr>
+      <w:tr>
+        <w:trPr>
+          <w:jc w:val="center"/>
+        </w:trPr>
+        <w:tc>
+          <w:tcPr>
+            <w:tcW w:w="2630" w:type="dxa"/>
+          </w:tcPr>
+          <w:p>
+            <w:r>
+              <w:t>Replica Acceptance</w:t>
+            </w:r>
+          </w:p>
+        </w:tc>
+        <w:tc>
+          <w:tcPr>
+            <w:tcW w:w="2795" w:type="dxa"/>
+          </w:tcPr>
+          <w:p>
+            <w:r>
+              <w:t>Quality 70 이상</w:t>
+            </w:r>
+          </w:p>
+        </w:tc>
+        <w:tc>
+          <w:tcPr>
+            <w:tcW w:w="4439" w:type="dxa"/>
+          </w:tcPr>
+          <w:p>
+            <w:r>
+              <w:t>Surface/Object 공통 제출 가능 기준</w:t>
+            </w:r>
+          </w:p>
+        </w:tc>
+      </w:tr>
+      <w:tr>
+        <w:trPr>
+          <w:jc w:val="center"/>
+        </w:trPr>
+        <w:tc>
+          <w:tcPr>
+            <w:tcW w:w="2630" w:type="dxa"/>
+          </w:tcPr>
+          <w:p>
+            <w:r>
+              <w:t xml:space="preserve">Forgery Timeout </w:t>
+            </w:r>
+            <w:r>
+              <w:lastRenderedPageBreak/>
+              <w:t>Investigation</w:t>
+            </w:r>
+          </w:p>
+        </w:tc>
+        <w:tc>
+          <w:tcPr>
+            <w:tcW w:w="2795" w:type="dxa"/>
+          </w:tcPr>
+          <w:p>
+            <w:r>
+              <w:lastRenderedPageBreak/>
+              <w:t xml:space="preserve">Case 반경 1,500 cm / </w:t>
+            </w:r>
+            <w:r>
+              <w:lastRenderedPageBreak/>
+              <w:t>Guard 1명 / 1회</w:t>
+            </w:r>
+          </w:p>
+        </w:tc>
+        <w:tc>
+          <w:tcPr>
+            <w:tcW w:w="4439" w:type="dxa"/>
+          </w:tcPr>
+          <w:p>
+            <w:r>
+              <w:lastRenderedPageBreak/>
+              <w:t>Alert 없이 즉시 주변 동선 압박만 생성</w:t>
+            </w:r>
+          </w:p>
+        </w:tc>
+      </w:tr>
     </w:tbl>
     <w:p>
       <w:pPr>
@@ -18287,9 +18144,8 @@
           <w:numId w:val="7"/>
         </w:numPr>
       </w:pPr>
-      <w:bookmarkStart w:id="54" w:name="_Toc237091031"/>
-      <w:r>
-        <w:lastRenderedPageBreak/>
+      <w:bookmarkStart w:id="54" w:name="_Toc237172698"/>
+      <w:r>
         <w:t>Playtest Questions</w:t>
       </w:r>
       <w:bookmarkEnd w:id="54"/>
@@ -18363,7 +18219,7 @@
         </w:numPr>
       </w:pPr>
       <w:r>
-        <w:t>낮은 Quality, Coin 실수, Drop/Recovery가 즉시 실패 대신 기억할 사건을 만드는가?</w:t>
+        <w:t>70점 경계에서 나온 우스운 Replica, Timeout 조사, Coin 실수와 Drop/Recovery가 기억할 사건을 만드는가?</w:t>
       </w:r>
     </w:p>
     <w:p>
@@ -18374,7 +18230,7 @@
           <w:numId w:val="7"/>
         </w:numPr>
       </w:pPr>
-      <w:bookmarkStart w:id="55" w:name="_Toc237091032"/>
+      <w:bookmarkStart w:id="55" w:name="_Toc237172699"/>
       <w:r>
         <w:t>Release KPI</w:t>
       </w:r>
@@ -18578,11 +18434,8 @@
             <w:vAlign w:val="center"/>
           </w:tcPr>
           <w:p>
-            <w:pPr>
-              <w:pStyle w:val="TableText"/>
-            </w:pPr>
-            <w:r>
-              <w:t>저품질 Replica가 즉시 종료가 아니라 Alert/동선 변화로 이어짐</w:t>
+            <w:r>
+              <w:t>70점 미달은 수정 가능하고 Timeout은 근처 Guard 1회 조사로 이어짐</w:t>
             </w:r>
           </w:p>
         </w:tc>
@@ -18669,7 +18522,7 @@
           <w:numId w:val="7"/>
         </w:numPr>
       </w:pPr>
-      <w:bookmarkStart w:id="56" w:name="_Toc237091033"/>
+      <w:bookmarkStart w:id="56" w:name="_Toc237172700"/>
       <w:r>
         <w:t>W6~W12 Roadmap</w:t>
       </w:r>
@@ -18839,6 +18692,7 @@
           </w:tcPr>
           <w:p>
             <w:r>
+              <w:lastRenderedPageBreak/>
               <w:t>W8</w:t>
             </w:r>
           </w:p>
@@ -18946,7 +18800,6 @@
           </w:tcPr>
           <w:p>
             <w:r>
-              <w:lastRenderedPageBreak/>
               <w:t>W11</w:t>
             </w:r>
           </w:p>
@@ -19022,7 +18875,7 @@
         <w:keepLines/>
         <w:pageBreakBefore w:val="0"/>
       </w:pPr>
-      <w:bookmarkStart w:id="57" w:name="_Toc237091034"/>
+      <w:bookmarkStart w:id="57" w:name="_Toc237172701"/>
       <w:r>
         <w:lastRenderedPageBreak/>
         <w:t>Appendix A — 용어</w:t>
@@ -19329,11 +19182,8 @@
             <w:vAlign w:val="center"/>
           </w:tcPr>
           <w:p>
-            <w:pPr>
-              <w:pStyle w:val="TableText"/>
-            </w:pPr>
-            <w:r>
-              <w:t>Replica의 유사도. 가치와 별개</w:t>
+            <w:r>
+              <w:t>Replica의 유사도. 70점 이상만 교체 후보가 되며 가치·Alert와 별개</w:t>
             </w:r>
           </w:p>
         </w:tc>
@@ -19387,7 +19237,7 @@
         <w:keepLines/>
         <w:pageBreakBefore w:val="0"/>
       </w:pPr>
-      <w:bookmarkStart w:id="58" w:name="_Toc237091035"/>
+      <w:bookmarkStart w:id="58" w:name="_Toc237172702"/>
       <w:r>
         <w:rPr>
           <w:sz w:val="32"/>
@@ -19585,7 +19435,7 @@
         <w:keepLines/>
         <w:pageBreakBefore w:val="0"/>
       </w:pPr>
-      <w:bookmarkStart w:id="59" w:name="_Toc237091036"/>
+      <w:bookmarkStart w:id="59" w:name="_Toc237172703"/>
       <w:r>
         <w:rPr>
           <w:sz w:val="32"/>
@@ -19652,7 +19502,7 @@
         </w:numPr>
       </w:pPr>
       <w:r>
-        <w:t>저품질 Replica, Arrest, Drop/Recovery가 즉시 실패가 아닌 회복 가능한 사건으로 작동한다.</w:t>
+        <w:t>70점 미달은 Replica 배치 없이 수정 가능하고, Timeout 조사·Arrest·Drop/Recovery는 즉시 실패가 아닌 회복 가능한 사건으로 작동한다.</w:t>
       </w:r>
     </w:p>
     <w:p>
@@ -19786,7 +19636,7 @@
         <w:sz w:val="17"/>
       </w:rPr>
       <w:tab/>
-      <w:t>Rev 11</w:t>
+      <w:t>Rev 12</w:t>
     </w:r>
   </w:p>
 </w:hdr>

--- a/Museum_Heist_GDD.docx
+++ b/Museum_Heist_GDD.docx
@@ -8383,7 +8383,7 @@
               <w:pStyle w:val="TableText"/>
             </w:pPr>
             <w:r>
-              <w:t>Part 선택, Socket 결합, Orientation 조정, Submit</w:t>
+              <w:t>2D 조각 Drag &amp; Drop, Wheel 회전, 우클릭 제거, Submit</w:t>
             </w:r>
           </w:p>
         </w:tc>
@@ -8410,7 +8410,7 @@
     </w:p>
     <w:p>
       <w:r>
-        <w:t>두 방식은 Palette/Brush와 Part/Socket처럼 작업 도구와 결과 데이터는 공유하지 않는다. 대신 Owner-only Full-Screen 진입, 설명, 70점 제출 기준, 예상 점수, Timer, Submit/Cancel 배치와 서버 최종 판정은 같은 화면 언어를 사용한다.</w:t>
+        <w:t>두 방식은 작업 도구와 결과 데이터는 공유하지 않는다. 대신 한글 중심의 Mode Title, 70점 제출 기준을 함께 보여주는 단일 예상 품질, 남은 시간, Submit/Cancel과 하단 조작 안내를 같은 화면 언어와 순서로 사용한다. 작업 방법 설명과 별도 상태 문구는 튜토리얼 및 하단 조작 안내가 담당한다.</w:t>
       </w:r>
     </w:p>
     <w:p>
@@ -8457,7 +8457,7 @@
         </w:numPr>
       </w:pPr>
       <w:r>
-        <w:t>World View가 완전히 가려진 Full-Screen 화면으로 전환된다. World Audio와 최소 Team/Alert 정보는 남는다.</w:t>
+        <w:t>World View가 완전히 가려진 Full-Screen 화면으로 전환된다. World Audio와 팀 음성은 유지하지만 Alert/Lockdown 상세 정보는 작업 화면에 중복 표시하지 않는다. Alert가 Quiet을 벗어나면 현재 작업을 서버에 한 번 취소 요청하고 화면을 닫아 이동·시점·탈출 판단을 즉시 복원한다.</w:t>
       </w:r>
     </w:p>
     <w:p>
@@ -8469,7 +8469,7 @@
         </w:numPr>
       </w:pPr>
       <w:r>
-        <w:t>Template Palette 2~8색 중 색을 고르고 승인된 Brush Size Preset을 전환해 Draw/Erase한다. 화면에는 공통 설명, 70점 제출 기준, 현재 Palette, 소/중/대 Brush Size(800×800 기준 16/32/64 px), 남은 시간과 서버 확정 전 참고값인 예상 점수를 표시한다. 예상 점수가 70 미만이면 Submit을 비활성화한다. 그리기는 내부 전송 포인트 한계로 중단되지 않으며 Point Budget이나 판정 해상도 같은 기술 정보는 플레이어 화면에 노출하지 않는다.</w:t>
+        <w:t>Template Palette 2~8색 중 색을 고르고 승인된 Brush Size Preset을 전환해 Draw/Erase한다. 화면에는 현재 Palette, Drawing Content 안에서 크기가 다른 소/중/대 Brush 표식, 남은 시간과 ‘예상 품질 {점수}/100 · 제출 가능 70+’ 한 줄만 표시한다. 별도 InstructionText와 ModeStatusText는 표시하지 않는다. 별도 서버 점수나 중복된 품질 기준 문구는 표시하지 않고, Draw/Erase/Reset/Submit/Cancel 안내는 하단 한 줄로 통합한다. 예상 품질이 70 미만이면 Submit을 비활성화하며 Point Budget이나 판정 해상도 같은 기술 정보는 노출하지 않는다.</w:t>
       </w:r>
     </w:p>
     <w:p>
@@ -8623,7 +8623,7 @@
         </w:numPr>
       </w:pPr>
       <w:r>
-        <w:t>Sculpture/Ceramic의 형태를 관찰한 뒤 모듈 Part를 선택한다.</w:t>
+        <w:t>Sculpture/Ceramic의 형태는 World Observation에서만 관찰하고, 조립 화면에서는 Original, Template Name과 정답 실루엣을 다시 보여주지 않는다.</w:t>
       </w:r>
     </w:p>
     <w:p>
@@ -8635,7 +8635,7 @@
         </w:numPr>
       </w:pPr>
       <w:r>
-        <w:t>Part를 올바른 Socket에 끼우고 Orientation을 맞춘다.</w:t>
+        <w:t>플레이어는 하단 Tray에 제시된 2D 조각을 조립 Canvas로 Drag &amp; Drop한다. 드롭 위치는 가장 가까운 숨은 Socket Anchor로 양자화되고, 휠 회전과 다시 끌기·우클릭 제거로 배치를 수정한다. Part/Socket/Orientation을 순회하는 버튼은 사용하지 않는다.</w:t>
       </w:r>
     </w:p>
     <w:p>
@@ -8659,12 +8659,12 @@
         </w:numPr>
       </w:pPr>
       <w:r>
-        <w:t>모든 Required Part를 완벽히 맞출 필요는 없지만 예상 Quality 70 이상일 때만 Submit할 수 있다. 서버 최종 점수가 70 미만이면 Replica를 만들지 않고 같은 Assembly Session에서 수정하게 한다.</w:t>
+        <w:t>모든 Required Part를 완벽히 맞출 필요는 없지만 ‘예상 품질 {점수}/100 · 제출 가능 70+’가 70 이상일 때만 Submit할 수 있다. 서버 최종 점수가 70 미만이면 Replica를 만들지 않고 같은 Assembly Session에서 수정하게 한다. 중간 Drag 좌표는 복제하지 않으며 승인된 결과만 기존 PartId/SocketId/QuantizedOrientation/MaterialId로 3D Replica를 재구성한다.</w:t>
       </w:r>
     </w:p>
     <w:p>
       <w:r>
-        <w:t>Object Assembly는 Surface Forgery의 ‘3D 버전’이 아니다. 손그림의 불완전함 대신 부품 선택과 공간 방향 감각에서 실수가 발생해야 한다.</w:t>
+        <w:t>Object Assembly는 Surface Forgery와 같은 결의 짧은 기억 기반 2D 조립 퍼즐이다. 원본을 다시 보지 못하는 상태에서 조각 선택, 배치와 회전으로 실수가 발생하며, Surface Forgery보다 짧은 시간 제한으로 난도를 확보한다.</w:t>
       </w:r>
     </w:p>
     <w:p>
@@ -9489,7 +9489,7 @@
           </w:tcPr>
           <w:p>
             <w:r>
-              <w:t>TEAM STATUS</w:t>
+              <w:t>MODE TITLE</w:t>
             </w:r>
           </w:p>
         </w:tc>
@@ -9507,7 +9507,7 @@
           </w:tcPr>
           <w:p>
             <w:r>
-              <w:t>MODE TITLE / INSTRUCTION / TIME</w:t>
+              <w:t>한 문장 INSTRUCTION / TIME</w:t>
             </w:r>
           </w:p>
         </w:tc>
@@ -9525,7 +9525,7 @@
           </w:tcPr>
           <w:p>
             <w:r>
-              <w:t>ALERT</w:t>
+              <w:t>예상 품질 · 제출 가능 70+</w:t>
             </w:r>
           </w:p>
         </w:tc>
@@ -9549,15 +9549,11 @@
           <w:p>
             <w:r>
               <w:t>MODE CONTROLS</w:t>
-            </w:r>
-            <w:r>
               <w:br/>
-              <w:t xml:space="preserve">Palette+Brush 또는 </w:t>
-            </w:r>
-            <w:r>
-              <w:lastRenderedPageBreak/>
-              <w:t>Part+Socket</w:t>
-            </w:r>
+              <w:t>Palette + Brush 소·중·대</w:t>
+            </w:r>
+            <w:r/>
+            <w:r/>
           </w:p>
         </w:tc>
         <w:tc>
@@ -9574,20 +9570,15 @@
           </w:tcPr>
           <w:p>
             <w:r>
-              <w:lastRenderedPageBreak/>
-              <w:t>WORK AREA</w:t>
-            </w:r>
-            <w:r>
+              <w:t>SURFACE WORK AREA</w:t>
               <w:br/>
-              <w:t>Reference+Canvas 또는 Assembly Preview</w:t>
-            </w:r>
-            <w:r>
+              <w:t>Reference + Drawing Canvas</w:t>
               <w:br/>
-            </w:r>
-            <w:r>
-              <w:lastRenderedPageBreak/>
-              <w:t>World view fully covered / World audio retained</w:t>
-            </w:r>
+              <w:t>World view covered / World audio retained</w:t>
+            </w:r>
+            <w:r/>
+            <w:r/>
+            <w:r/>
           </w:p>
         </w:tc>
         <w:tc>
@@ -9604,16 +9595,14 @@
           </w:tcPr>
           <w:p>
             <w:r>
-              <w:lastRenderedPageBreak/>
-              <w:t>QUALITY 70+ REQUIRED</w:t>
-            </w:r>
-            <w:r>
+              <w:t>OBJECT WORK AREA</w:t>
               <w:br/>
-            </w:r>
-            <w:r>
-              <w:lastRenderedPageBreak/>
-              <w:t>PREVIEW SCORE</w:t>
-            </w:r>
+              <w:t>2D Part Tray + Assembly Canvas</w:t>
+              <w:br/>
+              <w:t>Original / 정답 실루엣 비공개</w:t>
+            </w:r>
+            <w:r/>
+            <w:r/>
           </w:p>
         </w:tc>
       </w:tr>
@@ -9635,8 +9624,7 @@
           </w:tcPr>
           <w:p>
             <w:r>
-              <w:lastRenderedPageBreak/>
-              <w:t>CANCEL / ESC</w:t>
+              <w:t>취소 / ESC</w:t>
             </w:r>
           </w:p>
         </w:tc>
@@ -9654,7 +9642,7 @@
           </w:tcPr>
           <w:p>
             <w:r>
-              <w:t>TIME {0}</w:t>
+              <w:t>남은 시간 {0}</w:t>
             </w:r>
           </w:p>
         </w:tc>
@@ -9672,7 +9660,7 @@
           </w:tcPr>
           <w:p>
             <w:r>
-              <w:t>SUBMIT / ENTER</w:t>
+              <w:t>제출 / ENTER</w:t>
             </w:r>
           </w:p>
         </w:tc>
@@ -13542,7 +13530,7 @@
               <w:rPr>
                 <w:sz w:val="16"/>
               </w:rPr>
-              <w:t>Part/Socket/Rotate/Submit/Cancel</w:t>
+              <w:t>2D 조각 Drag &amp; Drop / Wheel 회전 / 우클릭 제거 / Submit / Cancel</w:t>
             </w:r>
           </w:p>
         </w:tc>

--- a/Museum_Heist_GDD.docx
+++ b/Museum_Heist_GDD.docx
@@ -101,7 +101,7 @@
           </w:tcPr>
           <w:p>
             <w:r>
-              <w:t>Rev 12 · 2026-08-09</w:t>
+              <w:t>Rev 13 · 2026-08-15</w:t>
             </w:r>
           </w:p>
         </w:tc>
@@ -8457,7 +8457,7 @@
         </w:numPr>
       </w:pPr>
       <w:r>
-        <w:t>World View가 완전히 가려진 Full-Screen 화면으로 전환된다. World Audio와 팀 음성은 유지하지만 Alert/Lockdown 상세 정보는 작업 화면에 중복 표시하지 않는다. Alert가 Quiet을 벗어나면 현재 작업을 서버에 한 번 취소 요청하고 화면을 닫아 이동·시점·탈출 판단을 즉시 복원한다.</w:t>
+        <w:t>World View가 완전히 가려진 Full-Screen 화면으로 전환된다. World Audio와 팀 음성은 유지하지만 Alert/Lockdown 상세 정보는 작업 화면에 중복 표시하지 않는다. Suspicious/Searching에서는 현재 작업을 유지한다. Alarmed/Lockdown 진입 시 서버가 작업 Session을 먼저 취소하고 화면을 닫아 이동·시점·탈출 판단을 즉시 복원하며, 위험 단계에서는 신규 작업 진입을 허용하지 않는다.</w:t>
       </w:r>
     </w:p>
     <w:p>
@@ -19624,7 +19624,7 @@
         <w:sz w:val="17"/>
       </w:rPr>
       <w:tab/>
-      <w:t>Rev 12</w:t>
+      <w:t>Rev 13</w:t>
     </w:r>
   </w:p>
 </w:hdr>

--- a/Museum_Heist_GDD.docx
+++ b/Museum_Heist_GDD.docx
@@ -101,7 +101,7 @@
           </w:tcPr>
           <w:p>
             <w:r>
-              <w:t>Rev 13 · 2026-08-15</w:t>
+              <w:t>Rev 14 · 2026-08-18</w:t>
             </w:r>
           </w:p>
         </w:tc>
@@ -205,7 +205,7 @@
               <w:rPr>
                 <w:sz w:val="19"/>
               </w:rPr>
-              <w:t>1~4인 협동 · First-Person PvE · Contract Run · Surface Forgery · Object Assembly</w:t>
+              <w:t>2~4인 협동 · First-Person PvE · Surface Forgery · Patrol/CCTV/Laser · Assembly Deferred</w:t>
             </w:r>
           </w:p>
         </w:tc>
@@ -549,7 +549,7 @@
       <w:r>
         <w:fldChar w:fldCharType="separate"/>
       </w:r>
-      <w:hyperlink w:anchor="_Toc237172644" w:history="1">
+      <w:hyperlink w:anchor="_Toc237977662" w:history="1">
         <w:r>
           <w:rPr>
             <w:rStyle w:val="aff1"/>
@@ -576,7 +576,7 @@
             <w:noProof/>
             <w:webHidden/>
           </w:rPr>
-          <w:instrText xml:space="preserve"> PAGEREF _Toc237172644 \h </w:instrText>
+          <w:instrText xml:space="preserve"> PAGEREF _Toc237977662 \h </w:instrText>
         </w:r>
         <w:r>
           <w:rPr>
@@ -596,7 +596,7 @@
             <w:noProof/>
             <w:webHidden/>
           </w:rPr>
-          <w:t>5</w:t>
+          <w:t>6</w:t>
         </w:r>
         <w:r>
           <w:rPr>
@@ -625,7 +625,7 @@
           <w14:ligatures w14:val="standardContextual"/>
         </w:rPr>
       </w:pPr>
-      <w:hyperlink w:anchor="_Toc237172645" w:history="1">
+      <w:hyperlink w:anchor="_Toc237977663" w:history="1">
         <w:r>
           <w:rPr>
             <w:rStyle w:val="aff1"/>
@@ -652,7 +652,7 @@
             <w:noProof/>
             <w:webHidden/>
           </w:rPr>
-          <w:instrText xml:space="preserve"> PAGEREF _Toc237172645 \h </w:instrText>
+          <w:instrText xml:space="preserve"> PAGEREF _Toc237977663 \h </w:instrText>
         </w:r>
         <w:r>
           <w:rPr>
@@ -672,7 +672,7 @@
             <w:noProof/>
             <w:webHidden/>
           </w:rPr>
-          <w:t>5</w:t>
+          <w:t>6</w:t>
         </w:r>
         <w:r>
           <w:rPr>
@@ -701,13 +701,13 @@
           <w14:ligatures w14:val="standardContextual"/>
         </w:rPr>
       </w:pPr>
-      <w:hyperlink w:anchor="_Toc237172646" w:history="1">
+      <w:hyperlink w:anchor="_Toc237977664" w:history="1">
         <w:r>
           <w:rPr>
             <w:rStyle w:val="aff1"/>
             <w:noProof/>
           </w:rPr>
-          <w:t>1.2 제품 목표와 Release Definition</w:t>
+          <w:t>1.2 Rev 14 Release Profile</w:t>
         </w:r>
         <w:r>
           <w:rPr>
@@ -728,7 +728,7 @@
             <w:noProof/>
             <w:webHidden/>
           </w:rPr>
-          <w:instrText xml:space="preserve"> PAGEREF _Toc237172646 \h </w:instrText>
+          <w:instrText xml:space="preserve"> PAGEREF _Toc237977664 \h </w:instrText>
         </w:r>
         <w:r>
           <w:rPr>
@@ -748,7 +748,7 @@
             <w:noProof/>
             <w:webHidden/>
           </w:rPr>
-          <w:t>5</w:t>
+          <w:t>6</w:t>
         </w:r>
         <w:r>
           <w:rPr>
@@ -777,13 +777,13 @@
           <w14:ligatures w14:val="standardContextual"/>
         </w:rPr>
       </w:pPr>
-      <w:hyperlink w:anchor="_Toc237172647" w:history="1">
+      <w:hyperlink w:anchor="_Toc237977665" w:history="1">
         <w:r>
           <w:rPr>
             <w:rStyle w:val="aff1"/>
             <w:noProof/>
           </w:rPr>
-          <w:t>1.3 디자인 필러</w:t>
+          <w:t>1.3 제품 목표와 Release Definition</w:t>
         </w:r>
         <w:r>
           <w:rPr>
@@ -804,7 +804,7 @@
             <w:noProof/>
             <w:webHidden/>
           </w:rPr>
-          <w:instrText xml:space="preserve"> PAGEREF _Toc237172647 \h </w:instrText>
+          <w:instrText xml:space="preserve"> PAGEREF _Toc237977665 \h </w:instrText>
         </w:r>
         <w:r>
           <w:rPr>
@@ -824,7 +824,7 @@
             <w:noProof/>
             <w:webHidden/>
           </w:rPr>
-          <w:t>5</w:t>
+          <w:t>6</w:t>
         </w:r>
         <w:r>
           <w:rPr>
@@ -853,13 +853,13 @@
           <w14:ligatures w14:val="standardContextual"/>
         </w:rPr>
       </w:pPr>
-      <w:hyperlink w:anchor="_Toc237172648" w:history="1">
+      <w:hyperlink w:anchor="_Toc237977666" w:history="1">
         <w:r>
           <w:rPr>
             <w:rStyle w:val="aff1"/>
             <w:noProof/>
           </w:rPr>
-          <w:t>1.4 Target Experience</w:t>
+          <w:t>1.4 디자인 필러</w:t>
         </w:r>
         <w:r>
           <w:rPr>
@@ -880,7 +880,7 @@
             <w:noProof/>
             <w:webHidden/>
           </w:rPr>
-          <w:instrText xml:space="preserve"> PAGEREF _Toc237172648 \h </w:instrText>
+          <w:instrText xml:space="preserve"> PAGEREF _Toc237977666 \h </w:instrText>
         </w:r>
         <w:r>
           <w:rPr>
@@ -900,7 +900,7 @@
             <w:noProof/>
             <w:webHidden/>
           </w:rPr>
-          <w:t>6</w:t>
+          <w:t>7</w:t>
         </w:r>
         <w:r>
           <w:rPr>
@@ -929,13 +929,13 @@
           <w14:ligatures w14:val="standardContextual"/>
         </w:rPr>
       </w:pPr>
-      <w:hyperlink w:anchor="_Toc237172649" w:history="1">
+      <w:hyperlink w:anchor="_Toc237977667" w:history="1">
         <w:r>
           <w:rPr>
             <w:rStyle w:val="aff1"/>
             <w:noProof/>
           </w:rPr>
-          <w:t>1.5 명시적 비목표</w:t>
+          <w:t>1.5 Target Experience</w:t>
         </w:r>
         <w:r>
           <w:rPr>
@@ -956,82 +956,7 @@
             <w:noProof/>
             <w:webHidden/>
           </w:rPr>
-          <w:instrText xml:space="preserve"> PAGEREF _Toc237172649 \h </w:instrText>
-        </w:r>
-        <w:r>
-          <w:rPr>
-            <w:noProof/>
-            <w:webHidden/>
-          </w:rPr>
-        </w:r>
-        <w:r>
-          <w:rPr>
-            <w:noProof/>
-            <w:webHidden/>
-          </w:rPr>
-          <w:fldChar w:fldCharType="separate"/>
-        </w:r>
-        <w:r>
-          <w:rPr>
-            <w:noProof/>
-            <w:webHidden/>
-          </w:rPr>
-          <w:t>6</w:t>
-        </w:r>
-        <w:r>
-          <w:rPr>
-            <w:noProof/>
-            <w:webHidden/>
-          </w:rPr>
-          <w:fldChar w:fldCharType="end"/>
-        </w:r>
-      </w:hyperlink>
-    </w:p>
-    <w:p>
-      <w:pPr>
-        <w:pStyle w:val="13"/>
-        <w:tabs>
-          <w:tab w:val="right" w:leader="dot" w:pos="9856"/>
-        </w:tabs>
-        <w:rPr>
-          <w:rFonts w:asciiTheme="minorHAnsi" w:eastAsiaTheme="minorEastAsia" w:hAnsiTheme="minorHAnsi" w:cstheme="minorBidi"/>
-          <w:noProof/>
-          <w:color w:val="auto"/>
-          <w:kern w:val="2"/>
-          <w:sz w:val="22"/>
-          <w:szCs w:val="24"/>
-          <w:lang w:eastAsia="ko-KR"/>
-          <w14:ligatures w14:val="standardContextual"/>
-        </w:rPr>
-      </w:pPr>
-      <w:hyperlink w:anchor="_Toc237172650" w:history="1">
-        <w:r>
-          <w:rPr>
-            <w:rStyle w:val="aff1"/>
-            <w:noProof/>
-          </w:rPr>
-          <w:t>2 Contract Run과 한 판의 리듬</w:t>
-        </w:r>
-        <w:r>
-          <w:rPr>
-            <w:noProof/>
-            <w:webHidden/>
-          </w:rPr>
-          <w:tab/>
-        </w:r>
-        <w:r>
-          <w:rPr>
-            <w:noProof/>
-            <w:webHidden/>
-          </w:rPr>
-          <w:fldChar w:fldCharType="begin"/>
-        </w:r>
-        <w:r>
-          <w:rPr>
-            <w:noProof/>
-            <w:webHidden/>
-          </w:rPr>
-          <w:instrText xml:space="preserve"> PAGEREF _Toc237172650 \h </w:instrText>
+          <w:instrText xml:space="preserve"> PAGEREF _Toc237977667 \h </w:instrText>
         </w:r>
         <w:r>
           <w:rPr>
@@ -1080,13 +1005,13 @@
           <w14:ligatures w14:val="standardContextual"/>
         </w:rPr>
       </w:pPr>
-      <w:hyperlink w:anchor="_Toc237172651" w:history="1">
+      <w:hyperlink w:anchor="_Toc237977668" w:history="1">
         <w:r>
           <w:rPr>
             <w:rStyle w:val="aff1"/>
             <w:noProof/>
           </w:rPr>
-          <w:t>2.1 Core Loop</w:t>
+          <w:t>1.6 명시적 비목표</w:t>
         </w:r>
         <w:r>
           <w:rPr>
@@ -1107,7 +1032,7 @@
             <w:noProof/>
             <w:webHidden/>
           </w:rPr>
-          <w:instrText xml:space="preserve"> PAGEREF _Toc237172651 \h </w:instrText>
+          <w:instrText xml:space="preserve"> PAGEREF _Toc237977668 \h </w:instrText>
         </w:r>
         <w:r>
           <w:rPr>
@@ -1128,6 +1053,81 @@
             <w:webHidden/>
           </w:rPr>
           <w:t>7</w:t>
+        </w:r>
+        <w:r>
+          <w:rPr>
+            <w:noProof/>
+            <w:webHidden/>
+          </w:rPr>
+          <w:fldChar w:fldCharType="end"/>
+        </w:r>
+      </w:hyperlink>
+    </w:p>
+    <w:p>
+      <w:pPr>
+        <w:pStyle w:val="13"/>
+        <w:tabs>
+          <w:tab w:val="right" w:leader="dot" w:pos="9856"/>
+        </w:tabs>
+        <w:rPr>
+          <w:rFonts w:asciiTheme="minorHAnsi" w:eastAsiaTheme="minorEastAsia" w:hAnsiTheme="minorHAnsi" w:cstheme="minorBidi"/>
+          <w:noProof/>
+          <w:color w:val="auto"/>
+          <w:kern w:val="2"/>
+          <w:sz w:val="22"/>
+          <w:szCs w:val="24"/>
+          <w:lang w:eastAsia="ko-KR"/>
+          <w14:ligatures w14:val="standardContextual"/>
+        </w:rPr>
+      </w:pPr>
+      <w:hyperlink w:anchor="_Toc237977669" w:history="1">
+        <w:r>
+          <w:rPr>
+            <w:rStyle w:val="aff1"/>
+            <w:noProof/>
+          </w:rPr>
+          <w:t>2 Contract Run과 한 판의 리듬</w:t>
+        </w:r>
+        <w:r>
+          <w:rPr>
+            <w:noProof/>
+            <w:webHidden/>
+          </w:rPr>
+          <w:tab/>
+        </w:r>
+        <w:r>
+          <w:rPr>
+            <w:noProof/>
+            <w:webHidden/>
+          </w:rPr>
+          <w:fldChar w:fldCharType="begin"/>
+        </w:r>
+        <w:r>
+          <w:rPr>
+            <w:noProof/>
+            <w:webHidden/>
+          </w:rPr>
+          <w:instrText xml:space="preserve"> PAGEREF _Toc237977669 \h </w:instrText>
+        </w:r>
+        <w:r>
+          <w:rPr>
+            <w:noProof/>
+            <w:webHidden/>
+          </w:rPr>
+        </w:r>
+        <w:r>
+          <w:rPr>
+            <w:noProof/>
+            <w:webHidden/>
+          </w:rPr>
+          <w:fldChar w:fldCharType="separate"/>
+        </w:r>
+        <w:r>
+          <w:rPr>
+            <w:noProof/>
+            <w:webHidden/>
+          </w:rPr>
+          <w:t>8</w:t>
         </w:r>
         <w:r>
           <w:rPr>
@@ -1156,13 +1156,13 @@
           <w14:ligatures w14:val="standardContextual"/>
         </w:rPr>
       </w:pPr>
-      <w:hyperlink w:anchor="_Toc237172652" w:history="1">
+      <w:hyperlink w:anchor="_Toc237977670" w:history="1">
         <w:r>
           <w:rPr>
             <w:rStyle w:val="aff1"/>
             <w:noProof/>
           </w:rPr>
-          <w:t>2.2 Contract 조건과 가치 언어</w:t>
+          <w:t>2.1 Core Loop</w:t>
         </w:r>
         <w:r>
           <w:rPr>
@@ -1183,7 +1183,7 @@
             <w:noProof/>
             <w:webHidden/>
           </w:rPr>
-          <w:instrText xml:space="preserve"> PAGEREF _Toc237172652 \h </w:instrText>
+          <w:instrText xml:space="preserve"> PAGEREF _Toc237977670 \h </w:instrText>
         </w:r>
         <w:r>
           <w:rPr>
@@ -1203,7 +1203,7 @@
             <w:noProof/>
             <w:webHidden/>
           </w:rPr>
-          <w:t>7</w:t>
+          <w:t>8</w:t>
         </w:r>
         <w:r>
           <w:rPr>
@@ -1232,13 +1232,13 @@
           <w14:ligatures w14:val="standardContextual"/>
         </w:rPr>
       </w:pPr>
-      <w:hyperlink w:anchor="_Toc237172653" w:history="1">
+      <w:hyperlink w:anchor="_Toc237977671" w:history="1">
         <w:r>
           <w:rPr>
             <w:rStyle w:val="aff1"/>
             <w:noProof/>
           </w:rPr>
-          <w:t>2.3 성공·부분 성공·실패</w:t>
+          <w:t>2.2 Contract 조건과 가치 언어</w:t>
         </w:r>
         <w:r>
           <w:rPr>
@@ -1259,7 +1259,7 @@
             <w:noProof/>
             <w:webHidden/>
           </w:rPr>
-          <w:instrText xml:space="preserve"> PAGEREF _Toc237172653 \h </w:instrText>
+          <w:instrText xml:space="preserve"> PAGEREF _Toc237977671 \h </w:instrText>
         </w:r>
         <w:r>
           <w:rPr>
@@ -1308,13 +1308,13 @@
           <w14:ligatures w14:val="standardContextual"/>
         </w:rPr>
       </w:pPr>
-      <w:hyperlink w:anchor="_Toc237172654" w:history="1">
+      <w:hyperlink w:anchor="_Toc237977672" w:history="1">
         <w:r>
           <w:rPr>
             <w:rStyle w:val="aff1"/>
             <w:noProof/>
           </w:rPr>
-          <w:t>2.4 Greed Decision</w:t>
+          <w:t>2.3 성공·부분 성공·실패</w:t>
         </w:r>
         <w:r>
           <w:rPr>
@@ -1335,7 +1335,7 @@
             <w:noProof/>
             <w:webHidden/>
           </w:rPr>
-          <w:instrText xml:space="preserve"> PAGEREF _Toc237172654 \h </w:instrText>
+          <w:instrText xml:space="preserve"> PAGEREF _Toc237977672 \h </w:instrText>
         </w:r>
         <w:r>
           <w:rPr>
@@ -1355,7 +1355,7 @@
             <w:noProof/>
             <w:webHidden/>
           </w:rPr>
-          <w:t>8</w:t>
+          <w:t>9</w:t>
         </w:r>
         <w:r>
           <w:rPr>
@@ -1384,13 +1384,13 @@
           <w14:ligatures w14:val="standardContextual"/>
         </w:rPr>
       </w:pPr>
-      <w:hyperlink w:anchor="_Toc237172655" w:history="1">
+      <w:hyperlink w:anchor="_Toc237977673" w:history="1">
         <w:r>
           <w:rPr>
             <w:rStyle w:val="aff1"/>
             <w:noProof/>
           </w:rPr>
-          <w:t>2.5 15~25분 Target Match Rhythm</w:t>
+          <w:t>2.4 Greed Decision</w:t>
         </w:r>
         <w:r>
           <w:rPr>
@@ -1411,7 +1411,7 @@
             <w:noProof/>
             <w:webHidden/>
           </w:rPr>
-          <w:instrText xml:space="preserve"> PAGEREF</w:instrText>
+          <w:instrText xml:space="preserve"> PAGEREF _To</w:instrText>
         </w:r>
         <w:r>
           <w:rPr>
@@ -1419,82 +1419,7 @@
             <w:webHidden/>
           </w:rPr>
           <w:lastRenderedPageBreak/>
-          <w:instrText xml:space="preserve"> _Toc237172655 \h </w:instrText>
-        </w:r>
-        <w:r>
-          <w:rPr>
-            <w:noProof/>
-            <w:webHidden/>
-          </w:rPr>
-        </w:r>
-        <w:r>
-          <w:rPr>
-            <w:noProof/>
-            <w:webHidden/>
-          </w:rPr>
-          <w:fldChar w:fldCharType="separate"/>
-        </w:r>
-        <w:r>
-          <w:rPr>
-            <w:noProof/>
-            <w:webHidden/>
-          </w:rPr>
-          <w:t>8</w:t>
-        </w:r>
-        <w:r>
-          <w:rPr>
-            <w:noProof/>
-            <w:webHidden/>
-          </w:rPr>
-          <w:fldChar w:fldCharType="end"/>
-        </w:r>
-      </w:hyperlink>
-    </w:p>
-    <w:p>
-      <w:pPr>
-        <w:pStyle w:val="13"/>
-        <w:tabs>
-          <w:tab w:val="right" w:leader="dot" w:pos="9856"/>
-        </w:tabs>
-        <w:rPr>
-          <w:rFonts w:asciiTheme="minorHAnsi" w:eastAsiaTheme="minorEastAsia" w:hAnsiTheme="minorHAnsi" w:cstheme="minorBidi"/>
-          <w:noProof/>
-          <w:color w:val="auto"/>
-          <w:kern w:val="2"/>
-          <w:sz w:val="22"/>
-          <w:szCs w:val="24"/>
-          <w:lang w:eastAsia="ko-KR"/>
-          <w14:ligatures w14:val="standardContextual"/>
-        </w:rPr>
-      </w:pPr>
-      <w:hyperlink w:anchor="_Toc237172656" w:history="1">
-        <w:r>
-          <w:rPr>
-            <w:rStyle w:val="aff1"/>
-            <w:noProof/>
-          </w:rPr>
-          <w:t>3 위조와 전시품 플레이</w:t>
-        </w:r>
-        <w:r>
-          <w:rPr>
-            <w:noProof/>
-            <w:webHidden/>
-          </w:rPr>
-          <w:tab/>
-        </w:r>
-        <w:r>
-          <w:rPr>
-            <w:noProof/>
-            <w:webHidden/>
-          </w:rPr>
-          <w:fldChar w:fldCharType="begin"/>
-        </w:r>
-        <w:r>
-          <w:rPr>
-            <w:noProof/>
-            <w:webHidden/>
-          </w:rPr>
-          <w:instrText xml:space="preserve"> PAGEREF _Toc237172656 \h </w:instrText>
+          <w:instrText xml:space="preserve">c237977673 \h </w:instrText>
         </w:r>
         <w:r>
           <w:rPr>
@@ -1543,13 +1468,13 @@
           <w14:ligatures w14:val="standardContextual"/>
         </w:rPr>
       </w:pPr>
-      <w:hyperlink w:anchor="_Toc237172657" w:history="1">
+      <w:hyperlink w:anchor="_Toc237977674" w:history="1">
         <w:r>
           <w:rPr>
             <w:rStyle w:val="aff1"/>
             <w:noProof/>
           </w:rPr>
-          <w:t>3.1 Artifact와 전시 케이스 경계</w:t>
+          <w:t>2.5 15~25분 Target Match Rhythm</w:t>
         </w:r>
         <w:r>
           <w:rPr>
@@ -1570,7 +1495,7 @@
             <w:noProof/>
             <w:webHidden/>
           </w:rPr>
-          <w:instrText xml:space="preserve"> PAGEREF _Toc237172657 \h </w:instrText>
+          <w:instrText xml:space="preserve"> PAGEREF _Toc237977674 \h </w:instrText>
         </w:r>
         <w:r>
           <w:rPr>
@@ -1591,6 +1516,81 @@
             <w:webHidden/>
           </w:rPr>
           <w:t>9</w:t>
+        </w:r>
+        <w:r>
+          <w:rPr>
+            <w:noProof/>
+            <w:webHidden/>
+          </w:rPr>
+          <w:fldChar w:fldCharType="end"/>
+        </w:r>
+      </w:hyperlink>
+    </w:p>
+    <w:p>
+      <w:pPr>
+        <w:pStyle w:val="13"/>
+        <w:tabs>
+          <w:tab w:val="right" w:leader="dot" w:pos="9856"/>
+        </w:tabs>
+        <w:rPr>
+          <w:rFonts w:asciiTheme="minorHAnsi" w:eastAsiaTheme="minorEastAsia" w:hAnsiTheme="minorHAnsi" w:cstheme="minorBidi"/>
+          <w:noProof/>
+          <w:color w:val="auto"/>
+          <w:kern w:val="2"/>
+          <w:sz w:val="22"/>
+          <w:szCs w:val="24"/>
+          <w:lang w:eastAsia="ko-KR"/>
+          <w14:ligatures w14:val="standardContextual"/>
+        </w:rPr>
+      </w:pPr>
+      <w:hyperlink w:anchor="_Toc237977675" w:history="1">
+        <w:r>
+          <w:rPr>
+            <w:rStyle w:val="aff1"/>
+            <w:noProof/>
+          </w:rPr>
+          <w:t>3 위조와 전시품 플레이</w:t>
+        </w:r>
+        <w:r>
+          <w:rPr>
+            <w:noProof/>
+            <w:webHidden/>
+          </w:rPr>
+          <w:tab/>
+        </w:r>
+        <w:r>
+          <w:rPr>
+            <w:noProof/>
+            <w:webHidden/>
+          </w:rPr>
+          <w:fldChar w:fldCharType="begin"/>
+        </w:r>
+        <w:r>
+          <w:rPr>
+            <w:noProof/>
+            <w:webHidden/>
+          </w:rPr>
+          <w:instrText xml:space="preserve"> PAGEREF _Toc237977675 \h </w:instrText>
+        </w:r>
+        <w:r>
+          <w:rPr>
+            <w:noProof/>
+            <w:webHidden/>
+          </w:rPr>
+        </w:r>
+        <w:r>
+          <w:rPr>
+            <w:noProof/>
+            <w:webHidden/>
+          </w:rPr>
+          <w:fldChar w:fldCharType="separate"/>
+        </w:r>
+        <w:r>
+          <w:rPr>
+            <w:noProof/>
+            <w:webHidden/>
+          </w:rPr>
+          <w:t>10</w:t>
         </w:r>
         <w:r>
           <w:rPr>
@@ -1619,13 +1619,13 @@
           <w14:ligatures w14:val="standardContextual"/>
         </w:rPr>
       </w:pPr>
-      <w:hyperlink w:anchor="_Toc237172658" w:history="1">
+      <w:hyperlink w:anchor="_Toc237977676" w:history="1">
         <w:r>
           <w:rPr>
             <w:rStyle w:val="aff1"/>
             <w:noProof/>
           </w:rPr>
-          <w:t>3.2 Surface Forgery 플레이 경험</w:t>
+          <w:t>3.1 Artifact와 전시 케이스 경계</w:t>
         </w:r>
         <w:r>
           <w:rPr>
@@ -1646,7 +1646,7 @@
             <w:noProof/>
             <w:webHidden/>
           </w:rPr>
-          <w:instrText xml:space="preserve"> PAGEREF _Toc237172658 \h </w:instrText>
+          <w:instrText xml:space="preserve"> PAGEREF _Toc237977676 \h </w:instrText>
         </w:r>
         <w:r>
           <w:rPr>
@@ -1666,7 +1666,7 @@
             <w:noProof/>
             <w:webHidden/>
           </w:rPr>
-          <w:t>9</w:t>
+          <w:t>10</w:t>
         </w:r>
         <w:r>
           <w:rPr>
@@ -1695,13 +1695,13 @@
           <w14:ligatures w14:val="standardContextual"/>
         </w:rPr>
       </w:pPr>
-      <w:hyperlink w:anchor="_Toc237172659" w:history="1">
+      <w:hyperlink w:anchor="_Toc237977677" w:history="1">
         <w:r>
           <w:rPr>
             <w:rStyle w:val="aff1"/>
             <w:noProof/>
           </w:rPr>
-          <w:t>3.3 Object Assembly 플레이 경험</w:t>
+          <w:t>3.2 Surface Forgery 플레이 경험</w:t>
         </w:r>
         <w:r>
           <w:rPr>
@@ -1722,7 +1722,7 @@
             <w:noProof/>
             <w:webHidden/>
           </w:rPr>
-          <w:instrText xml:space="preserve"> PAGEREF _Toc237172659 \h </w:instrText>
+          <w:instrText xml:space="preserve"> PAGEREF _Toc237977677 \h </w:instrText>
         </w:r>
         <w:r>
           <w:rPr>
@@ -1771,13 +1771,13 @@
           <w14:ligatures w14:val="standardContextual"/>
         </w:rPr>
       </w:pPr>
-      <w:hyperlink w:anchor="_Toc237172660" w:history="1">
+      <w:hyperlink w:anchor="_Toc237977678" w:history="1">
         <w:r>
           <w:rPr>
             <w:rStyle w:val="aff1"/>
             <w:noProof/>
           </w:rPr>
-          <w:t>3.4 Quality와 Failure-forward</w:t>
+          <w:t>3.3 Object Assembly — Deferred Expansion</w:t>
         </w:r>
         <w:r>
           <w:rPr>
@@ -1798,7 +1798,7 @@
             <w:noProof/>
             <w:webHidden/>
           </w:rPr>
-          <w:instrText xml:space="preserve"> PAGEREF _Toc237172660 \h </w:instrText>
+          <w:instrText xml:space="preserve"> PAGEREF _Toc237977678 \h </w:instrText>
         </w:r>
         <w:r>
           <w:rPr>
@@ -1818,7 +1818,7 @@
             <w:noProof/>
             <w:webHidden/>
           </w:rPr>
-          <w:t>10</w:t>
+          <w:t>11</w:t>
         </w:r>
         <w:r>
           <w:rPr>
@@ -1847,12 +1847,88 @@
           <w14:ligatures w14:val="standardContextual"/>
         </w:rPr>
       </w:pPr>
-      <w:hyperlink w:anchor="_Toc237172661" w:history="1">
+      <w:hyperlink w:anchor="_Toc237977679" w:history="1">
         <w:r>
           <w:rPr>
             <w:rStyle w:val="aff1"/>
             <w:noProof/>
           </w:rPr>
+          <w:t>3.4 Quality와 Failure-forward</w:t>
+        </w:r>
+        <w:r>
+          <w:rPr>
+            <w:noProof/>
+            <w:webHidden/>
+          </w:rPr>
+          <w:tab/>
+        </w:r>
+        <w:r>
+          <w:rPr>
+            <w:noProof/>
+            <w:webHidden/>
+          </w:rPr>
+          <w:fldChar w:fldCharType="begin"/>
+        </w:r>
+        <w:r>
+          <w:rPr>
+            <w:noProof/>
+            <w:webHidden/>
+          </w:rPr>
+          <w:instrText xml:space="preserve"> PAGEREF _Toc237977679 \h </w:instrText>
+        </w:r>
+        <w:r>
+          <w:rPr>
+            <w:noProof/>
+            <w:webHidden/>
+          </w:rPr>
+        </w:r>
+        <w:r>
+          <w:rPr>
+            <w:noProof/>
+            <w:webHidden/>
+          </w:rPr>
+          <w:fldChar w:fldCharType="separate"/>
+        </w:r>
+        <w:r>
+          <w:rPr>
+            <w:noProof/>
+            <w:webHidden/>
+          </w:rPr>
+          <w:t>12</w:t>
+        </w:r>
+        <w:r>
+          <w:rPr>
+            <w:noProof/>
+            <w:webHidden/>
+          </w:rPr>
+          <w:fldChar w:fldCharType="end"/>
+        </w:r>
+      </w:hyperlink>
+    </w:p>
+    <w:p>
+      <w:pPr>
+        <w:pStyle w:val="28"/>
+        <w:tabs>
+          <w:tab w:val="right" w:leader="dot" w:pos="9856"/>
+        </w:tabs>
+        <w:ind w:left="420"/>
+        <w:rPr>
+          <w:rFonts w:asciiTheme="minorHAnsi" w:eastAsiaTheme="minorEastAsia" w:hAnsiTheme="minorHAnsi" w:cstheme="minorBidi"/>
+          <w:noProof/>
+          <w:color w:val="auto"/>
+          <w:kern w:val="2"/>
+          <w:sz w:val="22"/>
+          <w:szCs w:val="24"/>
+          <w:lang w:eastAsia="ko-KR"/>
+          <w14:ligatures w14:val="standardContextual"/>
+        </w:rPr>
+      </w:pPr>
+      <w:hyperlink w:anchor="_Toc237977680" w:history="1">
+        <w:r>
+          <w:rPr>
+            <w:rStyle w:val="aff1"/>
+            <w:noProof/>
+          </w:rPr>
           <w:t>3.5 핵심 순간 연출</w:t>
         </w:r>
         <w:r>
@@ -1874,7 +1950,7 @@
             <w:noProof/>
             <w:webHidden/>
           </w:rPr>
-          <w:instrText xml:space="preserve"> PAGEREF _Toc237172661 \h </w:instrText>
+          <w:instrText xml:space="preserve"> PAGEREF _Toc237977680 \h </w:instrText>
         </w:r>
         <w:r>
           <w:rPr>
@@ -1894,7 +1970,7 @@
             <w:noProof/>
             <w:webHidden/>
           </w:rPr>
-          <w:t>11</w:t>
+          <w:t>12</w:t>
         </w:r>
         <w:r>
           <w:rPr>
@@ -1923,7 +1999,7 @@
           <w14:ligatures w14:val="standardContextual"/>
         </w:rPr>
       </w:pPr>
-      <w:hyperlink w:anchor="_Toc237172662" w:history="1">
+      <w:hyperlink w:anchor="_Toc237977681" w:history="1">
         <w:r>
           <w:rPr>
             <w:rStyle w:val="aff1"/>
@@ -1950,7 +2026,7 @@
             <w:noProof/>
             <w:webHidden/>
           </w:rPr>
-          <w:instrText xml:space="preserve"> PAGEREF _Toc237172662 \h </w:instrText>
+          <w:instrText xml:space="preserve"> PAGEREF _Toc237977681 \h </w:instrText>
         </w:r>
         <w:r>
           <w:rPr>
@@ -1970,7 +2046,7 @@
             <w:noProof/>
             <w:webHidden/>
           </w:rPr>
-          <w:t>11</w:t>
+          <w:t>13</w:t>
         </w:r>
         <w:r>
           <w:rPr>
@@ -1998,7 +2074,7 @@
           <w14:ligatures w14:val="standardContextual"/>
         </w:rPr>
       </w:pPr>
-      <w:hyperlink w:anchor="_Toc237172663" w:history="1">
+      <w:hyperlink w:anchor="_Toc237977682" w:history="1">
         <w:r>
           <w:rPr>
             <w:rStyle w:val="aff1"/>
@@ -2025,7 +2101,7 @@
             <w:noProof/>
             <w:webHidden/>
           </w:rPr>
-          <w:instrText xml:space="preserve"> PAGEREF _Toc237172663 \h </w:instrText>
+          <w:instrText xml:space="preserve"> PAGEREF _Toc237977682 \h </w:instrText>
         </w:r>
         <w:r>
           <w:rPr>
@@ -2045,7 +2121,7 @@
             <w:noProof/>
             <w:webHidden/>
           </w:rPr>
-          <w:t>13</w:t>
+          <w:t>14</w:t>
         </w:r>
         <w:r>
           <w:rPr>
@@ -2074,7 +2150,7 @@
           <w14:ligatures w14:val="standardContextual"/>
         </w:rPr>
       </w:pPr>
-      <w:hyperlink w:anchor="_Toc237172664" w:history="1">
+      <w:hyperlink w:anchor="_Toc237977683" w:history="1">
         <w:r>
           <w:rPr>
             <w:rStyle w:val="aff1"/>
@@ -2101,7 +2177,7 @@
             <w:noProof/>
             <w:webHidden/>
           </w:rPr>
-          <w:instrText xml:space="preserve"> PAGEREF _Toc237172664 \h </w:instrText>
+          <w:instrText xml:space="preserve"> PAGEREF _Toc237977683 \h </w:instrText>
         </w:r>
         <w:r>
           <w:rPr>
@@ -2121,7 +2197,7 @@
             <w:noProof/>
             <w:webHidden/>
           </w:rPr>
-          <w:t>13</w:t>
+          <w:t>14</w:t>
         </w:r>
         <w:r>
           <w:rPr>
@@ -2150,7 +2226,7 @@
           <w14:ligatures w14:val="standardContextual"/>
         </w:rPr>
       </w:pPr>
-      <w:hyperlink w:anchor="_Toc237172665" w:history="1">
+      <w:hyperlink w:anchor="_Toc237977684" w:history="1">
         <w:r>
           <w:rPr>
             <w:rStyle w:val="aff1"/>
@@ -2177,7 +2253,7 @@
             <w:noProof/>
             <w:webHidden/>
           </w:rPr>
-          <w:instrText xml:space="preserve"> PAGEREF _Toc237172665 \h </w:instrText>
+          <w:instrText xml:space="preserve"> PAGEREF _Toc237977684 \h </w:instrText>
         </w:r>
         <w:r>
           <w:rPr>
@@ -2197,7 +2273,7 @@
             <w:noProof/>
             <w:webHidden/>
           </w:rPr>
-          <w:t>13</w:t>
+          <w:t>14</w:t>
         </w:r>
         <w:r>
           <w:rPr>
@@ -2226,13 +2302,13 @@
           <w14:ligatures w14:val="standardContextual"/>
         </w:rPr>
       </w:pPr>
-      <w:hyperlink w:anchor="_Toc237172666" w:history="1">
+      <w:hyperlink w:anchor="_Toc237977685" w:history="1">
         <w:r>
           <w:rPr>
             <w:rStyle w:val="aff1"/>
             <w:noProof/>
           </w:rPr>
-          <w:t>4.3 Guard 상태와 Alert</w:t>
+          <w:t>4.3 Patrol Guard와 Alert</w:t>
         </w:r>
         <w:r>
           <w:rPr>
@@ -2253,7 +2329,7 @@
             <w:noProof/>
             <w:webHidden/>
           </w:rPr>
-          <w:instrText xml:space="preserve"> PAGEREF _Toc237172666 \h </w:instrText>
+          <w:instrText xml:space="preserve"> PAGEREF _Toc237977685 \h </w:instrText>
         </w:r>
         <w:r>
           <w:rPr>
@@ -2273,7 +2349,7 @@
             <w:noProof/>
             <w:webHidden/>
           </w:rPr>
-          <w:t>13</w:t>
+          <w:t>14</w:t>
         </w:r>
         <w:r>
           <w:rPr>
@@ -2302,13 +2378,13 @@
           <w14:ligatures w14:val="standardContextual"/>
         </w:rPr>
       </w:pPr>
-      <w:hyperlink w:anchor="_Toc237172667" w:history="1">
+      <w:hyperlink w:anchor="_Toc237977686" w:history="1">
         <w:r>
           <w:rPr>
             <w:rStyle w:val="aff1"/>
             <w:noProof/>
           </w:rPr>
-          <w:t>4.4 Stun, Arrest, Recovery</w:t>
+          <w:t>4.4 CCTV와 Cooperative Laser</w:t>
         </w:r>
         <w:r>
           <w:rPr>
@@ -2329,7 +2405,7 @@
             <w:noProof/>
             <w:webHidden/>
           </w:rPr>
-          <w:instrText xml:space="preserve"> PAGEREF _Toc237172667 \h </w:instrText>
+          <w:instrText xml:space="preserve"> PAGEREF _Toc237977686 \h </w:instrText>
         </w:r>
         <w:r>
           <w:rPr>
@@ -2349,7 +2425,7 @@
             <w:noProof/>
             <w:webHidden/>
           </w:rPr>
-          <w:t>14</w:t>
+          <w:t>15</w:t>
         </w:r>
         <w:r>
           <w:rPr>
@@ -2378,13 +2454,13 @@
           <w14:ligatures w14:val="standardContextual"/>
         </w:rPr>
       </w:pPr>
-      <w:hyperlink w:anchor="_Toc237172668" w:history="1">
+      <w:hyperlink w:anchor="_Toc237977687" w:history="1">
         <w:r>
           <w:rPr>
             <w:rStyle w:val="aff1"/>
             <w:noProof/>
           </w:rPr>
-          <w:t>4.5 두 채널 Feedback Rule</w:t>
+          <w:t>4.5 Stun, Arrest, Recovery</w:t>
         </w:r>
         <w:r>
           <w:rPr>
@@ -2405,82 +2481,7 @@
             <w:noProof/>
             <w:webHidden/>
           </w:rPr>
-          <w:instrText xml:space="preserve"> PAGEREF _Toc237172668 \h </w:instrText>
-        </w:r>
-        <w:r>
-          <w:rPr>
-            <w:noProof/>
-            <w:webHidden/>
-          </w:rPr>
-        </w:r>
-        <w:r>
-          <w:rPr>
-            <w:noProof/>
-            <w:webHidden/>
-          </w:rPr>
-          <w:fldChar w:fldCharType="separate"/>
-        </w:r>
-        <w:r>
-          <w:rPr>
-            <w:noProof/>
-            <w:webHidden/>
-          </w:rPr>
-          <w:t>14</w:t>
-        </w:r>
-        <w:r>
-          <w:rPr>
-            <w:noProof/>
-            <w:webHidden/>
-          </w:rPr>
-          <w:fldChar w:fldCharType="end"/>
-        </w:r>
-      </w:hyperlink>
-    </w:p>
-    <w:p>
-      <w:pPr>
-        <w:pStyle w:val="13"/>
-        <w:tabs>
-          <w:tab w:val="right" w:leader="dot" w:pos="9856"/>
-        </w:tabs>
-        <w:rPr>
-          <w:rFonts w:asciiTheme="minorHAnsi" w:eastAsiaTheme="minorEastAsia" w:hAnsiTheme="minorHAnsi" w:cstheme="minorBidi"/>
-          <w:noProof/>
-          <w:color w:val="auto"/>
-          <w:kern w:val="2"/>
-          <w:sz w:val="22"/>
-          <w:szCs w:val="24"/>
-          <w:lang w:eastAsia="ko-KR"/>
-          <w14:ligatures w14:val="standardContextual"/>
-        </w:rPr>
-      </w:pPr>
-      <w:hyperlink w:anchor="_Toc237172669" w:history="1">
-        <w:r>
-          <w:rPr>
-            <w:rStyle w:val="aff1"/>
-            <w:noProof/>
-          </w:rPr>
-          <w:t>5 협동, 전리품, 탈출</w:t>
-        </w:r>
-        <w:r>
-          <w:rPr>
-            <w:noProof/>
-            <w:webHidden/>
-          </w:rPr>
-          <w:tab/>
-        </w:r>
-        <w:r>
-          <w:rPr>
-            <w:noProof/>
-            <w:webHidden/>
-          </w:rPr>
-          <w:fldChar w:fldCharType="begin"/>
-        </w:r>
-        <w:r>
-          <w:rPr>
-            <w:noProof/>
-            <w:webHidden/>
-          </w:rPr>
-          <w:instrText xml:space="preserve"> PAGEREF _Toc237172669 \h </w:instrText>
+          <w:instrText xml:space="preserve"> PAGEREF _Toc237977687 \h </w:instrText>
         </w:r>
         <w:r>
           <w:rPr>
@@ -2529,13 +2530,13 @@
           <w14:ligatures w14:val="standardContextual"/>
         </w:rPr>
       </w:pPr>
-      <w:hyperlink w:anchor="_Toc237172670" w:history="1">
+      <w:hyperlink w:anchor="_Toc237977688" w:history="1">
         <w:r>
           <w:rPr>
             <w:rStyle w:val="aff1"/>
             <w:noProof/>
           </w:rPr>
-          <w:t>5.1 Role Switching</w:t>
+          <w:t>4.6 두 채널 Feedback Rule</w:t>
         </w:r>
         <w:r>
           <w:rPr>
@@ -2556,7 +2557,7 @@
             <w:noProof/>
             <w:webHidden/>
           </w:rPr>
-          <w:instrText xml:space="preserve"> PAGEREF _Toc237172670 \h </w:instrText>
+          <w:instrText xml:space="preserve"> PAGEREF _Toc237977688 \h </w:instrText>
         </w:r>
         <w:r>
           <w:rPr>
@@ -2576,7 +2577,82 @@
             <w:noProof/>
             <w:webHidden/>
           </w:rPr>
-          <w:t>15</w:t>
+          <w:t>16</w:t>
+        </w:r>
+        <w:r>
+          <w:rPr>
+            <w:noProof/>
+            <w:webHidden/>
+          </w:rPr>
+          <w:fldChar w:fldCharType="end"/>
+        </w:r>
+      </w:hyperlink>
+    </w:p>
+    <w:p>
+      <w:pPr>
+        <w:pStyle w:val="13"/>
+        <w:tabs>
+          <w:tab w:val="right" w:leader="dot" w:pos="9856"/>
+        </w:tabs>
+        <w:rPr>
+          <w:rFonts w:asciiTheme="minorHAnsi" w:eastAsiaTheme="minorEastAsia" w:hAnsiTheme="minorHAnsi" w:cstheme="minorBidi"/>
+          <w:noProof/>
+          <w:color w:val="auto"/>
+          <w:kern w:val="2"/>
+          <w:sz w:val="22"/>
+          <w:szCs w:val="24"/>
+          <w:lang w:eastAsia="ko-KR"/>
+          <w14:ligatures w14:val="standardContextual"/>
+        </w:rPr>
+      </w:pPr>
+      <w:hyperlink w:anchor="_Toc237977689" w:history="1">
+        <w:r>
+          <w:rPr>
+            <w:rStyle w:val="aff1"/>
+            <w:noProof/>
+          </w:rPr>
+          <w:t>5 협동, 전리품, 탈출</w:t>
+        </w:r>
+        <w:r>
+          <w:rPr>
+            <w:noProof/>
+            <w:webHidden/>
+          </w:rPr>
+          <w:tab/>
+        </w:r>
+        <w:r>
+          <w:rPr>
+            <w:noProof/>
+            <w:webHidden/>
+          </w:rPr>
+          <w:fldChar w:fldCharType="begin"/>
+        </w:r>
+        <w:r>
+          <w:rPr>
+            <w:noProof/>
+            <w:webHidden/>
+          </w:rPr>
+          <w:instrText xml:space="preserve"> PAGEREF _Toc237977689 \h </w:instrText>
+        </w:r>
+        <w:r>
+          <w:rPr>
+            <w:noProof/>
+            <w:webHidden/>
+          </w:rPr>
+        </w:r>
+        <w:r>
+          <w:rPr>
+            <w:noProof/>
+            <w:webHidden/>
+          </w:rPr>
+          <w:fldChar w:fldCharType="separate"/>
+        </w:r>
+        <w:r>
+          <w:rPr>
+            <w:noProof/>
+            <w:webHidden/>
+          </w:rPr>
+          <w:t>17</w:t>
         </w:r>
         <w:r>
           <w:rPr>
@@ -2605,13 +2681,13 @@
           <w14:ligatures w14:val="standardContextual"/>
         </w:rPr>
       </w:pPr>
-      <w:hyperlink w:anchor="_Toc237172671" w:history="1">
+      <w:hyperlink w:anchor="_Toc237977690" w:history="1">
         <w:r>
           <w:rPr>
             <w:rStyle w:val="aff1"/>
             <w:noProof/>
           </w:rPr>
-          <w:t>5.2 Inventory, Loose Loot, Coin</w:t>
+          <w:t>5.1 Role Switching</w:t>
         </w:r>
         <w:r>
           <w:rPr>
@@ -2632,7 +2708,7 @@
             <w:noProof/>
             <w:webHidden/>
           </w:rPr>
-          <w:instrText xml:space="preserve"> PAGEREF _Toc237172671 \h </w:instrText>
+          <w:instrText xml:space="preserve"> PAGEREF _Toc237977690 \h </w:instrText>
         </w:r>
         <w:r>
           <w:rPr>
@@ -2652,7 +2728,7 @@
             <w:noProof/>
             <w:webHidden/>
           </w:rPr>
-          <w:t>15</w:t>
+          <w:t>17</w:t>
         </w:r>
         <w:r>
           <w:rPr>
@@ -2681,13 +2757,13 @@
           <w14:ligatures w14:val="standardContextual"/>
         </w:rPr>
       </w:pPr>
-      <w:hyperlink w:anchor="_Toc237172672" w:history="1">
+      <w:hyperlink w:anchor="_Toc237977691" w:history="1">
         <w:r>
           <w:rPr>
             <w:rStyle w:val="aff1"/>
             <w:noProof/>
           </w:rPr>
-          <w:t>5.3 Player Identity와 Team Status</w:t>
+          <w:t>5.2 Inventory, Loose Loot, Coin</w:t>
         </w:r>
         <w:r>
           <w:rPr>
@@ -2708,7 +2784,7 @@
             <w:noProof/>
             <w:webHidden/>
           </w:rPr>
-          <w:instrText xml:space="preserve"> PAGEREF _Toc237172672 \h </w:instrText>
+          <w:instrText xml:space="preserve"> PAGEREF _Toc237977691 \h </w:instrText>
         </w:r>
         <w:r>
           <w:rPr>
@@ -2728,7 +2804,7 @@
             <w:noProof/>
             <w:webHidden/>
           </w:rPr>
-          <w:t>15</w:t>
+          <w:t>17</w:t>
         </w:r>
         <w:r>
           <w:rPr>
@@ -2757,13 +2833,13 @@
           <w14:ligatures w14:val="standardContextual"/>
         </w:rPr>
       </w:pPr>
-      <w:hyperlink w:anchor="_Toc237172673" w:history="1">
+      <w:hyperlink w:anchor="_Toc237977692" w:history="1">
         <w:r>
           <w:rPr>
             <w:rStyle w:val="aff1"/>
             <w:noProof/>
           </w:rPr>
-          <w:t>5.4 Floor Plan Map 정보 정책</w:t>
+          <w:t>5.3 Player Identity와 Team Status</w:t>
         </w:r>
         <w:r>
           <w:rPr>
@@ -2784,7 +2860,7 @@
             <w:noProof/>
             <w:webHidden/>
           </w:rPr>
-          <w:instrText xml:space="preserve"> PAGEREF _Toc237172673 \h </w:instrText>
+          <w:instrText xml:space="preserve"> PAGEREF _Toc237977692 \h </w:instrText>
         </w:r>
         <w:r>
           <w:rPr>
@@ -2804,7 +2880,7 @@
             <w:noProof/>
             <w:webHidden/>
           </w:rPr>
-          <w:t>16</w:t>
+          <w:t>17</w:t>
         </w:r>
         <w:r>
           <w:rPr>
@@ -2833,13 +2909,13 @@
           <w14:ligatures w14:val="standardContextual"/>
         </w:rPr>
       </w:pPr>
-      <w:hyperlink w:anchor="_Toc237172674" w:history="1">
+      <w:hyperlink w:anchor="_Toc237977693" w:history="1">
         <w:r>
           <w:rPr>
             <w:rStyle w:val="aff1"/>
             <w:noProof/>
           </w:rPr>
-          <w:t>5.5 Shared Extraction과 개인 Deposit</w:t>
+          <w:t>5.4 Floor Plan Map 정보 정책</w:t>
         </w:r>
         <w:r>
           <w:rPr>
@@ -2860,7 +2936,7 @@
             <w:noProof/>
             <w:webHidden/>
           </w:rPr>
-          <w:instrText xml:space="preserve"> PAGEREF _Toc237172674 \h </w:instrText>
+          <w:instrText xml:space="preserve"> PAGEREF _Toc237977693 \h </w:instrText>
         </w:r>
         <w:r>
           <w:rPr>
@@ -2880,82 +2956,7 @@
             <w:noProof/>
             <w:webHidden/>
           </w:rPr>
-          <w:t>16</w:t>
-        </w:r>
-        <w:r>
-          <w:rPr>
-            <w:noProof/>
-            <w:webHidden/>
-          </w:rPr>
-          <w:fldChar w:fldCharType="end"/>
-        </w:r>
-      </w:hyperlink>
-    </w:p>
-    <w:p>
-      <w:pPr>
-        <w:pStyle w:val="13"/>
-        <w:tabs>
-          <w:tab w:val="right" w:leader="dot" w:pos="9856"/>
-        </w:tabs>
-        <w:rPr>
-          <w:rFonts w:asciiTheme="minorHAnsi" w:eastAsiaTheme="minorEastAsia" w:hAnsiTheme="minorHAnsi" w:cstheme="minorBidi"/>
-          <w:noProof/>
-          <w:color w:val="auto"/>
-          <w:kern w:val="2"/>
-          <w:sz w:val="22"/>
-          <w:szCs w:val="24"/>
-          <w:lang w:eastAsia="ko-KR"/>
-          <w14:ligatures w14:val="standardContextual"/>
-        </w:rPr>
-      </w:pPr>
-      <w:hyperlink w:anchor="_Toc237172675" w:history="1">
-        <w:r>
-          <w:rPr>
-            <w:rStyle w:val="aff1"/>
-            <w:noProof/>
-          </w:rPr>
-          <w:t>6 UI, 온보딩, 접근성</w:t>
-        </w:r>
-        <w:r>
-          <w:rPr>
-            <w:noProof/>
-            <w:webHidden/>
-          </w:rPr>
-          <w:tab/>
-        </w:r>
-        <w:r>
-          <w:rPr>
-            <w:noProof/>
-            <w:webHidden/>
-          </w:rPr>
-          <w:fldChar w:fldCharType="begin"/>
-        </w:r>
-        <w:r>
-          <w:rPr>
-            <w:noProof/>
-            <w:webHidden/>
-          </w:rPr>
-          <w:instrText xml:space="preserve"> PAGEREF _Toc237172675 \h </w:instrText>
-        </w:r>
-        <w:r>
-          <w:rPr>
-            <w:noProof/>
-            <w:webHidden/>
-          </w:rPr>
-        </w:r>
-        <w:r>
-          <w:rPr>
-            <w:noProof/>
-            <w:webHidden/>
-          </w:rPr>
-          <w:fldChar w:fldCharType="separate"/>
-        </w:r>
-        <w:r>
-          <w:rPr>
-            <w:noProof/>
-            <w:webHidden/>
-          </w:rPr>
-          <w:t>17</w:t>
+          <w:t>18</w:t>
         </w:r>
         <w:r>
           <w:rPr>
@@ -2984,12 +2985,163 @@
           <w14:ligatures w14:val="standardContextual"/>
         </w:rPr>
       </w:pPr>
-      <w:hyperlink w:anchor="_Toc237172676" w:history="1">
+      <w:hyperlink w:anchor="_Toc237977694" w:history="1">
         <w:r>
           <w:rPr>
             <w:rStyle w:val="aff1"/>
             <w:noProof/>
           </w:rPr>
+          <w:t>5.5 Shared Extraction과 개인 Deposit</w:t>
+        </w:r>
+        <w:r>
+          <w:rPr>
+            <w:noProof/>
+            <w:webHidden/>
+          </w:rPr>
+          <w:tab/>
+        </w:r>
+        <w:r>
+          <w:rPr>
+            <w:noProof/>
+            <w:webHidden/>
+          </w:rPr>
+          <w:fldChar w:fldCharType="begin"/>
+        </w:r>
+        <w:r>
+          <w:rPr>
+            <w:noProof/>
+            <w:webHidden/>
+          </w:rPr>
+          <w:instrText xml:space="preserve"> PAGEREF _Toc237977694 \h </w:instrText>
+        </w:r>
+        <w:r>
+          <w:rPr>
+            <w:noProof/>
+            <w:webHidden/>
+          </w:rPr>
+        </w:r>
+        <w:r>
+          <w:rPr>
+            <w:noProof/>
+            <w:webHidden/>
+          </w:rPr>
+          <w:fldChar w:fldCharType="separate"/>
+        </w:r>
+        <w:r>
+          <w:rPr>
+            <w:noProof/>
+            <w:webHidden/>
+          </w:rPr>
+          <w:t>18</w:t>
+        </w:r>
+        <w:r>
+          <w:rPr>
+            <w:noProof/>
+            <w:webHidden/>
+          </w:rPr>
+          <w:fldChar w:fldCharType="end"/>
+        </w:r>
+      </w:hyperlink>
+    </w:p>
+    <w:p>
+      <w:pPr>
+        <w:pStyle w:val="13"/>
+        <w:tabs>
+          <w:tab w:val="right" w:leader="dot" w:pos="9856"/>
+        </w:tabs>
+        <w:rPr>
+          <w:rFonts w:asciiTheme="minorHAnsi" w:eastAsiaTheme="minorEastAsia" w:hAnsiTheme="minorHAnsi" w:cstheme="minorBidi"/>
+          <w:noProof/>
+          <w:color w:val="auto"/>
+          <w:kern w:val="2"/>
+          <w:sz w:val="22"/>
+          <w:szCs w:val="24"/>
+          <w:lang w:eastAsia="ko-KR"/>
+          <w14:ligatures w14:val="standardContextual"/>
+        </w:rPr>
+      </w:pPr>
+      <w:hyperlink w:anchor="_Toc237977695" w:history="1">
+        <w:r>
+          <w:rPr>
+            <w:rStyle w:val="aff1"/>
+            <w:noProof/>
+          </w:rPr>
+          <w:t>6 UI, 온보딩, 접근성</w:t>
+        </w:r>
+        <w:r>
+          <w:rPr>
+            <w:noProof/>
+            <w:webHidden/>
+          </w:rPr>
+          <w:tab/>
+        </w:r>
+        <w:r>
+          <w:rPr>
+            <w:noProof/>
+            <w:webHidden/>
+          </w:rPr>
+          <w:fldChar w:fldCharType="begin"/>
+        </w:r>
+        <w:r>
+          <w:rPr>
+            <w:noProof/>
+            <w:webHidden/>
+          </w:rPr>
+          <w:instrText xml:space="preserve"> PAGEREF _Toc237977695 \h </w:instrText>
+        </w:r>
+        <w:r>
+          <w:rPr>
+            <w:noProof/>
+            <w:webHidden/>
+          </w:rPr>
+        </w:r>
+        <w:r>
+          <w:rPr>
+            <w:noProof/>
+            <w:webHidden/>
+          </w:rPr>
+          <w:fldChar w:fldCharType="separate"/>
+        </w:r>
+        <w:r>
+          <w:rPr>
+            <w:noProof/>
+            <w:webHidden/>
+          </w:rPr>
+          <w:t>19</w:t>
+        </w:r>
+        <w:r>
+          <w:rPr>
+            <w:noProof/>
+            <w:webHidden/>
+          </w:rPr>
+          <w:fldChar w:fldCharType="end"/>
+        </w:r>
+      </w:hyperlink>
+    </w:p>
+    <w:p>
+      <w:pPr>
+        <w:pStyle w:val="28"/>
+        <w:tabs>
+          <w:tab w:val="right" w:leader="dot" w:pos="9856"/>
+        </w:tabs>
+        <w:ind w:left="420"/>
+        <w:rPr>
+          <w:rFonts w:asciiTheme="minorHAnsi" w:eastAsiaTheme="minorEastAsia" w:hAnsiTheme="minorHAnsi" w:cstheme="minorBidi"/>
+          <w:noProof/>
+          <w:color w:val="auto"/>
+          <w:kern w:val="2"/>
+          <w:sz w:val="22"/>
+          <w:szCs w:val="24"/>
+          <w:lang w:eastAsia="ko-KR"/>
+          <w14:ligatures w14:val="standardContextual"/>
+        </w:rPr>
+      </w:pPr>
+      <w:hyperlink w:anchor="_Toc237977696" w:history="1">
+        <w:r>
+          <w:rPr>
+            <w:rStyle w:val="aff1"/>
+            <w:noProof/>
+          </w:rPr>
           <w:t>6.1 HUD Information Architecture</w:t>
         </w:r>
         <w:r>
@@ -3011,7 +3163,7 @@
             <w:noProof/>
             <w:webHidden/>
           </w:rPr>
-          <w:instrText xml:space="preserve"> PAGEREF _Toc237172676 \h </w:instrText>
+          <w:instrText xml:space="preserve"> PAGEREF _Toc237977696 \h </w:instrText>
         </w:r>
         <w:r>
           <w:rPr>
@@ -3031,7 +3183,7 @@
             <w:noProof/>
             <w:webHidden/>
           </w:rPr>
-          <w:t>17</w:t>
+          <w:t>19</w:t>
         </w:r>
         <w:r>
           <w:rPr>
@@ -3060,7 +3212,7 @@
           <w14:ligatures w14:val="standardContextual"/>
         </w:rPr>
       </w:pPr>
-      <w:hyperlink w:anchor="_Toc237172677" w:history="1">
+      <w:hyperlink w:anchor="_Toc237977697" w:history="1">
         <w:r>
           <w:rPr>
             <w:rStyle w:val="aff1"/>
@@ -3087,7 +3239,7 @@
             <w:noProof/>
             <w:webHidden/>
           </w:rPr>
-          <w:instrText xml:space="preserve"> PAGEREF _Toc237172677 \h </w:instrText>
+          <w:instrText xml:space="preserve"> PAGEREF _Toc237977697 \h </w:instrText>
         </w:r>
         <w:r>
           <w:rPr>
@@ -3107,7 +3259,7 @@
             <w:noProof/>
             <w:webHidden/>
           </w:rPr>
-          <w:t>17</w:t>
+          <w:t>19</w:t>
         </w:r>
         <w:r>
           <w:rPr>
@@ -3136,7 +3288,7 @@
           <w14:ligatures w14:val="standardContextual"/>
         </w:rPr>
       </w:pPr>
-      <w:hyperlink w:anchor="_Toc237172678" w:history="1">
+      <w:hyperlink w:anchor="_Toc237977698" w:history="1">
         <w:r>
           <w:rPr>
             <w:rStyle w:val="aff1"/>
@@ -3163,7 +3315,15 @@
             <w:noProof/>
             <w:webHidden/>
           </w:rPr>
-          <w:instrText xml:space="preserve"> PAGEREF _Toc237172678 \h </w:instrText>
+          <w:instrText xml:space="preserve"> PAGEREF _Toc23797769</w:instrText>
+        </w:r>
+        <w:r>
+          <w:rPr>
+            <w:noProof/>
+            <w:webHidden/>
+          </w:rPr>
+          <w:lastRenderedPageBreak/>
+          <w:instrText xml:space="preserve">8 \h </w:instrText>
         </w:r>
         <w:r>
           <w:rPr>
@@ -3183,7 +3343,7 @@
             <w:noProof/>
             <w:webHidden/>
           </w:rPr>
-          <w:t>17</w:t>
+          <w:t>19</w:t>
         </w:r>
         <w:r>
           <w:rPr>
@@ -3212,7 +3372,7 @@
           <w14:ligatures w14:val="standardContextual"/>
         </w:rPr>
       </w:pPr>
-      <w:hyperlink w:anchor="_Toc237172679" w:history="1">
+      <w:hyperlink w:anchor="_Toc237977699" w:history="1">
         <w:r>
           <w:rPr>
             <w:rStyle w:val="aff1"/>
@@ -3239,7 +3399,7 @@
             <w:noProof/>
             <w:webHidden/>
           </w:rPr>
-          <w:instrText xml:space="preserve"> PAGEREF _Toc237172679 \h </w:instrText>
+          <w:instrText xml:space="preserve"> PAGEREF _Toc237977699 \h </w:instrText>
         </w:r>
         <w:r>
           <w:rPr>
@@ -3259,7 +3419,7 @@
             <w:noProof/>
             <w:webHidden/>
           </w:rPr>
-          <w:t>17</w:t>
+          <w:t>19</w:t>
         </w:r>
         <w:r>
           <w:rPr>
@@ -3288,7 +3448,7 @@
           <w14:ligatures w14:val="standardContextual"/>
         </w:rPr>
       </w:pPr>
-      <w:hyperlink w:anchor="_Toc237172680" w:history="1">
+      <w:hyperlink w:anchor="_Toc237977700" w:history="1">
         <w:r>
           <w:rPr>
             <w:rStyle w:val="aff1"/>
@@ -3315,7 +3475,7 @@
             <w:noProof/>
             <w:webHidden/>
           </w:rPr>
-          <w:instrText xml:space="preserve"> PAGEREF _Toc237172680 \h </w:instrText>
+          <w:instrText xml:space="preserve"> PAGEREF _Toc237977700 \h </w:instrText>
         </w:r>
         <w:r>
           <w:rPr>
@@ -3335,7 +3495,7 @@
             <w:noProof/>
             <w:webHidden/>
           </w:rPr>
-          <w:t>18</w:t>
+          <w:t>20</w:t>
         </w:r>
         <w:r>
           <w:rPr>
@@ -3364,7 +3524,7 @@
           <w14:ligatures w14:val="standardContextual"/>
         </w:rPr>
       </w:pPr>
-      <w:hyperlink w:anchor="_Toc237172681" w:history="1">
+      <w:hyperlink w:anchor="_Toc237977701" w:history="1">
         <w:r>
           <w:rPr>
             <w:rStyle w:val="aff1"/>
@@ -3391,7 +3551,7 @@
             <w:noProof/>
             <w:webHidden/>
           </w:rPr>
-          <w:instrText xml:space="preserve"> PAGEREF _Toc237172681 \h </w:instrText>
+          <w:instrText xml:space="preserve"> PAGEREF _Toc237977701 \h </w:instrText>
         </w:r>
         <w:r>
           <w:rPr>
@@ -3411,7 +3571,7 @@
             <w:noProof/>
             <w:webHidden/>
           </w:rPr>
-          <w:t>18</w:t>
+          <w:t>20</w:t>
         </w:r>
         <w:r>
           <w:rPr>
@@ -3440,7 +3600,7 @@
           <w14:ligatures w14:val="standardContextual"/>
         </w:rPr>
       </w:pPr>
-      <w:hyperlink w:anchor="_Toc237172682" w:history="1">
+      <w:hyperlink w:anchor="_Toc237977702" w:history="1">
         <w:r>
           <w:rPr>
             <w:rStyle w:val="aff1"/>
@@ -3467,7 +3627,7 @@
             <w:noProof/>
             <w:webHidden/>
           </w:rPr>
-          <w:instrText xml:space="preserve"> PAGEREF _Toc237172682 \h </w:instrText>
+          <w:instrText xml:space="preserve"> PAGEREF _Toc237977702 \h </w:instrText>
         </w:r>
         <w:r>
           <w:rPr>
@@ -3487,7 +3647,7 @@
             <w:noProof/>
             <w:webHidden/>
           </w:rPr>
-          <w:t>18</w:t>
+          <w:t>20</w:t>
         </w:r>
         <w:r>
           <w:rPr>
@@ -3516,7 +3676,7 @@
           <w14:ligatures w14:val="standardContextual"/>
         </w:rPr>
       </w:pPr>
-      <w:hyperlink w:anchor="_Toc237172683" w:history="1">
+      <w:hyperlink w:anchor="_Toc237977703" w:history="1">
         <w:r>
           <w:rPr>
             <w:rStyle w:val="aff1"/>
@@ -3543,7 +3703,7 @@
             <w:noProof/>
             <w:webHidden/>
           </w:rPr>
-          <w:instrText xml:space="preserve"> PAGEREF _Toc237172683 \h </w:instrText>
+          <w:instrText xml:space="preserve"> PAGEREF _Toc237977703 \h </w:instrText>
         </w:r>
         <w:r>
           <w:rPr>
@@ -3563,7 +3723,7 @@
             <w:noProof/>
             <w:webHidden/>
           </w:rPr>
-          <w:t>19</w:t>
+          <w:t>21</w:t>
         </w:r>
         <w:r>
           <w:rPr>
@@ -3592,7 +3752,7 @@
           <w14:ligatures w14:val="standardContextual"/>
         </w:rPr>
       </w:pPr>
-      <w:hyperlink w:anchor="_Toc237172684" w:history="1">
+      <w:hyperlink w:anchor="_Toc237977704" w:history="1">
         <w:r>
           <w:rPr>
             <w:rStyle w:val="aff1"/>
@@ -3619,7 +3779,7 @@
             <w:noProof/>
             <w:webHidden/>
           </w:rPr>
-          <w:instrText xml:space="preserve"> PAGEREF _Toc237172684 \h </w:instrText>
+          <w:instrText xml:space="preserve"> PAGEREF _Toc237977704 \h </w:instrText>
         </w:r>
         <w:r>
           <w:rPr>
@@ -3639,7 +3799,7 @@
             <w:noProof/>
             <w:webHidden/>
           </w:rPr>
-          <w:t>19</w:t>
+          <w:t>21</w:t>
         </w:r>
         <w:r>
           <w:rPr>
@@ -3667,7 +3827,7 @@
           <w14:ligatures w14:val="standardContextual"/>
         </w:rPr>
       </w:pPr>
-      <w:hyperlink w:anchor="_Toc237172685" w:history="1">
+      <w:hyperlink w:anchor="_Toc237977705" w:history="1">
         <w:r>
           <w:rPr>
             <w:rStyle w:val="aff1"/>
@@ -3694,7 +3854,7 @@
             <w:noProof/>
             <w:webHidden/>
           </w:rPr>
-          <w:instrText xml:space="preserve"> PAGEREF _Toc237172685 \h </w:instrText>
+          <w:instrText xml:space="preserve"> PAGEREF _Toc237977705 \h </w:instrText>
         </w:r>
         <w:r>
           <w:rPr>
@@ -3714,7 +3874,7 @@
             <w:noProof/>
             <w:webHidden/>
           </w:rPr>
-          <w:t>20</w:t>
+          <w:t>22</w:t>
         </w:r>
         <w:r>
           <w:rPr>
@@ -3743,7 +3903,7 @@
           <w14:ligatures w14:val="standardContextual"/>
         </w:rPr>
       </w:pPr>
-      <w:hyperlink w:anchor="_Toc237172686" w:history="1">
+      <w:hyperlink w:anchor="_Toc237977706" w:history="1">
         <w:r>
           <w:rPr>
             <w:rStyle w:val="aff1"/>
@@ -3770,7 +3930,7 @@
             <w:noProof/>
             <w:webHidden/>
           </w:rPr>
-          <w:instrText xml:space="preserve"> PAGEREF _Toc237172686 \h </w:instrText>
+          <w:instrText xml:space="preserve"> PAGEREF _Toc237977706 \h </w:instrText>
         </w:r>
         <w:r>
           <w:rPr>
@@ -3790,7 +3950,7 @@
             <w:noProof/>
             <w:webHidden/>
           </w:rPr>
-          <w:t>20</w:t>
+          <w:t>22</w:t>
         </w:r>
         <w:r>
           <w:rPr>
@@ -3819,7 +3979,7 @@
           <w14:ligatures w14:val="standardContextual"/>
         </w:rPr>
       </w:pPr>
-      <w:hyperlink w:anchor="_Toc237172687" w:history="1">
+      <w:hyperlink w:anchor="_Toc237977707" w:history="1">
         <w:r>
           <w:rPr>
             <w:rStyle w:val="aff1"/>
@@ -3846,7 +4006,7 @@
             <w:noProof/>
             <w:webHidden/>
           </w:rPr>
-          <w:instrText xml:space="preserve"> PAGEREF _Toc237172687 \h </w:instrText>
+          <w:instrText xml:space="preserve"> PAGEREF _Toc237977707 \h </w:instrText>
         </w:r>
         <w:r>
           <w:rPr>
@@ -3866,7 +4026,7 @@
             <w:noProof/>
             <w:webHidden/>
           </w:rPr>
-          <w:t>20</w:t>
+          <w:t>22</w:t>
         </w:r>
         <w:r>
           <w:rPr>
@@ -3895,7 +4055,7 @@
           <w14:ligatures w14:val="standardContextual"/>
         </w:rPr>
       </w:pPr>
-      <w:hyperlink w:anchor="_Toc237172688" w:history="1">
+      <w:hyperlink w:anchor="_Toc237977708" w:history="1">
         <w:r>
           <w:rPr>
             <w:rStyle w:val="aff1"/>
@@ -3922,7 +4082,7 @@
             <w:noProof/>
             <w:webHidden/>
           </w:rPr>
-          <w:instrText xml:space="preserve"> PAGEREF _Toc237172688 \h </w:instrText>
+          <w:instrText xml:space="preserve"> PAGEREF _Toc237977708 \h </w:instrText>
         </w:r>
         <w:r>
           <w:rPr>
@@ -3942,7 +4102,7 @@
             <w:noProof/>
             <w:webHidden/>
           </w:rPr>
-          <w:t>20</w:t>
+          <w:t>22</w:t>
         </w:r>
         <w:r>
           <w:rPr>
@@ -3971,7 +4131,7 @@
           <w14:ligatures w14:val="standardContextual"/>
         </w:rPr>
       </w:pPr>
-      <w:hyperlink w:anchor="_Toc237172689" w:history="1">
+      <w:hyperlink w:anchor="_Toc237977709" w:history="1">
         <w:r>
           <w:rPr>
             <w:rStyle w:val="aff1"/>
@@ -3998,7 +4158,7 @@
             <w:noProof/>
             <w:webHidden/>
           </w:rPr>
-          <w:instrText xml:space="preserve"> PAGEREF _Toc237172689 \h </w:instrText>
+          <w:instrText xml:space="preserve"> PAGEREF _Toc237977709 \h </w:instrText>
         </w:r>
         <w:r>
           <w:rPr>
@@ -4018,7 +4178,7 @@
             <w:noProof/>
             <w:webHidden/>
           </w:rPr>
-          <w:t>21</w:t>
+          <w:t>23</w:t>
         </w:r>
         <w:r>
           <w:rPr>
@@ -4047,7 +4207,7 @@
           <w14:ligatures w14:val="standardContextual"/>
         </w:rPr>
       </w:pPr>
-      <w:hyperlink w:anchor="_Toc237172690" w:history="1">
+      <w:hyperlink w:anchor="_Toc237977710" w:history="1">
         <w:r>
           <w:rPr>
             <w:rStyle w:val="aff1"/>
@@ -4074,7 +4234,7 @@
             <w:noProof/>
             <w:webHidden/>
           </w:rPr>
-          <w:instrText xml:space="preserve"> PAGEREF _Toc237172690 \h </w:instrText>
+          <w:instrText xml:space="preserve"> PAGEREF _Toc237977710 \h </w:instrText>
         </w:r>
         <w:r>
           <w:rPr>
@@ -4094,7 +4254,7 @@
             <w:noProof/>
             <w:webHidden/>
           </w:rPr>
-          <w:t>21</w:t>
+          <w:t>23</w:t>
         </w:r>
         <w:r>
           <w:rPr>
@@ -4123,7 +4283,7 @@
           <w14:ligatures w14:val="standardContextual"/>
         </w:rPr>
       </w:pPr>
-      <w:hyperlink w:anchor="_Toc237172691" w:history="1">
+      <w:hyperlink w:anchor="_Toc237977711" w:history="1">
         <w:r>
           <w:rPr>
             <w:rStyle w:val="aff1"/>
@@ -4150,7 +4310,7 @@
             <w:noProof/>
             <w:webHidden/>
           </w:rPr>
-          <w:instrText xml:space="preserve"> PAGEREF _Toc237172691 \h </w:instrText>
+          <w:instrText xml:space="preserve"> PAGEREF _Toc237977711 \h </w:instrText>
         </w:r>
         <w:r>
           <w:rPr>
@@ -4170,7 +4330,7 @@
             <w:noProof/>
             <w:webHidden/>
           </w:rPr>
-          <w:t>22</w:t>
+          <w:t>24</w:t>
         </w:r>
         <w:r>
           <w:rPr>
@@ -4199,7 +4359,7 @@
           <w14:ligatures w14:val="standardContextual"/>
         </w:rPr>
       </w:pPr>
-      <w:hyperlink w:anchor="_Toc237172692" w:history="1">
+      <w:hyperlink w:anchor="_Toc237977712" w:history="1">
         <w:r>
           <w:rPr>
             <w:rStyle w:val="aff1"/>
@@ -4226,7 +4386,7 @@
             <w:noProof/>
             <w:webHidden/>
           </w:rPr>
-          <w:instrText xml:space="preserve"> PAGEREF _Toc237172692 \h </w:instrText>
+          <w:instrText xml:space="preserve"> PAGEREF _Toc237977712 \h </w:instrText>
         </w:r>
         <w:r>
           <w:rPr>
@@ -4246,7 +4406,7 @@
             <w:noProof/>
             <w:webHidden/>
           </w:rPr>
-          <w:t>22</w:t>
+          <w:t>24</w:t>
         </w:r>
         <w:r>
           <w:rPr>
@@ -4275,7 +4435,7 @@
           <w14:ligatures w14:val="standardContextual"/>
         </w:rPr>
       </w:pPr>
-      <w:hyperlink w:anchor="_Toc237172693" w:history="1">
+      <w:hyperlink w:anchor="_Toc237977713" w:history="1">
         <w:r>
           <w:rPr>
             <w:rStyle w:val="aff1"/>
@@ -4302,7 +4462,7 @@
             <w:noProof/>
             <w:webHidden/>
           </w:rPr>
-          <w:instrText xml:space="preserve"> PAGEREF _Toc237172693 \h </w:instrText>
+          <w:instrText xml:space="preserve"> PAGEREF _Toc237977713 \h </w:instrText>
         </w:r>
         <w:r>
           <w:rPr>
@@ -4322,7 +4482,7 @@
             <w:noProof/>
             <w:webHidden/>
           </w:rPr>
-          <w:t>23</w:t>
+          <w:t>25</w:t>
         </w:r>
         <w:r>
           <w:rPr>
@@ -4350,7 +4510,7 @@
           <w14:ligatures w14:val="standardContextual"/>
         </w:rPr>
       </w:pPr>
-      <w:hyperlink w:anchor="_Toc237172694" w:history="1">
+      <w:hyperlink w:anchor="_Toc237977714" w:history="1">
         <w:r>
           <w:rPr>
             <w:rStyle w:val="aff1"/>
@@ -4377,7 +4537,7 @@
             <w:noProof/>
             <w:webHidden/>
           </w:rPr>
-          <w:instrText xml:space="preserve"> PAGEREF _Toc237172694 \h </w:instrText>
+          <w:instrText xml:space="preserve"> PAGEREF _Toc237977714 \h </w:instrText>
         </w:r>
         <w:r>
           <w:rPr>
@@ -4397,7 +4557,7 @@
             <w:noProof/>
             <w:webHidden/>
           </w:rPr>
-          <w:t>24</w:t>
+          <w:t>26</w:t>
         </w:r>
         <w:r>
           <w:rPr>
@@ -4426,7 +4586,7 @@
           <w14:ligatures w14:val="standardContextual"/>
         </w:rPr>
       </w:pPr>
-      <w:hyperlink w:anchor="_Toc237172695" w:history="1">
+      <w:hyperlink w:anchor="_Toc237977715" w:history="1">
         <w:r>
           <w:rPr>
             <w:rStyle w:val="aff1"/>
@@ -4453,7 +4613,7 @@
             <w:noProof/>
             <w:webHidden/>
           </w:rPr>
-          <w:instrText xml:space="preserve"> PAGEREF _Toc237172695 \h </w:instrText>
+          <w:instrText xml:space="preserve"> PAGEREF _Toc237977715 \h </w:instrText>
         </w:r>
         <w:r>
           <w:rPr>
@@ -4473,7 +4633,7 @@
             <w:noProof/>
             <w:webHidden/>
           </w:rPr>
-          <w:t>24</w:t>
+          <w:t>26</w:t>
         </w:r>
         <w:r>
           <w:rPr>
@@ -4502,13 +4662,13 @@
           <w14:ligatures w14:val="standardContextual"/>
         </w:rPr>
       </w:pPr>
-      <w:hyperlink w:anchor="_Toc237172696" w:history="1">
+      <w:hyperlink w:anchor="_Toc237977716" w:history="1">
         <w:r>
           <w:rPr>
             <w:rStyle w:val="aff1"/>
             <w:noProof/>
           </w:rPr>
-          <w:t>8.2 Stretch와 Cut 순서</w:t>
+          <w:t>8.2 Deferred Expansion</w:t>
         </w:r>
         <w:r>
           <w:rPr>
@@ -4529,7 +4689,7 @@
             <w:noProof/>
             <w:webHidden/>
           </w:rPr>
-          <w:instrText xml:space="preserve"> PAGEREF _Toc237172696 \h </w:instrText>
+          <w:instrText xml:space="preserve"> PAGEREF _Toc237977716 \h </w:instrText>
         </w:r>
         <w:r>
           <w:rPr>
@@ -4549,7 +4709,7 @@
             <w:noProof/>
             <w:webHidden/>
           </w:rPr>
-          <w:t>24</w:t>
+          <w:t>26</w:t>
         </w:r>
         <w:r>
           <w:rPr>
@@ -4578,13 +4738,13 @@
           <w14:ligatures w14:val="standardContextual"/>
         </w:rPr>
       </w:pPr>
-      <w:hyperlink w:anchor="_Toc237172697" w:history="1">
+      <w:hyperlink w:anchor="_Toc237977717" w:history="1">
         <w:r>
           <w:rPr>
             <w:rStyle w:val="aff1"/>
             <w:noProof/>
           </w:rPr>
-          <w:t>8.3 Starting Balance Targets</w:t>
+          <w:t>8.3 Stretch와 Cut 순서</w:t>
         </w:r>
         <w:r>
           <w:rPr>
@@ -4605,7 +4765,7 @@
             <w:noProof/>
             <w:webHidden/>
           </w:rPr>
-          <w:instrText xml:space="preserve"> PAGEREF _Toc237172697 \h </w:instrText>
+          <w:instrText xml:space="preserve"> PAGEREF _Toc237977717 \h </w:instrText>
         </w:r>
         <w:r>
           <w:rPr>
@@ -4625,7 +4785,7 @@
             <w:noProof/>
             <w:webHidden/>
           </w:rPr>
-          <w:t>24</w:t>
+          <w:t>26</w:t>
         </w:r>
         <w:r>
           <w:rPr>
@@ -4654,13 +4814,13 @@
           <w14:ligatures w14:val="standardContextual"/>
         </w:rPr>
       </w:pPr>
-      <w:hyperlink w:anchor="_Toc237172698" w:history="1">
+      <w:hyperlink w:anchor="_Toc237977718" w:history="1">
         <w:r>
           <w:rPr>
             <w:rStyle w:val="aff1"/>
             <w:noProof/>
           </w:rPr>
-          <w:t>8.4 Playtest Questions</w:t>
+          <w:t>8.4 Starting Balance Targets</w:t>
         </w:r>
         <w:r>
           <w:rPr>
@@ -4681,7 +4841,7 @@
             <w:noProof/>
             <w:webHidden/>
           </w:rPr>
-          <w:instrText xml:space="preserve"> PAGEREF _Toc237172698 \h </w:instrText>
+          <w:instrText xml:space="preserve"> PAGEREF _Toc237977718 \h </w:instrText>
         </w:r>
         <w:r>
           <w:rPr>
@@ -4701,7 +4861,7 @@
             <w:noProof/>
             <w:webHidden/>
           </w:rPr>
-          <w:t>25</w:t>
+          <w:t>27</w:t>
         </w:r>
         <w:r>
           <w:rPr>
@@ -4730,13 +4890,13 @@
           <w14:ligatures w14:val="standardContextual"/>
         </w:rPr>
       </w:pPr>
-      <w:hyperlink w:anchor="_Toc237172699" w:history="1">
+      <w:hyperlink w:anchor="_Toc237977719" w:history="1">
         <w:r>
           <w:rPr>
             <w:rStyle w:val="aff1"/>
             <w:noProof/>
           </w:rPr>
-          <w:t>8.5 Release KPI</w:t>
+          <w:t>8.5 Playtest Questions</w:t>
         </w:r>
         <w:r>
           <w:rPr>
@@ -4757,7 +4917,7 @@
             <w:noProof/>
             <w:webHidden/>
           </w:rPr>
-          <w:instrText xml:space="preserve"> PAGEREF _Toc237172699 \h </w:instrText>
+          <w:instrText xml:space="preserve"> PAGEREF _Toc237977719 \h </w:instrText>
         </w:r>
         <w:r>
           <w:rPr>
@@ -4777,7 +4937,7 @@
             <w:noProof/>
             <w:webHidden/>
           </w:rPr>
-          <w:t>25</w:t>
+          <w:t>27</w:t>
         </w:r>
         <w:r>
           <w:rPr>
@@ -4806,13 +4966,13 @@
           <w14:ligatures w14:val="standardContextual"/>
         </w:rPr>
       </w:pPr>
-      <w:hyperlink w:anchor="_Toc237172700" w:history="1">
+      <w:hyperlink w:anchor="_Toc237977720" w:history="1">
         <w:r>
           <w:rPr>
             <w:rStyle w:val="aff1"/>
             <w:noProof/>
           </w:rPr>
-          <w:t>8.6 W6~W12 Roadmap</w:t>
+          <w:t>8.6 Release KPI</w:t>
         </w:r>
         <w:r>
           <w:rPr>
@@ -4833,7 +4993,7 @@
             <w:noProof/>
             <w:webHidden/>
           </w:rPr>
-          <w:instrText xml:space="preserve"> PAGEREF _Toc237172700 \h </w:instrText>
+          <w:instrText xml:space="preserve"> PAGEREF _Toc237977720 \h </w:instrText>
         </w:r>
         <w:r>
           <w:rPr>
@@ -4853,7 +5013,83 @@
             <w:noProof/>
             <w:webHidden/>
           </w:rPr>
-          <w:t>25</w:t>
+          <w:t>27</w:t>
+        </w:r>
+        <w:r>
+          <w:rPr>
+            <w:noProof/>
+            <w:webHidden/>
+          </w:rPr>
+          <w:fldChar w:fldCharType="end"/>
+        </w:r>
+      </w:hyperlink>
+    </w:p>
+    <w:p>
+      <w:pPr>
+        <w:pStyle w:val="28"/>
+        <w:tabs>
+          <w:tab w:val="right" w:leader="dot" w:pos="9856"/>
+        </w:tabs>
+        <w:ind w:left="420"/>
+        <w:rPr>
+          <w:rFonts w:asciiTheme="minorHAnsi" w:eastAsiaTheme="minorEastAsia" w:hAnsiTheme="minorHAnsi" w:cstheme="minorBidi"/>
+          <w:noProof/>
+          <w:color w:val="auto"/>
+          <w:kern w:val="2"/>
+          <w:sz w:val="22"/>
+          <w:szCs w:val="24"/>
+          <w:lang w:eastAsia="ko-KR"/>
+          <w14:ligatures w14:val="standardContextual"/>
+        </w:rPr>
+      </w:pPr>
+      <w:hyperlink w:anchor="_Toc237977721" w:history="1">
+        <w:r>
+          <w:rPr>
+            <w:rStyle w:val="aff1"/>
+            <w:noProof/>
+          </w:rPr>
+          <w:t>8.7 W6~W12 Roadmap</w:t>
+        </w:r>
+        <w:r>
+          <w:rPr>
+            <w:noProof/>
+            <w:webHidden/>
+          </w:rPr>
+          <w:tab/>
+        </w:r>
+        <w:r>
+          <w:rPr>
+            <w:noProof/>
+            <w:webHidden/>
+          </w:rPr>
+          <w:fldChar w:fldCharType="begin"/>
+        </w:r>
+        <w:r>
+          <w:rPr>
+            <w:noProof/>
+            <w:webHidden/>
+          </w:rPr>
+          <w:instrText xml:space="preserve"> PAGEREF _Toc237977721 \h </w:instrText>
+        </w:r>
+        <w:r>
+          <w:rPr>
+            <w:noProof/>
+            <w:webHidden/>
+          </w:rPr>
+        </w:r>
+        <w:r>
+          <w:rPr>
+            <w:noProof/>
+            <w:webHidden/>
+          </w:rPr>
+          <w:fldChar w:fldCharType="separate"/>
+        </w:r>
+        <w:r>
+          <w:rPr>
+            <w:noProof/>
+            <w:webHidden/>
+          </w:rPr>
+          <w:t>28</w:t>
         </w:r>
         <w:r>
           <w:rPr>
@@ -4881,7 +5117,7 @@
           <w14:ligatures w14:val="standardContextual"/>
         </w:rPr>
       </w:pPr>
-      <w:hyperlink w:anchor="_Toc237172701" w:history="1">
+      <w:hyperlink w:anchor="_Toc237977722" w:history="1">
         <w:r>
           <w:rPr>
             <w:rStyle w:val="aff1"/>
@@ -4908,7 +5144,7 @@
             <w:noProof/>
             <w:webHidden/>
           </w:rPr>
-          <w:instrText xml:space="preserve"> PAGEREF _Toc237172701 \h </w:instrText>
+          <w:instrText xml:space="preserve"> PAGEREF _Toc237977722 \h </w:instrText>
         </w:r>
         <w:r>
           <w:rPr>
@@ -4928,7 +5164,7 @@
             <w:noProof/>
             <w:webHidden/>
           </w:rPr>
-          <w:t>27</w:t>
+          <w:t>29</w:t>
         </w:r>
         <w:r>
           <w:rPr>
@@ -4956,13 +5192,13 @@
           <w14:ligatures w14:val="standardContextual"/>
         </w:rPr>
       </w:pPr>
-      <w:hyperlink w:anchor="_Toc237172702" w:history="1">
+      <w:hyperlink w:anchor="_Toc237977723" w:history="1">
         <w:r>
           <w:rPr>
             <w:rStyle w:val="aff1"/>
             <w:noProof/>
           </w:rPr>
-          <w:t>Appendix B — Removed / Excluded / Stretch</w:t>
+          <w:t>Appendix B — Removed / Excluded / Deferred Expansion / Stretch</w:t>
         </w:r>
         <w:r>
           <w:rPr>
@@ -4983,7 +5219,7 @@
             <w:noProof/>
             <w:webHidden/>
           </w:rPr>
-          <w:instrText xml:space="preserve"> PAGEREF _Toc237172702 \h </w:instrText>
+          <w:instrText xml:space="preserve"> PAGEREF _Toc237977723 \h </w:instrText>
         </w:r>
         <w:r>
           <w:rPr>
@@ -5003,7 +5239,7 @@
             <w:noProof/>
             <w:webHidden/>
           </w:rPr>
-          <w:t>28</w:t>
+          <w:t>30</w:t>
         </w:r>
         <w:r>
           <w:rPr>
@@ -5031,7 +5267,7 @@
           <w14:ligatures w14:val="standardContextual"/>
         </w:rPr>
       </w:pPr>
-      <w:hyperlink w:anchor="_Toc237172703" w:history="1">
+      <w:hyperlink w:anchor="_Toc237977724" w:history="1">
         <w:r>
           <w:rPr>
             <w:rStyle w:val="aff1"/>
@@ -5058,7 +5294,7 @@
             <w:noProof/>
             <w:webHidden/>
           </w:rPr>
-          <w:instrText xml:space="preserve"> PAGEREF _Toc237172703 \h </w:instrText>
+          <w:instrText xml:space="preserve"> PAGEREF _Toc237977724 \h </w:instrText>
         </w:r>
         <w:r>
           <w:rPr>
@@ -5078,7 +5314,7 @@
             <w:noProof/>
             <w:webHidden/>
           </w:rPr>
-          <w:t>29</w:t>
+          <w:t>31</w:t>
         </w:r>
         <w:r>
           <w:rPr>
@@ -5118,7 +5354,7 @@
           <w:numId w:val="7"/>
         </w:numPr>
       </w:pPr>
-      <w:bookmarkStart w:id="0" w:name="_Toc237172644"/>
+      <w:bookmarkStart w:id="0" w:name="_Toc237977662"/>
       <w:r>
         <w:lastRenderedPageBreak/>
         <w:t>게임</w:t>
@@ -5151,7 +5387,7 @@
           <w:numId w:val="7"/>
         </w:numPr>
       </w:pPr>
-      <w:bookmarkStart w:id="1" w:name="_Toc237172645"/>
+      <w:bookmarkStart w:id="1" w:name="_Toc237977663"/>
       <w:r>
         <w:t>Executive Summary</w:t>
       </w:r>
@@ -5159,7 +5395,7 @@
     </w:p>
     <w:p>
       <w:r>
-        <w:t>Project_MuseumHeist는 1~4인의 도둑이 박물관에 잠입해 여러 전시품의 Replica를 현장에서 빠르게 만들고 Original과 바꿔치기한 뒤, 계약의 Required Target과 Loot Value Quota를 확보하고 경비의 수색과 봉쇄를 피해 각자 탈출하는 1인칭 협동 PvE 하이스트 게임이다.</w:t>
+        <w:t>Project_MuseumHeist는 2~4인의 도둑이 박물관에 잠입해 Painting Replica를 현장에서 빠르게 만들고 Original과 바꿔치기한 뒤, Patrol Guard·CCTV·Laser 보안을 협동으로 돌파해 Required Target과 Loot Value Quota를 확보하고 각자 탈출하는 1인칭 협동 PvE 하이스트 게임이다.</w:t>
       </w:r>
     </w:p>
     <w:p>
@@ -5218,7 +5454,259 @@
           <w:numId w:val="7"/>
         </w:numPr>
       </w:pPr>
-      <w:bookmarkStart w:id="2" w:name="_Toc237172646"/>
+      <w:bookmarkStart w:id="2" w:name="_Toc237977664"/>
+      <w:r>
+        <w:t>Rev 14 Release Profile</w:t>
+      </w:r>
+      <w:bookmarkEnd w:id="2"/>
+    </w:p>
+    <w:p>
+      <w:r>
+        <w:t>공개</w:t>
+      </w:r>
+      <w:r>
+        <w:t xml:space="preserve"> </w:t>
+      </w:r>
+      <w:r>
+        <w:t>제품은</w:t>
+      </w:r>
+      <w:r>
+        <w:t xml:space="preserve"> 2~4</w:t>
+      </w:r>
+      <w:r>
+        <w:t>인</w:t>
+      </w:r>
+      <w:r>
+        <w:t xml:space="preserve"> </w:t>
+      </w:r>
+      <w:r>
+        <w:t>협동을</w:t>
+      </w:r>
+      <w:r>
+        <w:t xml:space="preserve"> </w:t>
+      </w:r>
+      <w:r>
+        <w:t>지원한다</w:t>
+      </w:r>
+      <w:r>
+        <w:t>. Lobby</w:t>
+      </w:r>
+      <w:r>
+        <w:t>에서</w:t>
+      </w:r>
+      <w:r>
+        <w:t xml:space="preserve"> Host</w:t>
+      </w:r>
+      <w:r>
+        <w:t>를</w:t>
+      </w:r>
+      <w:r>
+        <w:t xml:space="preserve"> </w:t>
+      </w:r>
+      <w:r>
+        <w:t>포함해</w:t>
+      </w:r>
+      <w:r>
+        <w:t xml:space="preserve"> 2</w:t>
+      </w:r>
+      <w:r>
+        <w:t>명</w:t>
+      </w:r>
+      <w:r>
+        <w:t xml:space="preserve"> </w:t>
+      </w:r>
+      <w:r>
+        <w:t>이상일</w:t>
+      </w:r>
+      <w:r>
+        <w:t xml:space="preserve"> </w:t>
+      </w:r>
+      <w:r>
+        <w:t>때만</w:t>
+      </w:r>
+      <w:r>
+        <w:t xml:space="preserve"> Match</w:t>
+      </w:r>
+      <w:r>
+        <w:t>를</w:t>
+      </w:r>
+      <w:r>
+        <w:t xml:space="preserve"> </w:t>
+      </w:r>
+      <w:r>
+        <w:t>시작하고</w:t>
+      </w:r>
+      <w:r>
+        <w:t xml:space="preserve">, InGame </w:t>
+      </w:r>
+      <w:r>
+        <w:t>이후</w:t>
+      </w:r>
+      <w:r>
+        <w:t xml:space="preserve"> Join In Progress</w:t>
+      </w:r>
+      <w:r>
+        <w:t>는</w:t>
+      </w:r>
+      <w:r>
+        <w:t xml:space="preserve"> </w:t>
+      </w:r>
+      <w:r>
+        <w:t>허용하지</w:t>
+      </w:r>
+      <w:r>
+        <w:t xml:space="preserve"> </w:t>
+      </w:r>
+      <w:r>
+        <w:t>않는다</w:t>
+      </w:r>
+      <w:r>
+        <w:t xml:space="preserve">. </w:t>
+      </w:r>
+      <w:r>
+        <w:t>진행</w:t>
+      </w:r>
+      <w:r>
+        <w:t xml:space="preserve"> </w:t>
+      </w:r>
+      <w:r>
+        <w:t>중</w:t>
+      </w:r>
+      <w:r>
+        <w:t xml:space="preserve"> </w:t>
+      </w:r>
+      <w:r>
+        <w:t>한</w:t>
+      </w:r>
+      <w:r>
+        <w:t xml:space="preserve"> </w:t>
+      </w:r>
+      <w:r>
+        <w:t>명만</w:t>
+      </w:r>
+      <w:r>
+        <w:t xml:space="preserve"> </w:t>
+      </w:r>
+      <w:r>
+        <w:t>남아도</w:t>
+      </w:r>
+      <w:r>
+        <w:t xml:space="preserve"> </w:t>
+      </w:r>
+      <w:r>
+        <w:t>즉시</w:t>
+      </w:r>
+      <w:r>
+        <w:t xml:space="preserve"> </w:t>
+      </w:r>
+      <w:r>
+        <w:t>실패시키지</w:t>
+      </w:r>
+      <w:r>
+        <w:t xml:space="preserve"> </w:t>
+      </w:r>
+      <w:r>
+        <w:t>않고</w:t>
+      </w:r>
+      <w:r>
+        <w:t xml:space="preserve"> </w:t>
+      </w:r>
+      <w:r>
+        <w:t>현재</w:t>
+      </w:r>
+      <w:r>
+        <w:t xml:space="preserve"> Contract</w:t>
+      </w:r>
+      <w:r>
+        <w:t>와</w:t>
+      </w:r>
+      <w:r>
+        <w:t xml:space="preserve"> Cleanup</w:t>
+      </w:r>
+      <w:r>
+        <w:t>을</w:t>
+      </w:r>
+      <w:r>
+        <w:t xml:space="preserve"> </w:t>
+      </w:r>
+      <w:r>
+        <w:t>안전하게</w:t>
+      </w:r>
+      <w:r>
+        <w:t xml:space="preserve"> </w:t>
+      </w:r>
+      <w:r>
+        <w:t>유지한다</w:t>
+      </w:r>
+      <w:r>
+        <w:t>.</w:t>
+      </w:r>
+    </w:p>
+    <w:p>
+      <w:r>
+        <w:t>출시</w:t>
+      </w:r>
+      <w:r>
+        <w:t xml:space="preserve"> Core Loop</w:t>
+      </w:r>
+      <w:r>
+        <w:t>는</w:t>
+      </w:r>
+      <w:r>
+        <w:t xml:space="preserve"> Painting Surface Forgery, Loose Loot, Patrol Guard, CCTV</w:t>
+      </w:r>
+      <w:r>
+        <w:t>와</w:t>
+      </w:r>
+      <w:r>
+        <w:t xml:space="preserve"> Cooperative Laser</w:t>
+      </w:r>
+      <w:r>
+        <w:t>다</w:t>
+      </w:r>
+      <w:r>
+        <w:t>. Object Assembly</w:t>
+      </w:r>
+      <w:r>
+        <w:t>는</w:t>
+      </w:r>
+      <w:r>
+        <w:t xml:space="preserve"> </w:t>
+      </w:r>
+      <w:r>
+        <w:t>삭제하지</w:t>
+      </w:r>
+      <w:r>
+        <w:t xml:space="preserve"> </w:t>
+      </w:r>
+      <w:r>
+        <w:t>않고</w:t>
+      </w:r>
+      <w:r>
+        <w:t xml:space="preserve"> Deferred Expansion</w:t>
+      </w:r>
+      <w:r>
+        <w:t>으로</w:t>
+      </w:r>
+      <w:r>
+        <w:t xml:space="preserve"> </w:t>
+      </w:r>
+      <w:r>
+        <w:t>보존한다</w:t>
+      </w:r>
+      <w:r>
+        <w:t>.</w:t>
+      </w:r>
+    </w:p>
+    <w:p>
+      <w:pPr>
+        <w:pStyle w:val="21"/>
+        <w:numPr>
+          <w:ilvl w:val="1"/>
+          <w:numId w:val="7"/>
+        </w:numPr>
+      </w:pPr>
+      <w:bookmarkStart w:id="3" w:name="_Toc237977665"/>
       <w:r>
         <w:t>제품</w:t>
       </w:r>
@@ -5231,7 +5719,7 @@
       <w:r>
         <w:t xml:space="preserve"> Release Definition</w:t>
       </w:r>
-      <w:bookmarkEnd w:id="2"/>
+      <w:bookmarkEnd w:id="3"/>
     </w:p>
     <w:tbl>
       <w:tblPr>
@@ -5333,7 +5821,7 @@
               <w:pStyle w:val="TableText"/>
             </w:pPr>
             <w:r>
-              <w:t>세 개의 고정 박물관 맵과 하나의 Contract Archetype으로 완결된 1~4인 Contract Run 제공</w:t>
+              <w:t>세 개의 고정 박물관 맵과 하나의 Contract Archetype으로 완결된 2~4인 Contract Run 제공</w:t>
             </w:r>
           </w:p>
         </w:tc>
@@ -5367,7 +5855,7 @@
               <w:pStyle w:val="TableText"/>
             </w:pPr>
             <w:r>
-              <w:t>Surface Forgery와 Object Assembly를 한 판에서 여러 번 반복하고, 실패를 즉시 종료가 아닌 압박으로 전환</w:t>
+              <w:t>여러 Painting Surface Forgery와 Patrol/CCTV/Laser 협동 사건을 반복하고 실패를 읽을 수 있는 압박으로 전환</w:t>
             </w:r>
           </w:p>
         </w:tc>
@@ -5467,6 +5955,7 @@
         </w:numPr>
       </w:pPr>
       <w:r>
+        <w:lastRenderedPageBreak/>
         <w:t>W8은 세 맵 Release Shape와 Feature Lock 준비 구간이다.</w:t>
       </w:r>
     </w:p>
@@ -5502,7 +5991,7 @@
           <w:numId w:val="7"/>
         </w:numPr>
       </w:pPr>
-      <w:bookmarkStart w:id="3" w:name="_Toc237172647"/>
+      <w:bookmarkStart w:id="4" w:name="_Toc237977666"/>
       <w:r>
         <w:t>디자인</w:t>
       </w:r>
@@ -5512,7 +6001,7 @@
       <w:r>
         <w:t>필러</w:t>
       </w:r>
-      <w:bookmarkEnd w:id="3"/>
+      <w:bookmarkEnd w:id="4"/>
     </w:p>
     <w:tbl>
       <w:tblPr>
@@ -5627,7 +6116,6 @@
               <w:pStyle w:val="TableText"/>
             </w:pPr>
             <w:r>
-              <w:lastRenderedPageBreak/>
               <w:t>Forgery Under Pressure</w:t>
             </w:r>
           </w:p>
@@ -5704,7 +6192,7 @@
               <w:pStyle w:val="TableText"/>
             </w:pPr>
             <w:r>
-              <w:t>고정 직업과 Mandatory 2-player Gate 없이 모든 플레이어가 모든 행동을 할 수 있다.</w:t>
+              <w:t>고정 직업 없이 Forger·Lookout·Laser Holder·Carrier를 교대한다. 승인된 Laser만 짧은 2-player 협동을 요구한다.</w:t>
             </w:r>
           </w:p>
         </w:tc>
@@ -5819,11 +6307,11 @@
           <w:numId w:val="7"/>
         </w:numPr>
       </w:pPr>
-      <w:bookmarkStart w:id="4" w:name="_Toc237172648"/>
+      <w:bookmarkStart w:id="5" w:name="_Toc237977667"/>
       <w:r>
         <w:t>Target Experience</w:t>
       </w:r>
-      <w:bookmarkEnd w:id="4"/>
+      <w:bookmarkEnd w:id="5"/>
     </w:p>
     <w:p>
       <w:pPr>
@@ -5893,7 +6381,7 @@
           <w:numId w:val="7"/>
         </w:numPr>
       </w:pPr>
-      <w:bookmarkStart w:id="5" w:name="_Toc237172649"/>
+      <w:bookmarkStart w:id="6" w:name="_Toc237977668"/>
       <w:r>
         <w:t>명시적</w:t>
       </w:r>
@@ -5903,7 +6391,7 @@
       <w:r>
         <w:t>비목표</w:t>
       </w:r>
-      <w:bookmarkEnd w:id="5"/>
+      <w:bookmarkEnd w:id="6"/>
     </w:p>
     <w:tbl>
       <w:tblPr>
@@ -6127,7 +6615,7 @@
               <w:pStyle w:val="TableText"/>
             </w:pPr>
             <w:r>
-              <w:t>Stamina Resource·Mandatory Role Lock</w:t>
+              <w:t>Stamina Resource·고정 Class/Role Lock</w:t>
             </w:r>
           </w:p>
         </w:tc>
@@ -6160,7 +6648,7 @@
           <w:numId w:val="7"/>
         </w:numPr>
       </w:pPr>
-      <w:bookmarkStart w:id="6" w:name="_Toc237172650"/>
+      <w:bookmarkStart w:id="7" w:name="_Toc237977669"/>
       <w:r>
         <w:lastRenderedPageBreak/>
         <w:t>Contract Run</w:t>
@@ -6186,7 +6674,7 @@
       <w:r>
         <w:t>리듬</w:t>
       </w:r>
-      <w:bookmarkEnd w:id="6"/>
+      <w:bookmarkEnd w:id="7"/>
     </w:p>
     <w:p>
       <w:pPr>
@@ -6196,11 +6684,11 @@
           <w:numId w:val="7"/>
         </w:numPr>
       </w:pPr>
-      <w:bookmarkStart w:id="7" w:name="_Toc237172651"/>
+      <w:bookmarkStart w:id="8" w:name="_Toc237977670"/>
       <w:r>
         <w:t>Core Loop</w:t>
       </w:r>
-      <w:bookmarkEnd w:id="7"/>
+      <w:bookmarkEnd w:id="8"/>
     </w:p>
     <w:tbl>
       <w:tblPr>
@@ -6459,7 +6947,7 @@
               <w:pStyle w:val="TableText"/>
             </w:pPr>
             <w:r>
-              <w:t>4. 위조/조립</w:t>
+              <w:t>4. 협동 침투·위조</w:t>
             </w:r>
           </w:p>
         </w:tc>
@@ -6473,7 +6961,7 @@
               <w:pStyle w:val="TableText"/>
             </w:pPr>
             <w:r>
-              <w:t>20~45초 Surface Forgery 또는 25~35초 Object Assembly를 수행한다.</w:t>
+              <w:t>CCTV 타이밍과 Laser Hold를 조율한 뒤 20~45초 Surface Forgery를 수행한다.</w:t>
             </w:r>
           </w:p>
         </w:tc>
@@ -6680,7 +7168,7 @@
           <w:numId w:val="7"/>
         </w:numPr>
       </w:pPr>
-      <w:bookmarkStart w:id="8" w:name="_Toc237172652"/>
+      <w:bookmarkStart w:id="9" w:name="_Toc237977671"/>
       <w:r>
         <w:t xml:space="preserve">Contract </w:t>
       </w:r>
@@ -6699,7 +7187,7 @@
       <w:r>
         <w:t>언어</w:t>
       </w:r>
-      <w:bookmarkEnd w:id="8"/>
+      <w:bookmarkEnd w:id="9"/>
     </w:p>
     <w:tbl>
       <w:tblPr>
@@ -7098,7 +7586,7 @@
           <w:numId w:val="7"/>
         </w:numPr>
       </w:pPr>
-      <w:bookmarkStart w:id="9" w:name="_Toc237172653"/>
+      <w:bookmarkStart w:id="10" w:name="_Toc237977672"/>
       <w:r>
         <w:lastRenderedPageBreak/>
         <w:t>성공</w:t>
@@ -7121,7 +7609,7 @@
       <w:r>
         <w:t>실패</w:t>
       </w:r>
-      <w:bookmarkEnd w:id="9"/>
+      <w:bookmarkEnd w:id="10"/>
     </w:p>
     <w:tbl>
       <w:tblPr>
@@ -7384,11 +7872,11 @@
           <w:numId w:val="7"/>
         </w:numPr>
       </w:pPr>
-      <w:bookmarkStart w:id="10" w:name="_Toc237172654"/>
+      <w:bookmarkStart w:id="11" w:name="_Toc237977673"/>
       <w:r>
         <w:t>Greed Decision</w:t>
       </w:r>
-      <w:bookmarkEnd w:id="10"/>
+      <w:bookmarkEnd w:id="11"/>
     </w:p>
     <w:p>
       <w:r>
@@ -7747,7 +8235,7 @@
           <w:numId w:val="7"/>
         </w:numPr>
       </w:pPr>
-      <w:bookmarkStart w:id="11" w:name="_Toc237172655"/>
+      <w:bookmarkStart w:id="12" w:name="_Toc237977674"/>
       <w:r>
         <w:t>15~25</w:t>
       </w:r>
@@ -7757,7 +8245,7 @@
       <w:r>
         <w:t xml:space="preserve"> Target Match Rhythm</w:t>
       </w:r>
-      <w:bookmarkEnd w:id="11"/>
+      <w:bookmarkEnd w:id="12"/>
     </w:p>
     <w:tbl>
       <w:tblPr>
@@ -8111,7 +8599,7 @@
           <w:numId w:val="7"/>
         </w:numPr>
       </w:pPr>
-      <w:bookmarkStart w:id="12" w:name="_Toc237172656"/>
+      <w:bookmarkStart w:id="13" w:name="_Toc237977675"/>
       <w:r>
         <w:lastRenderedPageBreak/>
         <w:t>위조와</w:t>
@@ -8128,7 +8616,7 @@
       <w:r>
         <w:t>플레이</w:t>
       </w:r>
-      <w:bookmarkEnd w:id="12"/>
+      <w:bookmarkEnd w:id="13"/>
     </w:p>
     <w:p>
       <w:pPr>
@@ -8138,7 +8626,7 @@
           <w:numId w:val="7"/>
         </w:numPr>
       </w:pPr>
-      <w:bookmarkStart w:id="13" w:name="_Toc237172657"/>
+      <w:bookmarkStart w:id="14" w:name="_Toc237977676"/>
       <w:r>
         <w:t>Artifact</w:t>
       </w:r>
@@ -8163,7 +8651,7 @@
       <w:r>
         <w:t>경계</w:t>
       </w:r>
-      <w:bookmarkEnd w:id="13"/>
+      <w:bookmarkEnd w:id="14"/>
     </w:p>
     <w:tbl>
       <w:tblPr>
@@ -8355,7 +8843,7 @@
               <w:pStyle w:val="TableText"/>
             </w:pPr>
             <w:r>
-              <w:t>Object Assembly Forgery</w:t>
+              <w:t>Object Assembly — Deferred Expansion</w:t>
             </w:r>
           </w:p>
         </w:tc>
@@ -8369,7 +8857,7 @@
               <w:pStyle w:val="TableText"/>
             </w:pPr>
             <w:r>
-              <w:t>Sculpture / Ceramic</w:t>
+              <w:t>Sculpture / Ceramic (Post-v1)</w:t>
             </w:r>
           </w:p>
         </w:tc>
@@ -8383,7 +8871,7 @@
               <w:pStyle w:val="TableText"/>
             </w:pPr>
             <w:r>
-              <w:t>2D 조각 Drag &amp; Drop, Wheel 회전, 우클릭 제거, Submit</w:t>
+              <w:t>기존 구현·Data·SourceArt 보존, v1 Runtime/UI/Cook 비활성</w:t>
             </w:r>
           </w:p>
         </w:tc>
@@ -8397,7 +8885,7 @@
               <w:pStyle w:val="TableText"/>
             </w:pPr>
             <w:r>
-              <w:t>Part·Socket·Orientation·Material 기반 0~100</w:t>
+              <w:t>별도 재승인 전 Release Gate 미포함</w:t>
             </w:r>
           </w:p>
         </w:tc>
@@ -8410,7 +8898,7 @@
     </w:p>
     <w:p>
       <w:r>
-        <w:t>두 방식은 작업 도구와 결과 데이터는 공유하지 않는다. 대신 한글 중심의 Mode Title, 70점 제출 기준을 함께 보여주는 단일 예상 품질, 남은 시간, Submit/Cancel과 하단 조작 안내를 같은 화면 언어와 순서로 사용한다. 작업 방법 설명과 별도 상태 문구는 튜토리얼 및 하단 조작 안내가 담당한다.</w:t>
+        <w:t>v1.0의 활성 위조는 Painting Surface Forgery 하나다. 한글 중심 Mode Title, 70점 제출 기준을 포함한 단일 예상 품질, 남은 시간, Submit/Cancel과 하단 조작 안내를 사용한다. Object Assembly는 기존 구현과 자산을 삭제하지 않고 Deferred Expansion으로 보존하지만 현재 Runtime Assignment, UI Entry, Release Map과 Release Gate에는 포함하지 않는다.</w:t>
       </w:r>
     </w:p>
     <w:p>
@@ -8421,7 +8909,7 @@
           <w:numId w:val="7"/>
         </w:numPr>
       </w:pPr>
-      <w:bookmarkStart w:id="14" w:name="_Toc237172658"/>
+      <w:bookmarkStart w:id="15" w:name="_Toc237977677"/>
       <w:r>
         <w:t xml:space="preserve">Surface Forgery </w:t>
       </w:r>
@@ -8434,7 +8922,7 @@
       <w:r>
         <w:t>경험</w:t>
       </w:r>
-      <w:bookmarkEnd w:id="14"/>
+      <w:bookmarkEnd w:id="15"/>
     </w:p>
     <w:p>
       <w:pPr>
@@ -8481,6 +8969,7 @@
         </w:numPr>
       </w:pPr>
       <w:r>
+        <w:lastRenderedPageBreak/>
         <w:t>기본 40초, 최소 20초, 최대 45초 안에 Quality 70 이상으로 Submit한다. Timeout은 현재 Stroke와 Preview를 폐기하고 Replica를 만들지 않으며, Case 근처의 유효한 Guard 한 명만 한 번 InvestigateNoise로 보낸다. Timeout 자체는 Alert를 올리지 않는다.</w:t>
       </w:r>
     </w:p>
@@ -8505,7 +8994,6 @@
         </w:numPr>
       </w:pPr>
       <w:r>
-        <w:lastRenderedPageBreak/>
         <w:t>ReplicaReady의 Owner Lock은 유지되지만 Submit 당시의 Overlap을 계속 유지할 필요는 없다. 플레이어는 경비를 피해 이탈할 수 있고, 나중에 같은 케이스의 Interaction Collision에 다시 들어오면 E로 Replica 교체와 Original 회수를 확정하거나 R로 전체 화면 위조에 재진입해 새 Drawing Timer로 다시 그릴 수 있다.</w:t>
       </w:r>
     </w:p>
@@ -8599,20 +9087,11 @@
           <w:numId w:val="7"/>
         </w:numPr>
       </w:pPr>
-      <w:bookmarkStart w:id="15" w:name="_Toc237172659"/>
-      <w:r>
-        <w:t xml:space="preserve">Object Assembly </w:t>
-      </w:r>
-      <w:r>
-        <w:t>플레이</w:t>
-      </w:r>
-      <w:r>
-        <w:t xml:space="preserve"> </w:t>
-      </w:r>
-      <w:r>
-        <w:t>경험</w:t>
-      </w:r>
-      <w:bookmarkEnd w:id="15"/>
+      <w:bookmarkStart w:id="16" w:name="_Toc237977678"/>
+      <w:r>
+        <w:t>Object Assembly — Deferred Expansion</w:t>
+      </w:r>
+      <w:bookmarkEnd w:id="16"/>
     </w:p>
     <w:p>
       <w:pPr>
@@ -8623,7 +9102,7 @@
         </w:numPr>
       </w:pPr>
       <w:r>
-        <w:t>Sculpture/Ceramic의 형태는 World Observation에서만 관찰하고, 조립 화면에서는 Original, Template Name과 정답 실루엣을 다시 보여주지 않는다.</w:t>
+        <w:t>Object Assembly는 삭제·Legacy가 아니라 Post-v1 확장 가능성으로 보존한다. 기존 C++ Class, Data Schema, Template/Part Data, Blueprint Shell, SourceArt와 검증 이력은 유지한다.</w:t>
       </w:r>
     </w:p>
     <w:p>
@@ -8635,7 +9114,7 @@
         </w:numPr>
       </w:pPr>
       <w:r>
-        <w:t>플레이어는 하단 Tray에 제시된 2D 조각을 조립 Canvas로 Drag &amp; Drop한다. 드롭 위치는 가장 가까운 숨은 Socket Anchor로 양자화되고, 휠 회전과 다시 끌기·우클릭 제거로 배치를 수정한다. Part/Socket/Orientation을 순회하는 버튼은 사용하지 않는다.</w:t>
+        <w:t>v1.0에서는 Object Assembly를 Required Target 또는 Optional Exhibit Pool에 넣지 않고, 활성 Object Display Case·Assembly Widget·Result 열을 Player에게 노출하지 않는다.</w:t>
       </w:r>
     </w:p>
     <w:p>
@@ -8647,7 +9126,7 @@
         </w:numPr>
       </w:pPr>
       <w:r>
-        <w:t>기본 30초, 최소 25초, 최대 35초 안에 제출한다.</w:t>
+        <w:t>보존된 Assembly 경로는 Compile·Load·Cleanup과 Serialization 호환만 유지하며, 신규 Kit·Template·UI·Gameplay 확장은 진행하지 않는다.</w:t>
       </w:r>
     </w:p>
     <w:p>
@@ -8659,12 +9138,12 @@
         </w:numPr>
       </w:pPr>
       <w:r>
-        <w:t>모든 Required Part를 완벽히 맞출 필요는 없지만 ‘예상 품질 {점수}/100 · 제출 가능 70+’가 70 이상일 때만 Submit할 수 있다. 서버 최종 점수가 70 미만이면 Replica를 만들지 않고 같은 Assembly Session에서 수정하게 한다. 중간 Drag 좌표는 복제하지 않으며 승인된 결과만 기존 PartId/SocketId/QuantizedOrientation/MaterialId로 3D Replica를 재구성한다.</w:t>
+        <w:t>재활성화는 Surface Forgery와 같은 시스템으로 합치지 않고, 별도 GDD/TDD 승인과 새로운 Release Gate를 통과한 뒤 수행한다.</w:t>
       </w:r>
     </w:p>
     <w:p>
       <w:r>
-        <w:t>Object Assembly는 Surface Forgery와 같은 결의 짧은 기억 기반 2D 조립 퍼즐이다. 원본을 다시 보지 못하는 상태에서 조각 선택, 배치와 회전으로 실수가 발생하며, Surface Forgery보다 짧은 시간 제한으로 난도를 확보한다.</w:t>
+        <w:t>이번 보류는 기존 구현 실패나 제거 결정이 아니라, 현재 출시의 협동 보안·Painting 콘텐츠·3-Map 완성도를 우선하기 위한 Scope Lock이다.</w:t>
       </w:r>
     </w:p>
     <w:p>
@@ -8675,8 +9154,9 @@
           <w:numId w:val="7"/>
         </w:numPr>
       </w:pPr>
-      <w:bookmarkStart w:id="16" w:name="_Toc237172660"/>
-      <w:r>
+      <w:bookmarkStart w:id="17" w:name="_Toc237977679"/>
+      <w:r>
+        <w:lastRenderedPageBreak/>
         <w:t>Quality</w:t>
       </w:r>
       <w:r>
@@ -8685,7 +9165,7 @@
       <w:r>
         <w:t xml:space="preserve"> Failure-forward</w:t>
       </w:r>
-      <w:bookmarkEnd w:id="16"/>
+      <w:bookmarkEnd w:id="17"/>
     </w:p>
     <w:tbl>
       <w:tblPr>
@@ -8892,7 +9372,6 @@
           </w:tcPr>
           <w:p>
             <w:r>
-              <w:lastRenderedPageBreak/>
               <w:t>0~49</w:t>
             </w:r>
           </w:p>
@@ -8950,7 +9429,7 @@
           <w:numId w:val="7"/>
         </w:numPr>
       </w:pPr>
-      <w:bookmarkStart w:id="17" w:name="_Toc237172661"/>
+      <w:bookmarkStart w:id="18" w:name="_Toc237977680"/>
       <w:r>
         <w:t>핵심</w:t>
       </w:r>
@@ -8966,7 +9445,7 @@
       <w:r>
         <w:t>연출</w:t>
       </w:r>
-      <w:bookmarkEnd w:id="17"/>
+      <w:bookmarkEnd w:id="18"/>
     </w:p>
     <w:tbl>
       <w:tblPr>
@@ -9443,7 +9922,7 @@
           <w:numId w:val="7"/>
         </w:numPr>
       </w:pPr>
-      <w:bookmarkStart w:id="18" w:name="_Toc237172662"/>
+      <w:bookmarkStart w:id="19" w:name="_Toc237977681"/>
       <w:r>
         <w:t xml:space="preserve">Owner-only Forgery </w:t>
       </w:r>
@@ -9456,7 +9935,7 @@
       <w:r>
         <w:t>와이어프레임</w:t>
       </w:r>
-      <w:bookmarkEnd w:id="18"/>
+      <w:bookmarkEnd w:id="19"/>
     </w:p>
     <w:tbl>
       <w:tblPr>
@@ -9549,11 +10028,11 @@
           <w:p>
             <w:r>
               <w:t>MODE CONTROLS</w:t>
+            </w:r>
+            <w:r>
               <w:br/>
               <w:t>Palette + Brush 소·중·대</w:t>
             </w:r>
-            <w:r/>
-            <w:r/>
           </w:p>
         </w:tc>
         <w:tc>
@@ -9571,14 +10050,15 @@
           <w:p>
             <w:r>
               <w:t>SURFACE WORK AREA</w:t>
+            </w:r>
+            <w:r>
               <w:br/>
               <w:t>Reference + Drawing Canvas</w:t>
+            </w:r>
+            <w:r>
               <w:br/>
               <w:t>World view covered / World audio retained</w:t>
             </w:r>
-            <w:r/>
-            <w:r/>
-            <w:r/>
           </w:p>
         </w:tc>
         <w:tc>
@@ -9595,14 +10075,16 @@
           </w:tcPr>
           <w:p>
             <w:r>
-              <w:t>OBJECT WORK AREA</w:t>
+              <w:t>COOP SECURITY</w:t>
+            </w:r>
+            <w:r>
               <w:br/>
-              <w:t>2D Part Tray + Assembly Canvas</w:t>
+              <w:t>CCTV Warning + Laser Button Hold</w:t>
+            </w:r>
+            <w:r>
               <w:br/>
-              <w:t>Original / 정답 실루엣 비공개</w:t>
-            </w:r>
-            <w:r/>
-            <w:r/>
+              <w:t>World Feedback 유지</w:t>
+            </w:r>
           </w:p>
         </w:tc>
       </w:tr>
@@ -9674,7 +10156,7 @@
           <w:numId w:val="7"/>
         </w:numPr>
       </w:pPr>
-      <w:bookmarkStart w:id="19" w:name="_Toc237172663"/>
+      <w:bookmarkStart w:id="20" w:name="_Toc237977682"/>
       <w:r>
         <w:lastRenderedPageBreak/>
         <w:t>잠입</w:t>
@@ -9697,7 +10179,7 @@
       <w:r>
         <w:t>상태</w:t>
       </w:r>
-      <w:bookmarkEnd w:id="19"/>
+      <w:bookmarkEnd w:id="20"/>
     </w:p>
     <w:p>
       <w:pPr>
@@ -9707,14 +10189,14 @@
           <w:numId w:val="7"/>
         </w:numPr>
       </w:pPr>
-      <w:bookmarkStart w:id="20" w:name="_Toc237172664"/>
+      <w:bookmarkStart w:id="21" w:name="_Toc237977683"/>
       <w:r>
         <w:t xml:space="preserve">First-Person </w:t>
       </w:r>
       <w:r>
         <w:t>취약성</w:t>
       </w:r>
-      <w:bookmarkEnd w:id="20"/>
+      <w:bookmarkEnd w:id="21"/>
     </w:p>
     <w:p>
       <w:pPr>
@@ -9772,11 +10254,11 @@
           <w:numId w:val="7"/>
         </w:numPr>
       </w:pPr>
-      <w:bookmarkStart w:id="21" w:name="_Toc237172665"/>
+      <w:bookmarkStart w:id="22" w:name="_Toc237977684"/>
       <w:r>
         <w:t>Walk, Sprint, Weight, Footstep</w:t>
       </w:r>
-      <w:bookmarkEnd w:id="21"/>
+      <w:bookmarkEnd w:id="22"/>
     </w:p>
     <w:tbl>
       <w:tblPr>
@@ -10108,17 +10590,17 @@
           <w:numId w:val="7"/>
         </w:numPr>
       </w:pPr>
-      <w:bookmarkStart w:id="22" w:name="_Toc237172666"/>
-      <w:r>
-        <w:t xml:space="preserve">Guard </w:t>
-      </w:r>
-      <w:r>
-        <w:t>상태와</w:t>
+      <w:bookmarkStart w:id="23" w:name="_Toc237977685"/>
+      <w:r>
+        <w:t>Patrol Guard</w:t>
+      </w:r>
+      <w:r>
+        <w:t>와</w:t>
       </w:r>
       <w:r>
         <w:t xml:space="preserve"> Alert</w:t>
       </w:r>
-      <w:bookmarkEnd w:id="22"/>
+      <w:bookmarkEnd w:id="23"/>
     </w:p>
     <w:tbl>
       <w:tblPr>
@@ -10512,11 +10994,960 @@
           <w:numId w:val="7"/>
         </w:numPr>
       </w:pPr>
-      <w:bookmarkStart w:id="23" w:name="_Toc237172667"/>
+      <w:bookmarkStart w:id="24" w:name="_Toc237977686"/>
+      <w:r>
+        <w:t>CCTV</w:t>
+      </w:r>
+      <w:r>
+        <w:t>와</w:t>
+      </w:r>
+      <w:r>
+        <w:t xml:space="preserve"> Cooperative Laser</w:t>
+      </w:r>
+      <w:bookmarkEnd w:id="24"/>
+    </w:p>
+    <w:p>
+      <w:r>
+        <w:t>CCTV</w:t>
+      </w:r>
+      <w:r>
+        <w:t>는</w:t>
+      </w:r>
+      <w:r>
+        <w:t xml:space="preserve"> Guard</w:t>
+      </w:r>
+      <w:r>
+        <w:t>와</w:t>
+      </w:r>
+      <w:r>
+        <w:t xml:space="preserve"> </w:t>
+      </w:r>
+      <w:r>
+        <w:t>다른</w:t>
+      </w:r>
+      <w:r>
+        <w:t xml:space="preserve"> </w:t>
+      </w:r>
+      <w:r>
+        <w:t>고정</w:t>
+      </w:r>
+      <w:r>
+        <w:t xml:space="preserve"> World Detection Source</w:t>
+      </w:r>
+      <w:r>
+        <w:t>다</w:t>
+      </w:r>
+      <w:r>
+        <w:t>. 1.2~1.5</w:t>
+      </w:r>
+      <w:r>
+        <w:t>초</w:t>
+      </w:r>
+      <w:r>
+        <w:t xml:space="preserve"> </w:t>
+      </w:r>
+      <w:r>
+        <w:t>동안</w:t>
+      </w:r>
+      <w:r>
+        <w:t xml:space="preserve"> </w:t>
+      </w:r>
+      <w:r>
+        <w:t>거리</w:t>
+      </w:r>
+      <w:r>
+        <w:t>·</w:t>
+      </w:r>
+      <w:r>
+        <w:t>각도</w:t>
+      </w:r>
+      <w:r>
+        <w:t>·</w:t>
+      </w:r>
+      <w:r>
+        <w:t>가림을</w:t>
+      </w:r>
+      <w:r>
+        <w:t xml:space="preserve"> </w:t>
+      </w:r>
+      <w:r>
+        <w:t>모두</w:t>
+      </w:r>
+      <w:r>
+        <w:t xml:space="preserve"> </w:t>
+      </w:r>
+      <w:r>
+        <w:t>만족한</w:t>
+      </w:r>
+      <w:r>
+        <w:t xml:space="preserve"> </w:t>
+      </w:r>
+      <w:r>
+        <w:t>완전</w:t>
+      </w:r>
+      <w:r>
+        <w:t xml:space="preserve"> </w:t>
+      </w:r>
+      <w:r>
+        <w:t>발각만</w:t>
+      </w:r>
+      <w:r>
+        <w:t xml:space="preserve"> Suspicious</w:t>
+      </w:r>
+      <w:r>
+        <w:t>와</w:t>
+      </w:r>
+      <w:r>
+        <w:t xml:space="preserve"> </w:t>
+      </w:r>
+      <w:r>
+        <w:t>근처</w:t>
+      </w:r>
+      <w:r>
+        <w:t xml:space="preserve"> Guard 1</w:t>
+      </w:r>
+      <w:r>
+        <w:t>회</w:t>
+      </w:r>
+      <w:r>
+        <w:t xml:space="preserve"> </w:t>
+      </w:r>
+      <w:r>
+        <w:t>조사로</w:t>
+      </w:r>
+      <w:r>
+        <w:t xml:space="preserve"> </w:t>
+      </w:r>
+      <w:r>
+        <w:t>이어지며</w:t>
+      </w:r>
+      <w:r>
+        <w:t xml:space="preserve">, </w:t>
+      </w:r>
+      <w:r>
+        <w:t>짧은</w:t>
+      </w:r>
+      <w:r>
+        <w:t xml:space="preserve"> </w:t>
+      </w:r>
+      <w:r>
+        <w:t>노출은</w:t>
+      </w:r>
+      <w:r>
+        <w:t xml:space="preserve"> </w:t>
+      </w:r>
+      <w:r>
+        <w:t>경고만</w:t>
+      </w:r>
+      <w:r>
+        <w:t xml:space="preserve"> </w:t>
+      </w:r>
+      <w:r>
+        <w:t>제공한다</w:t>
+      </w:r>
+      <w:r>
+        <w:t>.</w:t>
+      </w:r>
+    </w:p>
+    <w:p>
+      <w:r>
+        <w:t>고가</w:t>
+      </w:r>
+      <w:r>
+        <w:t xml:space="preserve"> Painting</w:t>
+      </w:r>
+      <w:r>
+        <w:t>의</w:t>
+      </w:r>
+      <w:r>
+        <w:t xml:space="preserve"> Laser</w:t>
+      </w:r>
+      <w:r>
+        <w:t>는</w:t>
+      </w:r>
+      <w:r>
+        <w:t xml:space="preserve"> Map</w:t>
+      </w:r>
+      <w:r>
+        <w:t>에</w:t>
+      </w:r>
+      <w:r>
+        <w:t xml:space="preserve"> </w:t>
+      </w:r>
+      <w:r>
+        <w:t>명시적으로</w:t>
+      </w:r>
+      <w:r>
+        <w:t xml:space="preserve"> </w:t>
+      </w:r>
+      <w:r>
+        <w:t>연결하고</w:t>
+      </w:r>
+      <w:r>
+        <w:t xml:space="preserve"> FourStar </w:t>
+      </w:r>
+      <w:r>
+        <w:t>작품인지</w:t>
+      </w:r>
+      <w:r>
+        <w:t xml:space="preserve"> </w:t>
+      </w:r>
+      <w:r>
+        <w:t>검증한다</w:t>
+      </w:r>
+      <w:r>
+        <w:t>. Forgery Quality</w:t>
+      </w:r>
+      <w:r>
+        <w:t>는</w:t>
+      </w:r>
+      <w:r>
+        <w:t xml:space="preserve"> </w:t>
+      </w:r>
+      <w:r>
+        <w:t>작업</w:t>
+      </w:r>
+      <w:r>
+        <w:t xml:space="preserve"> </w:t>
+      </w:r>
+      <w:r>
+        <w:t>후</w:t>
+      </w:r>
+      <w:r>
+        <w:t xml:space="preserve"> </w:t>
+      </w:r>
+      <w:r>
+        <w:t>확정되는</w:t>
+      </w:r>
+      <w:r>
+        <w:t xml:space="preserve"> </w:t>
+      </w:r>
+      <w:r>
+        <w:t>유사도이므로</w:t>
+      </w:r>
+      <w:r>
+        <w:t xml:space="preserve"> Laser </w:t>
+      </w:r>
+      <w:r>
+        <w:t>배치</w:t>
+      </w:r>
+      <w:r>
+        <w:t xml:space="preserve"> </w:t>
+      </w:r>
+      <w:r>
+        <w:t>기준으로</w:t>
+      </w:r>
+      <w:r>
+        <w:t xml:space="preserve"> </w:t>
+      </w:r>
+      <w:r>
+        <w:t>사용하지</w:t>
+      </w:r>
+      <w:r>
+        <w:t xml:space="preserve"> </w:t>
+      </w:r>
+      <w:r>
+        <w:t>않는다</w:t>
+      </w:r>
+      <w:r>
+        <w:t>.</w:t>
+      </w:r>
+    </w:p>
+    <w:p>
+      <w:r>
+        <w:t>한</w:t>
+      </w:r>
+      <w:r>
+        <w:t xml:space="preserve"> Player</w:t>
+      </w:r>
+      <w:r>
+        <w:t>가</w:t>
+      </w:r>
+      <w:r>
+        <w:t xml:space="preserve"> Button</w:t>
+      </w:r>
+      <w:r>
+        <w:t>을</w:t>
+      </w:r>
+      <w:r>
+        <w:t xml:space="preserve"> Hold</w:t>
+      </w:r>
+      <w:r>
+        <w:t>하는</w:t>
+      </w:r>
+      <w:r>
+        <w:t xml:space="preserve"> 2~5</w:t>
+      </w:r>
+      <w:r>
+        <w:t>초</w:t>
+      </w:r>
+      <w:r>
+        <w:t xml:space="preserve"> </w:t>
+      </w:r>
+      <w:r>
+        <w:t>동안</w:t>
+      </w:r>
+      <w:r>
+        <w:t xml:space="preserve"> </w:t>
+      </w:r>
+      <w:r>
+        <w:t>다른</w:t>
+      </w:r>
+      <w:r>
+        <w:t xml:space="preserve"> Player</w:t>
+      </w:r>
+      <w:r>
+        <w:t>가</w:t>
+      </w:r>
+      <w:r>
+        <w:t xml:space="preserve"> </w:t>
+      </w:r>
+      <w:r>
+        <w:t>문턱을</w:t>
+      </w:r>
+      <w:r>
+        <w:t xml:space="preserve"> </w:t>
+      </w:r>
+      <w:r>
+        <w:t>통과한다</w:t>
+      </w:r>
+      <w:r>
+        <w:t xml:space="preserve">. </w:t>
+      </w:r>
+      <w:r>
+        <w:t>전체</w:t>
+      </w:r>
+      <w:r>
+        <w:t xml:space="preserve"> Forgery </w:t>
+      </w:r>
+      <w:r>
+        <w:t>시간</w:t>
+      </w:r>
+      <w:r>
+        <w:t xml:space="preserve"> </w:t>
+      </w:r>
+      <w:r>
+        <w:t>동안</w:t>
+      </w:r>
+      <w:r>
+        <w:t xml:space="preserve"> </w:t>
+      </w:r>
+      <w:r>
+        <w:t>기다리게</w:t>
+      </w:r>
+      <w:r>
+        <w:t xml:space="preserve"> </w:t>
+      </w:r>
+      <w:r>
+        <w:t>하지</w:t>
+      </w:r>
+      <w:r>
+        <w:t xml:space="preserve"> </w:t>
+      </w:r>
+      <w:r>
+        <w:t>않고</w:t>
+      </w:r>
+      <w:r>
+        <w:t xml:space="preserve">, </w:t>
+      </w:r>
+      <w:r>
+        <w:t>작업</w:t>
+      </w:r>
+      <w:r>
+        <w:t xml:space="preserve"> </w:t>
+      </w:r>
+      <w:r>
+        <w:t>후</w:t>
+      </w:r>
+      <w:r>
+        <w:t xml:space="preserve"> </w:t>
+      </w:r>
+      <w:r>
+        <w:t>나올</w:t>
+      </w:r>
+      <w:r>
+        <w:t xml:space="preserve"> </w:t>
+      </w:r>
+      <w:r>
+        <w:t>때</w:t>
+      </w:r>
+      <w:r>
+        <w:t xml:space="preserve"> </w:t>
+      </w:r>
+      <w:r>
+        <w:t>다시</w:t>
+      </w:r>
+      <w:r>
+        <w:t xml:space="preserve"> </w:t>
+      </w:r>
+      <w:r>
+        <w:t>협동한다</w:t>
+      </w:r>
+      <w:r>
+        <w:t>.</w:t>
+      </w:r>
+    </w:p>
+    <w:p>
+      <w:r>
+        <w:t>Laser</w:t>
+      </w:r>
+      <w:r>
+        <w:t>는</w:t>
+      </w:r>
+      <w:r>
+        <w:t xml:space="preserve"> </w:t>
+      </w:r>
+      <w:r>
+        <w:t>물리</w:t>
+      </w:r>
+      <w:r>
+        <w:t xml:space="preserve"> </w:t>
+      </w:r>
+      <w:r>
+        <w:t>장벽이</w:t>
+      </w:r>
+      <w:r>
+        <w:t xml:space="preserve"> </w:t>
+      </w:r>
+      <w:r>
+        <w:t>아니라</w:t>
+      </w:r>
+      <w:r>
+        <w:t xml:space="preserve"> </w:t>
+      </w:r>
+      <w:r>
+        <w:t>경보선이다</w:t>
+      </w:r>
+      <w:r>
+        <w:t xml:space="preserve">. </w:t>
+      </w:r>
+      <w:r>
+        <w:t>활성</w:t>
+      </w:r>
+      <w:r>
+        <w:t xml:space="preserve"> Beam </w:t>
+      </w:r>
+      <w:r>
+        <w:t>통과는</w:t>
+      </w:r>
+      <w:r>
+        <w:t xml:space="preserve"> Alert</w:t>
+      </w:r>
+      <w:r>
+        <w:t>와</w:t>
+      </w:r>
+      <w:r>
+        <w:t xml:space="preserve"> Guard </w:t>
+      </w:r>
+      <w:r>
+        <w:t>조사를</w:t>
+      </w:r>
+      <w:r>
+        <w:t xml:space="preserve"> </w:t>
+      </w:r>
+      <w:r>
+        <w:t>발생시키지만</w:t>
+      </w:r>
+      <w:r>
+        <w:t xml:space="preserve"> </w:t>
+      </w:r>
+      <w:r>
+        <w:t>이동을</w:t>
+      </w:r>
+      <w:r>
+        <w:t xml:space="preserve"> </w:t>
+      </w:r>
+      <w:r>
+        <w:t>막지</w:t>
+      </w:r>
+      <w:r>
+        <w:t xml:space="preserve"> </w:t>
+      </w:r>
+      <w:r>
+        <w:t>않는다</w:t>
+      </w:r>
+      <w:r>
+        <w:t xml:space="preserve">. Hold </w:t>
+      </w:r>
+      <w:r>
+        <w:t>해제</w:t>
+      </w:r>
+      <w:r>
+        <w:t>·</w:t>
+      </w:r>
+      <w:r>
+        <w:t>범위</w:t>
+      </w:r>
+      <w:r>
+        <w:t xml:space="preserve"> </w:t>
+      </w:r>
+      <w:r>
+        <w:t>이탈</w:t>
+      </w:r>
+      <w:r>
+        <w:t>·Stun·Arrest·Escape·Disconnect·Match End</w:t>
+      </w:r>
+      <w:r>
+        <w:t>에는</w:t>
+      </w:r>
+      <w:r>
+        <w:t xml:space="preserve"> </w:t>
+      </w:r>
+      <w:r>
+        <w:t>즉시</w:t>
+      </w:r>
+      <w:r>
+        <w:t xml:space="preserve"> </w:t>
+      </w:r>
+      <w:r>
+        <w:t>복원한다</w:t>
+      </w:r>
+      <w:r>
+        <w:t>.</w:t>
+      </w:r>
+    </w:p>
+    <w:tbl>
+      <w:tblPr>
+        <w:tblStyle w:val="af9"/>
+        <w:tblW w:w="9360" w:type="dxa"/>
+        <w:tblLayout w:type="fixed"/>
+        <w:tblLook w:val="04A0" w:firstRow="1" w:lastRow="0" w:firstColumn="1" w:lastColumn="0" w:noHBand="0" w:noVBand="1"/>
+      </w:tblPr>
+      <w:tblGrid>
+        <w:gridCol w:w="1584"/>
+        <w:gridCol w:w="2880"/>
+        <w:gridCol w:w="2376"/>
+        <w:gridCol w:w="2520"/>
+      </w:tblGrid>
+      <w:tr>
+        <w:tc>
+          <w:tcPr>
+            <w:tcW w:w="1584" w:type="dxa"/>
+            <w:vAlign w:val="center"/>
+          </w:tcPr>
+          <w:p>
+            <w:r>
+              <w:t>보안</w:t>
+            </w:r>
+            <w:r>
+              <w:t xml:space="preserve"> </w:t>
+            </w:r>
+            <w:r>
+              <w:t>요소</w:t>
+            </w:r>
+          </w:p>
+        </w:tc>
+        <w:tc>
+          <w:tcPr>
+            <w:tcW w:w="2880" w:type="dxa"/>
+            <w:vAlign w:val="center"/>
+          </w:tcPr>
+          <w:p>
+            <w:r>
+              <w:t>플레이어</w:t>
+            </w:r>
+            <w:r>
+              <w:t xml:space="preserve"> </w:t>
+            </w:r>
+            <w:r>
+              <w:t>협동</w:t>
+            </w:r>
+          </w:p>
+        </w:tc>
+        <w:tc>
+          <w:tcPr>
+            <w:tcW w:w="2376" w:type="dxa"/>
+            <w:vAlign w:val="center"/>
+          </w:tcPr>
+          <w:p>
+            <w:r>
+              <w:t>실패</w:t>
+            </w:r>
+            <w:r>
+              <w:t xml:space="preserve"> </w:t>
+            </w:r>
+            <w:r>
+              <w:t>비용</w:t>
+            </w:r>
+          </w:p>
+        </w:tc>
+        <w:tc>
+          <w:tcPr>
+            <w:tcW w:w="2520" w:type="dxa"/>
+            <w:vAlign w:val="center"/>
+          </w:tcPr>
+          <w:p>
+            <w:r>
+              <w:t xml:space="preserve">Soft-lock </w:t>
+            </w:r>
+            <w:r>
+              <w:t>방지</w:t>
+            </w:r>
+          </w:p>
+        </w:tc>
+      </w:tr>
+      <w:tr>
+        <w:tc>
+          <w:tcPr>
+            <w:tcW w:w="1584" w:type="dxa"/>
+            <w:vAlign w:val="center"/>
+          </w:tcPr>
+          <w:p>
+            <w:r>
+              <w:t>Patrol Guard</w:t>
+            </w:r>
+          </w:p>
+        </w:tc>
+        <w:tc>
+          <w:tcPr>
+            <w:tcW w:w="2880" w:type="dxa"/>
+            <w:vAlign w:val="center"/>
+          </w:tcPr>
+          <w:p>
+            <w:r>
+              <w:t>망보기</w:t>
+            </w:r>
+            <w:r>
+              <w:t xml:space="preserve">·Coin </w:t>
+            </w:r>
+            <w:r>
+              <w:t>유인</w:t>
+            </w:r>
+            <w:r>
+              <w:t>·</w:t>
+            </w:r>
+            <w:r>
+              <w:t>우회</w:t>
+            </w:r>
+          </w:p>
+        </w:tc>
+        <w:tc>
+          <w:tcPr>
+            <w:tcW w:w="2376" w:type="dxa"/>
+            <w:vAlign w:val="center"/>
+          </w:tcPr>
+          <w:p>
+            <w:r>
+              <w:t>발각</w:t>
+            </w:r>
+            <w:r>
+              <w:t>·</w:t>
+            </w:r>
+            <w:r>
+              <w:t>추격</w:t>
+            </w:r>
+            <w:r>
+              <w:t>·</w:t>
+            </w:r>
+            <w:r>
+              <w:t>수색</w:t>
+            </w:r>
+          </w:p>
+        </w:tc>
+        <w:tc>
+          <w:tcPr>
+            <w:tcW w:w="2520" w:type="dxa"/>
+            <w:vAlign w:val="center"/>
+          </w:tcPr>
+          <w:p>
+            <w:r>
+              <w:t>경로</w:t>
+            </w:r>
+            <w:r>
+              <w:t xml:space="preserve"> </w:t>
+            </w:r>
+            <w:r>
+              <w:t>재탐색과</w:t>
+            </w:r>
+            <w:r>
+              <w:t xml:space="preserve"> </w:t>
+            </w:r>
+            <w:r>
+              <w:t>탈출</w:t>
+            </w:r>
+            <w:r>
+              <w:t xml:space="preserve"> </w:t>
+            </w:r>
+            <w:r>
+              <w:t>선택</w:t>
+            </w:r>
+            <w:r>
+              <w:t xml:space="preserve"> </w:t>
+            </w:r>
+            <w:r>
+              <w:t>유지</w:t>
+            </w:r>
+          </w:p>
+        </w:tc>
+      </w:tr>
+      <w:tr>
+        <w:tc>
+          <w:tcPr>
+            <w:tcW w:w="1584" w:type="dxa"/>
+            <w:vAlign w:val="center"/>
+          </w:tcPr>
+          <w:p>
+            <w:r>
+              <w:t>CCTV</w:t>
+            </w:r>
+          </w:p>
+        </w:tc>
+        <w:tc>
+          <w:tcPr>
+            <w:tcW w:w="2880" w:type="dxa"/>
+            <w:vAlign w:val="center"/>
+          </w:tcPr>
+          <w:p>
+            <w:r>
+              <w:t>Cone</w:t>
+            </w:r>
+            <w:r>
+              <w:t>과</w:t>
+            </w:r>
+            <w:r>
+              <w:t xml:space="preserve"> Lens </w:t>
+            </w:r>
+            <w:r>
+              <w:t>상태를</w:t>
+            </w:r>
+            <w:r>
+              <w:t xml:space="preserve"> </w:t>
+            </w:r>
+            <w:r>
+              <w:t>공유하고</w:t>
+            </w:r>
+            <w:r>
+              <w:t xml:space="preserve"> </w:t>
+            </w:r>
+            <w:r>
+              <w:t>통과</w:t>
+            </w:r>
+            <w:r>
+              <w:t xml:space="preserve"> </w:t>
+            </w:r>
+            <w:r>
+              <w:t>타이밍</w:t>
+            </w:r>
+            <w:r>
+              <w:t xml:space="preserve"> </w:t>
+            </w:r>
+            <w:r>
+              <w:t>조율</w:t>
+            </w:r>
+          </w:p>
+        </w:tc>
+        <w:tc>
+          <w:tcPr>
+            <w:tcW w:w="2376" w:type="dxa"/>
+            <w:vAlign w:val="center"/>
+          </w:tcPr>
+          <w:p>
+            <w:r>
+              <w:t>완전</w:t>
+            </w:r>
+            <w:r>
+              <w:t xml:space="preserve"> </w:t>
+            </w:r>
+            <w:r>
+              <w:t>발각</w:t>
+            </w:r>
+            <w:r>
+              <w:t xml:space="preserve"> </w:t>
+            </w:r>
+            <w:r>
+              <w:t>시</w:t>
+            </w:r>
+            <w:r>
+              <w:t xml:space="preserve"> Suspicious + </w:t>
+            </w:r>
+            <w:r>
+              <w:t>근처</w:t>
+            </w:r>
+            <w:r>
+              <w:t xml:space="preserve"> Guard </w:t>
+            </w:r>
+            <w:r>
+              <w:t>조사</w:t>
+            </w:r>
+          </w:p>
+        </w:tc>
+        <w:tc>
+          <w:tcPr>
+            <w:tcW w:w="2520" w:type="dxa"/>
+            <w:vAlign w:val="center"/>
+          </w:tcPr>
+          <w:p>
+            <w:r>
+              <w:t>벽</w:t>
+            </w:r>
+            <w:r>
+              <w:t xml:space="preserve"> </w:t>
+            </w:r>
+            <w:r>
+              <w:t>뒤</w:t>
+            </w:r>
+            <w:r>
+              <w:t xml:space="preserve"> </w:t>
+            </w:r>
+            <w:r>
+              <w:t>탐지</w:t>
+            </w:r>
+            <w:r>
+              <w:t xml:space="preserve"> </w:t>
+            </w:r>
+            <w:r>
+              <w:t>금지</w:t>
+            </w:r>
+            <w:r>
+              <w:t>, 1.2~1.5</w:t>
+            </w:r>
+            <w:r>
+              <w:t>초</w:t>
+            </w:r>
+            <w:r>
+              <w:t xml:space="preserve"> Build-up, Cooldown</w:t>
+            </w:r>
+          </w:p>
+        </w:tc>
+      </w:tr>
+      <w:tr>
+        <w:tc>
+          <w:tcPr>
+            <w:tcW w:w="1584" w:type="dxa"/>
+            <w:vAlign w:val="center"/>
+          </w:tcPr>
+          <w:p>
+            <w:r>
+              <w:t>Cooperative Laser</w:t>
+            </w:r>
+          </w:p>
+        </w:tc>
+        <w:tc>
+          <w:tcPr>
+            <w:tcW w:w="2880" w:type="dxa"/>
+            <w:vAlign w:val="center"/>
+          </w:tcPr>
+          <w:p>
+            <w:r>
+              <w:t>한</w:t>
+            </w:r>
+            <w:r>
+              <w:t xml:space="preserve"> Player</w:t>
+            </w:r>
+            <w:r>
+              <w:t>가</w:t>
+            </w:r>
+            <w:r>
+              <w:t xml:space="preserve"> Button Hold, </w:t>
+            </w:r>
+            <w:r>
+              <w:t>다른</w:t>
+            </w:r>
+            <w:r>
+              <w:t xml:space="preserve"> Player</w:t>
+            </w:r>
+            <w:r>
+              <w:t>가</w:t>
+            </w:r>
+            <w:r>
+              <w:t xml:space="preserve"> </w:t>
+            </w:r>
+            <w:r>
+              <w:t>문턱</w:t>
+            </w:r>
+            <w:r>
+              <w:t xml:space="preserve"> </w:t>
+            </w:r>
+            <w:r>
+              <w:t>통과</w:t>
+            </w:r>
+          </w:p>
+        </w:tc>
+        <w:tc>
+          <w:tcPr>
+            <w:tcW w:w="2376" w:type="dxa"/>
+            <w:vAlign w:val="center"/>
+          </w:tcPr>
+          <w:p>
+            <w:r>
+              <w:t>활성</w:t>
+            </w:r>
+            <w:r>
+              <w:t xml:space="preserve"> Beam </w:t>
+            </w:r>
+            <w:r>
+              <w:t>통과</w:t>
+            </w:r>
+            <w:r>
+              <w:t xml:space="preserve"> </w:t>
+            </w:r>
+            <w:r>
+              <w:t>시</w:t>
+            </w:r>
+            <w:r>
+              <w:t xml:space="preserve"> Alert + Guard </w:t>
+            </w:r>
+            <w:r>
+              <w:t>조사</w:t>
+            </w:r>
+          </w:p>
+        </w:tc>
+        <w:tc>
+          <w:tcPr>
+            <w:tcW w:w="2520" w:type="dxa"/>
+            <w:vAlign w:val="center"/>
+          </w:tcPr>
+          <w:p>
+            <w:r>
+              <w:t>물리</w:t>
+            </w:r>
+            <w:r>
+              <w:t xml:space="preserve"> </w:t>
+            </w:r>
+            <w:r>
+              <w:t>차단</w:t>
+            </w:r>
+            <w:r>
+              <w:t xml:space="preserve"> </w:t>
+            </w:r>
+            <w:r>
+              <w:t>없음</w:t>
+            </w:r>
+            <w:r>
+              <w:t>, 0.75</w:t>
+            </w:r>
+            <w:r>
+              <w:t>초</w:t>
+            </w:r>
+            <w:r>
+              <w:t xml:space="preserve"> Rearm Grace, </w:t>
+            </w:r>
+            <w:r>
+              <w:t>강제</w:t>
+            </w:r>
+            <w:r>
+              <w:t xml:space="preserve"> Hold </w:t>
+            </w:r>
+            <w:r>
+              <w:t>해제</w:t>
+            </w:r>
+          </w:p>
+        </w:tc>
+      </w:tr>
+    </w:tbl>
+    <w:p>
+      <w:pPr>
+        <w:pStyle w:val="21"/>
+        <w:numPr>
+          <w:ilvl w:val="1"/>
+          <w:numId w:val="7"/>
+        </w:numPr>
+      </w:pPr>
+      <w:bookmarkStart w:id="25" w:name="_Toc237977687"/>
       <w:r>
         <w:t>Stun, Arrest, Recovery</w:t>
       </w:r>
-      <w:bookmarkEnd w:id="23"/>
+      <w:bookmarkEnd w:id="25"/>
     </w:p>
     <w:p>
       <w:pPr>
@@ -10563,6 +11994,7 @@
         </w:numPr>
       </w:pPr>
       <w:r>
+        <w:lastRenderedPageBreak/>
         <w:t>Dropped Original은 Map/World에서 회수 가능한 팀 사건이 되며, 즉시 실패가 아니다.</w:t>
       </w:r>
     </w:p>
@@ -10586,7 +12018,7 @@
           <w:numId w:val="7"/>
         </w:numPr>
       </w:pPr>
-      <w:bookmarkStart w:id="24" w:name="_Toc237172668"/>
+      <w:bookmarkStart w:id="26" w:name="_Toc237977688"/>
       <w:r>
         <w:t>두</w:t>
       </w:r>
@@ -10599,7 +12031,7 @@
       <w:r>
         <w:t xml:space="preserve"> Feedback Rule</w:t>
       </w:r>
-      <w:bookmarkEnd w:id="24"/>
+      <w:bookmarkEnd w:id="26"/>
     </w:p>
     <w:p>
       <w:r>
@@ -11055,7 +12487,7 @@
           <w:numId w:val="7"/>
         </w:numPr>
       </w:pPr>
-      <w:bookmarkStart w:id="25" w:name="_Toc237172669"/>
+      <w:bookmarkStart w:id="27" w:name="_Toc237977689"/>
       <w:r>
         <w:lastRenderedPageBreak/>
         <w:t>협동</w:t>
@@ -11072,7 +12504,7 @@
       <w:r>
         <w:t>탈출</w:t>
       </w:r>
-      <w:bookmarkEnd w:id="25"/>
+      <w:bookmarkEnd w:id="27"/>
     </w:p>
     <w:p>
       <w:pPr>
@@ -11082,15 +12514,15 @@
           <w:numId w:val="7"/>
         </w:numPr>
       </w:pPr>
-      <w:bookmarkStart w:id="26" w:name="_Toc237172670"/>
+      <w:bookmarkStart w:id="28" w:name="_Toc237977690"/>
       <w:r>
         <w:t>Role Switching</w:t>
       </w:r>
-      <w:bookmarkEnd w:id="26"/>
+      <w:bookmarkEnd w:id="28"/>
     </w:p>
     <w:p>
       <w:r>
-        <w:t>모든 플레이어는 Forgery, Assembly, Carry, Loot, Coin, Map, Extraction을 사용할 수 있다. 역할은 캐릭터 선택이 아니라 현재 위험과 팀 상태에서 생긴다.</w:t>
+        <w:t>모든 플레이어는 Surface Forgery, Laser Button Hold, Carry, Loot, Coin, Map과 Extraction을 사용할 수 있다. Forger·Lookout·Laser Holder·Carrier는 고정 Class가 아니라 현재 위험과 팀 상태에 따라 교대하는 임시 역할이다.</w:t>
       </w:r>
     </w:p>
     <w:tbl>
@@ -11206,7 +12638,7 @@
               <w:pStyle w:val="TableText"/>
             </w:pPr>
             <w:r>
-              <w:t>Forger / Assembler</w:t>
+              <w:t>Forger</w:t>
             </w:r>
           </w:p>
         </w:tc>
@@ -11234,7 +12666,7 @@
               <w:pStyle w:val="TableText"/>
             </w:pPr>
             <w:r>
-              <w:t>Team Status가 Forging/Assembling</w:t>
+              <w:t>Team Status가 Forging</w:t>
             </w:r>
           </w:p>
         </w:tc>
@@ -11427,6 +12859,71 @@
             </w:pPr>
             <w:r>
               <w:t>Map/Team Status</w:t>
+            </w:r>
+          </w:p>
+        </w:tc>
+      </w:tr>
+      <w:tr>
+        <w:trPr>
+          <w:jc w:val="center"/>
+        </w:trPr>
+        <w:tc>
+          <w:tcPr>
+            <w:tcW w:w="2137" w:type="dxa"/>
+            <w:vAlign w:val="center"/>
+          </w:tcPr>
+          <w:p>
+            <w:r>
+              <w:t>Laser Holder</w:t>
+            </w:r>
+          </w:p>
+        </w:tc>
+        <w:tc>
+          <w:tcPr>
+            <w:tcW w:w="3699" w:type="dxa"/>
+            <w:vAlign w:val="center"/>
+          </w:tcPr>
+          <w:p>
+            <w:r>
+              <w:t>Button Hold</w:t>
+            </w:r>
+            <w:r>
+              <w:t>로</w:t>
+            </w:r>
+            <w:r>
+              <w:t xml:space="preserve"> </w:t>
+            </w:r>
+            <w:r>
+              <w:t>동료의</w:t>
+            </w:r>
+            <w:r>
+              <w:t xml:space="preserve"> </w:t>
+            </w:r>
+            <w:r>
+              <w:t>진입</w:t>
+            </w:r>
+            <w:r>
+              <w:t>·</w:t>
+            </w:r>
+            <w:r>
+              <w:t>퇴출</w:t>
+            </w:r>
+            <w:r>
+              <w:t xml:space="preserve"> </w:t>
+            </w:r>
+            <w:r>
+              <w:t>지원</w:t>
+            </w:r>
+          </w:p>
+        </w:tc>
+        <w:tc>
+          <w:tcPr>
+            <w:tcW w:w="4028" w:type="dxa"/>
+            <w:vAlign w:val="center"/>
+          </w:tcPr>
+          <w:p>
+            <w:r>
+              <w:t>Interaction Prompt + Beam/Emitter State</w:t>
             </w:r>
           </w:p>
         </w:tc>
@@ -11445,11 +12942,11 @@
           <w:numId w:val="7"/>
         </w:numPr>
       </w:pPr>
-      <w:bookmarkStart w:id="27" w:name="_Toc237172671"/>
+      <w:bookmarkStart w:id="29" w:name="_Toc237977691"/>
       <w:r>
         <w:t>Inventory, Loose Loot, Coin</w:t>
       </w:r>
-      <w:bookmarkEnd w:id="27"/>
+      <w:bookmarkEnd w:id="29"/>
     </w:p>
     <w:p>
       <w:pPr>
@@ -11507,7 +13004,7 @@
           <w:numId w:val="7"/>
         </w:numPr>
       </w:pPr>
-      <w:bookmarkStart w:id="28" w:name="_Toc237172672"/>
+      <w:bookmarkStart w:id="30" w:name="_Toc237977692"/>
       <w:r>
         <w:t>Player Identity</w:t>
       </w:r>
@@ -11517,7 +13014,7 @@
       <w:r>
         <w:t xml:space="preserve"> Team Status</w:t>
       </w:r>
-      <w:bookmarkEnd w:id="28"/>
+      <w:bookmarkEnd w:id="30"/>
     </w:p>
     <w:tbl>
       <w:tblPr>
@@ -11680,7 +13177,7 @@
               <w:pStyle w:val="TableText"/>
             </w:pPr>
             <w:r>
-              <w:t>Forging / Assembling</w:t>
+              <w:t>Forging</w:t>
             </w:r>
           </w:p>
         </w:tc>
@@ -11924,9 +13421,8 @@
           <w:numId w:val="7"/>
         </w:numPr>
       </w:pPr>
-      <w:bookmarkStart w:id="29" w:name="_Toc237172673"/>
-      <w:r>
-        <w:lastRenderedPageBreak/>
+      <w:bookmarkStart w:id="31" w:name="_Toc237977693"/>
+      <w:r>
         <w:t xml:space="preserve">Floor Plan Map </w:t>
       </w:r>
       <w:r>
@@ -11938,7 +13434,7 @@
       <w:r>
         <w:t>정책</w:t>
       </w:r>
-      <w:bookmarkEnd w:id="29"/>
+      <w:bookmarkEnd w:id="31"/>
     </w:p>
     <w:tbl>
       <w:tblPr>
@@ -12121,7 +13617,7 @@
     </w:p>
     <w:p>
       <w:r>
-        <w:t>Contract가 정확한 Case 위치를 공개하지 않는 경우 Gallery/Zone만 표시한다. Map은 탐색을 없애는 레이더가 아니라 팀의 공유 공간 기억을 보조한다.</w:t>
+        <w:t>Contract가 정확한 Case 위치를 공개하지 않는 경우 Gallery/Zone만 표시한다. Map은 탐색을 없애는 레이더가 아니라 팀의 공유 공간 기억을 보조하며 Guard/CCTV 위치·시야 Cone과 Laser 내부 상태를 실시간 공개하지 않는다.</w:t>
       </w:r>
     </w:p>
     <w:p>
@@ -12132,7 +13628,7 @@
           <w:numId w:val="7"/>
         </w:numPr>
       </w:pPr>
-      <w:bookmarkStart w:id="30" w:name="_Toc237172674"/>
+      <w:bookmarkStart w:id="32" w:name="_Toc237977694"/>
       <w:r>
         <w:t>Shared Extraction</w:t>
       </w:r>
@@ -12148,11 +13644,11 @@
       <w:r>
         <w:t xml:space="preserve"> Deposit</w:t>
       </w:r>
-      <w:bookmarkEnd w:id="30"/>
+      <w:bookmarkEnd w:id="32"/>
     </w:p>
     <w:p>
       <w:r>
-        <w:t>Shared Extraction은 같은 출구를 공유한다는 뜻이지, 모든 Player가 동시에 서 있어야 하는 Mandatory Group Gate가 아니다. Player별 Cast를 처리하며, 완료 시 해당 Player의 Grid가 보유한 모든 유효 Original과 Loose Loot를 한 번에 Deposit한다.</w:t>
+        <w:t>Shared Extraction은 같은 출구를 공유하지만 Player별 Cast와 Deposit을 사용한다. 고가 Painting의 Laser는 승인된 국소 협동 Gate지만 활성 Beam을 경보 비용으로 통과할 수 있어 팀원 이탈·체포·Disconnect가 Contract를 영구 Soft-lock하지 않는다.</w:t>
       </w:r>
     </w:p>
     <w:p>
@@ -12211,7 +13707,7 @@
           <w:numId w:val="7"/>
         </w:numPr>
       </w:pPr>
-      <w:bookmarkStart w:id="31" w:name="_Toc237172675"/>
+      <w:bookmarkStart w:id="33" w:name="_Toc237977695"/>
       <w:r>
         <w:lastRenderedPageBreak/>
         <w:t xml:space="preserve">UI, </w:t>
@@ -12225,7 +13721,7 @@
       <w:r>
         <w:t>접근성</w:t>
       </w:r>
-      <w:bookmarkEnd w:id="31"/>
+      <w:bookmarkEnd w:id="33"/>
     </w:p>
     <w:p>
       <w:pPr>
@@ -12235,11 +13731,11 @@
           <w:numId w:val="7"/>
         </w:numPr>
       </w:pPr>
-      <w:bookmarkStart w:id="32" w:name="_Toc237172676"/>
+      <w:bookmarkStart w:id="34" w:name="_Toc237977696"/>
       <w:r>
         <w:t>HUD Information Architecture</w:t>
       </w:r>
-      <w:bookmarkEnd w:id="32"/>
+      <w:bookmarkEnd w:id="34"/>
     </w:p>
     <w:tbl>
       <w:tblPr>
@@ -12593,7 +14089,7 @@
           <w:numId w:val="7"/>
         </w:numPr>
       </w:pPr>
-      <w:bookmarkStart w:id="33" w:name="_Toc237172677"/>
+      <w:bookmarkStart w:id="35" w:name="_Toc237977697"/>
       <w:r>
         <w:t xml:space="preserve">Main HUD </w:t>
       </w:r>
@@ -12612,7 +14108,7 @@
       <w:r>
         <w:t>와이어프레임</w:t>
       </w:r>
-      <w:bookmarkEnd w:id="33"/>
+      <w:bookmarkEnd w:id="35"/>
     </w:p>
     <w:tbl>
       <w:tblPr>
@@ -13010,7 +14506,7 @@
           <w:numId w:val="7"/>
         </w:numPr>
       </w:pPr>
-      <w:bookmarkStart w:id="34" w:name="_Toc237172678"/>
+      <w:bookmarkStart w:id="36" w:name="_Toc237977698"/>
       <w:r>
         <w:t>값</w:t>
       </w:r>
@@ -13026,7 +14522,7 @@
       <w:r>
         <w:t>카피</w:t>
       </w:r>
-      <w:bookmarkEnd w:id="34"/>
+      <w:bookmarkEnd w:id="36"/>
     </w:p>
     <w:p>
       <w:pPr>
@@ -13084,14 +14580,14 @@
           <w:numId w:val="7"/>
         </w:numPr>
       </w:pPr>
-      <w:bookmarkStart w:id="35" w:name="_Toc237172679"/>
+      <w:bookmarkStart w:id="37" w:name="_Toc237977699"/>
       <w:r>
         <w:t xml:space="preserve">Input Mode </w:t>
       </w:r>
       <w:r>
         <w:t>원칙</w:t>
       </w:r>
-      <w:bookmarkEnd w:id="35"/>
+      <w:bookmarkEnd w:id="37"/>
     </w:p>
     <w:tbl>
       <w:tblPr>
@@ -13506,14 +15002,8 @@
             <w:vAlign w:val="center"/>
           </w:tcPr>
           <w:p>
-            <w:pPr>
-              <w:pStyle w:val="TableText"/>
-            </w:pPr>
-            <w:r>
-              <w:rPr>
-                <w:sz w:val="16"/>
-              </w:rPr>
-              <w:t>Assembly</w:t>
+            <w:r>
+              <w:t>Assembly (Deferred)</w:t>
             </w:r>
           </w:p>
         </w:tc>
@@ -13523,14 +15013,38 @@
             <w:vAlign w:val="center"/>
           </w:tcPr>
           <w:p>
-            <w:pPr>
-              <w:pStyle w:val="TableText"/>
-            </w:pPr>
-            <w:r>
-              <w:rPr>
-                <w:sz w:val="16"/>
-              </w:rPr>
-              <w:t>2D 조각 Drag &amp; Drop / Wheel 회전 / 우클릭 제거 / Submit / Cancel</w:t>
+            <w:r>
+              <w:t>기존</w:t>
+            </w:r>
+            <w:r>
+              <w:t xml:space="preserve"> </w:t>
+            </w:r>
+            <w:r>
+              <w:t>입력</w:t>
+            </w:r>
+            <w:r>
+              <w:t xml:space="preserve"> </w:t>
+            </w:r>
+            <w:r>
+              <w:t>계약</w:t>
+            </w:r>
+            <w:r>
+              <w:t xml:space="preserve"> </w:t>
+            </w:r>
+            <w:r>
+              <w:t>보존</w:t>
+            </w:r>
+            <w:r>
+              <w:t xml:space="preserve">. v1 Player-facing Mode </w:t>
+            </w:r>
+            <w:r>
+              <w:t>진입</w:t>
+            </w:r>
+            <w:r>
+              <w:t xml:space="preserve"> </w:t>
+            </w:r>
+            <w:r>
+              <w:t>없음</w:t>
             </w:r>
           </w:p>
         </w:tc>
@@ -13540,14 +15054,17 @@
             <w:vAlign w:val="center"/>
           </w:tcPr>
           <w:p>
-            <w:pPr>
-              <w:pStyle w:val="TableText"/>
-            </w:pPr>
-            <w:r>
-              <w:rPr>
-                <w:sz w:val="16"/>
-              </w:rPr>
-              <w:t>모든 World Action</w:t>
+            <w:r>
+              <w:t>v1</w:t>
+            </w:r>
+            <w:r>
+              <w:t>에서</w:t>
+            </w:r>
+            <w:r>
+              <w:t xml:space="preserve"> </w:t>
+            </w:r>
+            <w:r>
+              <w:t>비활성</w:t>
             </w:r>
           </w:p>
         </w:tc>
@@ -13557,14 +15074,26 @@
             <w:vAlign w:val="center"/>
           </w:tcPr>
           <w:p>
-            <w:pPr>
-              <w:pStyle w:val="TableText"/>
-            </w:pPr>
-            <w:r>
-              <w:rPr>
-                <w:sz w:val="16"/>
-              </w:rPr>
-              <w:t>Camera/Input/Widget</w:t>
+            <w:r>
+              <w:t>재활성화</w:t>
+            </w:r>
+            <w:r>
+              <w:t xml:space="preserve"> </w:t>
+            </w:r>
+            <w:r>
+              <w:t>승인</w:t>
+            </w:r>
+            <w:r>
+              <w:t xml:space="preserve"> </w:t>
+            </w:r>
+            <w:r>
+              <w:t>시</w:t>
+            </w:r>
+            <w:r>
+              <w:t xml:space="preserve"> </w:t>
+            </w:r>
+            <w:r>
+              <w:t>검증</w:t>
             </w:r>
           </w:p>
         </w:tc>
@@ -13588,7 +15117,7 @@
           <w:numId w:val="7"/>
         </w:numPr>
       </w:pPr>
-      <w:bookmarkStart w:id="36" w:name="_Toc237172680"/>
+      <w:bookmarkStart w:id="38" w:name="_Toc237977700"/>
       <w:r>
         <w:t>Floor Plan</w:t>
       </w:r>
@@ -13601,7 +15130,7 @@
       <w:r>
         <w:t>화면</w:t>
       </w:r>
-      <w:bookmarkEnd w:id="36"/>
+      <w:bookmarkEnd w:id="38"/>
     </w:p>
     <w:p>
       <w:pPr>
@@ -13611,14 +15140,14 @@
           <w:numId w:val="7"/>
         </w:numPr>
       </w:pPr>
-      <w:bookmarkStart w:id="37" w:name="_Toc237172681"/>
+      <w:bookmarkStart w:id="39" w:name="_Toc237977701"/>
       <w:r>
         <w:t xml:space="preserve">Floor Plan Map </w:t>
       </w:r>
       <w:r>
         <w:t>와이어프레임</w:t>
       </w:r>
-      <w:bookmarkEnd w:id="37"/>
+      <w:bookmarkEnd w:id="39"/>
     </w:p>
     <w:tbl>
       <w:tblPr>
@@ -13915,14 +15444,14 @@
           <w:numId w:val="7"/>
         </w:numPr>
       </w:pPr>
-      <w:bookmarkStart w:id="38" w:name="_Toc237172682"/>
+      <w:bookmarkStart w:id="40" w:name="_Toc237977702"/>
       <w:r>
         <w:t xml:space="preserve">Team Result / Replica Recap </w:t>
       </w:r>
       <w:r>
         <w:t>와이어프레임</w:t>
       </w:r>
-      <w:bookmarkEnd w:id="38"/>
+      <w:bookmarkEnd w:id="40"/>
     </w:p>
     <w:tbl>
       <w:tblPr>
@@ -14189,7 +15718,7 @@
               <w:pStyle w:val="TableText"/>
             </w:pPr>
             <w:r>
-              <w:t>실제 제출 Painting/Object</w:t>
+              <w:t>실제 제출 Painting</w:t>
             </w:r>
           </w:p>
         </w:tc>
@@ -14214,7 +15743,7 @@
               <w:pStyle w:val="TableText"/>
             </w:pPr>
             <w:r>
-              <w:t>운반·위조·구조·Deposit 설명</w:t>
+              <w:t>운반·위조·Laser 협동·구조·Deposit 설명</w:t>
             </w:r>
           </w:p>
         </w:tc>
@@ -14281,9 +15810,8 @@
           <w:numId w:val="7"/>
         </w:numPr>
       </w:pPr>
-      <w:bookmarkStart w:id="39" w:name="_Toc237172683"/>
-      <w:r>
-        <w:lastRenderedPageBreak/>
+      <w:bookmarkStart w:id="41" w:name="_Toc237977703"/>
+      <w:r>
         <w:t>첫</w:t>
       </w:r>
       <w:r>
@@ -14298,7 +15826,7 @@
       <w:r>
         <w:t>온보딩</w:t>
       </w:r>
-      <w:bookmarkEnd w:id="39"/>
+      <w:bookmarkEnd w:id="41"/>
     </w:p>
     <w:tbl>
       <w:tblPr>
@@ -14528,7 +16056,7 @@
         </w:numPr>
       </w:pPr>
       <w:r>
-        <w:t>첫 Exhibit는 Surface Forgery를 우선해 전체 Loop를 빠르게 경험한다.</w:t>
+        <w:t>첫 Exhibit는 Surface Forgery를 우선해 전체 Loop를 빠르게 경험하고, 이후 CCTV 통과와 짧은 Laser Hold 협동을 단계적으로 소개한다.</w:t>
       </w:r>
     </w:p>
     <w:p>
@@ -14551,7 +16079,7 @@
           <w:numId w:val="7"/>
         </w:numPr>
       </w:pPr>
-      <w:bookmarkStart w:id="40" w:name="_Toc237172684"/>
+      <w:bookmarkStart w:id="42" w:name="_Toc237977704"/>
       <w:r>
         <w:t>접근성</w:t>
       </w:r>
@@ -14560,125 +16088,6 @@
       </w:r>
       <w:r>
         <w:t>기본</w:t>
-      </w:r>
-      <w:bookmarkEnd w:id="40"/>
-    </w:p>
-    <w:p>
-      <w:pPr>
-        <w:pStyle w:val="a0"/>
-        <w:numPr>
-          <w:ilvl w:val="0"/>
-          <w:numId w:val="8"/>
-        </w:numPr>
-      </w:pPr>
-      <w:r>
-        <w:t>색상 외에 Shape/Icon/Text를 함께 사용한다.</w:t>
-      </w:r>
-    </w:p>
-    <w:p>
-      <w:pPr>
-        <w:pStyle w:val="a0"/>
-        <w:numPr>
-          <w:ilvl w:val="0"/>
-          <w:numId w:val="8"/>
-        </w:numPr>
-      </w:pPr>
-      <w:r>
-        <w:t>강한 Blur·지속 Camera Shake·빠른 FOV 변화에 의존하지 않는다.</w:t>
-      </w:r>
-    </w:p>
-    <w:p>
-      <w:pPr>
-        <w:pStyle w:val="a0"/>
-        <w:numPr>
-          <w:ilvl w:val="0"/>
-          <w:numId w:val="8"/>
-        </w:numPr>
-      </w:pPr>
-      <w:r>
-        <w:t>FOV, Mouse Sensitivity, Master Volume, Resolution/Window Mode를 Title에서 제공하고 로컬 저장한다.</w:t>
-      </w:r>
-    </w:p>
-    <w:p>
-      <w:pPr>
-        <w:pStyle w:val="a0"/>
-        <w:numPr>
-          <w:ilvl w:val="0"/>
-          <w:numId w:val="8"/>
-        </w:numPr>
-      </w:pPr>
-      <w:r>
-        <w:t>중요 Countdown은 독립 Text로 표시하고 배경과 충분한 대비를 유지한다.</w:t>
-      </w:r>
-    </w:p>
-    <w:p>
-      <w:pPr>
-        <w:pStyle w:val="1"/>
-        <w:numPr>
-          <w:ilvl w:val="0"/>
-          <w:numId w:val="7"/>
-        </w:numPr>
-      </w:pPr>
-      <w:bookmarkStart w:id="41" w:name="_Toc237172685"/>
-      <w:r>
-        <w:lastRenderedPageBreak/>
-        <w:t>레벨</w:t>
-      </w:r>
-      <w:r>
-        <w:t xml:space="preserve">, </w:t>
-      </w:r>
-      <w:r>
-        <w:t>아트</w:t>
-      </w:r>
-      <w:r>
-        <w:t xml:space="preserve">, </w:t>
-      </w:r>
-      <w:r>
-        <w:t>사운드</w:t>
-      </w:r>
-      <w:r>
-        <w:t xml:space="preserve"> </w:t>
-      </w:r>
-      <w:r>
-        <w:t>방향</w:t>
-      </w:r>
-      <w:bookmarkEnd w:id="41"/>
-    </w:p>
-    <w:p>
-      <w:pPr>
-        <w:pStyle w:val="21"/>
-        <w:numPr>
-          <w:ilvl w:val="1"/>
-          <w:numId w:val="7"/>
-        </w:numPr>
-      </w:pPr>
-      <w:bookmarkStart w:id="42" w:name="_Toc237172686"/>
-      <w:r>
-        <w:t>세</w:t>
-      </w:r>
-      <w:r>
-        <w:t xml:space="preserve"> </w:t>
-      </w:r>
-      <w:r>
-        <w:t>맵의</w:t>
-      </w:r>
-      <w:r>
-        <w:t xml:space="preserve"> </w:t>
-      </w:r>
-      <w:r>
-        <w:t>공통</w:t>
-      </w:r>
-      <w:r>
-        <w:t xml:space="preserve"> </w:t>
-      </w:r>
-      <w:r>
-        <w:t>공간</w:t>
-      </w:r>
-      <w:r>
-        <w:t xml:space="preserve"> </w:t>
-      </w:r>
-      <w:r>
-        <w:t>요구</w:t>
       </w:r>
       <w:bookmarkEnd w:id="42"/>
     </w:p>
@@ -14691,7 +16100,7 @@
         </w:numPr>
       </w:pPr>
       <w:r>
-        <w:t>각 맵은 15~25분 동안 2~6개의 주요 Exhibit Interaction이 자연스럽게 이어져야 한다.</w:t>
+        <w:t>색상 외에 Shape/Icon/Text를 함께 사용한다.</w:t>
       </w:r>
     </w:p>
     <w:p>
@@ -14703,7 +16112,7 @@
         </w:numPr>
       </w:pPr>
       <w:r>
-        <w:t>PlayerStart, Eligible Case, Guard Start, Exit가 서로 겹치지 않고 첫 30초에 선택 가능한 동선을 제공한다.</w:t>
+        <w:t>강한 Blur·지속 Camera Shake·빠른 FOV 변화에 의존하지 않는다.</w:t>
       </w:r>
     </w:p>
     <w:p>
@@ -14715,7 +16124,7 @@
         </w:numPr>
       </w:pPr>
       <w:r>
-        <w:t>Required Target Gallery는 계약 시작부터 읽히되 정확한 Case는 발견 전 숨길 수 있다.</w:t>
+        <w:t>FOV, Mouse Sensitivity, Master Volume, Resolution/Window Mode를 Title에서 제공하고 로컬 저장한다.</w:t>
       </w:r>
     </w:p>
     <w:p>
@@ -14727,8 +16136,79 @@
         </w:numPr>
       </w:pPr>
       <w:r>
-        <w:t>Public Gallery와 Backstage/Service 동선 사이에 위험·정보·속도 차이를 만든다.</w:t>
-      </w:r>
+        <w:t>중요 Countdown은 독립 Text로 표시하고 배경과 충분한 대비를 유지한다.</w:t>
+      </w:r>
+    </w:p>
+    <w:p>
+      <w:pPr>
+        <w:pStyle w:val="1"/>
+        <w:numPr>
+          <w:ilvl w:val="0"/>
+          <w:numId w:val="7"/>
+        </w:numPr>
+      </w:pPr>
+      <w:bookmarkStart w:id="43" w:name="_Toc237977705"/>
+      <w:r>
+        <w:lastRenderedPageBreak/>
+        <w:t>레벨</w:t>
+      </w:r>
+      <w:r>
+        <w:t xml:space="preserve">, </w:t>
+      </w:r>
+      <w:r>
+        <w:t>아트</w:t>
+      </w:r>
+      <w:r>
+        <w:t xml:space="preserve">, </w:t>
+      </w:r>
+      <w:r>
+        <w:t>사운드</w:t>
+      </w:r>
+      <w:r>
+        <w:t xml:space="preserve"> </w:t>
+      </w:r>
+      <w:r>
+        <w:t>방향</w:t>
+      </w:r>
+      <w:bookmarkEnd w:id="43"/>
+    </w:p>
+    <w:p>
+      <w:pPr>
+        <w:pStyle w:val="21"/>
+        <w:numPr>
+          <w:ilvl w:val="1"/>
+          <w:numId w:val="7"/>
+        </w:numPr>
+      </w:pPr>
+      <w:bookmarkStart w:id="44" w:name="_Toc237977706"/>
+      <w:r>
+        <w:t>세</w:t>
+      </w:r>
+      <w:r>
+        <w:t xml:space="preserve"> </w:t>
+      </w:r>
+      <w:r>
+        <w:t>맵의</w:t>
+      </w:r>
+      <w:r>
+        <w:t xml:space="preserve"> </w:t>
+      </w:r>
+      <w:r>
+        <w:t>공통</w:t>
+      </w:r>
+      <w:r>
+        <w:t xml:space="preserve"> </w:t>
+      </w:r>
+      <w:r>
+        <w:t>공간</w:t>
+      </w:r>
+      <w:r>
+        <w:t xml:space="preserve"> </w:t>
+      </w:r>
+      <w:r>
+        <w:t>요구</w:t>
+      </w:r>
+      <w:bookmarkEnd w:id="44"/>
     </w:p>
     <w:p>
       <w:pPr>
@@ -14739,6 +16219,54 @@
         </w:numPr>
       </w:pPr>
       <w:r>
+        <w:t>각 맵은 15~25분 동안 2~6개의 주요 Exhibit Interaction이 자연스럽게 이어져야 한다.</w:t>
+      </w:r>
+    </w:p>
+    <w:p>
+      <w:pPr>
+        <w:pStyle w:val="a0"/>
+        <w:numPr>
+          <w:ilvl w:val="0"/>
+          <w:numId w:val="8"/>
+        </w:numPr>
+      </w:pPr>
+      <w:r>
+        <w:t>PlayerStart, Eligible Case, Guard Start, Exit가 서로 겹치지 않고 첫 30초에 선택 가능한 동선을 제공한다.</w:t>
+      </w:r>
+    </w:p>
+    <w:p>
+      <w:pPr>
+        <w:pStyle w:val="a0"/>
+        <w:numPr>
+          <w:ilvl w:val="0"/>
+          <w:numId w:val="8"/>
+        </w:numPr>
+      </w:pPr>
+      <w:r>
+        <w:t>Required Target Gallery는 계약 시작부터 읽히되 정확한 Case는 발견 전 숨길 수 있다.</w:t>
+      </w:r>
+    </w:p>
+    <w:p>
+      <w:pPr>
+        <w:pStyle w:val="a0"/>
+        <w:numPr>
+          <w:ilvl w:val="0"/>
+          <w:numId w:val="8"/>
+        </w:numPr>
+      </w:pPr>
+      <w:r>
+        <w:t>Public Gallery와 Backstage/Service 동선 사이에 위험·정보·속도 차이를 만든다.</w:t>
+      </w:r>
+    </w:p>
+    <w:p>
+      <w:pPr>
+        <w:pStyle w:val="a0"/>
+        <w:numPr>
+          <w:ilvl w:val="0"/>
+          <w:numId w:val="8"/>
+        </w:numPr>
+      </w:pPr>
+      <w:r>
         <w:t>세 맵은 동일한 Gameplay Rule을 사용하고 Material, Lighting, Signage, Ambient Audio, Hero Prop, Room Layout으로 정체성을 만든다.</w:t>
       </w:r>
     </w:p>
@@ -14750,7 +16278,7 @@
           <w:numId w:val="7"/>
         </w:numPr>
       </w:pPr>
-      <w:bookmarkStart w:id="43" w:name="_Toc237172687"/>
+      <w:bookmarkStart w:id="45" w:name="_Toc237977707"/>
       <w:r>
         <w:t>맵</w:t>
       </w:r>
@@ -14760,7 +16288,7 @@
       <w:r>
         <w:t>포트폴리오</w:t>
       </w:r>
-      <w:bookmarkEnd w:id="43"/>
+      <w:bookmarkEnd w:id="45"/>
     </w:p>
     <w:tbl>
       <w:tblPr>
@@ -15206,7 +16734,7 @@
           <w:numId w:val="7"/>
         </w:numPr>
       </w:pPr>
-      <w:bookmarkStart w:id="44" w:name="_Toc237172688"/>
+      <w:bookmarkStart w:id="46" w:name="_Toc237977708"/>
       <w:r>
         <w:t xml:space="preserve">M01 — </w:t>
       </w:r>
@@ -15219,7 +16747,7 @@
       <w:r>
         <w:t>고전미술관</w:t>
       </w:r>
-      <w:bookmarkEnd w:id="44"/>
+      <w:bookmarkEnd w:id="46"/>
     </w:p>
     <w:p>
       <w:r>
@@ -15511,7 +17039,7 @@
           <w:numId w:val="7"/>
         </w:numPr>
       </w:pPr>
-      <w:bookmarkStart w:id="45" w:name="_Toc237172689"/>
+      <w:bookmarkStart w:id="47" w:name="_Toc237977709"/>
       <w:r>
         <w:t xml:space="preserve">M02 — </w:t>
       </w:r>
@@ -15524,7 +17052,7 @@
       <w:r>
         <w:t>동양미술관</w:t>
       </w:r>
-      <w:bookmarkEnd w:id="45"/>
+      <w:bookmarkEnd w:id="47"/>
     </w:p>
     <w:p>
       <w:r>
@@ -15815,7 +17343,7 @@
           <w:numId w:val="7"/>
         </w:numPr>
       </w:pPr>
-      <w:bookmarkStart w:id="46" w:name="_Toc237172690"/>
+      <w:bookmarkStart w:id="48" w:name="_Toc237977710"/>
       <w:r>
         <w:t xml:space="preserve">M03 — </w:t>
       </w:r>
@@ -15828,7 +17356,7 @@
       <w:r>
         <w:t>현대미술관</w:t>
       </w:r>
-      <w:bookmarkEnd w:id="46"/>
+      <w:bookmarkEnd w:id="48"/>
     </w:p>
     <w:p>
       <w:r>
@@ -15989,7 +17517,7 @@
               <w:pStyle w:val="TableText"/>
             </w:pPr>
             <w:r>
-              <w:t>Glass Gallery, Sculpture Hall, Restoration Backstage</w:t>
+              <w:t>Glass Gallery, Installation Hall, Restoration Backstage</w:t>
             </w:r>
           </w:p>
         </w:tc>
@@ -16120,7 +17648,7 @@
           <w:numId w:val="7"/>
         </w:numPr>
       </w:pPr>
-      <w:bookmarkStart w:id="47" w:name="_Toc237172691"/>
+      <w:bookmarkStart w:id="49" w:name="_Toc237977711"/>
       <w:r>
         <w:t xml:space="preserve">First-Person </w:t>
       </w:r>
@@ -16133,7 +17661,7 @@
       <w:r>
         <w:t>가독성</w:t>
       </w:r>
-      <w:bookmarkEnd w:id="47"/>
+      <w:bookmarkEnd w:id="49"/>
     </w:p>
     <w:p>
       <w:pPr>
@@ -16203,7 +17731,7 @@
           <w:numId w:val="7"/>
         </w:numPr>
       </w:pPr>
-      <w:bookmarkStart w:id="48" w:name="_Toc237172692"/>
+      <w:bookmarkStart w:id="50" w:name="_Toc237977712"/>
       <w:r>
         <w:t>사운드</w:t>
       </w:r>
@@ -16213,7 +17741,7 @@
       <w:r>
         <w:t>디자인</w:t>
       </w:r>
-      <w:bookmarkEnd w:id="48"/>
+      <w:bookmarkEnd w:id="50"/>
     </w:p>
     <w:tbl>
       <w:tblPr>
@@ -16452,7 +17980,7 @@
               <w:pStyle w:val="TableText"/>
             </w:pPr>
             <w:r>
-              <w:t>Notice, 무전, Alarm, Countdown</w:t>
+              <w:t>Notice, 무전, CCTV Beep, Laser Hum/Trip, Alarm, Countdown</w:t>
             </w:r>
           </w:p>
         </w:tc>
@@ -16491,7 +18019,7 @@
           </w:tcPr>
           <w:p>
             <w:r>
-              <w:t>Stroke/Part, Timer, Submit Accepted/Blocked, Frame Rattle Swap</w:t>
+              <w:t>Stroke, Timer, Submit Accepted/Blocked, Frame Rattle Swap</w:t>
             </w:r>
           </w:p>
         </w:tc>
@@ -16594,7 +18122,7 @@
           <w:numId w:val="7"/>
         </w:numPr>
       </w:pPr>
-      <w:bookmarkStart w:id="49" w:name="_Toc237172693"/>
+      <w:bookmarkStart w:id="51" w:name="_Toc237977713"/>
       <w:r>
         <w:lastRenderedPageBreak/>
         <w:t>세계관과</w:t>
@@ -16611,7 +18139,7 @@
       <w:r>
         <w:t>톤</w:t>
       </w:r>
-      <w:bookmarkEnd w:id="49"/>
+      <w:bookmarkEnd w:id="51"/>
     </w:p>
     <w:p>
       <w:r>
@@ -16836,7 +18364,7 @@
           <w:numId w:val="7"/>
         </w:numPr>
       </w:pPr>
-      <w:bookmarkStart w:id="50" w:name="_Toc237172694"/>
+      <w:bookmarkStart w:id="52" w:name="_Toc237977714"/>
       <w:r>
         <w:lastRenderedPageBreak/>
         <w:t>범위</w:t>
@@ -16853,7 +18381,7 @@
       <w:r>
         <w:t>플레이테스트</w:t>
       </w:r>
-      <w:bookmarkEnd w:id="50"/>
+      <w:bookmarkEnd w:id="52"/>
     </w:p>
     <w:p>
       <w:pPr>
@@ -16863,11 +18391,11 @@
           <w:numId w:val="7"/>
         </w:numPr>
       </w:pPr>
-      <w:bookmarkStart w:id="51" w:name="_Toc237172695"/>
+      <w:bookmarkStart w:id="53" w:name="_Toc237977715"/>
       <w:r>
         <w:t>v1.0 Required Scope</w:t>
       </w:r>
-      <w:bookmarkEnd w:id="51"/>
+      <w:bookmarkEnd w:id="53"/>
     </w:p>
     <w:tbl>
       <w:tblPr>
@@ -16969,7 +18497,7 @@
               <w:pStyle w:val="TableText"/>
             </w:pPr>
             <w:r>
-              <w:t>1~4인 Listen Server, Steam Session, Title/Lobby/Ready/InGame/End</w:t>
+              <w:t>2~4인 Listen Server, Steam Session, Title/Lobby/Host Start/InGame/End</w:t>
             </w:r>
           </w:p>
         </w:tc>
@@ -17071,7 +18599,7 @@
               <w:pStyle w:val="TableText"/>
             </w:pPr>
             <w:r>
-              <w:t>Painting + Surface Template 36개, Object Kit 2종 이상 + Template 12개 이상</w:t>
+              <w:t>Painting + Surface Template 36개, Object Assembly는 Deferred Expansion</w:t>
             </w:r>
           </w:p>
         </w:tc>
@@ -17105,7 +18633,7 @@
               <w:pStyle w:val="TableText"/>
             </w:pPr>
             <w:r>
-              <w:t>Patrol/Investigate/Chase/Search/Inspect, Alert/Lockdown, Stun/Arrest</w:t>
+              <w:t>Patrol/Investigate/Chase/Search/Inspect, CCTV, Cooperative Laser, Alert/Lockdown, Stun/Arrest</w:t>
             </w:r>
           </w:p>
         </w:tc>
@@ -17207,7 +18735,7 @@
               <w:pStyle w:val="TableText"/>
             </w:pPr>
             <w:r>
-              <w:t>Solo 및 2~4인 Multiplayer Gate, Development/Shipping Package</w:t>
+              <w:t>2인·3인·4인 Multiplayer Gate, Development/Shipping Package</w:t>
             </w:r>
           </w:p>
         </w:tc>
@@ -17226,7 +18754,226 @@
           <w:numId w:val="7"/>
         </w:numPr>
       </w:pPr>
-      <w:bookmarkStart w:id="52" w:name="_Toc237172696"/>
+      <w:bookmarkStart w:id="54" w:name="_Toc237977716"/>
+      <w:r>
+        <w:t>Deferred Expansion</w:t>
+      </w:r>
+      <w:bookmarkEnd w:id="54"/>
+    </w:p>
+    <w:p>
+      <w:r>
+        <w:t>Object Assembly Forgery, Sculpture/Ceramic Family, Template/Part Data</w:t>
+      </w:r>
+      <w:r>
+        <w:t>와</w:t>
+      </w:r>
+      <w:r>
+        <w:t xml:space="preserve"> </w:t>
+      </w:r>
+      <w:r>
+        <w:t>관련</w:t>
+      </w:r>
+      <w:r>
+        <w:t xml:space="preserve"> Class·Blueprint·SourceArt</w:t>
+      </w:r>
+      <w:r>
+        <w:t>는</w:t>
+      </w:r>
+      <w:r>
+        <w:t xml:space="preserve"> </w:t>
+      </w:r>
+      <w:r>
+        <w:t>향후</w:t>
+      </w:r>
+      <w:r>
+        <w:t xml:space="preserve"> </w:t>
+      </w:r>
+      <w:r>
+        <w:t>확장</w:t>
+      </w:r>
+      <w:r>
+        <w:t xml:space="preserve"> </w:t>
+      </w:r>
+      <w:r>
+        <w:t>가능성으로</w:t>
+      </w:r>
+      <w:r>
+        <w:t xml:space="preserve"> </w:t>
+      </w:r>
+      <w:r>
+        <w:t>보존한다</w:t>
+      </w:r>
+      <w:r>
+        <w:t xml:space="preserve">. </w:t>
+      </w:r>
+      <w:r>
+        <w:t>현재</w:t>
+      </w:r>
+      <w:r>
+        <w:t xml:space="preserve"> v1.0 Runtime Entry, Assignment, Release Map, UI, Result</w:t>
+      </w:r>
+      <w:r>
+        <w:t>와</w:t>
+      </w:r>
+      <w:r>
+        <w:t xml:space="preserve"> Cook</w:t>
+      </w:r>
+      <w:r>
+        <w:t>에는</w:t>
+      </w:r>
+      <w:r>
+        <w:t xml:space="preserve"> </w:t>
+      </w:r>
+      <w:r>
+        <w:t>포함하지</w:t>
+      </w:r>
+      <w:r>
+        <w:t xml:space="preserve"> </w:t>
+      </w:r>
+      <w:r>
+        <w:t>않는다</w:t>
+      </w:r>
+      <w:r>
+        <w:t>.</w:t>
+      </w:r>
+    </w:p>
+    <w:p>
+      <w:r>
+        <w:t>재활성화는</w:t>
+      </w:r>
+      <w:r>
+        <w:t xml:space="preserve"> </w:t>
+      </w:r>
+      <w:r>
+        <w:t>별도</w:t>
+      </w:r>
+      <w:r>
+        <w:t xml:space="preserve"> </w:t>
+      </w:r>
+      <w:r>
+        <w:t>제품</w:t>
+      </w:r>
+      <w:r>
+        <w:t xml:space="preserve"> </w:t>
+      </w:r>
+      <w:r>
+        <w:t>결정과</w:t>
+      </w:r>
+      <w:r>
+        <w:t xml:space="preserve"> GDD/TDD </w:t>
+      </w:r>
+      <w:r>
+        <w:t>승인</w:t>
+      </w:r>
+      <w:r>
+        <w:t xml:space="preserve">, Painting </w:t>
+      </w:r>
+      <w:r>
+        <w:t>중심</w:t>
+      </w:r>
+      <w:r>
+        <w:t xml:space="preserve"> Release Gate </w:t>
+      </w:r>
+      <w:r>
+        <w:t>완료</w:t>
+      </w:r>
+      <w:r>
+        <w:t xml:space="preserve"> </w:t>
+      </w:r>
+      <w:r>
+        <w:t>이후에만</w:t>
+      </w:r>
+      <w:r>
+        <w:t xml:space="preserve"> </w:t>
+      </w:r>
+      <w:r>
+        <w:t>검토한다</w:t>
+      </w:r>
+      <w:r>
+        <w:t>. Smoke/Trap</w:t>
+      </w:r>
+      <w:r>
+        <w:t>처럼</w:t>
+      </w:r>
+      <w:r>
+        <w:t xml:space="preserve"> </w:t>
+      </w:r>
+      <w:r>
+        <w:t>제거된</w:t>
+      </w:r>
+      <w:r>
+        <w:t xml:space="preserve"> </w:t>
+      </w:r>
+      <w:r>
+        <w:t>기능과</w:t>
+      </w:r>
+      <w:r>
+        <w:t xml:space="preserve"> </w:t>
+      </w:r>
+      <w:r>
+        <w:t>달리</w:t>
+      </w:r>
+      <w:r>
+        <w:t xml:space="preserve"> Object Assembly</w:t>
+      </w:r>
+      <w:r>
+        <w:t>는</w:t>
+      </w:r>
+      <w:r>
+        <w:t xml:space="preserve"> </w:t>
+      </w:r>
+      <w:r>
+        <w:t>복구</w:t>
+      </w:r>
+      <w:r>
+        <w:t xml:space="preserve"> </w:t>
+      </w:r>
+      <w:r>
+        <w:t>대상</w:t>
+      </w:r>
+      <w:r>
+        <w:t xml:space="preserve"> </w:t>
+      </w:r>
+      <w:r>
+        <w:t>코드가</w:t>
+      </w:r>
+      <w:r>
+        <w:t xml:space="preserve"> </w:t>
+      </w:r>
+      <w:r>
+        <w:t>아니라</w:t>
+      </w:r>
+      <w:r>
+        <w:t xml:space="preserve"> </w:t>
+      </w:r>
+      <w:r>
+        <w:t>비활성</w:t>
+      </w:r>
+      <w:r>
+        <w:t xml:space="preserve"> </w:t>
+      </w:r>
+      <w:r>
+        <w:t>보존</w:t>
+      </w:r>
+      <w:r>
+        <w:t xml:space="preserve"> </w:t>
+      </w:r>
+      <w:r>
+        <w:t>대상이다</w:t>
+      </w:r>
+      <w:r>
+        <w:t>.</w:t>
+      </w:r>
+    </w:p>
+    <w:p>
+      <w:pPr>
+        <w:pStyle w:val="21"/>
+        <w:numPr>
+          <w:ilvl w:val="1"/>
+          <w:numId w:val="7"/>
+        </w:numPr>
+      </w:pPr>
+      <w:bookmarkStart w:id="55" w:name="_Toc237977717"/>
       <w:r>
         <w:t>Stretch</w:t>
       </w:r>
@@ -17239,7 +18986,7 @@
       <w:r>
         <w:t>순서</w:t>
       </w:r>
-      <w:bookmarkEnd w:id="52"/>
+      <w:bookmarkEnd w:id="55"/>
     </w:p>
     <w:tbl>
       <w:tblPr>
@@ -17464,7 +19211,7 @@
               <w:pStyle w:val="TableText"/>
             </w:pPr>
             <w:r>
-              <w:t>추가 Object Kit/Template 초과분</w:t>
+              <w:t>CCTV 해킹·파괴, 다중 Laser Network</w:t>
             </w:r>
           </w:p>
         </w:tc>
@@ -17478,7 +19225,7 @@
               <w:pStyle w:val="TableText"/>
             </w:pPr>
             <w:r>
-              <w:t>최소 2 Kit / 12 Template</w:t>
+              <w:t>Patrol/CCTV/Laser 최소 완성형</w:t>
             </w:r>
           </w:p>
         </w:tc>
@@ -17598,11 +19345,12 @@
           <w:numId w:val="7"/>
         </w:numPr>
       </w:pPr>
-      <w:bookmarkStart w:id="53" w:name="_Toc237172697"/>
-      <w:r>
+      <w:bookmarkStart w:id="56" w:name="_Toc237977718"/>
+      <w:r>
+        <w:lastRenderedPageBreak/>
         <w:t>Starting Balance Targets</w:t>
       </w:r>
-      <w:bookmarkEnd w:id="53"/>
+      <w:bookmarkEnd w:id="56"/>
     </w:p>
     <w:tbl>
       <w:tblPr>
@@ -17765,7 +19513,7 @@
               <w:pStyle w:val="TableText"/>
             </w:pPr>
             <w:r>
-              <w:t>Object Assembly</w:t>
+              <w:t>CCTV Detection</w:t>
             </w:r>
           </w:p>
         </w:tc>
@@ -17779,7 +19527,7 @@
               <w:pStyle w:val="TableText"/>
             </w:pPr>
             <w:r>
-              <w:t>기본 30초 (25~35)</w:t>
+              <w:t>1.35초 Build-up (1.2~1.5)</w:t>
             </w:r>
           </w:p>
         </w:tc>
@@ -17793,7 +19541,7 @@
               <w:pStyle w:val="TableText"/>
             </w:pPr>
             <w:r>
-              <w:t>Part 판단과 방향 실수</w:t>
+              <w:t>명확한 Cone/LED/Beep 뒤 완전 발각만 확정</w:t>
             </w:r>
           </w:p>
         </w:tc>
@@ -18005,7 +19753,7 @@
               <w:pStyle w:val="TableText"/>
             </w:pPr>
             <w:r>
-              <w:t>Object Content</w:t>
+              <w:t>Laser Cooperation</w:t>
             </w:r>
           </w:p>
         </w:tc>
@@ -18019,7 +19767,7 @@
               <w:pStyle w:val="TableText"/>
             </w:pPr>
             <w:r>
-              <w:t>Kit 2종 이상, Template 12개 이상</w:t>
+              <w:t>Hold 2~5초 / Rearm Grace 0.75초</w:t>
             </w:r>
           </w:p>
         </w:tc>
@@ -18033,7 +19781,7 @@
               <w:pStyle w:val="TableText"/>
             </w:pPr>
             <w:r>
-              <w:t>Surface와 다른 반복성</w:t>
+              <w:t>고가 Painting 문턱에서 짧은 역할 교대</w:t>
             </w:r>
           </w:p>
         </w:tc>
@@ -18068,7 +19816,7 @@
           </w:tcPr>
           <w:p>
             <w:r>
-              <w:t>Surface/Object 공통 제출 가능 기준</w:t>
+              <w:t>Surface 제출 가능 기준</w:t>
             </w:r>
           </w:p>
         </w:tc>
@@ -18083,11 +19831,7 @@
           </w:tcPr>
           <w:p>
             <w:r>
-              <w:t xml:space="preserve">Forgery Timeout </w:t>
-            </w:r>
-            <w:r>
-              <w:lastRenderedPageBreak/>
-              <w:t>Investigation</w:t>
+              <w:t>Forgery Timeout Investigation</w:t>
             </w:r>
           </w:p>
         </w:tc>
@@ -18097,12 +19841,7 @@
           </w:tcPr>
           <w:p>
             <w:r>
-              <w:lastRenderedPageBreak/>
-              <w:t xml:space="preserve">Case 반경 1,500 cm / </w:t>
-            </w:r>
-            <w:r>
-              <w:lastRenderedPageBreak/>
-              <w:t>Guard 1명 / 1회</w:t>
+              <w:t>Case 반경 1,500 cm / Guard 1명 / 1회</w:t>
             </w:r>
           </w:p>
         </w:tc>
@@ -18112,7 +19851,6 @@
           </w:tcPr>
           <w:p>
             <w:r>
-              <w:lastRenderedPageBreak/>
               <w:t>Alert 없이 즉시 주변 동선 압박만 생성</w:t>
             </w:r>
           </w:p>
@@ -18132,11 +19870,11 @@
           <w:numId w:val="7"/>
         </w:numPr>
       </w:pPr>
-      <w:bookmarkStart w:id="54" w:name="_Toc237172698"/>
+      <w:bookmarkStart w:id="57" w:name="_Toc237977719"/>
       <w:r>
         <w:t>Playtest Questions</w:t>
       </w:r>
-      <w:bookmarkEnd w:id="54"/>
+      <w:bookmarkEnd w:id="57"/>
     </w:p>
     <w:p>
       <w:pPr>
@@ -18159,7 +19897,7 @@
         </w:numPr>
       </w:pPr>
       <w:r>
-        <w:t>한 Player가 Forgery 중일 때 다른 Player가 의미 있는 감시·유인·루팅 행동을 하는가?</w:t>
+        <w:t>한 Player가 Forgery 중일 때 다른 Player가 감시·유인·Laser Hold·루팅 중 의미 있는 행동을 하는가?</w:t>
       </w:r>
     </w:p>
     <w:p>
@@ -18183,7 +19921,7 @@
         </w:numPr>
       </w:pPr>
       <w:r>
-        <w:t>Surface/Object 작업이 지루해지기 전에 조기 Submit 또는 실수 선택이 발생하는가?</w:t>
+        <w:t>Surface Forgery가 지루해지기 전에 조기 Submit 또는 실수 선택이 발생하는가?</w:t>
       </w:r>
     </w:p>
     <w:p>
@@ -18207,7 +19945,7 @@
         </w:numPr>
       </w:pPr>
       <w:r>
-        <w:t>70점 경계에서 나온 우스운 Replica, Timeout 조사, Coin 실수와 Drop/Recovery가 기억할 사건을 만드는가?</w:t>
+        <w:t>70점 경계의 우스운 Replica, CCTV 발각, Laser Trip, Timeout 조사, Coin 실수와 Drop/Recovery가 기억할 사건을 만드는가?</w:t>
       </w:r>
     </w:p>
     <w:p>
@@ -18218,11 +19956,11 @@
           <w:numId w:val="7"/>
         </w:numPr>
       </w:pPr>
-      <w:bookmarkStart w:id="55" w:name="_Toc237172699"/>
+      <w:bookmarkStart w:id="58" w:name="_Toc237977720"/>
       <w:r>
         <w:t>Release KPI</w:t>
       </w:r>
-      <w:bookmarkEnd w:id="55"/>
+      <w:bookmarkEnd w:id="58"/>
     </w:p>
     <w:tbl>
       <w:tblPr>
@@ -18491,7 +20229,7 @@
               <w:pStyle w:val="TableText"/>
             </w:pPr>
             <w:r>
-              <w:t>1~4인 M01/M02/M03 Contract Run이 End/Lobby Return까지 완주</w:t>
+              <w:t>2인·3인·4인 M01/M02/M03 Contract Run이 End/Lobby Return까지 완주</w:t>
             </w:r>
           </w:p>
         </w:tc>
@@ -18510,11 +20248,12 @@
           <w:numId w:val="7"/>
         </w:numPr>
       </w:pPr>
-      <w:bookmarkStart w:id="56" w:name="_Toc237172700"/>
-      <w:r>
+      <w:bookmarkStart w:id="59" w:name="_Toc237977721"/>
+      <w:r>
+        <w:lastRenderedPageBreak/>
         <w:t>W6~W12 Roadmap</w:t>
       </w:r>
-      <w:bookmarkEnd w:id="56"/>
+      <w:bookmarkEnd w:id="59"/>
     </w:p>
     <w:tbl>
       <w:tblPr>
@@ -18624,7 +20363,55 @@
           </w:tcPr>
           <w:p>
             <w:r>
-              <w:t>Required Target→Original Recovery→Player Deposit→Outcome→Result→Lobby Return을 Solo/4인에서 완주</w:t>
+              <w:t>당시</w:t>
+            </w:r>
+            <w:r>
+              <w:t xml:space="preserve"> </w:t>
+            </w:r>
+            <w:r>
+              <w:t>내부</w:t>
+            </w:r>
+            <w:r>
+              <w:t xml:space="preserve"> 1P/4P </w:t>
+            </w:r>
+            <w:r>
+              <w:t>자동화</w:t>
+            </w:r>
+            <w:r>
+              <w:t xml:space="preserve"> </w:t>
+            </w:r>
+            <w:r>
+              <w:t>기준으로</w:t>
+            </w:r>
+            <w:r>
+              <w:t xml:space="preserve"> </w:t>
+            </w:r>
+            <w:r>
+              <w:t>완주</w:t>
+            </w:r>
+            <w:r>
+              <w:t>. Rev14 Release Gate</w:t>
+            </w:r>
+            <w:r>
+              <w:t>는</w:t>
+            </w:r>
+            <w:r>
+              <w:t xml:space="preserve"> 2P/3P/4P</w:t>
+            </w:r>
+            <w:r>
+              <w:t>로</w:t>
+            </w:r>
+            <w:r>
+              <w:t xml:space="preserve"> </w:t>
+            </w:r>
+            <w:r>
+              <w:t>별도</w:t>
+            </w:r>
+            <w:r>
+              <w:t xml:space="preserve"> </w:t>
+            </w:r>
+            <w:r>
+              <w:t>적용</w:t>
             </w:r>
           </w:p>
         </w:tc>
@@ -18680,7 +20467,6 @@
           </w:tcPr>
           <w:p>
             <w:r>
-              <w:lastRenderedPageBreak/>
               <w:t>W8</w:t>
             </w:r>
           </w:p>
@@ -18703,7 +20489,7 @@
           </w:tcPr>
           <w:p>
             <w:r>
-              <w:t>M01/M02/M03 완주·밸런스 기록, P0 Placeholder 0, 신규 Gameplay Feature 종료</w:t>
+              <w:t>2~4인 Painting Contract, CCTV/Laser 배치·밸런스 기록, P0 Placeholder 0, 신규 Gameplay Feature 종료</w:t>
             </w:r>
           </w:p>
         </w:tc>
@@ -18843,7 +20629,7 @@
           </w:tcPr>
           <w:p>
             <w:r>
-              <w:t>최종 3-Map·1~4인 회귀, Clean Install, Version/License/Store/Hotfix 준비 후 출시 승인</w:t>
+              <w:t>최종 3-Map·2인/3인/4인 회귀, Clean Install, Version/License/Store/Hotfix 준비 후 출시 승인</w:t>
             </w:r>
           </w:p>
         </w:tc>
@@ -18863,12 +20649,12 @@
         <w:keepLines/>
         <w:pageBreakBefore w:val="0"/>
       </w:pPr>
-      <w:bookmarkStart w:id="57" w:name="_Toc237172701"/>
+      <w:bookmarkStart w:id="60" w:name="_Toc237977722"/>
       <w:r>
         <w:lastRenderedPageBreak/>
         <w:t>Appendix A — 용어</w:t>
       </w:r>
-      <w:bookmarkEnd w:id="57"/>
+      <w:bookmarkEnd w:id="60"/>
     </w:p>
     <w:tbl>
       <w:tblPr>
@@ -19004,7 +20790,7 @@
               <w:pStyle w:val="TableText"/>
             </w:pPr>
             <w:r>
-              <w:t>Surface Forgery 또는 Object Assembly로 만든 대체품</w:t>
+              <w:t>Surface Forgery로 만든 Painting 대체품</w:t>
             </w:r>
           </w:p>
         </w:tc>
@@ -19206,6 +20992,60 @@
             </w:pPr>
             <w:r>
               <w:t>공유 출구를 쓰되 Player별 Deposit을 수행하는 구조</w:t>
+            </w:r>
+          </w:p>
+        </w:tc>
+      </w:tr>
+      <w:tr>
+        <w:trPr>
+          <w:jc w:val="center"/>
+        </w:trPr>
+        <w:tc>
+          <w:tcPr>
+            <w:tcW w:w="2630" w:type="dxa"/>
+            <w:vAlign w:val="center"/>
+          </w:tcPr>
+          <w:p>
+            <w:r>
+              <w:t>Deferred Expansion</w:t>
+            </w:r>
+          </w:p>
+        </w:tc>
+        <w:tc>
+          <w:tcPr>
+            <w:tcW w:w="7234" w:type="dxa"/>
+            <w:vAlign w:val="center"/>
+          </w:tcPr>
+          <w:p>
+            <w:r>
+              <w:t>Object Assembly, Sculpture/Ceramic, Template/Part Data</w:t>
+            </w:r>
+            <w:r>
+              <w:t>와</w:t>
+            </w:r>
+            <w:r>
+              <w:t xml:space="preserve"> </w:t>
+            </w:r>
+            <w:r>
+              <w:t>관련</w:t>
+            </w:r>
+            <w:r>
+              <w:t xml:space="preserve"> </w:t>
+            </w:r>
+            <w:r>
+              <w:t>구현</w:t>
+            </w:r>
+            <w:r>
+              <w:t xml:space="preserve">·SourceArt </w:t>
+            </w:r>
+            <w:r>
+              <w:t>보존</w:t>
+            </w:r>
+            <w:r>
+              <w:t xml:space="preserve">. v1 Runtime/UI/Map/Cook </w:t>
+            </w:r>
+            <w:r>
+              <w:t>제외</w:t>
             </w:r>
           </w:p>
         </w:tc>
@@ -19225,15 +21065,15 @@
         <w:keepLines/>
         <w:pageBreakBefore w:val="0"/>
       </w:pPr>
-      <w:bookmarkStart w:id="58" w:name="_Toc237172702"/>
+      <w:bookmarkStart w:id="61" w:name="_Toc237977723"/>
       <w:r>
         <w:rPr>
           <w:sz w:val="32"/>
         </w:rPr>
         <w:lastRenderedPageBreak/>
-        <w:t>Appendix B — Removed / Excluded / Stretch</w:t>
-      </w:r>
-      <w:bookmarkEnd w:id="58"/>
+        <w:t>Appendix B — Removed / Excluded / Deferred Expansion / Stretch</w:t>
+      </w:r>
+      <w:bookmarkEnd w:id="61"/>
     </w:p>
     <w:tbl>
       <w:tblPr>
@@ -19403,7 +21243,49 @@
               <w:pStyle w:val="TableText"/>
             </w:pPr>
             <w:r>
-              <w:t>Optional Rare Artifact, First-Person Hand Animation, 추가 Surface Template, 추가 Object Kit/Template, 추가 Loose Loot</w:t>
+              <w:t>Optional Rare Artifact, First-Person Hand Animation, 추가 Surface Template, 추가 Loose Loot</w:t>
+            </w:r>
+          </w:p>
+        </w:tc>
+      </w:tr>
+      <w:tr>
+        <w:trPr>
+          <w:jc w:val="center"/>
+        </w:trPr>
+        <w:tc>
+          <w:tcPr>
+            <w:tcW w:w="1973" w:type="dxa"/>
+            <w:vAlign w:val="center"/>
+          </w:tcPr>
+          <w:p>
+            <w:r>
+              <w:t>Deferred Expansion</w:t>
+            </w:r>
+          </w:p>
+        </w:tc>
+        <w:tc>
+          <w:tcPr>
+            <w:tcW w:w="7891" w:type="dxa"/>
+            <w:vAlign w:val="center"/>
+          </w:tcPr>
+          <w:p>
+            <w:r>
+              <w:t xml:space="preserve">Object Assembly </w:t>
+            </w:r>
+            <w:r>
+              <w:t>전체</w:t>
+            </w:r>
+            <w:r>
+              <w:t xml:space="preserve">. C++/Schema/Shell/SourceArt </w:t>
+            </w:r>
+            <w:r>
+              <w:t>보존</w:t>
+            </w:r>
+            <w:r>
+              <w:t xml:space="preserve">, v1 Player Flow/Map/UI/Result/Cook </w:t>
+            </w:r>
+            <w:r>
+              <w:t>제외</w:t>
             </w:r>
           </w:p>
         </w:tc>
@@ -19423,7 +21305,7 @@
         <w:keepLines/>
         <w:pageBreakBefore w:val="0"/>
       </w:pPr>
-      <w:bookmarkStart w:id="59" w:name="_Toc237172703"/>
+      <w:bookmarkStart w:id="62" w:name="_Toc237977724"/>
       <w:r>
         <w:rPr>
           <w:sz w:val="32"/>
@@ -19431,7 +21313,7 @@
         <w:lastRenderedPageBreak/>
         <w:t>Appendix C — Player Experience Definition of Done</w:t>
       </w:r>
-      <w:bookmarkEnd w:id="59"/>
+      <w:bookmarkEnd w:id="62"/>
     </w:p>
     <w:p>
       <w:pPr>
@@ -19442,7 +21324,7 @@
         </w:numPr>
       </w:pPr>
       <w:r>
-        <w:t>1~4인이 Title/Lobby에서 시작해 M01/M02/M03 중 하나의 Contract Run을 End와 Lobby Return까지 완주한다.</w:t>
+        <w:t>2~4인이 Title/Lobby에서 시작해 M01/M02/M03 중 하나의 Contract Run을 End와 Lobby Return까지 완주한다. 1인 직접 PIE는 내부 회귀 fallback이며 출시 지원 인원에 포함하지 않는다.</w:t>
       </w:r>
     </w:p>
     <w:p>
@@ -19454,7 +21336,7 @@
         </w:numPr>
       </w:pPr>
       <w:r>
-        <w:t>한 판에서 Surface와 Object Forgery가 반복되고 실제 Replica가 World와 Result에 남는다.</w:t>
+        <w:t>한 판에서 여러 Painting Surface Forgery와 Patrol/CCTV/Laser 협동 사건이 반복되고 실제 Painting Replica가 World와 Result에 남는다.</w:t>
       </w:r>
     </w:p>
     <w:p>
@@ -19620,11 +21502,12 @@
     </w:r>
     <w:r>
       <w:rPr>
+        <w:b/>
         <w:color w:val="66717C"/>
         <w:sz w:val="17"/>
       </w:rPr>
       <w:tab/>
-      <w:t>Rev 13</w:t>
+      <w:t>Rev 14</w:t>
     </w:r>
   </w:p>
 </w:hdr>

--- a/Museum_Heist_GDD.docx
+++ b/Museum_Heist_GDD.docx
@@ -62,6 +62,7 @@
       </w:tblGrid>
       <w:tr>
         <w:trPr>
+          <w:cantSplit/>
           <w:jc w:val="center"/>
         </w:trPr>
         <w:tc>
@@ -108,6 +109,7 @@
       </w:tr>
       <w:tr>
         <w:trPr>
+          <w:cantSplit/>
           <w:jc w:val="center"/>
         </w:trPr>
         <w:tc>
@@ -160,6 +162,7 @@
       </w:tr>
       <w:tr>
         <w:trPr>
+          <w:cantSplit/>
           <w:jc w:val="center"/>
         </w:trPr>
         <w:tc>
@@ -221,7 +224,6 @@
         <w:pStyle w:val="FrontHeading"/>
       </w:pPr>
       <w:r>
-        <w:lastRenderedPageBreak/>
         <w:t>이 문서의 역할</w:t>
       </w:r>
     </w:p>
@@ -240,7 +242,6 @@
       <w:tr>
         <w:trPr>
           <w:cantSplit/>
-          <w:tblHeader/>
           <w:jc w:val="center"/>
         </w:trPr>
         <w:tc>
@@ -485,6 +486,7 @@
       </w:tblGrid>
       <w:tr>
         <w:trPr>
+          <w:cantSplit/>
           <w:jc w:val="center"/>
         </w:trPr>
         <w:tc>
@@ -549,7 +551,7 @@
       <w:r>
         <w:fldChar w:fldCharType="separate"/>
       </w:r>
-      <w:hyperlink w:anchor="_Toc237977662" w:history="1">
+      <w:hyperlink w:anchor="_Toc238277941" w:history="1">
         <w:r>
           <w:rPr>
             <w:rStyle w:val="aff1"/>
@@ -576,7 +578,7 @@
             <w:noProof/>
             <w:webHidden/>
           </w:rPr>
-          <w:instrText xml:space="preserve"> PAGEREF _Toc237977662 \h </w:instrText>
+          <w:instrText xml:space="preserve"> PAGEREF _Toc238277941 \h </w:instrText>
         </w:r>
         <w:r>
           <w:rPr>
@@ -596,7 +598,7 @@
             <w:noProof/>
             <w:webHidden/>
           </w:rPr>
-          <w:t>6</w:t>
+          <w:t>5</w:t>
         </w:r>
         <w:r>
           <w:rPr>
@@ -625,7 +627,7 @@
           <w14:ligatures w14:val="standardContextual"/>
         </w:rPr>
       </w:pPr>
-      <w:hyperlink w:anchor="_Toc237977663" w:history="1">
+      <w:hyperlink w:anchor="_Toc238277942" w:history="1">
         <w:r>
           <w:rPr>
             <w:rStyle w:val="aff1"/>
@@ -652,7 +654,7 @@
             <w:noProof/>
             <w:webHidden/>
           </w:rPr>
-          <w:instrText xml:space="preserve"> PAGEREF _Toc237977663 \h </w:instrText>
+          <w:instrText xml:space="preserve"> PAGEREF _Toc238277942 \h </w:instrText>
         </w:r>
         <w:r>
           <w:rPr>
@@ -672,7 +674,7 @@
             <w:noProof/>
             <w:webHidden/>
           </w:rPr>
-          <w:t>6</w:t>
+          <w:t>5</w:t>
         </w:r>
         <w:r>
           <w:rPr>
@@ -701,7 +703,7 @@
           <w14:ligatures w14:val="standardContextual"/>
         </w:rPr>
       </w:pPr>
-      <w:hyperlink w:anchor="_Toc237977664" w:history="1">
+      <w:hyperlink w:anchor="_Toc238277943" w:history="1">
         <w:r>
           <w:rPr>
             <w:rStyle w:val="aff1"/>
@@ -728,7 +730,7 @@
             <w:noProof/>
             <w:webHidden/>
           </w:rPr>
-          <w:instrText xml:space="preserve"> PAGEREF _Toc237977664 \h </w:instrText>
+          <w:instrText xml:space="preserve"> PAGEREF _Toc238277943 \h </w:instrText>
         </w:r>
         <w:r>
           <w:rPr>
@@ -748,7 +750,7 @@
             <w:noProof/>
             <w:webHidden/>
           </w:rPr>
-          <w:t>6</w:t>
+          <w:t>5</w:t>
         </w:r>
         <w:r>
           <w:rPr>
@@ -777,7 +779,7 @@
           <w14:ligatures w14:val="standardContextual"/>
         </w:rPr>
       </w:pPr>
-      <w:hyperlink w:anchor="_Toc237977665" w:history="1">
+      <w:hyperlink w:anchor="_Toc238277944" w:history="1">
         <w:r>
           <w:rPr>
             <w:rStyle w:val="aff1"/>
@@ -804,7 +806,7 @@
             <w:noProof/>
             <w:webHidden/>
           </w:rPr>
-          <w:instrText xml:space="preserve"> PAGEREF _Toc237977665 \h </w:instrText>
+          <w:instrText xml:space="preserve"> PAGEREF _Toc238277944 \h </w:instrText>
         </w:r>
         <w:r>
           <w:rPr>
@@ -824,7 +826,7 @@
             <w:noProof/>
             <w:webHidden/>
           </w:rPr>
-          <w:t>6</w:t>
+          <w:t>5</w:t>
         </w:r>
         <w:r>
           <w:rPr>
@@ -853,7 +855,7 @@
           <w14:ligatures w14:val="standardContextual"/>
         </w:rPr>
       </w:pPr>
-      <w:hyperlink w:anchor="_Toc237977666" w:history="1">
+      <w:hyperlink w:anchor="_Toc238277945" w:history="1">
         <w:r>
           <w:rPr>
             <w:rStyle w:val="aff1"/>
@@ -880,7 +882,7 @@
             <w:noProof/>
             <w:webHidden/>
           </w:rPr>
-          <w:instrText xml:space="preserve"> PAGEREF _Toc237977666 \h </w:instrText>
+          <w:instrText xml:space="preserve"> PAGEREF _Toc238277945 \h </w:instrText>
         </w:r>
         <w:r>
           <w:rPr>
@@ -900,7 +902,7 @@
             <w:noProof/>
             <w:webHidden/>
           </w:rPr>
-          <w:t>7</w:t>
+          <w:t>6</w:t>
         </w:r>
         <w:r>
           <w:rPr>
@@ -929,7 +931,7 @@
           <w14:ligatures w14:val="standardContextual"/>
         </w:rPr>
       </w:pPr>
-      <w:hyperlink w:anchor="_Toc237977667" w:history="1">
+      <w:hyperlink w:anchor="_Toc238277946" w:history="1">
         <w:r>
           <w:rPr>
             <w:rStyle w:val="aff1"/>
@@ -956,7 +958,7 @@
             <w:noProof/>
             <w:webHidden/>
           </w:rPr>
-          <w:instrText xml:space="preserve"> PAGEREF _Toc237977667 \h </w:instrText>
+          <w:instrText xml:space="preserve"> PAGEREF _Toc238277946 \h </w:instrText>
         </w:r>
         <w:r>
           <w:rPr>
@@ -976,7 +978,7 @@
             <w:noProof/>
             <w:webHidden/>
           </w:rPr>
-          <w:t>7</w:t>
+          <w:t>6</w:t>
         </w:r>
         <w:r>
           <w:rPr>
@@ -1005,7 +1007,7 @@
           <w14:ligatures w14:val="standardContextual"/>
         </w:rPr>
       </w:pPr>
-      <w:hyperlink w:anchor="_Toc237977668" w:history="1">
+      <w:hyperlink w:anchor="_Toc238277947" w:history="1">
         <w:r>
           <w:rPr>
             <w:rStyle w:val="aff1"/>
@@ -1032,7 +1034,7 @@
             <w:noProof/>
             <w:webHidden/>
           </w:rPr>
-          <w:instrText xml:space="preserve"> PAGEREF _Toc237977668 \h </w:instrText>
+          <w:instrText xml:space="preserve"> PAGEREF _Toc238277947 \h </w:instrText>
         </w:r>
         <w:r>
           <w:rPr>
@@ -1052,7 +1054,7 @@
             <w:noProof/>
             <w:webHidden/>
           </w:rPr>
-          <w:t>7</w:t>
+          <w:t>6</w:t>
         </w:r>
         <w:r>
           <w:rPr>
@@ -1080,7 +1082,7 @@
           <w14:ligatures w14:val="standardContextual"/>
         </w:rPr>
       </w:pPr>
-      <w:hyperlink w:anchor="_Toc237977669" w:history="1">
+      <w:hyperlink w:anchor="_Toc238277948" w:history="1">
         <w:r>
           <w:rPr>
             <w:rStyle w:val="aff1"/>
@@ -1107,7 +1109,7 @@
             <w:noProof/>
             <w:webHidden/>
           </w:rPr>
-          <w:instrText xml:space="preserve"> PAGEREF _Toc237977669 \h </w:instrText>
+          <w:instrText xml:space="preserve"> PAGEREF _Toc238277948 \h </w:instrText>
         </w:r>
         <w:r>
           <w:rPr>
@@ -1127,7 +1129,7 @@
             <w:noProof/>
             <w:webHidden/>
           </w:rPr>
-          <w:t>8</w:t>
+          <w:t>7</w:t>
         </w:r>
         <w:r>
           <w:rPr>
@@ -1156,7 +1158,7 @@
           <w14:ligatures w14:val="standardContextual"/>
         </w:rPr>
       </w:pPr>
-      <w:hyperlink w:anchor="_Toc237977670" w:history="1">
+      <w:hyperlink w:anchor="_Toc238277949" w:history="1">
         <w:r>
           <w:rPr>
             <w:rStyle w:val="aff1"/>
@@ -1183,7 +1185,7 @@
             <w:noProof/>
             <w:webHidden/>
           </w:rPr>
-          <w:instrText xml:space="preserve"> PAGEREF _Toc237977670 \h </w:instrText>
+          <w:instrText xml:space="preserve"> PAGEREF _Toc238277949 \h </w:instrText>
         </w:r>
         <w:r>
           <w:rPr>
@@ -1203,7 +1205,7 @@
             <w:noProof/>
             <w:webHidden/>
           </w:rPr>
-          <w:t>8</w:t>
+          <w:t>7</w:t>
         </w:r>
         <w:r>
           <w:rPr>
@@ -1232,7 +1234,7 @@
           <w14:ligatures w14:val="standardContextual"/>
         </w:rPr>
       </w:pPr>
-      <w:hyperlink w:anchor="_Toc237977671" w:history="1">
+      <w:hyperlink w:anchor="_Toc238277950" w:history="1">
         <w:r>
           <w:rPr>
             <w:rStyle w:val="aff1"/>
@@ -1259,7 +1261,7 @@
             <w:noProof/>
             <w:webHidden/>
           </w:rPr>
-          <w:instrText xml:space="preserve"> PAGEREF _Toc237977671 \h </w:instrText>
+          <w:instrText xml:space="preserve"> PAGEREF _Toc238277950 \h </w:instrText>
         </w:r>
         <w:r>
           <w:rPr>
@@ -1279,7 +1281,7 @@
             <w:noProof/>
             <w:webHidden/>
           </w:rPr>
-          <w:t>8</w:t>
+          <w:t>7</w:t>
         </w:r>
         <w:r>
           <w:rPr>
@@ -1308,7 +1310,7 @@
           <w14:ligatures w14:val="standardContextual"/>
         </w:rPr>
       </w:pPr>
-      <w:hyperlink w:anchor="_Toc237977672" w:history="1">
+      <w:hyperlink w:anchor="_Toc238277951" w:history="1">
         <w:r>
           <w:rPr>
             <w:rStyle w:val="aff1"/>
@@ -1335,7 +1337,7 @@
             <w:noProof/>
             <w:webHidden/>
           </w:rPr>
-          <w:instrText xml:space="preserve"> PAGEREF _Toc237977672 \h </w:instrText>
+          <w:instrText xml:space="preserve"> PAGEREF _Toc238277951 \h </w:instrText>
         </w:r>
         <w:r>
           <w:rPr>
@@ -1355,7 +1357,7 @@
             <w:noProof/>
             <w:webHidden/>
           </w:rPr>
-          <w:t>9</w:t>
+          <w:t>8</w:t>
         </w:r>
         <w:r>
           <w:rPr>
@@ -1384,7 +1386,7 @@
           <w14:ligatures w14:val="standardContextual"/>
         </w:rPr>
       </w:pPr>
-      <w:hyperlink w:anchor="_Toc237977673" w:history="1">
+      <w:hyperlink w:anchor="_Toc238277952" w:history="1">
         <w:r>
           <w:rPr>
             <w:rStyle w:val="aff1"/>
@@ -1411,15 +1413,7 @@
             <w:noProof/>
             <w:webHidden/>
           </w:rPr>
-          <w:instrText xml:space="preserve"> PAGEREF _To</w:instrText>
-        </w:r>
-        <w:r>
-          <w:rPr>
-            <w:noProof/>
-            <w:webHidden/>
-          </w:rPr>
-          <w:lastRenderedPageBreak/>
-          <w:instrText xml:space="preserve">c237977673 \h </w:instrText>
+          <w:instrText xml:space="preserve"> PAGEREF _Toc238277952 \h </w:instrText>
         </w:r>
         <w:r>
           <w:rPr>
@@ -1439,7 +1433,7 @@
             <w:noProof/>
             <w:webHidden/>
           </w:rPr>
-          <w:t>9</w:t>
+          <w:t>8</w:t>
         </w:r>
         <w:r>
           <w:rPr>
@@ -1468,7 +1462,7 @@
           <w14:ligatures w14:val="standardContextual"/>
         </w:rPr>
       </w:pPr>
-      <w:hyperlink w:anchor="_Toc237977674" w:history="1">
+      <w:hyperlink w:anchor="_Toc238277953" w:history="1">
         <w:r>
           <w:rPr>
             <w:rStyle w:val="aff1"/>
@@ -1495,7 +1489,7 @@
             <w:noProof/>
             <w:webHidden/>
           </w:rPr>
-          <w:instrText xml:space="preserve"> PAGEREF _Toc237977674 \h </w:instrText>
+          <w:instrText xml:space="preserve"> PAGEREF _Toc238277953 \h </w:instrText>
         </w:r>
         <w:r>
           <w:rPr>
@@ -1515,7 +1509,7 @@
             <w:noProof/>
             <w:webHidden/>
           </w:rPr>
-          <w:t>9</w:t>
+          <w:t>8</w:t>
         </w:r>
         <w:r>
           <w:rPr>
@@ -1543,7 +1537,7 @@
           <w14:ligatures w14:val="standardContextual"/>
         </w:rPr>
       </w:pPr>
-      <w:hyperlink w:anchor="_Toc237977675" w:history="1">
+      <w:hyperlink w:anchor="_Toc238277954" w:history="1">
         <w:r>
           <w:rPr>
             <w:rStyle w:val="aff1"/>
@@ -1570,7 +1564,7 @@
             <w:noProof/>
             <w:webHidden/>
           </w:rPr>
-          <w:instrText xml:space="preserve"> PAGEREF _Toc237977675 \h </w:instrText>
+          <w:instrText xml:space="preserve"> PAGEREF _Toc238277954 \h </w:instrText>
         </w:r>
         <w:r>
           <w:rPr>
@@ -1590,7 +1584,7 @@
             <w:noProof/>
             <w:webHidden/>
           </w:rPr>
-          <w:t>10</w:t>
+          <w:t>9</w:t>
         </w:r>
         <w:r>
           <w:rPr>
@@ -1619,7 +1613,7 @@
           <w14:ligatures w14:val="standardContextual"/>
         </w:rPr>
       </w:pPr>
-      <w:hyperlink w:anchor="_Toc237977676" w:history="1">
+      <w:hyperlink w:anchor="_Toc238277955" w:history="1">
         <w:r>
           <w:rPr>
             <w:rStyle w:val="aff1"/>
@@ -1646,7 +1640,7 @@
             <w:noProof/>
             <w:webHidden/>
           </w:rPr>
-          <w:instrText xml:space="preserve"> PAGEREF _Toc237977676 \h </w:instrText>
+          <w:instrText xml:space="preserve"> PAGEREF _Toc238277955 \h </w:instrText>
         </w:r>
         <w:r>
           <w:rPr>
@@ -1666,7 +1660,7 @@
             <w:noProof/>
             <w:webHidden/>
           </w:rPr>
-          <w:t>10</w:t>
+          <w:t>9</w:t>
         </w:r>
         <w:r>
           <w:rPr>
@@ -1695,7 +1689,7 @@
           <w14:ligatures w14:val="standardContextual"/>
         </w:rPr>
       </w:pPr>
-      <w:hyperlink w:anchor="_Toc237977677" w:history="1">
+      <w:hyperlink w:anchor="_Toc238277956" w:history="1">
         <w:r>
           <w:rPr>
             <w:rStyle w:val="aff1"/>
@@ -1722,7 +1716,7 @@
             <w:noProof/>
             <w:webHidden/>
           </w:rPr>
-          <w:instrText xml:space="preserve"> PAGEREF _Toc237977677 \h </w:instrText>
+          <w:instrText xml:space="preserve"> PAGEREF _Toc238277956 \h </w:instrText>
         </w:r>
         <w:r>
           <w:rPr>
@@ -1742,7 +1736,7 @@
             <w:noProof/>
             <w:webHidden/>
           </w:rPr>
-          <w:t>10</w:t>
+          <w:t>9</w:t>
         </w:r>
         <w:r>
           <w:rPr>
@@ -1771,7 +1765,7 @@
           <w14:ligatures w14:val="standardContextual"/>
         </w:rPr>
       </w:pPr>
-      <w:hyperlink w:anchor="_Toc237977678" w:history="1">
+      <w:hyperlink w:anchor="_Toc238277957" w:history="1">
         <w:r>
           <w:rPr>
             <w:rStyle w:val="aff1"/>
@@ -1798,7 +1792,7 @@
             <w:noProof/>
             <w:webHidden/>
           </w:rPr>
-          <w:instrText xml:space="preserve"> PAGEREF _Toc237977678 \h </w:instrText>
+          <w:instrText xml:space="preserve"> PAGEREF _Toc238277957 \h </w:instrText>
         </w:r>
         <w:r>
           <w:rPr>
@@ -1818,7 +1812,7 @@
             <w:noProof/>
             <w:webHidden/>
           </w:rPr>
-          <w:t>11</w:t>
+          <w:t>10</w:t>
         </w:r>
         <w:r>
           <w:rPr>
@@ -1847,7 +1841,7 @@
           <w14:ligatures w14:val="standardContextual"/>
         </w:rPr>
       </w:pPr>
-      <w:hyperlink w:anchor="_Toc237977679" w:history="1">
+      <w:hyperlink w:anchor="_Toc238277958" w:history="1">
         <w:r>
           <w:rPr>
             <w:rStyle w:val="aff1"/>
@@ -1874,7 +1868,7 @@
             <w:noProof/>
             <w:webHidden/>
           </w:rPr>
-          <w:instrText xml:space="preserve"> PAGEREF _Toc237977679 \h </w:instrText>
+          <w:instrText xml:space="preserve"> PAGEREF _Toc238277958 \h </w:instrText>
         </w:r>
         <w:r>
           <w:rPr>
@@ -1894,7 +1888,7 @@
             <w:noProof/>
             <w:webHidden/>
           </w:rPr>
-          <w:t>12</w:t>
+          <w:t>11</w:t>
         </w:r>
         <w:r>
           <w:rPr>
@@ -1923,7 +1917,7 @@
           <w14:ligatures w14:val="standardContextual"/>
         </w:rPr>
       </w:pPr>
-      <w:hyperlink w:anchor="_Toc237977680" w:history="1">
+      <w:hyperlink w:anchor="_Toc238277959" w:history="1">
         <w:r>
           <w:rPr>
             <w:rStyle w:val="aff1"/>
@@ -1950,7 +1944,7 @@
             <w:noProof/>
             <w:webHidden/>
           </w:rPr>
-          <w:instrText xml:space="preserve"> PAGEREF _Toc237977680 \h </w:instrText>
+          <w:instrText xml:space="preserve"> PAGEREF _Toc238277959 \h </w:instrText>
         </w:r>
         <w:r>
           <w:rPr>
@@ -1970,7 +1964,7 @@
             <w:noProof/>
             <w:webHidden/>
           </w:rPr>
-          <w:t>12</w:t>
+          <w:t>11</w:t>
         </w:r>
         <w:r>
           <w:rPr>
@@ -1999,7 +1993,7 @@
           <w14:ligatures w14:val="standardContextual"/>
         </w:rPr>
       </w:pPr>
-      <w:hyperlink w:anchor="_Toc237977681" w:history="1">
+      <w:hyperlink w:anchor="_Toc238277960" w:history="1">
         <w:r>
           <w:rPr>
             <w:rStyle w:val="aff1"/>
@@ -2026,7 +2020,7 @@
             <w:noProof/>
             <w:webHidden/>
           </w:rPr>
-          <w:instrText xml:space="preserve"> PAGEREF _Toc237977681 \h </w:instrText>
+          <w:instrText xml:space="preserve"> PAGEREF _Toc238277960 \h </w:instrText>
         </w:r>
         <w:r>
           <w:rPr>
@@ -2046,7 +2040,7 @@
             <w:noProof/>
             <w:webHidden/>
           </w:rPr>
-          <w:t>13</w:t>
+          <w:t>12</w:t>
         </w:r>
         <w:r>
           <w:rPr>
@@ -2074,7 +2068,7 @@
           <w14:ligatures w14:val="standardContextual"/>
         </w:rPr>
       </w:pPr>
-      <w:hyperlink w:anchor="_Toc237977682" w:history="1">
+      <w:hyperlink w:anchor="_Toc238277961" w:history="1">
         <w:r>
           <w:rPr>
             <w:rStyle w:val="aff1"/>
@@ -2101,7 +2095,7 @@
             <w:noProof/>
             <w:webHidden/>
           </w:rPr>
-          <w:instrText xml:space="preserve"> PAGEREF _Toc237977682 \h </w:instrText>
+          <w:instrText xml:space="preserve"> PAGEREF _Toc238277961 \h </w:instrText>
         </w:r>
         <w:r>
           <w:rPr>
@@ -2121,7 +2115,7 @@
             <w:noProof/>
             <w:webHidden/>
           </w:rPr>
-          <w:t>14</w:t>
+          <w:t>13</w:t>
         </w:r>
         <w:r>
           <w:rPr>
@@ -2150,7 +2144,7 @@
           <w14:ligatures w14:val="standardContextual"/>
         </w:rPr>
       </w:pPr>
-      <w:hyperlink w:anchor="_Toc237977683" w:history="1">
+      <w:hyperlink w:anchor="_Toc238277962" w:history="1">
         <w:r>
           <w:rPr>
             <w:rStyle w:val="aff1"/>
@@ -2177,7 +2171,7 @@
             <w:noProof/>
             <w:webHidden/>
           </w:rPr>
-          <w:instrText xml:space="preserve"> PAGEREF _Toc237977683 \h </w:instrText>
+          <w:instrText xml:space="preserve"> PAGEREF _Toc238277962 \h </w:instrText>
         </w:r>
         <w:r>
           <w:rPr>
@@ -2197,7 +2191,7 @@
             <w:noProof/>
             <w:webHidden/>
           </w:rPr>
-          <w:t>14</w:t>
+          <w:t>13</w:t>
         </w:r>
         <w:r>
           <w:rPr>
@@ -2226,7 +2220,7 @@
           <w14:ligatures w14:val="standardContextual"/>
         </w:rPr>
       </w:pPr>
-      <w:hyperlink w:anchor="_Toc237977684" w:history="1">
+      <w:hyperlink w:anchor="_Toc238277963" w:history="1">
         <w:r>
           <w:rPr>
             <w:rStyle w:val="aff1"/>
@@ -2253,7 +2247,7 @@
             <w:noProof/>
             <w:webHidden/>
           </w:rPr>
-          <w:instrText xml:space="preserve"> PAGEREF _Toc237977684 \h </w:instrText>
+          <w:instrText xml:space="preserve"> PAGEREF _Toc238277963 \h </w:instrText>
         </w:r>
         <w:r>
           <w:rPr>
@@ -2273,7 +2267,7 @@
             <w:noProof/>
             <w:webHidden/>
           </w:rPr>
-          <w:t>14</w:t>
+          <w:t>13</w:t>
         </w:r>
         <w:r>
           <w:rPr>
@@ -2302,7 +2296,7 @@
           <w14:ligatures w14:val="standardContextual"/>
         </w:rPr>
       </w:pPr>
-      <w:hyperlink w:anchor="_Toc237977685" w:history="1">
+      <w:hyperlink w:anchor="_Toc238277964" w:history="1">
         <w:r>
           <w:rPr>
             <w:rStyle w:val="aff1"/>
@@ -2329,7 +2323,7 @@
             <w:noProof/>
             <w:webHidden/>
           </w:rPr>
-          <w:instrText xml:space="preserve"> PAGEREF _Toc237977685 \h </w:instrText>
+          <w:instrText xml:space="preserve"> PAGEREF _Toc238277964 \h </w:instrText>
         </w:r>
         <w:r>
           <w:rPr>
@@ -2349,7 +2343,7 @@
             <w:noProof/>
             <w:webHidden/>
           </w:rPr>
-          <w:t>14</w:t>
+          <w:t>13</w:t>
         </w:r>
         <w:r>
           <w:rPr>
@@ -2378,7 +2372,7 @@
           <w14:ligatures w14:val="standardContextual"/>
         </w:rPr>
       </w:pPr>
-      <w:hyperlink w:anchor="_Toc237977686" w:history="1">
+      <w:hyperlink w:anchor="_Toc238277965" w:history="1">
         <w:r>
           <w:rPr>
             <w:rStyle w:val="aff1"/>
@@ -2405,7 +2399,7 @@
             <w:noProof/>
             <w:webHidden/>
           </w:rPr>
-          <w:instrText xml:space="preserve"> PAGEREF _Toc237977686 \h </w:instrText>
+          <w:instrText xml:space="preserve"> PAGEREF _Toc238277965 \h </w:instrText>
         </w:r>
         <w:r>
           <w:rPr>
@@ -2425,7 +2419,7 @@
             <w:noProof/>
             <w:webHidden/>
           </w:rPr>
-          <w:t>15</w:t>
+          <w:t>14</w:t>
         </w:r>
         <w:r>
           <w:rPr>
@@ -2454,7 +2448,7 @@
           <w14:ligatures w14:val="standardContextual"/>
         </w:rPr>
       </w:pPr>
-      <w:hyperlink w:anchor="_Toc237977687" w:history="1">
+      <w:hyperlink w:anchor="_Toc238277966" w:history="1">
         <w:r>
           <w:rPr>
             <w:rStyle w:val="aff1"/>
@@ -2481,7 +2475,7 @@
             <w:noProof/>
             <w:webHidden/>
           </w:rPr>
-          <w:instrText xml:space="preserve"> PAGEREF _Toc237977687 \h </w:instrText>
+          <w:instrText xml:space="preserve"> PAGEREF _Toc238277966 \h </w:instrText>
         </w:r>
         <w:r>
           <w:rPr>
@@ -2501,7 +2495,7 @@
             <w:noProof/>
             <w:webHidden/>
           </w:rPr>
-          <w:t>15</w:t>
+          <w:t>14</w:t>
         </w:r>
         <w:r>
           <w:rPr>
@@ -2530,7 +2524,7 @@
           <w14:ligatures w14:val="standardContextual"/>
         </w:rPr>
       </w:pPr>
-      <w:hyperlink w:anchor="_Toc237977688" w:history="1">
+      <w:hyperlink w:anchor="_Toc238277967" w:history="1">
         <w:r>
           <w:rPr>
             <w:rStyle w:val="aff1"/>
@@ -2557,7 +2551,7 @@
             <w:noProof/>
             <w:webHidden/>
           </w:rPr>
-          <w:instrText xml:space="preserve"> PAGEREF _Toc237977688 \h </w:instrText>
+          <w:instrText xml:space="preserve"> PAGEREF _Toc238277967 \h </w:instrText>
         </w:r>
         <w:r>
           <w:rPr>
@@ -2577,7 +2571,7 @@
             <w:noProof/>
             <w:webHidden/>
           </w:rPr>
-          <w:t>16</w:t>
+          <w:t>15</w:t>
         </w:r>
         <w:r>
           <w:rPr>
@@ -2605,7 +2599,7 @@
           <w14:ligatures w14:val="standardContextual"/>
         </w:rPr>
       </w:pPr>
-      <w:hyperlink w:anchor="_Toc237977689" w:history="1">
+      <w:hyperlink w:anchor="_Toc238277968" w:history="1">
         <w:r>
           <w:rPr>
             <w:rStyle w:val="aff1"/>
@@ -2632,7 +2626,7 @@
             <w:noProof/>
             <w:webHidden/>
           </w:rPr>
-          <w:instrText xml:space="preserve"> PAGEREF _Toc237977689 \h </w:instrText>
+          <w:instrText xml:space="preserve"> PAGEREF _Toc238277968 \h </w:instrText>
         </w:r>
         <w:r>
           <w:rPr>
@@ -2652,7 +2646,7 @@
             <w:noProof/>
             <w:webHidden/>
           </w:rPr>
-          <w:t>17</w:t>
+          <w:t>16</w:t>
         </w:r>
         <w:r>
           <w:rPr>
@@ -2681,7 +2675,7 @@
           <w14:ligatures w14:val="standardContextual"/>
         </w:rPr>
       </w:pPr>
-      <w:hyperlink w:anchor="_Toc237977690" w:history="1">
+      <w:hyperlink w:anchor="_Toc238277969" w:history="1">
         <w:r>
           <w:rPr>
             <w:rStyle w:val="aff1"/>
@@ -2708,7 +2702,7 @@
             <w:noProof/>
             <w:webHidden/>
           </w:rPr>
-          <w:instrText xml:space="preserve"> PAGEREF _Toc237977690 \h </w:instrText>
+          <w:instrText xml:space="preserve"> PAGEREF _Toc238277969 \h </w:instrText>
         </w:r>
         <w:r>
           <w:rPr>
@@ -2728,7 +2722,7 @@
             <w:noProof/>
             <w:webHidden/>
           </w:rPr>
-          <w:t>17</w:t>
+          <w:t>16</w:t>
         </w:r>
         <w:r>
           <w:rPr>
@@ -2757,7 +2751,7 @@
           <w14:ligatures w14:val="standardContextual"/>
         </w:rPr>
       </w:pPr>
-      <w:hyperlink w:anchor="_Toc237977691" w:history="1">
+      <w:hyperlink w:anchor="_Toc238277970" w:history="1">
         <w:r>
           <w:rPr>
             <w:rStyle w:val="aff1"/>
@@ -2784,7 +2778,7 @@
             <w:noProof/>
             <w:webHidden/>
           </w:rPr>
-          <w:instrText xml:space="preserve"> PAGEREF _Toc237977691 \h </w:instrText>
+          <w:instrText xml:space="preserve"> PAGEREF _Toc238277970 \h </w:instrText>
         </w:r>
         <w:r>
           <w:rPr>
@@ -2804,7 +2798,7 @@
             <w:noProof/>
             <w:webHidden/>
           </w:rPr>
-          <w:t>17</w:t>
+          <w:t>16</w:t>
         </w:r>
         <w:r>
           <w:rPr>
@@ -2833,7 +2827,7 @@
           <w14:ligatures w14:val="standardContextual"/>
         </w:rPr>
       </w:pPr>
-      <w:hyperlink w:anchor="_Toc237977692" w:history="1">
+      <w:hyperlink w:anchor="_Toc238277971" w:history="1">
         <w:r>
           <w:rPr>
             <w:rStyle w:val="aff1"/>
@@ -2860,7 +2854,7 @@
             <w:noProof/>
             <w:webHidden/>
           </w:rPr>
-          <w:instrText xml:space="preserve"> PAGEREF _Toc237977692 \h </w:instrText>
+          <w:instrText xml:space="preserve"> PAGEREF _Toc238277971 \h </w:instrText>
         </w:r>
         <w:r>
           <w:rPr>
@@ -2880,7 +2874,7 @@
             <w:noProof/>
             <w:webHidden/>
           </w:rPr>
-          <w:t>17</w:t>
+          <w:t>16</w:t>
         </w:r>
         <w:r>
           <w:rPr>
@@ -2909,7 +2903,7 @@
           <w14:ligatures w14:val="standardContextual"/>
         </w:rPr>
       </w:pPr>
-      <w:hyperlink w:anchor="_Toc237977693" w:history="1">
+      <w:hyperlink w:anchor="_Toc238277972" w:history="1">
         <w:r>
           <w:rPr>
             <w:rStyle w:val="aff1"/>
@@ -2936,7 +2930,7 @@
             <w:noProof/>
             <w:webHidden/>
           </w:rPr>
-          <w:instrText xml:space="preserve"> PAGEREF _Toc237977693 \h </w:instrText>
+          <w:instrText xml:space="preserve"> PAGEREF _Toc238277972 \h </w:instrText>
         </w:r>
         <w:r>
           <w:rPr>
@@ -2956,7 +2950,7 @@
             <w:noProof/>
             <w:webHidden/>
           </w:rPr>
-          <w:t>18</w:t>
+          <w:t>17</w:t>
         </w:r>
         <w:r>
           <w:rPr>
@@ -2985,7 +2979,7 @@
           <w14:ligatures w14:val="standardContextual"/>
         </w:rPr>
       </w:pPr>
-      <w:hyperlink w:anchor="_Toc237977694" w:history="1">
+      <w:hyperlink w:anchor="_Toc238277973" w:history="1">
         <w:r>
           <w:rPr>
             <w:rStyle w:val="aff1"/>
@@ -3012,7 +3006,7 @@
             <w:noProof/>
             <w:webHidden/>
           </w:rPr>
-          <w:instrText xml:space="preserve"> PAGEREF _Toc237977694 \h </w:instrText>
+          <w:instrText xml:space="preserve"> PAGEREF _Toc238277973 \h </w:instrText>
         </w:r>
         <w:r>
           <w:rPr>
@@ -3032,7 +3026,7 @@
             <w:noProof/>
             <w:webHidden/>
           </w:rPr>
-          <w:t>18</w:t>
+          <w:t>17</w:t>
         </w:r>
         <w:r>
           <w:rPr>
@@ -3060,7 +3054,7 @@
           <w14:ligatures w14:val="standardContextual"/>
         </w:rPr>
       </w:pPr>
-      <w:hyperlink w:anchor="_Toc237977695" w:history="1">
+      <w:hyperlink w:anchor="_Toc238277974" w:history="1">
         <w:r>
           <w:rPr>
             <w:rStyle w:val="aff1"/>
@@ -3087,7 +3081,7 @@
             <w:noProof/>
             <w:webHidden/>
           </w:rPr>
-          <w:instrText xml:space="preserve"> PAGEREF _Toc237977695 \h </w:instrText>
+          <w:instrText xml:space="preserve"> PAGEREF _Toc238277974 \h </w:instrText>
         </w:r>
         <w:r>
           <w:rPr>
@@ -3107,7 +3101,7 @@
             <w:noProof/>
             <w:webHidden/>
           </w:rPr>
-          <w:t>19</w:t>
+          <w:t>18</w:t>
         </w:r>
         <w:r>
           <w:rPr>
@@ -3136,7 +3130,7 @@
           <w14:ligatures w14:val="standardContextual"/>
         </w:rPr>
       </w:pPr>
-      <w:hyperlink w:anchor="_Toc237977696" w:history="1">
+      <w:hyperlink w:anchor="_Toc238277975" w:history="1">
         <w:r>
           <w:rPr>
             <w:rStyle w:val="aff1"/>
@@ -3163,7 +3157,7 @@
             <w:noProof/>
             <w:webHidden/>
           </w:rPr>
-          <w:instrText xml:space="preserve"> PAGEREF _Toc237977696 \h </w:instrText>
+          <w:instrText xml:space="preserve"> PAGEREF _Toc238277975 \h </w:instrText>
         </w:r>
         <w:r>
           <w:rPr>
@@ -3183,7 +3177,7 @@
             <w:noProof/>
             <w:webHidden/>
           </w:rPr>
-          <w:t>19</w:t>
+          <w:t>18</w:t>
         </w:r>
         <w:r>
           <w:rPr>
@@ -3212,7 +3206,7 @@
           <w14:ligatures w14:val="standardContextual"/>
         </w:rPr>
       </w:pPr>
-      <w:hyperlink w:anchor="_Toc237977697" w:history="1">
+      <w:hyperlink w:anchor="_Toc238277976" w:history="1">
         <w:r>
           <w:rPr>
             <w:rStyle w:val="aff1"/>
@@ -3239,7 +3233,7 @@
             <w:noProof/>
             <w:webHidden/>
           </w:rPr>
-          <w:instrText xml:space="preserve"> PAGEREF _Toc237977697 \h </w:instrText>
+          <w:instrText xml:space="preserve"> PAGEREF _Toc238277976 \h </w:instrText>
         </w:r>
         <w:r>
           <w:rPr>
@@ -3259,7 +3253,7 @@
             <w:noProof/>
             <w:webHidden/>
           </w:rPr>
-          <w:t>19</w:t>
+          <w:t>18</w:t>
         </w:r>
         <w:r>
           <w:rPr>
@@ -3288,7 +3282,7 @@
           <w14:ligatures w14:val="standardContextual"/>
         </w:rPr>
       </w:pPr>
-      <w:hyperlink w:anchor="_Toc237977698" w:history="1">
+      <w:hyperlink w:anchor="_Toc238277977" w:history="1">
         <w:r>
           <w:rPr>
             <w:rStyle w:val="aff1"/>
@@ -3315,15 +3309,7 @@
             <w:noProof/>
             <w:webHidden/>
           </w:rPr>
-          <w:instrText xml:space="preserve"> PAGEREF _Toc23797769</w:instrText>
-        </w:r>
-        <w:r>
-          <w:rPr>
-            <w:noProof/>
-            <w:webHidden/>
-          </w:rPr>
-          <w:lastRenderedPageBreak/>
-          <w:instrText xml:space="preserve">8 \h </w:instrText>
+          <w:instrText xml:space="preserve"> PAGEREF _Toc238277977 \h </w:instrText>
         </w:r>
         <w:r>
           <w:rPr>
@@ -3343,7 +3329,7 @@
             <w:noProof/>
             <w:webHidden/>
           </w:rPr>
-          <w:t>19</w:t>
+          <w:t>18</w:t>
         </w:r>
         <w:r>
           <w:rPr>
@@ -3372,7 +3358,7 @@
           <w14:ligatures w14:val="standardContextual"/>
         </w:rPr>
       </w:pPr>
-      <w:hyperlink w:anchor="_Toc237977699" w:history="1">
+      <w:hyperlink w:anchor="_Toc238277978" w:history="1">
         <w:r>
           <w:rPr>
             <w:rStyle w:val="aff1"/>
@@ -3399,7 +3385,7 @@
             <w:noProof/>
             <w:webHidden/>
           </w:rPr>
-          <w:instrText xml:space="preserve"> PAGEREF _Toc237977699 \h </w:instrText>
+          <w:instrText xml:space="preserve"> PAGEREF _Toc238277978 \h </w:instrText>
         </w:r>
         <w:r>
           <w:rPr>
@@ -3419,7 +3405,7 @@
             <w:noProof/>
             <w:webHidden/>
           </w:rPr>
-          <w:t>19</w:t>
+          <w:t>18</w:t>
         </w:r>
         <w:r>
           <w:rPr>
@@ -3448,7 +3434,7 @@
           <w14:ligatures w14:val="standardContextual"/>
         </w:rPr>
       </w:pPr>
-      <w:hyperlink w:anchor="_Toc237977700" w:history="1">
+      <w:hyperlink w:anchor="_Toc238277979" w:history="1">
         <w:r>
           <w:rPr>
             <w:rStyle w:val="aff1"/>
@@ -3475,7 +3461,7 @@
             <w:noProof/>
             <w:webHidden/>
           </w:rPr>
-          <w:instrText xml:space="preserve"> PAGEREF _Toc237977700 \h </w:instrText>
+          <w:instrText xml:space="preserve"> PAGEREF _Toc238277979 \h </w:instrText>
         </w:r>
         <w:r>
           <w:rPr>
@@ -3495,7 +3481,7 @@
             <w:noProof/>
             <w:webHidden/>
           </w:rPr>
-          <w:t>20</w:t>
+          <w:t>19</w:t>
         </w:r>
         <w:r>
           <w:rPr>
@@ -3524,7 +3510,7 @@
           <w14:ligatures w14:val="standardContextual"/>
         </w:rPr>
       </w:pPr>
-      <w:hyperlink w:anchor="_Toc237977701" w:history="1">
+      <w:hyperlink w:anchor="_Toc238277980" w:history="1">
         <w:r>
           <w:rPr>
             <w:rStyle w:val="aff1"/>
@@ -3551,7 +3537,7 @@
             <w:noProof/>
             <w:webHidden/>
           </w:rPr>
-          <w:instrText xml:space="preserve"> PAGEREF _Toc237977701 \h </w:instrText>
+          <w:instrText xml:space="preserve"> PAGEREF _Toc238277980 \h </w:instrText>
         </w:r>
         <w:r>
           <w:rPr>
@@ -3571,7 +3557,7 @@
             <w:noProof/>
             <w:webHidden/>
           </w:rPr>
-          <w:t>20</w:t>
+          <w:t>19</w:t>
         </w:r>
         <w:r>
           <w:rPr>
@@ -3600,7 +3586,7 @@
           <w14:ligatures w14:val="standardContextual"/>
         </w:rPr>
       </w:pPr>
-      <w:hyperlink w:anchor="_Toc237977702" w:history="1">
+      <w:hyperlink w:anchor="_Toc238277981" w:history="1">
         <w:r>
           <w:rPr>
             <w:rStyle w:val="aff1"/>
@@ -3627,7 +3613,7 @@
             <w:noProof/>
             <w:webHidden/>
           </w:rPr>
-          <w:instrText xml:space="preserve"> PAGEREF _Toc237977702 \h </w:instrText>
+          <w:instrText xml:space="preserve"> PAGEREF _Toc238277981 \h </w:instrText>
         </w:r>
         <w:r>
           <w:rPr>
@@ -3647,7 +3633,7 @@
             <w:noProof/>
             <w:webHidden/>
           </w:rPr>
-          <w:t>20</w:t>
+          <w:t>19</w:t>
         </w:r>
         <w:r>
           <w:rPr>
@@ -3676,7 +3662,7 @@
           <w14:ligatures w14:val="standardContextual"/>
         </w:rPr>
       </w:pPr>
-      <w:hyperlink w:anchor="_Toc237977703" w:history="1">
+      <w:hyperlink w:anchor="_Toc238277982" w:history="1">
         <w:r>
           <w:rPr>
             <w:rStyle w:val="aff1"/>
@@ -3703,7 +3689,7 @@
             <w:noProof/>
             <w:webHidden/>
           </w:rPr>
-          <w:instrText xml:space="preserve"> PAGEREF _Toc237977703 \h </w:instrText>
+          <w:instrText xml:space="preserve"> PAGEREF _Toc238277982 \h </w:instrText>
         </w:r>
         <w:r>
           <w:rPr>
@@ -3723,7 +3709,7 @@
             <w:noProof/>
             <w:webHidden/>
           </w:rPr>
-          <w:t>21</w:t>
+          <w:t>20</w:t>
         </w:r>
         <w:r>
           <w:rPr>
@@ -3752,7 +3738,7 @@
           <w14:ligatures w14:val="standardContextual"/>
         </w:rPr>
       </w:pPr>
-      <w:hyperlink w:anchor="_Toc237977704" w:history="1">
+      <w:hyperlink w:anchor="_Toc238277983" w:history="1">
         <w:r>
           <w:rPr>
             <w:rStyle w:val="aff1"/>
@@ -3779,7 +3765,7 @@
             <w:noProof/>
             <w:webHidden/>
           </w:rPr>
-          <w:instrText xml:space="preserve"> PAGEREF _Toc237977704 \h </w:instrText>
+          <w:instrText xml:space="preserve"> PAGEREF _Toc238277983 \h </w:instrText>
         </w:r>
         <w:r>
           <w:rPr>
@@ -3799,7 +3785,7 @@
             <w:noProof/>
             <w:webHidden/>
           </w:rPr>
-          <w:t>21</w:t>
+          <w:t>20</w:t>
         </w:r>
         <w:r>
           <w:rPr>
@@ -3827,7 +3813,7 @@
           <w14:ligatures w14:val="standardContextual"/>
         </w:rPr>
       </w:pPr>
-      <w:hyperlink w:anchor="_Toc237977705" w:history="1">
+      <w:hyperlink w:anchor="_Toc238277984" w:history="1">
         <w:r>
           <w:rPr>
             <w:rStyle w:val="aff1"/>
@@ -3854,7 +3840,7 @@
             <w:noProof/>
             <w:webHidden/>
           </w:rPr>
-          <w:instrText xml:space="preserve"> PAGEREF _Toc237977705 \h </w:instrText>
+          <w:instrText xml:space="preserve"> PAGEREF _Toc238277984 \h </w:instrText>
         </w:r>
         <w:r>
           <w:rPr>
@@ -3874,7 +3860,7 @@
             <w:noProof/>
             <w:webHidden/>
           </w:rPr>
-          <w:t>22</w:t>
+          <w:t>21</w:t>
         </w:r>
         <w:r>
           <w:rPr>
@@ -3903,7 +3889,7 @@
           <w14:ligatures w14:val="standardContextual"/>
         </w:rPr>
       </w:pPr>
-      <w:hyperlink w:anchor="_Toc237977706" w:history="1">
+      <w:hyperlink w:anchor="_Toc238277985" w:history="1">
         <w:r>
           <w:rPr>
             <w:rStyle w:val="aff1"/>
@@ -3930,7 +3916,7 @@
             <w:noProof/>
             <w:webHidden/>
           </w:rPr>
-          <w:instrText xml:space="preserve"> PAGEREF _Toc237977706 \h </w:instrText>
+          <w:instrText xml:space="preserve"> PAGEREF _Toc238277985 \h </w:instrText>
         </w:r>
         <w:r>
           <w:rPr>
@@ -3950,7 +3936,7 @@
             <w:noProof/>
             <w:webHidden/>
           </w:rPr>
-          <w:t>22</w:t>
+          <w:t>21</w:t>
         </w:r>
         <w:r>
           <w:rPr>
@@ -3979,7 +3965,7 @@
           <w14:ligatures w14:val="standardContextual"/>
         </w:rPr>
       </w:pPr>
-      <w:hyperlink w:anchor="_Toc237977707" w:history="1">
+      <w:hyperlink w:anchor="_Toc238277986" w:history="1">
         <w:r>
           <w:rPr>
             <w:rStyle w:val="aff1"/>
@@ -4006,7 +3992,7 @@
             <w:noProof/>
             <w:webHidden/>
           </w:rPr>
-          <w:instrText xml:space="preserve"> PAGEREF _Toc237977707 \h </w:instrText>
+          <w:instrText xml:space="preserve"> PAGEREF _Toc238277986 \h </w:instrText>
         </w:r>
         <w:r>
           <w:rPr>
@@ -4026,7 +4012,7 @@
             <w:noProof/>
             <w:webHidden/>
           </w:rPr>
-          <w:t>22</w:t>
+          <w:t>21</w:t>
         </w:r>
         <w:r>
           <w:rPr>
@@ -4055,7 +4041,7 @@
           <w14:ligatures w14:val="standardContextual"/>
         </w:rPr>
       </w:pPr>
-      <w:hyperlink w:anchor="_Toc237977708" w:history="1">
+      <w:hyperlink w:anchor="_Toc238277987" w:history="1">
         <w:r>
           <w:rPr>
             <w:rStyle w:val="aff1"/>
@@ -4082,7 +4068,7 @@
             <w:noProof/>
             <w:webHidden/>
           </w:rPr>
-          <w:instrText xml:space="preserve"> PAGEREF _Toc237977708 \h </w:instrText>
+          <w:instrText xml:space="preserve"> PAGEREF _Toc238277987 \h </w:instrText>
         </w:r>
         <w:r>
           <w:rPr>
@@ -4102,7 +4088,7 @@
             <w:noProof/>
             <w:webHidden/>
           </w:rPr>
-          <w:t>22</w:t>
+          <w:t>21</w:t>
         </w:r>
         <w:r>
           <w:rPr>
@@ -4131,7 +4117,7 @@
           <w14:ligatures w14:val="standardContextual"/>
         </w:rPr>
       </w:pPr>
-      <w:hyperlink w:anchor="_Toc237977709" w:history="1">
+      <w:hyperlink w:anchor="_Toc238277988" w:history="1">
         <w:r>
           <w:rPr>
             <w:rStyle w:val="aff1"/>
@@ -4158,7 +4144,7 @@
             <w:noProof/>
             <w:webHidden/>
           </w:rPr>
-          <w:instrText xml:space="preserve"> PAGEREF _Toc237977709 \h </w:instrText>
+          <w:instrText xml:space="preserve"> PAGEREF _Toc238277988 \h </w:instrText>
         </w:r>
         <w:r>
           <w:rPr>
@@ -4178,7 +4164,7 @@
             <w:noProof/>
             <w:webHidden/>
           </w:rPr>
-          <w:t>23</w:t>
+          <w:t>22</w:t>
         </w:r>
         <w:r>
           <w:rPr>
@@ -4207,7 +4193,7 @@
           <w14:ligatures w14:val="standardContextual"/>
         </w:rPr>
       </w:pPr>
-      <w:hyperlink w:anchor="_Toc237977710" w:history="1">
+      <w:hyperlink w:anchor="_Toc238277989" w:history="1">
         <w:r>
           <w:rPr>
             <w:rStyle w:val="aff1"/>
@@ -4234,7 +4220,7 @@
             <w:noProof/>
             <w:webHidden/>
           </w:rPr>
-          <w:instrText xml:space="preserve"> PAGEREF _Toc237977710 \h </w:instrText>
+          <w:instrText xml:space="preserve"> PAGEREF _Toc238277989 \h </w:instrText>
         </w:r>
         <w:r>
           <w:rPr>
@@ -4254,7 +4240,7 @@
             <w:noProof/>
             <w:webHidden/>
           </w:rPr>
-          <w:t>23</w:t>
+          <w:t>22</w:t>
         </w:r>
         <w:r>
           <w:rPr>
@@ -4283,7 +4269,7 @@
           <w14:ligatures w14:val="standardContextual"/>
         </w:rPr>
       </w:pPr>
-      <w:hyperlink w:anchor="_Toc237977711" w:history="1">
+      <w:hyperlink w:anchor="_Toc238277990" w:history="1">
         <w:r>
           <w:rPr>
             <w:rStyle w:val="aff1"/>
@@ -4310,7 +4296,7 @@
             <w:noProof/>
             <w:webHidden/>
           </w:rPr>
-          <w:instrText xml:space="preserve"> PAGEREF _Toc237977711 \h </w:instrText>
+          <w:instrText xml:space="preserve"> PAGEREF _Toc238277990 \h </w:instrText>
         </w:r>
         <w:r>
           <w:rPr>
@@ -4330,7 +4316,7 @@
             <w:noProof/>
             <w:webHidden/>
           </w:rPr>
-          <w:t>24</w:t>
+          <w:t>23</w:t>
         </w:r>
         <w:r>
           <w:rPr>
@@ -4359,7 +4345,7 @@
           <w14:ligatures w14:val="standardContextual"/>
         </w:rPr>
       </w:pPr>
-      <w:hyperlink w:anchor="_Toc237977712" w:history="1">
+      <w:hyperlink w:anchor="_Toc238277991" w:history="1">
         <w:r>
           <w:rPr>
             <w:rStyle w:val="aff1"/>
@@ -4386,7 +4372,7 @@
             <w:noProof/>
             <w:webHidden/>
           </w:rPr>
-          <w:instrText xml:space="preserve"> PAGEREF _Toc237977712 \h </w:instrText>
+          <w:instrText xml:space="preserve"> PAGEREF _Toc238277991 \h </w:instrText>
         </w:r>
         <w:r>
           <w:rPr>
@@ -4406,7 +4392,7 @@
             <w:noProof/>
             <w:webHidden/>
           </w:rPr>
-          <w:t>24</w:t>
+          <w:t>23</w:t>
         </w:r>
         <w:r>
           <w:rPr>
@@ -4435,7 +4421,7 @@
           <w14:ligatures w14:val="standardContextual"/>
         </w:rPr>
       </w:pPr>
-      <w:hyperlink w:anchor="_Toc237977713" w:history="1">
+      <w:hyperlink w:anchor="_Toc238277992" w:history="1">
         <w:r>
           <w:rPr>
             <w:rStyle w:val="aff1"/>
@@ -4462,7 +4448,7 @@
             <w:noProof/>
             <w:webHidden/>
           </w:rPr>
-          <w:instrText xml:space="preserve"> PAGEREF _Toc237977713 \h </w:instrText>
+          <w:instrText xml:space="preserve"> PAGEREF _Toc238277992 \h </w:instrText>
         </w:r>
         <w:r>
           <w:rPr>
@@ -4482,7 +4468,7 @@
             <w:noProof/>
             <w:webHidden/>
           </w:rPr>
-          <w:t>25</w:t>
+          <w:t>24</w:t>
         </w:r>
         <w:r>
           <w:rPr>
@@ -4510,7 +4496,7 @@
           <w14:ligatures w14:val="standardContextual"/>
         </w:rPr>
       </w:pPr>
-      <w:hyperlink w:anchor="_Toc237977714" w:history="1">
+      <w:hyperlink w:anchor="_Toc238277993" w:history="1">
         <w:r>
           <w:rPr>
             <w:rStyle w:val="aff1"/>
@@ -4537,7 +4523,7 @@
             <w:noProof/>
             <w:webHidden/>
           </w:rPr>
-          <w:instrText xml:space="preserve"> PAGEREF _Toc237977714 \h </w:instrText>
+          <w:instrText xml:space="preserve"> PAGEREF _Toc238277993 \h </w:instrText>
         </w:r>
         <w:r>
           <w:rPr>
@@ -4557,7 +4543,7 @@
             <w:noProof/>
             <w:webHidden/>
           </w:rPr>
-          <w:t>26</w:t>
+          <w:t>25</w:t>
         </w:r>
         <w:r>
           <w:rPr>
@@ -4586,7 +4572,7 @@
           <w14:ligatures w14:val="standardContextual"/>
         </w:rPr>
       </w:pPr>
-      <w:hyperlink w:anchor="_Toc237977715" w:history="1">
+      <w:hyperlink w:anchor="_Toc238277994" w:history="1">
         <w:r>
           <w:rPr>
             <w:rStyle w:val="aff1"/>
@@ -4613,7 +4599,7 @@
             <w:noProof/>
             <w:webHidden/>
           </w:rPr>
-          <w:instrText xml:space="preserve"> PAGEREF _Toc237977715 \h </w:instrText>
+          <w:instrText xml:space="preserve"> PAGEREF _Toc238277994 \h </w:instrText>
         </w:r>
         <w:r>
           <w:rPr>
@@ -4633,7 +4619,7 @@
             <w:noProof/>
             <w:webHidden/>
           </w:rPr>
-          <w:t>26</w:t>
+          <w:t>25</w:t>
         </w:r>
         <w:r>
           <w:rPr>
@@ -4662,7 +4648,7 @@
           <w14:ligatures w14:val="standardContextual"/>
         </w:rPr>
       </w:pPr>
-      <w:hyperlink w:anchor="_Toc237977716" w:history="1">
+      <w:hyperlink w:anchor="_Toc238277995" w:history="1">
         <w:r>
           <w:rPr>
             <w:rStyle w:val="aff1"/>
@@ -4689,7 +4675,7 @@
             <w:noProof/>
             <w:webHidden/>
           </w:rPr>
-          <w:instrText xml:space="preserve"> PAGEREF _Toc237977716 \h </w:instrText>
+          <w:instrText xml:space="preserve"> PAGEREF _Toc238277995 \h </w:instrText>
         </w:r>
         <w:r>
           <w:rPr>
@@ -4709,7 +4695,7 @@
             <w:noProof/>
             <w:webHidden/>
           </w:rPr>
-          <w:t>26</w:t>
+          <w:t>25</w:t>
         </w:r>
         <w:r>
           <w:rPr>
@@ -4738,7 +4724,7 @@
           <w14:ligatures w14:val="standardContextual"/>
         </w:rPr>
       </w:pPr>
-      <w:hyperlink w:anchor="_Toc237977717" w:history="1">
+      <w:hyperlink w:anchor="_Toc238277996" w:history="1">
         <w:r>
           <w:rPr>
             <w:rStyle w:val="aff1"/>
@@ -4765,7 +4751,7 @@
             <w:noProof/>
             <w:webHidden/>
           </w:rPr>
-          <w:instrText xml:space="preserve"> PAGEREF _Toc237977717 \h </w:instrText>
+          <w:instrText xml:space="preserve"> PAGEREF _Toc238277996 \h </w:instrText>
         </w:r>
         <w:r>
           <w:rPr>
@@ -4785,7 +4771,7 @@
             <w:noProof/>
             <w:webHidden/>
           </w:rPr>
-          <w:t>26</w:t>
+          <w:t>25</w:t>
         </w:r>
         <w:r>
           <w:rPr>
@@ -4814,7 +4800,7 @@
           <w14:ligatures w14:val="standardContextual"/>
         </w:rPr>
       </w:pPr>
-      <w:hyperlink w:anchor="_Toc237977718" w:history="1">
+      <w:hyperlink w:anchor="_Toc238277997" w:history="1">
         <w:r>
           <w:rPr>
             <w:rStyle w:val="aff1"/>
@@ -4841,7 +4827,7 @@
             <w:noProof/>
             <w:webHidden/>
           </w:rPr>
-          <w:instrText xml:space="preserve"> PAGEREF _Toc237977718 \h </w:instrText>
+          <w:instrText xml:space="preserve"> PAGEREF _Toc238277997 \h </w:instrText>
         </w:r>
         <w:r>
           <w:rPr>
@@ -4861,7 +4847,7 @@
             <w:noProof/>
             <w:webHidden/>
           </w:rPr>
-          <w:t>27</w:t>
+          <w:t>26</w:t>
         </w:r>
         <w:r>
           <w:rPr>
@@ -4890,7 +4876,7 @@
           <w14:ligatures w14:val="standardContextual"/>
         </w:rPr>
       </w:pPr>
-      <w:hyperlink w:anchor="_Toc237977719" w:history="1">
+      <w:hyperlink w:anchor="_Toc238277998" w:history="1">
         <w:r>
           <w:rPr>
             <w:rStyle w:val="aff1"/>
@@ -4917,7 +4903,7 @@
             <w:noProof/>
             <w:webHidden/>
           </w:rPr>
-          <w:instrText xml:space="preserve"> PAGEREF _Toc237977719 \h </w:instrText>
+          <w:instrText xml:space="preserve"> PAGEREF _Toc238277998 \h </w:instrText>
         </w:r>
         <w:r>
           <w:rPr>
@@ -4937,7 +4923,7 @@
             <w:noProof/>
             <w:webHidden/>
           </w:rPr>
-          <w:t>27</w:t>
+          <w:t>26</w:t>
         </w:r>
         <w:r>
           <w:rPr>
@@ -4966,7 +4952,7 @@
           <w14:ligatures w14:val="standardContextual"/>
         </w:rPr>
       </w:pPr>
-      <w:hyperlink w:anchor="_Toc237977720" w:history="1">
+      <w:hyperlink w:anchor="_Toc238277999" w:history="1">
         <w:r>
           <w:rPr>
             <w:rStyle w:val="aff1"/>
@@ -4993,7 +4979,7 @@
             <w:noProof/>
             <w:webHidden/>
           </w:rPr>
-          <w:instrText xml:space="preserve"> PAGEREF _Toc237977720 \h </w:instrText>
+          <w:instrText xml:space="preserve"> PAGEREF _Toc238277999 \h </w:instrText>
         </w:r>
         <w:r>
           <w:rPr>
@@ -5013,7 +4999,7 @@
             <w:noProof/>
             <w:webHidden/>
           </w:rPr>
-          <w:t>27</w:t>
+          <w:t>26</w:t>
         </w:r>
         <w:r>
           <w:rPr>
@@ -5042,7 +5028,7 @@
           <w14:ligatures w14:val="standardContextual"/>
         </w:rPr>
       </w:pPr>
-      <w:hyperlink w:anchor="_Toc237977721" w:history="1">
+      <w:hyperlink w:anchor="_Toc238278000" w:history="1">
         <w:r>
           <w:rPr>
             <w:rStyle w:val="aff1"/>
@@ -5069,7 +5055,7 @@
             <w:noProof/>
             <w:webHidden/>
           </w:rPr>
-          <w:instrText xml:space="preserve"> PAGEREF _Toc237977721 \h </w:instrText>
+          <w:instrText xml:space="preserve"> PAGEREF _Toc238278000 \h </w:instrText>
         </w:r>
         <w:r>
           <w:rPr>
@@ -5089,7 +5075,7 @@
             <w:noProof/>
             <w:webHidden/>
           </w:rPr>
-          <w:t>28</w:t>
+          <w:t>27</w:t>
         </w:r>
         <w:r>
           <w:rPr>
@@ -5117,7 +5103,7 @@
           <w14:ligatures w14:val="standardContextual"/>
         </w:rPr>
       </w:pPr>
-      <w:hyperlink w:anchor="_Toc237977722" w:history="1">
+      <w:hyperlink w:anchor="_Toc238278001" w:history="1">
         <w:r>
           <w:rPr>
             <w:rStyle w:val="aff1"/>
@@ -5144,7 +5130,7 @@
             <w:noProof/>
             <w:webHidden/>
           </w:rPr>
-          <w:instrText xml:space="preserve"> PAGEREF _Toc237977722 \h </w:instrText>
+          <w:instrText xml:space="preserve"> PAGEREF _Toc238278001 \h </w:instrText>
         </w:r>
         <w:r>
           <w:rPr>
@@ -5164,7 +5150,7 @@
             <w:noProof/>
             <w:webHidden/>
           </w:rPr>
-          <w:t>29</w:t>
+          <w:t>28</w:t>
         </w:r>
         <w:r>
           <w:rPr>
@@ -5192,7 +5178,7 @@
           <w14:ligatures w14:val="standardContextual"/>
         </w:rPr>
       </w:pPr>
-      <w:hyperlink w:anchor="_Toc237977723" w:history="1">
+      <w:hyperlink w:anchor="_Toc238278002" w:history="1">
         <w:r>
           <w:rPr>
             <w:rStyle w:val="aff1"/>
@@ -5219,7 +5205,7 @@
             <w:noProof/>
             <w:webHidden/>
           </w:rPr>
-          <w:instrText xml:space="preserve"> PAGEREF _Toc237977723 \h </w:instrText>
+          <w:instrText xml:space="preserve"> PAGEREF _Toc238278002 \h </w:instrText>
         </w:r>
         <w:r>
           <w:rPr>
@@ -5239,7 +5225,7 @@
             <w:noProof/>
             <w:webHidden/>
           </w:rPr>
-          <w:t>30</w:t>
+          <w:t>29</w:t>
         </w:r>
         <w:r>
           <w:rPr>
@@ -5267,7 +5253,7 @@
           <w14:ligatures w14:val="standardContextual"/>
         </w:rPr>
       </w:pPr>
-      <w:hyperlink w:anchor="_Toc237977724" w:history="1">
+      <w:hyperlink w:anchor="_Toc238278003" w:history="1">
         <w:r>
           <w:rPr>
             <w:rStyle w:val="aff1"/>
@@ -5294,7 +5280,7 @@
             <w:noProof/>
             <w:webHidden/>
           </w:rPr>
-          <w:instrText xml:space="preserve"> PAGEREF _Toc237977724 \h </w:instrText>
+          <w:instrText xml:space="preserve"> PAGEREF _Toc238278003 \h </w:instrText>
         </w:r>
         <w:r>
           <w:rPr>
@@ -5314,7 +5300,7 @@
             <w:noProof/>
             <w:webHidden/>
           </w:rPr>
-          <w:t>31</w:t>
+          <w:t>30</w:t>
         </w:r>
         <w:r>
           <w:rPr>
@@ -5331,19 +5317,6 @@
       </w:pPr>
       <w:r>
         <w:fldChar w:fldCharType="end"/>
-      </w:r>
-    </w:p>
-    <w:p>
-      <w:pPr>
-        <w:pStyle w:val="CaptionCustom"/>
-      </w:pPr>
-      <w:r>
-        <w:t>문서를 연 뒤 Ctrl+A → F9로 목차와 페이지 번호를 갱신하세요.</w:t>
-      </w:r>
-    </w:p>
-    <w:p>
-      <w:r>
-        <w:br w:type="page"/>
       </w:r>
     </w:p>
     <w:p>
@@ -5354,9 +5327,8 @@
           <w:numId w:val="7"/>
         </w:numPr>
       </w:pPr>
-      <w:bookmarkStart w:id="0" w:name="_Toc237977662"/>
-      <w:r>
-        <w:lastRenderedPageBreak/>
+      <w:bookmarkStart w:id="0" w:name="_Toc238277941"/>
+      <w:r>
         <w:t>게임</w:t>
       </w:r>
       <w:r>
@@ -5387,7 +5359,7 @@
           <w:numId w:val="7"/>
         </w:numPr>
       </w:pPr>
-      <w:bookmarkStart w:id="1" w:name="_Toc237977663"/>
+      <w:bookmarkStart w:id="1" w:name="_Toc238277942"/>
       <w:r>
         <w:t>Executive Summary</w:t>
       </w:r>
@@ -5416,6 +5388,7 @@
       </w:tblGrid>
       <w:tr>
         <w:trPr>
+          <w:cantSplit/>
           <w:jc w:val="center"/>
         </w:trPr>
         <w:tc>
@@ -5454,7 +5427,7 @@
           <w:numId w:val="7"/>
         </w:numPr>
       </w:pPr>
-      <w:bookmarkStart w:id="2" w:name="_Toc237977664"/>
+      <w:bookmarkStart w:id="2" w:name="_Toc238277943"/>
       <w:r>
         <w:t>Rev 14 Release Profile</w:t>
       </w:r>
@@ -5706,7 +5679,7 @@
           <w:numId w:val="7"/>
         </w:numPr>
       </w:pPr>
-      <w:bookmarkStart w:id="3" w:name="_Toc237977665"/>
+      <w:bookmarkStart w:id="3" w:name="_Toc238277944"/>
       <w:r>
         <w:t>제품</w:t>
       </w:r>
@@ -5736,7 +5709,6 @@
       <w:tr>
         <w:trPr>
           <w:cantSplit/>
-          <w:tblHeader/>
           <w:jc w:val="center"/>
         </w:trPr>
         <w:tc>
@@ -5955,7 +5927,6 @@
         </w:numPr>
       </w:pPr>
       <w:r>
-        <w:lastRenderedPageBreak/>
         <w:t>W8은 세 맵 Release Shape와 Feature Lock 준비 구간이다.</w:t>
       </w:r>
     </w:p>
@@ -5991,7 +5962,7 @@
           <w:numId w:val="7"/>
         </w:numPr>
       </w:pPr>
-      <w:bookmarkStart w:id="4" w:name="_Toc237977666"/>
+      <w:bookmarkStart w:id="4" w:name="_Toc238277945"/>
       <w:r>
         <w:t>디자인</w:t>
       </w:r>
@@ -6019,7 +5990,6 @@
       <w:tr>
         <w:trPr>
           <w:cantSplit/>
-          <w:tblHeader/>
           <w:jc w:val="center"/>
         </w:trPr>
         <w:tc>
@@ -6307,7 +6277,7 @@
           <w:numId w:val="7"/>
         </w:numPr>
       </w:pPr>
-      <w:bookmarkStart w:id="5" w:name="_Toc237977667"/>
+      <w:bookmarkStart w:id="5" w:name="_Toc238277946"/>
       <w:r>
         <w:t>Target Experience</w:t>
       </w:r>
@@ -6381,7 +6351,7 @@
           <w:numId w:val="7"/>
         </w:numPr>
       </w:pPr>
-      <w:bookmarkStart w:id="6" w:name="_Toc237977668"/>
+      <w:bookmarkStart w:id="6" w:name="_Toc238277947"/>
       <w:r>
         <w:t>명시적</w:t>
       </w:r>
@@ -6408,7 +6378,6 @@
       <w:tr>
         <w:trPr>
           <w:cantSplit/>
-          <w:tblHeader/>
           <w:jc w:val="center"/>
         </w:trPr>
         <w:tc>
@@ -6648,9 +6617,8 @@
           <w:numId w:val="7"/>
         </w:numPr>
       </w:pPr>
-      <w:bookmarkStart w:id="7" w:name="_Toc237977669"/>
-      <w:r>
-        <w:lastRenderedPageBreak/>
+      <w:bookmarkStart w:id="7" w:name="_Toc238277948"/>
+      <w:r>
         <w:t>Contract Run</w:t>
       </w:r>
       <w:r>
@@ -6684,7 +6652,7 @@
           <w:numId w:val="7"/>
         </w:numPr>
       </w:pPr>
-      <w:bookmarkStart w:id="8" w:name="_Toc237977670"/>
+      <w:bookmarkStart w:id="8" w:name="_Toc238277949"/>
       <w:r>
         <w:t>Core Loop</w:t>
       </w:r>
@@ -6706,7 +6674,6 @@
       <w:tr>
         <w:trPr>
           <w:cantSplit/>
-          <w:tblHeader/>
           <w:jc w:val="center"/>
         </w:trPr>
         <w:tc>
@@ -6992,7 +6959,11 @@
           </w:tcPr>
           <w:p>
             <w:r>
-              <w:t>5. 검토·교체·운반</w:t>
+              <w:t>5. 검토·</w:t>
+            </w:r>
+            <w:r>
+              <w:br/>
+              <w:t>교체·운반</w:t>
             </w:r>
           </w:p>
         </w:tc>
@@ -7168,7 +7139,7 @@
           <w:numId w:val="7"/>
         </w:numPr>
       </w:pPr>
-      <w:bookmarkStart w:id="9" w:name="_Toc237977671"/>
+      <w:bookmarkStart w:id="9" w:name="_Toc238277950"/>
       <w:r>
         <w:t xml:space="preserve">Contract </w:t>
       </w:r>
@@ -7205,7 +7176,6 @@
       <w:tr>
         <w:trPr>
           <w:cantSplit/>
-          <w:tblHeader/>
           <w:jc w:val="center"/>
         </w:trPr>
         <w:tc>
@@ -7586,9 +7556,8 @@
           <w:numId w:val="7"/>
         </w:numPr>
       </w:pPr>
-      <w:bookmarkStart w:id="10" w:name="_Toc237977672"/>
-      <w:r>
-        <w:lastRenderedPageBreak/>
+      <w:bookmarkStart w:id="10" w:name="_Toc238277951"/>
+      <w:r>
         <w:t>성공</w:t>
       </w:r>
       <w:r>
@@ -7627,7 +7596,6 @@
       <w:tr>
         <w:trPr>
           <w:cantSplit/>
-          <w:tblHeader/>
           <w:jc w:val="center"/>
         </w:trPr>
         <w:tc>
@@ -7872,7 +7840,7 @@
           <w:numId w:val="7"/>
         </w:numPr>
       </w:pPr>
-      <w:bookmarkStart w:id="11" w:name="_Toc237977673"/>
+      <w:bookmarkStart w:id="11" w:name="_Toc238277952"/>
       <w:r>
         <w:t>Greed Decision</w:t>
       </w:r>
@@ -7899,7 +7867,6 @@
       <w:tr>
         <w:trPr>
           <w:cantSplit/>
-          <w:tblHeader/>
           <w:jc w:val="center"/>
         </w:trPr>
         <w:tc>
@@ -8235,7 +8202,7 @@
           <w:numId w:val="7"/>
         </w:numPr>
       </w:pPr>
-      <w:bookmarkStart w:id="12" w:name="_Toc237977674"/>
+      <w:bookmarkStart w:id="12" w:name="_Toc238277953"/>
       <w:r>
         <w:t>15~25</w:t>
       </w:r>
@@ -8263,7 +8230,6 @@
       <w:tr>
         <w:trPr>
           <w:cantSplit/>
-          <w:tblHeader/>
           <w:jc w:val="center"/>
         </w:trPr>
         <w:tc>
@@ -8599,9 +8565,8 @@
           <w:numId w:val="7"/>
         </w:numPr>
       </w:pPr>
-      <w:bookmarkStart w:id="13" w:name="_Toc237977675"/>
-      <w:r>
-        <w:lastRenderedPageBreak/>
+      <w:bookmarkStart w:id="13" w:name="_Toc238277954"/>
+      <w:r>
         <w:t>위조와</w:t>
       </w:r>
       <w:r>
@@ -8626,7 +8591,7 @@
           <w:numId w:val="7"/>
         </w:numPr>
       </w:pPr>
-      <w:bookmarkStart w:id="14" w:name="_Toc237977676"/>
+      <w:bookmarkStart w:id="14" w:name="_Toc238277955"/>
       <w:r>
         <w:t>Artifact</w:t>
       </w:r>
@@ -8670,7 +8635,6 @@
       <w:tr>
         <w:trPr>
           <w:cantSplit/>
-          <w:tblHeader/>
           <w:jc w:val="center"/>
         </w:trPr>
         <w:tc>
@@ -8909,7 +8873,7 @@
           <w:numId w:val="7"/>
         </w:numPr>
       </w:pPr>
-      <w:bookmarkStart w:id="15" w:name="_Toc237977677"/>
+      <w:bookmarkStart w:id="15" w:name="_Toc238277956"/>
       <w:r>
         <w:t xml:space="preserve">Surface Forgery </w:t>
       </w:r>
@@ -8969,7 +8933,6 @@
         </w:numPr>
       </w:pPr>
       <w:r>
-        <w:lastRenderedPageBreak/>
         <w:t>기본 40초, 최소 20초, 최대 45초 안에 Quality 70 이상으로 Submit한다. Timeout은 현재 Stroke와 Preview를 폐기하고 Replica를 만들지 않으며, Case 근처의 유효한 Guard 한 명만 한 번 InvestigateNoise로 보낸다. Timeout 자체는 Alert를 올리지 않는다.</w:t>
       </w:r>
     </w:p>
@@ -9034,6 +8997,7 @@
       </w:tblGrid>
       <w:tr>
         <w:trPr>
+          <w:cantSplit/>
           <w:jc w:val="center"/>
         </w:trPr>
         <w:tc>
@@ -9087,7 +9051,7 @@
           <w:numId w:val="7"/>
         </w:numPr>
       </w:pPr>
-      <w:bookmarkStart w:id="16" w:name="_Toc237977678"/>
+      <w:bookmarkStart w:id="16" w:name="_Toc238277957"/>
       <w:r>
         <w:t>Object Assembly — Deferred Expansion</w:t>
       </w:r>
@@ -9154,9 +9118,8 @@
           <w:numId w:val="7"/>
         </w:numPr>
       </w:pPr>
-      <w:bookmarkStart w:id="17" w:name="_Toc237977679"/>
-      <w:r>
-        <w:lastRenderedPageBreak/>
+      <w:bookmarkStart w:id="17" w:name="_Toc238277958"/>
+      <w:r>
         <w:t>Quality</w:t>
       </w:r>
       <w:r>
@@ -9184,7 +9147,6 @@
       <w:tr>
         <w:trPr>
           <w:cantSplit/>
-          <w:tblHeader/>
           <w:jc w:val="center"/>
         </w:trPr>
         <w:tc>
@@ -9429,7 +9391,7 @@
           <w:numId w:val="7"/>
         </w:numPr>
       </w:pPr>
-      <w:bookmarkStart w:id="18" w:name="_Toc237977680"/>
+      <w:bookmarkStart w:id="18" w:name="_Toc238277959"/>
       <w:r>
         <w:t>핵심</w:t>
       </w:r>
@@ -9465,7 +9427,6 @@
       <w:tr>
         <w:trPr>
           <w:cantSplit/>
-          <w:tblHeader/>
           <w:jc w:val="center"/>
         </w:trPr>
         <w:tc>
@@ -9922,7 +9883,7 @@
           <w:numId w:val="7"/>
         </w:numPr>
       </w:pPr>
-      <w:bookmarkStart w:id="19" w:name="_Toc237977681"/>
+      <w:bookmarkStart w:id="19" w:name="_Toc238277960"/>
       <w:r>
         <w:t xml:space="preserve">Owner-only Forgery </w:t>
       </w:r>
@@ -9952,6 +9913,7 @@
       </w:tblGrid>
       <w:tr>
         <w:trPr>
+          <w:cantSplit/>
           <w:jc w:val="center"/>
         </w:trPr>
         <w:tc>
@@ -10011,6 +9973,7 @@
       </w:tr>
       <w:tr>
         <w:trPr>
+          <w:cantSplit/>
           <w:jc w:val="center"/>
         </w:trPr>
         <w:tc>
@@ -10090,6 +10053,7 @@
       </w:tr>
       <w:tr>
         <w:trPr>
+          <w:cantSplit/>
           <w:jc w:val="center"/>
         </w:trPr>
         <w:tc>
@@ -10156,9 +10120,8 @@
           <w:numId w:val="7"/>
         </w:numPr>
       </w:pPr>
-      <w:bookmarkStart w:id="20" w:name="_Toc237977682"/>
-      <w:r>
-        <w:lastRenderedPageBreak/>
+      <w:bookmarkStart w:id="20" w:name="_Toc238277961"/>
+      <w:r>
         <w:t>잠입</w:t>
       </w:r>
       <w:r>
@@ -10189,7 +10152,7 @@
           <w:numId w:val="7"/>
         </w:numPr>
       </w:pPr>
-      <w:bookmarkStart w:id="21" w:name="_Toc237977683"/>
+      <w:bookmarkStart w:id="21" w:name="_Toc238277962"/>
       <w:r>
         <w:t xml:space="preserve">First-Person </w:t>
       </w:r>
@@ -10254,7 +10217,7 @@
           <w:numId w:val="7"/>
         </w:numPr>
       </w:pPr>
-      <w:bookmarkStart w:id="22" w:name="_Toc237977684"/>
+      <w:bookmarkStart w:id="22" w:name="_Toc238277963"/>
       <w:r>
         <w:t>Walk, Sprint, Weight, Footstep</w:t>
       </w:r>
@@ -10277,7 +10240,6 @@
       <w:tr>
         <w:trPr>
           <w:cantSplit/>
-          <w:tblHeader/>
           <w:jc w:val="center"/>
         </w:trPr>
         <w:tc>
@@ -10590,7 +10552,7 @@
           <w:numId w:val="7"/>
         </w:numPr>
       </w:pPr>
-      <w:bookmarkStart w:id="23" w:name="_Toc237977685"/>
+      <w:bookmarkStart w:id="23" w:name="_Toc238277964"/>
       <w:r>
         <w:t>Patrol Guard</w:t>
       </w:r>
@@ -10615,6 +10577,7 @@
       </w:tblGrid>
       <w:tr>
         <w:trPr>
+          <w:cantSplit/>
           <w:jc w:val="center"/>
         </w:trPr>
         <w:tc>
@@ -10657,7 +10620,6 @@
       <w:tr>
         <w:trPr>
           <w:cantSplit/>
-          <w:tblHeader/>
           <w:jc w:val="center"/>
         </w:trPr>
         <w:tc>
@@ -10850,7 +10812,6 @@
               <w:pStyle w:val="TableText"/>
             </w:pPr>
             <w:r>
-              <w:lastRenderedPageBreak/>
               <w:t>Searching</w:t>
             </w:r>
           </w:p>
@@ -10994,7 +10955,7 @@
           <w:numId w:val="7"/>
         </w:numPr>
       </w:pPr>
-      <w:bookmarkStart w:id="24" w:name="_Toc237977686"/>
+      <w:bookmarkStart w:id="24" w:name="_Toc238277965"/>
       <w:r>
         <w:t>CCTV</w:t>
       </w:r>
@@ -11431,13 +11392,25 @@
         <w:t>통과는</w:t>
       </w:r>
       <w:r>
-        <w:t xml:space="preserve"> Alert</w:t>
+        <w:t xml:space="preserve"> Suspicious</w:t>
       </w:r>
       <w:r>
         <w:t>와</w:t>
       </w:r>
       <w:r>
-        <w:t xml:space="preserve"> Guard </w:t>
+        <w:t xml:space="preserve"> </w:t>
+      </w:r>
+      <w:r>
+        <w:t>근처</w:t>
+      </w:r>
+      <w:r>
+        <w:t xml:space="preserve"> Guard 1</w:t>
+      </w:r>
+      <w:r>
+        <w:t>회</w:t>
+      </w:r>
+      <w:r>
+        <w:t xml:space="preserve"> </w:t>
       </w:r>
       <w:r>
         <w:t>조사를</w:t>
@@ -11458,12 +11431,30 @@
         <w:t xml:space="preserve"> </w:t>
       </w:r>
       <w:r>
-        <w:t>막지</w:t>
+        <w:t>막거나</w:t>
+      </w:r>
+      <w:r>
+        <w:t xml:space="preserve"> Stun·Damage</w:t>
+      </w:r>
+      <w:r>
+        <w:t>를</w:t>
       </w:r>
       <w:r>
         <w:t xml:space="preserve"> </w:t>
       </w:r>
       <w:r>
+        <w:t>직접</w:t>
+      </w:r>
+      <w:r>
+        <w:t xml:space="preserve"> </w:t>
+      </w:r>
+      <w:r>
+        <w:t>적용하지</w:t>
+      </w:r>
+      <w:r>
+        <w:t xml:space="preserve"> </w:t>
+      </w:r>
+      <w:r>
         <w:t>않는다</w:t>
       </w:r>
       <w:r>
@@ -11485,7 +11476,7 @@
         <w:t>이탈</w:t>
       </w:r>
       <w:r>
-        <w:t>·Stun·Arrest·Escape·Disconnect·Match End</w:t>
+        <w:t>·Stun·Arrest·Escape·Disconnect·Match End·Actor EndPlay</w:t>
       </w:r>
       <w:r>
         <w:t>에는</w:t>
@@ -11520,6 +11511,9 @@
         <w:gridCol w:w="2520"/>
       </w:tblGrid>
       <w:tr>
+        <w:trPr>
+          <w:cantSplit/>
+        </w:trPr>
         <w:tc>
           <w:tcPr>
             <w:tcW w:w="1584" w:type="dxa"/>
@@ -11587,6 +11581,9 @@
         </w:tc>
       </w:tr>
       <w:tr>
+        <w:trPr>
+          <w:cantSplit/>
+        </w:trPr>
         <w:tc>
           <w:tcPr>
             <w:tcW w:w="1584" w:type="dxa"/>
@@ -11681,6 +11678,9 @@
         </w:tc>
       </w:tr>
       <w:tr>
+        <w:trPr>
+          <w:cantSplit/>
+        </w:trPr>
         <w:tc>
           <w:tcPr>
             <w:tcW w:w="1584" w:type="dxa"/>
@@ -11811,6 +11811,9 @@
         </w:tc>
       </w:tr>
       <w:tr>
+        <w:trPr>
+          <w:cantSplit/>
+        </w:trPr>
         <w:tc>
           <w:tcPr>
             <w:tcW w:w="1584" w:type="dxa"/>
@@ -11943,7 +11946,7 @@
           <w:numId w:val="7"/>
         </w:numPr>
       </w:pPr>
-      <w:bookmarkStart w:id="25" w:name="_Toc237977687"/>
+      <w:bookmarkStart w:id="25" w:name="_Toc238277966"/>
       <w:r>
         <w:t>Stun, Arrest, Recovery</w:t>
       </w:r>
@@ -11994,7 +11997,6 @@
         </w:numPr>
       </w:pPr>
       <w:r>
-        <w:lastRenderedPageBreak/>
         <w:t>Dropped Original은 Map/World에서 회수 가능한 팀 사건이 되며, 즉시 실패가 아니다.</w:t>
       </w:r>
     </w:p>
@@ -12018,7 +12020,7 @@
           <w:numId w:val="7"/>
         </w:numPr>
       </w:pPr>
-      <w:bookmarkStart w:id="26" w:name="_Toc237977688"/>
+      <w:bookmarkStart w:id="26" w:name="_Toc238277967"/>
       <w:r>
         <w:t>두</w:t>
       </w:r>
@@ -12055,7 +12057,6 @@
       <w:tr>
         <w:trPr>
           <w:cantSplit/>
-          <w:tblHeader/>
           <w:jc w:val="center"/>
         </w:trPr>
         <w:tc>
@@ -12487,9 +12488,8 @@
           <w:numId w:val="7"/>
         </w:numPr>
       </w:pPr>
-      <w:bookmarkStart w:id="27" w:name="_Toc237977689"/>
-      <w:r>
-        <w:lastRenderedPageBreak/>
+      <w:bookmarkStart w:id="27" w:name="_Toc238277968"/>
+      <w:r>
         <w:t>협동</w:t>
       </w:r>
       <w:r>
@@ -12514,7 +12514,7 @@
           <w:numId w:val="7"/>
         </w:numPr>
       </w:pPr>
-      <w:bookmarkStart w:id="28" w:name="_Toc237977690"/>
+      <w:bookmarkStart w:id="28" w:name="_Toc238277969"/>
       <w:r>
         <w:t>Role Switching</w:t>
       </w:r>
@@ -12541,7 +12541,6 @@
       <w:tr>
         <w:trPr>
           <w:cantSplit/>
-          <w:tblHeader/>
           <w:jc w:val="center"/>
         </w:trPr>
         <w:tc>
@@ -12865,6 +12864,7 @@
       </w:tr>
       <w:tr>
         <w:trPr>
+          <w:cantSplit/>
           <w:jc w:val="center"/>
         </w:trPr>
         <w:tc>
@@ -12942,7 +12942,7 @@
           <w:numId w:val="7"/>
         </w:numPr>
       </w:pPr>
-      <w:bookmarkStart w:id="29" w:name="_Toc237977691"/>
+      <w:bookmarkStart w:id="29" w:name="_Toc238277970"/>
       <w:r>
         <w:t>Inventory, Loose Loot, Coin</w:t>
       </w:r>
@@ -13004,7 +13004,7 @@
           <w:numId w:val="7"/>
         </w:numPr>
       </w:pPr>
-      <w:bookmarkStart w:id="30" w:name="_Toc237977692"/>
+      <w:bookmarkStart w:id="30" w:name="_Toc238277971"/>
       <w:r>
         <w:t>Player Identity</w:t>
       </w:r>
@@ -13032,7 +13032,6 @@
       <w:tr>
         <w:trPr>
           <w:cantSplit/>
-          <w:tblHeader/>
           <w:jc w:val="center"/>
         </w:trPr>
         <w:tc>
@@ -13421,7 +13420,7 @@
           <w:numId w:val="7"/>
         </w:numPr>
       </w:pPr>
-      <w:bookmarkStart w:id="31" w:name="_Toc237977693"/>
+      <w:bookmarkStart w:id="31" w:name="_Toc238277972"/>
       <w:r>
         <w:t xml:space="preserve">Floor Plan Map </w:t>
       </w:r>
@@ -13451,7 +13450,6 @@
       <w:tr>
         <w:trPr>
           <w:cantSplit/>
-          <w:tblHeader/>
           <w:jc w:val="center"/>
         </w:trPr>
         <w:tc>
@@ -13628,7 +13626,7 @@
           <w:numId w:val="7"/>
         </w:numPr>
       </w:pPr>
-      <w:bookmarkStart w:id="32" w:name="_Toc237977694"/>
+      <w:bookmarkStart w:id="32" w:name="_Toc238277973"/>
       <w:r>
         <w:t>Shared Extraction</w:t>
       </w:r>
@@ -13707,9 +13705,8 @@
           <w:numId w:val="7"/>
         </w:numPr>
       </w:pPr>
-      <w:bookmarkStart w:id="33" w:name="_Toc237977695"/>
-      <w:r>
-        <w:lastRenderedPageBreak/>
+      <w:bookmarkStart w:id="33" w:name="_Toc238277974"/>
+      <w:r>
         <w:t xml:space="preserve">UI, </w:t>
       </w:r>
       <w:r>
@@ -13731,7 +13728,7 @@
           <w:numId w:val="7"/>
         </w:numPr>
       </w:pPr>
-      <w:bookmarkStart w:id="34" w:name="_Toc237977696"/>
+      <w:bookmarkStart w:id="34" w:name="_Toc238277975"/>
       <w:r>
         <w:t>HUD Information Architecture</w:t>
       </w:r>
@@ -13753,7 +13750,6 @@
       <w:tr>
         <w:trPr>
           <w:cantSplit/>
-          <w:tblHeader/>
           <w:jc w:val="center"/>
         </w:trPr>
         <w:tc>
@@ -14089,7 +14085,7 @@
           <w:numId w:val="7"/>
         </w:numPr>
       </w:pPr>
-      <w:bookmarkStart w:id="35" w:name="_Toc237977697"/>
+      <w:bookmarkStart w:id="35" w:name="_Toc238277976"/>
       <w:r>
         <w:t xml:space="preserve">Main HUD </w:t>
       </w:r>
@@ -14125,6 +14121,7 @@
       </w:tblGrid>
       <w:tr>
         <w:trPr>
+          <w:cantSplit/>
           <w:jc w:val="center"/>
         </w:trPr>
         <w:tc>
@@ -14235,6 +14232,7 @@
       </w:tr>
       <w:tr>
         <w:trPr>
+          <w:cantSplit/>
           <w:jc w:val="center"/>
         </w:trPr>
         <w:tc>
@@ -14344,6 +14342,7 @@
       </w:tr>
       <w:tr>
         <w:trPr>
+          <w:cantSplit/>
           <w:jc w:val="center"/>
         </w:trPr>
         <w:tc>
@@ -14411,6 +14410,7 @@
       </w:tr>
       <w:tr>
         <w:trPr>
+          <w:cantSplit/>
           <w:jc w:val="center"/>
         </w:trPr>
         <w:tc>
@@ -14506,7 +14506,7 @@
           <w:numId w:val="7"/>
         </w:numPr>
       </w:pPr>
-      <w:bookmarkStart w:id="36" w:name="_Toc237977698"/>
+      <w:bookmarkStart w:id="36" w:name="_Toc238277977"/>
       <w:r>
         <w:t>값</w:t>
       </w:r>
@@ -14573,6 +14573,11 @@
       </w:r>
     </w:p>
     <w:p>
+      <w:r>
+        <w:br w:type="page"/>
+      </w:r>
+    </w:p>
+    <w:p>
       <w:pPr>
         <w:pStyle w:val="21"/>
         <w:numPr>
@@ -14580,7 +14585,7 @@
           <w:numId w:val="7"/>
         </w:numPr>
       </w:pPr>
-      <w:bookmarkStart w:id="37" w:name="_Toc237977699"/>
+      <w:bookmarkStart w:id="37" w:name="_Toc238277978"/>
       <w:r>
         <w:t xml:space="preserve">Input Mode </w:t>
       </w:r>
@@ -14606,7 +14611,6 @@
       <w:tr>
         <w:trPr>
           <w:cantSplit/>
-          <w:tblHeader/>
           <w:jc w:val="center"/>
         </w:trPr>
         <w:tc>
@@ -14736,7 +14740,6 @@
               <w:rPr>
                 <w:sz w:val="16"/>
               </w:rPr>
-              <w:lastRenderedPageBreak/>
               <w:t>Gameplay</w:t>
             </w:r>
           </w:p>
@@ -14747,14 +14750,8 @@
             <w:vAlign w:val="center"/>
           </w:tcPr>
           <w:p>
-            <w:pPr>
-              <w:pStyle w:val="TableText"/>
-            </w:pPr>
-            <w:r>
-              <w:rPr>
-                <w:sz w:val="16"/>
-              </w:rPr>
-              <w:t>Move/Look/Interact/Sprint/Throw</w:t>
+            <w:r>
+              <w:t>Move / Look / Interact / Sprint / Throw</w:t>
             </w:r>
           </w:p>
         </w:tc>
@@ -14964,7 +14961,7 @@
           </w:tcPr>
           <w:p>
             <w:r>
-              <w:t>Draw/Erase/Brush/Submit</w:t>
+              <w:t>Draw / Erase / Brush / Submit</w:t>
             </w:r>
           </w:p>
         </w:tc>
@@ -15117,7 +15114,7 @@
           <w:numId w:val="7"/>
         </w:numPr>
       </w:pPr>
-      <w:bookmarkStart w:id="38" w:name="_Toc237977700"/>
+      <w:bookmarkStart w:id="38" w:name="_Toc238277979"/>
       <w:r>
         <w:t>Floor Plan</w:t>
       </w:r>
@@ -15140,7 +15137,7 @@
           <w:numId w:val="7"/>
         </w:numPr>
       </w:pPr>
-      <w:bookmarkStart w:id="39" w:name="_Toc237977701"/>
+      <w:bookmarkStart w:id="39" w:name="_Toc238277980"/>
       <w:r>
         <w:t xml:space="preserve">Floor Plan Map </w:t>
       </w:r>
@@ -15164,6 +15161,7 @@
       </w:tblGrid>
       <w:tr>
         <w:trPr>
+          <w:cantSplit/>
           <w:jc w:val="center"/>
         </w:trPr>
         <w:tc>
@@ -15247,6 +15245,7 @@
       </w:tr>
       <w:tr>
         <w:trPr>
+          <w:cantSplit/>
           <w:jc w:val="center"/>
         </w:trPr>
         <w:tc>
@@ -15354,6 +15353,7 @@
       </w:tr>
       <w:tr>
         <w:trPr>
+          <w:cantSplit/>
           <w:jc w:val="center"/>
         </w:trPr>
         <w:tc>
@@ -15444,7 +15444,7 @@
           <w:numId w:val="7"/>
         </w:numPr>
       </w:pPr>
-      <w:bookmarkStart w:id="40" w:name="_Toc237977702"/>
+      <w:bookmarkStart w:id="40" w:name="_Toc238277981"/>
       <w:r>
         <w:t xml:space="preserve">Team Result / Replica Recap </w:t>
       </w:r>
@@ -15469,7 +15469,6 @@
       <w:tr>
         <w:trPr>
           <w:cantSplit/>
-          <w:tblHeader/>
           <w:jc w:val="center"/>
         </w:trPr>
         <w:tc>
@@ -15621,7 +15620,6 @@
       <w:tr>
         <w:trPr>
           <w:cantSplit/>
-          <w:tblHeader/>
           <w:jc w:val="center"/>
         </w:trPr>
         <w:tc>
@@ -15810,7 +15808,7 @@
           <w:numId w:val="7"/>
         </w:numPr>
       </w:pPr>
-      <w:bookmarkStart w:id="41" w:name="_Toc237977703"/>
+      <w:bookmarkStart w:id="41" w:name="_Toc238277982"/>
       <w:r>
         <w:t>첫</w:t>
       </w:r>
@@ -15843,7 +15841,6 @@
       <w:tr>
         <w:trPr>
           <w:cantSplit/>
-          <w:tblHeader/>
           <w:jc w:val="center"/>
         </w:trPr>
         <w:tc>
@@ -16079,7 +16076,7 @@
           <w:numId w:val="7"/>
         </w:numPr>
       </w:pPr>
-      <w:bookmarkStart w:id="42" w:name="_Toc237977704"/>
+      <w:bookmarkStart w:id="42" w:name="_Toc238277983"/>
       <w:r>
         <w:t>접근성</w:t>
       </w:r>
@@ -16147,9 +16144,8 @@
           <w:numId w:val="7"/>
         </w:numPr>
       </w:pPr>
-      <w:bookmarkStart w:id="43" w:name="_Toc237977705"/>
-      <w:r>
-        <w:lastRenderedPageBreak/>
+      <w:bookmarkStart w:id="43" w:name="_Toc238277984"/>
+      <w:r>
         <w:t>레벨</w:t>
       </w:r>
       <w:r>
@@ -16180,7 +16176,7 @@
           <w:numId w:val="7"/>
         </w:numPr>
       </w:pPr>
-      <w:bookmarkStart w:id="44" w:name="_Toc237977706"/>
+      <w:bookmarkStart w:id="44" w:name="_Toc238277985"/>
       <w:r>
         <w:t>세</w:t>
       </w:r>
@@ -16278,7 +16274,7 @@
           <w:numId w:val="7"/>
         </w:numPr>
       </w:pPr>
-      <w:bookmarkStart w:id="45" w:name="_Toc237977707"/>
+      <w:bookmarkStart w:id="45" w:name="_Toc238277986"/>
       <w:r>
         <w:t>맵</w:t>
       </w:r>
@@ -16308,7 +16304,6 @@
       <w:tr>
         <w:trPr>
           <w:cantSplit/>
-          <w:tblHeader/>
           <w:jc w:val="center"/>
         </w:trPr>
         <w:tc>
@@ -16734,7 +16729,7 @@
           <w:numId w:val="7"/>
         </w:numPr>
       </w:pPr>
-      <w:bookmarkStart w:id="46" w:name="_Toc237977708"/>
+      <w:bookmarkStart w:id="46" w:name="_Toc238277987"/>
       <w:r>
         <w:t xml:space="preserve">M01 — </w:t>
       </w:r>
@@ -16771,7 +16766,6 @@
       <w:tr>
         <w:trPr>
           <w:cantSplit/>
-          <w:tblHeader/>
           <w:jc w:val="center"/>
         </w:trPr>
         <w:tc>
@@ -16960,6 +16954,7 @@
       </w:tblGrid>
       <w:tr>
         <w:trPr>
+          <w:cantSplit/>
           <w:trHeight w:val="3061"/>
           <w:jc w:val="center"/>
         </w:trPr>
@@ -16985,7 +16980,6 @@
                 <w:color w:val="C55A11"/>
                 <w:sz w:val="18"/>
               </w:rPr>
-              <w:lastRenderedPageBreak/>
               <w:t>IMAGE REFERENCE SLOT</w:t>
             </w:r>
             <w:r>
@@ -17039,7 +17033,7 @@
           <w:numId w:val="7"/>
         </w:numPr>
       </w:pPr>
-      <w:bookmarkStart w:id="47" w:name="_Toc237977709"/>
+      <w:bookmarkStart w:id="47" w:name="_Toc238277988"/>
       <w:r>
         <w:t xml:space="preserve">M02 — </w:t>
       </w:r>
@@ -17076,7 +17070,6 @@
       <w:tr>
         <w:trPr>
           <w:cantSplit/>
-          <w:tblHeader/>
           <w:jc w:val="center"/>
         </w:trPr>
         <w:tc>
@@ -17265,6 +17258,7 @@
       </w:tblGrid>
       <w:tr>
         <w:trPr>
+          <w:cantSplit/>
           <w:trHeight w:val="3061"/>
           <w:jc w:val="center"/>
         </w:trPr>
@@ -17343,7 +17337,7 @@
           <w:numId w:val="7"/>
         </w:numPr>
       </w:pPr>
-      <w:bookmarkStart w:id="48" w:name="_Toc237977710"/>
+      <w:bookmarkStart w:id="48" w:name="_Toc238277989"/>
       <w:r>
         <w:t xml:space="preserve">M03 — </w:t>
       </w:r>
@@ -17380,7 +17374,6 @@
       <w:tr>
         <w:trPr>
           <w:cantSplit/>
-          <w:tblHeader/>
           <w:jc w:val="center"/>
         </w:trPr>
         <w:tc>
@@ -17555,6 +17548,9 @@
       <w:pPr>
         <w:spacing w:after="20"/>
       </w:pPr>
+      <w:r>
+        <w:br w:type="page"/>
+      </w:r>
     </w:p>
     <w:tbl>
       <w:tblPr>
@@ -17569,6 +17565,7 @@
       </w:tblGrid>
       <w:tr>
         <w:trPr>
+          <w:cantSplit/>
           <w:trHeight w:val="3061"/>
           <w:jc w:val="center"/>
         </w:trPr>
@@ -17594,7 +17591,6 @@
                 <w:color w:val="C55A11"/>
                 <w:sz w:val="18"/>
               </w:rPr>
-              <w:lastRenderedPageBreak/>
               <w:t>IMAGE REFERENCE SLOT</w:t>
             </w:r>
             <w:r>
@@ -17648,7 +17644,7 @@
           <w:numId w:val="7"/>
         </w:numPr>
       </w:pPr>
-      <w:bookmarkStart w:id="49" w:name="_Toc237977711"/>
+      <w:bookmarkStart w:id="49" w:name="_Toc238277990"/>
       <w:r>
         <w:t xml:space="preserve">First-Person </w:t>
       </w:r>
@@ -17731,7 +17727,7 @@
           <w:numId w:val="7"/>
         </w:numPr>
       </w:pPr>
-      <w:bookmarkStart w:id="50" w:name="_Toc237977712"/>
+      <w:bookmarkStart w:id="50" w:name="_Toc238277991"/>
       <w:r>
         <w:t>사운드</w:t>
       </w:r>
@@ -17759,7 +17755,6 @@
       <w:tr>
         <w:trPr>
           <w:cantSplit/>
-          <w:tblHeader/>
           <w:jc w:val="center"/>
         </w:trPr>
         <w:tc>
@@ -18122,9 +18117,8 @@
           <w:numId w:val="7"/>
         </w:numPr>
       </w:pPr>
-      <w:bookmarkStart w:id="51" w:name="_Toc237977713"/>
-      <w:r>
-        <w:lastRenderedPageBreak/>
+      <w:bookmarkStart w:id="51" w:name="_Toc238277992"/>
+      <w:r>
         <w:t>세계관과</w:t>
       </w:r>
       <w:r>
@@ -18161,7 +18155,6 @@
       <w:tr>
         <w:trPr>
           <w:cantSplit/>
-          <w:tblHeader/>
           <w:jc w:val="center"/>
         </w:trPr>
         <w:tc>
@@ -18364,9 +18357,8 @@
           <w:numId w:val="7"/>
         </w:numPr>
       </w:pPr>
-      <w:bookmarkStart w:id="52" w:name="_Toc237977714"/>
-      <w:r>
-        <w:lastRenderedPageBreak/>
+      <w:bookmarkStart w:id="52" w:name="_Toc238277993"/>
+      <w:r>
         <w:t>범위</w:t>
       </w:r>
       <w:r>
@@ -18391,7 +18383,7 @@
           <w:numId w:val="7"/>
         </w:numPr>
       </w:pPr>
-      <w:bookmarkStart w:id="53" w:name="_Toc237977715"/>
+      <w:bookmarkStart w:id="53" w:name="_Toc238277994"/>
       <w:r>
         <w:t>v1.0 Required Scope</w:t>
       </w:r>
@@ -18412,7 +18404,6 @@
       <w:tr>
         <w:trPr>
           <w:cantSplit/>
-          <w:tblHeader/>
           <w:jc w:val="center"/>
         </w:trPr>
         <w:tc>
@@ -18754,7 +18745,7 @@
           <w:numId w:val="7"/>
         </w:numPr>
       </w:pPr>
-      <w:bookmarkStart w:id="54" w:name="_Toc237977716"/>
+      <w:bookmarkStart w:id="54" w:name="_Toc238277995"/>
       <w:r>
         <w:t>Deferred Expansion</w:t>
       </w:r>
@@ -18973,7 +18964,7 @@
           <w:numId w:val="7"/>
         </w:numPr>
       </w:pPr>
-      <w:bookmarkStart w:id="55" w:name="_Toc237977717"/>
+      <w:bookmarkStart w:id="55" w:name="_Toc238277996"/>
       <w:r>
         <w:t>Stretch</w:t>
       </w:r>
@@ -19004,7 +18995,6 @@
       <w:tr>
         <w:trPr>
           <w:cantSplit/>
-          <w:tblHeader/>
           <w:jc w:val="center"/>
         </w:trPr>
         <w:tc>
@@ -19345,9 +19335,8 @@
           <w:numId w:val="7"/>
         </w:numPr>
       </w:pPr>
-      <w:bookmarkStart w:id="56" w:name="_Toc237977718"/>
-      <w:r>
-        <w:lastRenderedPageBreak/>
+      <w:bookmarkStart w:id="56" w:name="_Toc238277997"/>
+      <w:r>
         <w:t>Starting Balance Targets</w:t>
       </w:r>
       <w:bookmarkEnd w:id="56"/>
@@ -19368,7 +19357,6 @@
       <w:tr>
         <w:trPr>
           <w:cantSplit/>
-          <w:tblHeader/>
           <w:jc w:val="center"/>
         </w:trPr>
         <w:tc>
@@ -19788,6 +19776,7 @@
       </w:tr>
       <w:tr>
         <w:trPr>
+          <w:cantSplit/>
           <w:jc w:val="center"/>
         </w:trPr>
         <w:tc>
@@ -19823,6 +19812,7 @@
       </w:tr>
       <w:tr>
         <w:trPr>
+          <w:cantSplit/>
           <w:jc w:val="center"/>
         </w:trPr>
         <w:tc>
@@ -19870,7 +19860,7 @@
           <w:numId w:val="7"/>
         </w:numPr>
       </w:pPr>
-      <w:bookmarkStart w:id="57" w:name="_Toc237977719"/>
+      <w:bookmarkStart w:id="57" w:name="_Toc238277998"/>
       <w:r>
         <w:t>Playtest Questions</w:t>
       </w:r>
@@ -19956,7 +19946,7 @@
           <w:numId w:val="7"/>
         </w:numPr>
       </w:pPr>
-      <w:bookmarkStart w:id="58" w:name="_Toc237977720"/>
+      <w:bookmarkStart w:id="58" w:name="_Toc238277999"/>
       <w:r>
         <w:t>Release KPI</w:t>
       </w:r>
@@ -19977,7 +19967,6 @@
       <w:tr>
         <w:trPr>
           <w:cantSplit/>
-          <w:tblHeader/>
           <w:jc w:val="center"/>
         </w:trPr>
         <w:tc>
@@ -20248,9 +20237,8 @@
           <w:numId w:val="7"/>
         </w:numPr>
       </w:pPr>
-      <w:bookmarkStart w:id="59" w:name="_Toc237977721"/>
-      <w:r>
-        <w:lastRenderedPageBreak/>
+      <w:bookmarkStart w:id="59" w:name="_Toc238278000"/>
+      <w:r>
         <w:t>W6~W12 Roadmap</w:t>
       </w:r>
       <w:bookmarkEnd w:id="59"/>
@@ -20271,7 +20259,6 @@
       <w:tr>
         <w:trPr>
           <w:cantSplit/>
-          <w:tblHeader/>
           <w:jc w:val="center"/>
         </w:trPr>
         <w:tc>
@@ -20496,6 +20483,7 @@
       </w:tr>
       <w:tr>
         <w:trPr>
+          <w:cantSplit/>
           <w:jc w:val="center"/>
         </w:trPr>
         <w:tc>
@@ -20531,6 +20519,7 @@
       </w:tr>
       <w:tr>
         <w:trPr>
+          <w:cantSplit/>
           <w:jc w:val="center"/>
         </w:trPr>
         <w:tc>
@@ -20566,6 +20555,7 @@
       </w:tr>
       <w:tr>
         <w:trPr>
+          <w:cantSplit/>
           <w:jc w:val="center"/>
         </w:trPr>
         <w:tc>
@@ -20601,6 +20591,7 @@
       </w:tr>
       <w:tr>
         <w:trPr>
+          <w:cantSplit/>
           <w:jc w:val="center"/>
         </w:trPr>
         <w:tc>
@@ -20649,9 +20640,8 @@
         <w:keepLines/>
         <w:pageBreakBefore w:val="0"/>
       </w:pPr>
-      <w:bookmarkStart w:id="60" w:name="_Toc237977722"/>
-      <w:r>
-        <w:lastRenderedPageBreak/>
+      <w:bookmarkStart w:id="60" w:name="_Toc238278001"/>
+      <w:r>
         <w:t>Appendix A — 용어</w:t>
       </w:r>
       <w:bookmarkEnd w:id="60"/>
@@ -20671,7 +20661,6 @@
       <w:tr>
         <w:trPr>
           <w:cantSplit/>
-          <w:tblHeader/>
           <w:jc w:val="center"/>
         </w:trPr>
         <w:tc>
@@ -20998,6 +20987,7 @@
       </w:tr>
       <w:tr>
         <w:trPr>
+          <w:cantSplit/>
           <w:jc w:val="center"/>
         </w:trPr>
         <w:tc>
@@ -21065,12 +21055,11 @@
         <w:keepLines/>
         <w:pageBreakBefore w:val="0"/>
       </w:pPr>
-      <w:bookmarkStart w:id="61" w:name="_Toc237977723"/>
+      <w:bookmarkStart w:id="61" w:name="_Toc238278002"/>
       <w:r>
         <w:rPr>
           <w:sz w:val="32"/>
         </w:rPr>
-        <w:lastRenderedPageBreak/>
         <w:t>Appendix B — Removed / Excluded / Deferred Expansion / Stretch</w:t>
       </w:r>
       <w:bookmarkEnd w:id="61"/>
@@ -21090,7 +21079,6 @@
       <w:tr>
         <w:trPr>
           <w:cantSplit/>
-          <w:tblHeader/>
           <w:jc w:val="center"/>
         </w:trPr>
         <w:tc>
@@ -21250,6 +21238,7 @@
       </w:tr>
       <w:tr>
         <w:trPr>
+          <w:cantSplit/>
           <w:jc w:val="center"/>
         </w:trPr>
         <w:tc>
@@ -21305,12 +21294,11 @@
         <w:keepLines/>
         <w:pageBreakBefore w:val="0"/>
       </w:pPr>
-      <w:bookmarkStart w:id="62" w:name="_Toc237977724"/>
+      <w:bookmarkStart w:id="62" w:name="_Toc238278003"/>
       <w:r>
         <w:rPr>
           <w:sz w:val="32"/>
         </w:rPr>
-        <w:lastRenderedPageBreak/>
         <w:t>Appendix C — Player Experience Definition of Done</w:t>
       </w:r>
       <w:bookmarkEnd w:id="62"/>

--- a/Museum_Heist_GDD.docx
+++ b/Museum_Heist_GDD.docx
@@ -6259,6 +6259,54 @@
             </w:pPr>
             <w:r>
               <w:t>Nameplate·Team Status·Audio·Alert를 필수 Gameplay Readability로 취급한다.</w:t>
+            </w:r>
+          </w:p>
+        </w:tc>
+      </w:tr>
+      <w:tr>
+        <w:trPr>
+          <w:cantSplit/>
+          <w:jc w:val="center"/>
+        </w:trPr>
+        <w:tc>
+          <w:tcPr>
+            <w:tcW w:w="2219" w:type="dxa"/>
+            <w:vAlign w:val="center"/>
+          </w:tcPr>
+          <w:p>
+            <w:pPr>
+              <w:pStyle w:val="TableText"/>
+            </w:pPr>
+            <w:r>
+              <w:t>Diegetic Team Communication</w:t>
+            </w:r>
+          </w:p>
+        </w:tc>
+        <w:tc>
+          <w:tcPr>
+            <w:tcW w:w="3699" w:type="dxa"/>
+            <w:vAlign w:val="center"/>
+          </w:tcPr>
+          <w:p>
+            <w:pPr>
+              <w:pStyle w:val="TableText"/>
+            </w:pPr>
+            <w:r>
+              <w:t>가까운 동료와 대화할수록 협동은 쉬워지지만 경비에게 위치를 노출할 수 있다.</w:t>
+            </w:r>
+          </w:p>
+        </w:tc>
+        <w:tc>
+          <w:tcPr>
+            <w:tcW w:w="3946" w:type="dxa"/>
+            <w:vAlign w:val="center"/>
+          </w:tcPr>
+          <w:p>
+            <w:pPr>
+              <w:pStyle w:val="TableText"/>
+            </w:pPr>
+            <w:r>
+              <w:t>Lobby/Result는 팀 채널, InGame은 V PTT 거리 보이스다. 발화 소음은 조사만 유발하며 필수 진행 Gate가 아니다.</w:t>
             </w:r>
           </w:p>
         </w:tc>
@@ -12713,7 +12761,7 @@
               <w:pStyle w:val="TableText"/>
             </w:pPr>
             <w:r>
-              <w:t>음성 + Nameplate/Alert</w:t>
+              <w:t>거리 기반 음성 + Nameplate/Alert</w:t>
             </w:r>
           </w:p>
         </w:tc>
@@ -12933,6 +12981,32 @@
       <w:pPr>
         <w:spacing w:after="20"/>
       </w:pPr>
+    </w:p>
+    <w:p>
+      <w:pPr/>
+      <w:r>
+        <w:t>플레이어가 특정 동료의 출력을 음소거해도 박물관 경비가 듣는 발화 위험은 사라지지 않는다. PTT 해제 또는 입력 음소거만 Voice SoundPing을 중단한다. 외부 음성 앱으로 우회할 수 있으므로 보이스는 Required Target, Laser, Extraction의 필수 Gate로 사용하지 않는다.</w:t>
+      </w:r>
+    </w:p>
+    <w:p>
+      <w:pPr/>
+      <w:r>
+        <w:t>V를 누른 동안만 송신한다. 0~250cm는 정상 음량, 250~1,500cm는 거리 감쇠, 1,500cm 밖은 들리지 않는다. 실제 발화가 감지되는 동안 서버는 플레이어의 확정 위치에서 800cm Voice SoundPing을 최대 0.8초마다 발생시킨다. 이 소음은 Alert를 직접 올리지 않고 근처 Patrol Guard를 InvestigateNoise로 전환한다.</w:t>
+      </w:r>
+    </w:p>
+    <w:p>
+      <w:pPr/>
+      <w:r>
+        <w:t>팀 보이스는 협동 정보를 전달하는 동시에 잠입 위험을 만든다. Lobby와 Result에서는 거리 제한 없는 팀 채널을 사용하고, InGame에서는 캐릭터 위치를 기준으로 감쇠되는 Push-to-Talk를 사용한다.</w:t>
+      </w:r>
+    </w:p>
+    <w:p>
+      <w:pPr>
+        <w:pStyle w:val="21"/>
+      </w:pPr>
+      <w:r>
+        <w:t>거리 기반 팀 보이스와 발화 위험</w:t>
+      </w:r>
     </w:p>
     <w:p>
       <w:pPr>
@@ -18067,6 +18141,54 @@
           </w:p>
         </w:tc>
       </w:tr>
+      <w:tr>
+        <w:trPr>
+          <w:cantSplit/>
+          <w:jc w:val="center"/>
+        </w:trPr>
+        <w:tc>
+          <w:tcPr>
+            <w:tcW w:w="2055" w:type="dxa"/>
+            <w:vAlign w:val="center"/>
+          </w:tcPr>
+          <w:p>
+            <w:pPr>
+              <w:pStyle w:val="TableText"/>
+            </w:pPr>
+            <w:r>
+              <w:t>Crew Voice</w:t>
+            </w:r>
+          </w:p>
+        </w:tc>
+        <w:tc>
+          <w:tcPr>
+            <w:tcW w:w="3452" w:type="dxa"/>
+            <w:vAlign w:val="center"/>
+          </w:tcPr>
+          <w:p>
+            <w:pPr>
+              <w:pStyle w:val="TableText"/>
+            </w:pPr>
+            <w:r>
+              <w:t>협동 정보와 발화 위험의 공간적 거리</w:t>
+            </w:r>
+          </w:p>
+        </w:tc>
+        <w:tc>
+          <w:tcPr>
+            <w:tcW w:w="4357" w:type="dxa"/>
+            <w:vAlign w:val="center"/>
+          </w:tcPr>
+          <w:p>
+            <w:pPr>
+              <w:pStyle w:val="TableText"/>
+            </w:pPr>
+            <w:r>
+              <w:t>Lobby/Result Team Voice, InGame Proximity PTT, Speaking/Mute 상태</w:t>
+            </w:r>
+          </w:p>
+        </w:tc>
+      </w:tr>
     </w:tbl>
     <w:p>
       <w:pPr>
@@ -18488,7 +18610,7 @@
               <w:pStyle w:val="TableText"/>
             </w:pPr>
             <w:r>
-              <w:t>2~4인 Listen Server, Steam Session, Title/Lobby/Host Start/InGame/End</w:t>
+              <w:t>2~4인 Listen Server, Steam Session, Title/Lobby/Host Start/InGame/End, V PTT 거리 기반 팀 보이스</w:t>
             </w:r>
           </w:p>
         </w:tc>
@@ -19846,6 +19968,42 @@
           </w:p>
         </w:tc>
       </w:tr>
+      <w:tr>
+        <w:trPr>
+          <w:cantSplit/>
+          <w:jc w:val="center"/>
+        </w:trPr>
+        <w:tc>
+          <w:tcPr>
+            <w:tcW w:w="2630" w:type="dxa"/>
+          </w:tcPr>
+          <w:p>
+            <w:r>
+              <w:t>Voice Speech Noise</w:t>
+            </w:r>
+          </w:p>
+        </w:tc>
+        <w:tc>
+          <w:tcPr>
+            <w:tcW w:w="2795" w:type="dxa"/>
+          </w:tcPr>
+          <w:p>
+            <w:r>
+              <w:t>출력 250~1,500cm / Guard 800cm / Refresh 0.8초</w:t>
+            </w:r>
+          </w:p>
+        </w:tc>
+        <w:tc>
+          <w:tcPr>
+            <w:tcW w:w="4439" w:type="dxa"/>
+          </w:tcPr>
+          <w:p>
+            <w:r>
+              <w:t>대화를 협동 수단이자 낮은 우선순위 잠입 비용으로 사용</w:t>
+            </w:r>
+          </w:p>
+        </w:tc>
+      </w:tr>
     </w:tbl>
     <w:p>
       <w:pPr>
@@ -20219,6 +20377,40 @@
             </w:pPr>
             <w:r>
               <w:t>2인·3인·4인 M01/M02/M03 Contract Run이 End/Lobby Return까지 완주</w:t>
+            </w:r>
+          </w:p>
+        </w:tc>
+      </w:tr>
+      <w:tr>
+        <w:trPr>
+          <w:cantSplit/>
+          <w:jc w:val="center"/>
+        </w:trPr>
+        <w:tc>
+          <w:tcPr>
+            <w:tcW w:w="3288" w:type="dxa"/>
+            <w:vAlign w:val="center"/>
+          </w:tcPr>
+          <w:p>
+            <w:pPr>
+              <w:pStyle w:val="TableText"/>
+            </w:pPr>
+            <w:r>
+              <w:t>Voice Readability</w:t>
+            </w:r>
+          </w:p>
+        </w:tc>
+        <w:tc>
+          <w:tcPr>
+            <w:tcW w:w="6576" w:type="dxa"/>
+            <w:vAlign w:val="center"/>
+          </w:tcPr>
+          <w:p>
+            <w:pPr>
+              <w:pStyle w:val="TableText"/>
+            </w:pPr>
+            <w:r>
+              <w:t>2인 이상 Steam Package에서 PTT·거리 감쇠·발화 표시·개별 음소거·Guard 조사 결과를 구분</w:t>
             </w:r>
           </w:p>
         </w:tc>
@@ -21197,7 +21389,7 @@
               <w:pStyle w:val="TableText"/>
             </w:pPr>
             <w:r>
-              <w:t>PvP, Progression, Dedicated Server, Steam Voice, PCG, Security Room, Cinematic, Perspective Toggle, Minimap/Radar, Stamina</w:t>
+              <w:t>PvP, Progression, Dedicated Server, PCG, Security Room, Cinematic, Perspective Toggle, Minimap/Radar, Stamina</w:t>
             </w:r>
           </w:p>
         </w:tc>

--- a/Museum_Heist_GDD.docx
+++ b/Museum_Heist_GDD.docx
@@ -102,7 +102,7 @@
           </w:tcPr>
           <w:p>
             <w:r>
-              <w:t>Rev 14 · 2026-08-18</w:t>
+              <w:t>Rev 15 · 2026-08-23</w:t>
             </w:r>
           </w:p>
         </w:tc>
@@ -201,14 +201,8 @@
             </w:tcMar>
           </w:tcPr>
           <w:p>
-            <w:pPr>
-              <w:pStyle w:val="TableText"/>
-            </w:pPr>
-            <w:r>
-              <w:rPr>
-                <w:sz w:val="19"/>
-              </w:rPr>
-              <w:t>2~4인 협동 · First-Person PvE · Surface Forgery · Patrol/CCTV/Laser · Assembly Deferred</w:t>
+            <w:r>
+              <w:t>2~4인 협동 · First-Person PvE · Surface Forgery · Patrol/CCTV/Laser · 10단계 경계도 · HUD 재정립 · Assembly Deferred</w:t>
             </w:r>
           </w:p>
         </w:tc>
@@ -10651,6 +10645,9 @@
       <w:pPr>
         <w:spacing w:after="20"/>
       </w:pPr>
+      <w:r>
+        <w:t>경계도는 서버가 확정하는 0.0~10.0 수치이며 0.5 단위로만 변한다. 시간 경과만으로 자동 상승하지 않고, 10.0에 도달하면 즉시 Lockdown으로 전환한다. Guard에게 붙잡히면 +1.0, CCTV 완전 발각과 활성 Laser 접촉은 각각 +0.5다.</w:t>
+      </w:r>
     </w:p>
     <w:tbl>
       <w:tblPr>
@@ -10683,16 +10680,8 @@
             <w:vAlign w:val="center"/>
           </w:tcPr>
           <w:p>
-            <w:pPr>
-              <w:pStyle w:val="TableText"/>
-              <w:jc w:val="center"/>
-            </w:pPr>
-            <w:r>
-              <w:rPr>
-                <w:b/>
-                <w:color w:val="17365D"/>
-              </w:rPr>
-              <w:t>단계</w:t>
+            <w:r>
+              <w:t>경계도</w:t>
             </w:r>
           </w:p>
         </w:tc>
@@ -10709,15 +10698,7 @@
             <w:vAlign w:val="center"/>
           </w:tcPr>
           <w:p>
-            <w:pPr>
-              <w:pStyle w:val="TableText"/>
-              <w:jc w:val="center"/>
-            </w:pPr>
-            <w:r>
-              <w:rPr>
-                <w:b/>
-                <w:color w:val="17365D"/>
-              </w:rPr>
+            <w:r>
               <w:t>플레이어가 알아야 할 변화</w:t>
             </w:r>
           </w:p>
@@ -10735,15 +10716,7 @@
             <w:vAlign w:val="center"/>
           </w:tcPr>
           <w:p>
-            <w:pPr>
-              <w:pStyle w:val="TableText"/>
-              <w:jc w:val="center"/>
-            </w:pPr>
-            <w:r>
-              <w:rPr>
-                <w:b/>
-                <w:color w:val="17365D"/>
-              </w:rPr>
+            <w:r>
               <w:t>최소 피드백</w:t>
             </w:r>
           </w:p>
@@ -10760,11 +10733,8 @@
             <w:vAlign w:val="center"/>
           </w:tcPr>
           <w:p>
-            <w:pPr>
-              <w:pStyle w:val="TableText"/>
-            </w:pPr>
-            <w:r>
-              <w:t>Quiet</w:t>
+            <w:r>
+              <w:t>0.0</w:t>
             </w:r>
           </w:p>
         </w:tc>
@@ -10774,9 +10744,6 @@
             <w:vAlign w:val="center"/>
           </w:tcPr>
           <w:p>
-            <w:pPr>
-              <w:pStyle w:val="TableText"/>
-            </w:pPr>
             <w:r>
               <w:t>평상 순찰</w:t>
             </w:r>
@@ -10788,11 +10755,8 @@
             <w:vAlign w:val="center"/>
           </w:tcPr>
           <w:p>
-            <w:pPr>
-              <w:pStyle w:val="TableText"/>
-            </w:pPr>
-            <w:r>
-              <w:t>기본 Ambience</w:t>
+            <w:r>
+              <w:t>빈 별 10개 + 기본 Ambience</w:t>
             </w:r>
           </w:p>
         </w:tc>
@@ -10808,11 +10772,8 @@
             <w:vAlign w:val="center"/>
           </w:tcPr>
           <w:p>
-            <w:pPr>
-              <w:pStyle w:val="TableText"/>
-            </w:pPr>
-            <w:r>
-              <w:t>Suspicious</w:t>
+            <w:r>
+              <w:t>0.5~3.5</w:t>
             </w:r>
           </w:p>
         </w:tc>
@@ -10822,11 +10783,8 @@
             <w:vAlign w:val="center"/>
           </w:tcPr>
           <w:p>
-            <w:pPr>
-              <w:pStyle w:val="TableText"/>
-            </w:pPr>
-            <w:r>
-              <w:t>이상 징후가 확인됨</w:t>
+            <w:r>
+              <w:t>보안 사건이 누적됨</w:t>
             </w:r>
           </w:p>
         </w:tc>
@@ -10836,11 +10794,8 @@
             <w:vAlign w:val="center"/>
           </w:tcPr>
           <w:p>
-            <w:pPr>
-              <w:pStyle w:val="TableText"/>
-            </w:pPr>
-            <w:r>
-              <w:t>HUD 단계 + 무전/Notice</w:t>
+            <w:r>
+              <w:t>반/찬 별 + 짧은 사건 문구</w:t>
             </w:r>
           </w:p>
         </w:tc>
@@ -10856,11 +10811,8 @@
             <w:vAlign w:val="center"/>
           </w:tcPr>
           <w:p>
-            <w:pPr>
-              <w:pStyle w:val="TableText"/>
-            </w:pPr>
-            <w:r>
-              <w:t>Searching</w:t>
+            <w:r>
+              <w:t>4.0~6.5</w:t>
             </w:r>
           </w:p>
         </w:tc>
@@ -10870,9 +10822,6 @@
             <w:vAlign w:val="center"/>
           </w:tcPr>
           <w:p>
-            <w:pPr>
-              <w:pStyle w:val="TableText"/>
-            </w:pPr>
             <w:r>
               <w:t>경비가 적극 수색</w:t>
             </w:r>
@@ -10884,11 +10833,8 @@
             <w:vAlign w:val="center"/>
           </w:tcPr>
           <w:p>
-            <w:pPr>
-              <w:pStyle w:val="TableText"/>
-            </w:pPr>
-            <w:r>
-              <w:t>방향 경고 + 월드 자세 변화</w:t>
+            <w:r>
+              <w:t>단색 별 + 월드 자세 변화</w:t>
             </w:r>
           </w:p>
         </w:tc>
@@ -10904,11 +10850,8 @@
             <w:vAlign w:val="center"/>
           </w:tcPr>
           <w:p>
-            <w:pPr>
-              <w:pStyle w:val="TableText"/>
-            </w:pPr>
-            <w:r>
-              <w:t>Alarmed</w:t>
+            <w:r>
+              <w:t>7.0~9.5</w:t>
             </w:r>
           </w:p>
         </w:tc>
@@ -10918,11 +10861,8 @@
             <w:vAlign w:val="center"/>
           </w:tcPr>
           <w:p>
-            <w:pPr>
-              <w:pStyle w:val="TableText"/>
-            </w:pPr>
-            <w:r>
-              <w:t>탈출 준비가 급해짐</w:t>
+            <w:r>
+              <w:t>탈출 판단이 급해짐</w:t>
             </w:r>
           </w:p>
         </w:tc>
@@ -10932,11 +10872,8 @@
             <w:vAlign w:val="center"/>
           </w:tcPr>
           <w:p>
-            <w:pPr>
-              <w:pStyle w:val="TableText"/>
-            </w:pPr>
-            <w:r>
-              <w:t>강한 UI/Audio, Lockdown 예고</w:t>
+            <w:r>
+              <w:t>강한 UI/Audio</w:t>
             </w:r>
           </w:p>
         </w:tc>
@@ -10952,11 +10889,8 @@
             <w:vAlign w:val="center"/>
           </w:tcPr>
           <w:p>
-            <w:pPr>
-              <w:pStyle w:val="TableText"/>
-            </w:pPr>
-            <w:r>
-              <w:t>Lockdown</w:t>
+            <w:r>
+              <w:t>10.0</w:t>
             </w:r>
           </w:p>
         </w:tc>
@@ -10966,11 +10900,8 @@
             <w:vAlign w:val="center"/>
           </w:tcPr>
           <w:p>
-            <w:pPr>
-              <w:pStyle w:val="TableText"/>
-            </w:pPr>
-            <w:r>
-              <w:t>시간·동선 제한이 현실화</w:t>
+            <w:r>
+              <w:t>즉시 봉쇄</w:t>
             </w:r>
           </w:p>
         </w:tc>
@@ -10980,11 +10911,8 @@
             <w:vAlign w:val="center"/>
           </w:tcPr>
           <w:p>
-            <w:pPr>
-              <w:pStyle w:val="TableText"/>
-            </w:pPr>
-            <w:r>
-              <w:t>Countdown + 환경 경고</w:t>
+            <w:r>
+              <w:t>전역 경고 + Match 종료 판정</w:t>
             </w:r>
           </w:p>
         </w:tc>
@@ -11017,145 +10945,7 @@
     </w:p>
     <w:p>
       <w:r>
-        <w:t>CCTV</w:t>
-      </w:r>
-      <w:r>
-        <w:t>는</w:t>
-      </w:r>
-      <w:r>
-        <w:t xml:space="preserve"> Guard</w:t>
-      </w:r>
-      <w:r>
-        <w:t>와</w:t>
-      </w:r>
-      <w:r>
-        <w:t xml:space="preserve"> </w:t>
-      </w:r>
-      <w:r>
-        <w:t>다른</w:t>
-      </w:r>
-      <w:r>
-        <w:t xml:space="preserve"> </w:t>
-      </w:r>
-      <w:r>
-        <w:t>고정</w:t>
-      </w:r>
-      <w:r>
-        <w:t xml:space="preserve"> World Detection Source</w:t>
-      </w:r>
-      <w:r>
-        <w:t>다</w:t>
-      </w:r>
-      <w:r>
-        <w:t>. 1.2~1.5</w:t>
-      </w:r>
-      <w:r>
-        <w:t>초</w:t>
-      </w:r>
-      <w:r>
-        <w:t xml:space="preserve"> </w:t>
-      </w:r>
-      <w:r>
-        <w:t>동안</w:t>
-      </w:r>
-      <w:r>
-        <w:t xml:space="preserve"> </w:t>
-      </w:r>
-      <w:r>
-        <w:t>거리</w:t>
-      </w:r>
-      <w:r>
-        <w:t>·</w:t>
-      </w:r>
-      <w:r>
-        <w:t>각도</w:t>
-      </w:r>
-      <w:r>
-        <w:t>·</w:t>
-      </w:r>
-      <w:r>
-        <w:t>가림을</w:t>
-      </w:r>
-      <w:r>
-        <w:t xml:space="preserve"> </w:t>
-      </w:r>
-      <w:r>
-        <w:t>모두</w:t>
-      </w:r>
-      <w:r>
-        <w:t xml:space="preserve"> </w:t>
-      </w:r>
-      <w:r>
-        <w:t>만족한</w:t>
-      </w:r>
-      <w:r>
-        <w:t xml:space="preserve"> </w:t>
-      </w:r>
-      <w:r>
-        <w:t>완전</w:t>
-      </w:r>
-      <w:r>
-        <w:t xml:space="preserve"> </w:t>
-      </w:r>
-      <w:r>
-        <w:t>발각만</w:t>
-      </w:r>
-      <w:r>
-        <w:t xml:space="preserve"> Suspicious</w:t>
-      </w:r>
-      <w:r>
-        <w:t>와</w:t>
-      </w:r>
-      <w:r>
-        <w:t xml:space="preserve"> </w:t>
-      </w:r>
-      <w:r>
-        <w:t>근처</w:t>
-      </w:r>
-      <w:r>
-        <w:t xml:space="preserve"> Guard 1</w:t>
-      </w:r>
-      <w:r>
-        <w:t>회</w:t>
-      </w:r>
-      <w:r>
-        <w:t xml:space="preserve"> </w:t>
-      </w:r>
-      <w:r>
-        <w:t>조사로</w:t>
-      </w:r>
-      <w:r>
-        <w:t xml:space="preserve"> </w:t>
-      </w:r>
-      <w:r>
-        <w:t>이어지며</w:t>
-      </w:r>
-      <w:r>
-        <w:t xml:space="preserve">, </w:t>
-      </w:r>
-      <w:r>
-        <w:t>짧은</w:t>
-      </w:r>
-      <w:r>
-        <w:t xml:space="preserve"> </w:t>
-      </w:r>
-      <w:r>
-        <w:t>노출은</w:t>
-      </w:r>
-      <w:r>
-        <w:t xml:space="preserve"> </w:t>
-      </w:r>
-      <w:r>
-        <w:t>경고만</w:t>
-      </w:r>
-      <w:r>
-        <w:t xml:space="preserve"> </w:t>
-      </w:r>
-      <w:r>
-        <w:t>제공한다</w:t>
-      </w:r>
-      <w:r>
-        <w:t>.</w:t>
+        <w:t>CCTV는 Guard와 다른 고정 World Detection Source다. 1.2~1.5초 동안 거리·각도·가림을 모두 만족한 완전 발각만 경계도 +0.5와 근처 Guard 1회 조사로 이어지며, 짧은 노출은 경고만 제공한다.</w:t>
       </w:r>
     </w:p>
     <w:p>
@@ -11398,151 +11188,7 @@
     </w:p>
     <w:p>
       <w:r>
-        <w:t>Laser</w:t>
-      </w:r>
-      <w:r>
-        <w:t>는</w:t>
-      </w:r>
-      <w:r>
-        <w:t xml:space="preserve"> </w:t>
-      </w:r>
-      <w:r>
-        <w:t>물리</w:t>
-      </w:r>
-      <w:r>
-        <w:t xml:space="preserve"> </w:t>
-      </w:r>
-      <w:r>
-        <w:t>장벽이</w:t>
-      </w:r>
-      <w:r>
-        <w:t xml:space="preserve"> </w:t>
-      </w:r>
-      <w:r>
-        <w:t>아니라</w:t>
-      </w:r>
-      <w:r>
-        <w:t xml:space="preserve"> </w:t>
-      </w:r>
-      <w:r>
-        <w:t>경보선이다</w:t>
-      </w:r>
-      <w:r>
-        <w:t xml:space="preserve">. </w:t>
-      </w:r>
-      <w:r>
-        <w:t>활성</w:t>
-      </w:r>
-      <w:r>
-        <w:t xml:space="preserve"> Beam </w:t>
-      </w:r>
-      <w:r>
-        <w:t>통과는</w:t>
-      </w:r>
-      <w:r>
-        <w:t xml:space="preserve"> Suspicious</w:t>
-      </w:r>
-      <w:r>
-        <w:t>와</w:t>
-      </w:r>
-      <w:r>
-        <w:t xml:space="preserve"> </w:t>
-      </w:r>
-      <w:r>
-        <w:t>근처</w:t>
-      </w:r>
-      <w:r>
-        <w:t xml:space="preserve"> Guard 1</w:t>
-      </w:r>
-      <w:r>
-        <w:t>회</w:t>
-      </w:r>
-      <w:r>
-        <w:t xml:space="preserve"> </w:t>
-      </w:r>
-      <w:r>
-        <w:t>조사를</w:t>
-      </w:r>
-      <w:r>
-        <w:t xml:space="preserve"> </w:t>
-      </w:r>
-      <w:r>
-        <w:t>발생시키지만</w:t>
-      </w:r>
-      <w:r>
-        <w:t xml:space="preserve"> </w:t>
-      </w:r>
-      <w:r>
-        <w:t>이동을</w:t>
-      </w:r>
-      <w:r>
-        <w:t xml:space="preserve"> </w:t>
-      </w:r>
-      <w:r>
-        <w:t>막거나</w:t>
-      </w:r>
-      <w:r>
-        <w:t xml:space="preserve"> Stun·Damage</w:t>
-      </w:r>
-      <w:r>
-        <w:t>를</w:t>
-      </w:r>
-      <w:r>
-        <w:t xml:space="preserve"> </w:t>
-      </w:r>
-      <w:r>
-        <w:t>직접</w:t>
-      </w:r>
-      <w:r>
-        <w:t xml:space="preserve"> </w:t>
-      </w:r>
-      <w:r>
-        <w:t>적용하지</w:t>
-      </w:r>
-      <w:r>
-        <w:t xml:space="preserve"> </w:t>
-      </w:r>
-      <w:r>
-        <w:t>않는다</w:t>
-      </w:r>
-      <w:r>
-        <w:t xml:space="preserve">. Hold </w:t>
-      </w:r>
-      <w:r>
-        <w:t>해제</w:t>
-      </w:r>
-      <w:r>
-        <w:t>·</w:t>
-      </w:r>
-      <w:r>
-        <w:t>범위</w:t>
-      </w:r>
-      <w:r>
-        <w:t xml:space="preserve"> </w:t>
-      </w:r>
-      <w:r>
-        <w:t>이탈</w:t>
-      </w:r>
-      <w:r>
-        <w:t>·Stun·Arrest·Escape·Disconnect·Match End·Actor EndPlay</w:t>
-      </w:r>
-      <w:r>
-        <w:t>에는</w:t>
-      </w:r>
-      <w:r>
-        <w:t xml:space="preserve"> </w:t>
-      </w:r>
-      <w:r>
-        <w:t>즉시</w:t>
-      </w:r>
-      <w:r>
-        <w:t xml:space="preserve"> </w:t>
-      </w:r>
-      <w:r>
-        <w:t>복원한다</w:t>
-      </w:r>
-      <w:r>
-        <w:t>.</w:t>
+        <w:t>Laser는 물리 장벽이 아니라 경보선이다. 활성 Beam 통과는 경계도 +0.5와 근처 Guard 1회 조사를 발생시키지만 이동을 막거나 Stun·Damage를 직접 적용하지 않는다. Hold 해제·범위 이탈·Stun·Arrest·Escape·Disconnect·Match End·Actor EndPlay에는 즉시 복원한다.</w:t>
       </w:r>
     </w:p>
     <w:tbl>
@@ -11673,19 +11319,7 @@
           </w:tcPr>
           <w:p>
             <w:r>
-              <w:t>발각</w:t>
-            </w:r>
-            <w:r>
-              <w:t>·</w:t>
-            </w:r>
-            <w:r>
-              <w:t>추격</w:t>
-            </w:r>
-            <w:r>
-              <w:t>·</w:t>
-            </w:r>
-            <w:r>
-              <w:t>수색</w:t>
+              <w:t>붙잡힘 확정 시 경계도 +1.0</w:t>
             </w:r>
           </w:p>
         </w:tc>
@@ -11791,31 +11425,7 @@
           </w:tcPr>
           <w:p>
             <w:r>
-              <w:t>완전</w:t>
-            </w:r>
-            <w:r>
-              <w:t xml:space="preserve"> </w:t>
-            </w:r>
-            <w:r>
-              <w:t>발각</w:t>
-            </w:r>
-            <w:r>
-              <w:t xml:space="preserve"> </w:t>
-            </w:r>
-            <w:r>
-              <w:t>시</w:t>
-            </w:r>
-            <w:r>
-              <w:t xml:space="preserve"> Suspicious + </w:t>
-            </w:r>
-            <w:r>
-              <w:t>근처</w:t>
-            </w:r>
-            <w:r>
-              <w:t xml:space="preserve"> Guard </w:t>
-            </w:r>
-            <w:r>
-              <w:t>조사</w:t>
+              <w:t>완전 발각 시 경계도 +0.5 + 근처 Guard 조사</w:t>
             </w:r>
           </w:p>
         </w:tc>
@@ -11921,25 +11531,7 @@
           </w:tcPr>
           <w:p>
             <w:r>
-              <w:t>활성</w:t>
-            </w:r>
-            <w:r>
-              <w:t xml:space="preserve"> Beam </w:t>
-            </w:r>
-            <w:r>
-              <w:t>통과</w:t>
-            </w:r>
-            <w:r>
-              <w:t xml:space="preserve"> </w:t>
-            </w:r>
-            <w:r>
-              <w:t>시</w:t>
-            </w:r>
-            <w:r>
-              <w:t xml:space="preserve"> Alert + Guard </w:t>
-            </w:r>
-            <w:r>
-              <w:t>조사</w:t>
+              <w:t>활성 Beam 접촉 시 경계도 +0.5 + 근처 Guard 조사</w:t>
             </w:r>
           </w:p>
         </w:tc>
@@ -13839,15 +13431,7 @@
             <w:vAlign w:val="center"/>
           </w:tcPr>
           <w:p>
-            <w:pPr>
-              <w:pStyle w:val="TableText"/>
-              <w:jc w:val="center"/>
-            </w:pPr>
-            <w:r>
-              <w:rPr>
-                <w:b/>
-                <w:color w:val="17365D"/>
-              </w:rPr>
+            <w:r>
               <w:t>우선순위</w:t>
             </w:r>
           </w:p>
@@ -13865,15 +13449,7 @@
             <w:vAlign w:val="center"/>
           </w:tcPr>
           <w:p>
-            <w:pPr>
-              <w:pStyle w:val="TableText"/>
-              <w:jc w:val="center"/>
-            </w:pPr>
-            <w:r>
-              <w:rPr>
-                <w:b/>
-                <w:color w:val="17365D"/>
-              </w:rPr>
+            <w:r>
               <w:t>항상 답해야 할 질문</w:t>
             </w:r>
           </w:p>
@@ -13891,15 +13467,7 @@
             <w:vAlign w:val="center"/>
           </w:tcPr>
           <w:p>
-            <w:pPr>
-              <w:pStyle w:val="TableText"/>
-              <w:jc w:val="center"/>
-            </w:pPr>
-            <w:r>
-              <w:rPr>
-                <w:b/>
-                <w:color w:val="17365D"/>
-              </w:rPr>
+            <w:r>
               <w:t>UI 요소</w:t>
             </w:r>
           </w:p>
@@ -13916,9 +13484,6 @@
             <w:vAlign w:val="center"/>
           </w:tcPr>
           <w:p>
-            <w:pPr>
-              <w:pStyle w:val="TableText"/>
-            </w:pPr>
             <w:r>
               <w:t>1</w:t>
             </w:r>
@@ -13930,11 +13495,8 @@
             <w:vAlign w:val="center"/>
           </w:tcPr>
           <w:p>
-            <w:pPr>
-              <w:pStyle w:val="TableText"/>
-            </w:pPr>
-            <w:r>
-              <w:t>무엇을 반드시 가져와야 하나?</w:t>
+            <w:r>
+              <w:t>무엇을 언제까지 가져와야 하나?</w:t>
             </w:r>
           </w:p>
         </w:tc>
@@ -13944,11 +13506,8 @@
             <w:vAlign w:val="center"/>
           </w:tcPr>
           <w:p>
-            <w:pPr>
-              <w:pStyle w:val="TableText"/>
-            </w:pPr>
-            <w:r>
-              <w:t>Required Target / Target Gallery</w:t>
+            <w:r>
+              <w:t>미션 / MM : SS / 필수 목표 작품명</w:t>
             </w:r>
           </w:p>
         </w:tc>
@@ -13964,9 +13523,6 @@
             <w:vAlign w:val="center"/>
           </w:tcPr>
           <w:p>
-            <w:pPr>
-              <w:pStyle w:val="TableText"/>
-            </w:pPr>
             <w:r>
               <w:t>2</w:t>
             </w:r>
@@ -13978,11 +13534,8 @@
             <w:vAlign w:val="center"/>
           </w:tcPr>
           <w:p>
-            <w:pPr>
-              <w:pStyle w:val="TableText"/>
-            </w:pPr>
-            <w:r>
-              <w:t>얼마나 더 필요하나?</w:t>
+            <w:r>
+              <w:t>지금 얼마나 위험한가?</w:t>
             </w:r>
           </w:p>
         </w:tc>
@@ -13992,11 +13545,8 @@
             <w:vAlign w:val="center"/>
           </w:tcPr>
           <w:p>
-            <w:pPr>
-              <w:pStyle w:val="TableText"/>
-            </w:pPr>
-            <w:r>
-              <w:t>Quota / Secured / Carried</w:t>
+            <w:r>
+              <w:t>10칸 경계도 / 짧은 사건 문구</w:t>
             </w:r>
           </w:p>
         </w:tc>
@@ -14012,9 +13562,6 @@
             <w:vAlign w:val="center"/>
           </w:tcPr>
           <w:p>
-            <w:pPr>
-              <w:pStyle w:val="TableText"/>
-            </w:pPr>
             <w:r>
               <w:t>3</w:t>
             </w:r>
@@ -14026,11 +13573,8 @@
             <w:vAlign w:val="center"/>
           </w:tcPr>
           <w:p>
-            <w:pPr>
-              <w:pStyle w:val="TableText"/>
-            </w:pPr>
-            <w:r>
-              <w:t>지금 얼마나 위험한가?</w:t>
+            <w:r>
+              <w:t>팀원은 어떤 상태인가?</w:t>
             </w:r>
           </w:p>
         </w:tc>
@@ -14040,11 +13584,8 @@
             <w:vAlign w:val="center"/>
           </w:tcPr>
           <w:p>
-            <w:pPr>
-              <w:pStyle w:val="TableText"/>
-            </w:pPr>
-            <w:r>
-              <w:t>Security Level / Detection / Lockdown</w:t>
+            <w:r>
+              <w:t>Steam Profile / Name / Status / Mic</w:t>
             </w:r>
           </w:p>
         </w:tc>
@@ -14060,9 +13601,6 @@
             <w:vAlign w:val="center"/>
           </w:tcPr>
           <w:p>
-            <w:pPr>
-              <w:pStyle w:val="TableText"/>
-            </w:pPr>
             <w:r>
               <w:t>4</w:t>
             </w:r>
@@ -14074,11 +13612,8 @@
             <w:vAlign w:val="center"/>
           </w:tcPr>
           <w:p>
-            <w:pPr>
-              <w:pStyle w:val="TableText"/>
-            </w:pPr>
-            <w:r>
-              <w:t>팀원은 무엇을 하는가?</w:t>
+            <w:r>
+              <w:t>지금 무엇을 할 수 있나?</w:t>
             </w:r>
           </w:p>
         </w:tc>
@@ -14088,11 +13623,8 @@
             <w:vAlign w:val="center"/>
           </w:tcPr>
           <w:p>
-            <w:pPr>
-              <w:pStyle w:val="TableText"/>
-            </w:pPr>
-            <w:r>
-              <w:t>Name / Color / Team Status / Carrier</w:t>
+            <w:r>
+              <w:t>Interaction Prompt / Cast / Input Mode</w:t>
             </w:r>
           </w:p>
         </w:tc>
@@ -14108,9 +13640,6 @@
             <w:vAlign w:val="center"/>
           </w:tcPr>
           <w:p>
-            <w:pPr>
-              <w:pStyle w:val="TableText"/>
-            </w:pPr>
             <w:r>
               <w:t>5</w:t>
             </w:r>
@@ -14122,11 +13651,8 @@
             <w:vAlign w:val="center"/>
           </w:tcPr>
           <w:p>
-            <w:pPr>
-              <w:pStyle w:val="TableText"/>
-            </w:pPr>
-            <w:r>
-              <w:t>지금 무엇을 할 수 있나?</w:t>
+            <w:r>
+              <w:t>무엇을 열거나 사용할 수 있나?</w:t>
             </w:r>
           </w:p>
         </w:tc>
@@ -14136,11 +13662,8 @@
             <w:vAlign w:val="center"/>
           </w:tcPr>
           <w:p>
-            <w:pPr>
-              <w:pStyle w:val="TableText"/>
-            </w:pPr>
-            <w:r>
-              <w:t>Interaction Prompt / Cast / Input Mode</w:t>
+            <w:r>
+              <w:t>Inventory [TAB] 상태색 / QuickSlot 1~3</w:t>
             </w:r>
           </w:p>
         </w:tc>
@@ -14211,25 +13734,12 @@
             <w:vAlign w:val="center"/>
           </w:tcPr>
           <w:p>
-            <w:pPr>
-              <w:jc w:val="center"/>
-            </w:pPr>
-            <w:r>
-              <w:rPr>
-                <w:b/>
-                <w:color w:val="17365D"/>
-                <w:sz w:val="17"/>
-              </w:rPr>
-              <w:t>CONTRACT</w:t>
-            </w:r>
-            <w:r>
-              <w:rPr>
-                <w:b/>
-                <w:color w:val="17365D"/>
-                <w:sz w:val="17"/>
-              </w:rPr>
+            <w:r>
+              <w:t>미션</w:t>
               <w:br/>
-              <w:t>Required Target / Quota</w:t>
+              <w:t>MM : SS</w:t>
+              <w:br/>
+              <w:t>필수 목표 작품명</w:t>
             </w:r>
           </w:p>
         </w:tc>
@@ -14246,23 +13756,8 @@
             <w:vAlign w:val="center"/>
           </w:tcPr>
           <w:p>
-            <w:pPr>
-              <w:jc w:val="center"/>
-            </w:pPr>
-            <w:r>
-              <w:rPr>
-                <w:b/>
-                <w:color w:val="17365D"/>
-                <w:sz w:val="17"/>
-              </w:rPr>
+            <w:r>
               <w:t>WORLD VIEW</w:t>
-            </w:r>
-            <w:r>
-              <w:rPr>
-                <w:b/>
-                <w:color w:val="17365D"/>
-                <w:sz w:val="17"/>
-              </w:rPr>
               <w:br/>
               <w:t>Center Interaction / Crosshair</w:t>
             </w:r>
@@ -14281,25 +13776,10 @@
             <w:vAlign w:val="center"/>
           </w:tcPr>
           <w:p>
-            <w:pPr>
-              <w:jc w:val="center"/>
-            </w:pPr>
-            <w:r>
-              <w:rPr>
-                <w:b/>
-                <w:color w:val="17365D"/>
-                <w:sz w:val="17"/>
-              </w:rPr>
-              <w:t>SECURITY</w:t>
-            </w:r>
-            <w:r>
-              <w:rPr>
-                <w:b/>
-                <w:color w:val="17365D"/>
-                <w:sz w:val="17"/>
-              </w:rPr>
+            <w:r>
+              <w:t>경계도 10칸</w:t>
               <w:br/>
-              <w:t>Alert / Lockdown</w:t>
+              <w:t>사건 상태 Text</w:t>
             </w:r>
           </w:p>
         </w:tc>
@@ -14322,24 +13802,7 @@
             <w:vAlign w:val="center"/>
           </w:tcPr>
           <w:p>
-            <w:pPr>
-              <w:jc w:val="center"/>
-            </w:pPr>
-            <w:r>
-              <w:rPr>
-                <w:color w:val="17365D"/>
-                <w:sz w:val="17"/>
-              </w:rPr>
-              <w:t>TEAM STATUS</w:t>
-            </w:r>
-            <w:r>
-              <w:rPr>
-                <w:color w:val="17365D"/>
-                <w:sz w:val="17"/>
-              </w:rPr>
-              <w:br/>
-              <w:t>Name · Color · State</w:t>
-            </w:r>
+            <w:r/>
           </w:p>
         </w:tc>
         <w:tc>
@@ -14354,30 +13817,7 @@
             <w:vAlign w:val="center"/>
           </w:tcPr>
           <w:p>
-            <w:pPr>
-              <w:jc w:val="center"/>
-            </w:pPr>
-            <w:r>
-              <w:rPr>
-                <w:color w:val="17365D"/>
-                <w:sz w:val="17"/>
-              </w:rPr>
-              <w:br/>
-            </w:r>
-            <w:r>
-              <w:rPr>
-                <w:color w:val="17365D"/>
-                <w:sz w:val="17"/>
-              </w:rPr>
-              <w:br/>
-            </w:r>
-            <w:r>
-              <w:rPr>
-                <w:color w:val="17365D"/>
-                <w:sz w:val="17"/>
-              </w:rPr>
-              <w:br/>
-            </w:r>
+            <w:r/>
           </w:p>
         </w:tc>
         <w:tc>
@@ -14393,23 +13833,10 @@
             <w:vAlign w:val="center"/>
           </w:tcPr>
           <w:p>
-            <w:pPr>
-              <w:jc w:val="center"/>
-            </w:pPr>
-            <w:r>
-              <w:rPr>
-                <w:color w:val="17365D"/>
-                <w:sz w:val="17"/>
-              </w:rPr>
-              <w:t>CONTEXT</w:t>
-            </w:r>
-            <w:r>
-              <w:rPr>
-                <w:color w:val="17365D"/>
-                <w:sz w:val="17"/>
-              </w:rPr>
+            <w:r>
+              <w:t>TEAM CARD ×4</w:t>
               <w:br/>
-              <w:t>Cast / Detection / Stun</w:t>
+              <w:t>Profile · Name · Status · Mic</w:t>
             </w:r>
           </w:p>
         </w:tc>
@@ -14432,9 +13859,11 @@
             <w:vAlign w:val="center"/>
           </w:tcPr>
           <w:p>
-            <w:pPr>
-              <w:jc w:val="center"/>
-            </w:pPr>
+            <w:r>
+              <w:t>INVENTORY [TAB]</w:t>
+              <w:br/>
+              <w:t>Light→Heavy Color</w:t>
+            </w:r>
           </w:p>
         </w:tc>
         <w:tc>
@@ -14450,17 +13879,7 @@
             <w:vAlign w:val="center"/>
           </w:tcPr>
           <w:p>
-            <w:pPr>
-              <w:jc w:val="center"/>
-            </w:pPr>
-            <w:r>
-              <w:rPr>
-                <w:b/>
-                <w:color w:val="17365D"/>
-                <w:sz w:val="17"/>
-              </w:rPr>
-              <w:t>CARRIED  |  SECURED  |  QUOTA</w:t>
-            </w:r>
+            <w:r/>
           </w:p>
         </w:tc>
         <w:tc>
@@ -14476,9 +13895,11 @@
             <w:vAlign w:val="center"/>
           </w:tcPr>
           <w:p>
-            <w:pPr>
-              <w:jc w:val="center"/>
-            </w:pPr>
+            <w:r>
+              <w:t>QUICK SLOT ×3</w:t>
+              <w:br/>
+              <w:t>Image · Count · Key</w:t>
+            </w:r>
           </w:p>
         </w:tc>
       </w:tr>
@@ -14500,15 +13921,8 @@
             <w:vAlign w:val="center"/>
           </w:tcPr>
           <w:p>
-            <w:pPr>
-              <w:jc w:val="center"/>
-            </w:pPr>
-            <w:r>
-              <w:rPr>
-                <w:color w:val="17365D"/>
-                <w:sz w:val="17"/>
-              </w:rPr>
-              <w:t>COIN [Q]</w:t>
+            <w:r>
+              <w:t>MAP [M]</w:t>
             </w:r>
           </w:p>
         </w:tc>
@@ -14525,14 +13939,7 @@
             <w:vAlign w:val="center"/>
           </w:tcPr>
           <w:p>
-            <w:pPr>
-              <w:jc w:val="center"/>
-            </w:pPr>
-            <w:r>
-              <w:rPr>
-                <w:color w:val="17365D"/>
-                <w:sz w:val="17"/>
-              </w:rPr>
+            <w:r>
               <w:t>INTERACTION PROMPT</w:t>
             </w:r>
           </w:p>
@@ -14550,26 +13957,14 @@
             <w:vAlign w:val="center"/>
           </w:tcPr>
           <w:p>
-            <w:pPr>
-              <w:jc w:val="center"/>
-            </w:pPr>
-            <w:r>
-              <w:rPr>
-                <w:color w:val="17365D"/>
-                <w:sz w:val="17"/>
-              </w:rPr>
-              <w:t>MAP [M] · INVENTORY [TAB]</w:t>
-            </w:r>
+            <w:r/>
           </w:p>
         </w:tc>
       </w:tr>
     </w:tbl>
     <w:p>
       <w:r>
-        <w:rPr>
-          <w:i/>
-        </w:rPr>
-        <w:t>목표: 첫 20초 안에 Required Target, Quota, Carried, Secured를 구분할 수 있어야 한다.</w:t>
+        <w:t>목표: 한눈에 미션 남은 시간, 필수 목표 작품의 획득 여부, 현재 경계도와 팀원 상태를 판독할 수 있어야 한다.</w:t>
       </w:r>
     </w:p>
     <w:p>
@@ -14580,23 +13975,9 @@
           <w:numId w:val="7"/>
         </w:numPr>
       </w:pPr>
-      <w:bookmarkStart w:id="36" w:name="_Toc238277977"/>
-      <w:r>
-        <w:t>값</w:t>
-      </w:r>
-      <w:r>
-        <w:t xml:space="preserve"> </w:t>
-      </w:r>
-      <w:r>
-        <w:t>구분과</w:t>
-      </w:r>
-      <w:r>
-        <w:t xml:space="preserve"> </w:t>
-      </w:r>
-      <w:r>
-        <w:t>카피</w:t>
-      </w:r>
-      <w:bookmarkEnd w:id="36"/>
+      <w:r>
+        <w:t>최소 정보 원칙과 카피</w:t>
+      </w:r>
     </w:p>
     <w:p>
       <w:pPr>
@@ -14607,7 +13988,7 @@
         </w:numPr>
       </w:pPr>
       <w:r>
-        <w:t>CARRIED는 주황색·비확정, SECURED는 청록색·확정, QUOTA는 목표선으로 구분한다.</w:t>
+        <w:t>좌측 상단은 ‘미션’, 남은 시간 MM : SS와 필수 목표 작품명만 표시한다. 작품명은 미획득 회색, 획득 초록이며 남은 시간이 60초 미만이면 시간만 빨간색으로 바꾼다.</w:t>
       </w:r>
     </w:p>
     <w:p>
@@ -14619,7 +14000,7 @@
         </w:numPr>
       </w:pPr>
       <w:r>
-        <w:t>QUALITY는 Exhibit별 0~100이며 Contract Value Bar와 같은 위치·색·단위를 쓰지 않는다.</w:t>
+        <w:t>확보 가치, 예상 점수, Carried/Secured/Quota와 무게 수치는 Main HUD에서 제외한다. 전리품과 무게 상세는 Inventory가 소유하고 HUD에는 Inventory 단축키와 가벼움 초록→무거움 빨강의 상태 색상만 남긴다.</w:t>
       </w:r>
     </w:p>
     <w:p>
@@ -14643,7 +14024,7 @@
         </w:numPr>
       </w:pPr>
       <w:r>
-        <w:t>경고 문장은 원인과 결과를 함께 말한다. 예: ‘THE MUSEUM WILL ENTER LOCKDOWN IN {0}.’</w:t>
+        <w:t>경계도 아래 단일 사건 문구는 CCTV 발각, Laser 접촉, Guard 포획, Stun, Arrest 같은 현재 사건을 짧게 표시한 뒤 사라진다. 별도 Lockdown Countdown 문구는 사용하지 않는다.</w:t>
       </w:r>
     </w:p>
     <w:p>
@@ -18031,11 +17412,8 @@
             <w:vAlign w:val="center"/>
           </w:tcPr>
           <w:p>
-            <w:pPr>
-              <w:pStyle w:val="TableText"/>
-            </w:pPr>
-            <w:r>
-              <w:t>Alert 단계와 Lockdown</w:t>
+            <w:r>
+              <w:t>0~10 경계도 사건과 즉시 Lockdown</w:t>
             </w:r>
           </w:p>
         </w:tc>
@@ -18045,11 +17423,8 @@
             <w:vAlign w:val="center"/>
           </w:tcPr>
           <w:p>
-            <w:pPr>
-              <w:pStyle w:val="TableText"/>
-            </w:pPr>
-            <w:r>
-              <w:t>Notice, 무전, CCTV Beep, Laser Hum/Trip, Alarm, Countdown</w:t>
+            <w:r>
+              <w:t>Notice, 무전, CCTV Beep, Laser Hum/Trip, Alarm</w:t>
             </w:r>
           </w:p>
         </w:tc>
@@ -19647,11 +19022,8 @@
             <w:vAlign w:val="center"/>
           </w:tcPr>
           <w:p>
-            <w:pPr>
-              <w:pStyle w:val="TableText"/>
-            </w:pPr>
-            <w:r>
-              <w:t>명확한 Cone/LED/Beep 뒤 완전 발각만 확정</w:t>
+            <w:r>
+              <w:t>명확한 Cone/LED/Beep 뒤 완전 발각만 확정하고 경계도 +0.5</w:t>
             </w:r>
           </w:p>
         </w:tc>
@@ -19887,11 +19259,8 @@
             <w:vAlign w:val="center"/>
           </w:tcPr>
           <w:p>
-            <w:pPr>
-              <w:pStyle w:val="TableText"/>
-            </w:pPr>
-            <w:r>
-              <w:t>고가 Painting 문턱에서 짧은 역할 교대</w:t>
+            <w:r>
+              <w:t>고가 Painting 문턱에서 짧은 역할 교대, 활성 Beam 접촉 시 경계도 +0.5</w:t>
             </w:r>
           </w:p>
         </w:tc>

--- a/Museum_Heist_GDD.docx
+++ b/Museum_Heist_GDD.docx
@@ -8905,6 +8905,13 @@
     <w:p>
       <w:r>
         <w:t>v1.0의 활성 위조는 Painting Surface Forgery 하나다. 한글 중심 Mode Title, 70점 제출 기준을 포함한 단일 예상 품질, 남은 시간, Submit/Cancel과 하단 조작 안내를 사용한다. Object Assembly는 기존 구현과 자산을 삭제하지 않고 Deferred Expansion으로 보존하지만 현재 Runtime Assignment, UI Entry, Release Map과 Release Gate에는 포함하지 않는다.</w:t>
+      </w:r>
+    </w:p>
+    <w:p/>
+    <w:p>
+      <w:pPr/>
+      <w:r>
+        <w:t>각 Release Map은 고유한 Surface Template 40종을 카탈로그로 보유한다. 서버는 MatchStart에 해당 맵의 카탈로그를 섞어 Required Target을 포함한 20종을 중복 없이 선택하고, 20개의 활성 Painting Exhibit에 한 작품씩 배정한다. 한 판에 노출되는 절반만 바뀌므로 같은 맵을 반복해도 작품 구성과 탐색 동선이 달라진다. 활성 20종은 모두 관찰·위조·반출 후보이며, 실제로 몇 점을 노릴지는 Required Target, Quota, Alert와 남은 시간을 보고 팀이 결정한다.</w:t>
       </w:r>
     </w:p>
     <w:p>
@@ -18087,7 +18094,7 @@
               <w:pStyle w:val="TableText"/>
             </w:pPr>
             <w:r>
-              <w:t>Painting + Surface Template 36개, Object Assembly는 Deferred Expansion</w:t>
+              <w:t>Painting + 맵별 Surface Template 40종(총 120종), 매치별 활성 20종, Object Assembly는 Deferred Expansion</w:t>
             </w:r>
           </w:p>
         </w:tc>
@@ -18760,7 +18767,7 @@
               <w:pStyle w:val="TableText"/>
             </w:pPr>
             <w:r>
-              <w:t>36 Surface Template + 기본 Loot Variety</w:t>
+              <w:t>120 Surface Template 카탈로그 + 매치별 20종 배정 + 기본 Loot Variety</w:t>
             </w:r>
           </w:p>
         </w:tc>
@@ -19201,7 +19208,7 @@
               <w:pStyle w:val="TableText"/>
             </w:pPr>
             <w:r>
-              <w:t>맵별 12, 총 36</w:t>
+              <w:t>맵별 카탈로그 40, 총 120 / 매치별 활성 20</w:t>
             </w:r>
           </w:p>
         </w:tc>

--- a/Museum_Heist_GDD.docx
+++ b/Museum_Heist_GDD.docx
@@ -703,7 +703,7 @@
             <w:rStyle w:val="aff1"/>
             <w:noProof/>
           </w:rPr>
-          <w:t>1.2 Rev 14 Release Profile</w:t>
+          <w:t>1.2 Rev 15 Release Profile</w:t>
         </w:r>
         <w:r>
           <w:rPr>
@@ -5423,7 +5423,7 @@
       </w:pPr>
       <w:bookmarkStart w:id="2" w:name="_Toc238277943"/>
       <w:r>
-        <w:t>Rev 14 Release Profile</w:t>
+        <w:t>Rev 15 Release Profile</w:t>
       </w:r>
       <w:bookmarkEnd w:id="2"/>
     </w:p>
@@ -9030,7 +9030,7 @@
         </w:numPr>
       </w:pPr>
       <w:r>
-        <w:t>교체가 승인되면 작품별 Grid Size와 Weight를 사용해 Original을 4×5 Inventory에 즉시 자동 배치한다. 공간이나 Weight가 부족하면 교체 전체를 거부하고 ReplicaReady 상태를 유지한다.</w:t>
+        <w:t>교체가 승인되면 배정된 Surface Template 난이도에 따라 Original의 점유 크기를 하 1×2, 중 2×2, 상 3×2로 확정하고 Weight와 함께 5×5 Inventory에 즉시 자동 배치한다. 공간이나 Weight가 부족하면 교체 전체를 거부하고 ReplicaReady 상태를 유지한다.</w:t>
       </w:r>
     </w:p>
     <w:tbl>
@@ -12630,7 +12630,7 @@
         </w:numPr>
       </w:pPr>
       <w:r>
-        <w:t>Inventory는 4×5 Grid, 총 20칸이다. Original과 Loose Loot는 같은 GridSlot을 사용하며, Original 전용 Carry Slot·CarryMode·우측 별도 카드는 사용하지 않는다.</w:t>
+        <w:t>Inventory는 5×5 Grid, 총 25칸이다. Painting Original은 위조 난이도에 따라 하 1×2, 중 2×2, 상 3×2를 차지한다. Original과 Loose Loot는 같은 GridSlot을 사용하며, Original 전용 Carry Slot·CarryMode·우측 별도 카드는 사용하지 않는다.</w:t>
       </w:r>
     </w:p>
     <w:p>
@@ -18162,7 +18162,7 @@
               <w:pStyle w:val="TableText"/>
             </w:pPr>
             <w:r>
-              <w:t>Walk/Sprint/Weight/Footstep, 4×5 Inventory, Coin, Nameplate/Team Status/Map</w:t>
+              <w:t>Walk/Sprint/Weight/Footstep, 5×5 Inventory, Coin, Nameplate/Team Status/Map</w:t>
             </w:r>
           </w:p>
         </w:tc>

--- a/Museum_Heist_GDD.docx
+++ b/Museum_Heist_GDD.docx
@@ -1,6 +1,6 @@
 
 <file path=word/document.xml><?xml version="1.0" encoding="utf-8"?>
-<w:document xmlns:wpc="http://schemas.microsoft.com/office/word/2010/wordprocessingCanvas" xmlns:cx="http://schemas.microsoft.com/office/drawing/2014/chartex" xmlns:cx1="http://schemas.microsoft.com/office/drawing/2015/9/8/chartex" xmlns:cx2="http://schemas.microsoft.com/office/drawing/2015/10/21/chartex" xmlns:cx3="http://schemas.microsoft.com/office/drawing/2016/5/9/chartex" xmlns:cx4="http://schemas.microsoft.com/office/drawing/2016/5/10/chartex" xmlns:cx5="http://schemas.microsoft.com/office/drawing/2016/5/11/chartex" xmlns:cx6="http://schemas.microsoft.com/office/drawing/2016/5/12/chartex" xmlns:cx7="http://schemas.microsoft.com/office/drawing/2016/5/13/chartex" xmlns:cx8="http://schemas.microsoft.com/office/drawing/2016/5/14/chartex" xmlns:mc="http://schemas.openxmlformats.org/markup-compatibility/2006" xmlns:aink="http://schemas.microsoft.com/office/drawing/2016/ink" xmlns:am3d="http://schemas.microsoft.com/office/drawing/2017/model3d" xmlns:o="urn:schemas-microsoft-com:office:office" xmlns:oel="http://schemas.microsoft.com/office/2019/extlst" xmlns:r="http://schemas.openxmlformats.org/officeDocument/2006/relationships" xmlns:m="http://schemas.openxmlformats.org/officeDocument/2006/math" xmlns:v="urn:schemas-microsoft-com:vml" xmlns:wp14="http://schemas.microsoft.com/office/word/2010/wordprocessingDrawing" xmlns:wp="http://schemas.openxmlformats.org/drawingml/2006/wordprocessingDrawing" xmlns:w10="urn:schemas-microsoft-com:office:word" xmlns:w="http://schemas.openxmlformats.org/wordprocessingml/2006/main" xmlns:w14="http://schemas.microsoft.com/office/word/2010/wordml" xmlns:w15="http://schemas.microsoft.com/office/word/2012/wordml" xmlns:w16cei="http://schemas.microsoft.com/office/word/2026/wordml/cei" xmlns:w16cex="http://schemas.microsoft.com/office/word/2018/wordml/cex" xmlns:w16cid="http://schemas.microsoft.com/office/word/2016/wordml/cid" xmlns:w16="http://schemas.microsoft.com/office/word/2018/wordml" xmlns:w16du="http://schemas.microsoft.com/office/word/2023/wordml/word16du" xmlns:w16sdtdh="http://schemas.microsoft.com/office/word/2020/wordml/sdtdatahash" xmlns:w16sdtfl="http://schemas.microsoft.com/office/word/2024/wordml/sdtformatlock" xmlns:w16se="http://schemas.microsoft.com/office/word/2015/wordml/symex" xmlns:wpg="http://schemas.microsoft.com/office/word/2010/wordprocessingGroup" xmlns:wpi="http://schemas.microsoft.com/office/word/2010/wordprocessingInk" xmlns:wne="http://schemas.microsoft.com/office/word/2006/wordml" xmlns:wps="http://schemas.microsoft.com/office/word/2010/wordprocessingShape" mc:Ignorable="w14 w15 w16se w16cid w16 w16cex w16sdtdh w16sdtfl w16du wp14">
+<w:document xmlns:wpc="http://schemas.microsoft.com/office/word/2010/wordprocessingCanvas" xmlns:cx="http://schemas.microsoft.com/office/drawing/2014/chartex" xmlns:cx1="http://schemas.microsoft.com/office/drawing/2015/9/8/chartex" xmlns:cx2="http://schemas.microsoft.com/office/drawing/2015/10/21/chartex" xmlns:cx3="http://schemas.microsoft.com/office/drawing/2016/5/9/chartex" xmlns:cx4="http://schemas.microsoft.com/office/drawing/2016/5/10/chartex" xmlns:cx5="http://schemas.microsoft.com/office/drawing/2016/5/11/chartex" xmlns:cx6="http://schemas.microsoft.com/office/drawing/2016/5/12/chartex" xmlns:cx7="http://schemas.microsoft.com/office/drawing/2016/5/13/chartex" xmlns:cx8="http://schemas.microsoft.com/office/drawing/2016/5/14/chartex" xmlns:mc="http://schemas.openxmlformats.org/markup-compatibility/2006" xmlns:aink="http://schemas.microsoft.com/office/drawing/2016/ink" xmlns:am3d="http://schemas.microsoft.com/office/drawing/2017/model3d" xmlns:o="urn:schemas-microsoft-com:office:office" xmlns:oel="http://schemas.microsoft.com/office/2019/extlst" xmlns:r="http://schemas.openxmlformats.org/officeDocument/2006/relationships" xmlns:m="http://schemas.openxmlformats.org/officeDocument/2006/math" xmlns:v="urn:schemas-microsoft-com:vml" xmlns:wp14="http://schemas.microsoft.com/office/word/2010/wordprocessingDrawing" xmlns:wp="http://schemas.openxmlformats.org/drawingml/2006/wordprocessingDrawing" xmlns:w10="urn:schemas-microsoft-com:office:word" xmlns:w="http://schemas.openxmlformats.org/wordprocessingml/2006/main" xmlns:w14="http://schemas.microsoft.com/office/word/2010/wordml" xmlns:w15="http://schemas.microsoft.com/office/word/2012/wordml" xmlns:w16cex="http://schemas.microsoft.com/office/word/2018/wordml/cex" xmlns:w16cid="http://schemas.microsoft.com/office/word/2016/wordml/cid" xmlns:w16="http://schemas.microsoft.com/office/word/2018/wordml" xmlns:w16du="http://schemas.microsoft.com/office/word/2023/wordml/word16du" xmlns:w16sdtdh="http://schemas.microsoft.com/office/word/2020/wordml/sdtdatahash" xmlns:w16sdtfl="http://schemas.microsoft.com/office/word/2024/wordml/sdtformatlock" xmlns:w16se="http://schemas.microsoft.com/office/word/2015/wordml/symex" xmlns:wpg="http://schemas.microsoft.com/office/word/2010/wordprocessingGroup" xmlns:wpi="http://schemas.microsoft.com/office/word/2010/wordprocessingInk" xmlns:wne="http://schemas.microsoft.com/office/word/2006/wordml" xmlns:wps="http://schemas.microsoft.com/office/word/2010/wordprocessingShape" mc:Ignorable="w14 w15 w16se w16cid w16 w16cex w16sdtdh w16sdtfl w16du wp14">
   <w:body>
     <w:p/>
     <w:p/>
@@ -102,7 +102,7 @@
           </w:tcPr>
           <w:p>
             <w:r>
-              <w:t>Rev 15 · 2026-08-23</w:t>
+              <w:t>Rev 16 · 2026-08-27</w:t>
             </w:r>
           </w:p>
         </w:tc>
@@ -202,7 +202,7 @@
           </w:tcPr>
           <w:p>
             <w:r>
-              <w:t>2~4인 협동 · First-Person PvE · Surface Forgery · Patrol/CCTV/Laser · 10단계 경계도 · HUD 재정립 · Assembly Deferred</w:t>
+              <w:t>2~4인 협동 · 180초 Vent Mid-run Settlement · Arrest Detention/Evidence Recovery · Surface Forgery · Patrol/CCTV/Laser · Assembly Deferred</w:t>
             </w:r>
           </w:p>
         </w:tc>
@@ -218,6 +218,7 @@
         <w:pStyle w:val="FrontHeading"/>
       </w:pPr>
       <w:r>
+        <w:lastRenderedPageBreak/>
         <w:t>이 문서의 역할</w:t>
       </w:r>
     </w:p>
@@ -545,7 +546,7 @@
       <w:r>
         <w:fldChar w:fldCharType="separate"/>
       </w:r>
-      <w:hyperlink w:anchor="_Toc238277941" w:history="1">
+      <w:hyperlink w:anchor="_Toc238746821" w:history="1">
         <w:r>
           <w:rPr>
             <w:rStyle w:val="aff1"/>
@@ -572,7 +573,7 @@
             <w:noProof/>
             <w:webHidden/>
           </w:rPr>
-          <w:instrText xml:space="preserve"> PAGEREF _Toc238277941 \h </w:instrText>
+          <w:instrText xml:space="preserve"> PAGEREF _Toc238746821 \h </w:instrText>
         </w:r>
         <w:r>
           <w:rPr>
@@ -592,7 +593,7 @@
             <w:noProof/>
             <w:webHidden/>
           </w:rPr>
-          <w:t>5</w:t>
+          <w:t>6</w:t>
         </w:r>
         <w:r>
           <w:rPr>
@@ -621,7 +622,7 @@
           <w14:ligatures w14:val="standardContextual"/>
         </w:rPr>
       </w:pPr>
-      <w:hyperlink w:anchor="_Toc238277942" w:history="1">
+      <w:hyperlink w:anchor="_Toc238746822" w:history="1">
         <w:r>
           <w:rPr>
             <w:rStyle w:val="aff1"/>
@@ -648,7 +649,7 @@
             <w:noProof/>
             <w:webHidden/>
           </w:rPr>
-          <w:instrText xml:space="preserve"> PAGEREF _Toc238277942 \h </w:instrText>
+          <w:instrText xml:space="preserve"> PAGEREF _Toc238746822 \h </w:instrText>
         </w:r>
         <w:r>
           <w:rPr>
@@ -668,7 +669,7 @@
             <w:noProof/>
             <w:webHidden/>
           </w:rPr>
-          <w:t>5</w:t>
+          <w:t>6</w:t>
         </w:r>
         <w:r>
           <w:rPr>
@@ -697,13 +698,13 @@
           <w14:ligatures w14:val="standardContextual"/>
         </w:rPr>
       </w:pPr>
-      <w:hyperlink w:anchor="_Toc238277943" w:history="1">
+      <w:hyperlink w:anchor="_Toc238746823" w:history="1">
         <w:r>
           <w:rPr>
             <w:rStyle w:val="aff1"/>
             <w:noProof/>
           </w:rPr>
-          <w:t>1.2 Rev 15 Release Profile</w:t>
+          <w:t>1.2 Rev 16 Release Profile</w:t>
         </w:r>
         <w:r>
           <w:rPr>
@@ -724,7 +725,7 @@
             <w:noProof/>
             <w:webHidden/>
           </w:rPr>
-          <w:instrText xml:space="preserve"> PAGEREF _Toc238277943 \h </w:instrText>
+          <w:instrText xml:space="preserve"> PAGEREF _Toc238746823 \h </w:instrText>
         </w:r>
         <w:r>
           <w:rPr>
@@ -744,7 +745,7 @@
             <w:noProof/>
             <w:webHidden/>
           </w:rPr>
-          <w:t>5</w:t>
+          <w:t>6</w:t>
         </w:r>
         <w:r>
           <w:rPr>
@@ -773,7 +774,7 @@
           <w14:ligatures w14:val="standardContextual"/>
         </w:rPr>
       </w:pPr>
-      <w:hyperlink w:anchor="_Toc238277944" w:history="1">
+      <w:hyperlink w:anchor="_Toc238746824" w:history="1">
         <w:r>
           <w:rPr>
             <w:rStyle w:val="aff1"/>
@@ -800,7 +801,7 @@
             <w:noProof/>
             <w:webHidden/>
           </w:rPr>
-          <w:instrText xml:space="preserve"> PAGEREF _Toc238277944 \h </w:instrText>
+          <w:instrText xml:space="preserve"> PAGEREF _Toc238746824 \h </w:instrText>
         </w:r>
         <w:r>
           <w:rPr>
@@ -820,7 +821,7 @@
             <w:noProof/>
             <w:webHidden/>
           </w:rPr>
-          <w:t>5</w:t>
+          <w:t>6</w:t>
         </w:r>
         <w:r>
           <w:rPr>
@@ -849,7 +850,7 @@
           <w14:ligatures w14:val="standardContextual"/>
         </w:rPr>
       </w:pPr>
-      <w:hyperlink w:anchor="_Toc238277945" w:history="1">
+      <w:hyperlink w:anchor="_Toc238746825" w:history="1">
         <w:r>
           <w:rPr>
             <w:rStyle w:val="aff1"/>
@@ -876,7 +877,7 @@
             <w:noProof/>
             <w:webHidden/>
           </w:rPr>
-          <w:instrText xml:space="preserve"> PAGEREF _Toc238277945 \h </w:instrText>
+          <w:instrText xml:space="preserve"> PAGEREF _Toc238746825 \h </w:instrText>
         </w:r>
         <w:r>
           <w:rPr>
@@ -896,7 +897,7 @@
             <w:noProof/>
             <w:webHidden/>
           </w:rPr>
-          <w:t>6</w:t>
+          <w:t>7</w:t>
         </w:r>
         <w:r>
           <w:rPr>
@@ -925,7 +926,7 @@
           <w14:ligatures w14:val="standardContextual"/>
         </w:rPr>
       </w:pPr>
-      <w:hyperlink w:anchor="_Toc238277946" w:history="1">
+      <w:hyperlink w:anchor="_Toc238746826" w:history="1">
         <w:r>
           <w:rPr>
             <w:rStyle w:val="aff1"/>
@@ -952,7 +953,7 @@
             <w:noProof/>
             <w:webHidden/>
           </w:rPr>
-          <w:instrText xml:space="preserve"> PAGEREF _Toc238277946 \h </w:instrText>
+          <w:instrText xml:space="preserve"> PAGEREF _Toc238746826 \h </w:instrText>
         </w:r>
         <w:r>
           <w:rPr>
@@ -972,7 +973,7 @@
             <w:noProof/>
             <w:webHidden/>
           </w:rPr>
-          <w:t>6</w:t>
+          <w:t>7</w:t>
         </w:r>
         <w:r>
           <w:rPr>
@@ -1001,7 +1002,7 @@
           <w14:ligatures w14:val="standardContextual"/>
         </w:rPr>
       </w:pPr>
-      <w:hyperlink w:anchor="_Toc238277947" w:history="1">
+      <w:hyperlink w:anchor="_Toc238746827" w:history="1">
         <w:r>
           <w:rPr>
             <w:rStyle w:val="aff1"/>
@@ -1028,7 +1029,7 @@
             <w:noProof/>
             <w:webHidden/>
           </w:rPr>
-          <w:instrText xml:space="preserve"> PAGEREF _Toc238277947 \h </w:instrText>
+          <w:instrText xml:space="preserve"> PAGEREF _Toc238746827 \h </w:instrText>
         </w:r>
         <w:r>
           <w:rPr>
@@ -1048,7 +1049,7 @@
             <w:noProof/>
             <w:webHidden/>
           </w:rPr>
-          <w:t>6</w:t>
+          <w:t>7</w:t>
         </w:r>
         <w:r>
           <w:rPr>
@@ -1076,7 +1077,7 @@
           <w14:ligatures w14:val="standardContextual"/>
         </w:rPr>
       </w:pPr>
-      <w:hyperlink w:anchor="_Toc238277948" w:history="1">
+      <w:hyperlink w:anchor="_Toc238746828" w:history="1">
         <w:r>
           <w:rPr>
             <w:rStyle w:val="aff1"/>
@@ -1103,7 +1104,7 @@
             <w:noProof/>
             <w:webHidden/>
           </w:rPr>
-          <w:instrText xml:space="preserve"> PAGEREF _Toc238277948 \h </w:instrText>
+          <w:instrText xml:space="preserve"> PAGEREF _Toc238746828 \h </w:instrText>
         </w:r>
         <w:r>
           <w:rPr>
@@ -1123,7 +1124,7 @@
             <w:noProof/>
             <w:webHidden/>
           </w:rPr>
-          <w:t>7</w:t>
+          <w:t>9</w:t>
         </w:r>
         <w:r>
           <w:rPr>
@@ -1152,7 +1153,7 @@
           <w14:ligatures w14:val="standardContextual"/>
         </w:rPr>
       </w:pPr>
-      <w:hyperlink w:anchor="_Toc238277949" w:history="1">
+      <w:hyperlink w:anchor="_Toc238746829" w:history="1">
         <w:r>
           <w:rPr>
             <w:rStyle w:val="aff1"/>
@@ -1179,7 +1180,7 @@
             <w:noProof/>
             <w:webHidden/>
           </w:rPr>
-          <w:instrText xml:space="preserve"> PAGEREF _Toc238277949 \h </w:instrText>
+          <w:instrText xml:space="preserve"> PAGEREF _Toc238746829 \h </w:instrText>
         </w:r>
         <w:r>
           <w:rPr>
@@ -1199,7 +1200,7 @@
             <w:noProof/>
             <w:webHidden/>
           </w:rPr>
-          <w:t>7</w:t>
+          <w:t>9</w:t>
         </w:r>
         <w:r>
           <w:rPr>
@@ -1228,7 +1229,7 @@
           <w14:ligatures w14:val="standardContextual"/>
         </w:rPr>
       </w:pPr>
-      <w:hyperlink w:anchor="_Toc238277950" w:history="1">
+      <w:hyperlink w:anchor="_Toc238746830" w:history="1">
         <w:r>
           <w:rPr>
             <w:rStyle w:val="aff1"/>
@@ -1255,7 +1256,7 @@
             <w:noProof/>
             <w:webHidden/>
           </w:rPr>
-          <w:instrText xml:space="preserve"> PAGEREF _Toc238277950 \h </w:instrText>
+          <w:instrText xml:space="preserve"> PAGEREF _Toc238746830 \h </w:instrText>
         </w:r>
         <w:r>
           <w:rPr>
@@ -1275,7 +1276,7 @@
             <w:noProof/>
             <w:webHidden/>
           </w:rPr>
-          <w:t>7</w:t>
+          <w:t>9</w:t>
         </w:r>
         <w:r>
           <w:rPr>
@@ -1304,7 +1305,7 @@
           <w14:ligatures w14:val="standardContextual"/>
         </w:rPr>
       </w:pPr>
-      <w:hyperlink w:anchor="_Toc238277951" w:history="1">
+      <w:hyperlink w:anchor="_Toc238746831" w:history="1">
         <w:r>
           <w:rPr>
             <w:rStyle w:val="aff1"/>
@@ -1331,7 +1332,7 @@
             <w:noProof/>
             <w:webHidden/>
           </w:rPr>
-          <w:instrText xml:space="preserve"> PAGEREF _Toc238277951 \h </w:instrText>
+          <w:instrText xml:space="preserve"> PAGEREF _Toc238746831 \h </w:instrText>
         </w:r>
         <w:r>
           <w:rPr>
@@ -1351,7 +1352,7 @@
             <w:noProof/>
             <w:webHidden/>
           </w:rPr>
-          <w:t>8</w:t>
+          <w:t>10</w:t>
         </w:r>
         <w:r>
           <w:rPr>
@@ -1380,7 +1381,7 @@
           <w14:ligatures w14:val="standardContextual"/>
         </w:rPr>
       </w:pPr>
-      <w:hyperlink w:anchor="_Toc238277952" w:history="1">
+      <w:hyperlink w:anchor="_Toc238746832" w:history="1">
         <w:r>
           <w:rPr>
             <w:rStyle w:val="aff1"/>
@@ -1407,7 +1408,7 @@
             <w:noProof/>
             <w:webHidden/>
           </w:rPr>
-          <w:instrText xml:space="preserve"> PAGEREF _Toc238277952 \h </w:instrText>
+          <w:instrText xml:space="preserve"> PAGEREF _Toc238746832 \h </w:instrText>
         </w:r>
         <w:r>
           <w:rPr>
@@ -1427,7 +1428,7 @@
             <w:noProof/>
             <w:webHidden/>
           </w:rPr>
-          <w:t>8</w:t>
+          <w:t>10</w:t>
         </w:r>
         <w:r>
           <w:rPr>
@@ -1456,7 +1457,7 @@
           <w14:ligatures w14:val="standardContextual"/>
         </w:rPr>
       </w:pPr>
-      <w:hyperlink w:anchor="_Toc238277953" w:history="1">
+      <w:hyperlink w:anchor="_Toc238746833" w:history="1">
         <w:r>
           <w:rPr>
             <w:rStyle w:val="aff1"/>
@@ -1483,7 +1484,7 @@
             <w:noProof/>
             <w:webHidden/>
           </w:rPr>
-          <w:instrText xml:space="preserve"> PAGEREF _Toc238277953 \h </w:instrText>
+          <w:instrText xml:space="preserve"> PAGEREF _Toc238746833 \h </w:instrText>
         </w:r>
         <w:r>
           <w:rPr>
@@ -1503,7 +1504,7 @@
             <w:noProof/>
             <w:webHidden/>
           </w:rPr>
-          <w:t>8</w:t>
+          <w:t>10</w:t>
         </w:r>
         <w:r>
           <w:rPr>
@@ -1531,7 +1532,7 @@
           <w14:ligatures w14:val="standardContextual"/>
         </w:rPr>
       </w:pPr>
-      <w:hyperlink w:anchor="_Toc238277954" w:history="1">
+      <w:hyperlink w:anchor="_Toc238746834" w:history="1">
         <w:r>
           <w:rPr>
             <w:rStyle w:val="aff1"/>
@@ -1558,7 +1559,7 @@
             <w:noProof/>
             <w:webHidden/>
           </w:rPr>
-          <w:instrText xml:space="preserve"> PAGEREF _Toc238277954 \h </w:instrText>
+          <w:instrText xml:space="preserve"> PAGEREF _Toc238746834 \h </w:instrText>
         </w:r>
         <w:r>
           <w:rPr>
@@ -1578,7 +1579,7 @@
             <w:noProof/>
             <w:webHidden/>
           </w:rPr>
-          <w:t>9</w:t>
+          <w:t>11</w:t>
         </w:r>
         <w:r>
           <w:rPr>
@@ -1607,7 +1608,7 @@
           <w14:ligatures w14:val="standardContextual"/>
         </w:rPr>
       </w:pPr>
-      <w:hyperlink w:anchor="_Toc238277955" w:history="1">
+      <w:hyperlink w:anchor="_Toc238746835" w:history="1">
         <w:r>
           <w:rPr>
             <w:rStyle w:val="aff1"/>
@@ -1634,7 +1635,7 @@
             <w:noProof/>
             <w:webHidden/>
           </w:rPr>
-          <w:instrText xml:space="preserve"> PAGEREF _Toc238277955 \h </w:instrText>
+          <w:instrText xml:space="preserve"> PAGEREF _Toc238746835 \h </w:instrText>
         </w:r>
         <w:r>
           <w:rPr>
@@ -1654,7 +1655,7 @@
             <w:noProof/>
             <w:webHidden/>
           </w:rPr>
-          <w:t>9</w:t>
+          <w:t>11</w:t>
         </w:r>
         <w:r>
           <w:rPr>
@@ -1683,7 +1684,7 @@
           <w14:ligatures w14:val="standardContextual"/>
         </w:rPr>
       </w:pPr>
-      <w:hyperlink w:anchor="_Toc238277956" w:history="1">
+      <w:hyperlink w:anchor="_Toc238746836" w:history="1">
         <w:r>
           <w:rPr>
             <w:rStyle w:val="aff1"/>
@@ -1710,7 +1711,7 @@
             <w:noProof/>
             <w:webHidden/>
           </w:rPr>
-          <w:instrText xml:space="preserve"> PAGEREF _Toc238277956 \h </w:instrText>
+          <w:instrText xml:space="preserve"> PAGEREF _Toc238746836 \h </w:instrText>
         </w:r>
         <w:r>
           <w:rPr>
@@ -1730,7 +1731,7 @@
             <w:noProof/>
             <w:webHidden/>
           </w:rPr>
-          <w:t>9</w:t>
+          <w:t>11</w:t>
         </w:r>
         <w:r>
           <w:rPr>
@@ -1759,7 +1760,7 @@
           <w14:ligatures w14:val="standardContextual"/>
         </w:rPr>
       </w:pPr>
-      <w:hyperlink w:anchor="_Toc238277957" w:history="1">
+      <w:hyperlink w:anchor="_Toc238746837" w:history="1">
         <w:r>
           <w:rPr>
             <w:rStyle w:val="aff1"/>
@@ -1786,7 +1787,7 @@
             <w:noProof/>
             <w:webHidden/>
           </w:rPr>
-          <w:instrText xml:space="preserve"> PAGEREF _Toc238277957 \h </w:instrText>
+          <w:instrText xml:space="preserve"> PAGEREF _Toc238746837 \h </w:instrText>
         </w:r>
         <w:r>
           <w:rPr>
@@ -1806,7 +1807,7 @@
             <w:noProof/>
             <w:webHidden/>
           </w:rPr>
-          <w:t>10</w:t>
+          <w:t>12</w:t>
         </w:r>
         <w:r>
           <w:rPr>
@@ -1835,7 +1836,7 @@
           <w14:ligatures w14:val="standardContextual"/>
         </w:rPr>
       </w:pPr>
-      <w:hyperlink w:anchor="_Toc238277958" w:history="1">
+      <w:hyperlink w:anchor="_Toc238746838" w:history="1">
         <w:r>
           <w:rPr>
             <w:rStyle w:val="aff1"/>
@@ -1862,7 +1863,7 @@
             <w:noProof/>
             <w:webHidden/>
           </w:rPr>
-          <w:instrText xml:space="preserve"> PAGEREF _Toc238277958 \h </w:instrText>
+          <w:instrText xml:space="preserve"> PAGEREF _Toc238746838 \h </w:instrText>
         </w:r>
         <w:r>
           <w:rPr>
@@ -1882,7 +1883,7 @@
             <w:noProof/>
             <w:webHidden/>
           </w:rPr>
-          <w:t>11</w:t>
+          <w:t>13</w:t>
         </w:r>
         <w:r>
           <w:rPr>
@@ -1911,7 +1912,7 @@
           <w14:ligatures w14:val="standardContextual"/>
         </w:rPr>
       </w:pPr>
-      <w:hyperlink w:anchor="_Toc238277959" w:history="1">
+      <w:hyperlink w:anchor="_Toc238746839" w:history="1">
         <w:r>
           <w:rPr>
             <w:rStyle w:val="aff1"/>
@@ -1938,7 +1939,7 @@
             <w:noProof/>
             <w:webHidden/>
           </w:rPr>
-          <w:instrText xml:space="preserve"> PAGEREF _Toc238277959 \h </w:instrText>
+          <w:instrText xml:space="preserve"> PAGEREF _Toc238746839 \h </w:instrText>
         </w:r>
         <w:r>
           <w:rPr>
@@ -1958,7 +1959,7 @@
             <w:noProof/>
             <w:webHidden/>
           </w:rPr>
-          <w:t>11</w:t>
+          <w:t>13</w:t>
         </w:r>
         <w:r>
           <w:rPr>
@@ -1987,7 +1988,7 @@
           <w14:ligatures w14:val="standardContextual"/>
         </w:rPr>
       </w:pPr>
-      <w:hyperlink w:anchor="_Toc238277960" w:history="1">
+      <w:hyperlink w:anchor="_Toc238746840" w:history="1">
         <w:r>
           <w:rPr>
             <w:rStyle w:val="aff1"/>
@@ -2014,7 +2015,7 @@
             <w:noProof/>
             <w:webHidden/>
           </w:rPr>
-          <w:instrText xml:space="preserve"> PAGEREF _Toc238277960 \h </w:instrText>
+          <w:instrText xml:space="preserve"> PAGEREF _Toc238746840 \h </w:instrText>
         </w:r>
         <w:r>
           <w:rPr>
@@ -2034,7 +2035,7 @@
             <w:noProof/>
             <w:webHidden/>
           </w:rPr>
-          <w:t>12</w:t>
+          <w:t>14</w:t>
         </w:r>
         <w:r>
           <w:rPr>
@@ -2062,7 +2063,7 @@
           <w14:ligatures w14:val="standardContextual"/>
         </w:rPr>
       </w:pPr>
-      <w:hyperlink w:anchor="_Toc238277961" w:history="1">
+      <w:hyperlink w:anchor="_Toc238746841" w:history="1">
         <w:r>
           <w:rPr>
             <w:rStyle w:val="aff1"/>
@@ -2089,7 +2090,7 @@
             <w:noProof/>
             <w:webHidden/>
           </w:rPr>
-          <w:instrText xml:space="preserve"> PAGEREF _Toc238277961 \h </w:instrText>
+          <w:instrText xml:space="preserve"> PAGEREF _Toc238746841 \h </w:instrText>
         </w:r>
         <w:r>
           <w:rPr>
@@ -2109,7 +2110,7 @@
             <w:noProof/>
             <w:webHidden/>
           </w:rPr>
-          <w:t>13</w:t>
+          <w:t>15</w:t>
         </w:r>
         <w:r>
           <w:rPr>
@@ -2138,7 +2139,7 @@
           <w14:ligatures w14:val="standardContextual"/>
         </w:rPr>
       </w:pPr>
-      <w:hyperlink w:anchor="_Toc238277962" w:history="1">
+      <w:hyperlink w:anchor="_Toc238746842" w:history="1">
         <w:r>
           <w:rPr>
             <w:rStyle w:val="aff1"/>
@@ -2165,7 +2166,7 @@
             <w:noProof/>
             <w:webHidden/>
           </w:rPr>
-          <w:instrText xml:space="preserve"> PAGEREF _Toc238277962 \h </w:instrText>
+          <w:instrText xml:space="preserve"> PAGEREF _Toc238746842 \h </w:instrText>
         </w:r>
         <w:r>
           <w:rPr>
@@ -2185,7 +2186,7 @@
             <w:noProof/>
             <w:webHidden/>
           </w:rPr>
-          <w:t>13</w:t>
+          <w:t>15</w:t>
         </w:r>
         <w:r>
           <w:rPr>
@@ -2214,7 +2215,7 @@
           <w14:ligatures w14:val="standardContextual"/>
         </w:rPr>
       </w:pPr>
-      <w:hyperlink w:anchor="_Toc238277963" w:history="1">
+      <w:hyperlink w:anchor="_Toc238746843" w:history="1">
         <w:r>
           <w:rPr>
             <w:rStyle w:val="aff1"/>
@@ -2241,7 +2242,7 @@
             <w:noProof/>
             <w:webHidden/>
           </w:rPr>
-          <w:instrText xml:space="preserve"> PAGEREF _Toc238277963 \h </w:instrText>
+          <w:instrText xml:space="preserve"> PAGEREF _Toc238746843 \h </w:instrText>
         </w:r>
         <w:r>
           <w:rPr>
@@ -2261,7 +2262,7 @@
             <w:noProof/>
             <w:webHidden/>
           </w:rPr>
-          <w:t>13</w:t>
+          <w:t>15</w:t>
         </w:r>
         <w:r>
           <w:rPr>
@@ -2290,7 +2291,7 @@
           <w14:ligatures w14:val="standardContextual"/>
         </w:rPr>
       </w:pPr>
-      <w:hyperlink w:anchor="_Toc238277964" w:history="1">
+      <w:hyperlink w:anchor="_Toc238746844" w:history="1">
         <w:r>
           <w:rPr>
             <w:rStyle w:val="aff1"/>
@@ -2317,7 +2318,7 @@
             <w:noProof/>
             <w:webHidden/>
           </w:rPr>
-          <w:instrText xml:space="preserve"> PAGEREF _Toc238277964 \h </w:instrText>
+          <w:instrText xml:space="preserve"> PAGEREF _Toc238746844 \h </w:instrText>
         </w:r>
         <w:r>
           <w:rPr>
@@ -2337,7 +2338,7 @@
             <w:noProof/>
             <w:webHidden/>
           </w:rPr>
-          <w:t>13</w:t>
+          <w:t>15</w:t>
         </w:r>
         <w:r>
           <w:rPr>
@@ -2366,7 +2367,7 @@
           <w14:ligatures w14:val="standardContextual"/>
         </w:rPr>
       </w:pPr>
-      <w:hyperlink w:anchor="_Toc238277965" w:history="1">
+      <w:hyperlink w:anchor="_Toc238746845" w:history="1">
         <w:r>
           <w:rPr>
             <w:rStyle w:val="aff1"/>
@@ -2393,7 +2394,7 @@
             <w:noProof/>
             <w:webHidden/>
           </w:rPr>
-          <w:instrText xml:space="preserve"> PAGEREF _Toc238277965 \h </w:instrText>
+          <w:instrText xml:space="preserve"> PAGEREF _Toc238746845 \h </w:instrText>
         </w:r>
         <w:r>
           <w:rPr>
@@ -2413,7 +2414,7 @@
             <w:noProof/>
             <w:webHidden/>
           </w:rPr>
-          <w:t>14</w:t>
+          <w:t>16</w:t>
         </w:r>
         <w:r>
           <w:rPr>
@@ -2442,7 +2443,7 @@
           <w14:ligatures w14:val="standardContextual"/>
         </w:rPr>
       </w:pPr>
-      <w:hyperlink w:anchor="_Toc238277966" w:history="1">
+      <w:hyperlink w:anchor="_Toc238746846" w:history="1">
         <w:r>
           <w:rPr>
             <w:rStyle w:val="aff1"/>
@@ -2469,7 +2470,7 @@
             <w:noProof/>
             <w:webHidden/>
           </w:rPr>
-          <w:instrText xml:space="preserve"> PAGEREF _Toc238277966 \h </w:instrText>
+          <w:instrText xml:space="preserve"> PAGEREF _Toc238746846 \h </w:instrText>
         </w:r>
         <w:r>
           <w:rPr>
@@ -2489,7 +2490,7 @@
             <w:noProof/>
             <w:webHidden/>
           </w:rPr>
-          <w:t>14</w:t>
+          <w:t>17</w:t>
         </w:r>
         <w:r>
           <w:rPr>
@@ -2518,7 +2519,7 @@
           <w14:ligatures w14:val="standardContextual"/>
         </w:rPr>
       </w:pPr>
-      <w:hyperlink w:anchor="_Toc238277967" w:history="1">
+      <w:hyperlink w:anchor="_Toc238746847" w:history="1">
         <w:r>
           <w:rPr>
             <w:rStyle w:val="aff1"/>
@@ -2545,7 +2546,7 @@
             <w:noProof/>
             <w:webHidden/>
           </w:rPr>
-          <w:instrText xml:space="preserve"> PAGEREF _Toc238277967 \h </w:instrText>
+          <w:instrText xml:space="preserve"> PAGEREF _Toc238746847 \h </w:instrText>
         </w:r>
         <w:r>
           <w:rPr>
@@ -2565,7 +2566,7 @@
             <w:noProof/>
             <w:webHidden/>
           </w:rPr>
-          <w:t>15</w:t>
+          <w:t>17</w:t>
         </w:r>
         <w:r>
           <w:rPr>
@@ -2593,7 +2594,7 @@
           <w14:ligatures w14:val="standardContextual"/>
         </w:rPr>
       </w:pPr>
-      <w:hyperlink w:anchor="_Toc238277968" w:history="1">
+      <w:hyperlink w:anchor="_Toc238746848" w:history="1">
         <w:r>
           <w:rPr>
             <w:rStyle w:val="aff1"/>
@@ -2620,7 +2621,7 @@
             <w:noProof/>
             <w:webHidden/>
           </w:rPr>
-          <w:instrText xml:space="preserve"> PAGEREF _Toc238277968 \h </w:instrText>
+          <w:instrText xml:space="preserve"> PAGEREF _Toc238746848 \h </w:instrText>
         </w:r>
         <w:r>
           <w:rPr>
@@ -2640,7 +2641,7 @@
             <w:noProof/>
             <w:webHidden/>
           </w:rPr>
-          <w:t>16</w:t>
+          <w:t>18</w:t>
         </w:r>
         <w:r>
           <w:rPr>
@@ -2669,7 +2670,7 @@
           <w14:ligatures w14:val="standardContextual"/>
         </w:rPr>
       </w:pPr>
-      <w:hyperlink w:anchor="_Toc238277969" w:history="1">
+      <w:hyperlink w:anchor="_Toc238746849" w:history="1">
         <w:r>
           <w:rPr>
             <w:rStyle w:val="aff1"/>
@@ -2696,7 +2697,7 @@
             <w:noProof/>
             <w:webHidden/>
           </w:rPr>
-          <w:instrText xml:space="preserve"> PAGEREF _Toc238277969 \h </w:instrText>
+          <w:instrText xml:space="preserve"> PAGEREF _Toc238746849 \h </w:instrText>
         </w:r>
         <w:r>
           <w:rPr>
@@ -2716,7 +2717,7 @@
             <w:noProof/>
             <w:webHidden/>
           </w:rPr>
-          <w:t>16</w:t>
+          <w:t>18</w:t>
         </w:r>
         <w:r>
           <w:rPr>
@@ -2745,13 +2746,13 @@
           <w14:ligatures w14:val="standardContextual"/>
         </w:rPr>
       </w:pPr>
-      <w:hyperlink w:anchor="_Toc238277970" w:history="1">
+      <w:hyperlink w:anchor="_Toc238746850" w:history="1">
         <w:r>
           <w:rPr>
             <w:rStyle w:val="aff1"/>
             <w:noProof/>
           </w:rPr>
-          <w:t>5.2 Inventory, Loose Loot, Coin</w:t>
+          <w:t>거리 기반 팀 보이스와 발화 위험</w:t>
         </w:r>
         <w:r>
           <w:rPr>
@@ -2772,7 +2773,7 @@
             <w:noProof/>
             <w:webHidden/>
           </w:rPr>
-          <w:instrText xml:space="preserve"> PAGEREF _Toc238277970 \h </w:instrText>
+          <w:instrText xml:space="preserve"> PAGEREF _Toc238746850 \h </w:instrText>
         </w:r>
         <w:r>
           <w:rPr>
@@ -2792,7 +2793,7 @@
             <w:noProof/>
             <w:webHidden/>
           </w:rPr>
-          <w:t>16</w:t>
+          <w:t>18</w:t>
         </w:r>
         <w:r>
           <w:rPr>
@@ -2821,13 +2822,13 @@
           <w14:ligatures w14:val="standardContextual"/>
         </w:rPr>
       </w:pPr>
-      <w:hyperlink w:anchor="_Toc238277971" w:history="1">
+      <w:hyperlink w:anchor="_Toc238746851" w:history="1">
         <w:r>
           <w:rPr>
             <w:rStyle w:val="aff1"/>
             <w:noProof/>
           </w:rPr>
-          <w:t>5.3 Player Identity와 Team Status</w:t>
+          <w:t>5.2 Inventory, Loose Loot, Coin</w:t>
         </w:r>
         <w:r>
           <w:rPr>
@@ -2848,7 +2849,7 @@
             <w:noProof/>
             <w:webHidden/>
           </w:rPr>
-          <w:instrText xml:space="preserve"> PAGEREF _Toc238277971 \h </w:instrText>
+          <w:instrText xml:space="preserve"> PAGEREF _Toc238746851 \h </w:instrText>
         </w:r>
         <w:r>
           <w:rPr>
@@ -2868,7 +2869,7 @@
             <w:noProof/>
             <w:webHidden/>
           </w:rPr>
-          <w:t>16</w:t>
+          <w:t>18</w:t>
         </w:r>
         <w:r>
           <w:rPr>
@@ -2897,13 +2898,13 @@
           <w14:ligatures w14:val="standardContextual"/>
         </w:rPr>
       </w:pPr>
-      <w:hyperlink w:anchor="_Toc238277972" w:history="1">
+      <w:hyperlink w:anchor="_Toc238746852" w:history="1">
         <w:r>
           <w:rPr>
             <w:rStyle w:val="aff1"/>
             <w:noProof/>
           </w:rPr>
-          <w:t>5.4 Floor Plan Map 정보 정책</w:t>
+          <w:t>5.3 Player Identity와 Team Status</w:t>
         </w:r>
         <w:r>
           <w:rPr>
@@ -2924,7 +2925,7 @@
             <w:noProof/>
             <w:webHidden/>
           </w:rPr>
-          <w:instrText xml:space="preserve"> PAGEREF _Toc238277972 \h </w:instrText>
+          <w:instrText xml:space="preserve"> PAGEREF _Toc238746852 \h </w:instrText>
         </w:r>
         <w:r>
           <w:rPr>
@@ -2944,7 +2945,7 @@
             <w:noProof/>
             <w:webHidden/>
           </w:rPr>
-          <w:t>17</w:t>
+          <w:t>19</w:t>
         </w:r>
         <w:r>
           <w:rPr>
@@ -2973,13 +2974,13 @@
           <w14:ligatures w14:val="standardContextual"/>
         </w:rPr>
       </w:pPr>
-      <w:hyperlink w:anchor="_Toc238277973" w:history="1">
+      <w:hyperlink w:anchor="_Toc238746853" w:history="1">
         <w:r>
           <w:rPr>
             <w:rStyle w:val="aff1"/>
             <w:noProof/>
           </w:rPr>
-          <w:t>5.5 Shared Extraction과 개인 Deposit</w:t>
+          <w:t>5.4 Floor Plan Map 정보 정책</w:t>
         </w:r>
         <w:r>
           <w:rPr>
@@ -3000,7 +3001,7 @@
             <w:noProof/>
             <w:webHidden/>
           </w:rPr>
-          <w:instrText xml:space="preserve"> PAGEREF _Toc238277973 \h </w:instrText>
+          <w:instrText xml:space="preserve"> PAGEREF _Toc238746853 \h </w:instrText>
         </w:r>
         <w:r>
           <w:rPr>
@@ -3020,82 +3021,7 @@
             <w:noProof/>
             <w:webHidden/>
           </w:rPr>
-          <w:t>17</w:t>
-        </w:r>
-        <w:r>
-          <w:rPr>
-            <w:noProof/>
-            <w:webHidden/>
-          </w:rPr>
-          <w:fldChar w:fldCharType="end"/>
-        </w:r>
-      </w:hyperlink>
-    </w:p>
-    <w:p>
-      <w:pPr>
-        <w:pStyle w:val="13"/>
-        <w:tabs>
-          <w:tab w:val="right" w:leader="dot" w:pos="9856"/>
-        </w:tabs>
-        <w:rPr>
-          <w:rFonts w:asciiTheme="minorHAnsi" w:eastAsiaTheme="minorEastAsia" w:hAnsiTheme="minorHAnsi" w:cstheme="minorBidi"/>
-          <w:noProof/>
-          <w:color w:val="auto"/>
-          <w:kern w:val="2"/>
-          <w:sz w:val="22"/>
-          <w:szCs w:val="24"/>
-          <w:lang w:eastAsia="ko-KR"/>
-          <w14:ligatures w14:val="standardContextual"/>
-        </w:rPr>
-      </w:pPr>
-      <w:hyperlink w:anchor="_Toc238277974" w:history="1">
-        <w:r>
-          <w:rPr>
-            <w:rStyle w:val="aff1"/>
-            <w:noProof/>
-          </w:rPr>
-          <w:t>6 UI, 온보딩, 접근성</w:t>
-        </w:r>
-        <w:r>
-          <w:rPr>
-            <w:noProof/>
-            <w:webHidden/>
-          </w:rPr>
-          <w:tab/>
-        </w:r>
-        <w:r>
-          <w:rPr>
-            <w:noProof/>
-            <w:webHidden/>
-          </w:rPr>
-          <w:fldChar w:fldCharType="begin"/>
-        </w:r>
-        <w:r>
-          <w:rPr>
-            <w:noProof/>
-            <w:webHidden/>
-          </w:rPr>
-          <w:instrText xml:space="preserve"> PAGEREF _Toc238277974 \h </w:instrText>
-        </w:r>
-        <w:r>
-          <w:rPr>
-            <w:noProof/>
-            <w:webHidden/>
-          </w:rPr>
-        </w:r>
-        <w:r>
-          <w:rPr>
-            <w:noProof/>
-            <w:webHidden/>
-          </w:rPr>
-          <w:fldChar w:fldCharType="separate"/>
-        </w:r>
-        <w:r>
-          <w:rPr>
-            <w:noProof/>
-            <w:webHidden/>
-          </w:rPr>
-          <w:t>18</w:t>
+          <w:t>19</w:t>
         </w:r>
         <w:r>
           <w:rPr>
@@ -3124,12 +3050,163 @@
           <w14:ligatures w14:val="standardContextual"/>
         </w:rPr>
       </w:pPr>
-      <w:hyperlink w:anchor="_Toc238277975" w:history="1">
+      <w:hyperlink w:anchor="_Toc238746854" w:history="1">
         <w:r>
           <w:rPr>
             <w:rStyle w:val="aff1"/>
             <w:noProof/>
           </w:rPr>
+          <w:t>5.5 Shared Extraction과 개인 Deposit</w:t>
+        </w:r>
+        <w:r>
+          <w:rPr>
+            <w:noProof/>
+            <w:webHidden/>
+          </w:rPr>
+          <w:tab/>
+        </w:r>
+        <w:r>
+          <w:rPr>
+            <w:noProof/>
+            <w:webHidden/>
+          </w:rPr>
+          <w:fldChar w:fldCharType="begin"/>
+        </w:r>
+        <w:r>
+          <w:rPr>
+            <w:noProof/>
+            <w:webHidden/>
+          </w:rPr>
+          <w:instrText xml:space="preserve"> PAGEREF _Toc238746854 \h </w:instrText>
+        </w:r>
+        <w:r>
+          <w:rPr>
+            <w:noProof/>
+            <w:webHidden/>
+          </w:rPr>
+        </w:r>
+        <w:r>
+          <w:rPr>
+            <w:noProof/>
+            <w:webHidden/>
+          </w:rPr>
+          <w:fldChar w:fldCharType="separate"/>
+        </w:r>
+        <w:r>
+          <w:rPr>
+            <w:noProof/>
+            <w:webHidden/>
+          </w:rPr>
+          <w:t>19</w:t>
+        </w:r>
+        <w:r>
+          <w:rPr>
+            <w:noProof/>
+            <w:webHidden/>
+          </w:rPr>
+          <w:fldChar w:fldCharType="end"/>
+        </w:r>
+      </w:hyperlink>
+    </w:p>
+    <w:p>
+      <w:pPr>
+        <w:pStyle w:val="13"/>
+        <w:tabs>
+          <w:tab w:val="right" w:leader="dot" w:pos="9856"/>
+        </w:tabs>
+        <w:rPr>
+          <w:rFonts w:asciiTheme="minorHAnsi" w:eastAsiaTheme="minorEastAsia" w:hAnsiTheme="minorHAnsi" w:cstheme="minorBidi"/>
+          <w:noProof/>
+          <w:color w:val="auto"/>
+          <w:kern w:val="2"/>
+          <w:sz w:val="22"/>
+          <w:szCs w:val="24"/>
+          <w:lang w:eastAsia="ko-KR"/>
+          <w14:ligatures w14:val="standardContextual"/>
+        </w:rPr>
+      </w:pPr>
+      <w:hyperlink w:anchor="_Toc238746855" w:history="1">
+        <w:r>
+          <w:rPr>
+            <w:rStyle w:val="aff1"/>
+            <w:noProof/>
+          </w:rPr>
+          <w:t>6 UI, 온보딩, 접근성</w:t>
+        </w:r>
+        <w:r>
+          <w:rPr>
+            <w:noProof/>
+            <w:webHidden/>
+          </w:rPr>
+          <w:tab/>
+        </w:r>
+        <w:r>
+          <w:rPr>
+            <w:noProof/>
+            <w:webHidden/>
+          </w:rPr>
+          <w:fldChar w:fldCharType="begin"/>
+        </w:r>
+        <w:r>
+          <w:rPr>
+            <w:noProof/>
+            <w:webHidden/>
+          </w:rPr>
+          <w:instrText xml:space="preserve"> PAGEREF _Toc238746855 \h </w:instrText>
+        </w:r>
+        <w:r>
+          <w:rPr>
+            <w:noProof/>
+            <w:webHidden/>
+          </w:rPr>
+        </w:r>
+        <w:r>
+          <w:rPr>
+            <w:noProof/>
+            <w:webHidden/>
+          </w:rPr>
+          <w:fldChar w:fldCharType="separate"/>
+        </w:r>
+        <w:r>
+          <w:rPr>
+            <w:noProof/>
+            <w:webHidden/>
+          </w:rPr>
+          <w:t>21</w:t>
+        </w:r>
+        <w:r>
+          <w:rPr>
+            <w:noProof/>
+            <w:webHidden/>
+          </w:rPr>
+          <w:fldChar w:fldCharType="end"/>
+        </w:r>
+      </w:hyperlink>
+    </w:p>
+    <w:p>
+      <w:pPr>
+        <w:pStyle w:val="28"/>
+        <w:tabs>
+          <w:tab w:val="right" w:leader="dot" w:pos="9856"/>
+        </w:tabs>
+        <w:ind w:left="420"/>
+        <w:rPr>
+          <w:rFonts w:asciiTheme="minorHAnsi" w:eastAsiaTheme="minorEastAsia" w:hAnsiTheme="minorHAnsi" w:cstheme="minorBidi"/>
+          <w:noProof/>
+          <w:color w:val="auto"/>
+          <w:kern w:val="2"/>
+          <w:sz w:val="22"/>
+          <w:szCs w:val="24"/>
+          <w:lang w:eastAsia="ko-KR"/>
+          <w14:ligatures w14:val="standardContextual"/>
+        </w:rPr>
+      </w:pPr>
+      <w:hyperlink w:anchor="_Toc238746856" w:history="1">
+        <w:r>
+          <w:rPr>
+            <w:rStyle w:val="aff1"/>
+            <w:noProof/>
+          </w:rPr>
           <w:t>6.1 HUD Information Architecture</w:t>
         </w:r>
         <w:r>
@@ -3151,7 +3228,7 @@
             <w:noProof/>
             <w:webHidden/>
           </w:rPr>
-          <w:instrText xml:space="preserve"> PAGEREF _Toc238277975 \h </w:instrText>
+          <w:instrText xml:space="preserve"> PAGEREF _Toc238746856 \h </w:instrText>
         </w:r>
         <w:r>
           <w:rPr>
@@ -3171,7 +3248,7 @@
             <w:noProof/>
             <w:webHidden/>
           </w:rPr>
-          <w:t>18</w:t>
+          <w:t>21</w:t>
         </w:r>
         <w:r>
           <w:rPr>
@@ -3200,7 +3277,7 @@
           <w14:ligatures w14:val="standardContextual"/>
         </w:rPr>
       </w:pPr>
-      <w:hyperlink w:anchor="_Toc238277976" w:history="1">
+      <w:hyperlink w:anchor="_Toc238746857" w:history="1">
         <w:r>
           <w:rPr>
             <w:rStyle w:val="aff1"/>
@@ -3227,7 +3304,7 @@
             <w:noProof/>
             <w:webHidden/>
           </w:rPr>
-          <w:instrText xml:space="preserve"> PAGEREF _Toc238277976 \h </w:instrText>
+          <w:instrText xml:space="preserve"> PAGEREF _Toc238746857 \h </w:instrText>
         </w:r>
         <w:r>
           <w:rPr>
@@ -3247,7 +3324,7 @@
             <w:noProof/>
             <w:webHidden/>
           </w:rPr>
-          <w:t>18</w:t>
+          <w:t>21</w:t>
         </w:r>
         <w:r>
           <w:rPr>
@@ -3276,13 +3353,13 @@
           <w14:ligatures w14:val="standardContextual"/>
         </w:rPr>
       </w:pPr>
-      <w:hyperlink w:anchor="_Toc238277977" w:history="1">
+      <w:hyperlink w:anchor="_Toc238746858" w:history="1">
         <w:r>
           <w:rPr>
             <w:rStyle w:val="aff1"/>
             <w:noProof/>
           </w:rPr>
-          <w:t>6.2 값 구분과 카피</w:t>
+          <w:t>6.2 최소 정보 원칙과 카피</w:t>
         </w:r>
         <w:r>
           <w:rPr>
@@ -3303,7 +3380,7 @@
             <w:noProof/>
             <w:webHidden/>
           </w:rPr>
-          <w:instrText xml:space="preserve"> PAGEREF _Toc238277977 \h </w:instrText>
+          <w:instrText xml:space="preserve"> PAGEREF _Toc238746858 \h </w:instrText>
         </w:r>
         <w:r>
           <w:rPr>
@@ -3323,7 +3400,7 @@
             <w:noProof/>
             <w:webHidden/>
           </w:rPr>
-          <w:t>18</w:t>
+          <w:t>22</w:t>
         </w:r>
         <w:r>
           <w:rPr>
@@ -3352,7 +3429,7 @@
           <w14:ligatures w14:val="standardContextual"/>
         </w:rPr>
       </w:pPr>
-      <w:hyperlink w:anchor="_Toc238277978" w:history="1">
+      <w:hyperlink w:anchor="_Toc238746859" w:history="1">
         <w:r>
           <w:rPr>
             <w:rStyle w:val="aff1"/>
@@ -3379,7 +3456,7 @@
             <w:noProof/>
             <w:webHidden/>
           </w:rPr>
-          <w:instrText xml:space="preserve"> PAGEREF _Toc238277978 \h </w:instrText>
+          <w:instrText xml:space="preserve"> PAGEREF _Toc238746859 \h </w:instrText>
         </w:r>
         <w:r>
           <w:rPr>
@@ -3399,7 +3476,7 @@
             <w:noProof/>
             <w:webHidden/>
           </w:rPr>
-          <w:t>18</w:t>
+          <w:t>23</w:t>
         </w:r>
         <w:r>
           <w:rPr>
@@ -3428,7 +3505,7 @@
           <w14:ligatures w14:val="standardContextual"/>
         </w:rPr>
       </w:pPr>
-      <w:hyperlink w:anchor="_Toc238277979" w:history="1">
+      <w:hyperlink w:anchor="_Toc238746860" w:history="1">
         <w:r>
           <w:rPr>
             <w:rStyle w:val="aff1"/>
@@ -3455,7 +3532,7 @@
             <w:noProof/>
             <w:webHidden/>
           </w:rPr>
-          <w:instrText xml:space="preserve"> PAGEREF _Toc238277979 \h </w:instrText>
+          <w:instrText xml:space="preserve"> PAGEREF _Toc238746860 \h </w:instrText>
         </w:r>
         <w:r>
           <w:rPr>
@@ -3475,7 +3552,7 @@
             <w:noProof/>
             <w:webHidden/>
           </w:rPr>
-          <w:t>19</w:t>
+          <w:t>23</w:t>
         </w:r>
         <w:r>
           <w:rPr>
@@ -3504,7 +3581,7 @@
           <w14:ligatures w14:val="standardContextual"/>
         </w:rPr>
       </w:pPr>
-      <w:hyperlink w:anchor="_Toc238277980" w:history="1">
+      <w:hyperlink w:anchor="_Toc238746861" w:history="1">
         <w:r>
           <w:rPr>
             <w:rStyle w:val="aff1"/>
@@ -3531,7 +3608,7 @@
             <w:noProof/>
             <w:webHidden/>
           </w:rPr>
-          <w:instrText xml:space="preserve"> PAGEREF _Toc238277980 \h </w:instrText>
+          <w:instrText xml:space="preserve"> PAGEREF _Toc238746861 \h </w:instrText>
         </w:r>
         <w:r>
           <w:rPr>
@@ -3551,7 +3628,7 @@
             <w:noProof/>
             <w:webHidden/>
           </w:rPr>
-          <w:t>19</w:t>
+          <w:t>23</w:t>
         </w:r>
         <w:r>
           <w:rPr>
@@ -3580,7 +3657,7 @@
           <w14:ligatures w14:val="standardContextual"/>
         </w:rPr>
       </w:pPr>
-      <w:hyperlink w:anchor="_Toc238277981" w:history="1">
+      <w:hyperlink w:anchor="_Toc238746862" w:history="1">
         <w:r>
           <w:rPr>
             <w:rStyle w:val="aff1"/>
@@ -3607,7 +3684,7 @@
             <w:noProof/>
             <w:webHidden/>
           </w:rPr>
-          <w:instrText xml:space="preserve"> PAGEREF _Toc238277981 \h </w:instrText>
+          <w:instrText xml:space="preserve"> PAGEREF _Toc238746862 \h </w:instrText>
         </w:r>
         <w:r>
           <w:rPr>
@@ -3627,7 +3704,7 @@
             <w:noProof/>
             <w:webHidden/>
           </w:rPr>
-          <w:t>19</w:t>
+          <w:t>23</w:t>
         </w:r>
         <w:r>
           <w:rPr>
@@ -3656,7 +3733,7 @@
           <w14:ligatures w14:val="standardContextual"/>
         </w:rPr>
       </w:pPr>
-      <w:hyperlink w:anchor="_Toc238277982" w:history="1">
+      <w:hyperlink w:anchor="_Toc238746863" w:history="1">
         <w:r>
           <w:rPr>
             <w:rStyle w:val="aff1"/>
@@ -3683,7 +3760,7 @@
             <w:noProof/>
             <w:webHidden/>
           </w:rPr>
-          <w:instrText xml:space="preserve"> PAGEREF _Toc238277982 \h </w:instrText>
+          <w:instrText xml:space="preserve"> PAGEREF _Toc238746863 \h </w:instrText>
         </w:r>
         <w:r>
           <w:rPr>
@@ -3703,7 +3780,7 @@
             <w:noProof/>
             <w:webHidden/>
           </w:rPr>
-          <w:t>20</w:t>
+          <w:t>24</w:t>
         </w:r>
         <w:r>
           <w:rPr>
@@ -3732,7 +3809,7 @@
           <w14:ligatures w14:val="standardContextual"/>
         </w:rPr>
       </w:pPr>
-      <w:hyperlink w:anchor="_Toc238277983" w:history="1">
+      <w:hyperlink w:anchor="_Toc238746864" w:history="1">
         <w:r>
           <w:rPr>
             <w:rStyle w:val="aff1"/>
@@ -3759,7 +3836,7 @@
             <w:noProof/>
             <w:webHidden/>
           </w:rPr>
-          <w:instrText xml:space="preserve"> PAGEREF _Toc238277983 \h </w:instrText>
+          <w:instrText xml:space="preserve"> PAGEREF _Toc238746864 \h </w:instrText>
         </w:r>
         <w:r>
           <w:rPr>
@@ -3779,7 +3856,7 @@
             <w:noProof/>
             <w:webHidden/>
           </w:rPr>
-          <w:t>20</w:t>
+          <w:t>24</w:t>
         </w:r>
         <w:r>
           <w:rPr>
@@ -3807,7 +3884,7 @@
           <w14:ligatures w14:val="standardContextual"/>
         </w:rPr>
       </w:pPr>
-      <w:hyperlink w:anchor="_Toc238277984" w:history="1">
+      <w:hyperlink w:anchor="_Toc238746865" w:history="1">
         <w:r>
           <w:rPr>
             <w:rStyle w:val="aff1"/>
@@ -3834,7 +3911,7 @@
             <w:noProof/>
             <w:webHidden/>
           </w:rPr>
-          <w:instrText xml:space="preserve"> PAGEREF _Toc238277984 \h </w:instrText>
+          <w:instrText xml:space="preserve"> PAGEREF _Toc238746865 \h </w:instrText>
         </w:r>
         <w:r>
           <w:rPr>
@@ -3854,7 +3931,7 @@
             <w:noProof/>
             <w:webHidden/>
           </w:rPr>
-          <w:t>21</w:t>
+          <w:t>25</w:t>
         </w:r>
         <w:r>
           <w:rPr>
@@ -3883,7 +3960,7 @@
           <w14:ligatures w14:val="standardContextual"/>
         </w:rPr>
       </w:pPr>
-      <w:hyperlink w:anchor="_Toc238277985" w:history="1">
+      <w:hyperlink w:anchor="_Toc238746866" w:history="1">
         <w:r>
           <w:rPr>
             <w:rStyle w:val="aff1"/>
@@ -3910,7 +3987,7 @@
             <w:noProof/>
             <w:webHidden/>
           </w:rPr>
-          <w:instrText xml:space="preserve"> PAGEREF _Toc238277985 \h </w:instrText>
+          <w:instrText xml:space="preserve"> PAGEREF _Toc238746866 \h </w:instrText>
         </w:r>
         <w:r>
           <w:rPr>
@@ -3930,7 +4007,7 @@
             <w:noProof/>
             <w:webHidden/>
           </w:rPr>
-          <w:t>21</w:t>
+          <w:t>25</w:t>
         </w:r>
         <w:r>
           <w:rPr>
@@ -3959,7 +4036,7 @@
           <w14:ligatures w14:val="standardContextual"/>
         </w:rPr>
       </w:pPr>
-      <w:hyperlink w:anchor="_Toc238277986" w:history="1">
+      <w:hyperlink w:anchor="_Toc238746867" w:history="1">
         <w:r>
           <w:rPr>
             <w:rStyle w:val="aff1"/>
@@ -3986,7 +4063,7 @@
             <w:noProof/>
             <w:webHidden/>
           </w:rPr>
-          <w:instrText xml:space="preserve"> PAGEREF _Toc238277986 \h </w:instrText>
+          <w:instrText xml:space="preserve"> PAGEREF _Toc238746867 \h </w:instrText>
         </w:r>
         <w:r>
           <w:rPr>
@@ -4006,7 +4083,7 @@
             <w:noProof/>
             <w:webHidden/>
           </w:rPr>
-          <w:t>21</w:t>
+          <w:t>25</w:t>
         </w:r>
         <w:r>
           <w:rPr>
@@ -4035,7 +4112,7 @@
           <w14:ligatures w14:val="standardContextual"/>
         </w:rPr>
       </w:pPr>
-      <w:hyperlink w:anchor="_Toc238277987" w:history="1">
+      <w:hyperlink w:anchor="_Toc238746868" w:history="1">
         <w:r>
           <w:rPr>
             <w:rStyle w:val="aff1"/>
@@ -4062,7 +4139,7 @@
             <w:noProof/>
             <w:webHidden/>
           </w:rPr>
-          <w:instrText xml:space="preserve"> PAGEREF _Toc238277987 \h </w:instrText>
+          <w:instrText xml:space="preserve"> PAGEREF _Toc238746868 \h </w:instrText>
         </w:r>
         <w:r>
           <w:rPr>
@@ -4082,7 +4159,7 @@
             <w:noProof/>
             <w:webHidden/>
           </w:rPr>
-          <w:t>21</w:t>
+          <w:t>25</w:t>
         </w:r>
         <w:r>
           <w:rPr>
@@ -4111,7 +4188,7 @@
           <w14:ligatures w14:val="standardContextual"/>
         </w:rPr>
       </w:pPr>
-      <w:hyperlink w:anchor="_Toc238277988" w:history="1">
+      <w:hyperlink w:anchor="_Toc238746869" w:history="1">
         <w:r>
           <w:rPr>
             <w:rStyle w:val="aff1"/>
@@ -4138,7 +4215,7 @@
             <w:noProof/>
             <w:webHidden/>
           </w:rPr>
-          <w:instrText xml:space="preserve"> PAGEREF _Toc238277988 \h </w:instrText>
+          <w:instrText xml:space="preserve"> PAGEREF _Toc238746869 \h </w:instrText>
         </w:r>
         <w:r>
           <w:rPr>
@@ -4158,7 +4235,7 @@
             <w:noProof/>
             <w:webHidden/>
           </w:rPr>
-          <w:t>22</w:t>
+          <w:t>26</w:t>
         </w:r>
         <w:r>
           <w:rPr>
@@ -4187,7 +4264,7 @@
           <w14:ligatures w14:val="standardContextual"/>
         </w:rPr>
       </w:pPr>
-      <w:hyperlink w:anchor="_Toc238277989" w:history="1">
+      <w:hyperlink w:anchor="_Toc238746870" w:history="1">
         <w:r>
           <w:rPr>
             <w:rStyle w:val="aff1"/>
@@ -4214,7 +4291,7 @@
             <w:noProof/>
             <w:webHidden/>
           </w:rPr>
-          <w:instrText xml:space="preserve"> PAGEREF _Toc238277989 \h </w:instrText>
+          <w:instrText xml:space="preserve"> PAGEREF _Toc238746870 \h </w:instrText>
         </w:r>
         <w:r>
           <w:rPr>
@@ -4234,7 +4311,7 @@
             <w:noProof/>
             <w:webHidden/>
           </w:rPr>
-          <w:t>22</w:t>
+          <w:t>27</w:t>
         </w:r>
         <w:r>
           <w:rPr>
@@ -4263,7 +4340,7 @@
           <w14:ligatures w14:val="standardContextual"/>
         </w:rPr>
       </w:pPr>
-      <w:hyperlink w:anchor="_Toc238277990" w:history="1">
+      <w:hyperlink w:anchor="_Toc238746871" w:history="1">
         <w:r>
           <w:rPr>
             <w:rStyle w:val="aff1"/>
@@ -4290,7 +4367,7 @@
             <w:noProof/>
             <w:webHidden/>
           </w:rPr>
-          <w:instrText xml:space="preserve"> PAGEREF _Toc238277990 \h </w:instrText>
+          <w:instrText xml:space="preserve"> PAGEREF _Toc238746871 \h </w:instrText>
         </w:r>
         <w:r>
           <w:rPr>
@@ -4310,7 +4387,7 @@
             <w:noProof/>
             <w:webHidden/>
           </w:rPr>
-          <w:t>23</w:t>
+          <w:t>28</w:t>
         </w:r>
         <w:r>
           <w:rPr>
@@ -4339,7 +4416,7 @@
           <w14:ligatures w14:val="standardContextual"/>
         </w:rPr>
       </w:pPr>
-      <w:hyperlink w:anchor="_Toc238277991" w:history="1">
+      <w:hyperlink w:anchor="_Toc238746872" w:history="1">
         <w:r>
           <w:rPr>
             <w:rStyle w:val="aff1"/>
@@ -4366,7 +4443,7 @@
             <w:noProof/>
             <w:webHidden/>
           </w:rPr>
-          <w:instrText xml:space="preserve"> PAGEREF _Toc238277991 \h </w:instrText>
+          <w:instrText xml:space="preserve"> PAGEREF _Toc238746872 \h </w:instrText>
         </w:r>
         <w:r>
           <w:rPr>
@@ -4386,7 +4463,7 @@
             <w:noProof/>
             <w:webHidden/>
           </w:rPr>
-          <w:t>23</w:t>
+          <w:t>28</w:t>
         </w:r>
         <w:r>
           <w:rPr>
@@ -4415,7 +4492,7 @@
           <w14:ligatures w14:val="standardContextual"/>
         </w:rPr>
       </w:pPr>
-      <w:hyperlink w:anchor="_Toc238277992" w:history="1">
+      <w:hyperlink w:anchor="_Toc238746873" w:history="1">
         <w:r>
           <w:rPr>
             <w:rStyle w:val="aff1"/>
@@ -4442,7 +4519,7 @@
             <w:noProof/>
             <w:webHidden/>
           </w:rPr>
-          <w:instrText xml:space="preserve"> PAGEREF _Toc238277992 \h </w:instrText>
+          <w:instrText xml:space="preserve"> PAGEREF _Toc238746873 \h </w:instrText>
         </w:r>
         <w:r>
           <w:rPr>
@@ -4462,7 +4539,7 @@
             <w:noProof/>
             <w:webHidden/>
           </w:rPr>
-          <w:t>24</w:t>
+          <w:t>29</w:t>
         </w:r>
         <w:r>
           <w:rPr>
@@ -4490,7 +4567,7 @@
           <w14:ligatures w14:val="standardContextual"/>
         </w:rPr>
       </w:pPr>
-      <w:hyperlink w:anchor="_Toc238277993" w:history="1">
+      <w:hyperlink w:anchor="_Toc238746874" w:history="1">
         <w:r>
           <w:rPr>
             <w:rStyle w:val="aff1"/>
@@ -4517,7 +4594,7 @@
             <w:noProof/>
             <w:webHidden/>
           </w:rPr>
-          <w:instrText xml:space="preserve"> PAGEREF _Toc238277993 \h </w:instrText>
+          <w:instrText xml:space="preserve"> PAGEREF _Toc238746874 \h </w:instrText>
         </w:r>
         <w:r>
           <w:rPr>
@@ -4537,7 +4614,7 @@
             <w:noProof/>
             <w:webHidden/>
           </w:rPr>
-          <w:t>25</w:t>
+          <w:t>30</w:t>
         </w:r>
         <w:r>
           <w:rPr>
@@ -4566,7 +4643,7 @@
           <w14:ligatures w14:val="standardContextual"/>
         </w:rPr>
       </w:pPr>
-      <w:hyperlink w:anchor="_Toc238277994" w:history="1">
+      <w:hyperlink w:anchor="_Toc238746875" w:history="1">
         <w:r>
           <w:rPr>
             <w:rStyle w:val="aff1"/>
@@ -4593,7 +4670,7 @@
             <w:noProof/>
             <w:webHidden/>
           </w:rPr>
-          <w:instrText xml:space="preserve"> PAGEREF _Toc238277994 \h </w:instrText>
+          <w:instrText xml:space="preserve"> PAGEREF _Toc238746875 \h </w:instrText>
         </w:r>
         <w:r>
           <w:rPr>
@@ -4613,7 +4690,7 @@
             <w:noProof/>
             <w:webHidden/>
           </w:rPr>
-          <w:t>25</w:t>
+          <w:t>30</w:t>
         </w:r>
         <w:r>
           <w:rPr>
@@ -4642,7 +4719,7 @@
           <w14:ligatures w14:val="standardContextual"/>
         </w:rPr>
       </w:pPr>
-      <w:hyperlink w:anchor="_Toc238277995" w:history="1">
+      <w:hyperlink w:anchor="_Toc238746876" w:history="1">
         <w:r>
           <w:rPr>
             <w:rStyle w:val="aff1"/>
@@ -4669,7 +4746,7 @@
             <w:noProof/>
             <w:webHidden/>
           </w:rPr>
-          <w:instrText xml:space="preserve"> PAGEREF _Toc238277995 \h </w:instrText>
+          <w:instrText xml:space="preserve"> PAGEREF _Toc238746876 \h </w:instrText>
         </w:r>
         <w:r>
           <w:rPr>
@@ -4689,7 +4766,7 @@
             <w:noProof/>
             <w:webHidden/>
           </w:rPr>
-          <w:t>25</w:t>
+          <w:t>30</w:t>
         </w:r>
         <w:r>
           <w:rPr>
@@ -4718,7 +4795,7 @@
           <w14:ligatures w14:val="standardContextual"/>
         </w:rPr>
       </w:pPr>
-      <w:hyperlink w:anchor="_Toc238277996" w:history="1">
+      <w:hyperlink w:anchor="_Toc238746877" w:history="1">
         <w:r>
           <w:rPr>
             <w:rStyle w:val="aff1"/>
@@ -4745,7 +4822,7 @@
             <w:noProof/>
             <w:webHidden/>
           </w:rPr>
-          <w:instrText xml:space="preserve"> PAGEREF _Toc238277996 \h </w:instrText>
+          <w:instrText xml:space="preserve"> PAGEREF _Toc238746877 \h </w:instrText>
         </w:r>
         <w:r>
           <w:rPr>
@@ -4765,7 +4842,7 @@
             <w:noProof/>
             <w:webHidden/>
           </w:rPr>
-          <w:t>25</w:t>
+          <w:t>30</w:t>
         </w:r>
         <w:r>
           <w:rPr>
@@ -4794,7 +4871,7 @@
           <w14:ligatures w14:val="standardContextual"/>
         </w:rPr>
       </w:pPr>
-      <w:hyperlink w:anchor="_Toc238277997" w:history="1">
+      <w:hyperlink w:anchor="_Toc238746878" w:history="1">
         <w:r>
           <w:rPr>
             <w:rStyle w:val="aff1"/>
@@ -4821,7 +4898,7 @@
             <w:noProof/>
             <w:webHidden/>
           </w:rPr>
-          <w:instrText xml:space="preserve"> PAGEREF _Toc238277997 \h </w:instrText>
+          <w:instrText xml:space="preserve"> PAGEREF _Toc238746878 \h </w:instrText>
         </w:r>
         <w:r>
           <w:rPr>
@@ -4841,7 +4918,7 @@
             <w:noProof/>
             <w:webHidden/>
           </w:rPr>
-          <w:t>26</w:t>
+          <w:t>31</w:t>
         </w:r>
         <w:r>
           <w:rPr>
@@ -4870,7 +4947,7 @@
           <w14:ligatures w14:val="standardContextual"/>
         </w:rPr>
       </w:pPr>
-      <w:hyperlink w:anchor="_Toc238277998" w:history="1">
+      <w:hyperlink w:anchor="_Toc238746879" w:history="1">
         <w:r>
           <w:rPr>
             <w:rStyle w:val="aff1"/>
@@ -4897,7 +4974,7 @@
             <w:noProof/>
             <w:webHidden/>
           </w:rPr>
-          <w:instrText xml:space="preserve"> PAGEREF _Toc238277998 \h </w:instrText>
+          <w:instrText xml:space="preserve"> PAGEREF _Toc238746879 \h </w:instrText>
         </w:r>
         <w:r>
           <w:rPr>
@@ -4917,7 +4994,7 @@
             <w:noProof/>
             <w:webHidden/>
           </w:rPr>
-          <w:t>26</w:t>
+          <w:t>31</w:t>
         </w:r>
         <w:r>
           <w:rPr>
@@ -4946,7 +5023,7 @@
           <w14:ligatures w14:val="standardContextual"/>
         </w:rPr>
       </w:pPr>
-      <w:hyperlink w:anchor="_Toc238277999" w:history="1">
+      <w:hyperlink w:anchor="_Toc238746880" w:history="1">
         <w:r>
           <w:rPr>
             <w:rStyle w:val="aff1"/>
@@ -4973,7 +5050,7 @@
             <w:noProof/>
             <w:webHidden/>
           </w:rPr>
-          <w:instrText xml:space="preserve"> PAGEREF _Toc238277999 \h </w:instrText>
+          <w:instrText xml:space="preserve"> PAGEREF _Toc238746880 \h </w:instrText>
         </w:r>
         <w:r>
           <w:rPr>
@@ -4993,7 +5070,7 @@
             <w:noProof/>
             <w:webHidden/>
           </w:rPr>
-          <w:t>26</w:t>
+          <w:t>32</w:t>
         </w:r>
         <w:r>
           <w:rPr>
@@ -5022,7 +5099,7 @@
           <w14:ligatures w14:val="standardContextual"/>
         </w:rPr>
       </w:pPr>
-      <w:hyperlink w:anchor="_Toc238278000" w:history="1">
+      <w:hyperlink w:anchor="_Toc238746881" w:history="1">
         <w:r>
           <w:rPr>
             <w:rStyle w:val="aff1"/>
@@ -5049,7 +5126,7 @@
             <w:noProof/>
             <w:webHidden/>
           </w:rPr>
-          <w:instrText xml:space="preserve"> PAGEREF _Toc238278000 \h </w:instrText>
+          <w:instrText xml:space="preserve"> PAGEREF _Toc238746881 \h </w:instrText>
         </w:r>
         <w:r>
           <w:rPr>
@@ -5069,7 +5146,7 @@
             <w:noProof/>
             <w:webHidden/>
           </w:rPr>
-          <w:t>27</w:t>
+          <w:t>32</w:t>
         </w:r>
         <w:r>
           <w:rPr>
@@ -5097,7 +5174,7 @@
           <w14:ligatures w14:val="standardContextual"/>
         </w:rPr>
       </w:pPr>
-      <w:hyperlink w:anchor="_Toc238278001" w:history="1">
+      <w:hyperlink w:anchor="_Toc238746882" w:history="1">
         <w:r>
           <w:rPr>
             <w:rStyle w:val="aff1"/>
@@ -5124,7 +5201,7 @@
             <w:noProof/>
             <w:webHidden/>
           </w:rPr>
-          <w:instrText xml:space="preserve"> PAGEREF _Toc238278001 \h </w:instrText>
+          <w:instrText xml:space="preserve"> PAGEREF _Toc238746882 \h </w:instrText>
         </w:r>
         <w:r>
           <w:rPr>
@@ -5144,7 +5221,7 @@
             <w:noProof/>
             <w:webHidden/>
           </w:rPr>
-          <w:t>28</w:t>
+          <w:t>33</w:t>
         </w:r>
         <w:r>
           <w:rPr>
@@ -5172,7 +5249,7 @@
           <w14:ligatures w14:val="standardContextual"/>
         </w:rPr>
       </w:pPr>
-      <w:hyperlink w:anchor="_Toc238278002" w:history="1">
+      <w:hyperlink w:anchor="_Toc238746883" w:history="1">
         <w:r>
           <w:rPr>
             <w:rStyle w:val="aff1"/>
@@ -5199,7 +5276,7 @@
             <w:noProof/>
             <w:webHidden/>
           </w:rPr>
-          <w:instrText xml:space="preserve"> PAGEREF _Toc238278002 \h </w:instrText>
+          <w:instrText xml:space="preserve"> PAGEREF _Toc238746883 \h </w:instrText>
         </w:r>
         <w:r>
           <w:rPr>
@@ -5219,7 +5296,7 @@
             <w:noProof/>
             <w:webHidden/>
           </w:rPr>
-          <w:t>29</w:t>
+          <w:t>33</w:t>
         </w:r>
         <w:r>
           <w:rPr>
@@ -5247,7 +5324,7 @@
           <w14:ligatures w14:val="standardContextual"/>
         </w:rPr>
       </w:pPr>
-      <w:hyperlink w:anchor="_Toc238278003" w:history="1">
+      <w:hyperlink w:anchor="_Toc238746884" w:history="1">
         <w:r>
           <w:rPr>
             <w:rStyle w:val="aff1"/>
@@ -5274,7 +5351,7 @@
             <w:noProof/>
             <w:webHidden/>
           </w:rPr>
-          <w:instrText xml:space="preserve"> PAGEREF _Toc238278003 \h </w:instrText>
+          <w:instrText xml:space="preserve"> PAGEREF _Toc238746884 \h </w:instrText>
         </w:r>
         <w:r>
           <w:rPr>
@@ -5294,7 +5371,7 @@
             <w:noProof/>
             <w:webHidden/>
           </w:rPr>
-          <w:t>30</w:t>
+          <w:t>34</w:t>
         </w:r>
         <w:r>
           <w:rPr>
@@ -5310,6 +5387,7 @@
         <w:spacing w:after="160"/>
       </w:pPr>
       <w:r>
+        <w:lastRenderedPageBreak/>
         <w:fldChar w:fldCharType="end"/>
       </w:r>
     </w:p>
@@ -5321,8 +5399,9 @@
           <w:numId w:val="7"/>
         </w:numPr>
       </w:pPr>
-      <w:bookmarkStart w:id="0" w:name="_Toc238277941"/>
-      <w:r>
+      <w:bookmarkStart w:id="0" w:name="_Toc238746821"/>
+      <w:r>
+        <w:lastRenderedPageBreak/>
         <w:t>게임</w:t>
       </w:r>
       <w:r>
@@ -5353,7 +5432,7 @@
           <w:numId w:val="7"/>
         </w:numPr>
       </w:pPr>
-      <w:bookmarkStart w:id="1" w:name="_Toc238277942"/>
+      <w:bookmarkStart w:id="1" w:name="_Toc238746822"/>
       <w:r>
         <w:t>Executive Summary</w:t>
       </w:r>
@@ -5421,248 +5500,20 @@
           <w:numId w:val="7"/>
         </w:numPr>
       </w:pPr>
-      <w:bookmarkStart w:id="2" w:name="_Toc238277943"/>
-      <w:r>
-        <w:t>Rev 15 Release Profile</w:t>
+      <w:bookmarkStart w:id="2" w:name="_Toc238746823"/>
+      <w:r>
+        <w:t>Rev 16 Release Profile</w:t>
       </w:r>
       <w:bookmarkEnd w:id="2"/>
     </w:p>
     <w:p>
       <w:r>
-        <w:t>공개</w:t>
-      </w:r>
-      <w:r>
-        <w:t xml:space="preserve"> </w:t>
-      </w:r>
-      <w:r>
-        <w:t>제품은</w:t>
-      </w:r>
-      <w:r>
-        <w:t xml:space="preserve"> 2~4</w:t>
-      </w:r>
-      <w:r>
-        <w:t>인</w:t>
-      </w:r>
-      <w:r>
-        <w:t xml:space="preserve"> </w:t>
-      </w:r>
-      <w:r>
-        <w:t>협동을</w:t>
-      </w:r>
-      <w:r>
-        <w:t xml:space="preserve"> </w:t>
-      </w:r>
-      <w:r>
-        <w:t>지원한다</w:t>
-      </w:r>
-      <w:r>
-        <w:t>. Lobby</w:t>
-      </w:r>
-      <w:r>
-        <w:t>에서</w:t>
-      </w:r>
-      <w:r>
-        <w:t xml:space="preserve"> Host</w:t>
-      </w:r>
-      <w:r>
-        <w:t>를</w:t>
-      </w:r>
-      <w:r>
-        <w:t xml:space="preserve"> </w:t>
-      </w:r>
-      <w:r>
-        <w:t>포함해</w:t>
-      </w:r>
-      <w:r>
-        <w:t xml:space="preserve"> 2</w:t>
-      </w:r>
-      <w:r>
-        <w:t>명</w:t>
-      </w:r>
-      <w:r>
-        <w:t xml:space="preserve"> </w:t>
-      </w:r>
-      <w:r>
-        <w:t>이상일</w:t>
-      </w:r>
-      <w:r>
-        <w:t xml:space="preserve"> </w:t>
-      </w:r>
-      <w:r>
-        <w:t>때만</w:t>
-      </w:r>
-      <w:r>
-        <w:t xml:space="preserve"> Match</w:t>
-      </w:r>
-      <w:r>
-        <w:t>를</w:t>
-      </w:r>
-      <w:r>
-        <w:t xml:space="preserve"> </w:t>
-      </w:r>
-      <w:r>
-        <w:t>시작하고</w:t>
-      </w:r>
-      <w:r>
-        <w:t xml:space="preserve">, InGame </w:t>
-      </w:r>
-      <w:r>
-        <w:t>이후</w:t>
-      </w:r>
-      <w:r>
-        <w:t xml:space="preserve"> Join In Progress</w:t>
-      </w:r>
-      <w:r>
-        <w:t>는</w:t>
-      </w:r>
-      <w:r>
-        <w:t xml:space="preserve"> </w:t>
-      </w:r>
-      <w:r>
-        <w:t>허용하지</w:t>
-      </w:r>
-      <w:r>
-        <w:t xml:space="preserve"> </w:t>
-      </w:r>
-      <w:r>
-        <w:t>않는다</w:t>
-      </w:r>
-      <w:r>
-        <w:t xml:space="preserve">. </w:t>
-      </w:r>
-      <w:r>
-        <w:t>진행</w:t>
-      </w:r>
-      <w:r>
-        <w:t xml:space="preserve"> </w:t>
-      </w:r>
-      <w:r>
-        <w:t>중</w:t>
-      </w:r>
-      <w:r>
-        <w:t xml:space="preserve"> </w:t>
-      </w:r>
-      <w:r>
-        <w:t>한</w:t>
-      </w:r>
-      <w:r>
-        <w:t xml:space="preserve"> </w:t>
-      </w:r>
-      <w:r>
-        <w:t>명만</w:t>
-      </w:r>
-      <w:r>
-        <w:t xml:space="preserve"> </w:t>
-      </w:r>
-      <w:r>
-        <w:t>남아도</w:t>
-      </w:r>
-      <w:r>
-        <w:t xml:space="preserve"> </w:t>
-      </w:r>
-      <w:r>
-        <w:t>즉시</w:t>
-      </w:r>
-      <w:r>
-        <w:t xml:space="preserve"> </w:t>
-      </w:r>
-      <w:r>
-        <w:t>실패시키지</w:t>
-      </w:r>
-      <w:r>
-        <w:t xml:space="preserve"> </w:t>
-      </w:r>
-      <w:r>
-        <w:t>않고</w:t>
-      </w:r>
-      <w:r>
-        <w:t xml:space="preserve"> </w:t>
-      </w:r>
-      <w:r>
-        <w:t>현재</w:t>
-      </w:r>
-      <w:r>
-        <w:t xml:space="preserve"> Contract</w:t>
-      </w:r>
-      <w:r>
-        <w:t>와</w:t>
-      </w:r>
-      <w:r>
-        <w:t xml:space="preserve"> Cleanup</w:t>
-      </w:r>
-      <w:r>
-        <w:t>을</w:t>
-      </w:r>
-      <w:r>
-        <w:t xml:space="preserve"> </w:t>
-      </w:r>
-      <w:r>
-        <w:t>안전하게</w:t>
-      </w:r>
-      <w:r>
-        <w:t xml:space="preserve"> </w:t>
-      </w:r>
-      <w:r>
-        <w:t>유지한다</w:t>
-      </w:r>
-      <w:r>
-        <w:t>.</w:t>
+        <w:t>공개 제품은 2~4인 협동을 지원한다. Lobby에서 Host를 포함해 2명 이상일 때만 Match를 시작하고, InGame 이후 Join In Progress는 허용하지 않는다. 진행 중 한 명만 남아도 즉시 실패시키지 않고 현재 Contract와 Cleanup을 안전하게 유지한다.</w:t>
       </w:r>
     </w:p>
     <w:p>
       <w:r>
-        <w:t>출시</w:t>
-      </w:r>
-      <w:r>
-        <w:t xml:space="preserve"> Core Loop</w:t>
-      </w:r>
-      <w:r>
-        <w:t>는</w:t>
-      </w:r>
-      <w:r>
-        <w:t xml:space="preserve"> Painting Surface Forgery, Loose Loot, Patrol Guard, CCTV</w:t>
-      </w:r>
-      <w:r>
-        <w:t>와</w:t>
-      </w:r>
-      <w:r>
-        <w:t xml:space="preserve"> Cooperative Laser</w:t>
-      </w:r>
-      <w:r>
-        <w:t>다</w:t>
-      </w:r>
-      <w:r>
-        <w:t>. Object Assembly</w:t>
-      </w:r>
-      <w:r>
-        <w:t>는</w:t>
-      </w:r>
-      <w:r>
-        <w:t xml:space="preserve"> </w:t>
-      </w:r>
-      <w:r>
-        <w:t>삭제하지</w:t>
-      </w:r>
-      <w:r>
-        <w:t xml:space="preserve"> </w:t>
-      </w:r>
-      <w:r>
-        <w:t>않고</w:t>
-      </w:r>
-      <w:r>
-        <w:t xml:space="preserve"> Deferred Expansion</w:t>
-      </w:r>
-      <w:r>
-        <w:t>으로</w:t>
-      </w:r>
-      <w:r>
-        <w:t xml:space="preserve"> </w:t>
-      </w:r>
-      <w:r>
-        <w:t>보존한다</w:t>
-      </w:r>
-      <w:r>
-        <w:t>.</w:t>
+        <w:t>출시 Core Loop는 Painting Surface Forgery, Loose Loot, Patrol Guard, CCTV와 Cooperative Laser다. Object Assembly는 삭제하지 않고 Deferred Expansion으로 보존한다.</w:t>
       </w:r>
     </w:p>
     <w:p>
@@ -5673,7 +5524,7 @@
           <w:numId w:val="7"/>
         </w:numPr>
       </w:pPr>
-      <w:bookmarkStart w:id="3" w:name="_Toc238277944"/>
+      <w:bookmarkStart w:id="3" w:name="_Toc238746824"/>
       <w:r>
         <w:t>제품</w:t>
       </w:r>
@@ -5921,6 +5772,7 @@
         </w:numPr>
       </w:pPr>
       <w:r>
+        <w:lastRenderedPageBreak/>
         <w:t>W8은 세 맵 Release Shape와 Feature Lock 준비 구간이다.</w:t>
       </w:r>
     </w:p>
@@ -5956,7 +5808,7 @@
           <w:numId w:val="7"/>
         </w:numPr>
       </w:pPr>
-      <w:bookmarkStart w:id="4" w:name="_Toc238277945"/>
+      <w:bookmarkStart w:id="4" w:name="_Toc238746825"/>
       <w:r>
         <w:t>디자인</w:t>
       </w:r>
@@ -6319,7 +6171,7 @@
           <w:numId w:val="7"/>
         </w:numPr>
       </w:pPr>
-      <w:bookmarkStart w:id="5" w:name="_Toc238277946"/>
+      <w:bookmarkStart w:id="5" w:name="_Toc238746826"/>
       <w:r>
         <w:t>Target Experience</w:t>
       </w:r>
@@ -6393,7 +6245,7 @@
           <w:numId w:val="7"/>
         </w:numPr>
       </w:pPr>
-      <w:bookmarkStart w:id="6" w:name="_Toc238277947"/>
+      <w:bookmarkStart w:id="6" w:name="_Toc238746827"/>
       <w:r>
         <w:t>명시적</w:t>
       </w:r>
@@ -6659,8 +6511,9 @@
           <w:numId w:val="7"/>
         </w:numPr>
       </w:pPr>
-      <w:bookmarkStart w:id="7" w:name="_Toc238277948"/>
-      <w:r>
+      <w:bookmarkStart w:id="7" w:name="_Toc238746828"/>
+      <w:r>
+        <w:lastRenderedPageBreak/>
         <w:t>Contract Run</w:t>
       </w:r>
       <w:r>
@@ -6694,7 +6547,7 @@
           <w:numId w:val="7"/>
         </w:numPr>
       </w:pPr>
-      <w:bookmarkStart w:id="8" w:name="_Toc238277949"/>
+      <w:bookmarkStart w:id="8" w:name="_Toc238746829"/>
       <w:r>
         <w:t>Core Loop</w:t>
       </w:r>
@@ -7181,7 +7034,7 @@
           <w:numId w:val="7"/>
         </w:numPr>
       </w:pPr>
-      <w:bookmarkStart w:id="9" w:name="_Toc238277950"/>
+      <w:bookmarkStart w:id="9" w:name="_Toc238746830"/>
       <w:r>
         <w:t xml:space="preserve">Contract </w:t>
       </w:r>
@@ -7472,7 +7325,7 @@
               <w:pStyle w:val="TableText"/>
             </w:pPr>
             <w:r>
-              <w:t>Extraction Deposit으로 확정된 가치.</w:t>
+              <w:t>180초 이후 Vent의 Loose Loot Settlement 또는 Final Escape Deposit으로 확정된 가치.</w:t>
             </w:r>
           </w:p>
         </w:tc>
@@ -7598,8 +7451,9 @@
           <w:numId w:val="7"/>
         </w:numPr>
       </w:pPr>
-      <w:bookmarkStart w:id="10" w:name="_Toc238277951"/>
-      <w:r>
+      <w:bookmarkStart w:id="10" w:name="_Toc238746831"/>
+      <w:r>
+        <w:lastRenderedPageBreak/>
         <w:t>성공</w:t>
       </w:r>
       <w:r>
@@ -7882,7 +7736,7 @@
           <w:numId w:val="7"/>
         </w:numPr>
       </w:pPr>
-      <w:bookmarkStart w:id="11" w:name="_Toc238277952"/>
+      <w:bookmarkStart w:id="11" w:name="_Toc238746832"/>
       <w:r>
         <w:t>Greed Decision</w:t>
       </w:r>
@@ -8244,7 +8098,7 @@
           <w:numId w:val="7"/>
         </w:numPr>
       </w:pPr>
-      <w:bookmarkStart w:id="12" w:name="_Toc238277953"/>
+      <w:bookmarkStart w:id="12" w:name="_Toc238746833"/>
       <w:r>
         <w:t>15~25</w:t>
       </w:r>
@@ -8444,7 +8298,7 @@
               <w:pStyle w:val="TableText"/>
             </w:pPr>
             <w:r>
-              <w:t>최소 한 번의 관찰→위조→교체를 학습</w:t>
+              <w:t>최소 한 번의 관찰→위조→교체를 학습하고 3분 시점 Vent 개방을 인지</w:t>
             </w:r>
           </w:p>
         </w:tc>
@@ -8607,8 +8461,9 @@
           <w:numId w:val="7"/>
         </w:numPr>
       </w:pPr>
-      <w:bookmarkStart w:id="13" w:name="_Toc238277954"/>
-      <w:r>
+      <w:bookmarkStart w:id="13" w:name="_Toc238746834"/>
+      <w:r>
+        <w:lastRenderedPageBreak/>
         <w:t>위조와</w:t>
       </w:r>
       <w:r>
@@ -8633,7 +8488,7 @@
           <w:numId w:val="7"/>
         </w:numPr>
       </w:pPr>
-      <w:bookmarkStart w:id="14" w:name="_Toc238277955"/>
+      <w:bookmarkStart w:id="14" w:name="_Toc238746835"/>
       <w:r>
         <w:t>Artifact</w:t>
       </w:r>
@@ -8909,7 +8764,6 @@
     </w:p>
     <w:p/>
     <w:p>
-      <w:pPr/>
       <w:r>
         <w:t>각 Release Map은 고유한 Surface Template 40종을 카탈로그로 보유한다. 서버는 MatchStart에 해당 맵의 카탈로그를 섞어 Required Target을 포함한 20종을 중복 없이 선택하고, 20개의 활성 Painting Exhibit에 한 작품씩 배정한다. 한 판에 노출되는 절반만 바뀌므로 같은 맵을 반복해도 작품 구성과 탐색 동선이 달라진다. 활성 20종은 모두 관찰·위조·반출 후보이며, 실제로 몇 점을 노릴지는 Required Target, Quota, Alert와 남은 시간을 보고 팀이 결정한다.</w:t>
       </w:r>
@@ -8922,7 +8776,7 @@
           <w:numId w:val="7"/>
         </w:numPr>
       </w:pPr>
-      <w:bookmarkStart w:id="15" w:name="_Toc238277956"/>
+      <w:bookmarkStart w:id="15" w:name="_Toc238746836"/>
       <w:r>
         <w:t xml:space="preserve">Surface Forgery </w:t>
       </w:r>
@@ -8970,7 +8824,11 @@
         </w:numPr>
       </w:pPr>
       <w:r>
-        <w:t>Template Palette 2~8색 중 색을 고르고 승인된 Brush Size Preset을 전환해 Draw/Erase한다. 화면에는 현재 Palette, Drawing Content 안에서 크기가 다른 소/중/대 Brush 표식, 남은 시간과 ‘예상 품질 {점수}/100 · 제출 가능 70+’ 한 줄만 표시한다. 별도 InstructionText와 ModeStatusText는 표시하지 않는다. 별도 서버 점수나 중복된 품질 기준 문구는 표시하지 않고, Draw/Erase/Reset/Submit/Cancel 안내는 하단 한 줄로 통합한다. 예상 품질이 70 미만이면 Submit을 비활성화하며 Point Budget이나 판정 해상도 같은 기술 정보는 노출하지 않는다.</w:t>
+        <w:t xml:space="preserve">Template Palette 2~8색 중 색을 고르고 승인된 Brush Size Preset을 전환해 Draw/Erase한다. 화면에는 현재 Palette, Drawing Content 안에서 크기가 다른 소/중/대 Brush 표식, 남은 시간과 </w:t>
+      </w:r>
+      <w:r>
+        <w:lastRenderedPageBreak/>
+        <w:t>‘예상 품질 {점수}/100 · 제출 가능 70+’ 한 줄만 표시한다. 별도 InstructionText와 ModeStatusText는 표시하지 않는다. 별도 서버 점수나 중복된 품질 기준 문구는 표시하지 않고, Draw/Erase/Reset/Submit/Cancel 안내는 하단 한 줄로 통합한다. 예상 품질이 70 미만이면 Submit을 비활성화하며 Point Budget이나 판정 해상도 같은 기술 정보는 노출하지 않는다.</w:t>
       </w:r>
     </w:p>
     <w:p>
@@ -9100,7 +8958,7 @@
           <w:numId w:val="7"/>
         </w:numPr>
       </w:pPr>
-      <w:bookmarkStart w:id="16" w:name="_Toc238277957"/>
+      <w:bookmarkStart w:id="16" w:name="_Toc238746837"/>
       <w:r>
         <w:t>Object Assembly — Deferred Expansion</w:t>
       </w:r>
@@ -9151,6 +9009,7 @@
         </w:numPr>
       </w:pPr>
       <w:r>
+        <w:lastRenderedPageBreak/>
         <w:t>재활성화는 Surface Forgery와 같은 시스템으로 합치지 않고, 별도 GDD/TDD 승인과 새로운 Release Gate를 통과한 뒤 수행한다.</w:t>
       </w:r>
     </w:p>
@@ -9167,7 +9026,7 @@
           <w:numId w:val="7"/>
         </w:numPr>
       </w:pPr>
-      <w:bookmarkStart w:id="17" w:name="_Toc238277958"/>
+      <w:bookmarkStart w:id="17" w:name="_Toc238746838"/>
       <w:r>
         <w:t>Quality</w:t>
       </w:r>
@@ -9440,7 +9299,7 @@
           <w:numId w:val="7"/>
         </w:numPr>
       </w:pPr>
-      <w:bookmarkStart w:id="18" w:name="_Toc238277959"/>
+      <w:bookmarkStart w:id="18" w:name="_Toc238746839"/>
       <w:r>
         <w:t>핵심</w:t>
       </w:r>
@@ -9687,6 +9546,7 @@
           </w:tcPr>
           <w:p>
             <w:r>
+              <w:lastRenderedPageBreak/>
               <w:t>기준 미달 제출</w:t>
             </w:r>
           </w:p>
@@ -9862,7 +9722,7 @@
               <w:rPr>
                 <w:sz w:val="16"/>
               </w:rPr>
-              <w:t>Carried가 사라지고 Secured가 확정</w:t>
+              <w:t>Vent Settlement는 Loose Loot만 사라지고, Final Escape는 남은 전리품 전체가 사라짐</w:t>
             </w:r>
           </w:p>
         </w:tc>
@@ -9896,7 +9756,7 @@
               <w:rPr>
                 <w:sz w:val="16"/>
               </w:rPr>
-              <w:t>Secured/Quota 갱신</w:t>
+              <w:t>중간 정산 완료 또는 최종 탈출을 구분해 Secured/Quota 갱신</w:t>
             </w:r>
           </w:p>
         </w:tc>
@@ -9932,7 +9792,7 @@
           <w:numId w:val="7"/>
         </w:numPr>
       </w:pPr>
-      <w:bookmarkStart w:id="19" w:name="_Toc238277960"/>
+      <w:bookmarkStart w:id="19" w:name="_Toc238746840"/>
       <w:r>
         <w:t xml:space="preserve">Owner-only Forgery </w:t>
       </w:r>
@@ -10169,8 +10029,9 @@
           <w:numId w:val="7"/>
         </w:numPr>
       </w:pPr>
-      <w:bookmarkStart w:id="20" w:name="_Toc238277961"/>
-      <w:r>
+      <w:bookmarkStart w:id="20" w:name="_Toc238746841"/>
+      <w:r>
+        <w:lastRenderedPageBreak/>
         <w:t>잠입</w:t>
       </w:r>
       <w:r>
@@ -10201,7 +10062,7 @@
           <w:numId w:val="7"/>
         </w:numPr>
       </w:pPr>
-      <w:bookmarkStart w:id="21" w:name="_Toc238277962"/>
+      <w:bookmarkStart w:id="21" w:name="_Toc238746842"/>
       <w:r>
         <w:t xml:space="preserve">First-Person </w:t>
       </w:r>
@@ -10266,7 +10127,7 @@
           <w:numId w:val="7"/>
         </w:numPr>
       </w:pPr>
-      <w:bookmarkStart w:id="22" w:name="_Toc238277963"/>
+      <w:bookmarkStart w:id="22" w:name="_Toc238746843"/>
       <w:r>
         <w:t>Walk, Sprint, Weight, Footstep</w:t>
       </w:r>
@@ -10601,7 +10462,7 @@
           <w:numId w:val="7"/>
         </w:numPr>
       </w:pPr>
-      <w:bookmarkStart w:id="23" w:name="_Toc238277964"/>
+      <w:bookmarkStart w:id="23" w:name="_Toc238746844"/>
       <w:r>
         <w:t>Patrol Guard</w:t>
       </w:r>
@@ -10688,6 +10549,7 @@
           </w:tcPr>
           <w:p>
             <w:r>
+              <w:lastRenderedPageBreak/>
               <w:t>경계도</w:t>
             </w:r>
           </w:p>
@@ -10938,7 +10800,7 @@
           <w:numId w:val="7"/>
         </w:numPr>
       </w:pPr>
-      <w:bookmarkStart w:id="24" w:name="_Toc238277965"/>
+      <w:bookmarkStart w:id="24" w:name="_Toc238746845"/>
       <w:r>
         <w:t>CCTV</w:t>
       </w:r>
@@ -10957,240 +10819,12 @@
     </w:p>
     <w:p>
       <w:r>
-        <w:t>고가</w:t>
-      </w:r>
-      <w:r>
-        <w:t xml:space="preserve"> Painting</w:t>
-      </w:r>
-      <w:r>
-        <w:t>의</w:t>
-      </w:r>
-      <w:r>
-        <w:t xml:space="preserve"> Laser</w:t>
-      </w:r>
-      <w:r>
-        <w:t>는</w:t>
-      </w:r>
-      <w:r>
-        <w:t xml:space="preserve"> Map</w:t>
-      </w:r>
-      <w:r>
-        <w:t>에</w:t>
-      </w:r>
-      <w:r>
-        <w:t xml:space="preserve"> </w:t>
-      </w:r>
-      <w:r>
-        <w:t>명시적으로</w:t>
-      </w:r>
-      <w:r>
-        <w:t xml:space="preserve"> </w:t>
-      </w:r>
-      <w:r>
-        <w:t>연결하고</w:t>
-      </w:r>
-      <w:r>
-        <w:t xml:space="preserve"> FourStar </w:t>
-      </w:r>
-      <w:r>
-        <w:t>작품인지</w:t>
-      </w:r>
-      <w:r>
-        <w:t xml:space="preserve"> </w:t>
-      </w:r>
-      <w:r>
-        <w:t>검증한다</w:t>
-      </w:r>
-      <w:r>
-        <w:t>. Forgery Quality</w:t>
-      </w:r>
-      <w:r>
-        <w:t>는</w:t>
-      </w:r>
-      <w:r>
-        <w:t xml:space="preserve"> </w:t>
-      </w:r>
-      <w:r>
-        <w:t>작업</w:t>
-      </w:r>
-      <w:r>
-        <w:t xml:space="preserve"> </w:t>
-      </w:r>
-      <w:r>
-        <w:t>후</w:t>
-      </w:r>
-      <w:r>
-        <w:t xml:space="preserve"> </w:t>
-      </w:r>
-      <w:r>
-        <w:t>확정되는</w:t>
-      </w:r>
-      <w:r>
-        <w:t xml:space="preserve"> </w:t>
-      </w:r>
-      <w:r>
-        <w:t>유사도이므로</w:t>
-      </w:r>
-      <w:r>
-        <w:t xml:space="preserve"> Laser </w:t>
-      </w:r>
-      <w:r>
-        <w:t>배치</w:t>
-      </w:r>
-      <w:r>
-        <w:t xml:space="preserve"> </w:t>
-      </w:r>
-      <w:r>
-        <w:t>기준으로</w:t>
-      </w:r>
-      <w:r>
-        <w:t xml:space="preserve"> </w:t>
-      </w:r>
-      <w:r>
-        <w:t>사용하지</w:t>
-      </w:r>
-      <w:r>
-        <w:t xml:space="preserve"> </w:t>
-      </w:r>
-      <w:r>
-        <w:t>않는다</w:t>
-      </w:r>
-      <w:r>
-        <w:t>.</w:t>
+        <w:t>고가 Painting의 Laser는 Map에 명시적으로 연결하고 FourStar 작품인지 검증한다. Forgery Quality는 작업 후 확정되는 유사도이므로 Laser 배치 기준으로 사용하지 않는다.</w:t>
       </w:r>
     </w:p>
     <w:p>
       <w:r>
-        <w:t>한</w:t>
-      </w:r>
-      <w:r>
-        <w:t xml:space="preserve"> Player</w:t>
-      </w:r>
-      <w:r>
-        <w:t>가</w:t>
-      </w:r>
-      <w:r>
-        <w:t xml:space="preserve"> Button</w:t>
-      </w:r>
-      <w:r>
-        <w:t>을</w:t>
-      </w:r>
-      <w:r>
-        <w:t xml:space="preserve"> Hold</w:t>
-      </w:r>
-      <w:r>
-        <w:t>하는</w:t>
-      </w:r>
-      <w:r>
-        <w:t xml:space="preserve"> 2~5</w:t>
-      </w:r>
-      <w:r>
-        <w:t>초</w:t>
-      </w:r>
-      <w:r>
-        <w:t xml:space="preserve"> </w:t>
-      </w:r>
-      <w:r>
-        <w:t>동안</w:t>
-      </w:r>
-      <w:r>
-        <w:t xml:space="preserve"> </w:t>
-      </w:r>
-      <w:r>
-        <w:t>다른</w:t>
-      </w:r>
-      <w:r>
-        <w:t xml:space="preserve"> Player</w:t>
-      </w:r>
-      <w:r>
-        <w:t>가</w:t>
-      </w:r>
-      <w:r>
-        <w:t xml:space="preserve"> </w:t>
-      </w:r>
-      <w:r>
-        <w:t>문턱을</w:t>
-      </w:r>
-      <w:r>
-        <w:t xml:space="preserve"> </w:t>
-      </w:r>
-      <w:r>
-        <w:t>통과한다</w:t>
-      </w:r>
-      <w:r>
-        <w:t xml:space="preserve">. </w:t>
-      </w:r>
-      <w:r>
-        <w:t>전체</w:t>
-      </w:r>
-      <w:r>
-        <w:t xml:space="preserve"> Forgery </w:t>
-      </w:r>
-      <w:r>
-        <w:t>시간</w:t>
-      </w:r>
-      <w:r>
-        <w:t xml:space="preserve"> </w:t>
-      </w:r>
-      <w:r>
-        <w:t>동안</w:t>
-      </w:r>
-      <w:r>
-        <w:t xml:space="preserve"> </w:t>
-      </w:r>
-      <w:r>
-        <w:t>기다리게</w:t>
-      </w:r>
-      <w:r>
-        <w:t xml:space="preserve"> </w:t>
-      </w:r>
-      <w:r>
-        <w:t>하지</w:t>
-      </w:r>
-      <w:r>
-        <w:t xml:space="preserve"> </w:t>
-      </w:r>
-      <w:r>
-        <w:t>않고</w:t>
-      </w:r>
-      <w:r>
-        <w:t xml:space="preserve">, </w:t>
-      </w:r>
-      <w:r>
-        <w:t>작업</w:t>
-      </w:r>
-      <w:r>
-        <w:t xml:space="preserve"> </w:t>
-      </w:r>
-      <w:r>
-        <w:t>후</w:t>
-      </w:r>
-      <w:r>
-        <w:t xml:space="preserve"> </w:t>
-      </w:r>
-      <w:r>
-        <w:t>나올</w:t>
-      </w:r>
-      <w:r>
-        <w:t xml:space="preserve"> </w:t>
-      </w:r>
-      <w:r>
-        <w:t>때</w:t>
-      </w:r>
-      <w:r>
-        <w:t xml:space="preserve"> </w:t>
-      </w:r>
-      <w:r>
-        <w:t>다시</w:t>
-      </w:r>
-      <w:r>
-        <w:t xml:space="preserve"> </w:t>
-      </w:r>
-      <w:r>
-        <w:t>협동한다</w:t>
-      </w:r>
-      <w:r>
-        <w:t>.</w:t>
+        <w:t>한 Player가 Button을 Hold하는 2~5초 동안 다른 Player가 문턱을 통과한다. 전체 Forgery 시간 동안 기다리게 하지 않고, 작업 후 나올 때 다시 협동한다.</w:t>
       </w:r>
     </w:p>
     <w:p>
@@ -11222,13 +10856,7 @@
           </w:tcPr>
           <w:p>
             <w:r>
-              <w:t>보안</w:t>
-            </w:r>
-            <w:r>
-              <w:t xml:space="preserve"> </w:t>
-            </w:r>
-            <w:r>
-              <w:t>요소</w:t>
+              <w:t>보안 요소</w:t>
             </w:r>
           </w:p>
         </w:tc>
@@ -11239,13 +10867,7 @@
           </w:tcPr>
           <w:p>
             <w:r>
-              <w:t>플레이어</w:t>
-            </w:r>
-            <w:r>
-              <w:t xml:space="preserve"> </w:t>
-            </w:r>
-            <w:r>
-              <w:t>협동</w:t>
+              <w:t>플레이어 협동</w:t>
             </w:r>
           </w:p>
         </w:tc>
@@ -11256,13 +10878,7 @@
           </w:tcPr>
           <w:p>
             <w:r>
-              <w:t>실패</w:t>
-            </w:r>
-            <w:r>
-              <w:t xml:space="preserve"> </w:t>
-            </w:r>
-            <w:r>
-              <w:t>비용</w:t>
+              <w:t>실패 비용</w:t>
             </w:r>
           </w:p>
         </w:tc>
@@ -11273,10 +10889,7 @@
           </w:tcPr>
           <w:p>
             <w:r>
-              <w:t xml:space="preserve">Soft-lock </w:t>
-            </w:r>
-            <w:r>
-              <w:t>방지</w:t>
+              <w:t>Soft-lock 방지</w:t>
             </w:r>
           </w:p>
         </w:tc>
@@ -11303,19 +10916,7 @@
           </w:tcPr>
           <w:p>
             <w:r>
-              <w:t>망보기</w:t>
-            </w:r>
-            <w:r>
-              <w:t xml:space="preserve">·Coin </w:t>
-            </w:r>
-            <w:r>
-              <w:t>유인</w:t>
-            </w:r>
-            <w:r>
-              <w:t>·</w:t>
-            </w:r>
-            <w:r>
-              <w:t>우회</w:t>
+              <w:t>망보기·Coin 유인·우회</w:t>
             </w:r>
           </w:p>
         </w:tc>
@@ -11337,31 +10938,7 @@
           </w:tcPr>
           <w:p>
             <w:r>
-              <w:t>경로</w:t>
-            </w:r>
-            <w:r>
-              <w:t xml:space="preserve"> </w:t>
-            </w:r>
-            <w:r>
-              <w:t>재탐색과</w:t>
-            </w:r>
-            <w:r>
-              <w:t xml:space="preserve"> </w:t>
-            </w:r>
-            <w:r>
-              <w:t>탈출</w:t>
-            </w:r>
-            <w:r>
-              <w:t xml:space="preserve"> </w:t>
-            </w:r>
-            <w:r>
-              <w:t>선택</w:t>
-            </w:r>
-            <w:r>
-              <w:t xml:space="preserve"> </w:t>
-            </w:r>
-            <w:r>
-              <w:t>유지</w:t>
+              <w:t>경로 재탐색과 탈출 선택 유지</w:t>
             </w:r>
           </w:p>
         </w:tc>
@@ -11388,40 +10965,7 @@
           </w:tcPr>
           <w:p>
             <w:r>
-              <w:t>Cone</w:t>
-            </w:r>
-            <w:r>
-              <w:t>과</w:t>
-            </w:r>
-            <w:r>
-              <w:t xml:space="preserve"> Lens </w:t>
-            </w:r>
-            <w:r>
-              <w:t>상태를</w:t>
-            </w:r>
-            <w:r>
-              <w:t xml:space="preserve"> </w:t>
-            </w:r>
-            <w:r>
-              <w:t>공유하고</w:t>
-            </w:r>
-            <w:r>
-              <w:t xml:space="preserve"> </w:t>
-            </w:r>
-            <w:r>
-              <w:t>통과</w:t>
-            </w:r>
-            <w:r>
-              <w:t xml:space="preserve"> </w:t>
-            </w:r>
-            <w:r>
-              <w:t>타이밍</w:t>
-            </w:r>
-            <w:r>
-              <w:t xml:space="preserve"> </w:t>
-            </w:r>
-            <w:r>
-              <w:t>조율</w:t>
+              <w:t>Cone과 Lens 상태를 공유하고 통과 타이밍 조율</w:t>
             </w:r>
           </w:p>
         </w:tc>
@@ -11443,34 +10987,7 @@
           </w:tcPr>
           <w:p>
             <w:r>
-              <w:t>벽</w:t>
-            </w:r>
-            <w:r>
-              <w:t xml:space="preserve"> </w:t>
-            </w:r>
-            <w:r>
-              <w:t>뒤</w:t>
-            </w:r>
-            <w:r>
-              <w:t xml:space="preserve"> </w:t>
-            </w:r>
-            <w:r>
-              <w:t>탐지</w:t>
-            </w:r>
-            <w:r>
-              <w:t xml:space="preserve"> </w:t>
-            </w:r>
-            <w:r>
-              <w:t>금지</w:t>
-            </w:r>
-            <w:r>
-              <w:t>, 1.2~1.5</w:t>
-            </w:r>
-            <w:r>
-              <w:t>초</w:t>
-            </w:r>
-            <w:r>
-              <w:t xml:space="preserve"> Build-up, Cooldown</w:t>
+              <w:t>벽 뒤 탐지 금지, 1.2~1.5초 Build-up, Cooldown</w:t>
             </w:r>
           </w:p>
         </w:tc>
@@ -11497,37 +11014,7 @@
           </w:tcPr>
           <w:p>
             <w:r>
-              <w:t>한</w:t>
-            </w:r>
-            <w:r>
-              <w:t xml:space="preserve"> Player</w:t>
-            </w:r>
-            <w:r>
-              <w:t>가</w:t>
-            </w:r>
-            <w:r>
-              <w:t xml:space="preserve"> Button Hold, </w:t>
-            </w:r>
-            <w:r>
-              <w:t>다른</w:t>
-            </w:r>
-            <w:r>
-              <w:t xml:space="preserve"> Player</w:t>
-            </w:r>
-            <w:r>
-              <w:t>가</w:t>
-            </w:r>
-            <w:r>
-              <w:t xml:space="preserve"> </w:t>
-            </w:r>
-            <w:r>
-              <w:t>문턱</w:t>
-            </w:r>
-            <w:r>
-              <w:t xml:space="preserve"> </w:t>
-            </w:r>
-            <w:r>
-              <w:t>통과</w:t>
+              <w:t>한 Player가 Button Hold, 다른 Player가 문턱 통과</w:t>
             </w:r>
           </w:p>
         </w:tc>
@@ -11549,37 +11036,7 @@
           </w:tcPr>
           <w:p>
             <w:r>
-              <w:t>물리</w:t>
-            </w:r>
-            <w:r>
-              <w:t xml:space="preserve"> </w:t>
-            </w:r>
-            <w:r>
-              <w:t>차단</w:t>
-            </w:r>
-            <w:r>
-              <w:t xml:space="preserve"> </w:t>
-            </w:r>
-            <w:r>
-              <w:t>없음</w:t>
-            </w:r>
-            <w:r>
-              <w:t>, 0.75</w:t>
-            </w:r>
-            <w:r>
-              <w:t>초</w:t>
-            </w:r>
-            <w:r>
-              <w:t xml:space="preserve"> Rearm Grace, </w:t>
-            </w:r>
-            <w:r>
-              <w:t>강제</w:t>
-            </w:r>
-            <w:r>
-              <w:t xml:space="preserve"> Hold </w:t>
-            </w:r>
-            <w:r>
-              <w:t>해제</w:t>
+              <w:t>물리 차단 없음, 0.75초 Rearm Grace, 강제 Hold 해제</w:t>
             </w:r>
           </w:p>
         </w:tc>
@@ -11593,8 +11050,9 @@
           <w:numId w:val="7"/>
         </w:numPr>
       </w:pPr>
-      <w:bookmarkStart w:id="25" w:name="_Toc238277966"/>
-      <w:r>
+      <w:bookmarkStart w:id="25" w:name="_Toc238746846"/>
+      <w:r>
+        <w:lastRenderedPageBreak/>
         <w:t>Stun, Arrest, Recovery</w:t>
       </w:r>
       <w:bookmarkEnd w:id="25"/>
@@ -11632,7 +11090,7 @@
         </w:numPr>
       </w:pPr>
       <w:r>
-        <w:t>Arrest는 Stun과 구분되는 Cuffed/Disabled 상태다. 구조 가능 여부 또는 Final 상태를 명확히 표시한다.</w:t>
+        <w:t>Guard의 Stun이 끝나면 서버가 Arrest를 확정하기 전에 미정산 Inventory의 Loose Loot와 Original을 전부 압수하고, 플레이어를 맵의 Detention Cell로 이송한다. Arrest는 Stun과 구분되는 Cuffed/Disabled 상태이며 Local Screen, Team Status, 감옥 위치 피드백을 제공한다.</w:t>
       </w:r>
     </w:p>
     <w:p>
@@ -11644,7 +11102,7 @@
         </w:numPr>
       </w:pPr>
       <w:r>
-        <w:t>Dropped Original은 Map/World에서 회수 가능한 팀 사건이 되며, 즉시 실패가 아니다.</w:t>
+        <w:t>압수품은 감옥 인근 Evidence Table의 결정적 슬롯에 실제 회수 가능한 World Pickup으로 놓인다. 팀은 구조 전에 압수품만 회수해 떠나거나, 위험을 감수하고 동료까지 구조할 수 있으며 이미 Vent에서 Secured된 전리품은 압수 대상이 아니다.</w:t>
       </w:r>
     </w:p>
     <w:p>
@@ -11667,7 +11125,7 @@
           <w:numId w:val="7"/>
         </w:numPr>
       </w:pPr>
-      <w:bookmarkStart w:id="26" w:name="_Toc238277967"/>
+      <w:bookmarkStart w:id="26" w:name="_Toc238746847"/>
       <w:r>
         <w:t>두</w:t>
       </w:r>
@@ -11964,7 +11422,7 @@
               <w:pStyle w:val="TableText"/>
             </w:pPr>
             <w:r>
-              <w:t>Cuffed/구조 Prompt</w:t>
+              <w:t>감옥 이송·Evidence 위치·구조 Prompt</w:t>
             </w:r>
           </w:p>
         </w:tc>
@@ -11978,7 +11436,7 @@
               <w:pStyle w:val="TableText"/>
             </w:pPr>
             <w:r>
-              <w:t>Disabled Pose/Status</w:t>
+              <w:t>Detention Cell의 Disabled Pose/Status와 Evidence Table World Pickup</w:t>
             </w:r>
           </w:p>
         </w:tc>
@@ -12135,8 +11593,9 @@
           <w:numId w:val="7"/>
         </w:numPr>
       </w:pPr>
-      <w:bookmarkStart w:id="27" w:name="_Toc238277968"/>
-      <w:r>
+      <w:bookmarkStart w:id="27" w:name="_Toc238746848"/>
+      <w:r>
+        <w:lastRenderedPageBreak/>
         <w:t>협동</w:t>
       </w:r>
       <w:r>
@@ -12161,7 +11620,7 @@
           <w:numId w:val="7"/>
         </w:numPr>
       </w:pPr>
-      <w:bookmarkStart w:id="28" w:name="_Toc238277969"/>
+      <w:bookmarkStart w:id="28" w:name="_Toc238746849"/>
       <w:r>
         <w:t>Role Switching</w:t>
       </w:r>
@@ -12532,34 +11991,7 @@
           </w:tcPr>
           <w:p>
             <w:r>
-              <w:t>Button Hold</w:t>
-            </w:r>
-            <w:r>
-              <w:t>로</w:t>
-            </w:r>
-            <w:r>
-              <w:t xml:space="preserve"> </w:t>
-            </w:r>
-            <w:r>
-              <w:t>동료의</w:t>
-            </w:r>
-            <w:r>
-              <w:t xml:space="preserve"> </w:t>
-            </w:r>
-            <w:r>
-              <w:t>진입</w:t>
-            </w:r>
-            <w:r>
-              <w:t>·</w:t>
-            </w:r>
-            <w:r>
-              <w:t>퇴출</w:t>
-            </w:r>
-            <w:r>
-              <w:t xml:space="preserve"> </w:t>
-            </w:r>
-            <w:r>
-              <w:t>지원</w:t>
+              <w:t>Button Hold로 동료의 진입·퇴출 지원</w:t>
             </w:r>
           </w:p>
         </w:tc>
@@ -12582,19 +12014,16 @@
       </w:pPr>
     </w:p>
     <w:p>
-      <w:pPr/>
       <w:r>
         <w:t>플레이어가 특정 동료의 출력을 음소거해도 박물관 경비가 듣는 발화 위험은 사라지지 않는다. PTT 해제 또는 입력 음소거만 Voice SoundPing을 중단한다. 외부 음성 앱으로 우회할 수 있으므로 보이스는 Required Target, Laser, Extraction의 필수 Gate로 사용하지 않는다.</w:t>
       </w:r>
     </w:p>
     <w:p>
-      <w:pPr/>
       <w:r>
         <w:t>V를 누른 동안만 송신한다. 0~250cm는 정상 음량, 250~1,500cm는 거리 감쇠, 1,500cm 밖은 들리지 않는다. 실제 발화가 감지되는 동안 서버는 플레이어의 확정 위치에서 800cm Voice SoundPing을 최대 0.8초마다 발생시킨다. 이 소음은 Alert를 직접 올리지 않고 근처 Patrol Guard를 InvestigateNoise로 전환한다.</w:t>
       </w:r>
     </w:p>
     <w:p>
-      <w:pPr/>
       <w:r>
         <w:t>팀 보이스는 협동 정보를 전달하는 동시에 잠입 위험을 만든다. Lobby와 Result에서는 거리 제한 없는 팀 채널을 사용하고, InGame에서는 캐릭터 위치를 기준으로 감쇠되는 Push-to-Talk를 사용한다.</w:t>
       </w:r>
@@ -12603,9 +12032,41 @@
       <w:pPr>
         <w:pStyle w:val="21"/>
       </w:pPr>
-      <w:r>
-        <w:t>거리 기반 팀 보이스와 발화 위험</w:t>
-      </w:r>
+      <w:bookmarkStart w:id="29" w:name="_Toc238746850"/>
+      <w:r>
+        <w:t>거리</w:t>
+      </w:r>
+      <w:r>
+        <w:t xml:space="preserve"> </w:t>
+      </w:r>
+      <w:r>
+        <w:t>기반</w:t>
+      </w:r>
+      <w:r>
+        <w:t xml:space="preserve"> </w:t>
+      </w:r>
+      <w:r>
+        <w:t>팀</w:t>
+      </w:r>
+      <w:r>
+        <w:t xml:space="preserve"> </w:t>
+      </w:r>
+      <w:r>
+        <w:t>보이스와</w:t>
+      </w:r>
+      <w:r>
+        <w:t xml:space="preserve"> </w:t>
+      </w:r>
+      <w:r>
+        <w:t>발화</w:t>
+      </w:r>
+      <w:r>
+        <w:t xml:space="preserve"> </w:t>
+      </w:r>
+      <w:r>
+        <w:t>위험</w:t>
+      </w:r>
+      <w:bookmarkEnd w:id="29"/>
     </w:p>
     <w:p>
       <w:pPr>
@@ -12615,11 +12076,11 @@
           <w:numId w:val="7"/>
         </w:numPr>
       </w:pPr>
-      <w:bookmarkStart w:id="29" w:name="_Toc238277970"/>
+      <w:bookmarkStart w:id="30" w:name="_Toc238746851"/>
       <w:r>
         <w:t>Inventory, Loose Loot, Coin</w:t>
       </w:r>
-      <w:bookmarkEnd w:id="29"/>
+      <w:bookmarkEnd w:id="30"/>
     </w:p>
     <w:p>
       <w:pPr>
@@ -12642,6 +12103,7 @@
         </w:numPr>
       </w:pPr>
       <w:r>
+        <w:lastRenderedPageBreak/>
         <w:t>Original과 Loose Loot는 가치·무게·크기를 가진다. ReplicaReady에서 E로 교체를 확정한 Original은 즉시 빈 GridSlot에 자동 배치되고, 공간 또는 무게가 부족하면 교체 자체가 확정되지 않는다. Grid가 허용하는 한 여러 Original을 함께 운반할 수 있다.</w:t>
       </w:r>
     </w:p>
@@ -12677,7 +12139,7 @@
           <w:numId w:val="7"/>
         </w:numPr>
       </w:pPr>
-      <w:bookmarkStart w:id="30" w:name="_Toc238277971"/>
+      <w:bookmarkStart w:id="31" w:name="_Toc238746852"/>
       <w:r>
         <w:t>Player Identity</w:t>
       </w:r>
@@ -12687,7 +12149,7 @@
       <w:r>
         <w:t xml:space="preserve"> Team Status</w:t>
       </w:r>
-      <w:bookmarkEnd w:id="30"/>
+      <w:bookmarkEnd w:id="31"/>
     </w:p>
     <w:tbl>
       <w:tblPr>
@@ -13093,7 +12555,7 @@
           <w:numId w:val="7"/>
         </w:numPr>
       </w:pPr>
-      <w:bookmarkStart w:id="31" w:name="_Toc238277972"/>
+      <w:bookmarkStart w:id="32" w:name="_Toc238746853"/>
       <w:r>
         <w:t xml:space="preserve">Floor Plan Map </w:t>
       </w:r>
@@ -13106,7 +12568,7 @@
       <w:r>
         <w:t>정책</w:t>
       </w:r>
-      <w:bookmarkEnd w:id="31"/>
+      <w:bookmarkEnd w:id="32"/>
     </w:p>
     <w:tbl>
       <w:tblPr>
@@ -13299,7 +12761,7 @@
           <w:numId w:val="7"/>
         </w:numPr>
       </w:pPr>
-      <w:bookmarkStart w:id="32" w:name="_Toc238277973"/>
+      <w:bookmarkStart w:id="33" w:name="_Toc238746854"/>
       <w:r>
         <w:t>Shared Extraction</w:t>
       </w:r>
@@ -13315,7 +12777,7 @@
       <w:r>
         <w:t xml:space="preserve"> Deposit</w:t>
       </w:r>
-      <w:bookmarkEnd w:id="32"/>
+      <w:bookmarkEnd w:id="33"/>
     </w:p>
     <w:p>
       <w:r>
@@ -13331,7 +12793,8 @@
         </w:numPr>
       </w:pPr>
       <w:r>
-        <w:t>Deposit 전 Grid의 Original/Loot는 Carried이며 Arrest·Drop으로 잃을 수 있다. 전리품을 하나씩 출구에 반복 전달하는 흐름은 사용하지 않는다.</w:t>
+        <w:lastRenderedPageBreak/>
+        <w:t>Contract InGame 시작 후 180초가 지나면 Vent가 열린다. 개방 전 정산은 거부하며, 개방 후 첫 상호작용은 Grid의 Loose Loot만 한 번에 제거해 Mid-run Settlement로 Secured 처리하고 Player를 Active 상태로 유지한다.</w:t>
       </w:r>
     </w:p>
     <w:p>
@@ -13343,7 +12806,7 @@
         </w:numPr>
       </w:pPr>
       <w:r>
-        <w:t>Deposit 성공 순간 Secured Value와 Required Target 확보 여부가 확정된다.</w:t>
+        <w:t>Mid-run Settlement는 Painting Original과 Required Target을 Inventory에 유지한다. 정산할 Loose Loot가 없으면 중간 정산을 만들지 않고 같은 Vent의 기존 Final Escape 경로를 사용한다.</w:t>
       </w:r>
     </w:p>
     <w:p>
@@ -13355,7 +12818,7 @@
         </w:numPr>
       </w:pPr>
       <w:r>
-        <w:t>먼저 탈출하면 안전을 얻지만 남은 Crew를 직접 도울 수 없다.</w:t>
+        <w:t>Final Escape Cast는 남은 Loose Loot와 모든 Original을 전체 Deposit한 뒤에만 Player를 Escaped로 전환한다. 먼저 탈출하면 안전을 얻지만 남은 Crew를 직접 도울 수 없다.</w:t>
       </w:r>
     </w:p>
     <w:p>
@@ -13378,8 +12841,9 @@
           <w:numId w:val="7"/>
         </w:numPr>
       </w:pPr>
-      <w:bookmarkStart w:id="33" w:name="_Toc238277974"/>
-      <w:r>
+      <w:bookmarkStart w:id="34" w:name="_Toc238746855"/>
+      <w:r>
+        <w:lastRenderedPageBreak/>
         <w:t xml:space="preserve">UI, </w:t>
       </w:r>
       <w:r>
@@ -13391,7 +12855,7 @@
       <w:r>
         <w:t>접근성</w:t>
       </w:r>
-      <w:bookmarkEnd w:id="33"/>
+      <w:bookmarkEnd w:id="34"/>
     </w:p>
     <w:p>
       <w:pPr>
@@ -13401,11 +12865,11 @@
           <w:numId w:val="7"/>
         </w:numPr>
       </w:pPr>
-      <w:bookmarkStart w:id="34" w:name="_Toc238277975"/>
+      <w:bookmarkStart w:id="35" w:name="_Toc238746856"/>
       <w:r>
         <w:t>HUD Information Architecture</w:t>
       </w:r>
-      <w:bookmarkEnd w:id="34"/>
+      <w:bookmarkEnd w:id="35"/>
     </w:p>
     <w:tbl>
       <w:tblPr>
@@ -13689,7 +13153,7 @@
           <w:numId w:val="7"/>
         </w:numPr>
       </w:pPr>
-      <w:bookmarkStart w:id="35" w:name="_Toc238277976"/>
+      <w:bookmarkStart w:id="36" w:name="_Toc238746857"/>
       <w:r>
         <w:t xml:space="preserve">Main HUD </w:t>
       </w:r>
@@ -13708,7 +13172,7 @@
       <w:r>
         <w:t>와이어프레임</w:t>
       </w:r>
-      <w:bookmarkEnd w:id="35"/>
+      <w:bookmarkEnd w:id="36"/>
     </w:p>
     <w:tbl>
       <w:tblPr>
@@ -13743,8 +13207,12 @@
           <w:p>
             <w:r>
               <w:t>미션</w:t>
+            </w:r>
+            <w:r>
               <w:br/>
               <w:t>MM : SS</w:t>
+            </w:r>
+            <w:r>
               <w:br/>
               <w:t>필수 목표 작품명</w:t>
             </w:r>
@@ -13765,6 +13233,8 @@
           <w:p>
             <w:r>
               <w:t>WORLD VIEW</w:t>
+            </w:r>
+            <w:r>
               <w:br/>
               <w:t>Center Interaction / Crosshair</w:t>
             </w:r>
@@ -13785,6 +13255,8 @@
           <w:p>
             <w:r>
               <w:t>경계도 10칸</w:t>
+            </w:r>
+            <w:r>
               <w:br/>
               <w:t>사건 상태 Text</w:t>
             </w:r>
@@ -13808,9 +13280,7 @@
             </w:tcMar>
             <w:vAlign w:val="center"/>
           </w:tcPr>
-          <w:p>
-            <w:r/>
-          </w:p>
+          <w:p/>
         </w:tc>
         <w:tc>
           <w:tcPr>
@@ -13823,9 +13293,7 @@
             </w:tcMar>
             <w:vAlign w:val="center"/>
           </w:tcPr>
-          <w:p>
-            <w:r/>
-          </w:p>
+          <w:p/>
         </w:tc>
         <w:tc>
           <w:tcPr>
@@ -13842,6 +13310,8 @@
           <w:p>
             <w:r>
               <w:t>TEAM CARD ×4</w:t>
+            </w:r>
+            <w:r>
               <w:br/>
               <w:t>Profile · Name · Status · Mic</w:t>
             </w:r>
@@ -13868,6 +13338,8 @@
           <w:p>
             <w:r>
               <w:t>INVENTORY [TAB]</w:t>
+            </w:r>
+            <w:r>
               <w:br/>
               <w:t>Light→Heavy Color</w:t>
             </w:r>
@@ -13885,9 +13357,7 @@
             </w:tcMar>
             <w:vAlign w:val="center"/>
           </w:tcPr>
-          <w:p>
-            <w:r/>
-          </w:p>
+          <w:p/>
         </w:tc>
         <w:tc>
           <w:tcPr>
@@ -13904,6 +13374,8 @@
           <w:p>
             <w:r>
               <w:t>QUICK SLOT ×3</w:t>
+            </w:r>
+            <w:r>
               <w:br/>
               <w:t>Image · Count · Key</w:t>
             </w:r>
@@ -13963,9 +13435,7 @@
             </w:tcMar>
             <w:vAlign w:val="center"/>
           </w:tcPr>
-          <w:p>
-            <w:r/>
-          </w:p>
+          <w:p/>
         </w:tc>
       </w:tr>
     </w:tbl>
@@ -13982,9 +13452,30 @@
           <w:numId w:val="7"/>
         </w:numPr>
       </w:pPr>
-      <w:r>
-        <w:t>최소 정보 원칙과 카피</w:t>
-      </w:r>
+      <w:bookmarkStart w:id="37" w:name="_Toc238746858"/>
+      <w:r>
+        <w:lastRenderedPageBreak/>
+        <w:t>최소</w:t>
+      </w:r>
+      <w:r>
+        <w:t xml:space="preserve"> </w:t>
+      </w:r>
+      <w:r>
+        <w:t>정보</w:t>
+      </w:r>
+      <w:r>
+        <w:t xml:space="preserve"> </w:t>
+      </w:r>
+      <w:r>
+        <w:t>원칙과</w:t>
+      </w:r>
+      <w:r>
+        <w:t xml:space="preserve"> </w:t>
+      </w:r>
+      <w:r>
+        <w:t>카피</w:t>
+      </w:r>
+      <w:bookmarkEnd w:id="37"/>
     </w:p>
     <w:p>
       <w:pPr>
@@ -14047,14 +13538,15 @@
           <w:numId w:val="7"/>
         </w:numPr>
       </w:pPr>
-      <w:bookmarkStart w:id="37" w:name="_Toc238277978"/>
-      <w:r>
+      <w:bookmarkStart w:id="38" w:name="_Toc238746859"/>
+      <w:r>
+        <w:lastRenderedPageBreak/>
         <w:t xml:space="preserve">Input Mode </w:t>
       </w:r>
       <w:r>
         <w:t>원칙</w:t>
       </w:r>
-      <w:bookmarkEnd w:id="37"/>
+      <w:bookmarkEnd w:id="38"/>
     </w:p>
     <w:tbl>
       <w:tblPr>
@@ -14473,37 +13965,7 @@
           </w:tcPr>
           <w:p>
             <w:r>
-              <w:t>기존</w:t>
-            </w:r>
-            <w:r>
-              <w:t xml:space="preserve"> </w:t>
-            </w:r>
-            <w:r>
-              <w:t>입력</w:t>
-            </w:r>
-            <w:r>
-              <w:t xml:space="preserve"> </w:t>
-            </w:r>
-            <w:r>
-              <w:t>계약</w:t>
-            </w:r>
-            <w:r>
-              <w:t xml:space="preserve"> </w:t>
-            </w:r>
-            <w:r>
-              <w:t>보존</w:t>
-            </w:r>
-            <w:r>
-              <w:t xml:space="preserve">. v1 Player-facing Mode </w:t>
-            </w:r>
-            <w:r>
-              <w:t>진입</w:t>
-            </w:r>
-            <w:r>
-              <w:t xml:space="preserve"> </w:t>
-            </w:r>
-            <w:r>
-              <w:t>없음</w:t>
+              <w:t>기존 입력 계약 보존. v1 Player-facing Mode 진입 없음</w:t>
             </w:r>
           </w:p>
         </w:tc>
@@ -14514,16 +13976,7 @@
           </w:tcPr>
           <w:p>
             <w:r>
-              <w:t>v1</w:t>
-            </w:r>
-            <w:r>
-              <w:t>에서</w:t>
-            </w:r>
-            <w:r>
-              <w:t xml:space="preserve"> </w:t>
-            </w:r>
-            <w:r>
-              <w:t>비활성</w:t>
+              <w:t>v1에서 비활성</w:t>
             </w:r>
           </w:p>
         </w:tc>
@@ -14534,25 +13987,7 @@
           </w:tcPr>
           <w:p>
             <w:r>
-              <w:t>재활성화</w:t>
-            </w:r>
-            <w:r>
-              <w:t xml:space="preserve"> </w:t>
-            </w:r>
-            <w:r>
-              <w:t>승인</w:t>
-            </w:r>
-            <w:r>
-              <w:t xml:space="preserve"> </w:t>
-            </w:r>
-            <w:r>
-              <w:t>시</w:t>
-            </w:r>
-            <w:r>
-              <w:t xml:space="preserve"> </w:t>
-            </w:r>
-            <w:r>
-              <w:t>검증</w:t>
+              <w:t>재활성화 승인 시 검증</w:t>
             </w:r>
           </w:p>
         </w:tc>
@@ -14576,7 +14011,7 @@
           <w:numId w:val="7"/>
         </w:numPr>
       </w:pPr>
-      <w:bookmarkStart w:id="38" w:name="_Toc238277979"/>
+      <w:bookmarkStart w:id="39" w:name="_Toc238746860"/>
       <w:r>
         <w:t>Floor Plan</w:t>
       </w:r>
@@ -14589,7 +14024,7 @@
       <w:r>
         <w:t>화면</w:t>
       </w:r>
-      <w:bookmarkEnd w:id="38"/>
+      <w:bookmarkEnd w:id="39"/>
     </w:p>
     <w:p>
       <w:pPr>
@@ -14599,14 +14034,14 @@
           <w:numId w:val="7"/>
         </w:numPr>
       </w:pPr>
-      <w:bookmarkStart w:id="39" w:name="_Toc238277980"/>
+      <w:bookmarkStart w:id="40" w:name="_Toc238746861"/>
       <w:r>
         <w:t xml:space="preserve">Floor Plan Map </w:t>
       </w:r>
       <w:r>
         <w:t>와이어프레임</w:t>
       </w:r>
-      <w:bookmarkEnd w:id="39"/>
+      <w:bookmarkEnd w:id="40"/>
     </w:p>
     <w:tbl>
       <w:tblPr>
@@ -14906,14 +14341,14 @@
           <w:numId w:val="7"/>
         </w:numPr>
       </w:pPr>
-      <w:bookmarkStart w:id="40" w:name="_Toc238277981"/>
+      <w:bookmarkStart w:id="41" w:name="_Toc238746862"/>
       <w:r>
         <w:t xml:space="preserve">Team Result / Replica Recap </w:t>
       </w:r>
       <w:r>
         <w:t>와이어프레임</w:t>
       </w:r>
-      <w:bookmarkEnd w:id="40"/>
+      <w:bookmarkEnd w:id="41"/>
     </w:p>
     <w:tbl>
       <w:tblPr>
@@ -15178,6 +14613,7 @@
               <w:pStyle w:val="TableText"/>
             </w:pPr>
             <w:r>
+              <w:lastRenderedPageBreak/>
               <w:t>실제 제출 Painting</w:t>
             </w:r>
           </w:p>
@@ -15270,7 +14706,7 @@
           <w:numId w:val="7"/>
         </w:numPr>
       </w:pPr>
-      <w:bookmarkStart w:id="41" w:name="_Toc238277982"/>
+      <w:bookmarkStart w:id="42" w:name="_Toc238746863"/>
       <w:r>
         <w:t>첫</w:t>
       </w:r>
@@ -15286,7 +14722,7 @@
       <w:r>
         <w:t>온보딩</w:t>
       </w:r>
-      <w:bookmarkEnd w:id="41"/>
+      <w:bookmarkEnd w:id="42"/>
     </w:p>
     <w:tbl>
       <w:tblPr>
@@ -15435,7 +14871,7 @@
               <w:pStyle w:val="TableText"/>
             </w:pPr>
             <w:r>
-              <w:t>Carried는 위험하고 Secured는 안전함</w:t>
+              <w:t>Carried는 위험하고 180초 Vent Loose Settlement 또는 Final Escape로 Secured됨</w:t>
             </w:r>
           </w:p>
         </w:tc>
@@ -15538,7 +14974,7 @@
           <w:numId w:val="7"/>
         </w:numPr>
       </w:pPr>
-      <w:bookmarkStart w:id="42" w:name="_Toc238277983"/>
+      <w:bookmarkStart w:id="43" w:name="_Toc238746864"/>
       <w:r>
         <w:t>접근성</w:t>
       </w:r>
@@ -15548,7 +14984,7 @@
       <w:r>
         <w:t>기본</w:t>
       </w:r>
-      <w:bookmarkEnd w:id="42"/>
+      <w:bookmarkEnd w:id="43"/>
     </w:p>
     <w:p>
       <w:pPr>
@@ -15606,8 +15042,9 @@
           <w:numId w:val="7"/>
         </w:numPr>
       </w:pPr>
-      <w:bookmarkStart w:id="43" w:name="_Toc238277984"/>
-      <w:r>
+      <w:bookmarkStart w:id="44" w:name="_Toc238746865"/>
+      <w:r>
+        <w:lastRenderedPageBreak/>
         <w:t>레벨</w:t>
       </w:r>
       <w:r>
@@ -15628,7 +15065,7 @@
       <w:r>
         <w:t>방향</w:t>
       </w:r>
-      <w:bookmarkEnd w:id="43"/>
+      <w:bookmarkEnd w:id="44"/>
     </w:p>
     <w:p>
       <w:pPr>
@@ -15638,7 +15075,7 @@
           <w:numId w:val="7"/>
         </w:numPr>
       </w:pPr>
-      <w:bookmarkStart w:id="44" w:name="_Toc238277985"/>
+      <w:bookmarkStart w:id="45" w:name="_Toc238746866"/>
       <w:r>
         <w:t>세</w:t>
       </w:r>
@@ -15666,7 +15103,7 @@
       <w:r>
         <w:t>요구</w:t>
       </w:r>
-      <w:bookmarkEnd w:id="44"/>
+      <w:bookmarkEnd w:id="45"/>
     </w:p>
     <w:p>
       <w:pPr>
@@ -15689,7 +15126,7 @@
         </w:numPr>
       </w:pPr>
       <w:r>
-        <w:t>PlayerStart, Eligible Case, Guard Start, Exit가 서로 겹치지 않고 첫 30초에 선택 가능한 동선을 제공한다.</w:t>
+        <w:t>PlayerStart, Eligible Case, Guard Start, Vent, Exit가 서로 겹치지 않고 첫 30초에 선택 가능한 동선을 제공한다. 각 맵은 Detention Cell 1곳과 감옥 인근 Evidence Table의 결정적 배치 슬롯을 제공한다.</w:t>
       </w:r>
     </w:p>
     <w:p>
@@ -15725,7 +15162,7 @@
         </w:numPr>
       </w:pPr>
       <w:r>
-        <w:t>세 맵은 동일한 Gameplay Rule을 사용하고 Material, Lighting, Signage, Ambient Audio, Hero Prop, Room Layout으로 정체성을 만든다.</w:t>
+        <w:t>세 맵은 동일한 Gameplay Rule을 사용하되, Material과 Lighting만이 아니라 Macro Topology, 첫 10초의 정보 공개 방식, Landmark, Target 이후 귀환 경로로 서로 다른 플레이 정체성을 만든다.</w:t>
       </w:r>
     </w:p>
     <w:p>
@@ -15736,7 +15173,7 @@
           <w:numId w:val="7"/>
         </w:numPr>
       </w:pPr>
-      <w:bookmarkStart w:id="45" w:name="_Toc238277986"/>
+      <w:bookmarkStart w:id="46" w:name="_Toc238746867"/>
       <w:r>
         <w:t>맵</w:t>
       </w:r>
@@ -15746,7 +15183,7 @@
       <w:r>
         <w:t>포트폴리오</w:t>
       </w:r>
-      <w:bookmarkEnd w:id="45"/>
+      <w:bookmarkEnd w:id="46"/>
     </w:p>
     <w:tbl>
       <w:tblPr>
@@ -15936,10 +15373,7 @@
               <w:pStyle w:val="TableText"/>
             </w:pPr>
             <w:r>
-              <w:rPr>
-                <w:sz w:val="16"/>
-              </w:rPr>
-              <w:t>균형형 시야·중앙 교차점</w:t>
+              <w:t>공개형 Figure-8·북/남 순환</w:t>
             </w:r>
           </w:p>
         </w:tc>
@@ -15987,10 +15421,7 @@
               <w:pStyle w:val="TableText"/>
             </w:pPr>
             <w:r>
-              <w:rPr>
-                <w:sz w:val="16"/>
-              </w:rPr>
-              <w:t>온보딩/기준 맵</w:t>
+              <w:t>방향 학습·재집결·귀환 루프</w:t>
             </w:r>
           </w:p>
         </w:tc>
@@ -16027,10 +15458,7 @@
               <w:pStyle w:val="TableText"/>
             </w:pPr>
             <w:r>
-              <w:rPr>
-                <w:sz w:val="16"/>
-              </w:rPr>
-              <w:t>좁은 동선·강한 Occlusion·소음 민감</w:t>
+              <w:t>비대칭 Serpentine·Occlusion·지름길</w:t>
             </w:r>
           </w:p>
         </w:tc>
@@ -16078,10 +15506,7 @@
               <w:pStyle w:val="TableText"/>
             </w:pPr>
             <w:r>
-              <w:rPr>
-                <w:sz w:val="16"/>
-              </w:rPr>
-              <w:t>청각·근거리 압박</w:t>
+              <w:t>탐색·청각·위험/시간 교환</w:t>
             </w:r>
           </w:p>
         </w:tc>
@@ -16118,10 +15543,7 @@
               <w:pStyle w:val="TableText"/>
             </w:pPr>
             <w:r>
-              <w:rPr>
-                <w:sz w:val="16"/>
-              </w:rPr>
-              <w:t>긴 시야·낮은 엄폐·우회</w:t>
+              <w:t>Braided 3-Lane·긴 시야·엇갈린 교차</w:t>
             </w:r>
           </w:p>
         </w:tc>
@@ -16169,10 +15591,7 @@
               <w:pStyle w:val="TableText"/>
             </w:pPr>
             <w:r>
-              <w:rPr>
-                <w:sz w:val="16"/>
-              </w:rPr>
-              <w:t>시야 관리·동선 선택</w:t>
+              <w:t>즉시 경로 선택·레인 전환</w:t>
             </w:r>
           </w:p>
         </w:tc>
@@ -16191,7 +15610,7 @@
           <w:numId w:val="7"/>
         </w:numPr>
       </w:pPr>
-      <w:bookmarkStart w:id="46" w:name="_Toc238277987"/>
+      <w:bookmarkStart w:id="47" w:name="_Toc238746868"/>
       <w:r>
         <w:t xml:space="preserve">M01 — </w:t>
       </w:r>
@@ -16204,11 +15623,11 @@
       <w:r>
         <w:t>고전미술관</w:t>
       </w:r>
-      <w:bookmarkEnd w:id="46"/>
+      <w:bookmarkEnd w:id="47"/>
     </w:p>
     <w:p>
       <w:r>
-        <w:t>웅장함이 위협보다 먼저 읽히는 균형형 맵이다. 중앙 Rotunda와 회랑이 팀의 재집결 지점이 되며, Public Gallery와 Service 동선의 차이를 가장 명확하게 학습시킨다.</w:t>
+        <w:t>웅장함과 목표 공간이 비교적 일찍 읽히는 공개형 Figure-8 맵이다. Vent 전실에서 금장 Portal을 지나 중앙 Rotunda가 바로 방향 기준점이 되고, 북·남 두 순환 회랑이 중앙을 공유한다. Required Target을 획득한 뒤에는 진입 때와 다른 루프로 서측 Vent에 귀환하게 하여 재집결과 Greed Decision을 학습시킨다.</w:t>
       </w:r>
     </w:p>
     <w:tbl>
@@ -16364,7 +15783,7 @@
               <w:pStyle w:val="TableText"/>
             </w:pPr>
             <w:r>
-              <w:t>Rotunda, Classical Gallery, Service Corridor</w:t>
+              <w:t>Vent 전실, 중앙 Rotunda, 북·남 Figure-8 회랑, 서측 귀환 Vent</w:t>
             </w:r>
           </w:p>
         </w:tc>
@@ -16378,7 +15797,7 @@
               <w:pStyle w:val="TableText"/>
             </w:pPr>
             <w:r>
-              <w:t>중앙 교차·예측 가능한 순찰</w:t>
+              <w:t>공개된 중앙 교차·두 순환 루프·동측 노출 구간</w:t>
             </w:r>
           </w:p>
         </w:tc>
@@ -16442,6 +15861,7 @@
                 <w:color w:val="C55A11"/>
                 <w:sz w:val="18"/>
               </w:rPr>
+              <w:lastRenderedPageBreak/>
               <w:t>IMAGE REFERENCE SLOT</w:t>
             </w:r>
             <w:r>
@@ -16495,7 +15915,7 @@
           <w:numId w:val="7"/>
         </w:numPr>
       </w:pPr>
-      <w:bookmarkStart w:id="47" w:name="_Toc238277988"/>
+      <w:bookmarkStart w:id="48" w:name="_Toc238746869"/>
       <w:r>
         <w:t xml:space="preserve">M02 — </w:t>
       </w:r>
@@ -16508,11 +15928,11 @@
       <w:r>
         <w:t>동양미술관</w:t>
       </w:r>
-      <w:bookmarkEnd w:id="47"/>
+      <w:bookmarkEnd w:id="48"/>
     </w:p>
     <w:p>
       <w:r>
-        <w:t>시야보다 소리가 먼저 위협을 알리는 근거리 압박 맵이다. 병풍, 중정, 좁은 목재 복도가 Occlusion을 만들고, 빗소리가 정보를 가리면서도 긴장을 유지한다.</w:t>
+        <w:t>시야보다 소리가 먼저 위협을 알리는 지연 공개형 Serpentine 맵이다. Vent 뒤 병풍 틈과 두 번의 굴절을 지나야 비대칭 Moon Garden이 드러나며, 긴 S자 안전 동선과 CCTV가 감시하는 세 지름길 사이에서 시간과 위험을 교환한다. Target과 고가 작품은 마지막 Blind Corner까지 완전히 보이지 않는다.</w:t>
       </w:r>
     </w:p>
     <w:tbl>
@@ -16668,7 +16088,7 @@
               <w:pStyle w:val="TableText"/>
             </w:pPr>
             <w:r>
-              <w:t>우천 정원, 병풍 Gallery, 목재 Corridor</w:t>
+              <w:t>병풍 Dogleg, 비대칭 Moon Garden, S자 Gallery, 감시 지름길</w:t>
             </w:r>
           </w:p>
         </w:tc>
@@ -16682,7 +16102,7 @@
               <w:pStyle w:val="TableText"/>
             </w:pPr>
             <w:r>
-              <w:t>짧은 시야·높은 Footstep 민감</w:t>
+              <w:t>Blind Corner·짧은 시야·지름길 CCTV·높은 Footstep 민감</w:t>
             </w:r>
           </w:p>
         </w:tc>
@@ -16794,13 +16214,15 @@
     <w:p>
       <w:pPr>
         <w:pStyle w:val="21"/>
+        <w:pageBreakBefore/>
         <w:numPr>
           <w:ilvl w:val="1"/>
           <w:numId w:val="7"/>
         </w:numPr>
       </w:pPr>
-      <w:bookmarkStart w:id="48" w:name="_Toc238277989"/>
-      <w:r>
+      <w:bookmarkStart w:id="49" w:name="_Toc238746870"/>
+      <w:r>
+        <w:lastRenderedPageBreak/>
         <w:t xml:space="preserve">M03 — </w:t>
       </w:r>
       <w:r>
@@ -16812,11 +16234,11 @@
       <w:r>
         <w:t>현대미술관</w:t>
       </w:r>
-      <w:bookmarkEnd w:id="48"/>
+      <w:bookmarkEnd w:id="49"/>
     </w:p>
     <w:p>
       <w:r>
-        <w:t>숨을 곳은 적지만 우회할 길은 있는 긴 시야 맵이다. 밝은 백색 전시장, 유리 파티션, 개방형 조각 홀과 복원실의 밀도를 대비시켜 동선 선택을 전면에 둔다.</w:t>
+        <w:t>숨을 곳은 적지만 경로 선택이 즉시 열리는 Braided 3-Lane 맵이다. 첫 10초 안에 북측 Glass, 중앙 Spine, 남측 Restoration 중 하나를 고르고 엇갈린 Crosslink에서만 레인을 전환한다. 동측 Target 획득 후 다른 레인으로 귀환하며, 고가 작품은 남→북 Service Airlock 협동 접근으로 분리한다.</w:t>
       </w:r>
     </w:p>
     <w:tbl>
@@ -16972,7 +16394,7 @@
               <w:pStyle w:val="TableText"/>
             </w:pPr>
             <w:r>
-              <w:t>Glass Gallery, Installation Hall, Restoration Backstage</w:t>
+              <w:t>North Glass Lane, Central Spine, South Restoration Lane, Service Airlock</w:t>
             </w:r>
           </w:p>
         </w:tc>
@@ -16986,7 +16408,7 @@
               <w:pStyle w:val="TableText"/>
             </w:pPr>
             <w:r>
-              <w:t>긴 시야·낮은 엄폐·다중 출입구</w:t>
+              <w:t>긴 시야·낮은 엄폐·엇갈린 Crosslink·레인별 교대 노출</w:t>
             </w:r>
           </w:p>
         </w:tc>
@@ -17010,9 +16432,6 @@
       <w:pPr>
         <w:spacing w:after="20"/>
       </w:pPr>
-      <w:r>
-        <w:br w:type="page"/>
-      </w:r>
     </w:p>
     <w:tbl>
       <w:tblPr>
@@ -17101,13 +16520,15 @@
     <w:p>
       <w:pPr>
         <w:pStyle w:val="21"/>
+        <w:pageBreakBefore/>
         <w:numPr>
           <w:ilvl w:val="1"/>
           <w:numId w:val="7"/>
         </w:numPr>
       </w:pPr>
-      <w:bookmarkStart w:id="49" w:name="_Toc238277990"/>
-      <w:r>
+      <w:bookmarkStart w:id="50" w:name="_Toc238746871"/>
+      <w:r>
+        <w:lastRenderedPageBreak/>
         <w:t xml:space="preserve">First-Person </w:t>
       </w:r>
       <w:r>
@@ -17119,7 +16540,7 @@
       <w:r>
         <w:t>가독성</w:t>
       </w:r>
-      <w:bookmarkEnd w:id="49"/>
+      <w:bookmarkEnd w:id="50"/>
     </w:p>
     <w:p>
       <w:pPr>
@@ -17189,7 +16610,7 @@
           <w:numId w:val="7"/>
         </w:numPr>
       </w:pPr>
-      <w:bookmarkStart w:id="50" w:name="_Toc238277991"/>
+      <w:bookmarkStart w:id="51" w:name="_Toc238746872"/>
       <w:r>
         <w:t>사운드</w:t>
       </w:r>
@@ -17199,7 +16620,7 @@
       <w:r>
         <w:t>디자인</w:t>
       </w:r>
-      <w:bookmarkEnd w:id="50"/>
+      <w:bookmarkEnd w:id="51"/>
     </w:p>
     <w:tbl>
       <w:tblPr>
@@ -17616,13 +17037,15 @@
     <w:p>
       <w:pPr>
         <w:pStyle w:val="21"/>
+        <w:pageBreakBefore/>
         <w:numPr>
           <w:ilvl w:val="1"/>
           <w:numId w:val="7"/>
         </w:numPr>
       </w:pPr>
-      <w:bookmarkStart w:id="51" w:name="_Toc238277992"/>
-      <w:r>
+      <w:bookmarkStart w:id="52" w:name="_Toc238746873"/>
+      <w:r>
+        <w:lastRenderedPageBreak/>
         <w:t>세계관과</w:t>
       </w:r>
       <w:r>
@@ -17637,7 +17060,7 @@
       <w:r>
         <w:t>톤</w:t>
       </w:r>
-      <w:bookmarkEnd w:id="51"/>
+      <w:bookmarkEnd w:id="52"/>
     </w:p>
     <w:p>
       <w:r>
@@ -17861,8 +17284,9 @@
           <w:numId w:val="7"/>
         </w:numPr>
       </w:pPr>
-      <w:bookmarkStart w:id="52" w:name="_Toc238277993"/>
-      <w:r>
+      <w:bookmarkStart w:id="53" w:name="_Toc238746874"/>
+      <w:r>
+        <w:lastRenderedPageBreak/>
         <w:t>범위</w:t>
       </w:r>
       <w:r>
@@ -17877,7 +17301,7 @@
       <w:r>
         <w:t>플레이테스트</w:t>
       </w:r>
-      <w:bookmarkEnd w:id="52"/>
+      <w:bookmarkEnd w:id="53"/>
     </w:p>
     <w:p>
       <w:pPr>
@@ -17887,11 +17311,11 @@
           <w:numId w:val="7"/>
         </w:numPr>
       </w:pPr>
-      <w:bookmarkStart w:id="53" w:name="_Toc238277994"/>
+      <w:bookmarkStart w:id="54" w:name="_Toc238746875"/>
       <w:r>
         <w:t>v1.0 Required Scope</w:t>
       </w:r>
-      <w:bookmarkEnd w:id="53"/>
+      <w:bookmarkEnd w:id="54"/>
     </w:p>
     <w:tbl>
       <w:tblPr>
@@ -18128,7 +17552,7 @@
               <w:pStyle w:val="TableText"/>
             </w:pPr>
             <w:r>
-              <w:t>Patrol/Investigate/Chase/Search/Inspect, CCTV, Cooperative Laser, Alert/Lockdown, Stun/Arrest</w:t>
+              <w:t>Patrol/Investigate/Chase/Search/Inspect, CCTV, Cooperative Laser, Alert/Lockdown, Stun→Arrest→Detention, Evidence Recovery</w:t>
             </w:r>
           </w:p>
         </w:tc>
@@ -18196,7 +17620,7 @@
               <w:pStyle w:val="TableText"/>
             </w:pPr>
             <w:r>
-              <w:t>Drop/Recovery, Player별 Deposit, Team Success/Partial/Failure, Replica Recap</w:t>
+              <w:t>180초 Vent Loose Settlement, Original Drop/Evidence Recovery, Player별 Final Escape Deposit, Team Success/Partial/Failure, Replica Recap</w:t>
             </w:r>
           </w:p>
         </w:tc>
@@ -18249,215 +17673,20 @@
           <w:numId w:val="7"/>
         </w:numPr>
       </w:pPr>
-      <w:bookmarkStart w:id="54" w:name="_Toc238277995"/>
+      <w:bookmarkStart w:id="55" w:name="_Toc238746876"/>
       <w:r>
         <w:t>Deferred Expansion</w:t>
       </w:r>
-      <w:bookmarkEnd w:id="54"/>
+      <w:bookmarkEnd w:id="55"/>
     </w:p>
     <w:p>
       <w:r>
-        <w:t>Object Assembly Forgery, Sculpture/Ceramic Family, Template/Part Data</w:t>
-      </w:r>
-      <w:r>
-        <w:t>와</w:t>
-      </w:r>
-      <w:r>
-        <w:t xml:space="preserve"> </w:t>
-      </w:r>
-      <w:r>
-        <w:t>관련</w:t>
-      </w:r>
-      <w:r>
-        <w:t xml:space="preserve"> Class·Blueprint·SourceArt</w:t>
-      </w:r>
-      <w:r>
-        <w:t>는</w:t>
-      </w:r>
-      <w:r>
-        <w:t xml:space="preserve"> </w:t>
-      </w:r>
-      <w:r>
-        <w:t>향후</w:t>
-      </w:r>
-      <w:r>
-        <w:t xml:space="preserve"> </w:t>
-      </w:r>
-      <w:r>
-        <w:t>확장</w:t>
-      </w:r>
-      <w:r>
-        <w:t xml:space="preserve"> </w:t>
-      </w:r>
-      <w:r>
-        <w:t>가능성으로</w:t>
-      </w:r>
-      <w:r>
-        <w:t xml:space="preserve"> </w:t>
-      </w:r>
-      <w:r>
-        <w:t>보존한다</w:t>
-      </w:r>
-      <w:r>
-        <w:t xml:space="preserve">. </w:t>
-      </w:r>
-      <w:r>
-        <w:t>현재</w:t>
-      </w:r>
-      <w:r>
-        <w:t xml:space="preserve"> v1.0 Runtime Entry, Assignment, Release Map, UI, Result</w:t>
-      </w:r>
-      <w:r>
-        <w:t>와</w:t>
-      </w:r>
-      <w:r>
-        <w:t xml:space="preserve"> Cook</w:t>
-      </w:r>
-      <w:r>
-        <w:t>에는</w:t>
-      </w:r>
-      <w:r>
-        <w:t xml:space="preserve"> </w:t>
-      </w:r>
-      <w:r>
-        <w:t>포함하지</w:t>
-      </w:r>
-      <w:r>
-        <w:t xml:space="preserve"> </w:t>
-      </w:r>
-      <w:r>
-        <w:t>않는다</w:t>
-      </w:r>
-      <w:r>
-        <w:t>.</w:t>
+        <w:t>Object Assembly Forgery, Sculpture/Ceramic Family, Template/Part Data와 관련 Class·Blueprint·SourceArt는 향후 확장 가능성으로 보존한다. 현재 v1.0 Runtime Entry, Assignment, Release Map, UI, Result와 Cook에는 포함하지 않는다.</w:t>
       </w:r>
     </w:p>
     <w:p>
       <w:r>
-        <w:t>재활성화는</w:t>
-      </w:r>
-      <w:r>
-        <w:t xml:space="preserve"> </w:t>
-      </w:r>
-      <w:r>
-        <w:t>별도</w:t>
-      </w:r>
-      <w:r>
-        <w:t xml:space="preserve"> </w:t>
-      </w:r>
-      <w:r>
-        <w:t>제품</w:t>
-      </w:r>
-      <w:r>
-        <w:t xml:space="preserve"> </w:t>
-      </w:r>
-      <w:r>
-        <w:t>결정과</w:t>
-      </w:r>
-      <w:r>
-        <w:t xml:space="preserve"> GDD/TDD </w:t>
-      </w:r>
-      <w:r>
-        <w:t>승인</w:t>
-      </w:r>
-      <w:r>
-        <w:t xml:space="preserve">, Painting </w:t>
-      </w:r>
-      <w:r>
-        <w:t>중심</w:t>
-      </w:r>
-      <w:r>
-        <w:t xml:space="preserve"> Release Gate </w:t>
-      </w:r>
-      <w:r>
-        <w:t>완료</w:t>
-      </w:r>
-      <w:r>
-        <w:t xml:space="preserve"> </w:t>
-      </w:r>
-      <w:r>
-        <w:t>이후에만</w:t>
-      </w:r>
-      <w:r>
-        <w:t xml:space="preserve"> </w:t>
-      </w:r>
-      <w:r>
-        <w:t>검토한다</w:t>
-      </w:r>
-      <w:r>
-        <w:t>. Smoke/Trap</w:t>
-      </w:r>
-      <w:r>
-        <w:t>처럼</w:t>
-      </w:r>
-      <w:r>
-        <w:t xml:space="preserve"> </w:t>
-      </w:r>
-      <w:r>
-        <w:t>제거된</w:t>
-      </w:r>
-      <w:r>
-        <w:t xml:space="preserve"> </w:t>
-      </w:r>
-      <w:r>
-        <w:t>기능과</w:t>
-      </w:r>
-      <w:r>
-        <w:t xml:space="preserve"> </w:t>
-      </w:r>
-      <w:r>
-        <w:t>달리</w:t>
-      </w:r>
-      <w:r>
-        <w:t xml:space="preserve"> Object Assembly</w:t>
-      </w:r>
-      <w:r>
-        <w:t>는</w:t>
-      </w:r>
-      <w:r>
-        <w:t xml:space="preserve"> </w:t>
-      </w:r>
-      <w:r>
-        <w:t>복구</w:t>
-      </w:r>
-      <w:r>
-        <w:t xml:space="preserve"> </w:t>
-      </w:r>
-      <w:r>
-        <w:t>대상</w:t>
-      </w:r>
-      <w:r>
-        <w:t xml:space="preserve"> </w:t>
-      </w:r>
-      <w:r>
-        <w:t>코드가</w:t>
-      </w:r>
-      <w:r>
-        <w:t xml:space="preserve"> </w:t>
-      </w:r>
-      <w:r>
-        <w:t>아니라</w:t>
-      </w:r>
-      <w:r>
-        <w:t xml:space="preserve"> </w:t>
-      </w:r>
-      <w:r>
-        <w:t>비활성</w:t>
-      </w:r>
-      <w:r>
-        <w:t xml:space="preserve"> </w:t>
-      </w:r>
-      <w:r>
-        <w:t>보존</w:t>
-      </w:r>
-      <w:r>
-        <w:t xml:space="preserve"> </w:t>
-      </w:r>
-      <w:r>
-        <w:t>대상이다</w:t>
-      </w:r>
-      <w:r>
-        <w:t>.</w:t>
+        <w:t>재활성화는 별도 제품 결정과 GDD/TDD 승인, Painting 중심 Release Gate 완료 이후에만 검토한다. Smoke/Trap처럼 제거된 기능과 달리 Object Assembly는 복구 대상 코드가 아니라 비활성 보존 대상이다.</w:t>
       </w:r>
     </w:p>
     <w:p>
@@ -18468,7 +17697,7 @@
           <w:numId w:val="7"/>
         </w:numPr>
       </w:pPr>
-      <w:bookmarkStart w:id="55" w:name="_Toc238277996"/>
+      <w:bookmarkStart w:id="56" w:name="_Toc238746877"/>
       <w:r>
         <w:t>Stretch</w:t>
       </w:r>
@@ -18481,7 +17710,7 @@
       <w:r>
         <w:t>순서</w:t>
       </w:r>
-      <w:bookmarkEnd w:id="55"/>
+      <w:bookmarkEnd w:id="56"/>
     </w:p>
     <w:tbl>
       <w:tblPr>
@@ -18828,6 +18057,7 @@
     </w:p>
     <w:p>
       <w:r>
+        <w:lastRenderedPageBreak/>
         <w:t>Smoke와 Trap 계열은 Stretch가 아니라 제거 기능이다. 범위를 줄여도 다시 추가하지 않는다.</w:t>
       </w:r>
     </w:p>
@@ -18839,11 +18069,11 @@
           <w:numId w:val="7"/>
         </w:numPr>
       </w:pPr>
-      <w:bookmarkStart w:id="56" w:name="_Toc238277997"/>
+      <w:bookmarkStart w:id="57" w:name="_Toc238746878"/>
       <w:r>
         <w:t>Starting Balance Targets</w:t>
       </w:r>
-      <w:bookmarkEnd w:id="56"/>
+      <w:bookmarkEnd w:id="57"/>
     </w:p>
     <w:tbl>
       <w:tblPr>
@@ -19380,6 +18610,42 @@
           </w:p>
         </w:tc>
       </w:tr>
+      <w:tr>
+        <w:trPr>
+          <w:cantSplit/>
+          <w:jc w:val="center"/>
+        </w:trPr>
+        <w:tc>
+          <w:tcPr>
+            <w:tcW w:w="2630" w:type="dxa"/>
+          </w:tcPr>
+          <w:p>
+            <w:r>
+              <w:t>Vent Mid-run Settlement Unlock</w:t>
+            </w:r>
+          </w:p>
+        </w:tc>
+        <w:tc>
+          <w:tcPr>
+            <w:tcW w:w="2795" w:type="dxa"/>
+          </w:tcPr>
+          <w:p>
+            <w:r>
+              <w:t>180초</w:t>
+            </w:r>
+          </w:p>
+        </w:tc>
+        <w:tc>
+          <w:tcPr>
+            <w:tcW w:w="4439" w:type="dxa"/>
+          </w:tcPr>
+          <w:p>
+            <w:r>
+              <w:t>Contract InGame 서버 시작 시각 기준. Loose Loot만 Secured 처리</w:t>
+            </w:r>
+          </w:p>
+        </w:tc>
+      </w:tr>
     </w:tbl>
     <w:p>
       <w:pPr>
@@ -19394,11 +18660,11 @@
           <w:numId w:val="7"/>
         </w:numPr>
       </w:pPr>
-      <w:bookmarkStart w:id="57" w:name="_Toc238277998"/>
+      <w:bookmarkStart w:id="58" w:name="_Toc238746879"/>
       <w:r>
         <w:t>Playtest Questions</w:t>
       </w:r>
-      <w:bookmarkEnd w:id="57"/>
+      <w:bookmarkEnd w:id="58"/>
     </w:p>
     <w:p>
       <w:pPr>
@@ -19480,11 +18746,12 @@
           <w:numId w:val="7"/>
         </w:numPr>
       </w:pPr>
-      <w:bookmarkStart w:id="58" w:name="_Toc238277999"/>
-      <w:r>
+      <w:bookmarkStart w:id="59" w:name="_Toc238746880"/>
+      <w:r>
+        <w:lastRenderedPageBreak/>
         <w:t>Release KPI</w:t>
       </w:r>
-      <w:bookmarkEnd w:id="58"/>
+      <w:bookmarkEnd w:id="59"/>
     </w:p>
     <w:tbl>
       <w:tblPr>
@@ -19805,11 +19072,11 @@
           <w:numId w:val="7"/>
         </w:numPr>
       </w:pPr>
-      <w:bookmarkStart w:id="59" w:name="_Toc238278000"/>
+      <w:bookmarkStart w:id="60" w:name="_Toc238746881"/>
       <w:r>
         <w:t>W6~W12 Roadmap</w:t>
       </w:r>
-      <w:bookmarkEnd w:id="59"/>
+      <w:bookmarkEnd w:id="60"/>
     </w:p>
     <w:tbl>
       <w:tblPr>
@@ -19918,55 +19185,7 @@
           </w:tcPr>
           <w:p>
             <w:r>
-              <w:t>당시</w:t>
-            </w:r>
-            <w:r>
-              <w:t xml:space="preserve"> </w:t>
-            </w:r>
-            <w:r>
-              <w:t>내부</w:t>
-            </w:r>
-            <w:r>
-              <w:t xml:space="preserve"> 1P/4P </w:t>
-            </w:r>
-            <w:r>
-              <w:t>자동화</w:t>
-            </w:r>
-            <w:r>
-              <w:t xml:space="preserve"> </w:t>
-            </w:r>
-            <w:r>
-              <w:t>기준으로</w:t>
-            </w:r>
-            <w:r>
-              <w:t xml:space="preserve"> </w:t>
-            </w:r>
-            <w:r>
-              <w:t>완주</w:t>
-            </w:r>
-            <w:r>
-              <w:t>. Rev14 Release Gate</w:t>
-            </w:r>
-            <w:r>
-              <w:t>는</w:t>
-            </w:r>
-            <w:r>
-              <w:t xml:space="preserve"> 2P/3P/4P</w:t>
-            </w:r>
-            <w:r>
-              <w:t>로</w:t>
-            </w:r>
-            <w:r>
-              <w:t xml:space="preserve"> </w:t>
-            </w:r>
-            <w:r>
-              <w:t>별도</w:t>
-            </w:r>
-            <w:r>
-              <w:t xml:space="preserve"> </w:t>
-            </w:r>
-            <w:r>
-              <w:t>적용</w:t>
+              <w:t>당시 내부 1P/4P 자동화 기준으로 완주. Rev14 Release Gate는 2P/3P/4P로 별도 적용</w:t>
             </w:r>
           </w:p>
         </w:tc>
@@ -20168,6 +19387,7 @@
           </w:tcPr>
           <w:p>
             <w:r>
+              <w:lastRenderedPageBreak/>
               <w:t>W12</w:t>
             </w:r>
           </w:p>
@@ -20198,9 +19418,6 @@
       <w:pPr>
         <w:spacing w:after="20"/>
       </w:pPr>
-      <w:r>
-        <w:br w:type="page"/>
-      </w:r>
     </w:p>
     <w:p>
       <w:pPr>
@@ -20208,11 +19425,11 @@
         <w:keepLines/>
         <w:pageBreakBefore w:val="0"/>
       </w:pPr>
-      <w:bookmarkStart w:id="60" w:name="_Toc238278001"/>
+      <w:bookmarkStart w:id="61" w:name="_Toc238746882"/>
       <w:r>
         <w:t>Appendix A — 용어</w:t>
       </w:r>
-      <w:bookmarkEnd w:id="60"/>
+      <w:bookmarkEnd w:id="61"/>
     </w:p>
     <w:tbl>
       <w:tblPr>
@@ -20483,7 +19700,7 @@
               <w:pStyle w:val="TableText"/>
             </w:pPr>
             <w:r>
-              <w:t>Extraction Deposit으로 확정된 상태</w:t>
+              <w:t>Vent Loose Settlement 또는 Final Escape Deposit으로 확정된 상태</w:t>
             </w:r>
           </w:p>
         </w:tc>
@@ -20548,7 +19765,7 @@
               <w:pStyle w:val="TableText"/>
             </w:pPr>
             <w:r>
-              <w:t>공유 출구를 쓰되 Player별 Deposit을 수행하는 구조</w:t>
+              <w:t>180초 이후 Loose Loot를 중간 정산하고, 최종 상호작용에서는 Player별 전체 Deposit과 Escape를 수행하는 구조</w:t>
             </w:r>
           </w:p>
         </w:tc>
@@ -20576,34 +19793,7 @@
           </w:tcPr>
           <w:p>
             <w:r>
-              <w:t>Object Assembly, Sculpture/Ceramic, Template/Part Data</w:t>
-            </w:r>
-            <w:r>
-              <w:t>와</w:t>
-            </w:r>
-            <w:r>
-              <w:t xml:space="preserve"> </w:t>
-            </w:r>
-            <w:r>
-              <w:t>관련</w:t>
-            </w:r>
-            <w:r>
-              <w:t xml:space="preserve"> </w:t>
-            </w:r>
-            <w:r>
-              <w:t>구현</w:t>
-            </w:r>
-            <w:r>
-              <w:t xml:space="preserve">·SourceArt </w:t>
-            </w:r>
-            <w:r>
-              <w:t>보존</w:t>
-            </w:r>
-            <w:r>
-              <w:t xml:space="preserve">. v1 Runtime/UI/Map/Cook </w:t>
-            </w:r>
-            <w:r>
-              <w:t>제외</w:t>
+              <w:t>Object Assembly, Sculpture/Ceramic, Template/Part Data와 관련 구현·SourceArt 보존. v1 Runtime/UI/Map/Cook 제외</w:t>
             </w:r>
           </w:p>
         </w:tc>
@@ -20613,9 +19803,6 @@
       <w:pPr>
         <w:spacing w:after="20"/>
       </w:pPr>
-      <w:r>
-        <w:br w:type="page"/>
-      </w:r>
     </w:p>
     <w:p>
       <w:pPr>
@@ -20623,14 +19810,14 @@
         <w:keepLines/>
         <w:pageBreakBefore w:val="0"/>
       </w:pPr>
-      <w:bookmarkStart w:id="61" w:name="_Toc238278002"/>
+      <w:bookmarkStart w:id="62" w:name="_Toc238746883"/>
       <w:r>
         <w:rPr>
           <w:sz w:val="32"/>
         </w:rPr>
         <w:t>Appendix B — Removed / Excluded / Deferred Expansion / Stretch</w:t>
       </w:r>
-      <w:bookmarkEnd w:id="61"/>
+      <w:bookmarkEnd w:id="62"/>
     </w:p>
     <w:tbl>
       <w:tblPr>
@@ -20765,7 +19952,7 @@
               <w:pStyle w:val="TableText"/>
             </w:pPr>
             <w:r>
-              <w:t>PvP, Progression, Dedicated Server, PCG, Security Room, Cinematic, Perspective Toggle, Minimap/Radar, Stamina</w:t>
+              <w:t>PvP, Progression, Dedicated Server, PCG, Security Room Hack/전역 CCTV Disable/Control Minigame, Cinematic, Perspective Toggle, Minimap/Radar, Stamina</w:t>
             </w:r>
           </w:p>
         </w:tc>
@@ -20827,22 +20014,7 @@
           </w:tcPr>
           <w:p>
             <w:r>
-              <w:t xml:space="preserve">Object Assembly </w:t>
-            </w:r>
-            <w:r>
-              <w:t>전체</w:t>
-            </w:r>
-            <w:r>
-              <w:t xml:space="preserve">. C++/Schema/Shell/SourceArt </w:t>
-            </w:r>
-            <w:r>
-              <w:t>보존</w:t>
-            </w:r>
-            <w:r>
-              <w:t xml:space="preserve">, v1 Player Flow/Map/UI/Result/Cook </w:t>
-            </w:r>
-            <w:r>
-              <w:t>제외</w:t>
+              <w:t>Object Assembly 전체. C++/Schema/Shell/SourceArt 보존, v1 Player Flow/Map/UI/Result/Cook 제외</w:t>
             </w:r>
           </w:p>
         </w:tc>
@@ -20862,14 +20034,15 @@
         <w:keepLines/>
         <w:pageBreakBefore w:val="0"/>
       </w:pPr>
-      <w:bookmarkStart w:id="62" w:name="_Toc238278003"/>
+      <w:bookmarkStart w:id="63" w:name="_Toc238746884"/>
       <w:r>
         <w:rPr>
           <w:sz w:val="32"/>
         </w:rPr>
+        <w:lastRenderedPageBreak/>
         <w:t>Appendix C — Player Experience Definition of Done</w:t>
       </w:r>
-      <w:bookmarkEnd w:id="62"/>
+      <w:bookmarkEnd w:id="63"/>
     </w:p>
     <w:p>
       <w:pPr>
@@ -20957,7 +20130,7 @@
 </file>
 
 <file path=word/endnotes.xml><?xml version="1.0" encoding="utf-8"?>
-<w:endnotes xmlns:wpc="http://schemas.microsoft.com/office/word/2010/wordprocessingCanvas" xmlns:cx="http://schemas.microsoft.com/office/drawing/2014/chartex" xmlns:cx1="http://schemas.microsoft.com/office/drawing/2015/9/8/chartex" xmlns:cx2="http://schemas.microsoft.com/office/drawing/2015/10/21/chartex" xmlns:cx3="http://schemas.microsoft.com/office/drawing/2016/5/9/chartex" xmlns:cx4="http://schemas.microsoft.com/office/drawing/2016/5/10/chartex" xmlns:cx5="http://schemas.microsoft.com/office/drawing/2016/5/11/chartex" xmlns:cx6="http://schemas.microsoft.com/office/drawing/2016/5/12/chartex" xmlns:cx7="http://schemas.microsoft.com/office/drawing/2016/5/13/chartex" xmlns:cx8="http://schemas.microsoft.com/office/drawing/2016/5/14/chartex" xmlns:mc="http://schemas.openxmlformats.org/markup-compatibility/2006" xmlns:aink="http://schemas.microsoft.com/office/drawing/2016/ink" xmlns:am3d="http://schemas.microsoft.com/office/drawing/2017/model3d" xmlns:o="urn:schemas-microsoft-com:office:office" xmlns:oel="http://schemas.microsoft.com/office/2019/extlst" xmlns:r="http://schemas.openxmlformats.org/officeDocument/2006/relationships" xmlns:m="http://schemas.openxmlformats.org/officeDocument/2006/math" xmlns:v="urn:schemas-microsoft-com:vml" xmlns:wp14="http://schemas.microsoft.com/office/word/2010/wordprocessingDrawing" xmlns:wp="http://schemas.openxmlformats.org/drawingml/2006/wordprocessingDrawing" xmlns:w10="urn:schemas-microsoft-com:office:word" xmlns:w="http://schemas.openxmlformats.org/wordprocessingml/2006/main" xmlns:w14="http://schemas.microsoft.com/office/word/2010/wordml" xmlns:w15="http://schemas.microsoft.com/office/word/2012/wordml" xmlns:w16cei="http://schemas.microsoft.com/office/word/2026/wordml/cei" xmlns:w16cex="http://schemas.microsoft.com/office/word/2018/wordml/cex" xmlns:w16cid="http://schemas.microsoft.com/office/word/2016/wordml/cid" xmlns:w16="http://schemas.microsoft.com/office/word/2018/wordml" xmlns:w16du="http://schemas.microsoft.com/office/word/2023/wordml/word16du" xmlns:w16sdtdh="http://schemas.microsoft.com/office/word/2020/wordml/sdtdatahash" xmlns:w16sdtfl="http://schemas.microsoft.com/office/word/2024/wordml/sdtformatlock" xmlns:w16se="http://schemas.microsoft.com/office/word/2015/wordml/symex" xmlns:wpg="http://schemas.microsoft.com/office/word/2010/wordprocessingGroup" xmlns:wpi="http://schemas.microsoft.com/office/word/2010/wordprocessingInk" xmlns:wne="http://schemas.microsoft.com/office/word/2006/wordml" xmlns:wps="http://schemas.microsoft.com/office/word/2010/wordprocessingShape" mc:Ignorable="w14 w15 w16se w16cid w16 w16cex w16sdtdh w16sdtfl w16du wp14">
+<w:endnotes xmlns:wpc="http://schemas.microsoft.com/office/word/2010/wordprocessingCanvas" xmlns:cx="http://schemas.microsoft.com/office/drawing/2014/chartex" xmlns:cx1="http://schemas.microsoft.com/office/drawing/2015/9/8/chartex" xmlns:cx2="http://schemas.microsoft.com/office/drawing/2015/10/21/chartex" xmlns:cx3="http://schemas.microsoft.com/office/drawing/2016/5/9/chartex" xmlns:cx4="http://schemas.microsoft.com/office/drawing/2016/5/10/chartex" xmlns:cx5="http://schemas.microsoft.com/office/drawing/2016/5/11/chartex" xmlns:cx6="http://schemas.microsoft.com/office/drawing/2016/5/12/chartex" xmlns:cx7="http://schemas.microsoft.com/office/drawing/2016/5/13/chartex" xmlns:cx8="http://schemas.microsoft.com/office/drawing/2016/5/14/chartex" xmlns:mc="http://schemas.openxmlformats.org/markup-compatibility/2006" xmlns:aink="http://schemas.microsoft.com/office/drawing/2016/ink" xmlns:am3d="http://schemas.microsoft.com/office/drawing/2017/model3d" xmlns:o="urn:schemas-microsoft-com:office:office" xmlns:oel="http://schemas.microsoft.com/office/2019/extlst" xmlns:r="http://schemas.openxmlformats.org/officeDocument/2006/relationships" xmlns:m="http://schemas.openxmlformats.org/officeDocument/2006/math" xmlns:v="urn:schemas-microsoft-com:vml" xmlns:wp14="http://schemas.microsoft.com/office/word/2010/wordprocessingDrawing" xmlns:wp="http://schemas.openxmlformats.org/drawingml/2006/wordprocessingDrawing" xmlns:w10="urn:schemas-microsoft-com:office:word" xmlns:w="http://schemas.openxmlformats.org/wordprocessingml/2006/main" xmlns:w14="http://schemas.microsoft.com/office/word/2010/wordml" xmlns:w15="http://schemas.microsoft.com/office/word/2012/wordml" xmlns:w16cex="http://schemas.microsoft.com/office/word/2018/wordml/cex" xmlns:w16cid="http://schemas.microsoft.com/office/word/2016/wordml/cid" xmlns:w16="http://schemas.microsoft.com/office/word/2018/wordml" xmlns:w16du="http://schemas.microsoft.com/office/word/2023/wordml/word16du" xmlns:w16sdtdh="http://schemas.microsoft.com/office/word/2020/wordml/sdtdatahash" xmlns:w16sdtfl="http://schemas.microsoft.com/office/word/2024/wordml/sdtformatlock" xmlns:w16se="http://schemas.microsoft.com/office/word/2015/wordml/symex" xmlns:wpg="http://schemas.microsoft.com/office/word/2010/wordprocessingGroup" xmlns:wpi="http://schemas.microsoft.com/office/word/2010/wordprocessingInk" xmlns:wne="http://schemas.microsoft.com/office/word/2006/wordml" xmlns:wps="http://schemas.microsoft.com/office/word/2010/wordprocessingShape" mc:Ignorable="w14 w15 w16se w16cid w16 w16cex w16sdtdh w16sdtfl w16du wp14">
   <w:endnote w:type="separator" w:id="-1">
     <w:p>
       <w:pPr>
@@ -20982,7 +20155,7 @@
 </file>
 
 <file path=word/footer1.xml><?xml version="1.0" encoding="utf-8"?>
-<w:ftr xmlns:wpc="http://schemas.microsoft.com/office/word/2010/wordprocessingCanvas" xmlns:cx="http://schemas.microsoft.com/office/drawing/2014/chartex" xmlns:cx1="http://schemas.microsoft.com/office/drawing/2015/9/8/chartex" xmlns:cx2="http://schemas.microsoft.com/office/drawing/2015/10/21/chartex" xmlns:cx3="http://schemas.microsoft.com/office/drawing/2016/5/9/chartex" xmlns:cx4="http://schemas.microsoft.com/office/drawing/2016/5/10/chartex" xmlns:cx5="http://schemas.microsoft.com/office/drawing/2016/5/11/chartex" xmlns:cx6="http://schemas.microsoft.com/office/drawing/2016/5/12/chartex" xmlns:cx7="http://schemas.microsoft.com/office/drawing/2016/5/13/chartex" xmlns:cx8="http://schemas.microsoft.com/office/drawing/2016/5/14/chartex" xmlns:mc="http://schemas.openxmlformats.org/markup-compatibility/2006" xmlns:aink="http://schemas.microsoft.com/office/drawing/2016/ink" xmlns:am3d="http://schemas.microsoft.com/office/drawing/2017/model3d" xmlns:o="urn:schemas-microsoft-com:office:office" xmlns:oel="http://schemas.microsoft.com/office/2019/extlst" xmlns:r="http://schemas.openxmlformats.org/officeDocument/2006/relationships" xmlns:m="http://schemas.openxmlformats.org/officeDocument/2006/math" xmlns:v="urn:schemas-microsoft-com:vml" xmlns:wp14="http://schemas.microsoft.com/office/word/2010/wordprocessingDrawing" xmlns:wp="http://schemas.openxmlformats.org/drawingml/2006/wordprocessingDrawing" xmlns:w10="urn:schemas-microsoft-com:office:word" xmlns:w="http://schemas.openxmlformats.org/wordprocessingml/2006/main" xmlns:w14="http://schemas.microsoft.com/office/word/2010/wordml" xmlns:w15="http://schemas.microsoft.com/office/word/2012/wordml" xmlns:w16cei="http://schemas.microsoft.com/office/word/2026/wordml/cei" xmlns:w16cex="http://schemas.microsoft.com/office/word/2018/wordml/cex" xmlns:w16cid="http://schemas.microsoft.com/office/word/2016/wordml/cid" xmlns:w16="http://schemas.microsoft.com/office/word/2018/wordml" xmlns:w16du="http://schemas.microsoft.com/office/word/2023/wordml/word16du" xmlns:w16sdtdh="http://schemas.microsoft.com/office/word/2020/wordml/sdtdatahash" xmlns:w16sdtfl="http://schemas.microsoft.com/office/word/2024/wordml/sdtformatlock" xmlns:w16se="http://schemas.microsoft.com/office/word/2015/wordml/symex" xmlns:wpg="http://schemas.microsoft.com/office/word/2010/wordprocessingGroup" xmlns:wpi="http://schemas.microsoft.com/office/word/2010/wordprocessingInk" xmlns:wne="http://schemas.microsoft.com/office/word/2006/wordml" xmlns:wps="http://schemas.microsoft.com/office/word/2010/wordprocessingShape" mc:Ignorable="w14 w15 w16se w16cid w16 w16cex w16sdtdh w16sdtfl w16du wp14">
+<w:ftr xmlns:wpc="http://schemas.microsoft.com/office/word/2010/wordprocessingCanvas" xmlns:cx="http://schemas.microsoft.com/office/drawing/2014/chartex" xmlns:cx1="http://schemas.microsoft.com/office/drawing/2015/9/8/chartex" xmlns:cx2="http://schemas.microsoft.com/office/drawing/2015/10/21/chartex" xmlns:cx3="http://schemas.microsoft.com/office/drawing/2016/5/9/chartex" xmlns:cx4="http://schemas.microsoft.com/office/drawing/2016/5/10/chartex" xmlns:cx5="http://schemas.microsoft.com/office/drawing/2016/5/11/chartex" xmlns:cx6="http://schemas.microsoft.com/office/drawing/2016/5/12/chartex" xmlns:cx7="http://schemas.microsoft.com/office/drawing/2016/5/13/chartex" xmlns:cx8="http://schemas.microsoft.com/office/drawing/2016/5/14/chartex" xmlns:mc="http://schemas.openxmlformats.org/markup-compatibility/2006" xmlns:aink="http://schemas.microsoft.com/office/drawing/2016/ink" xmlns:am3d="http://schemas.microsoft.com/office/drawing/2017/model3d" xmlns:o="urn:schemas-microsoft-com:office:office" xmlns:oel="http://schemas.microsoft.com/office/2019/extlst" xmlns:r="http://schemas.openxmlformats.org/officeDocument/2006/relationships" xmlns:m="http://schemas.openxmlformats.org/officeDocument/2006/math" xmlns:v="urn:schemas-microsoft-com:vml" xmlns:wp14="http://schemas.microsoft.com/office/word/2010/wordprocessingDrawing" xmlns:wp="http://schemas.openxmlformats.org/drawingml/2006/wordprocessingDrawing" xmlns:w10="urn:schemas-microsoft-com:office:word" xmlns:w="http://schemas.openxmlformats.org/wordprocessingml/2006/main" xmlns:w14="http://schemas.microsoft.com/office/word/2010/wordml" xmlns:w15="http://schemas.microsoft.com/office/word/2012/wordml" xmlns:w16cex="http://schemas.microsoft.com/office/word/2018/wordml/cex" xmlns:w16cid="http://schemas.microsoft.com/office/word/2016/wordml/cid" xmlns:w16="http://schemas.microsoft.com/office/word/2018/wordml" xmlns:w16du="http://schemas.microsoft.com/office/word/2023/wordml/word16du" xmlns:w16sdtdh="http://schemas.microsoft.com/office/word/2020/wordml/sdtdatahash" xmlns:w16sdtfl="http://schemas.microsoft.com/office/word/2024/wordml/sdtformatlock" xmlns:w16se="http://schemas.microsoft.com/office/word/2015/wordml/symex" xmlns:wpg="http://schemas.microsoft.com/office/word/2010/wordprocessingGroup" xmlns:wpi="http://schemas.microsoft.com/office/word/2010/wordprocessingInk" xmlns:wne="http://schemas.microsoft.com/office/word/2006/wordml" xmlns:wps="http://schemas.microsoft.com/office/word/2010/wordprocessingShape" mc:Ignorable="w14 w15 w16se w16cid w16 w16cex w16sdtdh w16sdtfl w16du wp14">
   <w:p>
     <w:pPr>
       <w:pStyle w:val="a6"/>
@@ -21015,7 +20188,7 @@
 </file>
 
 <file path=word/footnotes.xml><?xml version="1.0" encoding="utf-8"?>
-<w:footnotes xmlns:wpc="http://schemas.microsoft.com/office/word/2010/wordprocessingCanvas" xmlns:cx="http://schemas.microsoft.com/office/drawing/2014/chartex" xmlns:cx1="http://schemas.microsoft.com/office/drawing/2015/9/8/chartex" xmlns:cx2="http://schemas.microsoft.com/office/drawing/2015/10/21/chartex" xmlns:cx3="http://schemas.microsoft.com/office/drawing/2016/5/9/chartex" xmlns:cx4="http://schemas.microsoft.com/office/drawing/2016/5/10/chartex" xmlns:cx5="http://schemas.microsoft.com/office/drawing/2016/5/11/chartex" xmlns:cx6="http://schemas.microsoft.com/office/drawing/2016/5/12/chartex" xmlns:cx7="http://schemas.microsoft.com/office/drawing/2016/5/13/chartex" xmlns:cx8="http://schemas.microsoft.com/office/drawing/2016/5/14/chartex" xmlns:mc="http://schemas.openxmlformats.org/markup-compatibility/2006" xmlns:aink="http://schemas.microsoft.com/office/drawing/2016/ink" xmlns:am3d="http://schemas.microsoft.com/office/drawing/2017/model3d" xmlns:o="urn:schemas-microsoft-com:office:office" xmlns:oel="http://schemas.microsoft.com/office/2019/extlst" xmlns:r="http://schemas.openxmlformats.org/officeDocument/2006/relationships" xmlns:m="http://schemas.openxmlformats.org/officeDocument/2006/math" xmlns:v="urn:schemas-microsoft-com:vml" xmlns:wp14="http://schemas.microsoft.com/office/word/2010/wordprocessingDrawing" xmlns:wp="http://schemas.openxmlformats.org/drawingml/2006/wordprocessingDrawing" xmlns:w10="urn:schemas-microsoft-com:office:word" xmlns:w="http://schemas.openxmlformats.org/wordprocessingml/2006/main" xmlns:w14="http://schemas.microsoft.com/office/word/2010/wordml" xmlns:w15="http://schemas.microsoft.com/office/word/2012/wordml" xmlns:w16cei="http://schemas.microsoft.com/office/word/2026/wordml/cei" xmlns:w16cex="http://schemas.microsoft.com/office/word/2018/wordml/cex" xmlns:w16cid="http://schemas.microsoft.com/office/word/2016/wordml/cid" xmlns:w16="http://schemas.microsoft.com/office/word/2018/wordml" xmlns:w16du="http://schemas.microsoft.com/office/word/2023/wordml/word16du" xmlns:w16sdtdh="http://schemas.microsoft.com/office/word/2020/wordml/sdtdatahash" xmlns:w16sdtfl="http://schemas.microsoft.com/office/word/2024/wordml/sdtformatlock" xmlns:w16se="http://schemas.microsoft.com/office/word/2015/wordml/symex" xmlns:wpg="http://schemas.microsoft.com/office/word/2010/wordprocessingGroup" xmlns:wpi="http://schemas.microsoft.com/office/word/2010/wordprocessingInk" xmlns:wne="http://schemas.microsoft.com/office/word/2006/wordml" xmlns:wps="http://schemas.microsoft.com/office/word/2010/wordprocessingShape" mc:Ignorable="w14 w15 w16se w16cid w16 w16cex w16sdtdh w16sdtfl w16du wp14">
+<w:footnotes xmlns:wpc="http://schemas.microsoft.com/office/word/2010/wordprocessingCanvas" xmlns:cx="http://schemas.microsoft.com/office/drawing/2014/chartex" xmlns:cx1="http://schemas.microsoft.com/office/drawing/2015/9/8/chartex" xmlns:cx2="http://schemas.microsoft.com/office/drawing/2015/10/21/chartex" xmlns:cx3="http://schemas.microsoft.com/office/drawing/2016/5/9/chartex" xmlns:cx4="http://schemas.microsoft.com/office/drawing/2016/5/10/chartex" xmlns:cx5="http://schemas.microsoft.com/office/drawing/2016/5/11/chartex" xmlns:cx6="http://schemas.microsoft.com/office/drawing/2016/5/12/chartex" xmlns:cx7="http://schemas.microsoft.com/office/drawing/2016/5/13/chartex" xmlns:cx8="http://schemas.microsoft.com/office/drawing/2016/5/14/chartex" xmlns:mc="http://schemas.openxmlformats.org/markup-compatibility/2006" xmlns:aink="http://schemas.microsoft.com/office/drawing/2016/ink" xmlns:am3d="http://schemas.microsoft.com/office/drawing/2017/model3d" xmlns:o="urn:schemas-microsoft-com:office:office" xmlns:oel="http://schemas.microsoft.com/office/2019/extlst" xmlns:r="http://schemas.openxmlformats.org/officeDocument/2006/relationships" xmlns:m="http://schemas.openxmlformats.org/officeDocument/2006/math" xmlns:v="urn:schemas-microsoft-com:vml" xmlns:wp14="http://schemas.microsoft.com/office/word/2010/wordprocessingDrawing" xmlns:wp="http://schemas.openxmlformats.org/drawingml/2006/wordprocessingDrawing" xmlns:w10="urn:schemas-microsoft-com:office:word" xmlns:w="http://schemas.openxmlformats.org/wordprocessingml/2006/main" xmlns:w14="http://schemas.microsoft.com/office/word/2010/wordml" xmlns:w15="http://schemas.microsoft.com/office/word/2012/wordml" xmlns:w16cex="http://schemas.microsoft.com/office/word/2018/wordml/cex" xmlns:w16cid="http://schemas.microsoft.com/office/word/2016/wordml/cid" xmlns:w16="http://schemas.microsoft.com/office/word/2018/wordml" xmlns:w16du="http://schemas.microsoft.com/office/word/2023/wordml/word16du" xmlns:w16sdtdh="http://schemas.microsoft.com/office/word/2020/wordml/sdtdatahash" xmlns:w16sdtfl="http://schemas.microsoft.com/office/word/2024/wordml/sdtformatlock" xmlns:w16se="http://schemas.microsoft.com/office/word/2015/wordml/symex" xmlns:wpg="http://schemas.microsoft.com/office/word/2010/wordprocessingGroup" xmlns:wpi="http://schemas.microsoft.com/office/word/2010/wordprocessingInk" xmlns:wne="http://schemas.microsoft.com/office/word/2006/wordml" xmlns:wps="http://schemas.microsoft.com/office/word/2010/wordprocessingShape" mc:Ignorable="w14 w15 w16se w16cid w16 w16cex w16sdtdh w16sdtfl w16du wp14">
   <w:footnote w:type="separator" w:id="-1">
     <w:p>
       <w:pPr>
@@ -21040,7 +20213,7 @@
 </file>
 
 <file path=word/header1.xml><?xml version="1.0" encoding="utf-8"?>
-<w:hdr xmlns:wpc="http://schemas.microsoft.com/office/word/2010/wordprocessingCanvas" xmlns:cx="http://schemas.microsoft.com/office/drawing/2014/chartex" xmlns:cx1="http://schemas.microsoft.com/office/drawing/2015/9/8/chartex" xmlns:cx2="http://schemas.microsoft.com/office/drawing/2015/10/21/chartex" xmlns:cx3="http://schemas.microsoft.com/office/drawing/2016/5/9/chartex" xmlns:cx4="http://schemas.microsoft.com/office/drawing/2016/5/10/chartex" xmlns:cx5="http://schemas.microsoft.com/office/drawing/2016/5/11/chartex" xmlns:cx6="http://schemas.microsoft.com/office/drawing/2016/5/12/chartex" xmlns:cx7="http://schemas.microsoft.com/office/drawing/2016/5/13/chartex" xmlns:cx8="http://schemas.microsoft.com/office/drawing/2016/5/14/chartex" xmlns:mc="http://schemas.openxmlformats.org/markup-compatibility/2006" xmlns:aink="http://schemas.microsoft.com/office/drawing/2016/ink" xmlns:am3d="http://schemas.microsoft.com/office/drawing/2017/model3d" xmlns:o="urn:schemas-microsoft-com:office:office" xmlns:oel="http://schemas.microsoft.com/office/2019/extlst" xmlns:r="http://schemas.openxmlformats.org/officeDocument/2006/relationships" xmlns:m="http://schemas.openxmlformats.org/officeDocument/2006/math" xmlns:v="urn:schemas-microsoft-com:vml" xmlns:wp14="http://schemas.microsoft.com/office/word/2010/wordprocessingDrawing" xmlns:wp="http://schemas.openxmlformats.org/drawingml/2006/wordprocessingDrawing" xmlns:w10="urn:schemas-microsoft-com:office:word" xmlns:w="http://schemas.openxmlformats.org/wordprocessingml/2006/main" xmlns:w14="http://schemas.microsoft.com/office/word/2010/wordml" xmlns:w15="http://schemas.microsoft.com/office/word/2012/wordml" xmlns:w16cei="http://schemas.microsoft.com/office/word/2026/wordml/cei" xmlns:w16cex="http://schemas.microsoft.com/office/word/2018/wordml/cex" xmlns:w16cid="http://schemas.microsoft.com/office/word/2016/wordml/cid" xmlns:w16="http://schemas.microsoft.com/office/word/2018/wordml" xmlns:w16du="http://schemas.microsoft.com/office/word/2023/wordml/word16du" xmlns:w16sdtdh="http://schemas.microsoft.com/office/word/2020/wordml/sdtdatahash" xmlns:w16sdtfl="http://schemas.microsoft.com/office/word/2024/wordml/sdtformatlock" xmlns:w16se="http://schemas.microsoft.com/office/word/2015/wordml/symex" xmlns:wpg="http://schemas.microsoft.com/office/word/2010/wordprocessingGroup" xmlns:wpi="http://schemas.microsoft.com/office/word/2010/wordprocessingInk" xmlns:wne="http://schemas.microsoft.com/office/word/2006/wordml" xmlns:wps="http://schemas.microsoft.com/office/word/2010/wordprocessingShape" mc:Ignorable="w14 w15 w16se w16cid w16 w16cex w16sdtdh w16sdtfl w16du wp14">
+<w:hdr xmlns:wpc="http://schemas.microsoft.com/office/word/2010/wordprocessingCanvas" xmlns:cx="http://schemas.microsoft.com/office/drawing/2014/chartex" xmlns:cx1="http://schemas.microsoft.com/office/drawing/2015/9/8/chartex" xmlns:cx2="http://schemas.microsoft.com/office/drawing/2015/10/21/chartex" xmlns:cx3="http://schemas.microsoft.com/office/drawing/2016/5/9/chartex" xmlns:cx4="http://schemas.microsoft.com/office/drawing/2016/5/10/chartex" xmlns:cx5="http://schemas.microsoft.com/office/drawing/2016/5/11/chartex" xmlns:cx6="http://schemas.microsoft.com/office/drawing/2016/5/12/chartex" xmlns:cx7="http://schemas.microsoft.com/office/drawing/2016/5/13/chartex" xmlns:cx8="http://schemas.microsoft.com/office/drawing/2016/5/14/chartex" xmlns:mc="http://schemas.openxmlformats.org/markup-compatibility/2006" xmlns:aink="http://schemas.microsoft.com/office/drawing/2016/ink" xmlns:am3d="http://schemas.microsoft.com/office/drawing/2017/model3d" xmlns:o="urn:schemas-microsoft-com:office:office" xmlns:oel="http://schemas.microsoft.com/office/2019/extlst" xmlns:r="http://schemas.openxmlformats.org/officeDocument/2006/relationships" xmlns:m="http://schemas.openxmlformats.org/officeDocument/2006/math" xmlns:v="urn:schemas-microsoft-com:vml" xmlns:wp14="http://schemas.microsoft.com/office/word/2010/wordprocessingDrawing" xmlns:wp="http://schemas.openxmlformats.org/drawingml/2006/wordprocessingDrawing" xmlns:w10="urn:schemas-microsoft-com:office:word" xmlns:w="http://schemas.openxmlformats.org/wordprocessingml/2006/main" xmlns:w14="http://schemas.microsoft.com/office/word/2010/wordml" xmlns:w15="http://schemas.microsoft.com/office/word/2012/wordml" xmlns:w16cex="http://schemas.microsoft.com/office/word/2018/wordml/cex" xmlns:w16cid="http://schemas.microsoft.com/office/word/2016/wordml/cid" xmlns:w16="http://schemas.microsoft.com/office/word/2018/wordml" xmlns:w16du="http://schemas.microsoft.com/office/word/2023/wordml/word16du" xmlns:w16sdtdh="http://schemas.microsoft.com/office/word/2020/wordml/sdtdatahash" xmlns:w16sdtfl="http://schemas.microsoft.com/office/word/2024/wordml/sdtformatlock" xmlns:w16se="http://schemas.microsoft.com/office/word/2015/wordml/symex" xmlns:wpg="http://schemas.microsoft.com/office/word/2010/wordprocessingGroup" xmlns:wpi="http://schemas.microsoft.com/office/word/2010/wordprocessingInk" xmlns:wne="http://schemas.microsoft.com/office/word/2006/wordml" xmlns:wps="http://schemas.microsoft.com/office/word/2010/wordprocessingShape" mc:Ignorable="w14 w15 w16se w16cid w16 w16cex w16sdtdh w16sdtfl w16du wp14">
   <w:p>
     <w:pPr>
       <w:pStyle w:val="a5"/>
@@ -21063,14 +20236,14 @@
         <w:sz w:val="17"/>
       </w:rPr>
       <w:tab/>
-      <w:t>Rev 14</w:t>
+      <w:t>Rev 16</w:t>
     </w:r>
   </w:p>
 </w:hdr>
 </file>
 
 <file path=word/numbering.xml><?xml version="1.0" encoding="utf-8"?>
-<w:numbering xmlns:wpc="http://schemas.microsoft.com/office/word/2010/wordprocessingCanvas" xmlns:cx="http://schemas.microsoft.com/office/drawing/2014/chartex" xmlns:cx1="http://schemas.microsoft.com/office/drawing/2015/9/8/chartex" xmlns:cx2="http://schemas.microsoft.com/office/drawing/2015/10/21/chartex" xmlns:cx3="http://schemas.microsoft.com/office/drawing/2016/5/9/chartex" xmlns:cx4="http://schemas.microsoft.com/office/drawing/2016/5/10/chartex" xmlns:cx5="http://schemas.microsoft.com/office/drawing/2016/5/11/chartex" xmlns:cx6="http://schemas.microsoft.com/office/drawing/2016/5/12/chartex" xmlns:cx7="http://schemas.microsoft.com/office/drawing/2016/5/13/chartex" xmlns:cx8="http://schemas.microsoft.com/office/drawing/2016/5/14/chartex" xmlns:mc="http://schemas.openxmlformats.org/markup-compatibility/2006" xmlns:aink="http://schemas.microsoft.com/office/drawing/2016/ink" xmlns:am3d="http://schemas.microsoft.com/office/drawing/2017/model3d" xmlns:o="urn:schemas-microsoft-com:office:office" xmlns:oel="http://schemas.microsoft.com/office/2019/extlst" xmlns:r="http://schemas.openxmlformats.org/officeDocument/2006/relationships" xmlns:m="http://schemas.openxmlformats.org/officeDocument/2006/math" xmlns:v="urn:schemas-microsoft-com:vml" xmlns:wp14="http://schemas.microsoft.com/office/word/2010/wordprocessingDrawing" xmlns:wp="http://schemas.openxmlformats.org/drawingml/2006/wordprocessingDrawing" xmlns:w10="urn:schemas-microsoft-com:office:word" xmlns:w="http://schemas.openxmlformats.org/wordprocessingml/2006/main" xmlns:w14="http://schemas.microsoft.com/office/word/2010/wordml" xmlns:w15="http://schemas.microsoft.com/office/word/2012/wordml" xmlns:w16cei="http://schemas.microsoft.com/office/word/2026/wordml/cei" xmlns:w16cex="http://schemas.microsoft.com/office/word/2018/wordml/cex" xmlns:w16cid="http://schemas.microsoft.com/office/word/2016/wordml/cid" xmlns:w16="http://schemas.microsoft.com/office/word/2018/wordml" xmlns:w16du="http://schemas.microsoft.com/office/word/2023/wordml/word16du" xmlns:w16sdtdh="http://schemas.microsoft.com/office/word/2020/wordml/sdtdatahash" xmlns:w16sdtfl="http://schemas.microsoft.com/office/word/2024/wordml/sdtformatlock" xmlns:w16se="http://schemas.microsoft.com/office/word/2015/wordml/symex" xmlns:wpg="http://schemas.microsoft.com/office/word/2010/wordprocessingGroup" xmlns:wpi="http://schemas.microsoft.com/office/word/2010/wordprocessingInk" xmlns:wne="http://schemas.microsoft.com/office/word/2006/wordml" xmlns:wps="http://schemas.microsoft.com/office/word/2010/wordprocessingShape" mc:Ignorable="w14 w15 w16se w16cid w16 w16cex w16sdtdh w16sdtfl w16du wp14">
+<w:numbering xmlns:wpc="http://schemas.microsoft.com/office/word/2010/wordprocessingCanvas" xmlns:cx="http://schemas.microsoft.com/office/drawing/2014/chartex" xmlns:cx1="http://schemas.microsoft.com/office/drawing/2015/9/8/chartex" xmlns:cx2="http://schemas.microsoft.com/office/drawing/2015/10/21/chartex" xmlns:cx3="http://schemas.microsoft.com/office/drawing/2016/5/9/chartex" xmlns:cx4="http://schemas.microsoft.com/office/drawing/2016/5/10/chartex" xmlns:cx5="http://schemas.microsoft.com/office/drawing/2016/5/11/chartex" xmlns:cx6="http://schemas.microsoft.com/office/drawing/2016/5/12/chartex" xmlns:cx7="http://schemas.microsoft.com/office/drawing/2016/5/13/chartex" xmlns:cx8="http://schemas.microsoft.com/office/drawing/2016/5/14/chartex" xmlns:mc="http://schemas.openxmlformats.org/markup-compatibility/2006" xmlns:aink="http://schemas.microsoft.com/office/drawing/2016/ink" xmlns:am3d="http://schemas.microsoft.com/office/drawing/2017/model3d" xmlns:o="urn:schemas-microsoft-com:office:office" xmlns:oel="http://schemas.microsoft.com/office/2019/extlst" xmlns:r="http://schemas.openxmlformats.org/officeDocument/2006/relationships" xmlns:m="http://schemas.openxmlformats.org/officeDocument/2006/math" xmlns:v="urn:schemas-microsoft-com:vml" xmlns:wp14="http://schemas.microsoft.com/office/word/2010/wordprocessingDrawing" xmlns:wp="http://schemas.openxmlformats.org/drawingml/2006/wordprocessingDrawing" xmlns:w10="urn:schemas-microsoft-com:office:word" xmlns:w="http://schemas.openxmlformats.org/wordprocessingml/2006/main" xmlns:w14="http://schemas.microsoft.com/office/word/2010/wordml" xmlns:w15="http://schemas.microsoft.com/office/word/2012/wordml" xmlns:w16cex="http://schemas.microsoft.com/office/word/2018/wordml/cex" xmlns:w16cid="http://schemas.microsoft.com/office/word/2016/wordml/cid" xmlns:w16="http://schemas.microsoft.com/office/word/2018/wordml" xmlns:w16du="http://schemas.microsoft.com/office/word/2023/wordml/word16du" xmlns:w16sdtdh="http://schemas.microsoft.com/office/word/2020/wordml/sdtdatahash" xmlns:w16sdtfl="http://schemas.microsoft.com/office/word/2024/wordml/sdtformatlock" xmlns:w16se="http://schemas.microsoft.com/office/word/2015/wordml/symex" xmlns:wpg="http://schemas.microsoft.com/office/word/2010/wordprocessingGroup" xmlns:wpi="http://schemas.microsoft.com/office/word/2010/wordprocessingInk" xmlns:wne="http://schemas.microsoft.com/office/word/2006/wordml" xmlns:wps="http://schemas.microsoft.com/office/word/2010/wordprocessingShape" mc:Ignorable="w14 w15 w16se w16cid w16 w16cex w16sdtdh w16sdtfl w16du wp14">
   <w:abstractNum w:abstractNumId="0" w15:restartNumberingAfterBreak="0">
     <w:nsid w:val="FFFFFF7E"/>
     <w:multiLevelType w:val="singleLevel"/>

--- a/Museum_Heist_GDD.docx
+++ b/Museum_Heist_GDD.docx
@@ -104,6 +104,10 @@
             <w:r>
               <w:t>Rev 16 · 2026-08-27</w:t>
             </w:r>
+            <w:r>
+              <w:br/>
+              <w:t>문서 정합성 검토 · 2026-09-07</w:t>
+            </w:r>
           </w:p>
         </w:tc>
       </w:tr>
@@ -546,7 +550,7 @@
       <w:r>
         <w:fldChar w:fldCharType="separate"/>
       </w:r>
-      <w:hyperlink w:anchor="_Toc238746821" w:history="1">
+      <w:hyperlink w:anchor="_Toc239675495" w:history="1">
         <w:r>
           <w:rPr>
             <w:rStyle w:val="aff1"/>
@@ -573,7 +577,7 @@
             <w:noProof/>
             <w:webHidden/>
           </w:rPr>
-          <w:instrText xml:space="preserve"> PAGEREF _Toc238746821 \h </w:instrText>
+          <w:instrText xml:space="preserve"> PAGEREF _Toc239675495 \h </w:instrText>
         </w:r>
         <w:r>
           <w:rPr>
@@ -622,7 +626,7 @@
           <w14:ligatures w14:val="standardContextual"/>
         </w:rPr>
       </w:pPr>
-      <w:hyperlink w:anchor="_Toc238746822" w:history="1">
+      <w:hyperlink w:anchor="_Toc239675496" w:history="1">
         <w:r>
           <w:rPr>
             <w:rStyle w:val="aff1"/>
@@ -649,7 +653,7 @@
             <w:noProof/>
             <w:webHidden/>
           </w:rPr>
-          <w:instrText xml:space="preserve"> PAGEREF _Toc238746822 \h </w:instrText>
+          <w:instrText xml:space="preserve"> PAGEREF _Toc239675496 \h </w:instrText>
         </w:r>
         <w:r>
           <w:rPr>
@@ -698,7 +702,7 @@
           <w14:ligatures w14:val="standardContextual"/>
         </w:rPr>
       </w:pPr>
-      <w:hyperlink w:anchor="_Toc238746823" w:history="1">
+      <w:hyperlink w:anchor="_Toc239675497" w:history="1">
         <w:r>
           <w:rPr>
             <w:rStyle w:val="aff1"/>
@@ -725,7 +729,7 @@
             <w:noProof/>
             <w:webHidden/>
           </w:rPr>
-          <w:instrText xml:space="preserve"> PAGEREF _Toc238746823 \h </w:instrText>
+          <w:instrText xml:space="preserve"> PAGEREF _Toc239675497 \h </w:instrText>
         </w:r>
         <w:r>
           <w:rPr>
@@ -774,7 +778,7 @@
           <w14:ligatures w14:val="standardContextual"/>
         </w:rPr>
       </w:pPr>
-      <w:hyperlink w:anchor="_Toc238746824" w:history="1">
+      <w:hyperlink w:anchor="_Toc239675498" w:history="1">
         <w:r>
           <w:rPr>
             <w:rStyle w:val="aff1"/>
@@ -801,7 +805,7 @@
             <w:noProof/>
             <w:webHidden/>
           </w:rPr>
-          <w:instrText xml:space="preserve"> PAGEREF _Toc238746824 \h </w:instrText>
+          <w:instrText xml:space="preserve"> PAGEREF _Toc239675498 \h </w:instrText>
         </w:r>
         <w:r>
           <w:rPr>
@@ -850,7 +854,7 @@
           <w14:ligatures w14:val="standardContextual"/>
         </w:rPr>
       </w:pPr>
-      <w:hyperlink w:anchor="_Toc238746825" w:history="1">
+      <w:hyperlink w:anchor="_Toc239675499" w:history="1">
         <w:r>
           <w:rPr>
             <w:rStyle w:val="aff1"/>
@@ -877,7 +881,7 @@
             <w:noProof/>
             <w:webHidden/>
           </w:rPr>
-          <w:instrText xml:space="preserve"> PAGEREF _Toc238746825 \h </w:instrText>
+          <w:instrText xml:space="preserve"> PAGEREF _Toc239675499 \h </w:instrText>
         </w:r>
         <w:r>
           <w:rPr>
@@ -926,7 +930,7 @@
           <w14:ligatures w14:val="standardContextual"/>
         </w:rPr>
       </w:pPr>
-      <w:hyperlink w:anchor="_Toc238746826" w:history="1">
+      <w:hyperlink w:anchor="_Toc239675500" w:history="1">
         <w:r>
           <w:rPr>
             <w:rStyle w:val="aff1"/>
@@ -953,7 +957,7 @@
             <w:noProof/>
             <w:webHidden/>
           </w:rPr>
-          <w:instrText xml:space="preserve"> PAGEREF _Toc238746826 \h </w:instrText>
+          <w:instrText xml:space="preserve"> PAGEREF _Toc239675500 \h </w:instrText>
         </w:r>
         <w:r>
           <w:rPr>
@@ -1002,7 +1006,7 @@
           <w14:ligatures w14:val="standardContextual"/>
         </w:rPr>
       </w:pPr>
-      <w:hyperlink w:anchor="_Toc238746827" w:history="1">
+      <w:hyperlink w:anchor="_Toc239675501" w:history="1">
         <w:r>
           <w:rPr>
             <w:rStyle w:val="aff1"/>
@@ -1029,7 +1033,7 @@
             <w:noProof/>
             <w:webHidden/>
           </w:rPr>
-          <w:instrText xml:space="preserve"> PAGEREF _Toc238746827 \h </w:instrText>
+          <w:instrText xml:space="preserve"> PAGEREF _Toc239675501 \h </w:instrText>
         </w:r>
         <w:r>
           <w:rPr>
@@ -1077,7 +1081,7 @@
           <w14:ligatures w14:val="standardContextual"/>
         </w:rPr>
       </w:pPr>
-      <w:hyperlink w:anchor="_Toc238746828" w:history="1">
+      <w:hyperlink w:anchor="_Toc239675502" w:history="1">
         <w:r>
           <w:rPr>
             <w:rStyle w:val="aff1"/>
@@ -1104,7 +1108,7 @@
             <w:noProof/>
             <w:webHidden/>
           </w:rPr>
-          <w:instrText xml:space="preserve"> PAGEREF _Toc238746828 \h </w:instrText>
+          <w:instrText xml:space="preserve"> PAGEREF _Toc239675502 \h </w:instrText>
         </w:r>
         <w:r>
           <w:rPr>
@@ -1153,7 +1157,7 @@
           <w14:ligatures w14:val="standardContextual"/>
         </w:rPr>
       </w:pPr>
-      <w:hyperlink w:anchor="_Toc238746829" w:history="1">
+      <w:hyperlink w:anchor="_Toc239675503" w:history="1">
         <w:r>
           <w:rPr>
             <w:rStyle w:val="aff1"/>
@@ -1180,7 +1184,7 @@
             <w:noProof/>
             <w:webHidden/>
           </w:rPr>
-          <w:instrText xml:space="preserve"> PAGEREF _Toc238746829 \h </w:instrText>
+          <w:instrText xml:space="preserve"> PAGEREF _Toc239675503 \h </w:instrText>
         </w:r>
         <w:r>
           <w:rPr>
@@ -1229,7 +1233,7 @@
           <w14:ligatures w14:val="standardContextual"/>
         </w:rPr>
       </w:pPr>
-      <w:hyperlink w:anchor="_Toc238746830" w:history="1">
+      <w:hyperlink w:anchor="_Toc239675504" w:history="1">
         <w:r>
           <w:rPr>
             <w:rStyle w:val="aff1"/>
@@ -1256,7 +1260,7 @@
             <w:noProof/>
             <w:webHidden/>
           </w:rPr>
-          <w:instrText xml:space="preserve"> PAGEREF _Toc238746830 \h </w:instrText>
+          <w:instrText xml:space="preserve"> PAGEREF _Toc239675504 \h </w:instrText>
         </w:r>
         <w:r>
           <w:rPr>
@@ -1305,7 +1309,7 @@
           <w14:ligatures w14:val="standardContextual"/>
         </w:rPr>
       </w:pPr>
-      <w:hyperlink w:anchor="_Toc238746831" w:history="1">
+      <w:hyperlink w:anchor="_Toc239675505" w:history="1">
         <w:r>
           <w:rPr>
             <w:rStyle w:val="aff1"/>
@@ -1332,7 +1336,7 @@
             <w:noProof/>
             <w:webHidden/>
           </w:rPr>
-          <w:instrText xml:space="preserve"> PAGEREF _Toc238746831 \h </w:instrText>
+          <w:instrText xml:space="preserve"> PAGEREF _Toc239675505 \h </w:instrText>
         </w:r>
         <w:r>
           <w:rPr>
@@ -1381,7 +1385,7 @@
           <w14:ligatures w14:val="standardContextual"/>
         </w:rPr>
       </w:pPr>
-      <w:hyperlink w:anchor="_Toc238746832" w:history="1">
+      <w:hyperlink w:anchor="_Toc239675506" w:history="1">
         <w:r>
           <w:rPr>
             <w:rStyle w:val="aff1"/>
@@ -1408,7 +1412,7 @@
             <w:noProof/>
             <w:webHidden/>
           </w:rPr>
-          <w:instrText xml:space="preserve"> PAGEREF _Toc238746832 \h </w:instrText>
+          <w:instrText xml:space="preserve"> PAGEREF _Toc239675506 \h </w:instrText>
         </w:r>
         <w:r>
           <w:rPr>
@@ -1457,7 +1461,7 @@
           <w14:ligatures w14:val="standardContextual"/>
         </w:rPr>
       </w:pPr>
-      <w:hyperlink w:anchor="_Toc238746833" w:history="1">
+      <w:hyperlink w:anchor="_Toc239675507" w:history="1">
         <w:r>
           <w:rPr>
             <w:rStyle w:val="aff1"/>
@@ -1484,7 +1488,7 @@
             <w:noProof/>
             <w:webHidden/>
           </w:rPr>
-          <w:instrText xml:space="preserve"> PAGEREF _Toc238746833 \h </w:instrText>
+          <w:instrText xml:space="preserve"> PAGEREF _Toc239675507 \h </w:instrText>
         </w:r>
         <w:r>
           <w:rPr>
@@ -1532,7 +1536,7 @@
           <w14:ligatures w14:val="standardContextual"/>
         </w:rPr>
       </w:pPr>
-      <w:hyperlink w:anchor="_Toc238746834" w:history="1">
+      <w:hyperlink w:anchor="_Toc239675508" w:history="1">
         <w:r>
           <w:rPr>
             <w:rStyle w:val="aff1"/>
@@ -1559,7 +1563,7 @@
             <w:noProof/>
             <w:webHidden/>
           </w:rPr>
-          <w:instrText xml:space="preserve"> PAGEREF _Toc238746834 \h </w:instrText>
+          <w:instrText xml:space="preserve"> PAGEREF _Toc239675508 \h </w:instrText>
         </w:r>
         <w:r>
           <w:rPr>
@@ -1608,7 +1612,7 @@
           <w14:ligatures w14:val="standardContextual"/>
         </w:rPr>
       </w:pPr>
-      <w:hyperlink w:anchor="_Toc238746835" w:history="1">
+      <w:hyperlink w:anchor="_Toc239675509" w:history="1">
         <w:r>
           <w:rPr>
             <w:rStyle w:val="aff1"/>
@@ -1635,7 +1639,7 @@
             <w:noProof/>
             <w:webHidden/>
           </w:rPr>
-          <w:instrText xml:space="preserve"> PAGEREF _Toc238746835 \h </w:instrText>
+          <w:instrText xml:space="preserve"> PAGEREF _Toc239675509 \h </w:instrText>
         </w:r>
         <w:r>
           <w:rPr>
@@ -1684,7 +1688,7 @@
           <w14:ligatures w14:val="standardContextual"/>
         </w:rPr>
       </w:pPr>
-      <w:hyperlink w:anchor="_Toc238746836" w:history="1">
+      <w:hyperlink w:anchor="_Toc239675510" w:history="1">
         <w:r>
           <w:rPr>
             <w:rStyle w:val="aff1"/>
@@ -1711,7 +1715,7 @@
             <w:noProof/>
             <w:webHidden/>
           </w:rPr>
-          <w:instrText xml:space="preserve"> PAGEREF _Toc238746836 \h </w:instrText>
+          <w:instrText xml:space="preserve"> PAGEREF _Toc239675510 \h </w:instrText>
         </w:r>
         <w:r>
           <w:rPr>
@@ -1760,7 +1764,7 @@
           <w14:ligatures w14:val="standardContextual"/>
         </w:rPr>
       </w:pPr>
-      <w:hyperlink w:anchor="_Toc238746837" w:history="1">
+      <w:hyperlink w:anchor="_Toc239675511" w:history="1">
         <w:r>
           <w:rPr>
             <w:rStyle w:val="aff1"/>
@@ -1787,7 +1791,7 @@
             <w:noProof/>
             <w:webHidden/>
           </w:rPr>
-          <w:instrText xml:space="preserve"> PAGEREF _Toc238746837 \h </w:instrText>
+          <w:instrText xml:space="preserve"> PAGEREF _Toc239675511 \h </w:instrText>
         </w:r>
         <w:r>
           <w:rPr>
@@ -1836,7 +1840,7 @@
           <w14:ligatures w14:val="standardContextual"/>
         </w:rPr>
       </w:pPr>
-      <w:hyperlink w:anchor="_Toc238746838" w:history="1">
+      <w:hyperlink w:anchor="_Toc239675512" w:history="1">
         <w:r>
           <w:rPr>
             <w:rStyle w:val="aff1"/>
@@ -1863,7 +1867,7 @@
             <w:noProof/>
             <w:webHidden/>
           </w:rPr>
-          <w:instrText xml:space="preserve"> PAGEREF _Toc238746838 \h </w:instrText>
+          <w:instrText xml:space="preserve"> PAGEREF _Toc239675512 \h </w:instrText>
         </w:r>
         <w:r>
           <w:rPr>
@@ -1912,7 +1916,7 @@
           <w14:ligatures w14:val="standardContextual"/>
         </w:rPr>
       </w:pPr>
-      <w:hyperlink w:anchor="_Toc238746839" w:history="1">
+      <w:hyperlink w:anchor="_Toc239675513" w:history="1">
         <w:r>
           <w:rPr>
             <w:rStyle w:val="aff1"/>
@@ -1939,7 +1943,7 @@
             <w:noProof/>
             <w:webHidden/>
           </w:rPr>
-          <w:instrText xml:space="preserve"> PAGEREF _Toc238746839 \h </w:instrText>
+          <w:instrText xml:space="preserve"> PAGEREF _Toc239675513 \h </w:instrText>
         </w:r>
         <w:r>
           <w:rPr>
@@ -1988,7 +1992,7 @@
           <w14:ligatures w14:val="standardContextual"/>
         </w:rPr>
       </w:pPr>
-      <w:hyperlink w:anchor="_Toc238746840" w:history="1">
+      <w:hyperlink w:anchor="_Toc239675514" w:history="1">
         <w:r>
           <w:rPr>
             <w:rStyle w:val="aff1"/>
@@ -2015,7 +2019,7 @@
             <w:noProof/>
             <w:webHidden/>
           </w:rPr>
-          <w:instrText xml:space="preserve"> PAGEREF _Toc238746840 \h </w:instrText>
+          <w:instrText xml:space="preserve"> PAGEREF _Toc239675514 \h </w:instrText>
         </w:r>
         <w:r>
           <w:rPr>
@@ -2063,7 +2067,7 @@
           <w14:ligatures w14:val="standardContextual"/>
         </w:rPr>
       </w:pPr>
-      <w:hyperlink w:anchor="_Toc238746841" w:history="1">
+      <w:hyperlink w:anchor="_Toc239675515" w:history="1">
         <w:r>
           <w:rPr>
             <w:rStyle w:val="aff1"/>
@@ -2090,7 +2094,7 @@
             <w:noProof/>
             <w:webHidden/>
           </w:rPr>
-          <w:instrText xml:space="preserve"> PAGEREF _Toc238746841 \h </w:instrText>
+          <w:instrText xml:space="preserve"> PAGEREF _Toc239675515 \h </w:instrText>
         </w:r>
         <w:r>
           <w:rPr>
@@ -2139,7 +2143,7 @@
           <w14:ligatures w14:val="standardContextual"/>
         </w:rPr>
       </w:pPr>
-      <w:hyperlink w:anchor="_Toc238746842" w:history="1">
+      <w:hyperlink w:anchor="_Toc239675516" w:history="1">
         <w:r>
           <w:rPr>
             <w:rStyle w:val="aff1"/>
@@ -2166,7 +2170,7 @@
             <w:noProof/>
             <w:webHidden/>
           </w:rPr>
-          <w:instrText xml:space="preserve"> PAGEREF _Toc238746842 \h </w:instrText>
+          <w:instrText xml:space="preserve"> PAGEREF _Toc239675516 \h </w:instrText>
         </w:r>
         <w:r>
           <w:rPr>
@@ -2215,7 +2219,7 @@
           <w14:ligatures w14:val="standardContextual"/>
         </w:rPr>
       </w:pPr>
-      <w:hyperlink w:anchor="_Toc238746843" w:history="1">
+      <w:hyperlink w:anchor="_Toc239675517" w:history="1">
         <w:r>
           <w:rPr>
             <w:rStyle w:val="aff1"/>
@@ -2242,7 +2246,7 @@
             <w:noProof/>
             <w:webHidden/>
           </w:rPr>
-          <w:instrText xml:space="preserve"> PAGEREF _Toc238746843 \h </w:instrText>
+          <w:instrText xml:space="preserve"> PAGEREF _Toc239675517 \h </w:instrText>
         </w:r>
         <w:r>
           <w:rPr>
@@ -2291,7 +2295,7 @@
           <w14:ligatures w14:val="standardContextual"/>
         </w:rPr>
       </w:pPr>
-      <w:hyperlink w:anchor="_Toc238746844" w:history="1">
+      <w:hyperlink w:anchor="_Toc239675518" w:history="1">
         <w:r>
           <w:rPr>
             <w:rStyle w:val="aff1"/>
@@ -2318,7 +2322,7 @@
             <w:noProof/>
             <w:webHidden/>
           </w:rPr>
-          <w:instrText xml:space="preserve"> PAGEREF _Toc238746844 \h </w:instrText>
+          <w:instrText xml:space="preserve"> PAGEREF _Toc239675518 \h </w:instrText>
         </w:r>
         <w:r>
           <w:rPr>
@@ -2367,7 +2371,7 @@
           <w14:ligatures w14:val="standardContextual"/>
         </w:rPr>
       </w:pPr>
-      <w:hyperlink w:anchor="_Toc238746845" w:history="1">
+      <w:hyperlink w:anchor="_Toc239675519" w:history="1">
         <w:r>
           <w:rPr>
             <w:rStyle w:val="aff1"/>
@@ -2394,7 +2398,7 @@
             <w:noProof/>
             <w:webHidden/>
           </w:rPr>
-          <w:instrText xml:space="preserve"> PAGEREF _Toc238746845 \h </w:instrText>
+          <w:instrText xml:space="preserve"> PAGEREF _Toc239675519 \h </w:instrText>
         </w:r>
         <w:r>
           <w:rPr>
@@ -2443,7 +2447,7 @@
           <w14:ligatures w14:val="standardContextual"/>
         </w:rPr>
       </w:pPr>
-      <w:hyperlink w:anchor="_Toc238746846" w:history="1">
+      <w:hyperlink w:anchor="_Toc239675520" w:history="1">
         <w:r>
           <w:rPr>
             <w:rStyle w:val="aff1"/>
@@ -2470,7 +2474,7 @@
             <w:noProof/>
             <w:webHidden/>
           </w:rPr>
-          <w:instrText xml:space="preserve"> PAGEREF _Toc238746846 \h </w:instrText>
+          <w:instrText xml:space="preserve"> PAGEREF _Toc239675520 \h </w:instrText>
         </w:r>
         <w:r>
           <w:rPr>
@@ -2519,7 +2523,7 @@
           <w14:ligatures w14:val="standardContextual"/>
         </w:rPr>
       </w:pPr>
-      <w:hyperlink w:anchor="_Toc238746847" w:history="1">
+      <w:hyperlink w:anchor="_Toc239675521" w:history="1">
         <w:r>
           <w:rPr>
             <w:rStyle w:val="aff1"/>
@@ -2546,7 +2550,7 @@
             <w:noProof/>
             <w:webHidden/>
           </w:rPr>
-          <w:instrText xml:space="preserve"> PAGEREF _Toc238746847 \h </w:instrText>
+          <w:instrText xml:space="preserve"> PAGEREF _Toc239675521 \h </w:instrText>
         </w:r>
         <w:r>
           <w:rPr>
@@ -2594,7 +2598,7 @@
           <w14:ligatures w14:val="standardContextual"/>
         </w:rPr>
       </w:pPr>
-      <w:hyperlink w:anchor="_Toc238746848" w:history="1">
+      <w:hyperlink w:anchor="_Toc239675522" w:history="1">
         <w:r>
           <w:rPr>
             <w:rStyle w:val="aff1"/>
@@ -2621,7 +2625,7 @@
             <w:noProof/>
             <w:webHidden/>
           </w:rPr>
-          <w:instrText xml:space="preserve"> PAGEREF _Toc238746848 \h </w:instrText>
+          <w:instrText xml:space="preserve"> PAGEREF _Toc239675522 \h </w:instrText>
         </w:r>
         <w:r>
           <w:rPr>
@@ -2670,7 +2674,7 @@
           <w14:ligatures w14:val="standardContextual"/>
         </w:rPr>
       </w:pPr>
-      <w:hyperlink w:anchor="_Toc238746849" w:history="1">
+      <w:hyperlink w:anchor="_Toc239675523" w:history="1">
         <w:r>
           <w:rPr>
             <w:rStyle w:val="aff1"/>
@@ -2697,7 +2701,7 @@
             <w:noProof/>
             <w:webHidden/>
           </w:rPr>
-          <w:instrText xml:space="preserve"> PAGEREF _Toc238746849 \h </w:instrText>
+          <w:instrText xml:space="preserve"> PAGEREF _Toc239675523 \h </w:instrText>
         </w:r>
         <w:r>
           <w:rPr>
@@ -2746,7 +2750,7 @@
           <w14:ligatures w14:val="standardContextual"/>
         </w:rPr>
       </w:pPr>
-      <w:hyperlink w:anchor="_Toc238746850" w:history="1">
+      <w:hyperlink w:anchor="_Toc239675524" w:history="1">
         <w:r>
           <w:rPr>
             <w:rStyle w:val="aff1"/>
@@ -2773,7 +2777,7 @@
             <w:noProof/>
             <w:webHidden/>
           </w:rPr>
-          <w:instrText xml:space="preserve"> PAGEREF _Toc238746850 \h </w:instrText>
+          <w:instrText xml:space="preserve"> PAGEREF _Toc239675524 \h </w:instrText>
         </w:r>
         <w:r>
           <w:rPr>
@@ -2822,7 +2826,7 @@
           <w14:ligatures w14:val="standardContextual"/>
         </w:rPr>
       </w:pPr>
-      <w:hyperlink w:anchor="_Toc238746851" w:history="1">
+      <w:hyperlink w:anchor="_Toc239675525" w:history="1">
         <w:r>
           <w:rPr>
             <w:rStyle w:val="aff1"/>
@@ -2849,7 +2853,7 @@
             <w:noProof/>
             <w:webHidden/>
           </w:rPr>
-          <w:instrText xml:space="preserve"> PAGEREF _Toc238746851 \h </w:instrText>
+          <w:instrText xml:space="preserve"> PAGEREF _Toc239675525 \h </w:instrText>
         </w:r>
         <w:r>
           <w:rPr>
@@ -2898,7 +2902,7 @@
           <w14:ligatures w14:val="standardContextual"/>
         </w:rPr>
       </w:pPr>
-      <w:hyperlink w:anchor="_Toc238746852" w:history="1">
+      <w:hyperlink w:anchor="_Toc239675526" w:history="1">
         <w:r>
           <w:rPr>
             <w:rStyle w:val="aff1"/>
@@ -2925,7 +2929,7 @@
             <w:noProof/>
             <w:webHidden/>
           </w:rPr>
-          <w:instrText xml:space="preserve"> PAGEREF _Toc238746852 \h </w:instrText>
+          <w:instrText xml:space="preserve"> PAGEREF _Toc239675526 \h </w:instrText>
         </w:r>
         <w:r>
           <w:rPr>
@@ -2974,7 +2978,7 @@
           <w14:ligatures w14:val="standardContextual"/>
         </w:rPr>
       </w:pPr>
-      <w:hyperlink w:anchor="_Toc238746853" w:history="1">
+      <w:hyperlink w:anchor="_Toc239675527" w:history="1">
         <w:r>
           <w:rPr>
             <w:rStyle w:val="aff1"/>
@@ -3001,7 +3005,7 @@
             <w:noProof/>
             <w:webHidden/>
           </w:rPr>
-          <w:instrText xml:space="preserve"> PAGEREF _Toc238746853 \h </w:instrText>
+          <w:instrText xml:space="preserve"> PAGEREF _Toc239675527 \h </w:instrText>
         </w:r>
         <w:r>
           <w:rPr>
@@ -3050,7 +3054,7 @@
           <w14:ligatures w14:val="standardContextual"/>
         </w:rPr>
       </w:pPr>
-      <w:hyperlink w:anchor="_Toc238746854" w:history="1">
+      <w:hyperlink w:anchor="_Toc239675528" w:history="1">
         <w:r>
           <w:rPr>
             <w:rStyle w:val="aff1"/>
@@ -3077,7 +3081,7 @@
             <w:noProof/>
             <w:webHidden/>
           </w:rPr>
-          <w:instrText xml:space="preserve"> PAGEREF _Toc238746854 \h </w:instrText>
+          <w:instrText xml:space="preserve"> PAGEREF _Toc239675528 \h </w:instrText>
         </w:r>
         <w:r>
           <w:rPr>
@@ -3125,7 +3129,7 @@
           <w14:ligatures w14:val="standardContextual"/>
         </w:rPr>
       </w:pPr>
-      <w:hyperlink w:anchor="_Toc238746855" w:history="1">
+      <w:hyperlink w:anchor="_Toc239675529" w:history="1">
         <w:r>
           <w:rPr>
             <w:rStyle w:val="aff1"/>
@@ -3152,7 +3156,7 @@
             <w:noProof/>
             <w:webHidden/>
           </w:rPr>
-          <w:instrText xml:space="preserve"> PAGEREF _Toc238746855 \h </w:instrText>
+          <w:instrText xml:space="preserve"> PAGEREF _Toc239675529 \h </w:instrText>
         </w:r>
         <w:r>
           <w:rPr>
@@ -3201,7 +3205,7 @@
           <w14:ligatures w14:val="standardContextual"/>
         </w:rPr>
       </w:pPr>
-      <w:hyperlink w:anchor="_Toc238746856" w:history="1">
+      <w:hyperlink w:anchor="_Toc239675530" w:history="1">
         <w:r>
           <w:rPr>
             <w:rStyle w:val="aff1"/>
@@ -3228,7 +3232,7 @@
             <w:noProof/>
             <w:webHidden/>
           </w:rPr>
-          <w:instrText xml:space="preserve"> PAGEREF _Toc238746856 \h </w:instrText>
+          <w:instrText xml:space="preserve"> PAGEREF _Toc239675530 \h </w:instrText>
         </w:r>
         <w:r>
           <w:rPr>
@@ -3277,7 +3281,7 @@
           <w14:ligatures w14:val="standardContextual"/>
         </w:rPr>
       </w:pPr>
-      <w:hyperlink w:anchor="_Toc238746857" w:history="1">
+      <w:hyperlink w:anchor="_Toc239675531" w:history="1">
         <w:r>
           <w:rPr>
             <w:rStyle w:val="aff1"/>
@@ -3304,7 +3308,7 @@
             <w:noProof/>
             <w:webHidden/>
           </w:rPr>
-          <w:instrText xml:space="preserve"> PAGEREF _Toc238746857 \h </w:instrText>
+          <w:instrText xml:space="preserve"> PAGEREF _Toc239675531 \h </w:instrText>
         </w:r>
         <w:r>
           <w:rPr>
@@ -3353,7 +3357,7 @@
           <w14:ligatures w14:val="standardContextual"/>
         </w:rPr>
       </w:pPr>
-      <w:hyperlink w:anchor="_Toc238746858" w:history="1">
+      <w:hyperlink w:anchor="_Toc239675532" w:history="1">
         <w:r>
           <w:rPr>
             <w:rStyle w:val="aff1"/>
@@ -3380,7 +3384,7 @@
             <w:noProof/>
             <w:webHidden/>
           </w:rPr>
-          <w:instrText xml:space="preserve"> PAGEREF _Toc238746858 \h </w:instrText>
+          <w:instrText xml:space="preserve"> PAGEREF _Toc239675532 \h </w:instrText>
         </w:r>
         <w:r>
           <w:rPr>
@@ -3429,7 +3433,7 @@
           <w14:ligatures w14:val="standardContextual"/>
         </w:rPr>
       </w:pPr>
-      <w:hyperlink w:anchor="_Toc238746859" w:history="1">
+      <w:hyperlink w:anchor="_Toc239675533" w:history="1">
         <w:r>
           <w:rPr>
             <w:rStyle w:val="aff1"/>
@@ -3456,7 +3460,7 @@
             <w:noProof/>
             <w:webHidden/>
           </w:rPr>
-          <w:instrText xml:space="preserve"> PAGEREF _Toc238746859 \h </w:instrText>
+          <w:instrText xml:space="preserve"> PAGEREF _Toc239675533 \h </w:instrText>
         </w:r>
         <w:r>
           <w:rPr>
@@ -3505,7 +3509,7 @@
           <w14:ligatures w14:val="standardContextual"/>
         </w:rPr>
       </w:pPr>
-      <w:hyperlink w:anchor="_Toc238746860" w:history="1">
+      <w:hyperlink w:anchor="_Toc239675534" w:history="1">
         <w:r>
           <w:rPr>
             <w:rStyle w:val="aff1"/>
@@ -3532,7 +3536,7 @@
             <w:noProof/>
             <w:webHidden/>
           </w:rPr>
-          <w:instrText xml:space="preserve"> PAGEREF _Toc238746860 \h </w:instrText>
+          <w:instrText xml:space="preserve"> PAGEREF _Toc239675534 \h </w:instrText>
         </w:r>
         <w:r>
           <w:rPr>
@@ -3581,7 +3585,7 @@
           <w14:ligatures w14:val="standardContextual"/>
         </w:rPr>
       </w:pPr>
-      <w:hyperlink w:anchor="_Toc238746861" w:history="1">
+      <w:hyperlink w:anchor="_Toc239675535" w:history="1">
         <w:r>
           <w:rPr>
             <w:rStyle w:val="aff1"/>
@@ -3608,7 +3612,7 @@
             <w:noProof/>
             <w:webHidden/>
           </w:rPr>
-          <w:instrText xml:space="preserve"> PAGEREF _Toc238746861 \h </w:instrText>
+          <w:instrText xml:space="preserve"> PAGEREF _Toc239675535 \h </w:instrText>
         </w:r>
         <w:r>
           <w:rPr>
@@ -3657,7 +3661,7 @@
           <w14:ligatures w14:val="standardContextual"/>
         </w:rPr>
       </w:pPr>
-      <w:hyperlink w:anchor="_Toc238746862" w:history="1">
+      <w:hyperlink w:anchor="_Toc239675536" w:history="1">
         <w:r>
           <w:rPr>
             <w:rStyle w:val="aff1"/>
@@ -3684,7 +3688,7 @@
             <w:noProof/>
             <w:webHidden/>
           </w:rPr>
-          <w:instrText xml:space="preserve"> PAGEREF _Toc238746862 \h </w:instrText>
+          <w:instrText xml:space="preserve"> PAGEREF _Toc239675536 \h </w:instrText>
         </w:r>
         <w:r>
           <w:rPr>
@@ -3733,7 +3737,7 @@
           <w14:ligatures w14:val="standardContextual"/>
         </w:rPr>
       </w:pPr>
-      <w:hyperlink w:anchor="_Toc238746863" w:history="1">
+      <w:hyperlink w:anchor="_Toc239675537" w:history="1">
         <w:r>
           <w:rPr>
             <w:rStyle w:val="aff1"/>
@@ -3760,7 +3764,7 @@
             <w:noProof/>
             <w:webHidden/>
           </w:rPr>
-          <w:instrText xml:space="preserve"> PAGEREF _Toc238746863 \h </w:instrText>
+          <w:instrText xml:space="preserve"> PAGEREF _Toc239675537 \h </w:instrText>
         </w:r>
         <w:r>
           <w:rPr>
@@ -3809,7 +3813,7 @@
           <w14:ligatures w14:val="standardContextual"/>
         </w:rPr>
       </w:pPr>
-      <w:hyperlink w:anchor="_Toc238746864" w:history="1">
+      <w:hyperlink w:anchor="_Toc239675538" w:history="1">
         <w:r>
           <w:rPr>
             <w:rStyle w:val="aff1"/>
@@ -3836,7 +3840,7 @@
             <w:noProof/>
             <w:webHidden/>
           </w:rPr>
-          <w:instrText xml:space="preserve"> PAGEREF _Toc238746864 \h </w:instrText>
+          <w:instrText xml:space="preserve"> PAGEREF _Toc239675538 \h </w:instrText>
         </w:r>
         <w:r>
           <w:rPr>
@@ -3884,7 +3888,7 @@
           <w14:ligatures w14:val="standardContextual"/>
         </w:rPr>
       </w:pPr>
-      <w:hyperlink w:anchor="_Toc238746865" w:history="1">
+      <w:hyperlink w:anchor="_Toc239675539" w:history="1">
         <w:r>
           <w:rPr>
             <w:rStyle w:val="aff1"/>
@@ -3911,7 +3915,7 @@
             <w:noProof/>
             <w:webHidden/>
           </w:rPr>
-          <w:instrText xml:space="preserve"> PAGEREF _Toc238746865 \h </w:instrText>
+          <w:instrText xml:space="preserve"> PAGEREF _Toc239675539 \h </w:instrText>
         </w:r>
         <w:r>
           <w:rPr>
@@ -3960,7 +3964,7 @@
           <w14:ligatures w14:val="standardContextual"/>
         </w:rPr>
       </w:pPr>
-      <w:hyperlink w:anchor="_Toc238746866" w:history="1">
+      <w:hyperlink w:anchor="_Toc239675540" w:history="1">
         <w:r>
           <w:rPr>
             <w:rStyle w:val="aff1"/>
@@ -3987,7 +3991,7 @@
             <w:noProof/>
             <w:webHidden/>
           </w:rPr>
-          <w:instrText xml:space="preserve"> PAGEREF _Toc238746866 \h </w:instrText>
+          <w:instrText xml:space="preserve"> PAGEREF _Toc239675540 \h </w:instrText>
         </w:r>
         <w:r>
           <w:rPr>
@@ -4036,7 +4040,7 @@
           <w14:ligatures w14:val="standardContextual"/>
         </w:rPr>
       </w:pPr>
-      <w:hyperlink w:anchor="_Toc238746867" w:history="1">
+      <w:hyperlink w:anchor="_Toc239675541" w:history="1">
         <w:r>
           <w:rPr>
             <w:rStyle w:val="aff1"/>
@@ -4063,7 +4067,7 @@
             <w:noProof/>
             <w:webHidden/>
           </w:rPr>
-          <w:instrText xml:space="preserve"> PAGEREF _Toc238746867 \h </w:instrText>
+          <w:instrText xml:space="preserve"> PAGEREF _Toc239675541 \h </w:instrText>
         </w:r>
         <w:r>
           <w:rPr>
@@ -4112,7 +4116,7 @@
           <w14:ligatures w14:val="standardContextual"/>
         </w:rPr>
       </w:pPr>
-      <w:hyperlink w:anchor="_Toc238746868" w:history="1">
+      <w:hyperlink w:anchor="_Toc239675542" w:history="1">
         <w:r>
           <w:rPr>
             <w:rStyle w:val="aff1"/>
@@ -4139,7 +4143,7 @@
             <w:noProof/>
             <w:webHidden/>
           </w:rPr>
-          <w:instrText xml:space="preserve"> PAGEREF _Toc238746868 \h </w:instrText>
+          <w:instrText xml:space="preserve"> PAGEREF _Toc239675542 \h </w:instrText>
         </w:r>
         <w:r>
           <w:rPr>
@@ -4188,7 +4192,7 @@
           <w14:ligatures w14:val="standardContextual"/>
         </w:rPr>
       </w:pPr>
-      <w:hyperlink w:anchor="_Toc238746869" w:history="1">
+      <w:hyperlink w:anchor="_Toc239675543" w:history="1">
         <w:r>
           <w:rPr>
             <w:rStyle w:val="aff1"/>
@@ -4215,7 +4219,7 @@
             <w:noProof/>
             <w:webHidden/>
           </w:rPr>
-          <w:instrText xml:space="preserve"> PAGEREF _Toc238746869 \h </w:instrText>
+          <w:instrText xml:space="preserve"> PAGEREF _Toc239675543 \h </w:instrText>
         </w:r>
         <w:r>
           <w:rPr>
@@ -4264,7 +4268,7 @@
           <w14:ligatures w14:val="standardContextual"/>
         </w:rPr>
       </w:pPr>
-      <w:hyperlink w:anchor="_Toc238746870" w:history="1">
+      <w:hyperlink w:anchor="_Toc239675544" w:history="1">
         <w:r>
           <w:rPr>
             <w:rStyle w:val="aff1"/>
@@ -4291,7 +4295,7 @@
             <w:noProof/>
             <w:webHidden/>
           </w:rPr>
-          <w:instrText xml:space="preserve"> PAGEREF _Toc238746870 \h </w:instrText>
+          <w:instrText xml:space="preserve"> PAGEREF _Toc239675544 \h </w:instrText>
         </w:r>
         <w:r>
           <w:rPr>
@@ -4340,7 +4344,7 @@
           <w14:ligatures w14:val="standardContextual"/>
         </w:rPr>
       </w:pPr>
-      <w:hyperlink w:anchor="_Toc238746871" w:history="1">
+      <w:hyperlink w:anchor="_Toc239675545" w:history="1">
         <w:r>
           <w:rPr>
             <w:rStyle w:val="aff1"/>
@@ -4367,7 +4371,7 @@
             <w:noProof/>
             <w:webHidden/>
           </w:rPr>
-          <w:instrText xml:space="preserve"> PAGEREF _Toc238746871 \h </w:instrText>
+          <w:instrText xml:space="preserve"> PAGEREF _Toc239675545 \h </w:instrText>
         </w:r>
         <w:r>
           <w:rPr>
@@ -4416,7 +4420,7 @@
           <w14:ligatures w14:val="standardContextual"/>
         </w:rPr>
       </w:pPr>
-      <w:hyperlink w:anchor="_Toc238746872" w:history="1">
+      <w:hyperlink w:anchor="_Toc239675546" w:history="1">
         <w:r>
           <w:rPr>
             <w:rStyle w:val="aff1"/>
@@ -4443,7 +4447,7 @@
             <w:noProof/>
             <w:webHidden/>
           </w:rPr>
-          <w:instrText xml:space="preserve"> PAGEREF _Toc238746872 \h </w:instrText>
+          <w:instrText xml:space="preserve"> PAGEREF _Toc239675546 \h </w:instrText>
         </w:r>
         <w:r>
           <w:rPr>
@@ -4492,7 +4496,7 @@
           <w14:ligatures w14:val="standardContextual"/>
         </w:rPr>
       </w:pPr>
-      <w:hyperlink w:anchor="_Toc238746873" w:history="1">
+      <w:hyperlink w:anchor="_Toc239675547" w:history="1">
         <w:r>
           <w:rPr>
             <w:rStyle w:val="aff1"/>
@@ -4519,7 +4523,7 @@
             <w:noProof/>
             <w:webHidden/>
           </w:rPr>
-          <w:instrText xml:space="preserve"> PAGEREF _Toc238746873 \h </w:instrText>
+          <w:instrText xml:space="preserve"> PAGEREF _Toc239675547 \h </w:instrText>
         </w:r>
         <w:r>
           <w:rPr>
@@ -4567,7 +4571,7 @@
           <w14:ligatures w14:val="standardContextual"/>
         </w:rPr>
       </w:pPr>
-      <w:hyperlink w:anchor="_Toc238746874" w:history="1">
+      <w:hyperlink w:anchor="_Toc239675548" w:history="1">
         <w:r>
           <w:rPr>
             <w:rStyle w:val="aff1"/>
@@ -4594,7 +4598,7 @@
             <w:noProof/>
             <w:webHidden/>
           </w:rPr>
-          <w:instrText xml:space="preserve"> PAGEREF _Toc238746874 \h </w:instrText>
+          <w:instrText xml:space="preserve"> PAGEREF _Toc239675548 \h </w:instrText>
         </w:r>
         <w:r>
           <w:rPr>
@@ -4643,7 +4647,7 @@
           <w14:ligatures w14:val="standardContextual"/>
         </w:rPr>
       </w:pPr>
-      <w:hyperlink w:anchor="_Toc238746875" w:history="1">
+      <w:hyperlink w:anchor="_Toc239675549" w:history="1">
         <w:r>
           <w:rPr>
             <w:rStyle w:val="aff1"/>
@@ -4670,7 +4674,7 @@
             <w:noProof/>
             <w:webHidden/>
           </w:rPr>
-          <w:instrText xml:space="preserve"> PAGEREF _Toc238746875 \h </w:instrText>
+          <w:instrText xml:space="preserve"> PAGEREF _Toc239675549 \h </w:instrText>
         </w:r>
         <w:r>
           <w:rPr>
@@ -4719,7 +4723,7 @@
           <w14:ligatures w14:val="standardContextual"/>
         </w:rPr>
       </w:pPr>
-      <w:hyperlink w:anchor="_Toc238746876" w:history="1">
+      <w:hyperlink w:anchor="_Toc239675550" w:history="1">
         <w:r>
           <w:rPr>
             <w:rStyle w:val="aff1"/>
@@ -4746,7 +4750,7 @@
             <w:noProof/>
             <w:webHidden/>
           </w:rPr>
-          <w:instrText xml:space="preserve"> PAGEREF _Toc238746876 \h </w:instrText>
+          <w:instrText xml:space="preserve"> PAGEREF _Toc239675550 \h </w:instrText>
         </w:r>
         <w:r>
           <w:rPr>
@@ -4795,7 +4799,7 @@
           <w14:ligatures w14:val="standardContextual"/>
         </w:rPr>
       </w:pPr>
-      <w:hyperlink w:anchor="_Toc238746877" w:history="1">
+      <w:hyperlink w:anchor="_Toc239675551" w:history="1">
         <w:r>
           <w:rPr>
             <w:rStyle w:val="aff1"/>
@@ -4822,7 +4826,7 @@
             <w:noProof/>
             <w:webHidden/>
           </w:rPr>
-          <w:instrText xml:space="preserve"> PAGEREF _Toc238746877 \h </w:instrText>
+          <w:instrText xml:space="preserve"> PAGEREF _Toc239675551 \h </w:instrText>
         </w:r>
         <w:r>
           <w:rPr>
@@ -4871,7 +4875,7 @@
           <w14:ligatures w14:val="standardContextual"/>
         </w:rPr>
       </w:pPr>
-      <w:hyperlink w:anchor="_Toc238746878" w:history="1">
+      <w:hyperlink w:anchor="_Toc239675552" w:history="1">
         <w:r>
           <w:rPr>
             <w:rStyle w:val="aff1"/>
@@ -4898,7 +4902,7 @@
             <w:noProof/>
             <w:webHidden/>
           </w:rPr>
-          <w:instrText xml:space="preserve"> PAGEREF _Toc238746878 \h </w:instrText>
+          <w:instrText xml:space="preserve"> PAGEREF _Toc239675552 \h </w:instrText>
         </w:r>
         <w:r>
           <w:rPr>
@@ -4947,7 +4951,7 @@
           <w14:ligatures w14:val="standardContextual"/>
         </w:rPr>
       </w:pPr>
-      <w:hyperlink w:anchor="_Toc238746879" w:history="1">
+      <w:hyperlink w:anchor="_Toc239675553" w:history="1">
         <w:r>
           <w:rPr>
             <w:rStyle w:val="aff1"/>
@@ -4974,7 +4978,7 @@
             <w:noProof/>
             <w:webHidden/>
           </w:rPr>
-          <w:instrText xml:space="preserve"> PAGEREF _Toc238746879 \h </w:instrText>
+          <w:instrText xml:space="preserve"> PAGEREF _Toc239675553 \h </w:instrText>
         </w:r>
         <w:r>
           <w:rPr>
@@ -5023,7 +5027,7 @@
           <w14:ligatures w14:val="standardContextual"/>
         </w:rPr>
       </w:pPr>
-      <w:hyperlink w:anchor="_Toc238746880" w:history="1">
+      <w:hyperlink w:anchor="_Toc239675554" w:history="1">
         <w:r>
           <w:rPr>
             <w:rStyle w:val="aff1"/>
@@ -5050,7 +5054,7 @@
             <w:noProof/>
             <w:webHidden/>
           </w:rPr>
-          <w:instrText xml:space="preserve"> PAGEREF _Toc238746880 \h </w:instrText>
+          <w:instrText xml:space="preserve"> PAGEREF _Toc239675554 \h </w:instrText>
         </w:r>
         <w:r>
           <w:rPr>
@@ -5099,7 +5103,7 @@
           <w14:ligatures w14:val="standardContextual"/>
         </w:rPr>
       </w:pPr>
-      <w:hyperlink w:anchor="_Toc238746881" w:history="1">
+      <w:hyperlink w:anchor="_Toc239675555" w:history="1">
         <w:r>
           <w:rPr>
             <w:rStyle w:val="aff1"/>
@@ -5126,7 +5130,7 @@
             <w:noProof/>
             <w:webHidden/>
           </w:rPr>
-          <w:instrText xml:space="preserve"> PAGEREF _Toc238746881 \h </w:instrText>
+          <w:instrText xml:space="preserve"> PAGEREF _Toc239675555 \h </w:instrText>
         </w:r>
         <w:r>
           <w:rPr>
@@ -5174,7 +5178,7 @@
           <w14:ligatures w14:val="standardContextual"/>
         </w:rPr>
       </w:pPr>
-      <w:hyperlink w:anchor="_Toc238746882" w:history="1">
+      <w:hyperlink w:anchor="_Toc239675556" w:history="1">
         <w:r>
           <w:rPr>
             <w:rStyle w:val="aff1"/>
@@ -5201,7 +5205,7 @@
             <w:noProof/>
             <w:webHidden/>
           </w:rPr>
-          <w:instrText xml:space="preserve"> PAGEREF _Toc238746882 \h </w:instrText>
+          <w:instrText xml:space="preserve"> PAGEREF _Toc239675556 \h </w:instrText>
         </w:r>
         <w:r>
           <w:rPr>
@@ -5249,7 +5253,7 @@
           <w14:ligatures w14:val="standardContextual"/>
         </w:rPr>
       </w:pPr>
-      <w:hyperlink w:anchor="_Toc238746883" w:history="1">
+      <w:hyperlink w:anchor="_Toc239675557" w:history="1">
         <w:r>
           <w:rPr>
             <w:rStyle w:val="aff1"/>
@@ -5276,7 +5280,7 @@
             <w:noProof/>
             <w:webHidden/>
           </w:rPr>
-          <w:instrText xml:space="preserve"> PAGEREF _Toc238746883 \h </w:instrText>
+          <w:instrText xml:space="preserve"> PAGEREF _Toc239675557 \h </w:instrText>
         </w:r>
         <w:r>
           <w:rPr>
@@ -5324,7 +5328,7 @@
           <w14:ligatures w14:val="standardContextual"/>
         </w:rPr>
       </w:pPr>
-      <w:hyperlink w:anchor="_Toc238746884" w:history="1">
+      <w:hyperlink w:anchor="_Toc239675558" w:history="1">
         <w:r>
           <w:rPr>
             <w:rStyle w:val="aff1"/>
@@ -5351,7 +5355,7 @@
             <w:noProof/>
             <w:webHidden/>
           </w:rPr>
-          <w:instrText xml:space="preserve"> PAGEREF _Toc238746884 \h </w:instrText>
+          <w:instrText xml:space="preserve"> PAGEREF _Toc239675558 \h </w:instrText>
         </w:r>
         <w:r>
           <w:rPr>
@@ -5399,7 +5403,7 @@
           <w:numId w:val="7"/>
         </w:numPr>
       </w:pPr>
-      <w:bookmarkStart w:id="0" w:name="_Toc238746821"/>
+      <w:bookmarkStart w:id="0" w:name="_Toc239675495"/>
       <w:r>
         <w:lastRenderedPageBreak/>
         <w:t>게임</w:t>
@@ -5432,7 +5436,7 @@
           <w:numId w:val="7"/>
         </w:numPr>
       </w:pPr>
-      <w:bookmarkStart w:id="1" w:name="_Toc238746822"/>
+      <w:bookmarkStart w:id="1" w:name="_Toc239675496"/>
       <w:r>
         <w:t>Executive Summary</w:t>
       </w:r>
@@ -5445,7 +5449,7 @@
     </w:p>
     <w:p>
       <w:r>
-        <w:t>한 판은 15~25분이다. 팀은 최소 계약만 달성하고 빠질 수도 있고, 더 많은 전시품과 Loose Loot를 노려 Extra Value를 키울 수도 있다. 하지만 Carried Value는 Extraction에 Deposit되기 전까지 안전하지 않다. 이 ‘더 훔칠까, 지금 나갈까’의 반복 판단이 한 판의 중심 리듬을 만든다.</w:t>
+        <w:t>한 판의 목표 플레이 시간은 15~25분이다. 팀은 최소 계약만 달성하고 빠질 수도 있고, 더 많은 전시품과 Loose Loot를 노려 Extra Value를 키울 수도 있다. 하지만 Carried Value는 Extraction에 Deposit되기 전까지 안전하지 않다. 이 ‘더 훔칠까, 지금 나갈까’의 반복 판단이 한 판의 중심 리듬을 만든다.</w:t>
       </w:r>
     </w:p>
     <w:tbl>
@@ -5500,7 +5504,7 @@
           <w:numId w:val="7"/>
         </w:numPr>
       </w:pPr>
-      <w:bookmarkStart w:id="2" w:name="_Toc238746823"/>
+      <w:bookmarkStart w:id="2" w:name="_Toc239675497"/>
       <w:r>
         <w:t>Rev 16 Release Profile</w:t>
       </w:r>
@@ -5524,7 +5528,7 @@
           <w:numId w:val="7"/>
         </w:numPr>
       </w:pPr>
-      <w:bookmarkStart w:id="3" w:name="_Toc238746824"/>
+      <w:bookmarkStart w:id="3" w:name="_Toc239675498"/>
       <w:r>
         <w:t>제품</w:t>
       </w:r>
@@ -5808,7 +5812,7 @@
           <w:numId w:val="7"/>
         </w:numPr>
       </w:pPr>
-      <w:bookmarkStart w:id="4" w:name="_Toc238746825"/>
+      <w:bookmarkStart w:id="4" w:name="_Toc239675499"/>
       <w:r>
         <w:t>디자인</w:t>
       </w:r>
@@ -6171,7 +6175,7 @@
           <w:numId w:val="7"/>
         </w:numPr>
       </w:pPr>
-      <w:bookmarkStart w:id="5" w:name="_Toc238746826"/>
+      <w:bookmarkStart w:id="5" w:name="_Toc239675500"/>
       <w:r>
         <w:t>Target Experience</w:t>
       </w:r>
@@ -6245,7 +6249,7 @@
           <w:numId w:val="7"/>
         </w:numPr>
       </w:pPr>
-      <w:bookmarkStart w:id="6" w:name="_Toc238746827"/>
+      <w:bookmarkStart w:id="6" w:name="_Toc239675501"/>
       <w:r>
         <w:t>명시적</w:t>
       </w:r>
@@ -6511,7 +6515,7 @@
           <w:numId w:val="7"/>
         </w:numPr>
       </w:pPr>
-      <w:bookmarkStart w:id="7" w:name="_Toc238746828"/>
+      <w:bookmarkStart w:id="7" w:name="_Toc239675502"/>
       <w:r>
         <w:lastRenderedPageBreak/>
         <w:t>Contract Run</w:t>
@@ -6547,7 +6551,7 @@
           <w:numId w:val="7"/>
         </w:numPr>
       </w:pPr>
-      <w:bookmarkStart w:id="8" w:name="_Toc238746829"/>
+      <w:bookmarkStart w:id="8" w:name="_Toc239675503"/>
       <w:r>
         <w:t>Core Loop</w:t>
       </w:r>
@@ -6908,7 +6912,7 @@
           </w:tcPr>
           <w:p>
             <w:r>
-              <w:t>교체 소음이나 작업 Timeout에 근처 경비가 조사하고, 시야 발각·추격은 별도 Alert 흐름을 만든다.</w:t>
+              <w:t>교체 소음이나 작업 Timeout에 근처 경비가 조사한다. 시야 발각은 추격으로, 포획 확정은 경계도 상승으로 이어진다.</w:t>
             </w:r>
           </w:p>
         </w:tc>
@@ -7034,7 +7038,7 @@
           <w:numId w:val="7"/>
         </w:numPr>
       </w:pPr>
-      <w:bookmarkStart w:id="9" w:name="_Toc238746830"/>
+      <w:bookmarkStart w:id="9" w:name="_Toc239675504"/>
       <w:r>
         <w:t xml:space="preserve">Contract </w:t>
       </w:r>
@@ -7243,7 +7247,7 @@
               <w:pStyle w:val="TableText"/>
             </w:pPr>
             <w:r>
-              <w:t>HUD 목표선</w:t>
+              <w:t>Inventory에서 Secured Value와 함께 확인하고 Result에서 최종 비교</w:t>
             </w:r>
           </w:p>
         </w:tc>
@@ -7451,9 +7455,8 @@
           <w:numId w:val="7"/>
         </w:numPr>
       </w:pPr>
-      <w:bookmarkStart w:id="10" w:name="_Toc238746831"/>
-      <w:r>
-        <w:lastRenderedPageBreak/>
+      <w:bookmarkStart w:id="10" w:name="_Toc239675505"/>
+      <w:r>
         <w:t>성공</w:t>
       </w:r>
       <w:r>
@@ -7650,7 +7653,7 @@
               <w:pStyle w:val="TableText"/>
             </w:pPr>
             <w:r>
-              <w:t>Required Target은 확보했으나 Quota 미달, 또는 계약 가치 일부만 확보</w:t>
+              <w:t>Required Target을 Secured했으나 Secured Value가 Quota 미달</w:t>
             </w:r>
           </w:p>
         </w:tc>
@@ -7736,7 +7739,7 @@
           <w:numId w:val="7"/>
         </w:numPr>
       </w:pPr>
-      <w:bookmarkStart w:id="11" w:name="_Toc238746832"/>
+      <w:bookmarkStart w:id="11" w:name="_Toc239675506"/>
       <w:r>
         <w:t>Greed Decision</w:t>
       </w:r>
@@ -8098,7 +8101,7 @@
           <w:numId w:val="7"/>
         </w:numPr>
       </w:pPr>
-      <w:bookmarkStart w:id="12" w:name="_Toc238746833"/>
+      <w:bookmarkStart w:id="12" w:name="_Toc239675507"/>
       <w:r>
         <w:t>15~25</w:t>
       </w:r>
@@ -8461,7 +8464,7 @@
           <w:numId w:val="7"/>
         </w:numPr>
       </w:pPr>
-      <w:bookmarkStart w:id="13" w:name="_Toc238746834"/>
+      <w:bookmarkStart w:id="13" w:name="_Toc239675508"/>
       <w:r>
         <w:lastRenderedPageBreak/>
         <w:t>위조와</w:t>
@@ -8488,7 +8491,7 @@
           <w:numId w:val="7"/>
         </w:numPr>
       </w:pPr>
-      <w:bookmarkStart w:id="14" w:name="_Toc238746835"/>
+      <w:bookmarkStart w:id="14" w:name="_Toc239675509"/>
       <w:r>
         <w:t>Artifact</w:t>
       </w:r>
@@ -8776,7 +8779,7 @@
           <w:numId w:val="7"/>
         </w:numPr>
       </w:pPr>
-      <w:bookmarkStart w:id="15" w:name="_Toc238746836"/>
+      <w:bookmarkStart w:id="15" w:name="_Toc239675510"/>
       <w:r>
         <w:t xml:space="preserve">Surface Forgery </w:t>
       </w:r>
@@ -8958,7 +8961,7 @@
           <w:numId w:val="7"/>
         </w:numPr>
       </w:pPr>
-      <w:bookmarkStart w:id="16" w:name="_Toc238746837"/>
+      <w:bookmarkStart w:id="16" w:name="_Toc239675511"/>
       <w:r>
         <w:t>Object Assembly — Deferred Expansion</w:t>
       </w:r>
@@ -9026,7 +9029,7 @@
           <w:numId w:val="7"/>
         </w:numPr>
       </w:pPr>
-      <w:bookmarkStart w:id="17" w:name="_Toc238746838"/>
+      <w:bookmarkStart w:id="17" w:name="_Toc239675512"/>
       <w:r>
         <w:t>Quality</w:t>
       </w:r>
@@ -9299,7 +9302,7 @@
           <w:numId w:val="7"/>
         </w:numPr>
       </w:pPr>
-      <w:bookmarkStart w:id="18" w:name="_Toc238746839"/>
+      <w:bookmarkStart w:id="18" w:name="_Toc239675513"/>
       <w:r>
         <w:t>핵심</w:t>
       </w:r>
@@ -9792,7 +9795,7 @@
           <w:numId w:val="7"/>
         </w:numPr>
       </w:pPr>
-      <w:bookmarkStart w:id="19" w:name="_Toc238746840"/>
+      <w:bookmarkStart w:id="19" w:name="_Toc239675514"/>
       <w:r>
         <w:t xml:space="preserve">Owner-only Forgery </w:t>
       </w:r>
@@ -10029,7 +10032,7 @@
           <w:numId w:val="7"/>
         </w:numPr>
       </w:pPr>
-      <w:bookmarkStart w:id="20" w:name="_Toc238746841"/>
+      <w:bookmarkStart w:id="20" w:name="_Toc239675515"/>
       <w:r>
         <w:lastRenderedPageBreak/>
         <w:t>잠입</w:t>
@@ -10062,7 +10065,7 @@
           <w:numId w:val="7"/>
         </w:numPr>
       </w:pPr>
-      <w:bookmarkStart w:id="21" w:name="_Toc238746842"/>
+      <w:bookmarkStart w:id="21" w:name="_Toc239675516"/>
       <w:r>
         <w:t xml:space="preserve">First-Person </w:t>
       </w:r>
@@ -10127,7 +10130,7 @@
           <w:numId w:val="7"/>
         </w:numPr>
       </w:pPr>
-      <w:bookmarkStart w:id="22" w:name="_Toc238746843"/>
+      <w:bookmarkStart w:id="22" w:name="_Toc239675517"/>
       <w:r>
         <w:t>Walk, Sprint, Weight, Footstep</w:t>
       </w:r>
@@ -10462,7 +10465,7 @@
           <w:numId w:val="7"/>
         </w:numPr>
       </w:pPr>
-      <w:bookmarkStart w:id="23" w:name="_Toc238746844"/>
+      <w:bookmarkStart w:id="23" w:name="_Toc239675518"/>
       <w:r>
         <w:t>Patrol Guard</w:t>
       </w:r>
@@ -10800,7 +10803,7 @@
           <w:numId w:val="7"/>
         </w:numPr>
       </w:pPr>
-      <w:bookmarkStart w:id="24" w:name="_Toc238746845"/>
+      <w:bookmarkStart w:id="24" w:name="_Toc239675519"/>
       <w:r>
         <w:t>CCTV</w:t>
       </w:r>
@@ -11050,7 +11053,7 @@
           <w:numId w:val="7"/>
         </w:numPr>
       </w:pPr>
-      <w:bookmarkStart w:id="25" w:name="_Toc238746846"/>
+      <w:bookmarkStart w:id="25" w:name="_Toc239675520"/>
       <w:r>
         <w:lastRenderedPageBreak/>
         <w:t>Stun, Arrest, Recovery</w:t>
@@ -11125,7 +11128,7 @@
           <w:numId w:val="7"/>
         </w:numPr>
       </w:pPr>
-      <w:bookmarkStart w:id="26" w:name="_Toc238746847"/>
+      <w:bookmarkStart w:id="26" w:name="_Toc239675521"/>
       <w:r>
         <w:t>두</w:t>
       </w:r>
@@ -11593,7 +11596,7 @@
           <w:numId w:val="7"/>
         </w:numPr>
       </w:pPr>
-      <w:bookmarkStart w:id="27" w:name="_Toc238746848"/>
+      <w:bookmarkStart w:id="27" w:name="_Toc239675522"/>
       <w:r>
         <w:lastRenderedPageBreak/>
         <w:t>협동</w:t>
@@ -11620,7 +11623,7 @@
           <w:numId w:val="7"/>
         </w:numPr>
       </w:pPr>
-      <w:bookmarkStart w:id="28" w:name="_Toc238746849"/>
+      <w:bookmarkStart w:id="28" w:name="_Toc239675523"/>
       <w:r>
         <w:t>Role Switching</w:t>
       </w:r>
@@ -12032,7 +12035,7 @@
       <w:pPr>
         <w:pStyle w:val="21"/>
       </w:pPr>
-      <w:bookmarkStart w:id="29" w:name="_Toc238746850"/>
+      <w:bookmarkStart w:id="29" w:name="_Toc239675524"/>
       <w:r>
         <w:t>거리</w:t>
       </w:r>
@@ -12076,7 +12079,7 @@
           <w:numId w:val="7"/>
         </w:numPr>
       </w:pPr>
-      <w:bookmarkStart w:id="30" w:name="_Toc238746851"/>
+      <w:bookmarkStart w:id="30" w:name="_Toc239675525"/>
       <w:r>
         <w:t>Inventory, Loose Loot, Coin</w:t>
       </w:r>
@@ -12139,7 +12142,7 @@
           <w:numId w:val="7"/>
         </w:numPr>
       </w:pPr>
-      <w:bookmarkStart w:id="31" w:name="_Toc238746852"/>
+      <w:bookmarkStart w:id="31" w:name="_Toc239675526"/>
       <w:r>
         <w:t>Player Identity</w:t>
       </w:r>
@@ -12555,7 +12558,7 @@
           <w:numId w:val="7"/>
         </w:numPr>
       </w:pPr>
-      <w:bookmarkStart w:id="32" w:name="_Toc238746853"/>
+      <w:bookmarkStart w:id="32" w:name="_Toc239675527"/>
       <w:r>
         <w:t xml:space="preserve">Floor Plan Map </w:t>
       </w:r>
@@ -12761,7 +12764,7 @@
           <w:numId w:val="7"/>
         </w:numPr>
       </w:pPr>
-      <w:bookmarkStart w:id="33" w:name="_Toc238746854"/>
+      <w:bookmarkStart w:id="33" w:name="_Toc239675528"/>
       <w:r>
         <w:t>Shared Extraction</w:t>
       </w:r>
@@ -12841,7 +12844,7 @@
           <w:numId w:val="7"/>
         </w:numPr>
       </w:pPr>
-      <w:bookmarkStart w:id="34" w:name="_Toc238746855"/>
+      <w:bookmarkStart w:id="34" w:name="_Toc239675529"/>
       <w:r>
         <w:lastRenderedPageBreak/>
         <w:t xml:space="preserve">UI, </w:t>
@@ -12865,7 +12868,7 @@
           <w:numId w:val="7"/>
         </w:numPr>
       </w:pPr>
-      <w:bookmarkStart w:id="35" w:name="_Toc238746856"/>
+      <w:bookmarkStart w:id="35" w:name="_Toc239675530"/>
       <w:r>
         <w:t>HUD Information Architecture</w:t>
       </w:r>
@@ -13153,7 +13156,7 @@
           <w:numId w:val="7"/>
         </w:numPr>
       </w:pPr>
-      <w:bookmarkStart w:id="36" w:name="_Toc238746857"/>
+      <w:bookmarkStart w:id="36" w:name="_Toc239675531"/>
       <w:r>
         <w:t xml:space="preserve">Main HUD </w:t>
       </w:r>
@@ -13452,7 +13455,7 @@
           <w:numId w:val="7"/>
         </w:numPr>
       </w:pPr>
-      <w:bookmarkStart w:id="37" w:name="_Toc238746858"/>
+      <w:bookmarkStart w:id="37" w:name="_Toc239675532"/>
       <w:r>
         <w:lastRenderedPageBreak/>
         <w:t>최소</w:t>
@@ -13538,7 +13541,7 @@
           <w:numId w:val="7"/>
         </w:numPr>
       </w:pPr>
-      <w:bookmarkStart w:id="38" w:name="_Toc238746859"/>
+      <w:bookmarkStart w:id="38" w:name="_Toc239675533"/>
       <w:r>
         <w:lastRenderedPageBreak/>
         <w:t xml:space="preserve">Input Mode </w:t>
@@ -14011,7 +14014,7 @@
           <w:numId w:val="7"/>
         </w:numPr>
       </w:pPr>
-      <w:bookmarkStart w:id="39" w:name="_Toc238746860"/>
+      <w:bookmarkStart w:id="39" w:name="_Toc239675534"/>
       <w:r>
         <w:t>Floor Plan</w:t>
       </w:r>
@@ -14034,7 +14037,7 @@
           <w:numId w:val="7"/>
         </w:numPr>
       </w:pPr>
-      <w:bookmarkStart w:id="40" w:name="_Toc238746861"/>
+      <w:bookmarkStart w:id="40" w:name="_Toc239675535"/>
       <w:r>
         <w:t xml:space="preserve">Floor Plan Map </w:t>
       </w:r>
@@ -14341,7 +14344,7 @@
           <w:numId w:val="7"/>
         </w:numPr>
       </w:pPr>
-      <w:bookmarkStart w:id="41" w:name="_Toc238746862"/>
+      <w:bookmarkStart w:id="41" w:name="_Toc239675536"/>
       <w:r>
         <w:t xml:space="preserve">Team Result / Replica Recap </w:t>
       </w:r>
@@ -14706,7 +14709,7 @@
           <w:numId w:val="7"/>
         </w:numPr>
       </w:pPr>
-      <w:bookmarkStart w:id="42" w:name="_Toc238746863"/>
+      <w:bookmarkStart w:id="42" w:name="_Toc239675537"/>
       <w:r>
         <w:t>첫</w:t>
       </w:r>
@@ -14974,7 +14977,7 @@
           <w:numId w:val="7"/>
         </w:numPr>
       </w:pPr>
-      <w:bookmarkStart w:id="43" w:name="_Toc238746864"/>
+      <w:bookmarkStart w:id="43" w:name="_Toc239675538"/>
       <w:r>
         <w:t>접근성</w:t>
       </w:r>
@@ -15042,7 +15045,7 @@
           <w:numId w:val="7"/>
         </w:numPr>
       </w:pPr>
-      <w:bookmarkStart w:id="44" w:name="_Toc238746865"/>
+      <w:bookmarkStart w:id="44" w:name="_Toc239675539"/>
       <w:r>
         <w:lastRenderedPageBreak/>
         <w:t>레벨</w:t>
@@ -15075,7 +15078,7 @@
           <w:numId w:val="7"/>
         </w:numPr>
       </w:pPr>
-      <w:bookmarkStart w:id="45" w:name="_Toc238746866"/>
+      <w:bookmarkStart w:id="45" w:name="_Toc239675540"/>
       <w:r>
         <w:t>세</w:t>
       </w:r>
@@ -15173,7 +15176,7 @@
           <w:numId w:val="7"/>
         </w:numPr>
       </w:pPr>
-      <w:bookmarkStart w:id="46" w:name="_Toc238746867"/>
+      <w:bookmarkStart w:id="46" w:name="_Toc239675541"/>
       <w:r>
         <w:t>맵</w:t>
       </w:r>
@@ -15610,7 +15613,7 @@
           <w:numId w:val="7"/>
         </w:numPr>
       </w:pPr>
-      <w:bookmarkStart w:id="47" w:name="_Toc238746868"/>
+      <w:bookmarkStart w:id="47" w:name="_Toc239675542"/>
       <w:r>
         <w:t xml:space="preserve">M01 — </w:t>
       </w:r>
@@ -15915,7 +15918,7 @@
           <w:numId w:val="7"/>
         </w:numPr>
       </w:pPr>
-      <w:bookmarkStart w:id="48" w:name="_Toc238746869"/>
+      <w:bookmarkStart w:id="48" w:name="_Toc239675543"/>
       <w:r>
         <w:t xml:space="preserve">M02 — </w:t>
       </w:r>
@@ -16220,7 +16223,7 @@
           <w:numId w:val="7"/>
         </w:numPr>
       </w:pPr>
-      <w:bookmarkStart w:id="49" w:name="_Toc238746870"/>
+      <w:bookmarkStart w:id="49" w:name="_Toc239675544"/>
       <w:r>
         <w:lastRenderedPageBreak/>
         <w:t xml:space="preserve">M03 — </w:t>
@@ -16526,7 +16529,7 @@
           <w:numId w:val="7"/>
         </w:numPr>
       </w:pPr>
-      <w:bookmarkStart w:id="50" w:name="_Toc238746871"/>
+      <w:bookmarkStart w:id="50" w:name="_Toc239675545"/>
       <w:r>
         <w:lastRenderedPageBreak/>
         <w:t xml:space="preserve">First-Person </w:t>
@@ -16610,7 +16613,7 @@
           <w:numId w:val="7"/>
         </w:numPr>
       </w:pPr>
-      <w:bookmarkStart w:id="51" w:name="_Toc238746872"/>
+      <w:bookmarkStart w:id="51" w:name="_Toc239675546"/>
       <w:r>
         <w:t>사운드</w:t>
       </w:r>
@@ -17043,7 +17046,7 @@
           <w:numId w:val="7"/>
         </w:numPr>
       </w:pPr>
-      <w:bookmarkStart w:id="52" w:name="_Toc238746873"/>
+      <w:bookmarkStart w:id="52" w:name="_Toc239675547"/>
       <w:r>
         <w:lastRenderedPageBreak/>
         <w:t>세계관과</w:t>
@@ -17284,7 +17287,7 @@
           <w:numId w:val="7"/>
         </w:numPr>
       </w:pPr>
-      <w:bookmarkStart w:id="53" w:name="_Toc238746874"/>
+      <w:bookmarkStart w:id="53" w:name="_Toc239675548"/>
       <w:r>
         <w:lastRenderedPageBreak/>
         <w:t>범위</w:t>
@@ -17311,7 +17314,7 @@
           <w:numId w:val="7"/>
         </w:numPr>
       </w:pPr>
-      <w:bookmarkStart w:id="54" w:name="_Toc238746875"/>
+      <w:bookmarkStart w:id="54" w:name="_Toc239675549"/>
       <w:r>
         <w:t>v1.0 Required Scope</w:t>
       </w:r>
@@ -17673,7 +17676,7 @@
           <w:numId w:val="7"/>
         </w:numPr>
       </w:pPr>
-      <w:bookmarkStart w:id="55" w:name="_Toc238746876"/>
+      <w:bookmarkStart w:id="55" w:name="_Toc239675550"/>
       <w:r>
         <w:t>Deferred Expansion</w:t>
       </w:r>
@@ -17697,7 +17700,7 @@
           <w:numId w:val="7"/>
         </w:numPr>
       </w:pPr>
-      <w:bookmarkStart w:id="56" w:name="_Toc238746877"/>
+      <w:bookmarkStart w:id="56" w:name="_Toc239675551"/>
       <w:r>
         <w:t>Stretch</w:t>
       </w:r>
@@ -18069,7 +18072,7 @@
           <w:numId w:val="7"/>
         </w:numPr>
       </w:pPr>
-      <w:bookmarkStart w:id="57" w:name="_Toc238746878"/>
+      <w:bookmarkStart w:id="57" w:name="_Toc239675552"/>
       <w:r>
         <w:t>Starting Balance Targets</w:t>
       </w:r>
@@ -18660,7 +18663,7 @@
           <w:numId w:val="7"/>
         </w:numPr>
       </w:pPr>
-      <w:bookmarkStart w:id="58" w:name="_Toc238746879"/>
+      <w:bookmarkStart w:id="58" w:name="_Toc239675553"/>
       <w:r>
         <w:t>Playtest Questions</w:t>
       </w:r>
@@ -18746,7 +18749,7 @@
           <w:numId w:val="7"/>
         </w:numPr>
       </w:pPr>
-      <w:bookmarkStart w:id="59" w:name="_Toc238746880"/>
+      <w:bookmarkStart w:id="59" w:name="_Toc239675554"/>
       <w:r>
         <w:lastRenderedPageBreak/>
         <w:t>Release KPI</w:t>
@@ -19072,7 +19075,7 @@
           <w:numId w:val="7"/>
         </w:numPr>
       </w:pPr>
-      <w:bookmarkStart w:id="60" w:name="_Toc238746881"/>
+      <w:bookmarkStart w:id="60" w:name="_Toc239675555"/>
       <w:r>
         <w:t>W6~W12 Roadmap</w:t>
       </w:r>
@@ -19425,7 +19428,7 @@
         <w:keepLines/>
         <w:pageBreakBefore w:val="0"/>
       </w:pPr>
-      <w:bookmarkStart w:id="61" w:name="_Toc238746882"/>
+      <w:bookmarkStart w:id="61" w:name="_Toc239675556"/>
       <w:r>
         <w:t>Appendix A — 용어</w:t>
       </w:r>
@@ -19810,7 +19813,7 @@
         <w:keepLines/>
         <w:pageBreakBefore w:val="0"/>
       </w:pPr>
-      <w:bookmarkStart w:id="62" w:name="_Toc238746883"/>
+      <w:bookmarkStart w:id="62" w:name="_Toc239675557"/>
       <w:r>
         <w:rPr>
           <w:sz w:val="32"/>
@@ -20034,7 +20037,7 @@
         <w:keepLines/>
         <w:pageBreakBefore w:val="0"/>
       </w:pPr>
-      <w:bookmarkStart w:id="63" w:name="_Toc238746884"/>
+      <w:bookmarkStart w:id="63" w:name="_Toc239675558"/>
       <w:r>
         <w:rPr>
           <w:sz w:val="32"/>

--- a/Museum_Heist_GDD.docx
+++ b/Museum_Heist_GDD.docx
@@ -63,6 +63,7 @@
       <w:tr>
         <w:trPr>
           <w:cantSplit/>
+          <w:tblHeader/>
           <w:jc w:val="center"/>
         </w:trPr>
         <w:tc>
@@ -79,6 +80,7 @@
           <w:p>
             <w:pPr>
               <w:pStyle w:val="TableText"/>
+              <w:keepNext/>
             </w:pPr>
             <w:r>
               <w:rPr>
@@ -101,12 +103,15 @@
             </w:tcMar>
           </w:tcPr>
           <w:p>
+            <w:pPr>
+              <w:keepNext/>
+            </w:pPr>
             <w:r>
               <w:t>Rev 16 · 2026-08-27</w:t>
             </w:r>
             <w:r>
               <w:br/>
-              <w:t>문서 정합성 검토 · 2026-09-07</w:t>
+              <w:t>문서 정합성 검토 · 2026-09-09</w:t>
             </w:r>
           </w:p>
         </w:tc>
@@ -241,6 +246,7 @@
       <w:tr>
         <w:trPr>
           <w:cantSplit/>
+          <w:tblHeader/>
           <w:jc w:val="center"/>
         </w:trPr>
         <w:tc>
@@ -258,6 +264,7 @@
           <w:p>
             <w:pPr>
               <w:pStyle w:val="TableText"/>
+              <w:keepNext/>
               <w:jc w:val="center"/>
             </w:pPr>
             <w:r>
@@ -284,6 +291,7 @@
           <w:p>
             <w:pPr>
               <w:pStyle w:val="TableText"/>
+              <w:keepNext/>
               <w:jc w:val="center"/>
             </w:pPr>
             <w:r>
@@ -469,7 +477,10 @@
     </w:tbl>
     <w:p>
       <w:pPr>
-        <w:spacing w:after="20"/>
+        <w:spacing w:after="0" w:line="20" w:lineRule="exact"/>
+        <w:rPr>
+          <w:sz w:val="2"/>
+        </w:rPr>
       </w:pPr>
     </w:p>
     <w:tbl>
@@ -513,7 +524,10 @@
     </w:tbl>
     <w:p>
       <w:pPr>
-        <w:spacing w:after="20"/>
+        <w:spacing w:after="0" w:line="20" w:lineRule="exact"/>
+        <w:rPr>
+          <w:sz w:val="2"/>
+        </w:rPr>
       </w:pPr>
     </w:p>
     <w:p>
@@ -550,7 +564,7 @@
       <w:r>
         <w:fldChar w:fldCharType="separate"/>
       </w:r>
-      <w:hyperlink w:anchor="_Toc239675495" w:history="1">
+      <w:hyperlink w:anchor="_Toc239828095" w:history="1">
         <w:r>
           <w:rPr>
             <w:rStyle w:val="aff1"/>
@@ -577,7 +591,7 @@
             <w:noProof/>
             <w:webHidden/>
           </w:rPr>
-          <w:instrText xml:space="preserve"> PAGEREF _Toc239675495 \h </w:instrText>
+          <w:instrText xml:space="preserve"> PAGEREF _Toc239828095 \h </w:instrText>
         </w:r>
         <w:r>
           <w:rPr>
@@ -597,7 +611,7 @@
             <w:noProof/>
             <w:webHidden/>
           </w:rPr>
-          <w:t>6</w:t>
+          <w:t>5</w:t>
         </w:r>
         <w:r>
           <w:rPr>
@@ -626,7 +640,7 @@
           <w14:ligatures w14:val="standardContextual"/>
         </w:rPr>
       </w:pPr>
-      <w:hyperlink w:anchor="_Toc239675496" w:history="1">
+      <w:hyperlink w:anchor="_Toc239828096" w:history="1">
         <w:r>
           <w:rPr>
             <w:rStyle w:val="aff1"/>
@@ -653,7 +667,7 @@
             <w:noProof/>
             <w:webHidden/>
           </w:rPr>
-          <w:instrText xml:space="preserve"> PAGEREF _Toc239675496 \h </w:instrText>
+          <w:instrText xml:space="preserve"> PAGEREF _Toc239828096 \h </w:instrText>
         </w:r>
         <w:r>
           <w:rPr>
@@ -673,7 +687,7 @@
             <w:noProof/>
             <w:webHidden/>
           </w:rPr>
-          <w:t>6</w:t>
+          <w:t>5</w:t>
         </w:r>
         <w:r>
           <w:rPr>
@@ -702,7 +716,7 @@
           <w14:ligatures w14:val="standardContextual"/>
         </w:rPr>
       </w:pPr>
-      <w:hyperlink w:anchor="_Toc239675497" w:history="1">
+      <w:hyperlink w:anchor="_Toc239828097" w:history="1">
         <w:r>
           <w:rPr>
             <w:rStyle w:val="aff1"/>
@@ -729,7 +743,7 @@
             <w:noProof/>
             <w:webHidden/>
           </w:rPr>
-          <w:instrText xml:space="preserve"> PAGEREF _Toc239675497 \h </w:instrText>
+          <w:instrText xml:space="preserve"> PAGEREF _Toc239828097 \h </w:instrText>
         </w:r>
         <w:r>
           <w:rPr>
@@ -749,7 +763,7 @@
             <w:noProof/>
             <w:webHidden/>
           </w:rPr>
-          <w:t>6</w:t>
+          <w:t>5</w:t>
         </w:r>
         <w:r>
           <w:rPr>
@@ -778,7 +792,7 @@
           <w14:ligatures w14:val="standardContextual"/>
         </w:rPr>
       </w:pPr>
-      <w:hyperlink w:anchor="_Toc239675498" w:history="1">
+      <w:hyperlink w:anchor="_Toc239828098" w:history="1">
         <w:r>
           <w:rPr>
             <w:rStyle w:val="aff1"/>
@@ -805,7 +819,7 @@
             <w:noProof/>
             <w:webHidden/>
           </w:rPr>
-          <w:instrText xml:space="preserve"> PAGEREF _Toc239675498 \h </w:instrText>
+          <w:instrText xml:space="preserve"> PAGEREF _Toc239828098 \h </w:instrText>
         </w:r>
         <w:r>
           <w:rPr>
@@ -825,7 +839,7 @@
             <w:noProof/>
             <w:webHidden/>
           </w:rPr>
-          <w:t>6</w:t>
+          <w:t>5</w:t>
         </w:r>
         <w:r>
           <w:rPr>
@@ -854,7 +868,7 @@
           <w14:ligatures w14:val="standardContextual"/>
         </w:rPr>
       </w:pPr>
-      <w:hyperlink w:anchor="_Toc239675499" w:history="1">
+      <w:hyperlink w:anchor="_Toc239828099" w:history="1">
         <w:r>
           <w:rPr>
             <w:rStyle w:val="aff1"/>
@@ -881,7 +895,7 @@
             <w:noProof/>
             <w:webHidden/>
           </w:rPr>
-          <w:instrText xml:space="preserve"> PAGEREF _Toc239675499 \h </w:instrText>
+          <w:instrText xml:space="preserve"> PAGEREF _Toc239828099 \h </w:instrText>
         </w:r>
         <w:r>
           <w:rPr>
@@ -901,7 +915,7 @@
             <w:noProof/>
             <w:webHidden/>
           </w:rPr>
-          <w:t>7</w:t>
+          <w:t>6</w:t>
         </w:r>
         <w:r>
           <w:rPr>
@@ -930,7 +944,7 @@
           <w14:ligatures w14:val="standardContextual"/>
         </w:rPr>
       </w:pPr>
-      <w:hyperlink w:anchor="_Toc239675500" w:history="1">
+      <w:hyperlink w:anchor="_Toc239828100" w:history="1">
         <w:r>
           <w:rPr>
             <w:rStyle w:val="aff1"/>
@@ -957,7 +971,7 @@
             <w:noProof/>
             <w:webHidden/>
           </w:rPr>
-          <w:instrText xml:space="preserve"> PAGEREF _Toc239675500 \h </w:instrText>
+          <w:instrText xml:space="preserve"> PAGEREF _Toc239828100 \h </w:instrText>
         </w:r>
         <w:r>
           <w:rPr>
@@ -977,7 +991,7 @@
             <w:noProof/>
             <w:webHidden/>
           </w:rPr>
-          <w:t>7</w:t>
+          <w:t>6</w:t>
         </w:r>
         <w:r>
           <w:rPr>
@@ -1006,7 +1020,7 @@
           <w14:ligatures w14:val="standardContextual"/>
         </w:rPr>
       </w:pPr>
-      <w:hyperlink w:anchor="_Toc239675501" w:history="1">
+      <w:hyperlink w:anchor="_Toc239828101" w:history="1">
         <w:r>
           <w:rPr>
             <w:rStyle w:val="aff1"/>
@@ -1033,7 +1047,7 @@
             <w:noProof/>
             <w:webHidden/>
           </w:rPr>
-          <w:instrText xml:space="preserve"> PAGEREF _Toc239675501 \h </w:instrText>
+          <w:instrText xml:space="preserve"> PAGEREF _Toc239828101 \h </w:instrText>
         </w:r>
         <w:r>
           <w:rPr>
@@ -1053,7 +1067,7 @@
             <w:noProof/>
             <w:webHidden/>
           </w:rPr>
-          <w:t>7</w:t>
+          <w:t>6</w:t>
         </w:r>
         <w:r>
           <w:rPr>
@@ -1081,7 +1095,7 @@
           <w14:ligatures w14:val="standardContextual"/>
         </w:rPr>
       </w:pPr>
-      <w:hyperlink w:anchor="_Toc239675502" w:history="1">
+      <w:hyperlink w:anchor="_Toc239828102" w:history="1">
         <w:r>
           <w:rPr>
             <w:rStyle w:val="aff1"/>
@@ -1108,7 +1122,7 @@
             <w:noProof/>
             <w:webHidden/>
           </w:rPr>
-          <w:instrText xml:space="preserve"> PAGEREF _Toc239675502 \h </w:instrText>
+          <w:instrText xml:space="preserve"> PAGEREF _Toc239828102 \h </w:instrText>
         </w:r>
         <w:r>
           <w:rPr>
@@ -1128,7 +1142,7 @@
             <w:noProof/>
             <w:webHidden/>
           </w:rPr>
-          <w:t>9</w:t>
+          <w:t>7</w:t>
         </w:r>
         <w:r>
           <w:rPr>
@@ -1157,7 +1171,7 @@
           <w14:ligatures w14:val="standardContextual"/>
         </w:rPr>
       </w:pPr>
-      <w:hyperlink w:anchor="_Toc239675503" w:history="1">
+      <w:hyperlink w:anchor="_Toc239828103" w:history="1">
         <w:r>
           <w:rPr>
             <w:rStyle w:val="aff1"/>
@@ -1184,7 +1198,7 @@
             <w:noProof/>
             <w:webHidden/>
           </w:rPr>
-          <w:instrText xml:space="preserve"> PAGEREF _Toc239675503 \h </w:instrText>
+          <w:instrText xml:space="preserve"> PAGEREF _Toc239828103 \h </w:instrText>
         </w:r>
         <w:r>
           <w:rPr>
@@ -1204,7 +1218,7 @@
             <w:noProof/>
             <w:webHidden/>
           </w:rPr>
-          <w:t>9</w:t>
+          <w:t>7</w:t>
         </w:r>
         <w:r>
           <w:rPr>
@@ -1233,7 +1247,7 @@
           <w14:ligatures w14:val="standardContextual"/>
         </w:rPr>
       </w:pPr>
-      <w:hyperlink w:anchor="_Toc239675504" w:history="1">
+      <w:hyperlink w:anchor="_Toc239828104" w:history="1">
         <w:r>
           <w:rPr>
             <w:rStyle w:val="aff1"/>
@@ -1260,7 +1274,7 @@
             <w:noProof/>
             <w:webHidden/>
           </w:rPr>
-          <w:instrText xml:space="preserve"> PAGEREF _Toc239675504 \h </w:instrText>
+          <w:instrText xml:space="preserve"> PAGEREF _Toc239828104 \h </w:instrText>
         </w:r>
         <w:r>
           <w:rPr>
@@ -1280,7 +1294,7 @@
             <w:noProof/>
             <w:webHidden/>
           </w:rPr>
-          <w:t>9</w:t>
+          <w:t>7</w:t>
         </w:r>
         <w:r>
           <w:rPr>
@@ -1309,7 +1323,7 @@
           <w14:ligatures w14:val="standardContextual"/>
         </w:rPr>
       </w:pPr>
-      <w:hyperlink w:anchor="_Toc239675505" w:history="1">
+      <w:hyperlink w:anchor="_Toc239828105" w:history="1">
         <w:r>
           <w:rPr>
             <w:rStyle w:val="aff1"/>
@@ -1336,7 +1350,7 @@
             <w:noProof/>
             <w:webHidden/>
           </w:rPr>
-          <w:instrText xml:space="preserve"> PAGEREF _Toc239675505 \h </w:instrText>
+          <w:instrText xml:space="preserve"> PAGEREF _Toc239828105 \h </w:instrText>
         </w:r>
         <w:r>
           <w:rPr>
@@ -1356,7 +1370,7 @@
             <w:noProof/>
             <w:webHidden/>
           </w:rPr>
-          <w:t>10</w:t>
+          <w:t>8</w:t>
         </w:r>
         <w:r>
           <w:rPr>
@@ -1385,7 +1399,7 @@
           <w14:ligatures w14:val="standardContextual"/>
         </w:rPr>
       </w:pPr>
-      <w:hyperlink w:anchor="_Toc239675506" w:history="1">
+      <w:hyperlink w:anchor="_Toc239828106" w:history="1">
         <w:r>
           <w:rPr>
             <w:rStyle w:val="aff1"/>
@@ -1412,7 +1426,7 @@
             <w:noProof/>
             <w:webHidden/>
           </w:rPr>
-          <w:instrText xml:space="preserve"> PAGEREF _Toc239675506 \h </w:instrText>
+          <w:instrText xml:space="preserve"> PAGEREF _Toc239828106 \h </w:instrText>
         </w:r>
         <w:r>
           <w:rPr>
@@ -1432,7 +1446,7 @@
             <w:noProof/>
             <w:webHidden/>
           </w:rPr>
-          <w:t>10</w:t>
+          <w:t>8</w:t>
         </w:r>
         <w:r>
           <w:rPr>
@@ -1461,7 +1475,7 @@
           <w14:ligatures w14:val="standardContextual"/>
         </w:rPr>
       </w:pPr>
-      <w:hyperlink w:anchor="_Toc239675507" w:history="1">
+      <w:hyperlink w:anchor="_Toc239828107" w:history="1">
         <w:r>
           <w:rPr>
             <w:rStyle w:val="aff1"/>
@@ -1488,7 +1502,7 @@
             <w:noProof/>
             <w:webHidden/>
           </w:rPr>
-          <w:instrText xml:space="preserve"> PAGEREF _Toc239675507 \h </w:instrText>
+          <w:instrText xml:space="preserve"> PAGEREF _Toc239828107 \h </w:instrText>
         </w:r>
         <w:r>
           <w:rPr>
@@ -1508,7 +1522,7 @@
             <w:noProof/>
             <w:webHidden/>
           </w:rPr>
-          <w:t>10</w:t>
+          <w:t>8</w:t>
         </w:r>
         <w:r>
           <w:rPr>
@@ -1536,7 +1550,7 @@
           <w14:ligatures w14:val="standardContextual"/>
         </w:rPr>
       </w:pPr>
-      <w:hyperlink w:anchor="_Toc239675508" w:history="1">
+      <w:hyperlink w:anchor="_Toc239828108" w:history="1">
         <w:r>
           <w:rPr>
             <w:rStyle w:val="aff1"/>
@@ -1563,7 +1577,7 @@
             <w:noProof/>
             <w:webHidden/>
           </w:rPr>
-          <w:instrText xml:space="preserve"> PAGEREF _Toc239675508 \h </w:instrText>
+          <w:instrText xml:space="preserve"> PAGEREF _Toc239828108 \h </w:instrText>
         </w:r>
         <w:r>
           <w:rPr>
@@ -1583,7 +1597,7 @@
             <w:noProof/>
             <w:webHidden/>
           </w:rPr>
-          <w:t>11</w:t>
+          <w:t>9</w:t>
         </w:r>
         <w:r>
           <w:rPr>
@@ -1612,7 +1626,7 @@
           <w14:ligatures w14:val="standardContextual"/>
         </w:rPr>
       </w:pPr>
-      <w:hyperlink w:anchor="_Toc239675509" w:history="1">
+      <w:hyperlink w:anchor="_Toc239828109" w:history="1">
         <w:r>
           <w:rPr>
             <w:rStyle w:val="aff1"/>
@@ -1639,7 +1653,7 @@
             <w:noProof/>
             <w:webHidden/>
           </w:rPr>
-          <w:instrText xml:space="preserve"> PAGEREF _Toc239675509 \h </w:instrText>
+          <w:instrText xml:space="preserve"> PAGEREF _Toc239828109 \h </w:instrText>
         </w:r>
         <w:r>
           <w:rPr>
@@ -1659,7 +1673,7 @@
             <w:noProof/>
             <w:webHidden/>
           </w:rPr>
-          <w:t>11</w:t>
+          <w:t>9</w:t>
         </w:r>
         <w:r>
           <w:rPr>
@@ -1688,7 +1702,7 @@
           <w14:ligatures w14:val="standardContextual"/>
         </w:rPr>
       </w:pPr>
-      <w:hyperlink w:anchor="_Toc239675510" w:history="1">
+      <w:hyperlink w:anchor="_Toc239828110" w:history="1">
         <w:r>
           <w:rPr>
             <w:rStyle w:val="aff1"/>
@@ -1715,7 +1729,7 @@
             <w:noProof/>
             <w:webHidden/>
           </w:rPr>
-          <w:instrText xml:space="preserve"> PAGEREF _Toc239675510 \h </w:instrText>
+          <w:instrText xml:space="preserve"> PAGEREF _Toc239828110 \h </w:instrText>
         </w:r>
         <w:r>
           <w:rPr>
@@ -1735,7 +1749,7 @@
             <w:noProof/>
             <w:webHidden/>
           </w:rPr>
-          <w:t>11</w:t>
+          <w:t>9</w:t>
         </w:r>
         <w:r>
           <w:rPr>
@@ -1764,7 +1778,7 @@
           <w14:ligatures w14:val="standardContextual"/>
         </w:rPr>
       </w:pPr>
-      <w:hyperlink w:anchor="_Toc239675511" w:history="1">
+      <w:hyperlink w:anchor="_Toc239828111" w:history="1">
         <w:r>
           <w:rPr>
             <w:rStyle w:val="aff1"/>
@@ -1791,7 +1805,7 @@
             <w:noProof/>
             <w:webHidden/>
           </w:rPr>
-          <w:instrText xml:space="preserve"> PAGEREF _Toc239675511 \h </w:instrText>
+          <w:instrText xml:space="preserve"> PAGEREF _Toc239828111 \h </w:instrText>
         </w:r>
         <w:r>
           <w:rPr>
@@ -1811,7 +1825,7 @@
             <w:noProof/>
             <w:webHidden/>
           </w:rPr>
-          <w:t>12</w:t>
+          <w:t>10</w:t>
         </w:r>
         <w:r>
           <w:rPr>
@@ -1840,7 +1854,7 @@
           <w14:ligatures w14:val="standardContextual"/>
         </w:rPr>
       </w:pPr>
-      <w:hyperlink w:anchor="_Toc239675512" w:history="1">
+      <w:hyperlink w:anchor="_Toc239828112" w:history="1">
         <w:r>
           <w:rPr>
             <w:rStyle w:val="aff1"/>
@@ -1867,7 +1881,7 @@
             <w:noProof/>
             <w:webHidden/>
           </w:rPr>
-          <w:instrText xml:space="preserve"> PAGEREF _Toc239675512 \h </w:instrText>
+          <w:instrText xml:space="preserve"> PAGEREF _Toc239828112 \h </w:instrText>
         </w:r>
         <w:r>
           <w:rPr>
@@ -1887,7 +1901,7 @@
             <w:noProof/>
             <w:webHidden/>
           </w:rPr>
-          <w:t>13</w:t>
+          <w:t>11</w:t>
         </w:r>
         <w:r>
           <w:rPr>
@@ -1916,7 +1930,7 @@
           <w14:ligatures w14:val="standardContextual"/>
         </w:rPr>
       </w:pPr>
-      <w:hyperlink w:anchor="_Toc239675513" w:history="1">
+      <w:hyperlink w:anchor="_Toc239828113" w:history="1">
         <w:r>
           <w:rPr>
             <w:rStyle w:val="aff1"/>
@@ -1943,7 +1957,7 @@
             <w:noProof/>
             <w:webHidden/>
           </w:rPr>
-          <w:instrText xml:space="preserve"> PAGEREF _Toc239675513 \h </w:instrText>
+          <w:instrText xml:space="preserve"> PAGEREF _Toc239828113 \h </w:instrText>
         </w:r>
         <w:r>
           <w:rPr>
@@ -1963,7 +1977,7 @@
             <w:noProof/>
             <w:webHidden/>
           </w:rPr>
-          <w:t>13</w:t>
+          <w:t>11</w:t>
         </w:r>
         <w:r>
           <w:rPr>
@@ -1992,7 +2006,7 @@
           <w14:ligatures w14:val="standardContextual"/>
         </w:rPr>
       </w:pPr>
-      <w:hyperlink w:anchor="_Toc239675514" w:history="1">
+      <w:hyperlink w:anchor="_Toc239828114" w:history="1">
         <w:r>
           <w:rPr>
             <w:rStyle w:val="aff1"/>
@@ -2019,7 +2033,7 @@
             <w:noProof/>
             <w:webHidden/>
           </w:rPr>
-          <w:instrText xml:space="preserve"> PAGEREF _Toc239675514 \h </w:instrText>
+          <w:instrText xml:space="preserve"> PAGEREF _Toc239828114 \h </w:instrText>
         </w:r>
         <w:r>
           <w:rPr>
@@ -2039,7 +2053,7 @@
             <w:noProof/>
             <w:webHidden/>
           </w:rPr>
-          <w:t>14</w:t>
+          <w:t>12</w:t>
         </w:r>
         <w:r>
           <w:rPr>
@@ -2067,7 +2081,7 @@
           <w14:ligatures w14:val="standardContextual"/>
         </w:rPr>
       </w:pPr>
-      <w:hyperlink w:anchor="_Toc239675515" w:history="1">
+      <w:hyperlink w:anchor="_Toc239828115" w:history="1">
         <w:r>
           <w:rPr>
             <w:rStyle w:val="aff1"/>
@@ -2094,7 +2108,7 @@
             <w:noProof/>
             <w:webHidden/>
           </w:rPr>
-          <w:instrText xml:space="preserve"> PAGEREF _Toc239675515 \h </w:instrText>
+          <w:instrText xml:space="preserve"> PAGEREF _Toc239828115 \h </w:instrText>
         </w:r>
         <w:r>
           <w:rPr>
@@ -2114,7 +2128,7 @@
             <w:noProof/>
             <w:webHidden/>
           </w:rPr>
-          <w:t>15</w:t>
+          <w:t>13</w:t>
         </w:r>
         <w:r>
           <w:rPr>
@@ -2143,7 +2157,7 @@
           <w14:ligatures w14:val="standardContextual"/>
         </w:rPr>
       </w:pPr>
-      <w:hyperlink w:anchor="_Toc239675516" w:history="1">
+      <w:hyperlink w:anchor="_Toc239828116" w:history="1">
         <w:r>
           <w:rPr>
             <w:rStyle w:val="aff1"/>
@@ -2170,7 +2184,7 @@
             <w:noProof/>
             <w:webHidden/>
           </w:rPr>
-          <w:instrText xml:space="preserve"> PAGEREF _Toc239675516 \h </w:instrText>
+          <w:instrText xml:space="preserve"> PAGEREF _Toc239828116 \h </w:instrText>
         </w:r>
         <w:r>
           <w:rPr>
@@ -2190,7 +2204,7 @@
             <w:noProof/>
             <w:webHidden/>
           </w:rPr>
-          <w:t>15</w:t>
+          <w:t>13</w:t>
         </w:r>
         <w:r>
           <w:rPr>
@@ -2219,7 +2233,7 @@
           <w14:ligatures w14:val="standardContextual"/>
         </w:rPr>
       </w:pPr>
-      <w:hyperlink w:anchor="_Toc239675517" w:history="1">
+      <w:hyperlink w:anchor="_Toc239828117" w:history="1">
         <w:r>
           <w:rPr>
             <w:rStyle w:val="aff1"/>
@@ -2246,7 +2260,7 @@
             <w:noProof/>
             <w:webHidden/>
           </w:rPr>
-          <w:instrText xml:space="preserve"> PAGEREF _Toc239675517 \h </w:instrText>
+          <w:instrText xml:space="preserve"> PAGEREF _Toc239828117 \h </w:instrText>
         </w:r>
         <w:r>
           <w:rPr>
@@ -2266,7 +2280,7 @@
             <w:noProof/>
             <w:webHidden/>
           </w:rPr>
-          <w:t>15</w:t>
+          <w:t>13</w:t>
         </w:r>
         <w:r>
           <w:rPr>
@@ -2295,7 +2309,7 @@
           <w14:ligatures w14:val="standardContextual"/>
         </w:rPr>
       </w:pPr>
-      <w:hyperlink w:anchor="_Toc239675518" w:history="1">
+      <w:hyperlink w:anchor="_Toc239828118" w:history="1">
         <w:r>
           <w:rPr>
             <w:rStyle w:val="aff1"/>
@@ -2322,7 +2336,7 @@
             <w:noProof/>
             <w:webHidden/>
           </w:rPr>
-          <w:instrText xml:space="preserve"> PAGEREF _Toc239675518 \h </w:instrText>
+          <w:instrText xml:space="preserve"> PAGEREF _Toc239828118 \h </w:instrText>
         </w:r>
         <w:r>
           <w:rPr>
@@ -2342,7 +2356,7 @@
             <w:noProof/>
             <w:webHidden/>
           </w:rPr>
-          <w:t>15</w:t>
+          <w:t>13</w:t>
         </w:r>
         <w:r>
           <w:rPr>
@@ -2371,7 +2385,7 @@
           <w14:ligatures w14:val="standardContextual"/>
         </w:rPr>
       </w:pPr>
-      <w:hyperlink w:anchor="_Toc239675519" w:history="1">
+      <w:hyperlink w:anchor="_Toc239828119" w:history="1">
         <w:r>
           <w:rPr>
             <w:rStyle w:val="aff1"/>
@@ -2398,7 +2412,7 @@
             <w:noProof/>
             <w:webHidden/>
           </w:rPr>
-          <w:instrText xml:space="preserve"> PAGEREF _Toc239675519 \h </w:instrText>
+          <w:instrText xml:space="preserve"> PAGEREF _Toc239828119 \h </w:instrText>
         </w:r>
         <w:r>
           <w:rPr>
@@ -2418,7 +2432,7 @@
             <w:noProof/>
             <w:webHidden/>
           </w:rPr>
-          <w:t>16</w:t>
+          <w:t>14</w:t>
         </w:r>
         <w:r>
           <w:rPr>
@@ -2447,7 +2461,7 @@
           <w14:ligatures w14:val="standardContextual"/>
         </w:rPr>
       </w:pPr>
-      <w:hyperlink w:anchor="_Toc239675520" w:history="1">
+      <w:hyperlink w:anchor="_Toc239828120" w:history="1">
         <w:r>
           <w:rPr>
             <w:rStyle w:val="aff1"/>
@@ -2474,7 +2488,7 @@
             <w:noProof/>
             <w:webHidden/>
           </w:rPr>
-          <w:instrText xml:space="preserve"> PAGEREF _Toc239675520 \h </w:instrText>
+          <w:instrText xml:space="preserve"> PAGEREF _Toc239828120 \h </w:instrText>
         </w:r>
         <w:r>
           <w:rPr>
@@ -2494,7 +2508,7 @@
             <w:noProof/>
             <w:webHidden/>
           </w:rPr>
-          <w:t>17</w:t>
+          <w:t>15</w:t>
         </w:r>
         <w:r>
           <w:rPr>
@@ -2523,7 +2537,7 @@
           <w14:ligatures w14:val="standardContextual"/>
         </w:rPr>
       </w:pPr>
-      <w:hyperlink w:anchor="_Toc239675521" w:history="1">
+      <w:hyperlink w:anchor="_Toc239828121" w:history="1">
         <w:r>
           <w:rPr>
             <w:rStyle w:val="aff1"/>
@@ -2550,7 +2564,7 @@
             <w:noProof/>
             <w:webHidden/>
           </w:rPr>
-          <w:instrText xml:space="preserve"> PAGEREF _Toc239675521 \h </w:instrText>
+          <w:instrText xml:space="preserve"> PAGEREF _Toc239828121 \h </w:instrText>
         </w:r>
         <w:r>
           <w:rPr>
@@ -2570,7 +2584,7 @@
             <w:noProof/>
             <w:webHidden/>
           </w:rPr>
-          <w:t>17</w:t>
+          <w:t>15</w:t>
         </w:r>
         <w:r>
           <w:rPr>
@@ -2598,7 +2612,7 @@
           <w14:ligatures w14:val="standardContextual"/>
         </w:rPr>
       </w:pPr>
-      <w:hyperlink w:anchor="_Toc239675522" w:history="1">
+      <w:hyperlink w:anchor="_Toc239828122" w:history="1">
         <w:r>
           <w:rPr>
             <w:rStyle w:val="aff1"/>
@@ -2625,7 +2639,7 @@
             <w:noProof/>
             <w:webHidden/>
           </w:rPr>
-          <w:instrText xml:space="preserve"> PAGEREF _Toc239675522 \h </w:instrText>
+          <w:instrText xml:space="preserve"> PAGEREF _Toc239828122 \h </w:instrText>
         </w:r>
         <w:r>
           <w:rPr>
@@ -2645,7 +2659,7 @@
             <w:noProof/>
             <w:webHidden/>
           </w:rPr>
-          <w:t>18</w:t>
+          <w:t>16</w:t>
         </w:r>
         <w:r>
           <w:rPr>
@@ -2674,7 +2688,7 @@
           <w14:ligatures w14:val="standardContextual"/>
         </w:rPr>
       </w:pPr>
-      <w:hyperlink w:anchor="_Toc239675523" w:history="1">
+      <w:hyperlink w:anchor="_Toc239828123" w:history="1">
         <w:r>
           <w:rPr>
             <w:rStyle w:val="aff1"/>
@@ -2701,7 +2715,7 @@
             <w:noProof/>
             <w:webHidden/>
           </w:rPr>
-          <w:instrText xml:space="preserve"> PAGEREF _Toc239675523 \h </w:instrText>
+          <w:instrText xml:space="preserve"> PAGEREF _Toc239828123 \h </w:instrText>
         </w:r>
         <w:r>
           <w:rPr>
@@ -2721,7 +2735,7 @@
             <w:noProof/>
             <w:webHidden/>
           </w:rPr>
-          <w:t>18</w:t>
+          <w:t>16</w:t>
         </w:r>
         <w:r>
           <w:rPr>
@@ -2750,13 +2764,13 @@
           <w14:ligatures w14:val="standardContextual"/>
         </w:rPr>
       </w:pPr>
-      <w:hyperlink w:anchor="_Toc239675524" w:history="1">
+      <w:hyperlink w:anchor="_Toc239828124" w:history="1">
         <w:r>
           <w:rPr>
             <w:rStyle w:val="aff1"/>
             <w:noProof/>
           </w:rPr>
-          <w:t>거리 기반 팀 보이스와 발화 위험</w:t>
+          <w:t>5.2 거리 기반 팀 보이스와 발화 위험</w:t>
         </w:r>
         <w:r>
           <w:rPr>
@@ -2777,7 +2791,7 @@
             <w:noProof/>
             <w:webHidden/>
           </w:rPr>
-          <w:instrText xml:space="preserve"> PAGEREF _Toc239675524 \h </w:instrText>
+          <w:instrText xml:space="preserve"> PAGEREF _Toc239828124 \h </w:instrText>
         </w:r>
         <w:r>
           <w:rPr>
@@ -2797,7 +2811,7 @@
             <w:noProof/>
             <w:webHidden/>
           </w:rPr>
-          <w:t>18</w:t>
+          <w:t>16</w:t>
         </w:r>
         <w:r>
           <w:rPr>
@@ -2826,13 +2840,13 @@
           <w14:ligatures w14:val="standardContextual"/>
         </w:rPr>
       </w:pPr>
-      <w:hyperlink w:anchor="_Toc239675525" w:history="1">
+      <w:hyperlink w:anchor="_Toc239828125" w:history="1">
         <w:r>
           <w:rPr>
             <w:rStyle w:val="aff1"/>
             <w:noProof/>
           </w:rPr>
-          <w:t>5.2 Inventory, Loose Loot, Coin</w:t>
+          <w:t>5.3 Inventory, Loose Loot, Coin</w:t>
         </w:r>
         <w:r>
           <w:rPr>
@@ -2853,7 +2867,7 @@
             <w:noProof/>
             <w:webHidden/>
           </w:rPr>
-          <w:instrText xml:space="preserve"> PAGEREF _Toc239675525 \h </w:instrText>
+          <w:instrText xml:space="preserve"> PAGEREF _Toc239828125 \h </w:instrText>
         </w:r>
         <w:r>
           <w:rPr>
@@ -2873,7 +2887,7 @@
             <w:noProof/>
             <w:webHidden/>
           </w:rPr>
-          <w:t>18</w:t>
+          <w:t>16</w:t>
         </w:r>
         <w:r>
           <w:rPr>
@@ -2902,13 +2916,13 @@
           <w14:ligatures w14:val="standardContextual"/>
         </w:rPr>
       </w:pPr>
-      <w:hyperlink w:anchor="_Toc239675526" w:history="1">
+      <w:hyperlink w:anchor="_Toc239828126" w:history="1">
         <w:r>
           <w:rPr>
             <w:rStyle w:val="aff1"/>
             <w:noProof/>
           </w:rPr>
-          <w:t>5.3 Player Identity와 Team Status</w:t>
+          <w:t>5.4 Player Identity와 Team Status</w:t>
         </w:r>
         <w:r>
           <w:rPr>
@@ -2929,7 +2943,7 @@
             <w:noProof/>
             <w:webHidden/>
           </w:rPr>
-          <w:instrText xml:space="preserve"> PAGEREF _Toc239675526 \h </w:instrText>
+          <w:instrText xml:space="preserve"> PAGEREF _Toc239828126 \h </w:instrText>
         </w:r>
         <w:r>
           <w:rPr>
@@ -2949,7 +2963,7 @@
             <w:noProof/>
             <w:webHidden/>
           </w:rPr>
-          <w:t>19</w:t>
+          <w:t>17</w:t>
         </w:r>
         <w:r>
           <w:rPr>
@@ -2978,13 +2992,13 @@
           <w14:ligatures w14:val="standardContextual"/>
         </w:rPr>
       </w:pPr>
-      <w:hyperlink w:anchor="_Toc239675527" w:history="1">
+      <w:hyperlink w:anchor="_Toc239828127" w:history="1">
         <w:r>
           <w:rPr>
             <w:rStyle w:val="aff1"/>
             <w:noProof/>
           </w:rPr>
-          <w:t>5.4 Floor Plan Map 정보 정책</w:t>
+          <w:t>5.5 Floor Plan Map 정보 정책</w:t>
         </w:r>
         <w:r>
           <w:rPr>
@@ -3005,7 +3019,7 @@
             <w:noProof/>
             <w:webHidden/>
           </w:rPr>
-          <w:instrText xml:space="preserve"> PAGEREF _Toc239675527 \h </w:instrText>
+          <w:instrText xml:space="preserve"> PAGEREF _Toc239828127 \h </w:instrText>
         </w:r>
         <w:r>
           <w:rPr>
@@ -3025,7 +3039,7 @@
             <w:noProof/>
             <w:webHidden/>
           </w:rPr>
-          <w:t>19</w:t>
+          <w:t>17</w:t>
         </w:r>
         <w:r>
           <w:rPr>
@@ -3054,13 +3068,13 @@
           <w14:ligatures w14:val="standardContextual"/>
         </w:rPr>
       </w:pPr>
-      <w:hyperlink w:anchor="_Toc239675528" w:history="1">
+      <w:hyperlink w:anchor="_Toc239828128" w:history="1">
         <w:r>
           <w:rPr>
             <w:rStyle w:val="aff1"/>
             <w:noProof/>
           </w:rPr>
-          <w:t>5.5 Shared Extraction과 개인 Deposit</w:t>
+          <w:t>5.6 Shared Extraction과 개인 Deposit</w:t>
         </w:r>
         <w:r>
           <w:rPr>
@@ -3081,7 +3095,7 @@
             <w:noProof/>
             <w:webHidden/>
           </w:rPr>
-          <w:instrText xml:space="preserve"> PAGEREF _Toc239675528 \h </w:instrText>
+          <w:instrText xml:space="preserve"> PAGEREF _Toc239828128 \h </w:instrText>
         </w:r>
         <w:r>
           <w:rPr>
@@ -3101,7 +3115,7 @@
             <w:noProof/>
             <w:webHidden/>
           </w:rPr>
-          <w:t>19</w:t>
+          <w:t>17</w:t>
         </w:r>
         <w:r>
           <w:rPr>
@@ -3129,7 +3143,7 @@
           <w14:ligatures w14:val="standardContextual"/>
         </w:rPr>
       </w:pPr>
-      <w:hyperlink w:anchor="_Toc239675529" w:history="1">
+      <w:hyperlink w:anchor="_Toc239828129" w:history="1">
         <w:r>
           <w:rPr>
             <w:rStyle w:val="aff1"/>
@@ -3156,7 +3170,7 @@
             <w:noProof/>
             <w:webHidden/>
           </w:rPr>
-          <w:instrText xml:space="preserve"> PAGEREF _Toc239675529 \h </w:instrText>
+          <w:instrText xml:space="preserve"> PAGEREF _Toc239828129 \h </w:instrText>
         </w:r>
         <w:r>
           <w:rPr>
@@ -3176,7 +3190,7 @@
             <w:noProof/>
             <w:webHidden/>
           </w:rPr>
-          <w:t>21</w:t>
+          <w:t>19</w:t>
         </w:r>
         <w:r>
           <w:rPr>
@@ -3205,7 +3219,7 @@
           <w14:ligatures w14:val="standardContextual"/>
         </w:rPr>
       </w:pPr>
-      <w:hyperlink w:anchor="_Toc239675530" w:history="1">
+      <w:hyperlink w:anchor="_Toc239828130" w:history="1">
         <w:r>
           <w:rPr>
             <w:rStyle w:val="aff1"/>
@@ -3232,7 +3246,7 @@
             <w:noProof/>
             <w:webHidden/>
           </w:rPr>
-          <w:instrText xml:space="preserve"> PAGEREF _Toc239675530 \h </w:instrText>
+          <w:instrText xml:space="preserve"> PAGEREF _Toc239828130 \h </w:instrText>
         </w:r>
         <w:r>
           <w:rPr>
@@ -3252,7 +3266,7 @@
             <w:noProof/>
             <w:webHidden/>
           </w:rPr>
-          <w:t>21</w:t>
+          <w:t>19</w:t>
         </w:r>
         <w:r>
           <w:rPr>
@@ -3281,7 +3295,7 @@
           <w14:ligatures w14:val="standardContextual"/>
         </w:rPr>
       </w:pPr>
-      <w:hyperlink w:anchor="_Toc239675531" w:history="1">
+      <w:hyperlink w:anchor="_Toc239828131" w:history="1">
         <w:r>
           <w:rPr>
             <w:rStyle w:val="aff1"/>
@@ -3308,7 +3322,7 @@
             <w:noProof/>
             <w:webHidden/>
           </w:rPr>
-          <w:instrText xml:space="preserve"> PAGEREF _Toc239675531 \h </w:instrText>
+          <w:instrText xml:space="preserve"> PAGEREF _Toc239828131 \h </w:instrText>
         </w:r>
         <w:r>
           <w:rPr>
@@ -3328,7 +3342,7 @@
             <w:noProof/>
             <w:webHidden/>
           </w:rPr>
-          <w:t>21</w:t>
+          <w:t>19</w:t>
         </w:r>
         <w:r>
           <w:rPr>
@@ -3357,7 +3371,7 @@
           <w14:ligatures w14:val="standardContextual"/>
         </w:rPr>
       </w:pPr>
-      <w:hyperlink w:anchor="_Toc239675532" w:history="1">
+      <w:hyperlink w:anchor="_Toc239828132" w:history="1">
         <w:r>
           <w:rPr>
             <w:rStyle w:val="aff1"/>
@@ -3384,7 +3398,7 @@
             <w:noProof/>
             <w:webHidden/>
           </w:rPr>
-          <w:instrText xml:space="preserve"> PAGEREF _Toc239675532 \h </w:instrText>
+          <w:instrText xml:space="preserve"> PAGEREF _Toc239828132 \h </w:instrText>
         </w:r>
         <w:r>
           <w:rPr>
@@ -3404,7 +3418,7 @@
             <w:noProof/>
             <w:webHidden/>
           </w:rPr>
-          <w:t>22</w:t>
+          <w:t>20</w:t>
         </w:r>
         <w:r>
           <w:rPr>
@@ -3433,7 +3447,7 @@
           <w14:ligatures w14:val="standardContextual"/>
         </w:rPr>
       </w:pPr>
-      <w:hyperlink w:anchor="_Toc239675533" w:history="1">
+      <w:hyperlink w:anchor="_Toc239828133" w:history="1">
         <w:r>
           <w:rPr>
             <w:rStyle w:val="aff1"/>
@@ -3460,7 +3474,7 @@
             <w:noProof/>
             <w:webHidden/>
           </w:rPr>
-          <w:instrText xml:space="preserve"> PAGEREF _Toc239675533 \h </w:instrText>
+          <w:instrText xml:space="preserve"> PAGEREF _Toc239828133 \h </w:instrText>
         </w:r>
         <w:r>
           <w:rPr>
@@ -3480,7 +3494,7 @@
             <w:noProof/>
             <w:webHidden/>
           </w:rPr>
-          <w:t>23</w:t>
+          <w:t>20</w:t>
         </w:r>
         <w:r>
           <w:rPr>
@@ -3509,7 +3523,7 @@
           <w14:ligatures w14:val="standardContextual"/>
         </w:rPr>
       </w:pPr>
-      <w:hyperlink w:anchor="_Toc239675534" w:history="1">
+      <w:hyperlink w:anchor="_Toc239828134" w:history="1">
         <w:r>
           <w:rPr>
             <w:rStyle w:val="aff1"/>
@@ -3536,7 +3550,7 @@
             <w:noProof/>
             <w:webHidden/>
           </w:rPr>
-          <w:instrText xml:space="preserve"> PAGEREF _Toc239675534 \h </w:instrText>
+          <w:instrText xml:space="preserve"> PAGEREF _Toc239828134 \h </w:instrText>
         </w:r>
         <w:r>
           <w:rPr>
@@ -3556,7 +3570,7 @@
             <w:noProof/>
             <w:webHidden/>
           </w:rPr>
-          <w:t>23</w:t>
+          <w:t>21</w:t>
         </w:r>
         <w:r>
           <w:rPr>
@@ -3585,7 +3599,7 @@
           <w14:ligatures w14:val="standardContextual"/>
         </w:rPr>
       </w:pPr>
-      <w:hyperlink w:anchor="_Toc239675535" w:history="1">
+      <w:hyperlink w:anchor="_Toc239828135" w:history="1">
         <w:r>
           <w:rPr>
             <w:rStyle w:val="aff1"/>
@@ -3612,7 +3626,7 @@
             <w:noProof/>
             <w:webHidden/>
           </w:rPr>
-          <w:instrText xml:space="preserve"> PAGEREF _Toc239675535 \h </w:instrText>
+          <w:instrText xml:space="preserve"> PAGEREF _Toc239828135 \h </w:instrText>
         </w:r>
         <w:r>
           <w:rPr>
@@ -3632,7 +3646,7 @@
             <w:noProof/>
             <w:webHidden/>
           </w:rPr>
-          <w:t>23</w:t>
+          <w:t>21</w:t>
         </w:r>
         <w:r>
           <w:rPr>
@@ -3661,7 +3675,7 @@
           <w14:ligatures w14:val="standardContextual"/>
         </w:rPr>
       </w:pPr>
-      <w:hyperlink w:anchor="_Toc239675536" w:history="1">
+      <w:hyperlink w:anchor="_Toc239828136" w:history="1">
         <w:r>
           <w:rPr>
             <w:rStyle w:val="aff1"/>
@@ -3688,7 +3702,7 @@
             <w:noProof/>
             <w:webHidden/>
           </w:rPr>
-          <w:instrText xml:space="preserve"> PAGEREF _Toc239675536 \h </w:instrText>
+          <w:instrText xml:space="preserve"> PAGEREF _Toc239828136 \h </w:instrText>
         </w:r>
         <w:r>
           <w:rPr>
@@ -3708,7 +3722,7 @@
             <w:noProof/>
             <w:webHidden/>
           </w:rPr>
-          <w:t>23</w:t>
+          <w:t>21</w:t>
         </w:r>
         <w:r>
           <w:rPr>
@@ -3737,7 +3751,7 @@
           <w14:ligatures w14:val="standardContextual"/>
         </w:rPr>
       </w:pPr>
-      <w:hyperlink w:anchor="_Toc239675537" w:history="1">
+      <w:hyperlink w:anchor="_Toc239828137" w:history="1">
         <w:r>
           <w:rPr>
             <w:rStyle w:val="aff1"/>
@@ -3764,7 +3778,7 @@
             <w:noProof/>
             <w:webHidden/>
           </w:rPr>
-          <w:instrText xml:space="preserve"> PAGEREF _Toc239675537 \h </w:instrText>
+          <w:instrText xml:space="preserve"> PAGEREF _Toc239828137 \h </w:instrText>
         </w:r>
         <w:r>
           <w:rPr>
@@ -3784,7 +3798,7 @@
             <w:noProof/>
             <w:webHidden/>
           </w:rPr>
-          <w:t>24</w:t>
+          <w:t>21</w:t>
         </w:r>
         <w:r>
           <w:rPr>
@@ -3813,7 +3827,7 @@
           <w14:ligatures w14:val="standardContextual"/>
         </w:rPr>
       </w:pPr>
-      <w:hyperlink w:anchor="_Toc239675538" w:history="1">
+      <w:hyperlink w:anchor="_Toc239828138" w:history="1">
         <w:r>
           <w:rPr>
             <w:rStyle w:val="aff1"/>
@@ -3840,7 +3854,7 @@
             <w:noProof/>
             <w:webHidden/>
           </w:rPr>
-          <w:instrText xml:space="preserve"> PAGEREF _Toc239675538 \h </w:instrText>
+          <w:instrText xml:space="preserve"> PAGEREF _Toc239828138 \h </w:instrText>
         </w:r>
         <w:r>
           <w:rPr>
@@ -3860,7 +3874,7 @@
             <w:noProof/>
             <w:webHidden/>
           </w:rPr>
-          <w:t>24</w:t>
+          <w:t>22</w:t>
         </w:r>
         <w:r>
           <w:rPr>
@@ -3888,7 +3902,7 @@
           <w14:ligatures w14:val="standardContextual"/>
         </w:rPr>
       </w:pPr>
-      <w:hyperlink w:anchor="_Toc239675539" w:history="1">
+      <w:hyperlink w:anchor="_Toc239828139" w:history="1">
         <w:r>
           <w:rPr>
             <w:rStyle w:val="aff1"/>
@@ -3915,7 +3929,7 @@
             <w:noProof/>
             <w:webHidden/>
           </w:rPr>
-          <w:instrText xml:space="preserve"> PAGEREF _Toc239675539 \h </w:instrText>
+          <w:instrText xml:space="preserve"> PAGEREF _Toc239828139 \h </w:instrText>
         </w:r>
         <w:r>
           <w:rPr>
@@ -3935,7 +3949,7 @@
             <w:noProof/>
             <w:webHidden/>
           </w:rPr>
-          <w:t>25</w:t>
+          <w:t>23</w:t>
         </w:r>
         <w:r>
           <w:rPr>
@@ -3964,7 +3978,7 @@
           <w14:ligatures w14:val="standardContextual"/>
         </w:rPr>
       </w:pPr>
-      <w:hyperlink w:anchor="_Toc239675540" w:history="1">
+      <w:hyperlink w:anchor="_Toc239828140" w:history="1">
         <w:r>
           <w:rPr>
             <w:rStyle w:val="aff1"/>
@@ -3991,7 +4005,7 @@
             <w:noProof/>
             <w:webHidden/>
           </w:rPr>
-          <w:instrText xml:space="preserve"> PAGEREF _Toc239675540 \h </w:instrText>
+          <w:instrText xml:space="preserve"> PAGEREF _Toc239828140 \h </w:instrText>
         </w:r>
         <w:r>
           <w:rPr>
@@ -4011,7 +4025,7 @@
             <w:noProof/>
             <w:webHidden/>
           </w:rPr>
-          <w:t>25</w:t>
+          <w:t>23</w:t>
         </w:r>
         <w:r>
           <w:rPr>
@@ -4040,7 +4054,7 @@
           <w14:ligatures w14:val="standardContextual"/>
         </w:rPr>
       </w:pPr>
-      <w:hyperlink w:anchor="_Toc239675541" w:history="1">
+      <w:hyperlink w:anchor="_Toc239828141" w:history="1">
         <w:r>
           <w:rPr>
             <w:rStyle w:val="aff1"/>
@@ -4067,7 +4081,7 @@
             <w:noProof/>
             <w:webHidden/>
           </w:rPr>
-          <w:instrText xml:space="preserve"> PAGEREF _Toc239675541 \h </w:instrText>
+          <w:instrText xml:space="preserve"> PAGEREF _Toc239828141 \h </w:instrText>
         </w:r>
         <w:r>
           <w:rPr>
@@ -4087,7 +4101,7 @@
             <w:noProof/>
             <w:webHidden/>
           </w:rPr>
-          <w:t>25</w:t>
+          <w:t>23</w:t>
         </w:r>
         <w:r>
           <w:rPr>
@@ -4116,7 +4130,7 @@
           <w14:ligatures w14:val="standardContextual"/>
         </w:rPr>
       </w:pPr>
-      <w:hyperlink w:anchor="_Toc239675542" w:history="1">
+      <w:hyperlink w:anchor="_Toc239828142" w:history="1">
         <w:r>
           <w:rPr>
             <w:rStyle w:val="aff1"/>
@@ -4143,7 +4157,7 @@
             <w:noProof/>
             <w:webHidden/>
           </w:rPr>
-          <w:instrText xml:space="preserve"> PAGEREF _Toc239675542 \h </w:instrText>
+          <w:instrText xml:space="preserve"> PAGEREF _Toc239828142 \h </w:instrText>
         </w:r>
         <w:r>
           <w:rPr>
@@ -4163,7 +4177,7 @@
             <w:noProof/>
             <w:webHidden/>
           </w:rPr>
-          <w:t>25</w:t>
+          <w:t>23</w:t>
         </w:r>
         <w:r>
           <w:rPr>
@@ -4192,7 +4206,7 @@
           <w14:ligatures w14:val="standardContextual"/>
         </w:rPr>
       </w:pPr>
-      <w:hyperlink w:anchor="_Toc239675543" w:history="1">
+      <w:hyperlink w:anchor="_Toc239828143" w:history="1">
         <w:r>
           <w:rPr>
             <w:rStyle w:val="aff1"/>
@@ -4219,7 +4233,7 @@
             <w:noProof/>
             <w:webHidden/>
           </w:rPr>
-          <w:instrText xml:space="preserve"> PAGEREF _Toc239675543 \h </w:instrText>
+          <w:instrText xml:space="preserve"> PAGEREF _Toc239828143 \h </w:instrText>
         </w:r>
         <w:r>
           <w:rPr>
@@ -4239,7 +4253,7 @@
             <w:noProof/>
             <w:webHidden/>
           </w:rPr>
-          <w:t>26</w:t>
+          <w:t>24</w:t>
         </w:r>
         <w:r>
           <w:rPr>
@@ -4268,7 +4282,7 @@
           <w14:ligatures w14:val="standardContextual"/>
         </w:rPr>
       </w:pPr>
-      <w:hyperlink w:anchor="_Toc239675544" w:history="1">
+      <w:hyperlink w:anchor="_Toc239828144" w:history="1">
         <w:r>
           <w:rPr>
             <w:rStyle w:val="aff1"/>
@@ -4295,7 +4309,7 @@
             <w:noProof/>
             <w:webHidden/>
           </w:rPr>
-          <w:instrText xml:space="preserve"> PAGEREF _Toc239675544 \h </w:instrText>
+          <w:instrText xml:space="preserve"> PAGEREF _Toc239828144 \h </w:instrText>
         </w:r>
         <w:r>
           <w:rPr>
@@ -4315,7 +4329,7 @@
             <w:noProof/>
             <w:webHidden/>
           </w:rPr>
-          <w:t>27</w:t>
+          <w:t>25</w:t>
         </w:r>
         <w:r>
           <w:rPr>
@@ -4344,7 +4358,7 @@
           <w14:ligatures w14:val="standardContextual"/>
         </w:rPr>
       </w:pPr>
-      <w:hyperlink w:anchor="_Toc239675545" w:history="1">
+      <w:hyperlink w:anchor="_Toc239828145" w:history="1">
         <w:r>
           <w:rPr>
             <w:rStyle w:val="aff1"/>
@@ -4371,7 +4385,7 @@
             <w:noProof/>
             <w:webHidden/>
           </w:rPr>
-          <w:instrText xml:space="preserve"> PAGEREF _Toc239675545 \h </w:instrText>
+          <w:instrText xml:space="preserve"> PAGEREF _Toc239828145 \h </w:instrText>
         </w:r>
         <w:r>
           <w:rPr>
@@ -4391,7 +4405,7 @@
             <w:noProof/>
             <w:webHidden/>
           </w:rPr>
-          <w:t>28</w:t>
+          <w:t>26</w:t>
         </w:r>
         <w:r>
           <w:rPr>
@@ -4420,7 +4434,7 @@
           <w14:ligatures w14:val="standardContextual"/>
         </w:rPr>
       </w:pPr>
-      <w:hyperlink w:anchor="_Toc239675546" w:history="1">
+      <w:hyperlink w:anchor="_Toc239828146" w:history="1">
         <w:r>
           <w:rPr>
             <w:rStyle w:val="aff1"/>
@@ -4447,7 +4461,7 @@
             <w:noProof/>
             <w:webHidden/>
           </w:rPr>
-          <w:instrText xml:space="preserve"> PAGEREF _Toc239675546 \h </w:instrText>
+          <w:instrText xml:space="preserve"> PAGEREF _Toc239828146 \h </w:instrText>
         </w:r>
         <w:r>
           <w:rPr>
@@ -4467,7 +4481,7 @@
             <w:noProof/>
             <w:webHidden/>
           </w:rPr>
-          <w:t>28</w:t>
+          <w:t>26</w:t>
         </w:r>
         <w:r>
           <w:rPr>
@@ -4496,7 +4510,7 @@
           <w14:ligatures w14:val="standardContextual"/>
         </w:rPr>
       </w:pPr>
-      <w:hyperlink w:anchor="_Toc239675547" w:history="1">
+      <w:hyperlink w:anchor="_Toc239828147" w:history="1">
         <w:r>
           <w:rPr>
             <w:rStyle w:val="aff1"/>
@@ -4523,7 +4537,7 @@
             <w:noProof/>
             <w:webHidden/>
           </w:rPr>
-          <w:instrText xml:space="preserve"> PAGEREF _Toc239675547 \h </w:instrText>
+          <w:instrText xml:space="preserve"> PAGEREF _Toc239828147 \h </w:instrText>
         </w:r>
         <w:r>
           <w:rPr>
@@ -4543,7 +4557,7 @@
             <w:noProof/>
             <w:webHidden/>
           </w:rPr>
-          <w:t>29</w:t>
+          <w:t>27</w:t>
         </w:r>
         <w:r>
           <w:rPr>
@@ -4571,7 +4585,7 @@
           <w14:ligatures w14:val="standardContextual"/>
         </w:rPr>
       </w:pPr>
-      <w:hyperlink w:anchor="_Toc239675548" w:history="1">
+      <w:hyperlink w:anchor="_Toc239828148" w:history="1">
         <w:r>
           <w:rPr>
             <w:rStyle w:val="aff1"/>
@@ -4598,7 +4612,7 @@
             <w:noProof/>
             <w:webHidden/>
           </w:rPr>
-          <w:instrText xml:space="preserve"> PAGEREF _Toc239675548 \h </w:instrText>
+          <w:instrText xml:space="preserve"> PAGEREF _Toc239828148 \h </w:instrText>
         </w:r>
         <w:r>
           <w:rPr>
@@ -4618,7 +4632,7 @@
             <w:noProof/>
             <w:webHidden/>
           </w:rPr>
-          <w:t>30</w:t>
+          <w:t>28</w:t>
         </w:r>
         <w:r>
           <w:rPr>
@@ -4647,7 +4661,7 @@
           <w14:ligatures w14:val="standardContextual"/>
         </w:rPr>
       </w:pPr>
-      <w:hyperlink w:anchor="_Toc239675549" w:history="1">
+      <w:hyperlink w:anchor="_Toc239828149" w:history="1">
         <w:r>
           <w:rPr>
             <w:rStyle w:val="aff1"/>
@@ -4674,7 +4688,7 @@
             <w:noProof/>
             <w:webHidden/>
           </w:rPr>
-          <w:instrText xml:space="preserve"> PAGEREF _Toc239675549 \h </w:instrText>
+          <w:instrText xml:space="preserve"> PAGEREF _Toc239828149 \h </w:instrText>
         </w:r>
         <w:r>
           <w:rPr>
@@ -4694,7 +4708,7 @@
             <w:noProof/>
             <w:webHidden/>
           </w:rPr>
-          <w:t>30</w:t>
+          <w:t>28</w:t>
         </w:r>
         <w:r>
           <w:rPr>
@@ -4723,7 +4737,7 @@
           <w14:ligatures w14:val="standardContextual"/>
         </w:rPr>
       </w:pPr>
-      <w:hyperlink w:anchor="_Toc239675550" w:history="1">
+      <w:hyperlink w:anchor="_Toc239828150" w:history="1">
         <w:r>
           <w:rPr>
             <w:rStyle w:val="aff1"/>
@@ -4750,7 +4764,7 @@
             <w:noProof/>
             <w:webHidden/>
           </w:rPr>
-          <w:instrText xml:space="preserve"> PAGEREF _Toc239675550 \h </w:instrText>
+          <w:instrText xml:space="preserve"> PAGEREF _Toc239828150 \h </w:instrText>
         </w:r>
         <w:r>
           <w:rPr>
@@ -4770,7 +4784,7 @@
             <w:noProof/>
             <w:webHidden/>
           </w:rPr>
-          <w:t>30</w:t>
+          <w:t>28</w:t>
         </w:r>
         <w:r>
           <w:rPr>
@@ -4799,7 +4813,7 @@
           <w14:ligatures w14:val="standardContextual"/>
         </w:rPr>
       </w:pPr>
-      <w:hyperlink w:anchor="_Toc239675551" w:history="1">
+      <w:hyperlink w:anchor="_Toc239828151" w:history="1">
         <w:r>
           <w:rPr>
             <w:rStyle w:val="aff1"/>
@@ -4826,7 +4840,7 @@
             <w:noProof/>
             <w:webHidden/>
           </w:rPr>
-          <w:instrText xml:space="preserve"> PAGEREF _Toc239675551 \h </w:instrText>
+          <w:instrText xml:space="preserve"> PAGEREF _Toc239828151 \h </w:instrText>
         </w:r>
         <w:r>
           <w:rPr>
@@ -4846,7 +4860,7 @@
             <w:noProof/>
             <w:webHidden/>
           </w:rPr>
-          <w:t>30</w:t>
+          <w:t>28</w:t>
         </w:r>
         <w:r>
           <w:rPr>
@@ -4875,7 +4889,7 @@
           <w14:ligatures w14:val="standardContextual"/>
         </w:rPr>
       </w:pPr>
-      <w:hyperlink w:anchor="_Toc239675552" w:history="1">
+      <w:hyperlink w:anchor="_Toc239828152" w:history="1">
         <w:r>
           <w:rPr>
             <w:rStyle w:val="aff1"/>
@@ -4902,7 +4916,7 @@
             <w:noProof/>
             <w:webHidden/>
           </w:rPr>
-          <w:instrText xml:space="preserve"> PAGEREF _Toc239675552 \h </w:instrText>
+          <w:instrText xml:space="preserve"> PAGEREF _Toc239828152 \h </w:instrText>
         </w:r>
         <w:r>
           <w:rPr>
@@ -4922,7 +4936,7 @@
             <w:noProof/>
             <w:webHidden/>
           </w:rPr>
-          <w:t>31</w:t>
+          <w:t>29</w:t>
         </w:r>
         <w:r>
           <w:rPr>
@@ -4951,7 +4965,7 @@
           <w14:ligatures w14:val="standardContextual"/>
         </w:rPr>
       </w:pPr>
-      <w:hyperlink w:anchor="_Toc239675553" w:history="1">
+      <w:hyperlink w:anchor="_Toc239828153" w:history="1">
         <w:r>
           <w:rPr>
             <w:rStyle w:val="aff1"/>
@@ -4978,7 +4992,7 @@
             <w:noProof/>
             <w:webHidden/>
           </w:rPr>
-          <w:instrText xml:space="preserve"> PAGEREF _Toc239675553 \h </w:instrText>
+          <w:instrText xml:space="preserve"> PAGEREF _Toc239828153 \h </w:instrText>
         </w:r>
         <w:r>
           <w:rPr>
@@ -4998,7 +5012,7 @@
             <w:noProof/>
             <w:webHidden/>
           </w:rPr>
-          <w:t>31</w:t>
+          <w:t>29</w:t>
         </w:r>
         <w:r>
           <w:rPr>
@@ -5027,7 +5041,7 @@
           <w14:ligatures w14:val="standardContextual"/>
         </w:rPr>
       </w:pPr>
-      <w:hyperlink w:anchor="_Toc239675554" w:history="1">
+      <w:hyperlink w:anchor="_Toc239828154" w:history="1">
         <w:r>
           <w:rPr>
             <w:rStyle w:val="aff1"/>
@@ -5054,7 +5068,7 @@
             <w:noProof/>
             <w:webHidden/>
           </w:rPr>
-          <w:instrText xml:space="preserve"> PAGEREF _Toc239675554 \h </w:instrText>
+          <w:instrText xml:space="preserve"> PAGEREF _Toc239828154 \h </w:instrText>
         </w:r>
         <w:r>
           <w:rPr>
@@ -5074,7 +5088,7 @@
             <w:noProof/>
             <w:webHidden/>
           </w:rPr>
-          <w:t>32</w:t>
+          <w:t>30</w:t>
         </w:r>
         <w:r>
           <w:rPr>
@@ -5103,7 +5117,7 @@
           <w14:ligatures w14:val="standardContextual"/>
         </w:rPr>
       </w:pPr>
-      <w:hyperlink w:anchor="_Toc239675555" w:history="1">
+      <w:hyperlink w:anchor="_Toc239828155" w:history="1">
         <w:r>
           <w:rPr>
             <w:rStyle w:val="aff1"/>
@@ -5130,7 +5144,7 @@
             <w:noProof/>
             <w:webHidden/>
           </w:rPr>
-          <w:instrText xml:space="preserve"> PAGEREF _Toc239675555 \h </w:instrText>
+          <w:instrText xml:space="preserve"> PAGEREF _Toc239828155 \h </w:instrText>
         </w:r>
         <w:r>
           <w:rPr>
@@ -5150,7 +5164,7 @@
             <w:noProof/>
             <w:webHidden/>
           </w:rPr>
-          <w:t>32</w:t>
+          <w:t>30</w:t>
         </w:r>
         <w:r>
           <w:rPr>
@@ -5178,7 +5192,7 @@
           <w14:ligatures w14:val="standardContextual"/>
         </w:rPr>
       </w:pPr>
-      <w:hyperlink w:anchor="_Toc239675556" w:history="1">
+      <w:hyperlink w:anchor="_Toc239828156" w:history="1">
         <w:r>
           <w:rPr>
             <w:rStyle w:val="aff1"/>
@@ -5205,7 +5219,7 @@
             <w:noProof/>
             <w:webHidden/>
           </w:rPr>
-          <w:instrText xml:space="preserve"> PAGEREF _Toc239675556 \h </w:instrText>
+          <w:instrText xml:space="preserve"> PAGEREF _Toc239828156 \h </w:instrText>
         </w:r>
         <w:r>
           <w:rPr>
@@ -5225,7 +5239,7 @@
             <w:noProof/>
             <w:webHidden/>
           </w:rPr>
-          <w:t>33</w:t>
+          <w:t>31</w:t>
         </w:r>
         <w:r>
           <w:rPr>
@@ -5253,7 +5267,7 @@
           <w14:ligatures w14:val="standardContextual"/>
         </w:rPr>
       </w:pPr>
-      <w:hyperlink w:anchor="_Toc239675557" w:history="1">
+      <w:hyperlink w:anchor="_Toc239828157" w:history="1">
         <w:r>
           <w:rPr>
             <w:rStyle w:val="aff1"/>
@@ -5280,7 +5294,7 @@
             <w:noProof/>
             <w:webHidden/>
           </w:rPr>
-          <w:instrText xml:space="preserve"> PAGEREF _Toc239675557 \h </w:instrText>
+          <w:instrText xml:space="preserve"> PAGEREF _Toc239828157 \h </w:instrText>
         </w:r>
         <w:r>
           <w:rPr>
@@ -5300,7 +5314,7 @@
             <w:noProof/>
             <w:webHidden/>
           </w:rPr>
-          <w:t>33</w:t>
+          <w:t>31</w:t>
         </w:r>
         <w:r>
           <w:rPr>
@@ -5328,7 +5342,7 @@
           <w14:ligatures w14:val="standardContextual"/>
         </w:rPr>
       </w:pPr>
-      <w:hyperlink w:anchor="_Toc239675558" w:history="1">
+      <w:hyperlink w:anchor="_Toc239828158" w:history="1">
         <w:r>
           <w:rPr>
             <w:rStyle w:val="aff1"/>
@@ -5355,7 +5369,7 @@
             <w:noProof/>
             <w:webHidden/>
           </w:rPr>
-          <w:instrText xml:space="preserve"> PAGEREF _Toc239675558 \h </w:instrText>
+          <w:instrText xml:space="preserve"> PAGEREF _Toc239828158 \h </w:instrText>
         </w:r>
         <w:r>
           <w:rPr>
@@ -5375,7 +5389,7 @@
             <w:noProof/>
             <w:webHidden/>
           </w:rPr>
-          <w:t>34</w:t>
+          <w:t>32</w:t>
         </w:r>
         <w:r>
           <w:rPr>
@@ -5388,10 +5402,12 @@
     </w:p>
     <w:p>
       <w:pPr>
-        <w:spacing w:after="160"/>
-      </w:pPr>
-      <w:r>
-        <w:lastRenderedPageBreak/>
+        <w:spacing w:after="0" w:line="20" w:lineRule="exact"/>
+        <w:rPr>
+          <w:sz w:val="2"/>
+        </w:rPr>
+      </w:pPr>
+      <w:r>
         <w:fldChar w:fldCharType="end"/>
       </w:r>
     </w:p>
@@ -5403,7 +5419,7 @@
           <w:numId w:val="7"/>
         </w:numPr>
       </w:pPr>
-      <w:bookmarkStart w:id="0" w:name="_Toc239675495"/>
+      <w:bookmarkStart w:id="0" w:name="_Toc239828095"/>
       <w:r>
         <w:lastRenderedPageBreak/>
         <w:t>게임</w:t>
@@ -5436,7 +5452,7 @@
           <w:numId w:val="7"/>
         </w:numPr>
       </w:pPr>
-      <w:bookmarkStart w:id="1" w:name="_Toc239675496"/>
+      <w:bookmarkStart w:id="1" w:name="_Toc239828096"/>
       <w:r>
         <w:t>Executive Summary</w:t>
       </w:r>
@@ -5493,7 +5509,10 @@
     </w:tbl>
     <w:p>
       <w:pPr>
-        <w:spacing w:after="20"/>
+        <w:spacing w:after="0" w:line="20" w:lineRule="exact"/>
+        <w:rPr>
+          <w:sz w:val="2"/>
+        </w:rPr>
       </w:pPr>
     </w:p>
     <w:p>
@@ -5504,7 +5523,7 @@
           <w:numId w:val="7"/>
         </w:numPr>
       </w:pPr>
-      <w:bookmarkStart w:id="2" w:name="_Toc239675497"/>
+      <w:bookmarkStart w:id="2" w:name="_Toc239828097"/>
       <w:r>
         <w:t>Rev 16 Release Profile</w:t>
       </w:r>
@@ -5528,7 +5547,7 @@
           <w:numId w:val="7"/>
         </w:numPr>
       </w:pPr>
-      <w:bookmarkStart w:id="3" w:name="_Toc239675498"/>
+      <w:bookmarkStart w:id="3" w:name="_Toc239828098"/>
       <w:r>
         <w:t>제품</w:t>
       </w:r>
@@ -5558,6 +5577,7 @@
       <w:tr>
         <w:trPr>
           <w:cantSplit/>
+          <w:tblHeader/>
           <w:jc w:val="center"/>
         </w:trPr>
         <w:tc>
@@ -5575,6 +5595,7 @@
           <w:p>
             <w:pPr>
               <w:pStyle w:val="TableText"/>
+              <w:keepNext/>
               <w:jc w:val="center"/>
             </w:pPr>
             <w:r>
@@ -5601,6 +5622,7 @@
           <w:p>
             <w:pPr>
               <w:pStyle w:val="TableText"/>
+              <w:keepNext/>
               <w:jc w:val="center"/>
             </w:pPr>
             <w:r>
@@ -5752,7 +5774,10 @@
     </w:tbl>
     <w:p>
       <w:pPr>
-        <w:spacing w:after="20"/>
+        <w:spacing w:after="0" w:line="20" w:lineRule="exact"/>
+        <w:rPr>
+          <w:sz w:val="2"/>
+        </w:rPr>
       </w:pPr>
     </w:p>
     <w:p>
@@ -5776,7 +5801,6 @@
         </w:numPr>
       </w:pPr>
       <w:r>
-        <w:lastRenderedPageBreak/>
         <w:t>W8은 세 맵 Release Shape와 Feature Lock 준비 구간이다.</w:t>
       </w:r>
     </w:p>
@@ -5801,6 +5825,7 @@
         </w:numPr>
       </w:pPr>
       <w:r>
+        <w:lastRenderedPageBreak/>
         <w:t>W12 Final Gate를 통과한 경우에만 Public Release를 승인하며, 프로젝트 목표는 실제 출시 가능한 Final RC다.</w:t>
       </w:r>
     </w:p>
@@ -5812,7 +5837,7 @@
           <w:numId w:val="7"/>
         </w:numPr>
       </w:pPr>
-      <w:bookmarkStart w:id="4" w:name="_Toc239675499"/>
+      <w:bookmarkStart w:id="4" w:name="_Toc239828099"/>
       <w:r>
         <w:t>디자인</w:t>
       </w:r>
@@ -5840,6 +5865,7 @@
       <w:tr>
         <w:trPr>
           <w:cantSplit/>
+          <w:tblHeader/>
           <w:jc w:val="center"/>
         </w:trPr>
         <w:tc>
@@ -5857,6 +5883,7 @@
           <w:p>
             <w:pPr>
               <w:pStyle w:val="TableText"/>
+              <w:keepNext/>
               <w:jc w:val="center"/>
             </w:pPr>
             <w:r>
@@ -5883,6 +5910,7 @@
           <w:p>
             <w:pPr>
               <w:pStyle w:val="TableText"/>
+              <w:keepNext/>
               <w:jc w:val="center"/>
             </w:pPr>
             <w:r>
@@ -5909,6 +5937,7 @@
           <w:p>
             <w:pPr>
               <w:pStyle w:val="TableText"/>
+              <w:keepNext/>
               <w:jc w:val="center"/>
             </w:pPr>
             <w:r>
@@ -6164,7 +6193,10 @@
     </w:tbl>
     <w:p>
       <w:pPr>
-        <w:spacing w:after="20"/>
+        <w:spacing w:after="0" w:line="20" w:lineRule="exact"/>
+        <w:rPr>
+          <w:sz w:val="2"/>
+        </w:rPr>
       </w:pPr>
     </w:p>
     <w:p>
@@ -6175,7 +6207,7 @@
           <w:numId w:val="7"/>
         </w:numPr>
       </w:pPr>
-      <w:bookmarkStart w:id="5" w:name="_Toc239675500"/>
+      <w:bookmarkStart w:id="5" w:name="_Toc239828100"/>
       <w:r>
         <w:t>Target Experience</w:t>
       </w:r>
@@ -6249,7 +6281,7 @@
           <w:numId w:val="7"/>
         </w:numPr>
       </w:pPr>
-      <w:bookmarkStart w:id="6" w:name="_Toc239675501"/>
+      <w:bookmarkStart w:id="6" w:name="_Toc239828101"/>
       <w:r>
         <w:t>명시적</w:t>
       </w:r>
@@ -6276,6 +6308,7 @@
       <w:tr>
         <w:trPr>
           <w:cantSplit/>
+          <w:tblHeader/>
           <w:jc w:val="center"/>
         </w:trPr>
         <w:tc>
@@ -6293,6 +6326,7 @@
           <w:p>
             <w:pPr>
               <w:pStyle w:val="TableText"/>
+              <w:keepNext/>
               <w:jc w:val="center"/>
             </w:pPr>
             <w:r>
@@ -6319,6 +6353,7 @@
           <w:p>
             <w:pPr>
               <w:pStyle w:val="TableText"/>
+              <w:keepNext/>
               <w:jc w:val="center"/>
             </w:pPr>
             <w:r>
@@ -6504,7 +6539,10 @@
     </w:tbl>
     <w:p>
       <w:pPr>
-        <w:spacing w:after="20"/>
+        <w:spacing w:after="0" w:line="20" w:lineRule="exact"/>
+        <w:rPr>
+          <w:sz w:val="2"/>
+        </w:rPr>
       </w:pPr>
     </w:p>
     <w:p>
@@ -6515,7 +6553,7 @@
           <w:numId w:val="7"/>
         </w:numPr>
       </w:pPr>
-      <w:bookmarkStart w:id="7" w:name="_Toc239675502"/>
+      <w:bookmarkStart w:id="7" w:name="_Toc239828102"/>
       <w:r>
         <w:lastRenderedPageBreak/>
         <w:t>Contract Run</w:t>
@@ -6551,7 +6589,7 @@
           <w:numId w:val="7"/>
         </w:numPr>
       </w:pPr>
-      <w:bookmarkStart w:id="8" w:name="_Toc239675503"/>
+      <w:bookmarkStart w:id="8" w:name="_Toc239828103"/>
       <w:r>
         <w:t>Core Loop</w:t>
       </w:r>
@@ -6573,6 +6611,7 @@
       <w:tr>
         <w:trPr>
           <w:cantSplit/>
+          <w:tblHeader/>
           <w:jc w:val="center"/>
         </w:trPr>
         <w:tc>
@@ -6590,6 +6629,7 @@
           <w:p>
             <w:pPr>
               <w:pStyle w:val="TableText"/>
+              <w:keepNext/>
               <w:jc w:val="center"/>
             </w:pPr>
             <w:r>
@@ -6616,6 +6656,7 @@
           <w:p>
             <w:pPr>
               <w:pStyle w:val="TableText"/>
+              <w:keepNext/>
               <w:jc w:val="center"/>
             </w:pPr>
             <w:r>
@@ -6642,6 +6683,7 @@
           <w:p>
             <w:pPr>
               <w:pStyle w:val="TableText"/>
+              <w:keepNext/>
               <w:jc w:val="center"/>
             </w:pPr>
             <w:r>
@@ -7027,7 +7069,10 @@
     </w:tbl>
     <w:p>
       <w:pPr>
-        <w:spacing w:after="20"/>
+        <w:spacing w:after="0" w:line="20" w:lineRule="exact"/>
+        <w:rPr>
+          <w:sz w:val="2"/>
+        </w:rPr>
       </w:pPr>
     </w:p>
     <w:p>
@@ -7038,7 +7083,7 @@
           <w:numId w:val="7"/>
         </w:numPr>
       </w:pPr>
-      <w:bookmarkStart w:id="9" w:name="_Toc239675504"/>
+      <w:bookmarkStart w:id="9" w:name="_Toc239828104"/>
       <w:r>
         <w:t xml:space="preserve">Contract </w:t>
       </w:r>
@@ -7075,6 +7120,7 @@
       <w:tr>
         <w:trPr>
           <w:cantSplit/>
+          <w:tblHeader/>
           <w:jc w:val="center"/>
         </w:trPr>
         <w:tc>
@@ -7092,6 +7138,7 @@
           <w:p>
             <w:pPr>
               <w:pStyle w:val="TableText"/>
+              <w:keepNext/>
               <w:jc w:val="center"/>
             </w:pPr>
             <w:r>
@@ -7118,6 +7165,7 @@
           <w:p>
             <w:pPr>
               <w:pStyle w:val="TableText"/>
+              <w:keepNext/>
               <w:jc w:val="center"/>
             </w:pPr>
             <w:r>
@@ -7144,6 +7192,7 @@
           <w:p>
             <w:pPr>
               <w:pStyle w:val="TableText"/>
+              <w:keepNext/>
               <w:jc w:val="center"/>
             </w:pPr>
             <w:r>
@@ -7444,7 +7493,10 @@
     </w:tbl>
     <w:p>
       <w:pPr>
-        <w:spacing w:after="20"/>
+        <w:spacing w:after="0" w:line="20" w:lineRule="exact"/>
+        <w:rPr>
+          <w:sz w:val="2"/>
+        </w:rPr>
       </w:pPr>
     </w:p>
     <w:p>
@@ -7455,8 +7507,9 @@
           <w:numId w:val="7"/>
         </w:numPr>
       </w:pPr>
-      <w:bookmarkStart w:id="10" w:name="_Toc239675505"/>
-      <w:r>
+      <w:bookmarkStart w:id="10" w:name="_Toc239828105"/>
+      <w:r>
+        <w:lastRenderedPageBreak/>
         <w:t>성공</w:t>
       </w:r>
       <w:r>
@@ -7495,6 +7548,7 @@
       <w:tr>
         <w:trPr>
           <w:cantSplit/>
+          <w:tblHeader/>
           <w:jc w:val="center"/>
         </w:trPr>
         <w:tc>
@@ -7512,6 +7566,7 @@
           <w:p>
             <w:pPr>
               <w:pStyle w:val="TableText"/>
+              <w:keepNext/>
               <w:jc w:val="center"/>
             </w:pPr>
             <w:r>
@@ -7538,6 +7593,7 @@
           <w:p>
             <w:pPr>
               <w:pStyle w:val="TableText"/>
+              <w:keepNext/>
               <w:jc w:val="center"/>
             </w:pPr>
             <w:r>
@@ -7564,6 +7620,7 @@
           <w:p>
             <w:pPr>
               <w:pStyle w:val="TableText"/>
+              <w:keepNext/>
               <w:jc w:val="center"/>
             </w:pPr>
             <w:r>
@@ -7723,7 +7780,10 @@
     </w:tbl>
     <w:p>
       <w:pPr>
-        <w:spacing w:after="20"/>
+        <w:spacing w:after="0" w:line="20" w:lineRule="exact"/>
+        <w:rPr>
+          <w:sz w:val="2"/>
+        </w:rPr>
       </w:pPr>
     </w:p>
     <w:p>
@@ -7739,7 +7799,7 @@
           <w:numId w:val="7"/>
         </w:numPr>
       </w:pPr>
-      <w:bookmarkStart w:id="11" w:name="_Toc239675506"/>
+      <w:bookmarkStart w:id="11" w:name="_Toc239828106"/>
       <w:r>
         <w:t>Greed Decision</w:t>
       </w:r>
@@ -7766,6 +7826,7 @@
       <w:tr>
         <w:trPr>
           <w:cantSplit/>
+          <w:tblHeader/>
           <w:jc w:val="center"/>
         </w:trPr>
         <w:tc>
@@ -7783,6 +7844,7 @@
           <w:p>
             <w:pPr>
               <w:pStyle w:val="TableText"/>
+              <w:keepNext/>
               <w:jc w:val="center"/>
             </w:pPr>
             <w:r>
@@ -7809,6 +7871,7 @@
           <w:p>
             <w:pPr>
               <w:pStyle w:val="TableText"/>
+              <w:keepNext/>
               <w:jc w:val="center"/>
             </w:pPr>
             <w:r>
@@ -7835,6 +7898,7 @@
           <w:p>
             <w:pPr>
               <w:pStyle w:val="TableText"/>
+              <w:keepNext/>
               <w:jc w:val="center"/>
             </w:pPr>
             <w:r>
@@ -8090,7 +8154,10 @@
     </w:tbl>
     <w:p>
       <w:pPr>
-        <w:spacing w:after="20"/>
+        <w:spacing w:after="0" w:line="20" w:lineRule="exact"/>
+        <w:rPr>
+          <w:sz w:val="2"/>
+        </w:rPr>
       </w:pPr>
     </w:p>
     <w:p>
@@ -8101,7 +8168,7 @@
           <w:numId w:val="7"/>
         </w:numPr>
       </w:pPr>
-      <w:bookmarkStart w:id="12" w:name="_Toc239675507"/>
+      <w:bookmarkStart w:id="12" w:name="_Toc239828107"/>
       <w:r>
         <w:t>15~25</w:t>
       </w:r>
@@ -8129,6 +8196,7 @@
       <w:tr>
         <w:trPr>
           <w:cantSplit/>
+          <w:tblHeader/>
           <w:jc w:val="center"/>
         </w:trPr>
         <w:tc>
@@ -8146,6 +8214,7 @@
           <w:p>
             <w:pPr>
               <w:pStyle w:val="TableText"/>
+              <w:keepNext/>
               <w:jc w:val="center"/>
             </w:pPr>
             <w:r>
@@ -8172,6 +8241,7 @@
           <w:p>
             <w:pPr>
               <w:pStyle w:val="TableText"/>
+              <w:keepNext/>
               <w:jc w:val="center"/>
             </w:pPr>
             <w:r>
@@ -8198,6 +8268,7 @@
           <w:p>
             <w:pPr>
               <w:pStyle w:val="TableText"/>
+              <w:keepNext/>
               <w:jc w:val="center"/>
             </w:pPr>
             <w:r>
@@ -8453,7 +8524,10 @@
     </w:tbl>
     <w:p>
       <w:pPr>
-        <w:spacing w:after="20"/>
+        <w:spacing w:after="0" w:line="20" w:lineRule="exact"/>
+        <w:rPr>
+          <w:sz w:val="2"/>
+        </w:rPr>
       </w:pPr>
     </w:p>
     <w:p>
@@ -8464,7 +8538,7 @@
           <w:numId w:val="7"/>
         </w:numPr>
       </w:pPr>
-      <w:bookmarkStart w:id="13" w:name="_Toc239675508"/>
+      <w:bookmarkStart w:id="13" w:name="_Toc239828108"/>
       <w:r>
         <w:lastRenderedPageBreak/>
         <w:t>위조와</w:t>
@@ -8491,7 +8565,7 @@
           <w:numId w:val="7"/>
         </w:numPr>
       </w:pPr>
-      <w:bookmarkStart w:id="14" w:name="_Toc239675509"/>
+      <w:bookmarkStart w:id="14" w:name="_Toc239828109"/>
       <w:r>
         <w:t>Artifact</w:t>
       </w:r>
@@ -8535,6 +8609,7 @@
       <w:tr>
         <w:trPr>
           <w:cantSplit/>
+          <w:tblHeader/>
           <w:jc w:val="center"/>
         </w:trPr>
         <w:tc>
@@ -8552,6 +8627,7 @@
           <w:p>
             <w:pPr>
               <w:pStyle w:val="TableText"/>
+              <w:keepNext/>
               <w:jc w:val="center"/>
             </w:pPr>
             <w:r>
@@ -8578,6 +8654,7 @@
           <w:p>
             <w:pPr>
               <w:pStyle w:val="TableText"/>
+              <w:keepNext/>
               <w:jc w:val="center"/>
             </w:pPr>
             <w:r>
@@ -8604,6 +8681,7 @@
           <w:p>
             <w:pPr>
               <w:pStyle w:val="TableText"/>
+              <w:keepNext/>
               <w:jc w:val="center"/>
             </w:pPr>
             <w:r>
@@ -8630,6 +8708,7 @@
           <w:p>
             <w:pPr>
               <w:pStyle w:val="TableText"/>
+              <w:keepNext/>
               <w:jc w:val="center"/>
             </w:pPr>
             <w:r>
@@ -8757,7 +8836,10 @@
     </w:tbl>
     <w:p>
       <w:pPr>
-        <w:spacing w:after="20"/>
+        <w:spacing w:after="0" w:line="20" w:lineRule="exact"/>
+        <w:rPr>
+          <w:sz w:val="2"/>
+        </w:rPr>
       </w:pPr>
     </w:p>
     <w:p>
@@ -8779,7 +8861,7 @@
           <w:numId w:val="7"/>
         </w:numPr>
       </w:pPr>
-      <w:bookmarkStart w:id="15" w:name="_Toc239675510"/>
+      <w:bookmarkStart w:id="15" w:name="_Toc239828110"/>
       <w:r>
         <w:t xml:space="preserve">Surface Forgery </w:t>
       </w:r>
@@ -8827,11 +8909,11 @@
         </w:numPr>
       </w:pPr>
       <w:r>
-        <w:t xml:space="preserve">Template Palette 2~8색 중 색을 고르고 승인된 Brush Size Preset을 전환해 Draw/Erase한다. 화면에는 현재 Palette, Drawing Content 안에서 크기가 다른 소/중/대 Brush 표식, 남은 시간과 </w:t>
+        <w:t xml:space="preserve">Template Palette 2~8색 중 색을 고르고 승인된 Brush Size Preset을 전환해 Draw/Erase한다. 화면에는 현재 Palette, Drawing Content 안에서 크기가 다른 소/중/대 Brush 표식, 남은 시간과 ‘예상 품질 {점수}/100 · 제출 가능 70+’ 한 줄만 표시한다. 별도 InstructionText와 </w:t>
       </w:r>
       <w:r>
         <w:lastRenderedPageBreak/>
-        <w:t>‘예상 품질 {점수}/100 · 제출 가능 70+’ 한 줄만 표시한다. 별도 InstructionText와 ModeStatusText는 표시하지 않는다. 별도 서버 점수나 중복된 품질 기준 문구는 표시하지 않고, Draw/Erase/Reset/Submit/Cancel 안내는 하단 한 줄로 통합한다. 예상 품질이 70 미만이면 Submit을 비활성화하며 Point Budget이나 판정 해상도 같은 기술 정보는 노출하지 않는다.</w:t>
+        <w:t>ModeStatusText는 표시하지 않는다. 별도 서버 점수나 중복된 품질 기준 문구는 표시하지 않고, Draw/Erase/Reset/Submit/Cancel 안내는 하단 한 줄로 통합한다. 예상 품질이 70 미만이면 Submit을 비활성화하며 Point Budget이나 판정 해상도 같은 기술 정보는 노출하지 않는다.</w:t>
       </w:r>
     </w:p>
     <w:p>
@@ -8950,7 +9032,10 @@
     </w:tbl>
     <w:p>
       <w:pPr>
-        <w:spacing w:after="20"/>
+        <w:spacing w:after="0" w:line="20" w:lineRule="exact"/>
+        <w:rPr>
+          <w:sz w:val="2"/>
+        </w:rPr>
       </w:pPr>
     </w:p>
     <w:p>
@@ -8961,7 +9046,7 @@
           <w:numId w:val="7"/>
         </w:numPr>
       </w:pPr>
-      <w:bookmarkStart w:id="16" w:name="_Toc239675511"/>
+      <w:bookmarkStart w:id="16" w:name="_Toc239828111"/>
       <w:r>
         <w:t>Object Assembly — Deferred Expansion</w:t>
       </w:r>
@@ -9012,12 +9097,12 @@
         </w:numPr>
       </w:pPr>
       <w:r>
-        <w:lastRenderedPageBreak/>
         <w:t>재활성화는 Surface Forgery와 같은 시스템으로 합치지 않고, 별도 GDD/TDD 승인과 새로운 Release Gate를 통과한 뒤 수행한다.</w:t>
       </w:r>
     </w:p>
     <w:p>
       <w:r>
+        <w:lastRenderedPageBreak/>
         <w:t>이번 보류는 기존 구현 실패나 제거 결정이 아니라, 현재 출시의 협동 보안·Painting 콘텐츠·3-Map 완성도를 우선하기 위한 Scope Lock이다.</w:t>
       </w:r>
     </w:p>
@@ -9029,7 +9114,7 @@
           <w:numId w:val="7"/>
         </w:numPr>
       </w:pPr>
-      <w:bookmarkStart w:id="17" w:name="_Toc239675512"/>
+      <w:bookmarkStart w:id="17" w:name="_Toc239828112"/>
       <w:r>
         <w:t>Quality</w:t>
       </w:r>
@@ -9058,6 +9143,7 @@
       <w:tr>
         <w:trPr>
           <w:cantSplit/>
+          <w:tblHeader/>
           <w:jc w:val="center"/>
         </w:trPr>
         <w:tc>
@@ -9073,6 +9159,9 @@
             <w:vAlign w:val="center"/>
           </w:tcPr>
           <w:p>
+            <w:pPr>
+              <w:keepNext/>
+            </w:pPr>
             <w:r>
               <w:t>Quality 구간</w:t>
             </w:r>
@@ -9091,6 +9180,9 @@
             <w:vAlign w:val="center"/>
           </w:tcPr>
           <w:p>
+            <w:pPr>
+              <w:keepNext/>
+            </w:pPr>
             <w:r>
               <w:t>제출 결과</w:t>
             </w:r>
@@ -9109,6 +9201,9 @@
             <w:vAlign w:val="center"/>
           </w:tcPr>
           <w:p>
+            <w:pPr>
+              <w:keepNext/>
+            </w:pPr>
             <w:r>
               <w:t>Guard/Alert 결과</w:t>
             </w:r>
@@ -9127,6 +9222,9 @@
             <w:vAlign w:val="center"/>
           </w:tcPr>
           <w:p>
+            <w:pPr>
+              <w:keepNext/>
+            </w:pPr>
             <w:r>
               <w:t>플레이 의미</w:t>
             </w:r>
@@ -9286,7 +9384,10 @@
     </w:tbl>
     <w:p>
       <w:pPr>
-        <w:spacing w:after="20"/>
+        <w:spacing w:after="0" w:line="20" w:lineRule="exact"/>
+        <w:rPr>
+          <w:sz w:val="2"/>
+        </w:rPr>
       </w:pPr>
     </w:p>
     <w:p>
@@ -9302,7 +9403,7 @@
           <w:numId w:val="7"/>
         </w:numPr>
       </w:pPr>
-      <w:bookmarkStart w:id="18" w:name="_Toc239675513"/>
+      <w:bookmarkStart w:id="18" w:name="_Toc239828113"/>
       <w:r>
         <w:t>핵심</w:t>
       </w:r>
@@ -9338,6 +9439,7 @@
       <w:tr>
         <w:trPr>
           <w:cantSplit/>
+          <w:tblHeader/>
           <w:jc w:val="center"/>
         </w:trPr>
         <w:tc>
@@ -9355,6 +9457,7 @@
           <w:p>
             <w:pPr>
               <w:pStyle w:val="TableText"/>
+              <w:keepNext/>
               <w:jc w:val="center"/>
             </w:pPr>
             <w:r>
@@ -9382,6 +9485,7 @@
           <w:p>
             <w:pPr>
               <w:pStyle w:val="TableText"/>
+              <w:keepNext/>
               <w:jc w:val="center"/>
             </w:pPr>
             <w:r>
@@ -9409,6 +9513,7 @@
           <w:p>
             <w:pPr>
               <w:pStyle w:val="TableText"/>
+              <w:keepNext/>
               <w:jc w:val="center"/>
             </w:pPr>
             <w:r>
@@ -9436,6 +9541,7 @@
           <w:p>
             <w:pPr>
               <w:pStyle w:val="TableText"/>
+              <w:keepNext/>
               <w:jc w:val="center"/>
             </w:pPr>
             <w:r>
@@ -9463,6 +9569,7 @@
           <w:p>
             <w:pPr>
               <w:pStyle w:val="TableText"/>
+              <w:keepNext/>
               <w:jc w:val="center"/>
             </w:pPr>
             <w:r>
@@ -9549,7 +9656,6 @@
           </w:tcPr>
           <w:p>
             <w:r>
-              <w:lastRenderedPageBreak/>
               <w:t>기준 미달 제출</w:t>
             </w:r>
           </w:p>
@@ -9617,6 +9723,7 @@
               <w:rPr>
                 <w:sz w:val="16"/>
               </w:rPr>
+              <w:lastRenderedPageBreak/>
               <w:t>Guard Notice</w:t>
             </w:r>
           </w:p>
@@ -9784,7 +9891,10 @@
     </w:tbl>
     <w:p>
       <w:pPr>
-        <w:spacing w:after="20"/>
+        <w:spacing w:after="0" w:line="20" w:lineRule="exact"/>
+        <w:rPr>
+          <w:sz w:val="2"/>
+        </w:rPr>
       </w:pPr>
     </w:p>
     <w:p>
@@ -9795,7 +9905,7 @@
           <w:numId w:val="7"/>
         </w:numPr>
       </w:pPr>
-      <w:bookmarkStart w:id="19" w:name="_Toc239675514"/>
+      <w:bookmarkStart w:id="19" w:name="_Toc239828114"/>
       <w:r>
         <w:t xml:space="preserve">Owner-only Forgery </w:t>
       </w:r>
@@ -9826,6 +9936,7 @@
       <w:tr>
         <w:trPr>
           <w:cantSplit/>
+          <w:tblHeader/>
           <w:jc w:val="center"/>
         </w:trPr>
         <w:tc>
@@ -9841,6 +9952,9 @@
             <w:vAlign w:val="center"/>
           </w:tcPr>
           <w:p>
+            <w:pPr>
+              <w:keepNext/>
+            </w:pPr>
             <w:r>
               <w:t>MODE TITLE</w:t>
             </w:r>
@@ -9859,6 +9973,9 @@
             <w:vAlign w:val="center"/>
           </w:tcPr>
           <w:p>
+            <w:pPr>
+              <w:keepNext/>
+            </w:pPr>
             <w:r>
               <w:t>한 문장 INSTRUCTION / TIME</w:t>
             </w:r>
@@ -9877,6 +9994,9 @@
             <w:vAlign w:val="center"/>
           </w:tcPr>
           <w:p>
+            <w:pPr>
+              <w:keepNext/>
+            </w:pPr>
             <w:r>
               <w:t>예상 품질 · 제출 가능 70+</w:t>
             </w:r>
@@ -10032,7 +10152,7 @@
           <w:numId w:val="7"/>
         </w:numPr>
       </w:pPr>
-      <w:bookmarkStart w:id="20" w:name="_Toc239675515"/>
+      <w:bookmarkStart w:id="20" w:name="_Toc239828115"/>
       <w:r>
         <w:lastRenderedPageBreak/>
         <w:t>잠입</w:t>
@@ -10065,7 +10185,7 @@
           <w:numId w:val="7"/>
         </w:numPr>
       </w:pPr>
-      <w:bookmarkStart w:id="21" w:name="_Toc239675516"/>
+      <w:bookmarkStart w:id="21" w:name="_Toc239828116"/>
       <w:r>
         <w:t xml:space="preserve">First-Person </w:t>
       </w:r>
@@ -10130,7 +10250,7 @@
           <w:numId w:val="7"/>
         </w:numPr>
       </w:pPr>
-      <w:bookmarkStart w:id="22" w:name="_Toc239675517"/>
+      <w:bookmarkStart w:id="22" w:name="_Toc239828117"/>
       <w:r>
         <w:t>Walk, Sprint, Weight, Footstep</w:t>
       </w:r>
@@ -10153,6 +10273,7 @@
       <w:tr>
         <w:trPr>
           <w:cantSplit/>
+          <w:tblHeader/>
           <w:jc w:val="center"/>
         </w:trPr>
         <w:tc>
@@ -10170,6 +10291,7 @@
           <w:p>
             <w:pPr>
               <w:pStyle w:val="TableText"/>
+              <w:keepNext/>
               <w:jc w:val="center"/>
             </w:pPr>
             <w:r>
@@ -10196,6 +10318,7 @@
           <w:p>
             <w:pPr>
               <w:pStyle w:val="TableText"/>
+              <w:keepNext/>
               <w:jc w:val="center"/>
             </w:pPr>
             <w:r>
@@ -10222,6 +10345,7 @@
           <w:p>
             <w:pPr>
               <w:pStyle w:val="TableText"/>
+              <w:keepNext/>
               <w:jc w:val="center"/>
             </w:pPr>
             <w:r>
@@ -10248,6 +10372,7 @@
           <w:p>
             <w:pPr>
               <w:pStyle w:val="TableText"/>
+              <w:keepNext/>
               <w:jc w:val="center"/>
             </w:pPr>
             <w:r>
@@ -10449,7 +10574,10 @@
     </w:tbl>
     <w:p>
       <w:pPr>
-        <w:spacing w:after="20"/>
+        <w:spacing w:after="0" w:line="20" w:lineRule="exact"/>
+        <w:rPr>
+          <w:sz w:val="2"/>
+        </w:rPr>
       </w:pPr>
     </w:p>
     <w:p>
@@ -10465,7 +10593,7 @@
           <w:numId w:val="7"/>
         </w:numPr>
       </w:pPr>
-      <w:bookmarkStart w:id="23" w:name="_Toc239675518"/>
+      <w:bookmarkStart w:id="23" w:name="_Toc239828118"/>
       <w:r>
         <w:t>Patrol Guard</w:t>
       </w:r>
@@ -10536,6 +10664,7 @@
       <w:tr>
         <w:trPr>
           <w:cantSplit/>
+          <w:tblHeader/>
           <w:jc w:val="center"/>
         </w:trPr>
         <w:tc>
@@ -10551,6 +10680,9 @@
             <w:vAlign w:val="center"/>
           </w:tcPr>
           <w:p>
+            <w:pPr>
+              <w:keepNext/>
+            </w:pPr>
             <w:r>
               <w:lastRenderedPageBreak/>
               <w:t>경계도</w:t>
@@ -10570,6 +10702,9 @@
             <w:vAlign w:val="center"/>
           </w:tcPr>
           <w:p>
+            <w:pPr>
+              <w:keepNext/>
+            </w:pPr>
             <w:r>
               <w:t>플레이어가 알아야 할 변화</w:t>
             </w:r>
@@ -10588,6 +10723,9 @@
             <w:vAlign w:val="center"/>
           </w:tcPr>
           <w:p>
+            <w:pPr>
+              <w:keepNext/>
+            </w:pPr>
             <w:r>
               <w:t>최소 피드백</w:t>
             </w:r>
@@ -10792,7 +10930,10 @@
     </w:tbl>
     <w:p>
       <w:pPr>
-        <w:spacing w:after="20"/>
+        <w:spacing w:after="0" w:line="20" w:lineRule="exact"/>
+        <w:rPr>
+          <w:sz w:val="2"/>
+        </w:rPr>
       </w:pPr>
     </w:p>
     <w:p>
@@ -10803,7 +10944,7 @@
           <w:numId w:val="7"/>
         </w:numPr>
       </w:pPr>
-      <w:bookmarkStart w:id="24" w:name="_Toc239675519"/>
+      <w:bookmarkStart w:id="24" w:name="_Toc239828119"/>
       <w:r>
         <w:t>CCTV</w:t>
       </w:r>
@@ -11053,7 +11194,7 @@
           <w:numId w:val="7"/>
         </w:numPr>
       </w:pPr>
-      <w:bookmarkStart w:id="25" w:name="_Toc239675520"/>
+      <w:bookmarkStart w:id="25" w:name="_Toc239828120"/>
       <w:r>
         <w:lastRenderedPageBreak/>
         <w:t>Stun, Arrest, Recovery</w:t>
@@ -11128,7 +11269,7 @@
           <w:numId w:val="7"/>
         </w:numPr>
       </w:pPr>
-      <w:bookmarkStart w:id="26" w:name="_Toc239675521"/>
+      <w:bookmarkStart w:id="26" w:name="_Toc239828121"/>
       <w:r>
         <w:t>두</w:t>
       </w:r>
@@ -11165,6 +11306,7 @@
       <w:tr>
         <w:trPr>
           <w:cantSplit/>
+          <w:tblHeader/>
           <w:jc w:val="center"/>
         </w:trPr>
         <w:tc>
@@ -11182,6 +11324,7 @@
           <w:p>
             <w:pPr>
               <w:pStyle w:val="TableText"/>
+              <w:keepNext/>
               <w:jc w:val="center"/>
             </w:pPr>
             <w:r>
@@ -11208,6 +11351,7 @@
           <w:p>
             <w:pPr>
               <w:pStyle w:val="TableText"/>
+              <w:keepNext/>
               <w:jc w:val="center"/>
             </w:pPr>
             <w:r>
@@ -11234,6 +11378,7 @@
           <w:p>
             <w:pPr>
               <w:pStyle w:val="TableText"/>
+              <w:keepNext/>
               <w:jc w:val="center"/>
             </w:pPr>
             <w:r>
@@ -11260,6 +11405,7 @@
           <w:p>
             <w:pPr>
               <w:pStyle w:val="TableText"/>
+              <w:keepNext/>
               <w:jc w:val="center"/>
             </w:pPr>
             <w:r>
@@ -11585,7 +11731,10 @@
     </w:tbl>
     <w:p>
       <w:pPr>
-        <w:spacing w:after="20"/>
+        <w:spacing w:after="0" w:line="20" w:lineRule="exact"/>
+        <w:rPr>
+          <w:sz w:val="2"/>
+        </w:rPr>
       </w:pPr>
     </w:p>
     <w:p>
@@ -11596,7 +11745,7 @@
           <w:numId w:val="7"/>
         </w:numPr>
       </w:pPr>
-      <w:bookmarkStart w:id="27" w:name="_Toc239675522"/>
+      <w:bookmarkStart w:id="27" w:name="_Toc239828122"/>
       <w:r>
         <w:lastRenderedPageBreak/>
         <w:t>협동</w:t>
@@ -11623,7 +11772,7 @@
           <w:numId w:val="7"/>
         </w:numPr>
       </w:pPr>
-      <w:bookmarkStart w:id="28" w:name="_Toc239675523"/>
+      <w:bookmarkStart w:id="28" w:name="_Toc239828123"/>
       <w:r>
         <w:t>Role Switching</w:t>
       </w:r>
@@ -11650,6 +11799,7 @@
       <w:tr>
         <w:trPr>
           <w:cantSplit/>
+          <w:tblHeader/>
           <w:jc w:val="center"/>
         </w:trPr>
         <w:tc>
@@ -11667,6 +11817,7 @@
           <w:p>
             <w:pPr>
               <w:pStyle w:val="TableText"/>
+              <w:keepNext/>
               <w:jc w:val="center"/>
             </w:pPr>
             <w:r>
@@ -11693,6 +11844,7 @@
           <w:p>
             <w:pPr>
               <w:pStyle w:val="TableText"/>
+              <w:keepNext/>
               <w:jc w:val="center"/>
             </w:pPr>
             <w:r>
@@ -11719,6 +11871,7 @@
           <w:p>
             <w:pPr>
               <w:pStyle w:val="TableText"/>
+              <w:keepNext/>
               <w:jc w:val="center"/>
             </w:pPr>
             <w:r>
@@ -12013,63 +12166,11 @@
     </w:tbl>
     <w:p>
       <w:pPr>
-        <w:spacing w:after="20"/>
-      </w:pPr>
-    </w:p>
-    <w:p>
-      <w:r>
-        <w:t>플레이어가 특정 동료의 출력을 음소거해도 박물관 경비가 듣는 발화 위험은 사라지지 않는다. PTT 해제 또는 입력 음소거만 Voice SoundPing을 중단한다. 외부 음성 앱으로 우회할 수 있으므로 보이스는 Required Target, Laser, Extraction의 필수 Gate로 사용하지 않는다.</w:t>
-      </w:r>
-    </w:p>
-    <w:p>
-      <w:r>
-        <w:t>V를 누른 동안만 송신한다. 0~250cm는 정상 음량, 250~1,500cm는 거리 감쇠, 1,500cm 밖은 들리지 않는다. 실제 발화가 감지되는 동안 서버는 플레이어의 확정 위치에서 800cm Voice SoundPing을 최대 0.8초마다 발생시킨다. 이 소음은 Alert를 직접 올리지 않고 근처 Patrol Guard를 InvestigateNoise로 전환한다.</w:t>
-      </w:r>
-    </w:p>
-    <w:p>
-      <w:r>
-        <w:t>팀 보이스는 협동 정보를 전달하는 동시에 잠입 위험을 만든다. Lobby와 Result에서는 거리 제한 없는 팀 채널을 사용하고, InGame에서는 캐릭터 위치를 기준으로 감쇠되는 Push-to-Talk를 사용한다.</w:t>
-      </w:r>
-    </w:p>
-    <w:p>
-      <w:pPr>
-        <w:pStyle w:val="21"/>
-      </w:pPr>
-      <w:bookmarkStart w:id="29" w:name="_Toc239675524"/>
-      <w:r>
-        <w:t>거리</w:t>
-      </w:r>
-      <w:r>
-        <w:t xml:space="preserve"> </w:t>
-      </w:r>
-      <w:r>
-        <w:t>기반</w:t>
-      </w:r>
-      <w:r>
-        <w:t xml:space="preserve"> </w:t>
-      </w:r>
-      <w:r>
-        <w:t>팀</w:t>
-      </w:r>
-      <w:r>
-        <w:t xml:space="preserve"> </w:t>
-      </w:r>
-      <w:r>
-        <w:t>보이스와</w:t>
-      </w:r>
-      <w:r>
-        <w:t xml:space="preserve"> </w:t>
-      </w:r>
-      <w:r>
-        <w:t>발화</w:t>
-      </w:r>
-      <w:r>
-        <w:t xml:space="preserve"> </w:t>
-      </w:r>
-      <w:r>
-        <w:t>위험</w:t>
-      </w:r>
-      <w:bookmarkEnd w:id="29"/>
+        <w:spacing w:after="0" w:line="20" w:lineRule="exact"/>
+        <w:rPr>
+          <w:sz w:val="2"/>
+        </w:rPr>
+      </w:pPr>
     </w:p>
     <w:p>
       <w:pPr>
@@ -12079,7 +12180,66 @@
           <w:numId w:val="7"/>
         </w:numPr>
       </w:pPr>
-      <w:bookmarkStart w:id="30" w:name="_Toc239675525"/>
+      <w:bookmarkStart w:id="29" w:name="_Toc239828124"/>
+      <w:r>
+        <w:t>거리</w:t>
+      </w:r>
+      <w:r>
+        <w:t xml:space="preserve"> </w:t>
+      </w:r>
+      <w:r>
+        <w:t>기반</w:t>
+      </w:r>
+      <w:r>
+        <w:t xml:space="preserve"> </w:t>
+      </w:r>
+      <w:r>
+        <w:t>팀</w:t>
+      </w:r>
+      <w:r>
+        <w:t xml:space="preserve"> </w:t>
+      </w:r>
+      <w:r>
+        <w:t>보이스와</w:t>
+      </w:r>
+      <w:r>
+        <w:t xml:space="preserve"> </w:t>
+      </w:r>
+      <w:r>
+        <w:t>발화</w:t>
+      </w:r>
+      <w:r>
+        <w:t xml:space="preserve"> </w:t>
+      </w:r>
+      <w:r>
+        <w:t>위험</w:t>
+      </w:r>
+      <w:bookmarkEnd w:id="29"/>
+    </w:p>
+    <w:p>
+      <w:r>
+        <w:t>팀 보이스는 협동 정보를 전달하는 동시에 잠입 위험을 만든다. Lobby와 Result에서는 거리 제한 없는 팀 채널을 사용하고, InGame에서는 캐릭터 위치를 기준으로 감쇠되는 Push-to-Talk를 사용한다.</w:t>
+      </w:r>
+    </w:p>
+    <w:p>
+      <w:r>
+        <w:t>V를 누른 동안만 송신한다. 0~250cm는 정상 음량, 250~1,500cm는 거리 감쇠, 1,500cm 밖은 들리지 않는다. 실제 발화가 감지되는 동안 서버는 플레이어의 확정 위치에서 800cm Voice SoundPing을 최대 0.8초마다 발생시킨다. 이 소음은 Alert를 직접 올리지 않고 근처 Patrol Guard를 InvestigateNoise로 전환한다.</w:t>
+      </w:r>
+    </w:p>
+    <w:p>
+      <w:r>
+        <w:t>플레이어가 특정 동료의 출력을 음소거해도 박물관 경비가 듣는 발화 위험은 사라지지 않는다. PTT 해제 또는 입력 음소거만 Voice SoundPing을 중단한다. 외부 음성 앱으로 우회할 수 있으므로 보이스는 Required Target, Laser, Extraction의 필수 Gate로 사용하지 않는다.</w:t>
+      </w:r>
+    </w:p>
+    <w:p>
+      <w:pPr>
+        <w:pStyle w:val="21"/>
+        <w:numPr>
+          <w:ilvl w:val="1"/>
+          <w:numId w:val="7"/>
+        </w:numPr>
+      </w:pPr>
+      <w:bookmarkStart w:id="30" w:name="_Toc239828125"/>
       <w:r>
         <w:t>Inventory, Loose Loot, Coin</w:t>
       </w:r>
@@ -12142,7 +12302,7 @@
           <w:numId w:val="7"/>
         </w:numPr>
       </w:pPr>
-      <w:bookmarkStart w:id="31" w:name="_Toc239675526"/>
+      <w:bookmarkStart w:id="31" w:name="_Toc239828126"/>
       <w:r>
         <w:t>Player Identity</w:t>
       </w:r>
@@ -12170,6 +12330,7 @@
       <w:tr>
         <w:trPr>
           <w:cantSplit/>
+          <w:tblHeader/>
           <w:jc w:val="center"/>
         </w:trPr>
         <w:tc>
@@ -12187,6 +12348,7 @@
           <w:p>
             <w:pPr>
               <w:pStyle w:val="TableText"/>
+              <w:keepNext/>
               <w:jc w:val="center"/>
             </w:pPr>
             <w:r>
@@ -12213,6 +12375,7 @@
           <w:p>
             <w:pPr>
               <w:pStyle w:val="TableText"/>
+              <w:keepNext/>
               <w:jc w:val="center"/>
             </w:pPr>
             <w:r>
@@ -12239,6 +12402,7 @@
           <w:p>
             <w:pPr>
               <w:pStyle w:val="TableText"/>
+              <w:keepNext/>
               <w:jc w:val="center"/>
             </w:pPr>
             <w:r>
@@ -12376,7 +12540,7 @@
               <w:pStyle w:val="TableText"/>
             </w:pPr>
             <w:r>
-              <w:t>필수 작품 운반</w:t>
+              <w:t>원본 작품 운반</w:t>
             </w:r>
           </w:p>
         </w:tc>
@@ -12542,7 +12706,10 @@
     </w:tbl>
     <w:p>
       <w:pPr>
-        <w:spacing w:after="20"/>
+        <w:spacing w:after="0" w:line="20" w:lineRule="exact"/>
+        <w:rPr>
+          <w:sz w:val="2"/>
+        </w:rPr>
       </w:pPr>
     </w:p>
     <w:p>
@@ -12558,7 +12725,7 @@
           <w:numId w:val="7"/>
         </w:numPr>
       </w:pPr>
-      <w:bookmarkStart w:id="32" w:name="_Toc239675527"/>
+      <w:bookmarkStart w:id="32" w:name="_Toc239828127"/>
       <w:r>
         <w:t xml:space="preserve">Floor Plan Map </w:t>
       </w:r>
@@ -12588,6 +12755,7 @@
       <w:tr>
         <w:trPr>
           <w:cantSplit/>
+          <w:tblHeader/>
           <w:jc w:val="center"/>
         </w:trPr>
         <w:tc>
@@ -12605,6 +12773,7 @@
           <w:p>
             <w:pPr>
               <w:pStyle w:val="TableText"/>
+              <w:keepNext/>
               <w:jc w:val="center"/>
             </w:pPr>
             <w:r>
@@ -12631,6 +12800,7 @@
           <w:p>
             <w:pPr>
               <w:pStyle w:val="TableText"/>
+              <w:keepNext/>
               <w:jc w:val="center"/>
             </w:pPr>
             <w:r>
@@ -12748,7 +12918,10 @@
     </w:tbl>
     <w:p>
       <w:pPr>
-        <w:spacing w:after="20"/>
+        <w:spacing w:after="0" w:line="20" w:lineRule="exact"/>
+        <w:rPr>
+          <w:sz w:val="2"/>
+        </w:rPr>
       </w:pPr>
     </w:p>
     <w:p>
@@ -12764,7 +12937,7 @@
           <w:numId w:val="7"/>
         </w:numPr>
       </w:pPr>
-      <w:bookmarkStart w:id="33" w:name="_Toc239675528"/>
+      <w:bookmarkStart w:id="33" w:name="_Toc239828128"/>
       <w:r>
         <w:t>Shared Extraction</w:t>
       </w:r>
@@ -12796,7 +12969,6 @@
         </w:numPr>
       </w:pPr>
       <w:r>
-        <w:lastRenderedPageBreak/>
         <w:t>Contract InGame 시작 후 180초가 지나면 Vent가 열린다. 개방 전 정산은 거부하며, 개방 후 첫 상호작용은 Grid의 Loose Loot만 한 번에 제거해 Mid-run Settlement로 Secured 처리하고 Player를 Active 상태로 유지한다.</w:t>
       </w:r>
     </w:p>
@@ -12809,6 +12981,7 @@
         </w:numPr>
       </w:pPr>
       <w:r>
+        <w:lastRenderedPageBreak/>
         <w:t>Mid-run Settlement는 Painting Original과 Required Target을 Inventory에 유지한다. 정산할 Loose Loot가 없으면 중간 정산을 만들지 않고 같은 Vent의 기존 Final Escape 경로를 사용한다.</w:t>
       </w:r>
     </w:p>
@@ -12844,7 +13017,7 @@
           <w:numId w:val="7"/>
         </w:numPr>
       </w:pPr>
-      <w:bookmarkStart w:id="34" w:name="_Toc239675529"/>
+      <w:bookmarkStart w:id="34" w:name="_Toc239828129"/>
       <w:r>
         <w:lastRenderedPageBreak/>
         <w:t xml:space="preserve">UI, </w:t>
@@ -12868,7 +13041,7 @@
           <w:numId w:val="7"/>
         </w:numPr>
       </w:pPr>
-      <w:bookmarkStart w:id="35" w:name="_Toc239675530"/>
+      <w:bookmarkStart w:id="35" w:name="_Toc239828130"/>
       <w:r>
         <w:t>HUD Information Architecture</w:t>
       </w:r>
@@ -12890,6 +13063,7 @@
       <w:tr>
         <w:trPr>
           <w:cantSplit/>
+          <w:tblHeader/>
           <w:jc w:val="center"/>
         </w:trPr>
         <w:tc>
@@ -12905,6 +13079,9 @@
             <w:vAlign w:val="center"/>
           </w:tcPr>
           <w:p>
+            <w:pPr>
+              <w:keepNext/>
+            </w:pPr>
             <w:r>
               <w:t>우선순위</w:t>
             </w:r>
@@ -12923,6 +13100,9 @@
             <w:vAlign w:val="center"/>
           </w:tcPr>
           <w:p>
+            <w:pPr>
+              <w:keepNext/>
+            </w:pPr>
             <w:r>
               <w:t>항상 답해야 할 질문</w:t>
             </w:r>
@@ -12941,6 +13121,9 @@
             <w:vAlign w:val="center"/>
           </w:tcPr>
           <w:p>
+            <w:pPr>
+              <w:keepNext/>
+            </w:pPr>
             <w:r>
               <w:t>UI 요소</w:t>
             </w:r>
@@ -13145,7 +13328,10 @@
     </w:tbl>
     <w:p>
       <w:pPr>
-        <w:spacing w:after="20"/>
+        <w:spacing w:after="0" w:line="20" w:lineRule="exact"/>
+        <w:rPr>
+          <w:sz w:val="2"/>
+        </w:rPr>
       </w:pPr>
     </w:p>
     <w:p>
@@ -13156,7 +13342,7 @@
           <w:numId w:val="7"/>
         </w:numPr>
       </w:pPr>
-      <w:bookmarkStart w:id="36" w:name="_Toc239675531"/>
+      <w:bookmarkStart w:id="36" w:name="_Toc239828131"/>
       <w:r>
         <w:t xml:space="preserve">Main HUD </w:t>
       </w:r>
@@ -13193,6 +13379,7 @@
       <w:tr>
         <w:trPr>
           <w:cantSplit/>
+          <w:tblHeader/>
           <w:jc w:val="center"/>
         </w:trPr>
         <w:tc>
@@ -13208,6 +13395,9 @@
             <w:vAlign w:val="center"/>
           </w:tcPr>
           <w:p>
+            <w:pPr>
+              <w:keepNext/>
+            </w:pPr>
             <w:r>
               <w:t>미션</w:t>
             </w:r>
@@ -13234,6 +13424,9 @@
             <w:vAlign w:val="center"/>
           </w:tcPr>
           <w:p>
+            <w:pPr>
+              <w:keepNext/>
+            </w:pPr>
             <w:r>
               <w:t>WORLD VIEW</w:t>
             </w:r>
@@ -13256,6 +13449,9 @@
             <w:vAlign w:val="center"/>
           </w:tcPr>
           <w:p>
+            <w:pPr>
+              <w:keepNext/>
+            </w:pPr>
             <w:r>
               <w:t>경계도 10칸</w:t>
             </w:r>
@@ -13455,7 +13651,7 @@
           <w:numId w:val="7"/>
         </w:numPr>
       </w:pPr>
-      <w:bookmarkStart w:id="37" w:name="_Toc239675532"/>
+      <w:bookmarkStart w:id="37" w:name="_Toc239828132"/>
       <w:r>
         <w:lastRenderedPageBreak/>
         <w:t>최소</w:t>
@@ -13528,11 +13724,7 @@
         <w:t>경계도 아래 단일 사건 문구는 CCTV 발각, Laser 접촉, Guard 포획, Stun, Arrest 같은 현재 사건을 짧게 표시한 뒤 사라진다. 별도 Lockdown Countdown 문구는 사용하지 않는다.</w:t>
       </w:r>
     </w:p>
-    <w:p>
-      <w:r>
-        <w:br w:type="page"/>
-      </w:r>
-    </w:p>
+    <w:p/>
     <w:p>
       <w:pPr>
         <w:pStyle w:val="21"/>
@@ -13541,9 +13733,8 @@
           <w:numId w:val="7"/>
         </w:numPr>
       </w:pPr>
-      <w:bookmarkStart w:id="38" w:name="_Toc239675533"/>
-      <w:r>
-        <w:lastRenderedPageBreak/>
+      <w:bookmarkStart w:id="38" w:name="_Toc239828133"/>
+      <w:r>
         <w:t xml:space="preserve">Input Mode </w:t>
       </w:r>
       <w:r>
@@ -13568,6 +13759,7 @@
       <w:tr>
         <w:trPr>
           <w:cantSplit/>
+          <w:tblHeader/>
           <w:jc w:val="center"/>
         </w:trPr>
         <w:tc>
@@ -13585,6 +13777,7 @@
           <w:p>
             <w:pPr>
               <w:pStyle w:val="TableText"/>
+              <w:keepNext/>
               <w:jc w:val="center"/>
             </w:pPr>
             <w:r>
@@ -13612,6 +13805,7 @@
           <w:p>
             <w:pPr>
               <w:pStyle w:val="TableText"/>
+              <w:keepNext/>
               <w:jc w:val="center"/>
             </w:pPr>
             <w:r>
@@ -13639,6 +13833,7 @@
           <w:p>
             <w:pPr>
               <w:pStyle w:val="TableText"/>
+              <w:keepNext/>
               <w:jc w:val="center"/>
             </w:pPr>
             <w:r>
@@ -13666,6 +13861,7 @@
           <w:p>
             <w:pPr>
               <w:pStyle w:val="TableText"/>
+              <w:keepNext/>
               <w:jc w:val="center"/>
             </w:pPr>
             <w:r>
@@ -13998,7 +14194,10 @@
     </w:tbl>
     <w:p>
       <w:pPr>
-        <w:spacing w:after="20"/>
+        <w:spacing w:after="0" w:line="20" w:lineRule="exact"/>
+        <w:rPr>
+          <w:sz w:val="2"/>
+        </w:rPr>
       </w:pPr>
     </w:p>
     <w:p>
@@ -14014,8 +14213,9 @@
           <w:numId w:val="7"/>
         </w:numPr>
       </w:pPr>
-      <w:bookmarkStart w:id="39" w:name="_Toc239675534"/>
-      <w:r>
+      <w:bookmarkStart w:id="39" w:name="_Toc239828134"/>
+      <w:r>
+        <w:lastRenderedPageBreak/>
         <w:t>Floor Plan</w:t>
       </w:r>
       <w:r>
@@ -14037,7 +14237,7 @@
           <w:numId w:val="7"/>
         </w:numPr>
       </w:pPr>
-      <w:bookmarkStart w:id="40" w:name="_Toc239675535"/>
+      <w:bookmarkStart w:id="40" w:name="_Toc239828135"/>
       <w:r>
         <w:t xml:space="preserve">Floor Plan Map </w:t>
       </w:r>
@@ -14078,6 +14278,7 @@
           </w:tcPr>
           <w:p>
             <w:pPr>
+              <w:keepNext/>
               <w:jc w:val="center"/>
             </w:pPr>
             <w:r>
@@ -14104,6 +14305,7 @@
           </w:tcPr>
           <w:p>
             <w:pPr>
+              <w:keepNext/>
               <w:jc w:val="center"/>
             </w:pPr>
             <w:r>
@@ -14130,6 +14332,7 @@
           </w:tcPr>
           <w:p>
             <w:pPr>
+              <w:keepNext/>
               <w:jc w:val="center"/>
             </w:pPr>
             <w:r>
@@ -14162,6 +14365,7 @@
           </w:tcPr>
           <w:p>
             <w:pPr>
+              <w:keepNext/>
               <w:jc w:val="center"/>
             </w:pPr>
             <w:r>
@@ -14197,6 +14401,7 @@
           </w:tcPr>
           <w:p>
             <w:pPr>
+              <w:keepNext/>
               <w:jc w:val="center"/>
             </w:pPr>
             <w:r>
@@ -14238,6 +14443,7 @@
           </w:tcPr>
           <w:p>
             <w:pPr>
+              <w:keepNext/>
               <w:jc w:val="center"/>
             </w:pPr>
             <w:r>
@@ -14270,6 +14476,7 @@
           </w:tcPr>
           <w:p>
             <w:pPr>
+              <w:keepNext/>
               <w:jc w:val="center"/>
             </w:pPr>
             <w:r>
@@ -14296,6 +14503,7 @@
           </w:tcPr>
           <w:p>
             <w:pPr>
+              <w:keepNext/>
               <w:jc w:val="center"/>
             </w:pPr>
             <w:r>
@@ -14344,7 +14552,7 @@
           <w:numId w:val="7"/>
         </w:numPr>
       </w:pPr>
-      <w:bookmarkStart w:id="41" w:name="_Toc239675536"/>
+      <w:bookmarkStart w:id="41" w:name="_Toc239828136"/>
       <w:r>
         <w:t xml:space="preserve">Team Result / Replica Recap </w:t>
       </w:r>
@@ -14369,6 +14577,7 @@
       <w:tr>
         <w:trPr>
           <w:cantSplit/>
+          <w:tblHeader/>
           <w:jc w:val="center"/>
         </w:trPr>
         <w:tc>
@@ -14386,6 +14595,7 @@
           <w:p>
             <w:pPr>
               <w:pStyle w:val="TableText"/>
+              <w:keepNext/>
               <w:jc w:val="center"/>
             </w:pPr>
             <w:r>
@@ -14412,6 +14622,7 @@
           <w:p>
             <w:pPr>
               <w:pStyle w:val="TableText"/>
+              <w:keepNext/>
               <w:jc w:val="center"/>
             </w:pPr>
             <w:r>
@@ -14438,6 +14649,7 @@
           <w:p>
             <w:pPr>
               <w:pStyle w:val="TableText"/>
+              <w:keepNext/>
               <w:jc w:val="center"/>
             </w:pPr>
             <w:r>
@@ -14501,7 +14713,10 @@
     </w:tbl>
     <w:p>
       <w:pPr>
-        <w:spacing w:after="20"/>
+        <w:spacing w:after="0" w:line="20" w:lineRule="exact"/>
+        <w:rPr>
+          <w:sz w:val="2"/>
+        </w:rPr>
       </w:pPr>
     </w:p>
     <w:tbl>
@@ -14520,6 +14735,7 @@
       <w:tr>
         <w:trPr>
           <w:cantSplit/>
+          <w:tblHeader/>
           <w:jc w:val="center"/>
         </w:trPr>
         <w:tc>
@@ -14537,6 +14753,7 @@
           <w:p>
             <w:pPr>
               <w:pStyle w:val="TableText"/>
+              <w:keepNext/>
               <w:jc w:val="center"/>
             </w:pPr>
             <w:r>
@@ -14563,6 +14780,7 @@
           <w:p>
             <w:pPr>
               <w:pStyle w:val="TableText"/>
+              <w:keepNext/>
               <w:jc w:val="center"/>
             </w:pPr>
             <w:r>
@@ -14589,6 +14807,7 @@
           <w:p>
             <w:pPr>
               <w:pStyle w:val="TableText"/>
+              <w:keepNext/>
               <w:jc w:val="center"/>
             </w:pPr>
             <w:r>
@@ -14616,7 +14835,6 @@
               <w:pStyle w:val="TableText"/>
             </w:pPr>
             <w:r>
-              <w:lastRenderedPageBreak/>
               <w:t>실제 제출 Painting</w:t>
             </w:r>
           </w:p>
@@ -14698,7 +14916,10 @@
     </w:tbl>
     <w:p>
       <w:pPr>
-        <w:spacing w:after="20"/>
+        <w:spacing w:after="0" w:line="20" w:lineRule="exact"/>
+        <w:rPr>
+          <w:sz w:val="2"/>
+        </w:rPr>
       </w:pPr>
     </w:p>
     <w:p>
@@ -14709,7 +14930,7 @@
           <w:numId w:val="7"/>
         </w:numPr>
       </w:pPr>
-      <w:bookmarkStart w:id="42" w:name="_Toc239675537"/>
+      <w:bookmarkStart w:id="42" w:name="_Toc239828137"/>
       <w:r>
         <w:t>첫</w:t>
       </w:r>
@@ -14742,6 +14963,7 @@
       <w:tr>
         <w:trPr>
           <w:cantSplit/>
+          <w:tblHeader/>
           <w:jc w:val="center"/>
         </w:trPr>
         <w:tc>
@@ -14759,6 +14981,7 @@
           <w:p>
             <w:pPr>
               <w:pStyle w:val="TableText"/>
+              <w:keepNext/>
               <w:jc w:val="center"/>
             </w:pPr>
             <w:r>
@@ -14785,6 +15008,7 @@
           <w:p>
             <w:pPr>
               <w:pStyle w:val="TableText"/>
+              <w:keepNext/>
               <w:jc w:val="center"/>
             </w:pPr>
             <w:r>
@@ -14930,7 +15154,10 @@
     </w:tbl>
     <w:p>
       <w:pPr>
-        <w:spacing w:after="20"/>
+        <w:spacing w:after="0" w:line="20" w:lineRule="exact"/>
+        <w:rPr>
+          <w:sz w:val="2"/>
+        </w:rPr>
       </w:pPr>
     </w:p>
     <w:p>
@@ -14977,8 +15204,9 @@
           <w:numId w:val="7"/>
         </w:numPr>
       </w:pPr>
-      <w:bookmarkStart w:id="43" w:name="_Toc239675538"/>
-      <w:r>
+      <w:bookmarkStart w:id="43" w:name="_Toc239828138"/>
+      <w:r>
+        <w:lastRenderedPageBreak/>
         <w:t>접근성</w:t>
       </w:r>
       <w:r>
@@ -14996,6 +15224,7 @@
           <w:ilvl w:val="0"/>
           <w:numId w:val="8"/>
         </w:numPr>
+        <w:spacing w:after="40" w:line="240" w:lineRule="auto"/>
       </w:pPr>
       <w:r>
         <w:t>색상 외에 Shape/Icon/Text를 함께 사용한다.</w:t>
@@ -15008,6 +15237,7 @@
           <w:ilvl w:val="0"/>
           <w:numId w:val="8"/>
         </w:numPr>
+        <w:spacing w:after="40" w:line="240" w:lineRule="auto"/>
       </w:pPr>
       <w:r>
         <w:t>강한 Blur·지속 Camera Shake·빠른 FOV 변화에 의존하지 않는다.</w:t>
@@ -15020,6 +15250,7 @@
           <w:ilvl w:val="0"/>
           <w:numId w:val="8"/>
         </w:numPr>
+        <w:spacing w:after="40" w:line="240" w:lineRule="auto"/>
       </w:pPr>
       <w:r>
         <w:t>FOV, Mouse Sensitivity, Master Volume, Resolution/Window Mode를 Title에서 제공하고 로컬 저장한다.</w:t>
@@ -15032,6 +15263,7 @@
           <w:ilvl w:val="0"/>
           <w:numId w:val="8"/>
         </w:numPr>
+        <w:spacing w:after="40" w:line="240" w:lineRule="auto"/>
       </w:pPr>
       <w:r>
         <w:t>중요 Countdown은 독립 Text로 표시하고 배경과 충분한 대비를 유지한다.</w:t>
@@ -15045,7 +15277,7 @@
           <w:numId w:val="7"/>
         </w:numPr>
       </w:pPr>
-      <w:bookmarkStart w:id="44" w:name="_Toc239675539"/>
+      <w:bookmarkStart w:id="44" w:name="_Toc239828139"/>
       <w:r>
         <w:lastRenderedPageBreak/>
         <w:t>레벨</w:t>
@@ -15078,7 +15310,7 @@
           <w:numId w:val="7"/>
         </w:numPr>
       </w:pPr>
-      <w:bookmarkStart w:id="45" w:name="_Toc239675540"/>
+      <w:bookmarkStart w:id="45" w:name="_Toc239828140"/>
       <w:r>
         <w:t>세</w:t>
       </w:r>
@@ -15176,7 +15408,7 @@
           <w:numId w:val="7"/>
         </w:numPr>
       </w:pPr>
-      <w:bookmarkStart w:id="46" w:name="_Toc239675541"/>
+      <w:bookmarkStart w:id="46" w:name="_Toc239828141"/>
       <w:r>
         <w:t>맵</w:t>
       </w:r>
@@ -15206,6 +15438,7 @@
       <w:tr>
         <w:trPr>
           <w:cantSplit/>
+          <w:tblHeader/>
           <w:jc w:val="center"/>
         </w:trPr>
         <w:tc>
@@ -15223,6 +15456,7 @@
           <w:p>
             <w:pPr>
               <w:pStyle w:val="TableText"/>
+              <w:keepNext/>
               <w:jc w:val="center"/>
             </w:pPr>
             <w:r>
@@ -15250,6 +15484,7 @@
           <w:p>
             <w:pPr>
               <w:pStyle w:val="TableText"/>
+              <w:keepNext/>
               <w:jc w:val="center"/>
             </w:pPr>
             <w:r>
@@ -15277,6 +15512,7 @@
           <w:p>
             <w:pPr>
               <w:pStyle w:val="TableText"/>
+              <w:keepNext/>
               <w:jc w:val="center"/>
             </w:pPr>
             <w:r>
@@ -15304,6 +15540,7 @@
           <w:p>
             <w:pPr>
               <w:pStyle w:val="TableText"/>
+              <w:keepNext/>
               <w:jc w:val="center"/>
             </w:pPr>
             <w:r>
@@ -15331,6 +15568,7 @@
           <w:p>
             <w:pPr>
               <w:pStyle w:val="TableText"/>
+              <w:keepNext/>
               <w:jc w:val="center"/>
             </w:pPr>
             <w:r>
@@ -15602,7 +15840,10 @@
     </w:tbl>
     <w:p>
       <w:pPr>
-        <w:spacing w:after="20"/>
+        <w:spacing w:after="0" w:line="20" w:lineRule="exact"/>
+        <w:rPr>
+          <w:sz w:val="2"/>
+        </w:rPr>
       </w:pPr>
     </w:p>
     <w:p>
@@ -15613,7 +15854,7 @@
           <w:numId w:val="7"/>
         </w:numPr>
       </w:pPr>
-      <w:bookmarkStart w:id="47" w:name="_Toc239675542"/>
+      <w:bookmarkStart w:id="47" w:name="_Toc239828142"/>
       <w:r>
         <w:t xml:space="preserve">M01 — </w:t>
       </w:r>
@@ -15650,6 +15891,7 @@
       <w:tr>
         <w:trPr>
           <w:cantSplit/>
+          <w:tblHeader/>
           <w:jc w:val="center"/>
         </w:trPr>
         <w:tc>
@@ -15667,6 +15909,7 @@
           <w:p>
             <w:pPr>
               <w:pStyle w:val="TableText"/>
+              <w:keepNext/>
               <w:jc w:val="center"/>
             </w:pPr>
             <w:r>
@@ -15693,6 +15936,7 @@
           <w:p>
             <w:pPr>
               <w:pStyle w:val="TableText"/>
+              <w:keepNext/>
               <w:jc w:val="center"/>
             </w:pPr>
             <w:r>
@@ -15719,6 +15963,7 @@
           <w:p>
             <w:pPr>
               <w:pStyle w:val="TableText"/>
+              <w:keepNext/>
               <w:jc w:val="center"/>
             </w:pPr>
             <w:r>
@@ -15745,6 +15990,7 @@
           <w:p>
             <w:pPr>
               <w:pStyle w:val="TableText"/>
+              <w:keepNext/>
               <w:jc w:val="center"/>
             </w:pPr>
             <w:r>
@@ -15822,7 +16068,10 @@
     </w:tbl>
     <w:p>
       <w:pPr>
-        <w:spacing w:after="20"/>
+        <w:spacing w:after="0" w:line="20" w:lineRule="exact"/>
+        <w:rPr>
+          <w:sz w:val="2"/>
+        </w:rPr>
       </w:pPr>
     </w:p>
     <w:tbl>
@@ -15918,7 +16167,7 @@
           <w:numId w:val="7"/>
         </w:numPr>
       </w:pPr>
-      <w:bookmarkStart w:id="48" w:name="_Toc239675543"/>
+      <w:bookmarkStart w:id="48" w:name="_Toc239828143"/>
       <w:r>
         <w:t xml:space="preserve">M02 — </w:t>
       </w:r>
@@ -15955,6 +16204,7 @@
       <w:tr>
         <w:trPr>
           <w:cantSplit/>
+          <w:tblHeader/>
           <w:jc w:val="center"/>
         </w:trPr>
         <w:tc>
@@ -15972,6 +16222,7 @@
           <w:p>
             <w:pPr>
               <w:pStyle w:val="TableText"/>
+              <w:keepNext/>
               <w:jc w:val="center"/>
             </w:pPr>
             <w:r>
@@ -15998,6 +16249,7 @@
           <w:p>
             <w:pPr>
               <w:pStyle w:val="TableText"/>
+              <w:keepNext/>
               <w:jc w:val="center"/>
             </w:pPr>
             <w:r>
@@ -16024,6 +16276,7 @@
           <w:p>
             <w:pPr>
               <w:pStyle w:val="TableText"/>
+              <w:keepNext/>
               <w:jc w:val="center"/>
             </w:pPr>
             <w:r>
@@ -16050,6 +16303,7 @@
           <w:p>
             <w:pPr>
               <w:pStyle w:val="TableText"/>
+              <w:keepNext/>
               <w:jc w:val="center"/>
             </w:pPr>
             <w:r>
@@ -16127,7 +16381,10 @@
     </w:tbl>
     <w:p>
       <w:pPr>
-        <w:spacing w:after="20"/>
+        <w:spacing w:after="0" w:line="20" w:lineRule="exact"/>
+        <w:rPr>
+          <w:sz w:val="2"/>
+        </w:rPr>
       </w:pPr>
     </w:p>
     <w:tbl>
@@ -16223,7 +16480,7 @@
           <w:numId w:val="7"/>
         </w:numPr>
       </w:pPr>
-      <w:bookmarkStart w:id="49" w:name="_Toc239675544"/>
+      <w:bookmarkStart w:id="49" w:name="_Toc239828144"/>
       <w:r>
         <w:lastRenderedPageBreak/>
         <w:t xml:space="preserve">M03 — </w:t>
@@ -16261,6 +16518,7 @@
       <w:tr>
         <w:trPr>
           <w:cantSplit/>
+          <w:tblHeader/>
           <w:jc w:val="center"/>
         </w:trPr>
         <w:tc>
@@ -16278,6 +16536,7 @@
           <w:p>
             <w:pPr>
               <w:pStyle w:val="TableText"/>
+              <w:keepNext/>
               <w:jc w:val="center"/>
             </w:pPr>
             <w:r>
@@ -16304,6 +16563,7 @@
           <w:p>
             <w:pPr>
               <w:pStyle w:val="TableText"/>
+              <w:keepNext/>
               <w:jc w:val="center"/>
             </w:pPr>
             <w:r>
@@ -16330,6 +16590,7 @@
           <w:p>
             <w:pPr>
               <w:pStyle w:val="TableText"/>
+              <w:keepNext/>
               <w:jc w:val="center"/>
             </w:pPr>
             <w:r>
@@ -16356,6 +16617,7 @@
           <w:p>
             <w:pPr>
               <w:pStyle w:val="TableText"/>
+              <w:keepNext/>
               <w:jc w:val="center"/>
             </w:pPr>
             <w:r>
@@ -16433,7 +16695,10 @@
     </w:tbl>
     <w:p>
       <w:pPr>
-        <w:spacing w:after="20"/>
+        <w:spacing w:after="0" w:line="20" w:lineRule="exact"/>
+        <w:rPr>
+          <w:sz w:val="2"/>
+        </w:rPr>
       </w:pPr>
     </w:p>
     <w:tbl>
@@ -16529,7 +16794,7 @@
           <w:numId w:val="7"/>
         </w:numPr>
       </w:pPr>
-      <w:bookmarkStart w:id="50" w:name="_Toc239675545"/>
+      <w:bookmarkStart w:id="50" w:name="_Toc239828145"/>
       <w:r>
         <w:lastRenderedPageBreak/>
         <w:t xml:space="preserve">First-Person </w:t>
@@ -16613,7 +16878,7 @@
           <w:numId w:val="7"/>
         </w:numPr>
       </w:pPr>
-      <w:bookmarkStart w:id="51" w:name="_Toc239675546"/>
+      <w:bookmarkStart w:id="51" w:name="_Toc239828146"/>
       <w:r>
         <w:t>사운드</w:t>
       </w:r>
@@ -16641,6 +16906,7 @@
       <w:tr>
         <w:trPr>
           <w:cantSplit/>
+          <w:tblHeader/>
           <w:jc w:val="center"/>
         </w:trPr>
         <w:tc>
@@ -16658,6 +16924,7 @@
           <w:p>
             <w:pPr>
               <w:pStyle w:val="TableText"/>
+              <w:keepNext/>
               <w:jc w:val="center"/>
             </w:pPr>
             <w:r>
@@ -16684,6 +16951,7 @@
           <w:p>
             <w:pPr>
               <w:pStyle w:val="TableText"/>
+              <w:keepNext/>
               <w:jc w:val="center"/>
             </w:pPr>
             <w:r>
@@ -16710,6 +16978,7 @@
           <w:p>
             <w:pPr>
               <w:pStyle w:val="TableText"/>
+              <w:keepNext/>
               <w:jc w:val="center"/>
             </w:pPr>
             <w:r>
@@ -16998,7 +17267,10 @@
     </w:tbl>
     <w:p>
       <w:pPr>
-        <w:spacing w:after="20"/>
+        <w:spacing w:after="0" w:line="20" w:lineRule="exact"/>
+        <w:rPr>
+          <w:sz w:val="2"/>
+        </w:rPr>
       </w:pPr>
     </w:p>
     <w:p>
@@ -17046,7 +17318,7 @@
           <w:numId w:val="7"/>
         </w:numPr>
       </w:pPr>
-      <w:bookmarkStart w:id="52" w:name="_Toc239675547"/>
+      <w:bookmarkStart w:id="52" w:name="_Toc239828147"/>
       <w:r>
         <w:lastRenderedPageBreak/>
         <w:t>세계관과</w:t>
@@ -17085,6 +17357,7 @@
       <w:tr>
         <w:trPr>
           <w:cantSplit/>
+          <w:tblHeader/>
           <w:jc w:val="center"/>
         </w:trPr>
         <w:tc>
@@ -17102,6 +17375,7 @@
           <w:p>
             <w:pPr>
               <w:pStyle w:val="TableText"/>
+              <w:keepNext/>
               <w:jc w:val="center"/>
             </w:pPr>
             <w:r>
@@ -17128,6 +17402,7 @@
           <w:p>
             <w:pPr>
               <w:pStyle w:val="TableText"/>
+              <w:keepNext/>
               <w:jc w:val="center"/>
             </w:pPr>
             <w:r>
@@ -17276,7 +17551,10 @@
     </w:tbl>
     <w:p>
       <w:pPr>
-        <w:spacing w:after="20"/>
+        <w:spacing w:after="0" w:line="20" w:lineRule="exact"/>
+        <w:rPr>
+          <w:sz w:val="2"/>
+        </w:rPr>
       </w:pPr>
     </w:p>
     <w:p>
@@ -17287,7 +17565,7 @@
           <w:numId w:val="7"/>
         </w:numPr>
       </w:pPr>
-      <w:bookmarkStart w:id="53" w:name="_Toc239675548"/>
+      <w:bookmarkStart w:id="53" w:name="_Toc239828148"/>
       <w:r>
         <w:lastRenderedPageBreak/>
         <w:t>범위</w:t>
@@ -17314,7 +17592,7 @@
           <w:numId w:val="7"/>
         </w:numPr>
       </w:pPr>
-      <w:bookmarkStart w:id="54" w:name="_Toc239675549"/>
+      <w:bookmarkStart w:id="54" w:name="_Toc239828149"/>
       <w:r>
         <w:t>v1.0 Required Scope</w:t>
       </w:r>
@@ -17335,6 +17613,7 @@
       <w:tr>
         <w:trPr>
           <w:cantSplit/>
+          <w:tblHeader/>
           <w:jc w:val="center"/>
         </w:trPr>
         <w:tc>
@@ -17352,6 +17631,7 @@
           <w:p>
             <w:pPr>
               <w:pStyle w:val="TableText"/>
+              <w:keepNext/>
               <w:jc w:val="center"/>
             </w:pPr>
             <w:r>
@@ -17378,6 +17658,7 @@
           <w:p>
             <w:pPr>
               <w:pStyle w:val="TableText"/>
+              <w:keepNext/>
               <w:jc w:val="center"/>
             </w:pPr>
             <w:r>
@@ -17665,7 +17946,10 @@
     </w:tbl>
     <w:p>
       <w:pPr>
-        <w:spacing w:after="20"/>
+        <w:spacing w:after="0" w:line="20" w:lineRule="exact"/>
+        <w:rPr>
+          <w:sz w:val="2"/>
+        </w:rPr>
       </w:pPr>
     </w:p>
     <w:p>
@@ -17676,7 +17960,7 @@
           <w:numId w:val="7"/>
         </w:numPr>
       </w:pPr>
-      <w:bookmarkStart w:id="55" w:name="_Toc239675550"/>
+      <w:bookmarkStart w:id="55" w:name="_Toc239828150"/>
       <w:r>
         <w:t>Deferred Expansion</w:t>
       </w:r>
@@ -17700,7 +17984,7 @@
           <w:numId w:val="7"/>
         </w:numPr>
       </w:pPr>
-      <w:bookmarkStart w:id="56" w:name="_Toc239675551"/>
+      <w:bookmarkStart w:id="56" w:name="_Toc239828151"/>
       <w:r>
         <w:t>Stretch</w:t>
       </w:r>
@@ -17731,6 +18015,7 @@
       <w:tr>
         <w:trPr>
           <w:cantSplit/>
+          <w:tblHeader/>
           <w:jc w:val="center"/>
         </w:trPr>
         <w:tc>
@@ -17748,6 +18033,7 @@
           <w:p>
             <w:pPr>
               <w:pStyle w:val="TableText"/>
+              <w:keepNext/>
               <w:jc w:val="center"/>
             </w:pPr>
             <w:r>
@@ -17774,6 +18060,7 @@
           <w:p>
             <w:pPr>
               <w:pStyle w:val="TableText"/>
+              <w:keepNext/>
               <w:jc w:val="center"/>
             </w:pPr>
             <w:r>
@@ -17800,6 +18087,7 @@
           <w:p>
             <w:pPr>
               <w:pStyle w:val="TableText"/>
+              <w:keepNext/>
               <w:jc w:val="center"/>
             </w:pPr>
             <w:r>
@@ -18055,12 +18343,14 @@
     </w:tbl>
     <w:p>
       <w:pPr>
-        <w:spacing w:after="20"/>
+        <w:spacing w:after="0" w:line="20" w:lineRule="exact"/>
+        <w:rPr>
+          <w:sz w:val="2"/>
+        </w:rPr>
       </w:pPr>
     </w:p>
     <w:p>
       <w:r>
-        <w:lastRenderedPageBreak/>
         <w:t>Smoke와 Trap 계열은 Stretch가 아니라 제거 기능이다. 범위를 줄여도 다시 추가하지 않는다.</w:t>
       </w:r>
     </w:p>
@@ -18072,8 +18362,9 @@
           <w:numId w:val="7"/>
         </w:numPr>
       </w:pPr>
-      <w:bookmarkStart w:id="57" w:name="_Toc239675552"/>
-      <w:r>
+      <w:bookmarkStart w:id="57" w:name="_Toc239828152"/>
+      <w:r>
+        <w:lastRenderedPageBreak/>
         <w:t>Starting Balance Targets</w:t>
       </w:r>
       <w:bookmarkEnd w:id="57"/>
@@ -18094,6 +18385,7 @@
       <w:tr>
         <w:trPr>
           <w:cantSplit/>
+          <w:tblHeader/>
           <w:jc w:val="center"/>
         </w:trPr>
         <w:tc>
@@ -18111,6 +18403,7 @@
           <w:p>
             <w:pPr>
               <w:pStyle w:val="TableText"/>
+              <w:keepNext/>
               <w:jc w:val="center"/>
             </w:pPr>
             <w:r>
@@ -18137,6 +18430,7 @@
           <w:p>
             <w:pPr>
               <w:pStyle w:val="TableText"/>
+              <w:keepNext/>
               <w:jc w:val="center"/>
             </w:pPr>
             <w:r>
@@ -18163,6 +18457,7 @@
           <w:p>
             <w:pPr>
               <w:pStyle w:val="TableText"/>
+              <w:keepNext/>
               <w:jc w:val="center"/>
             </w:pPr>
             <w:r>
@@ -18652,7 +18947,10 @@
     </w:tbl>
     <w:p>
       <w:pPr>
-        <w:spacing w:after="20"/>
+        <w:spacing w:after="0" w:line="20" w:lineRule="exact"/>
+        <w:rPr>
+          <w:sz w:val="2"/>
+        </w:rPr>
       </w:pPr>
     </w:p>
     <w:p>
@@ -18663,7 +18961,7 @@
           <w:numId w:val="7"/>
         </w:numPr>
       </w:pPr>
-      <w:bookmarkStart w:id="58" w:name="_Toc239675553"/>
+      <w:bookmarkStart w:id="58" w:name="_Toc239828153"/>
       <w:r>
         <w:t>Playtest Questions</w:t>
       </w:r>
@@ -18749,7 +19047,7 @@
           <w:numId w:val="7"/>
         </w:numPr>
       </w:pPr>
-      <w:bookmarkStart w:id="59" w:name="_Toc239675554"/>
+      <w:bookmarkStart w:id="59" w:name="_Toc239828154"/>
       <w:r>
         <w:lastRenderedPageBreak/>
         <w:t>Release KPI</w:t>
@@ -18771,6 +19069,7 @@
       <w:tr>
         <w:trPr>
           <w:cantSplit/>
+          <w:tblHeader/>
           <w:jc w:val="center"/>
         </w:trPr>
         <w:tc>
@@ -18788,6 +19087,7 @@
           <w:p>
             <w:pPr>
               <w:pStyle w:val="TableText"/>
+              <w:keepNext/>
               <w:jc w:val="center"/>
             </w:pPr>
             <w:r>
@@ -18814,6 +19114,7 @@
           <w:p>
             <w:pPr>
               <w:pStyle w:val="TableText"/>
+              <w:keepNext/>
               <w:jc w:val="center"/>
             </w:pPr>
             <w:r>
@@ -19064,7 +19365,10 @@
     </w:tbl>
     <w:p>
       <w:pPr>
-        <w:spacing w:after="20"/>
+        <w:spacing w:after="0" w:line="20" w:lineRule="exact"/>
+        <w:rPr>
+          <w:sz w:val="2"/>
+        </w:rPr>
       </w:pPr>
     </w:p>
     <w:p>
@@ -19075,7 +19379,7 @@
           <w:numId w:val="7"/>
         </w:numPr>
       </w:pPr>
-      <w:bookmarkStart w:id="60" w:name="_Toc239675555"/>
+      <w:bookmarkStart w:id="60" w:name="_Toc239828155"/>
       <w:r>
         <w:t>W6~W12 Roadmap</w:t>
       </w:r>
@@ -19097,6 +19401,7 @@
       <w:tr>
         <w:trPr>
           <w:cantSplit/>
+          <w:tblHeader/>
           <w:jc w:val="center"/>
         </w:trPr>
         <w:tc>
@@ -19112,6 +19417,9 @@
             <w:vAlign w:val="center"/>
           </w:tcPr>
           <w:p>
+            <w:pPr>
+              <w:keepNext/>
+            </w:pPr>
             <w:r>
               <w:t>주차</w:t>
             </w:r>
@@ -19130,6 +19438,9 @@
             <w:vAlign w:val="center"/>
           </w:tcPr>
           <w:p>
+            <w:pPr>
+              <w:keepNext/>
+            </w:pPr>
             <w:r>
               <w:t>제품 결과</w:t>
             </w:r>
@@ -19148,6 +19459,9 @@
             <w:vAlign w:val="center"/>
           </w:tcPr>
           <w:p>
+            <w:pPr>
+              <w:keepNext/>
+            </w:pPr>
             <w:r>
               <w:t>Gate</w:t>
             </w:r>
@@ -19419,7 +19733,10 @@
     </w:tbl>
     <w:p>
       <w:pPr>
-        <w:spacing w:after="20"/>
+        <w:spacing w:after="0" w:line="20" w:lineRule="exact"/>
+        <w:rPr>
+          <w:sz w:val="2"/>
+        </w:rPr>
       </w:pPr>
     </w:p>
     <w:p>
@@ -19428,7 +19745,7 @@
         <w:keepLines/>
         <w:pageBreakBefore w:val="0"/>
       </w:pPr>
-      <w:bookmarkStart w:id="61" w:name="_Toc239675556"/>
+      <w:bookmarkStart w:id="61" w:name="_Toc239828156"/>
       <w:r>
         <w:t>Appendix A — 용어</w:t>
       </w:r>
@@ -19449,6 +19766,7 @@
       <w:tr>
         <w:trPr>
           <w:cantSplit/>
+          <w:tblHeader/>
           <w:jc w:val="center"/>
         </w:trPr>
         <w:tc>
@@ -19466,6 +19784,7 @@
           <w:p>
             <w:pPr>
               <w:pStyle w:val="TableText"/>
+              <w:keepNext/>
               <w:jc w:val="center"/>
             </w:pPr>
             <w:r>
@@ -19492,6 +19811,7 @@
           <w:p>
             <w:pPr>
               <w:pStyle w:val="TableText"/>
+              <w:keepNext/>
               <w:jc w:val="center"/>
             </w:pPr>
             <w:r>
@@ -19804,7 +20124,10 @@
     </w:tbl>
     <w:p>
       <w:pPr>
-        <w:spacing w:after="20"/>
+        <w:spacing w:after="0" w:line="20" w:lineRule="exact"/>
+        <w:rPr>
+          <w:sz w:val="2"/>
+        </w:rPr>
       </w:pPr>
     </w:p>
     <w:p>
@@ -19813,7 +20136,7 @@
         <w:keepLines/>
         <w:pageBreakBefore w:val="0"/>
       </w:pPr>
-      <w:bookmarkStart w:id="62" w:name="_Toc239675557"/>
+      <w:bookmarkStart w:id="62" w:name="_Toc239828157"/>
       <w:r>
         <w:rPr>
           <w:sz w:val="32"/>
@@ -19837,6 +20160,7 @@
       <w:tr>
         <w:trPr>
           <w:cantSplit/>
+          <w:tblHeader/>
           <w:jc w:val="center"/>
         </w:trPr>
         <w:tc>
@@ -19854,6 +20178,7 @@
           <w:p>
             <w:pPr>
               <w:pStyle w:val="TableText"/>
+              <w:keepNext/>
               <w:jc w:val="center"/>
             </w:pPr>
             <w:r>
@@ -19880,6 +20205,7 @@
           <w:p>
             <w:pPr>
               <w:pStyle w:val="TableText"/>
+              <w:keepNext/>
               <w:jc w:val="center"/>
             </w:pPr>
             <w:r>
@@ -20037,7 +20363,7 @@
         <w:keepLines/>
         <w:pageBreakBefore w:val="0"/>
       </w:pPr>
-      <w:bookmarkStart w:id="63" w:name="_Toc239675558"/>
+      <w:bookmarkStart w:id="63" w:name="_Toc239828158"/>
       <w:r>
         <w:rPr>
           <w:sz w:val="32"/>

--- a/Museum_Heist_GDD.docx
+++ b/Museum_Heist_GDD.docx
@@ -111,7 +111,7 @@
             </w:r>
             <w:r>
               <w:br/>
-              <w:t>문서 정합성 검토 · 2026-09-09</w:t>
+              <w:t>문서 정합성 검토 · 2026-09-11</w:t>
             </w:r>
           </w:p>
         </w:tc>
@@ -564,7 +564,7 @@
       <w:r>
         <w:fldChar w:fldCharType="separate"/>
       </w:r>
-      <w:hyperlink w:anchor="_Toc239828095" w:history="1">
+      <w:hyperlink w:anchor="_Toc240003249" w:history="1">
         <w:r>
           <w:rPr>
             <w:rStyle w:val="aff1"/>
@@ -591,7 +591,7 @@
             <w:noProof/>
             <w:webHidden/>
           </w:rPr>
-          <w:instrText xml:space="preserve"> PAGEREF _Toc239828095 \h </w:instrText>
+          <w:instrText xml:space="preserve"> PAGEREF _Toc240003249 \h </w:instrText>
         </w:r>
         <w:r>
           <w:rPr>
@@ -640,7 +640,7 @@
           <w14:ligatures w14:val="standardContextual"/>
         </w:rPr>
       </w:pPr>
-      <w:hyperlink w:anchor="_Toc239828096" w:history="1">
+      <w:hyperlink w:anchor="_Toc240003250" w:history="1">
         <w:r>
           <w:rPr>
             <w:rStyle w:val="aff1"/>
@@ -667,7 +667,7 @@
             <w:noProof/>
             <w:webHidden/>
           </w:rPr>
-          <w:instrText xml:space="preserve"> PAGEREF _Toc239828096 \h </w:instrText>
+          <w:instrText xml:space="preserve"> PAGEREF _Toc240003250 \h </w:instrText>
         </w:r>
         <w:r>
           <w:rPr>
@@ -716,7 +716,7 @@
           <w14:ligatures w14:val="standardContextual"/>
         </w:rPr>
       </w:pPr>
-      <w:hyperlink w:anchor="_Toc239828097" w:history="1">
+      <w:hyperlink w:anchor="_Toc240003251" w:history="1">
         <w:r>
           <w:rPr>
             <w:rStyle w:val="aff1"/>
@@ -743,7 +743,7 @@
             <w:noProof/>
             <w:webHidden/>
           </w:rPr>
-          <w:instrText xml:space="preserve"> PAGEREF _Toc239828097 \h </w:instrText>
+          <w:instrText xml:space="preserve"> PAGEREF _Toc240003251 \h </w:instrText>
         </w:r>
         <w:r>
           <w:rPr>
@@ -792,7 +792,7 @@
           <w14:ligatures w14:val="standardContextual"/>
         </w:rPr>
       </w:pPr>
-      <w:hyperlink w:anchor="_Toc239828098" w:history="1">
+      <w:hyperlink w:anchor="_Toc240003252" w:history="1">
         <w:r>
           <w:rPr>
             <w:rStyle w:val="aff1"/>
@@ -819,7 +819,7 @@
             <w:noProof/>
             <w:webHidden/>
           </w:rPr>
-          <w:instrText xml:space="preserve"> PAGEREF _Toc239828098 \h </w:instrText>
+          <w:instrText xml:space="preserve"> PAGEREF _Toc240003252 \h </w:instrText>
         </w:r>
         <w:r>
           <w:rPr>
@@ -868,7 +868,7 @@
           <w14:ligatures w14:val="standardContextual"/>
         </w:rPr>
       </w:pPr>
-      <w:hyperlink w:anchor="_Toc239828099" w:history="1">
+      <w:hyperlink w:anchor="_Toc240003253" w:history="1">
         <w:r>
           <w:rPr>
             <w:rStyle w:val="aff1"/>
@@ -895,7 +895,7 @@
             <w:noProof/>
             <w:webHidden/>
           </w:rPr>
-          <w:instrText xml:space="preserve"> PAGEREF _Toc239828099 \h </w:instrText>
+          <w:instrText xml:space="preserve"> PAGEREF _Toc240003253 \h </w:instrText>
         </w:r>
         <w:r>
           <w:rPr>
@@ -944,7 +944,7 @@
           <w14:ligatures w14:val="standardContextual"/>
         </w:rPr>
       </w:pPr>
-      <w:hyperlink w:anchor="_Toc239828100" w:history="1">
+      <w:hyperlink w:anchor="_Toc240003254" w:history="1">
         <w:r>
           <w:rPr>
             <w:rStyle w:val="aff1"/>
@@ -971,7 +971,7 @@
             <w:noProof/>
             <w:webHidden/>
           </w:rPr>
-          <w:instrText xml:space="preserve"> PAGEREF _Toc239828100 \h </w:instrText>
+          <w:instrText xml:space="preserve"> PAGEREF _Toc240003254 \h </w:instrText>
         </w:r>
         <w:r>
           <w:rPr>
@@ -1020,7 +1020,7 @@
           <w14:ligatures w14:val="standardContextual"/>
         </w:rPr>
       </w:pPr>
-      <w:hyperlink w:anchor="_Toc239828101" w:history="1">
+      <w:hyperlink w:anchor="_Toc240003255" w:history="1">
         <w:r>
           <w:rPr>
             <w:rStyle w:val="aff1"/>
@@ -1047,7 +1047,7 @@
             <w:noProof/>
             <w:webHidden/>
           </w:rPr>
-          <w:instrText xml:space="preserve"> PAGEREF _Toc239828101 \h </w:instrText>
+          <w:instrText xml:space="preserve"> PAGEREF _Toc240003255 \h </w:instrText>
         </w:r>
         <w:r>
           <w:rPr>
@@ -1095,7 +1095,7 @@
           <w14:ligatures w14:val="standardContextual"/>
         </w:rPr>
       </w:pPr>
-      <w:hyperlink w:anchor="_Toc239828102" w:history="1">
+      <w:hyperlink w:anchor="_Toc240003256" w:history="1">
         <w:r>
           <w:rPr>
             <w:rStyle w:val="aff1"/>
@@ -1122,7 +1122,7 @@
             <w:noProof/>
             <w:webHidden/>
           </w:rPr>
-          <w:instrText xml:space="preserve"> PAGEREF _Toc239828102 \h </w:instrText>
+          <w:instrText xml:space="preserve"> PAGEREF _Toc240003256 \h </w:instrText>
         </w:r>
         <w:r>
           <w:rPr>
@@ -1171,7 +1171,7 @@
           <w14:ligatures w14:val="standardContextual"/>
         </w:rPr>
       </w:pPr>
-      <w:hyperlink w:anchor="_Toc239828103" w:history="1">
+      <w:hyperlink w:anchor="_Toc240003257" w:history="1">
         <w:r>
           <w:rPr>
             <w:rStyle w:val="aff1"/>
@@ -1198,7 +1198,7 @@
             <w:noProof/>
             <w:webHidden/>
           </w:rPr>
-          <w:instrText xml:space="preserve"> PAGEREF _Toc239828103 \h </w:instrText>
+          <w:instrText xml:space="preserve"> PAGEREF _Toc240003257 \h </w:instrText>
         </w:r>
         <w:r>
           <w:rPr>
@@ -1247,7 +1247,7 @@
           <w14:ligatures w14:val="standardContextual"/>
         </w:rPr>
       </w:pPr>
-      <w:hyperlink w:anchor="_Toc239828104" w:history="1">
+      <w:hyperlink w:anchor="_Toc240003258" w:history="1">
         <w:r>
           <w:rPr>
             <w:rStyle w:val="aff1"/>
@@ -1274,7 +1274,7 @@
             <w:noProof/>
             <w:webHidden/>
           </w:rPr>
-          <w:instrText xml:space="preserve"> PAGEREF _Toc239828104 \h </w:instrText>
+          <w:instrText xml:space="preserve"> PAGEREF _Toc240003258 \h </w:instrText>
         </w:r>
         <w:r>
           <w:rPr>
@@ -1323,7 +1323,7 @@
           <w14:ligatures w14:val="standardContextual"/>
         </w:rPr>
       </w:pPr>
-      <w:hyperlink w:anchor="_Toc239828105" w:history="1">
+      <w:hyperlink w:anchor="_Toc240003259" w:history="1">
         <w:r>
           <w:rPr>
             <w:rStyle w:val="aff1"/>
@@ -1350,7 +1350,7 @@
             <w:noProof/>
             <w:webHidden/>
           </w:rPr>
-          <w:instrText xml:space="preserve"> PAGEREF _Toc239828105 \h </w:instrText>
+          <w:instrText xml:space="preserve"> PAGEREF _Toc240003259 \h </w:instrText>
         </w:r>
         <w:r>
           <w:rPr>
@@ -1399,7 +1399,7 @@
           <w14:ligatures w14:val="standardContextual"/>
         </w:rPr>
       </w:pPr>
-      <w:hyperlink w:anchor="_Toc239828106" w:history="1">
+      <w:hyperlink w:anchor="_Toc240003260" w:history="1">
         <w:r>
           <w:rPr>
             <w:rStyle w:val="aff1"/>
@@ -1426,7 +1426,7 @@
             <w:noProof/>
             <w:webHidden/>
           </w:rPr>
-          <w:instrText xml:space="preserve"> PAGEREF _Toc239828106 \h </w:instrText>
+          <w:instrText xml:space="preserve"> PAGEREF _Toc240003260 \h </w:instrText>
         </w:r>
         <w:r>
           <w:rPr>
@@ -1475,7 +1475,7 @@
           <w14:ligatures w14:val="standardContextual"/>
         </w:rPr>
       </w:pPr>
-      <w:hyperlink w:anchor="_Toc239828107" w:history="1">
+      <w:hyperlink w:anchor="_Toc240003261" w:history="1">
         <w:r>
           <w:rPr>
             <w:rStyle w:val="aff1"/>
@@ -1502,7 +1502,7 @@
             <w:noProof/>
             <w:webHidden/>
           </w:rPr>
-          <w:instrText xml:space="preserve"> PAGEREF _Toc239828107 \h </w:instrText>
+          <w:instrText xml:space="preserve"> PAGEREF _Toc240003261 \h </w:instrText>
         </w:r>
         <w:r>
           <w:rPr>
@@ -1550,7 +1550,7 @@
           <w14:ligatures w14:val="standardContextual"/>
         </w:rPr>
       </w:pPr>
-      <w:hyperlink w:anchor="_Toc239828108" w:history="1">
+      <w:hyperlink w:anchor="_Toc240003262" w:history="1">
         <w:r>
           <w:rPr>
             <w:rStyle w:val="aff1"/>
@@ -1577,7 +1577,7 @@
             <w:noProof/>
             <w:webHidden/>
           </w:rPr>
-          <w:instrText xml:space="preserve"> PAGEREF _Toc239828108 \h </w:instrText>
+          <w:instrText xml:space="preserve"> PAGEREF _Toc240003262 \h </w:instrText>
         </w:r>
         <w:r>
           <w:rPr>
@@ -1626,7 +1626,7 @@
           <w14:ligatures w14:val="standardContextual"/>
         </w:rPr>
       </w:pPr>
-      <w:hyperlink w:anchor="_Toc239828109" w:history="1">
+      <w:hyperlink w:anchor="_Toc240003263" w:history="1">
         <w:r>
           <w:rPr>
             <w:rStyle w:val="aff1"/>
@@ -1653,7 +1653,7 @@
             <w:noProof/>
             <w:webHidden/>
           </w:rPr>
-          <w:instrText xml:space="preserve"> PAGEREF _Toc239828109 \h </w:instrText>
+          <w:instrText xml:space="preserve"> PAGEREF _Toc240003263 \h </w:instrText>
         </w:r>
         <w:r>
           <w:rPr>
@@ -1702,7 +1702,7 @@
           <w14:ligatures w14:val="standardContextual"/>
         </w:rPr>
       </w:pPr>
-      <w:hyperlink w:anchor="_Toc239828110" w:history="1">
+      <w:hyperlink w:anchor="_Toc240003264" w:history="1">
         <w:r>
           <w:rPr>
             <w:rStyle w:val="aff1"/>
@@ -1729,7 +1729,7 @@
             <w:noProof/>
             <w:webHidden/>
           </w:rPr>
-          <w:instrText xml:space="preserve"> PAGEREF _Toc239828110 \h </w:instrText>
+          <w:instrText xml:space="preserve"> PAGEREF _Toc240003264 \h </w:instrText>
         </w:r>
         <w:r>
           <w:rPr>
@@ -1778,7 +1778,7 @@
           <w14:ligatures w14:val="standardContextual"/>
         </w:rPr>
       </w:pPr>
-      <w:hyperlink w:anchor="_Toc239828111" w:history="1">
+      <w:hyperlink w:anchor="_Toc240003265" w:history="1">
         <w:r>
           <w:rPr>
             <w:rStyle w:val="aff1"/>
@@ -1805,7 +1805,7 @@
             <w:noProof/>
             <w:webHidden/>
           </w:rPr>
-          <w:instrText xml:space="preserve"> PAGEREF _Toc239828111 \h </w:instrText>
+          <w:instrText xml:space="preserve"> PAGEREF _Toc240003265 \h </w:instrText>
         </w:r>
         <w:r>
           <w:rPr>
@@ -1854,7 +1854,7 @@
           <w14:ligatures w14:val="standardContextual"/>
         </w:rPr>
       </w:pPr>
-      <w:hyperlink w:anchor="_Toc239828112" w:history="1">
+      <w:hyperlink w:anchor="_Toc240003266" w:history="1">
         <w:r>
           <w:rPr>
             <w:rStyle w:val="aff1"/>
@@ -1881,7 +1881,7 @@
             <w:noProof/>
             <w:webHidden/>
           </w:rPr>
-          <w:instrText xml:space="preserve"> PAGEREF _Toc239828112 \h </w:instrText>
+          <w:instrText xml:space="preserve"> PAGEREF _Toc240003266 \h </w:instrText>
         </w:r>
         <w:r>
           <w:rPr>
@@ -1930,7 +1930,7 @@
           <w14:ligatures w14:val="standardContextual"/>
         </w:rPr>
       </w:pPr>
-      <w:hyperlink w:anchor="_Toc239828113" w:history="1">
+      <w:hyperlink w:anchor="_Toc240003267" w:history="1">
         <w:r>
           <w:rPr>
             <w:rStyle w:val="aff1"/>
@@ -1957,7 +1957,7 @@
             <w:noProof/>
             <w:webHidden/>
           </w:rPr>
-          <w:instrText xml:space="preserve"> PAGEREF _Toc239828113 \h </w:instrText>
+          <w:instrText xml:space="preserve"> PAGEREF _Toc240003267 \h </w:instrText>
         </w:r>
         <w:r>
           <w:rPr>
@@ -2006,7 +2006,7 @@
           <w14:ligatures w14:val="standardContextual"/>
         </w:rPr>
       </w:pPr>
-      <w:hyperlink w:anchor="_Toc239828114" w:history="1">
+      <w:hyperlink w:anchor="_Toc240003268" w:history="1">
         <w:r>
           <w:rPr>
             <w:rStyle w:val="aff1"/>
@@ -2033,7 +2033,7 @@
             <w:noProof/>
             <w:webHidden/>
           </w:rPr>
-          <w:instrText xml:space="preserve"> PAGEREF _Toc239828114 \h </w:instrText>
+          <w:instrText xml:space="preserve"> PAGEREF _Toc240003268 \h </w:instrText>
         </w:r>
         <w:r>
           <w:rPr>
@@ -2081,7 +2081,7 @@
           <w14:ligatures w14:val="standardContextual"/>
         </w:rPr>
       </w:pPr>
-      <w:hyperlink w:anchor="_Toc239828115" w:history="1">
+      <w:hyperlink w:anchor="_Toc240003269" w:history="1">
         <w:r>
           <w:rPr>
             <w:rStyle w:val="aff1"/>
@@ -2108,7 +2108,7 @@
             <w:noProof/>
             <w:webHidden/>
           </w:rPr>
-          <w:instrText xml:space="preserve"> PAGEREF _Toc239828115 \h </w:instrText>
+          <w:instrText xml:space="preserve"> PAGEREF _Toc240003269 \h </w:instrText>
         </w:r>
         <w:r>
           <w:rPr>
@@ -2157,7 +2157,7 @@
           <w14:ligatures w14:val="standardContextual"/>
         </w:rPr>
       </w:pPr>
-      <w:hyperlink w:anchor="_Toc239828116" w:history="1">
+      <w:hyperlink w:anchor="_Toc240003270" w:history="1">
         <w:r>
           <w:rPr>
             <w:rStyle w:val="aff1"/>
@@ -2184,7 +2184,7 @@
             <w:noProof/>
             <w:webHidden/>
           </w:rPr>
-          <w:instrText xml:space="preserve"> PAGEREF _Toc239828116 \h </w:instrText>
+          <w:instrText xml:space="preserve"> PAGEREF _Toc240003270 \h </w:instrText>
         </w:r>
         <w:r>
           <w:rPr>
@@ -2233,7 +2233,7 @@
           <w14:ligatures w14:val="standardContextual"/>
         </w:rPr>
       </w:pPr>
-      <w:hyperlink w:anchor="_Toc239828117" w:history="1">
+      <w:hyperlink w:anchor="_Toc240003271" w:history="1">
         <w:r>
           <w:rPr>
             <w:rStyle w:val="aff1"/>
@@ -2260,7 +2260,7 @@
             <w:noProof/>
             <w:webHidden/>
           </w:rPr>
-          <w:instrText xml:space="preserve"> PAGEREF _Toc239828117 \h </w:instrText>
+          <w:instrText xml:space="preserve"> PAGEREF _Toc240003271 \h </w:instrText>
         </w:r>
         <w:r>
           <w:rPr>
@@ -2309,7 +2309,7 @@
           <w14:ligatures w14:val="standardContextual"/>
         </w:rPr>
       </w:pPr>
-      <w:hyperlink w:anchor="_Toc239828118" w:history="1">
+      <w:hyperlink w:anchor="_Toc240003272" w:history="1">
         <w:r>
           <w:rPr>
             <w:rStyle w:val="aff1"/>
@@ -2336,7 +2336,7 @@
             <w:noProof/>
             <w:webHidden/>
           </w:rPr>
-          <w:instrText xml:space="preserve"> PAGEREF _Toc239828118 \h </w:instrText>
+          <w:instrText xml:space="preserve"> PAGEREF _Toc240003272 \h </w:instrText>
         </w:r>
         <w:r>
           <w:rPr>
@@ -2385,7 +2385,7 @@
           <w14:ligatures w14:val="standardContextual"/>
         </w:rPr>
       </w:pPr>
-      <w:hyperlink w:anchor="_Toc239828119" w:history="1">
+      <w:hyperlink w:anchor="_Toc240003273" w:history="1">
         <w:r>
           <w:rPr>
             <w:rStyle w:val="aff1"/>
@@ -2412,7 +2412,7 @@
             <w:noProof/>
             <w:webHidden/>
           </w:rPr>
-          <w:instrText xml:space="preserve"> PAGEREF _Toc239828119 \h </w:instrText>
+          <w:instrText xml:space="preserve"> PAGEREF _Toc240003273 \h </w:instrText>
         </w:r>
         <w:r>
           <w:rPr>
@@ -2461,7 +2461,7 @@
           <w14:ligatures w14:val="standardContextual"/>
         </w:rPr>
       </w:pPr>
-      <w:hyperlink w:anchor="_Toc239828120" w:history="1">
+      <w:hyperlink w:anchor="_Toc240003274" w:history="1">
         <w:r>
           <w:rPr>
             <w:rStyle w:val="aff1"/>
@@ -2488,7 +2488,7 @@
             <w:noProof/>
             <w:webHidden/>
           </w:rPr>
-          <w:instrText xml:space="preserve"> PAGEREF _Toc239828120 \h </w:instrText>
+          <w:instrText xml:space="preserve"> PAGEREF _Toc240003274 \h </w:instrText>
         </w:r>
         <w:r>
           <w:rPr>
@@ -2537,7 +2537,7 @@
           <w14:ligatures w14:val="standardContextual"/>
         </w:rPr>
       </w:pPr>
-      <w:hyperlink w:anchor="_Toc239828121" w:history="1">
+      <w:hyperlink w:anchor="_Toc240003275" w:history="1">
         <w:r>
           <w:rPr>
             <w:rStyle w:val="aff1"/>
@@ -2564,7 +2564,7 @@
             <w:noProof/>
             <w:webHidden/>
           </w:rPr>
-          <w:instrText xml:space="preserve"> PAGEREF _Toc239828121 \h </w:instrText>
+          <w:instrText xml:space="preserve"> PAGEREF _Toc240003275 \h </w:instrText>
         </w:r>
         <w:r>
           <w:rPr>
@@ -2612,7 +2612,7 @@
           <w14:ligatures w14:val="standardContextual"/>
         </w:rPr>
       </w:pPr>
-      <w:hyperlink w:anchor="_Toc239828122" w:history="1">
+      <w:hyperlink w:anchor="_Toc240003276" w:history="1">
         <w:r>
           <w:rPr>
             <w:rStyle w:val="aff1"/>
@@ -2639,7 +2639,7 @@
             <w:noProof/>
             <w:webHidden/>
           </w:rPr>
-          <w:instrText xml:space="preserve"> PAGEREF _Toc239828122 \h </w:instrText>
+          <w:instrText xml:space="preserve"> PAGEREF _Toc240003276 \h </w:instrText>
         </w:r>
         <w:r>
           <w:rPr>
@@ -2688,7 +2688,7 @@
           <w14:ligatures w14:val="standardContextual"/>
         </w:rPr>
       </w:pPr>
-      <w:hyperlink w:anchor="_Toc239828123" w:history="1">
+      <w:hyperlink w:anchor="_Toc240003277" w:history="1">
         <w:r>
           <w:rPr>
             <w:rStyle w:val="aff1"/>
@@ -2715,7 +2715,7 @@
             <w:noProof/>
             <w:webHidden/>
           </w:rPr>
-          <w:instrText xml:space="preserve"> PAGEREF _Toc239828123 \h </w:instrText>
+          <w:instrText xml:space="preserve"> PAGEREF _Toc240003277 \h </w:instrText>
         </w:r>
         <w:r>
           <w:rPr>
@@ -2764,7 +2764,7 @@
           <w14:ligatures w14:val="standardContextual"/>
         </w:rPr>
       </w:pPr>
-      <w:hyperlink w:anchor="_Toc239828124" w:history="1">
+      <w:hyperlink w:anchor="_Toc240003278" w:history="1">
         <w:r>
           <w:rPr>
             <w:rStyle w:val="aff1"/>
@@ -2791,7 +2791,7 @@
             <w:noProof/>
             <w:webHidden/>
           </w:rPr>
-          <w:instrText xml:space="preserve"> PAGEREF _Toc239828124 \h </w:instrText>
+          <w:instrText xml:space="preserve"> PAGEREF _Toc240003278 \h </w:instrText>
         </w:r>
         <w:r>
           <w:rPr>
@@ -2840,7 +2840,7 @@
           <w14:ligatures w14:val="standardContextual"/>
         </w:rPr>
       </w:pPr>
-      <w:hyperlink w:anchor="_Toc239828125" w:history="1">
+      <w:hyperlink w:anchor="_Toc240003279" w:history="1">
         <w:r>
           <w:rPr>
             <w:rStyle w:val="aff1"/>
@@ -2867,7 +2867,7 @@
             <w:noProof/>
             <w:webHidden/>
           </w:rPr>
-          <w:instrText xml:space="preserve"> PAGEREF _Toc239828125 \h </w:instrText>
+          <w:instrText xml:space="preserve"> PAGEREF _Toc240003279 \h </w:instrText>
         </w:r>
         <w:r>
           <w:rPr>
@@ -2916,7 +2916,7 @@
           <w14:ligatures w14:val="standardContextual"/>
         </w:rPr>
       </w:pPr>
-      <w:hyperlink w:anchor="_Toc239828126" w:history="1">
+      <w:hyperlink w:anchor="_Toc240003280" w:history="1">
         <w:r>
           <w:rPr>
             <w:rStyle w:val="aff1"/>
@@ -2943,7 +2943,7 @@
             <w:noProof/>
             <w:webHidden/>
           </w:rPr>
-          <w:instrText xml:space="preserve"> PAGEREF _Toc239828126 \h </w:instrText>
+          <w:instrText xml:space="preserve"> PAGEREF _Toc240003280 \h </w:instrText>
         </w:r>
         <w:r>
           <w:rPr>
@@ -2992,7 +2992,7 @@
           <w14:ligatures w14:val="standardContextual"/>
         </w:rPr>
       </w:pPr>
-      <w:hyperlink w:anchor="_Toc239828127" w:history="1">
+      <w:hyperlink w:anchor="_Toc240003281" w:history="1">
         <w:r>
           <w:rPr>
             <w:rStyle w:val="aff1"/>
@@ -3019,7 +3019,7 @@
             <w:noProof/>
             <w:webHidden/>
           </w:rPr>
-          <w:instrText xml:space="preserve"> PAGEREF _Toc239828127 \h </w:instrText>
+          <w:instrText xml:space="preserve"> PAGEREF _Toc240003281 \h </w:instrText>
         </w:r>
         <w:r>
           <w:rPr>
@@ -3068,7 +3068,7 @@
           <w14:ligatures w14:val="standardContextual"/>
         </w:rPr>
       </w:pPr>
-      <w:hyperlink w:anchor="_Toc239828128" w:history="1">
+      <w:hyperlink w:anchor="_Toc240003282" w:history="1">
         <w:r>
           <w:rPr>
             <w:rStyle w:val="aff1"/>
@@ -3095,7 +3095,7 @@
             <w:noProof/>
             <w:webHidden/>
           </w:rPr>
-          <w:instrText xml:space="preserve"> PAGEREF _Toc239828128 \h </w:instrText>
+          <w:instrText xml:space="preserve"> PAGEREF _Toc240003282 \h </w:instrText>
         </w:r>
         <w:r>
           <w:rPr>
@@ -3143,7 +3143,7 @@
           <w14:ligatures w14:val="standardContextual"/>
         </w:rPr>
       </w:pPr>
-      <w:hyperlink w:anchor="_Toc239828129" w:history="1">
+      <w:hyperlink w:anchor="_Toc240003283" w:history="1">
         <w:r>
           <w:rPr>
             <w:rStyle w:val="aff1"/>
@@ -3170,7 +3170,7 @@
             <w:noProof/>
             <w:webHidden/>
           </w:rPr>
-          <w:instrText xml:space="preserve"> PAGEREF _Toc239828129 \h </w:instrText>
+          <w:instrText xml:space="preserve"> PAGEREF _Toc240003283 \h </w:instrText>
         </w:r>
         <w:r>
           <w:rPr>
@@ -3219,7 +3219,7 @@
           <w14:ligatures w14:val="standardContextual"/>
         </w:rPr>
       </w:pPr>
-      <w:hyperlink w:anchor="_Toc239828130" w:history="1">
+      <w:hyperlink w:anchor="_Toc240003284" w:history="1">
         <w:r>
           <w:rPr>
             <w:rStyle w:val="aff1"/>
@@ -3246,7 +3246,7 @@
             <w:noProof/>
             <w:webHidden/>
           </w:rPr>
-          <w:instrText xml:space="preserve"> PAGEREF _Toc239828130 \h </w:instrText>
+          <w:instrText xml:space="preserve"> PAGEREF _Toc240003284 \h </w:instrText>
         </w:r>
         <w:r>
           <w:rPr>
@@ -3295,7 +3295,7 @@
           <w14:ligatures w14:val="standardContextual"/>
         </w:rPr>
       </w:pPr>
-      <w:hyperlink w:anchor="_Toc239828131" w:history="1">
+      <w:hyperlink w:anchor="_Toc240003285" w:history="1">
         <w:r>
           <w:rPr>
             <w:rStyle w:val="aff1"/>
@@ -3322,7 +3322,7 @@
             <w:noProof/>
             <w:webHidden/>
           </w:rPr>
-          <w:instrText xml:space="preserve"> PAGEREF _Toc239828131 \h </w:instrText>
+          <w:instrText xml:space="preserve"> PAGEREF _Toc240003285 \h </w:instrText>
         </w:r>
         <w:r>
           <w:rPr>
@@ -3371,7 +3371,7 @@
           <w14:ligatures w14:val="standardContextual"/>
         </w:rPr>
       </w:pPr>
-      <w:hyperlink w:anchor="_Toc239828132" w:history="1">
+      <w:hyperlink w:anchor="_Toc240003286" w:history="1">
         <w:r>
           <w:rPr>
             <w:rStyle w:val="aff1"/>
@@ -3398,7 +3398,7 @@
             <w:noProof/>
             <w:webHidden/>
           </w:rPr>
-          <w:instrText xml:space="preserve"> PAGEREF _Toc239828132 \h </w:instrText>
+          <w:instrText xml:space="preserve"> PAGEREF _Toc240003286 \h </w:instrText>
         </w:r>
         <w:r>
           <w:rPr>
@@ -3447,7 +3447,7 @@
           <w14:ligatures w14:val="standardContextual"/>
         </w:rPr>
       </w:pPr>
-      <w:hyperlink w:anchor="_Toc239828133" w:history="1">
+      <w:hyperlink w:anchor="_Toc240003287" w:history="1">
         <w:r>
           <w:rPr>
             <w:rStyle w:val="aff1"/>
@@ -3474,7 +3474,7 @@
             <w:noProof/>
             <w:webHidden/>
           </w:rPr>
-          <w:instrText xml:space="preserve"> PAGEREF _Toc239828133 \h </w:instrText>
+          <w:instrText xml:space="preserve"> PAGEREF _Toc240003287 \h </w:instrText>
         </w:r>
         <w:r>
           <w:rPr>
@@ -3523,7 +3523,7 @@
           <w14:ligatures w14:val="standardContextual"/>
         </w:rPr>
       </w:pPr>
-      <w:hyperlink w:anchor="_Toc239828134" w:history="1">
+      <w:hyperlink w:anchor="_Toc240003288" w:history="1">
         <w:r>
           <w:rPr>
             <w:rStyle w:val="aff1"/>
@@ -3550,7 +3550,7 @@
             <w:noProof/>
             <w:webHidden/>
           </w:rPr>
-          <w:instrText xml:space="preserve"> PAGEREF _Toc239828134 \h </w:instrText>
+          <w:instrText xml:space="preserve"> PAGEREF _Toc240003288 \h </w:instrText>
         </w:r>
         <w:r>
           <w:rPr>
@@ -3599,7 +3599,7 @@
           <w14:ligatures w14:val="standardContextual"/>
         </w:rPr>
       </w:pPr>
-      <w:hyperlink w:anchor="_Toc239828135" w:history="1">
+      <w:hyperlink w:anchor="_Toc240003289" w:history="1">
         <w:r>
           <w:rPr>
             <w:rStyle w:val="aff1"/>
@@ -3626,7 +3626,7 @@
             <w:noProof/>
             <w:webHidden/>
           </w:rPr>
-          <w:instrText xml:space="preserve"> PAGEREF _Toc239828135 \h </w:instrText>
+          <w:instrText xml:space="preserve"> PAGEREF _Toc240003289 \h </w:instrText>
         </w:r>
         <w:r>
           <w:rPr>
@@ -3675,7 +3675,7 @@
           <w14:ligatures w14:val="standardContextual"/>
         </w:rPr>
       </w:pPr>
-      <w:hyperlink w:anchor="_Toc239828136" w:history="1">
+      <w:hyperlink w:anchor="_Toc240003290" w:history="1">
         <w:r>
           <w:rPr>
             <w:rStyle w:val="aff1"/>
@@ -3702,7 +3702,7 @@
             <w:noProof/>
             <w:webHidden/>
           </w:rPr>
-          <w:instrText xml:space="preserve"> PAGEREF _Toc239828136 \h </w:instrText>
+          <w:instrText xml:space="preserve"> PAGEREF _Toc240003290 \h </w:instrText>
         </w:r>
         <w:r>
           <w:rPr>
@@ -3751,7 +3751,7 @@
           <w14:ligatures w14:val="standardContextual"/>
         </w:rPr>
       </w:pPr>
-      <w:hyperlink w:anchor="_Toc239828137" w:history="1">
+      <w:hyperlink w:anchor="_Toc240003291" w:history="1">
         <w:r>
           <w:rPr>
             <w:rStyle w:val="aff1"/>
@@ -3778,7 +3778,7 @@
             <w:noProof/>
             <w:webHidden/>
           </w:rPr>
-          <w:instrText xml:space="preserve"> PAGEREF _Toc239828137 \h </w:instrText>
+          <w:instrText xml:space="preserve"> PAGEREF _Toc240003291 \h </w:instrText>
         </w:r>
         <w:r>
           <w:rPr>
@@ -3827,7 +3827,7 @@
           <w14:ligatures w14:val="standardContextual"/>
         </w:rPr>
       </w:pPr>
-      <w:hyperlink w:anchor="_Toc239828138" w:history="1">
+      <w:hyperlink w:anchor="_Toc240003292" w:history="1">
         <w:r>
           <w:rPr>
             <w:rStyle w:val="aff1"/>
@@ -3854,7 +3854,7 @@
             <w:noProof/>
             <w:webHidden/>
           </w:rPr>
-          <w:instrText xml:space="preserve"> PAGEREF _Toc239828138 \h </w:instrText>
+          <w:instrText xml:space="preserve"> PAGEREF _Toc240003292 \h </w:instrText>
         </w:r>
         <w:r>
           <w:rPr>
@@ -3902,7 +3902,7 @@
           <w14:ligatures w14:val="standardContextual"/>
         </w:rPr>
       </w:pPr>
-      <w:hyperlink w:anchor="_Toc239828139" w:history="1">
+      <w:hyperlink w:anchor="_Toc240003293" w:history="1">
         <w:r>
           <w:rPr>
             <w:rStyle w:val="aff1"/>
@@ -3929,7 +3929,7 @@
             <w:noProof/>
             <w:webHidden/>
           </w:rPr>
-          <w:instrText xml:space="preserve"> PAGEREF _Toc239828139 \h </w:instrText>
+          <w:instrText xml:space="preserve"> PAGEREF _Toc240003293 \h </w:instrText>
         </w:r>
         <w:r>
           <w:rPr>
@@ -3978,7 +3978,7 @@
           <w14:ligatures w14:val="standardContextual"/>
         </w:rPr>
       </w:pPr>
-      <w:hyperlink w:anchor="_Toc239828140" w:history="1">
+      <w:hyperlink w:anchor="_Toc240003294" w:history="1">
         <w:r>
           <w:rPr>
             <w:rStyle w:val="aff1"/>
@@ -4005,7 +4005,7 @@
             <w:noProof/>
             <w:webHidden/>
           </w:rPr>
-          <w:instrText xml:space="preserve"> PAGEREF _Toc239828140 \h </w:instrText>
+          <w:instrText xml:space="preserve"> PAGEREF _Toc240003294 \h </w:instrText>
         </w:r>
         <w:r>
           <w:rPr>
@@ -4054,7 +4054,7 @@
           <w14:ligatures w14:val="standardContextual"/>
         </w:rPr>
       </w:pPr>
-      <w:hyperlink w:anchor="_Toc239828141" w:history="1">
+      <w:hyperlink w:anchor="_Toc240003295" w:history="1">
         <w:r>
           <w:rPr>
             <w:rStyle w:val="aff1"/>
@@ -4081,7 +4081,7 @@
             <w:noProof/>
             <w:webHidden/>
           </w:rPr>
-          <w:instrText xml:space="preserve"> PAGEREF _Toc239828141 \h </w:instrText>
+          <w:instrText xml:space="preserve"> PAGEREF _Toc240003295 \h </w:instrText>
         </w:r>
         <w:r>
           <w:rPr>
@@ -4130,7 +4130,7 @@
           <w14:ligatures w14:val="standardContextual"/>
         </w:rPr>
       </w:pPr>
-      <w:hyperlink w:anchor="_Toc239828142" w:history="1">
+      <w:hyperlink w:anchor="_Toc240003296" w:history="1">
         <w:r>
           <w:rPr>
             <w:rStyle w:val="aff1"/>
@@ -4157,7 +4157,7 @@
             <w:noProof/>
             <w:webHidden/>
           </w:rPr>
-          <w:instrText xml:space="preserve"> PAGEREF _Toc239828142 \h </w:instrText>
+          <w:instrText xml:space="preserve"> PAGEREF _Toc240003296 \h </w:instrText>
         </w:r>
         <w:r>
           <w:rPr>
@@ -4177,7 +4177,7 @@
             <w:noProof/>
             <w:webHidden/>
           </w:rPr>
-          <w:t>23</w:t>
+          <w:t>24</w:t>
         </w:r>
         <w:r>
           <w:rPr>
@@ -4206,7 +4206,7 @@
           <w14:ligatures w14:val="standardContextual"/>
         </w:rPr>
       </w:pPr>
-      <w:hyperlink w:anchor="_Toc239828143" w:history="1">
+      <w:hyperlink w:anchor="_Toc240003297" w:history="1">
         <w:r>
           <w:rPr>
             <w:rStyle w:val="aff1"/>
@@ -4233,7 +4233,7 @@
             <w:noProof/>
             <w:webHidden/>
           </w:rPr>
-          <w:instrText xml:space="preserve"> PAGEREF _Toc239828143 \h </w:instrText>
+          <w:instrText xml:space="preserve"> PAGEREF _Toc240003297 \h </w:instrText>
         </w:r>
         <w:r>
           <w:rPr>
@@ -4253,7 +4253,7 @@
             <w:noProof/>
             <w:webHidden/>
           </w:rPr>
-          <w:t>24</w:t>
+          <w:t>25</w:t>
         </w:r>
         <w:r>
           <w:rPr>
@@ -4282,7 +4282,7 @@
           <w14:ligatures w14:val="standardContextual"/>
         </w:rPr>
       </w:pPr>
-      <w:hyperlink w:anchor="_Toc239828144" w:history="1">
+      <w:hyperlink w:anchor="_Toc240003298" w:history="1">
         <w:r>
           <w:rPr>
             <w:rStyle w:val="aff1"/>
@@ -4309,7 +4309,7 @@
             <w:noProof/>
             <w:webHidden/>
           </w:rPr>
-          <w:instrText xml:space="preserve"> PAGEREF _Toc239828144 \h </w:instrText>
+          <w:instrText xml:space="preserve"> PAGEREF _Toc240003298 \h </w:instrText>
         </w:r>
         <w:r>
           <w:rPr>
@@ -4329,7 +4329,7 @@
             <w:noProof/>
             <w:webHidden/>
           </w:rPr>
-          <w:t>25</w:t>
+          <w:t>26</w:t>
         </w:r>
         <w:r>
           <w:rPr>
@@ -4358,7 +4358,7 @@
           <w14:ligatures w14:val="standardContextual"/>
         </w:rPr>
       </w:pPr>
-      <w:hyperlink w:anchor="_Toc239828145" w:history="1">
+      <w:hyperlink w:anchor="_Toc240003299" w:history="1">
         <w:r>
           <w:rPr>
             <w:rStyle w:val="aff1"/>
@@ -4385,7 +4385,7 @@
             <w:noProof/>
             <w:webHidden/>
           </w:rPr>
-          <w:instrText xml:space="preserve"> PAGEREF _Toc239828145 \h </w:instrText>
+          <w:instrText xml:space="preserve"> PAGEREF _Toc240003299 \h </w:instrText>
         </w:r>
         <w:r>
           <w:rPr>
@@ -4405,7 +4405,7 @@
             <w:noProof/>
             <w:webHidden/>
           </w:rPr>
-          <w:t>26</w:t>
+          <w:t>27</w:t>
         </w:r>
         <w:r>
           <w:rPr>
@@ -4434,7 +4434,7 @@
           <w14:ligatures w14:val="standardContextual"/>
         </w:rPr>
       </w:pPr>
-      <w:hyperlink w:anchor="_Toc239828146" w:history="1">
+      <w:hyperlink w:anchor="_Toc240003300" w:history="1">
         <w:r>
           <w:rPr>
             <w:rStyle w:val="aff1"/>
@@ -4461,7 +4461,7 @@
             <w:noProof/>
             <w:webHidden/>
           </w:rPr>
-          <w:instrText xml:space="preserve"> PAGEREF _Toc239828146 \h </w:instrText>
+          <w:instrText xml:space="preserve"> PAGEREF _Toc240003300 \h </w:instrText>
         </w:r>
         <w:r>
           <w:rPr>
@@ -4481,7 +4481,7 @@
             <w:noProof/>
             <w:webHidden/>
           </w:rPr>
-          <w:t>26</w:t>
+          <w:t>27</w:t>
         </w:r>
         <w:r>
           <w:rPr>
@@ -4510,7 +4510,7 @@
           <w14:ligatures w14:val="standardContextual"/>
         </w:rPr>
       </w:pPr>
-      <w:hyperlink w:anchor="_Toc239828147" w:history="1">
+      <w:hyperlink w:anchor="_Toc240003301" w:history="1">
         <w:r>
           <w:rPr>
             <w:rStyle w:val="aff1"/>
@@ -4537,7 +4537,7 @@
             <w:noProof/>
             <w:webHidden/>
           </w:rPr>
-          <w:instrText xml:space="preserve"> PAGEREF _Toc239828147 \h </w:instrText>
+          <w:instrText xml:space="preserve"> PAGEREF _Toc240003301 \h </w:instrText>
         </w:r>
         <w:r>
           <w:rPr>
@@ -4557,7 +4557,7 @@
             <w:noProof/>
             <w:webHidden/>
           </w:rPr>
-          <w:t>27</w:t>
+          <w:t>28</w:t>
         </w:r>
         <w:r>
           <w:rPr>
@@ -4585,7 +4585,7 @@
           <w14:ligatures w14:val="standardContextual"/>
         </w:rPr>
       </w:pPr>
-      <w:hyperlink w:anchor="_Toc239828148" w:history="1">
+      <w:hyperlink w:anchor="_Toc240003302" w:history="1">
         <w:r>
           <w:rPr>
             <w:rStyle w:val="aff1"/>
@@ -4612,7 +4612,7 @@
             <w:noProof/>
             <w:webHidden/>
           </w:rPr>
-          <w:instrText xml:space="preserve"> PAGEREF _Toc239828148 \h </w:instrText>
+          <w:instrText xml:space="preserve"> PAGEREF _Toc240003302 \h </w:instrText>
         </w:r>
         <w:r>
           <w:rPr>
@@ -4632,7 +4632,7 @@
             <w:noProof/>
             <w:webHidden/>
           </w:rPr>
-          <w:t>28</w:t>
+          <w:t>29</w:t>
         </w:r>
         <w:r>
           <w:rPr>
@@ -4661,7 +4661,7 @@
           <w14:ligatures w14:val="standardContextual"/>
         </w:rPr>
       </w:pPr>
-      <w:hyperlink w:anchor="_Toc239828149" w:history="1">
+      <w:hyperlink w:anchor="_Toc240003303" w:history="1">
         <w:r>
           <w:rPr>
             <w:rStyle w:val="aff1"/>
@@ -4688,7 +4688,7 @@
             <w:noProof/>
             <w:webHidden/>
           </w:rPr>
-          <w:instrText xml:space="preserve"> PAGEREF _Toc239828149 \h </w:instrText>
+          <w:instrText xml:space="preserve"> PAGEREF _Toc240003303 \h </w:instrText>
         </w:r>
         <w:r>
           <w:rPr>
@@ -4708,7 +4708,7 @@
             <w:noProof/>
             <w:webHidden/>
           </w:rPr>
-          <w:t>28</w:t>
+          <w:t>29</w:t>
         </w:r>
         <w:r>
           <w:rPr>
@@ -4737,7 +4737,7 @@
           <w14:ligatures w14:val="standardContextual"/>
         </w:rPr>
       </w:pPr>
-      <w:hyperlink w:anchor="_Toc239828150" w:history="1">
+      <w:hyperlink w:anchor="_Toc240003304" w:history="1">
         <w:r>
           <w:rPr>
             <w:rStyle w:val="aff1"/>
@@ -4764,7 +4764,7 @@
             <w:noProof/>
             <w:webHidden/>
           </w:rPr>
-          <w:instrText xml:space="preserve"> PAGEREF _Toc239828150 \h </w:instrText>
+          <w:instrText xml:space="preserve"> PAGEREF _Toc240003304 \h </w:instrText>
         </w:r>
         <w:r>
           <w:rPr>
@@ -4784,7 +4784,7 @@
             <w:noProof/>
             <w:webHidden/>
           </w:rPr>
-          <w:t>28</w:t>
+          <w:t>29</w:t>
         </w:r>
         <w:r>
           <w:rPr>
@@ -4813,7 +4813,7 @@
           <w14:ligatures w14:val="standardContextual"/>
         </w:rPr>
       </w:pPr>
-      <w:hyperlink w:anchor="_Toc239828151" w:history="1">
+      <w:hyperlink w:anchor="_Toc240003305" w:history="1">
         <w:r>
           <w:rPr>
             <w:rStyle w:val="aff1"/>
@@ -4840,7 +4840,7 @@
             <w:noProof/>
             <w:webHidden/>
           </w:rPr>
-          <w:instrText xml:space="preserve"> PAGEREF _Toc239828151 \h </w:instrText>
+          <w:instrText xml:space="preserve"> PAGEREF _Toc240003305 \h </w:instrText>
         </w:r>
         <w:r>
           <w:rPr>
@@ -4860,7 +4860,7 @@
             <w:noProof/>
             <w:webHidden/>
           </w:rPr>
-          <w:t>28</w:t>
+          <w:t>29</w:t>
         </w:r>
         <w:r>
           <w:rPr>
@@ -4889,7 +4889,7 @@
           <w14:ligatures w14:val="standardContextual"/>
         </w:rPr>
       </w:pPr>
-      <w:hyperlink w:anchor="_Toc239828152" w:history="1">
+      <w:hyperlink w:anchor="_Toc240003306" w:history="1">
         <w:r>
           <w:rPr>
             <w:rStyle w:val="aff1"/>
@@ -4916,7 +4916,7 @@
             <w:noProof/>
             <w:webHidden/>
           </w:rPr>
-          <w:instrText xml:space="preserve"> PAGEREF _Toc239828152 \h </w:instrText>
+          <w:instrText xml:space="preserve"> PAGEREF _Toc240003306 \h </w:instrText>
         </w:r>
         <w:r>
           <w:rPr>
@@ -4936,7 +4936,7 @@
             <w:noProof/>
             <w:webHidden/>
           </w:rPr>
-          <w:t>29</w:t>
+          <w:t>30</w:t>
         </w:r>
         <w:r>
           <w:rPr>
@@ -4965,7 +4965,7 @@
           <w14:ligatures w14:val="standardContextual"/>
         </w:rPr>
       </w:pPr>
-      <w:hyperlink w:anchor="_Toc239828153" w:history="1">
+      <w:hyperlink w:anchor="_Toc240003307" w:history="1">
         <w:r>
           <w:rPr>
             <w:rStyle w:val="aff1"/>
@@ -4992,7 +4992,7 @@
             <w:noProof/>
             <w:webHidden/>
           </w:rPr>
-          <w:instrText xml:space="preserve"> PAGEREF _Toc239828153 \h </w:instrText>
+          <w:instrText xml:space="preserve"> PAGEREF _Toc240003307 \h </w:instrText>
         </w:r>
         <w:r>
           <w:rPr>
@@ -5012,7 +5012,7 @@
             <w:noProof/>
             <w:webHidden/>
           </w:rPr>
-          <w:t>29</w:t>
+          <w:t>30</w:t>
         </w:r>
         <w:r>
           <w:rPr>
@@ -5041,7 +5041,7 @@
           <w14:ligatures w14:val="standardContextual"/>
         </w:rPr>
       </w:pPr>
-      <w:hyperlink w:anchor="_Toc239828154" w:history="1">
+      <w:hyperlink w:anchor="_Toc240003308" w:history="1">
         <w:r>
           <w:rPr>
             <w:rStyle w:val="aff1"/>
@@ -5068,7 +5068,7 @@
             <w:noProof/>
             <w:webHidden/>
           </w:rPr>
-          <w:instrText xml:space="preserve"> PAGEREF _Toc239828154 \h </w:instrText>
+          <w:instrText xml:space="preserve"> PAGEREF _Toc240003308 \h </w:instrText>
         </w:r>
         <w:r>
           <w:rPr>
@@ -5088,7 +5088,7 @@
             <w:noProof/>
             <w:webHidden/>
           </w:rPr>
-          <w:t>30</w:t>
+          <w:t>31</w:t>
         </w:r>
         <w:r>
           <w:rPr>
@@ -5117,7 +5117,7 @@
           <w14:ligatures w14:val="standardContextual"/>
         </w:rPr>
       </w:pPr>
-      <w:hyperlink w:anchor="_Toc239828155" w:history="1">
+      <w:hyperlink w:anchor="_Toc240003309" w:history="1">
         <w:r>
           <w:rPr>
             <w:rStyle w:val="aff1"/>
@@ -5144,7 +5144,7 @@
             <w:noProof/>
             <w:webHidden/>
           </w:rPr>
-          <w:instrText xml:space="preserve"> PAGEREF _Toc239828155 \h </w:instrText>
+          <w:instrText xml:space="preserve"> PAGEREF _Toc240003309 \h </w:instrText>
         </w:r>
         <w:r>
           <w:rPr>
@@ -5164,7 +5164,7 @@
             <w:noProof/>
             <w:webHidden/>
           </w:rPr>
-          <w:t>30</w:t>
+          <w:t>31</w:t>
         </w:r>
         <w:r>
           <w:rPr>
@@ -5192,7 +5192,7 @@
           <w14:ligatures w14:val="standardContextual"/>
         </w:rPr>
       </w:pPr>
-      <w:hyperlink w:anchor="_Toc239828156" w:history="1">
+      <w:hyperlink w:anchor="_Toc240003310" w:history="1">
         <w:r>
           <w:rPr>
             <w:rStyle w:val="aff1"/>
@@ -5219,7 +5219,7 @@
             <w:noProof/>
             <w:webHidden/>
           </w:rPr>
-          <w:instrText xml:space="preserve"> PAGEREF _Toc239828156 \h </w:instrText>
+          <w:instrText xml:space="preserve"> PAGEREF _Toc240003310 \h </w:instrText>
         </w:r>
         <w:r>
           <w:rPr>
@@ -5239,7 +5239,7 @@
             <w:noProof/>
             <w:webHidden/>
           </w:rPr>
-          <w:t>31</w:t>
+          <w:t>32</w:t>
         </w:r>
         <w:r>
           <w:rPr>
@@ -5267,7 +5267,7 @@
           <w14:ligatures w14:val="standardContextual"/>
         </w:rPr>
       </w:pPr>
-      <w:hyperlink w:anchor="_Toc239828157" w:history="1">
+      <w:hyperlink w:anchor="_Toc240003311" w:history="1">
         <w:r>
           <w:rPr>
             <w:rStyle w:val="aff1"/>
@@ -5294,7 +5294,7 @@
             <w:noProof/>
             <w:webHidden/>
           </w:rPr>
-          <w:instrText xml:space="preserve"> PAGEREF _Toc239828157 \h </w:instrText>
+          <w:instrText xml:space="preserve"> PAGEREF _Toc240003311 \h </w:instrText>
         </w:r>
         <w:r>
           <w:rPr>
@@ -5314,7 +5314,7 @@
             <w:noProof/>
             <w:webHidden/>
           </w:rPr>
-          <w:t>31</w:t>
+          <w:t>32</w:t>
         </w:r>
         <w:r>
           <w:rPr>
@@ -5342,7 +5342,7 @@
           <w14:ligatures w14:val="standardContextual"/>
         </w:rPr>
       </w:pPr>
-      <w:hyperlink w:anchor="_Toc239828158" w:history="1">
+      <w:hyperlink w:anchor="_Toc240003312" w:history="1">
         <w:r>
           <w:rPr>
             <w:rStyle w:val="aff1"/>
@@ -5369,7 +5369,7 @@
             <w:noProof/>
             <w:webHidden/>
           </w:rPr>
-          <w:instrText xml:space="preserve"> PAGEREF _Toc239828158 \h </w:instrText>
+          <w:instrText xml:space="preserve"> PAGEREF _Toc240003312 \h </w:instrText>
         </w:r>
         <w:r>
           <w:rPr>
@@ -5389,7 +5389,7 @@
             <w:noProof/>
             <w:webHidden/>
           </w:rPr>
-          <w:t>32</w:t>
+          <w:t>33</w:t>
         </w:r>
         <w:r>
           <w:rPr>
@@ -5419,7 +5419,7 @@
           <w:numId w:val="7"/>
         </w:numPr>
       </w:pPr>
-      <w:bookmarkStart w:id="0" w:name="_Toc239828095"/>
+      <w:bookmarkStart w:id="0" w:name="_Toc240003249"/>
       <w:r>
         <w:lastRenderedPageBreak/>
         <w:t>게임</w:t>
@@ -5452,7 +5452,7 @@
           <w:numId w:val="7"/>
         </w:numPr>
       </w:pPr>
-      <w:bookmarkStart w:id="1" w:name="_Toc239828096"/>
+      <w:bookmarkStart w:id="1" w:name="_Toc240003250"/>
       <w:r>
         <w:t>Executive Summary</w:t>
       </w:r>
@@ -5523,7 +5523,7 @@
           <w:numId w:val="7"/>
         </w:numPr>
       </w:pPr>
-      <w:bookmarkStart w:id="2" w:name="_Toc239828097"/>
+      <w:bookmarkStart w:id="2" w:name="_Toc240003251"/>
       <w:r>
         <w:t>Rev 16 Release Profile</w:t>
       </w:r>
@@ -5547,7 +5547,7 @@
           <w:numId w:val="7"/>
         </w:numPr>
       </w:pPr>
-      <w:bookmarkStart w:id="3" w:name="_Toc239828098"/>
+      <w:bookmarkStart w:id="3" w:name="_Toc240003252"/>
       <w:r>
         <w:t>제품</w:t>
       </w:r>
@@ -5837,7 +5837,7 @@
           <w:numId w:val="7"/>
         </w:numPr>
       </w:pPr>
-      <w:bookmarkStart w:id="4" w:name="_Toc239828099"/>
+      <w:bookmarkStart w:id="4" w:name="_Toc240003253"/>
       <w:r>
         <w:t>디자인</w:t>
       </w:r>
@@ -6207,7 +6207,7 @@
           <w:numId w:val="7"/>
         </w:numPr>
       </w:pPr>
-      <w:bookmarkStart w:id="5" w:name="_Toc239828100"/>
+      <w:bookmarkStart w:id="5" w:name="_Toc240003254"/>
       <w:r>
         <w:t>Target Experience</w:t>
       </w:r>
@@ -6281,7 +6281,7 @@
           <w:numId w:val="7"/>
         </w:numPr>
       </w:pPr>
-      <w:bookmarkStart w:id="6" w:name="_Toc239828101"/>
+      <w:bookmarkStart w:id="6" w:name="_Toc240003255"/>
       <w:r>
         <w:t>명시적</w:t>
       </w:r>
@@ -6553,7 +6553,7 @@
           <w:numId w:val="7"/>
         </w:numPr>
       </w:pPr>
-      <w:bookmarkStart w:id="7" w:name="_Toc239828102"/>
+      <w:bookmarkStart w:id="7" w:name="_Toc240003256"/>
       <w:r>
         <w:lastRenderedPageBreak/>
         <w:t>Contract Run</w:t>
@@ -6589,7 +6589,7 @@
           <w:numId w:val="7"/>
         </w:numPr>
       </w:pPr>
-      <w:bookmarkStart w:id="8" w:name="_Toc239828103"/>
+      <w:bookmarkStart w:id="8" w:name="_Toc240003257"/>
       <w:r>
         <w:t>Core Loop</w:t>
       </w:r>
@@ -7083,7 +7083,7 @@
           <w:numId w:val="7"/>
         </w:numPr>
       </w:pPr>
-      <w:bookmarkStart w:id="9" w:name="_Toc239828104"/>
+      <w:bookmarkStart w:id="9" w:name="_Toc240003258"/>
       <w:r>
         <w:t xml:space="preserve">Contract </w:t>
       </w:r>
@@ -7507,7 +7507,7 @@
           <w:numId w:val="7"/>
         </w:numPr>
       </w:pPr>
-      <w:bookmarkStart w:id="10" w:name="_Toc239828105"/>
+      <w:bookmarkStart w:id="10" w:name="_Toc240003259"/>
       <w:r>
         <w:lastRenderedPageBreak/>
         <w:t>성공</w:t>
@@ -7799,7 +7799,7 @@
           <w:numId w:val="7"/>
         </w:numPr>
       </w:pPr>
-      <w:bookmarkStart w:id="11" w:name="_Toc239828106"/>
+      <w:bookmarkStart w:id="11" w:name="_Toc240003260"/>
       <w:r>
         <w:t>Greed Decision</w:t>
       </w:r>
@@ -8168,7 +8168,7 @@
           <w:numId w:val="7"/>
         </w:numPr>
       </w:pPr>
-      <w:bookmarkStart w:id="12" w:name="_Toc239828107"/>
+      <w:bookmarkStart w:id="12" w:name="_Toc240003261"/>
       <w:r>
         <w:t>15~25</w:t>
       </w:r>
@@ -8538,7 +8538,7 @@
           <w:numId w:val="7"/>
         </w:numPr>
       </w:pPr>
-      <w:bookmarkStart w:id="13" w:name="_Toc239828108"/>
+      <w:bookmarkStart w:id="13" w:name="_Toc240003262"/>
       <w:r>
         <w:lastRenderedPageBreak/>
         <w:t>위조와</w:t>
@@ -8565,7 +8565,7 @@
           <w:numId w:val="7"/>
         </w:numPr>
       </w:pPr>
-      <w:bookmarkStart w:id="14" w:name="_Toc239828109"/>
+      <w:bookmarkStart w:id="14" w:name="_Toc240003263"/>
       <w:r>
         <w:t>Artifact</w:t>
       </w:r>
@@ -8854,6 +8854,11 @@
       </w:r>
     </w:p>
     <w:p>
+      <w:r>
+        <w:t>각 맵은 탈취 가능한 20점 외에 상호작용하지 않는 일반 전시물을 함께 배치한다. 일반 전시물은 얇은 액자와 작은 연작으로 공간을 구성하고, 탈취 가능한 작품은 두꺼운 프레임과 하단 보안 패널로 접근 전에 구별한다. 색상만으로 구분하지 않으며, 근거리 행동 안내는 탈취 대상에만 표시한다. 필수 작품은 기존 계약 단서와 발견 표시를 따른다.</w:t>
+      </w:r>
+    </w:p>
+    <w:p>
       <w:pPr>
         <w:pStyle w:val="21"/>
         <w:numPr>
@@ -8861,7 +8866,7 @@
           <w:numId w:val="7"/>
         </w:numPr>
       </w:pPr>
-      <w:bookmarkStart w:id="15" w:name="_Toc239828110"/>
+      <w:bookmarkStart w:id="15" w:name="_Toc240003264"/>
       <w:r>
         <w:t xml:space="preserve">Surface Forgery </w:t>
       </w:r>
@@ -8897,7 +8902,11 @@
         </w:numPr>
       </w:pPr>
       <w:r>
-        <w:t>World View가 완전히 가려진 Full-Screen 화면으로 전환된다. World Audio와 팀 음성은 유지하지만 Alert/Lockdown 상세 정보는 작업 화면에 중복 표시하지 않는다. Suspicious/Searching에서는 현재 작업을 유지한다. Alarmed/Lockdown 진입 시 서버가 작업 Session을 먼저 취소하고 화면을 닫아 이동·시점·탈출 판단을 즉시 복원하며, 위험 단계에서는 신규 작업 진입을 허용하지 않는다.</w:t>
+        <w:t xml:space="preserve">World View가 완전히 가려진 Full-Screen 화면으로 전환된다. World Audio와 팀 음성은 유지하지만 Alert/Lockdown 상세 정보는 작업 화면에 중복 표시하지 않는다. Suspicious/Searching에서는 현재 작업을 유지한다. Alarmed/Lockdown 진입 시 서버가 작업 </w:t>
+      </w:r>
+      <w:r>
+        <w:lastRenderedPageBreak/>
+        <w:t>Session을 먼저 취소하고 화면을 닫아 이동·시점·탈출 판단을 즉시 복원하며, 위험 단계에서는 신규 작업 진입을 허용하지 않는다.</w:t>
       </w:r>
     </w:p>
     <w:p>
@@ -8909,11 +8918,7 @@
         </w:numPr>
       </w:pPr>
       <w:r>
-        <w:t xml:space="preserve">Template Palette 2~8색 중 색을 고르고 승인된 Brush Size Preset을 전환해 Draw/Erase한다. 화면에는 현재 Palette, Drawing Content 안에서 크기가 다른 소/중/대 Brush 표식, 남은 시간과 ‘예상 품질 {점수}/100 · 제출 가능 70+’ 한 줄만 표시한다. 별도 InstructionText와 </w:t>
-      </w:r>
-      <w:r>
-        <w:lastRenderedPageBreak/>
-        <w:t>ModeStatusText는 표시하지 않는다. 별도 서버 점수나 중복된 품질 기준 문구는 표시하지 않고, Draw/Erase/Reset/Submit/Cancel 안내는 하단 한 줄로 통합한다. 예상 품질이 70 미만이면 Submit을 비활성화하며 Point Budget이나 판정 해상도 같은 기술 정보는 노출하지 않는다.</w:t>
+        <w:t>Template Palette 2~8색 중 색을 고르고 승인된 Brush Size Preset을 전환해 Draw/Erase한다. 화면에는 현재 Palette, Drawing Content 안에서 크기가 다른 소/중/대 Brush 표식, 남은 시간과 ‘예상 품질 {점수}/100 · 제출 가능 70+’ 한 줄만 표시한다. 별도 InstructionText와 ModeStatusText는 표시하지 않는다. 별도 서버 점수나 중복된 품질 기준 문구는 표시하지 않고, Draw/Erase/Reset/Submit/Cancel 안내는 하단 한 줄로 통합한다. 예상 품질이 70 미만이면 Submit을 비활성화하며 Point Budget이나 판정 해상도 같은 기술 정보는 노출하지 않는다.</w:t>
       </w:r>
     </w:p>
     <w:p>
@@ -9046,7 +9051,7 @@
           <w:numId w:val="7"/>
         </w:numPr>
       </w:pPr>
-      <w:bookmarkStart w:id="16" w:name="_Toc239828111"/>
+      <w:bookmarkStart w:id="16" w:name="_Toc240003265"/>
       <w:r>
         <w:t>Object Assembly — Deferred Expansion</w:t>
       </w:r>
@@ -9085,6 +9090,7 @@
         </w:numPr>
       </w:pPr>
       <w:r>
+        <w:lastRenderedPageBreak/>
         <w:t>보존된 Assembly 경로는 Compile·Load·Cleanup과 Serialization 호환만 유지하며, 신규 Kit·Template·UI·Gameplay 확장은 진행하지 않는다.</w:t>
       </w:r>
     </w:p>
@@ -9102,7 +9108,6 @@
     </w:p>
     <w:p>
       <w:r>
-        <w:lastRenderedPageBreak/>
         <w:t>이번 보류는 기존 구현 실패나 제거 결정이 아니라, 현재 출시의 협동 보안·Painting 콘텐츠·3-Map 완성도를 우선하기 위한 Scope Lock이다.</w:t>
       </w:r>
     </w:p>
@@ -9114,7 +9119,7 @@
           <w:numId w:val="7"/>
         </w:numPr>
       </w:pPr>
-      <w:bookmarkStart w:id="17" w:name="_Toc239828112"/>
+      <w:bookmarkStart w:id="17" w:name="_Toc240003266"/>
       <w:r>
         <w:t>Quality</w:t>
       </w:r>
@@ -9403,7 +9408,7 @@
           <w:numId w:val="7"/>
         </w:numPr>
       </w:pPr>
-      <w:bookmarkStart w:id="18" w:name="_Toc239828113"/>
+      <w:bookmarkStart w:id="18" w:name="_Toc240003267"/>
       <w:r>
         <w:t>핵심</w:t>
       </w:r>
@@ -9656,6 +9661,7 @@
           </w:tcPr>
           <w:p>
             <w:r>
+              <w:lastRenderedPageBreak/>
               <w:t>기준 미달 제출</w:t>
             </w:r>
           </w:p>
@@ -9723,7 +9729,6 @@
               <w:rPr>
                 <w:sz w:val="16"/>
               </w:rPr>
-              <w:lastRenderedPageBreak/>
               <w:t>Guard Notice</w:t>
             </w:r>
           </w:p>
@@ -9905,7 +9910,7 @@
           <w:numId w:val="7"/>
         </w:numPr>
       </w:pPr>
-      <w:bookmarkStart w:id="19" w:name="_Toc239828114"/>
+      <w:bookmarkStart w:id="19" w:name="_Toc240003268"/>
       <w:r>
         <w:t xml:space="preserve">Owner-only Forgery </w:t>
       </w:r>
@@ -10152,7 +10157,7 @@
           <w:numId w:val="7"/>
         </w:numPr>
       </w:pPr>
-      <w:bookmarkStart w:id="20" w:name="_Toc239828115"/>
+      <w:bookmarkStart w:id="20" w:name="_Toc240003269"/>
       <w:r>
         <w:lastRenderedPageBreak/>
         <w:t>잠입</w:t>
@@ -10185,7 +10190,7 @@
           <w:numId w:val="7"/>
         </w:numPr>
       </w:pPr>
-      <w:bookmarkStart w:id="21" w:name="_Toc239828116"/>
+      <w:bookmarkStart w:id="21" w:name="_Toc240003270"/>
       <w:r>
         <w:t xml:space="preserve">First-Person </w:t>
       </w:r>
@@ -10250,7 +10255,7 @@
           <w:numId w:val="7"/>
         </w:numPr>
       </w:pPr>
-      <w:bookmarkStart w:id="22" w:name="_Toc239828117"/>
+      <w:bookmarkStart w:id="22" w:name="_Toc240003271"/>
       <w:r>
         <w:t>Walk, Sprint, Weight, Footstep</w:t>
       </w:r>
@@ -10593,7 +10598,7 @@
           <w:numId w:val="7"/>
         </w:numPr>
       </w:pPr>
-      <w:bookmarkStart w:id="23" w:name="_Toc239828118"/>
+      <w:bookmarkStart w:id="23" w:name="_Toc240003272"/>
       <w:r>
         <w:t>Patrol Guard</w:t>
       </w:r>
@@ -10944,7 +10949,7 @@
           <w:numId w:val="7"/>
         </w:numPr>
       </w:pPr>
-      <w:bookmarkStart w:id="24" w:name="_Toc239828119"/>
+      <w:bookmarkStart w:id="24" w:name="_Toc240003273"/>
       <w:r>
         <w:t>CCTV</w:t>
       </w:r>
@@ -11194,7 +11199,7 @@
           <w:numId w:val="7"/>
         </w:numPr>
       </w:pPr>
-      <w:bookmarkStart w:id="25" w:name="_Toc239828120"/>
+      <w:bookmarkStart w:id="25" w:name="_Toc240003274"/>
       <w:r>
         <w:lastRenderedPageBreak/>
         <w:t>Stun, Arrest, Recovery</w:t>
@@ -11269,7 +11274,7 @@
           <w:numId w:val="7"/>
         </w:numPr>
       </w:pPr>
-      <w:bookmarkStart w:id="26" w:name="_Toc239828121"/>
+      <w:bookmarkStart w:id="26" w:name="_Toc240003275"/>
       <w:r>
         <w:t>두</w:t>
       </w:r>
@@ -11745,7 +11750,7 @@
           <w:numId w:val="7"/>
         </w:numPr>
       </w:pPr>
-      <w:bookmarkStart w:id="27" w:name="_Toc239828122"/>
+      <w:bookmarkStart w:id="27" w:name="_Toc240003276"/>
       <w:r>
         <w:lastRenderedPageBreak/>
         <w:t>협동</w:t>
@@ -11772,7 +11777,7 @@
           <w:numId w:val="7"/>
         </w:numPr>
       </w:pPr>
-      <w:bookmarkStart w:id="28" w:name="_Toc239828123"/>
+      <w:bookmarkStart w:id="28" w:name="_Toc240003277"/>
       <w:r>
         <w:t>Role Switching</w:t>
       </w:r>
@@ -12180,7 +12185,7 @@
           <w:numId w:val="7"/>
         </w:numPr>
       </w:pPr>
-      <w:bookmarkStart w:id="29" w:name="_Toc239828124"/>
+      <w:bookmarkStart w:id="29" w:name="_Toc240003278"/>
       <w:r>
         <w:t>거리</w:t>
       </w:r>
@@ -12239,7 +12244,7 @@
           <w:numId w:val="7"/>
         </w:numPr>
       </w:pPr>
-      <w:bookmarkStart w:id="30" w:name="_Toc239828125"/>
+      <w:bookmarkStart w:id="30" w:name="_Toc240003279"/>
       <w:r>
         <w:t>Inventory, Loose Loot, Coin</w:t>
       </w:r>
@@ -12302,7 +12307,7 @@
           <w:numId w:val="7"/>
         </w:numPr>
       </w:pPr>
-      <w:bookmarkStart w:id="31" w:name="_Toc239828126"/>
+      <w:bookmarkStart w:id="31" w:name="_Toc240003280"/>
       <w:r>
         <w:t>Player Identity</w:t>
       </w:r>
@@ -12725,7 +12730,7 @@
           <w:numId w:val="7"/>
         </w:numPr>
       </w:pPr>
-      <w:bookmarkStart w:id="32" w:name="_Toc239828127"/>
+      <w:bookmarkStart w:id="32" w:name="_Toc240003281"/>
       <w:r>
         <w:t xml:space="preserve">Floor Plan Map </w:t>
       </w:r>
@@ -12937,7 +12942,7 @@
           <w:numId w:val="7"/>
         </w:numPr>
       </w:pPr>
-      <w:bookmarkStart w:id="33" w:name="_Toc239828128"/>
+      <w:bookmarkStart w:id="33" w:name="_Toc240003282"/>
       <w:r>
         <w:t>Shared Extraction</w:t>
       </w:r>
@@ -13017,7 +13022,7 @@
           <w:numId w:val="7"/>
         </w:numPr>
       </w:pPr>
-      <w:bookmarkStart w:id="34" w:name="_Toc239828129"/>
+      <w:bookmarkStart w:id="34" w:name="_Toc240003283"/>
       <w:r>
         <w:lastRenderedPageBreak/>
         <w:t xml:space="preserve">UI, </w:t>
@@ -13041,7 +13046,7 @@
           <w:numId w:val="7"/>
         </w:numPr>
       </w:pPr>
-      <w:bookmarkStart w:id="35" w:name="_Toc239828130"/>
+      <w:bookmarkStart w:id="35" w:name="_Toc240003284"/>
       <w:r>
         <w:t>HUD Information Architecture</w:t>
       </w:r>
@@ -13342,7 +13347,7 @@
           <w:numId w:val="7"/>
         </w:numPr>
       </w:pPr>
-      <w:bookmarkStart w:id="36" w:name="_Toc239828131"/>
+      <w:bookmarkStart w:id="36" w:name="_Toc240003285"/>
       <w:r>
         <w:t xml:space="preserve">Main HUD </w:t>
       </w:r>
@@ -13651,7 +13656,7 @@
           <w:numId w:val="7"/>
         </w:numPr>
       </w:pPr>
-      <w:bookmarkStart w:id="37" w:name="_Toc239828132"/>
+      <w:bookmarkStart w:id="37" w:name="_Toc240003286"/>
       <w:r>
         <w:lastRenderedPageBreak/>
         <w:t>최소</w:t>
@@ -13733,7 +13738,7 @@
           <w:numId w:val="7"/>
         </w:numPr>
       </w:pPr>
-      <w:bookmarkStart w:id="38" w:name="_Toc239828133"/>
+      <w:bookmarkStart w:id="38" w:name="_Toc240003287"/>
       <w:r>
         <w:t xml:space="preserve">Input Mode </w:t>
       </w:r>
@@ -14213,7 +14218,7 @@
           <w:numId w:val="7"/>
         </w:numPr>
       </w:pPr>
-      <w:bookmarkStart w:id="39" w:name="_Toc239828134"/>
+      <w:bookmarkStart w:id="39" w:name="_Toc240003288"/>
       <w:r>
         <w:lastRenderedPageBreak/>
         <w:t>Floor Plan</w:t>
@@ -14237,7 +14242,7 @@
           <w:numId w:val="7"/>
         </w:numPr>
       </w:pPr>
-      <w:bookmarkStart w:id="40" w:name="_Toc239828135"/>
+      <w:bookmarkStart w:id="40" w:name="_Toc240003289"/>
       <w:r>
         <w:t xml:space="preserve">Floor Plan Map </w:t>
       </w:r>
@@ -14552,7 +14557,7 @@
           <w:numId w:val="7"/>
         </w:numPr>
       </w:pPr>
-      <w:bookmarkStart w:id="41" w:name="_Toc239828136"/>
+      <w:bookmarkStart w:id="41" w:name="_Toc240003290"/>
       <w:r>
         <w:t xml:space="preserve">Team Result / Replica Recap </w:t>
       </w:r>
@@ -14930,7 +14935,7 @@
           <w:numId w:val="7"/>
         </w:numPr>
       </w:pPr>
-      <w:bookmarkStart w:id="42" w:name="_Toc239828137"/>
+      <w:bookmarkStart w:id="42" w:name="_Toc240003291"/>
       <w:r>
         <w:t>첫</w:t>
       </w:r>
@@ -15204,7 +15209,7 @@
           <w:numId w:val="7"/>
         </w:numPr>
       </w:pPr>
-      <w:bookmarkStart w:id="43" w:name="_Toc239828138"/>
+      <w:bookmarkStart w:id="43" w:name="_Toc240003292"/>
       <w:r>
         <w:lastRenderedPageBreak/>
         <w:t>접근성</w:t>
@@ -15277,7 +15282,7 @@
           <w:numId w:val="7"/>
         </w:numPr>
       </w:pPr>
-      <w:bookmarkStart w:id="44" w:name="_Toc239828139"/>
+      <w:bookmarkStart w:id="44" w:name="_Toc240003293"/>
       <w:r>
         <w:lastRenderedPageBreak/>
         <w:t>레벨</w:t>
@@ -15310,7 +15315,7 @@
           <w:numId w:val="7"/>
         </w:numPr>
       </w:pPr>
-      <w:bookmarkStart w:id="45" w:name="_Toc239828140"/>
+      <w:bookmarkStart w:id="45" w:name="_Toc240003294"/>
       <w:r>
         <w:t>세</w:t>
       </w:r>
@@ -15402,13 +15407,29 @@
     </w:p>
     <w:p>
       <w:pPr>
+        <w:pStyle w:val="a0"/>
+      </w:pPr>
+      <w:r>
+        <w:t>전시실은 작품이 붙는 벽과 관람 공간을 함께 설계한다. 액자는 실제 벽면 또는 바닥에 지지된 독립 전시벽에 설치하고, 정면이 접근 가능한 관람 공간을 향하게 한다. 일반 연결부는 3~5m 폭을 초기 블록아웃 기준으로 삼으며, 눈높이 차폐·경비 관찰 자리·횡단 구간·귀환 길을 이어 배치한다. 최종 폭과 플레이 시간은 멀티플레이로 검증한다.</w:t>
+      </w:r>
+    </w:p>
+    <w:p>
+      <w:pPr>
+        <w:pStyle w:val="a0"/>
+      </w:pPr>
+      <w:r>
+        <w:t>M01은 중앙 Rotunda의 개방감을 유지하고 북·남 회랑을 여러 전시실로 나눈다. M02는 중정을 대표 개방 공간으로 남기고 벽에 연결된 병풍과 엇갈린 입구로 시야를 굴절시킨다. M03는 세 레인을 유지하면서 중앙의 긴 전망을 불투명 전시벽으로 구간화하고, 측면 복원 구역에 은폐 공간을 제공한다. Laser 고가 작품에는 경보 문턱과 독립적인 이탈 경로를 함께 둔다.</w:t>
+      </w:r>
+    </w:p>
+    <w:p>
+      <w:pPr>
         <w:pStyle w:val="21"/>
         <w:numPr>
           <w:ilvl w:val="1"/>
           <w:numId w:val="7"/>
         </w:numPr>
       </w:pPr>
-      <w:bookmarkStart w:id="46" w:name="_Toc239828141"/>
+      <w:bookmarkStart w:id="46" w:name="_Toc240003295"/>
       <w:r>
         <w:t>맵</w:t>
       </w:r>
@@ -15854,8 +15875,9 @@
           <w:numId w:val="7"/>
         </w:numPr>
       </w:pPr>
-      <w:bookmarkStart w:id="47" w:name="_Toc239828142"/>
-      <w:r>
+      <w:bookmarkStart w:id="47" w:name="_Toc240003296"/>
+      <w:r>
+        <w:lastRenderedPageBreak/>
         <w:t xml:space="preserve">M01 — </w:t>
       </w:r>
       <w:r>
@@ -16113,7 +16135,6 @@
                 <w:color w:val="C55A11"/>
                 <w:sz w:val="18"/>
               </w:rPr>
-              <w:lastRenderedPageBreak/>
               <w:t>IMAGE REFERENCE SLOT</w:t>
             </w:r>
             <w:r>
@@ -16162,13 +16183,15 @@
     <w:p>
       <w:pPr>
         <w:pStyle w:val="21"/>
+        <w:pageBreakBefore/>
         <w:numPr>
           <w:ilvl w:val="1"/>
           <w:numId w:val="7"/>
         </w:numPr>
       </w:pPr>
-      <w:bookmarkStart w:id="48" w:name="_Toc239828143"/>
-      <w:r>
+      <w:bookmarkStart w:id="48" w:name="_Toc240003297"/>
+      <w:r>
+        <w:lastRenderedPageBreak/>
         <w:t xml:space="preserve">M02 — </w:t>
       </w:r>
       <w:r>
@@ -16480,7 +16503,7 @@
           <w:numId w:val="7"/>
         </w:numPr>
       </w:pPr>
-      <w:bookmarkStart w:id="49" w:name="_Toc239828144"/>
+      <w:bookmarkStart w:id="49" w:name="_Toc240003298"/>
       <w:r>
         <w:lastRenderedPageBreak/>
         <w:t xml:space="preserve">M03 — </w:t>
@@ -16498,7 +16521,7 @@
     </w:p>
     <w:p>
       <w:r>
-        <w:t>숨을 곳은 적지만 경로 선택이 즉시 열리는 Braided 3-Lane 맵이다. 첫 10초 안에 북측 Glass, 중앙 Spine, 남측 Restoration 중 하나를 고르고 엇갈린 Crosslink에서만 레인을 전환한다. 동측 Target 획득 후 다른 레인으로 귀환하며, 고가 작품은 남→북 Service Airlock 협동 접근으로 분리한다.</w:t>
+        <w:t>중앙 시야를 전시벽으로 끊고 세 레인의 경로 선택을 유지하는 Braided 3-Lane 맵이다. 첫 10초 안에 북측 Glass, 중앙 Spine, 남측 Restoration 중 하나를 고르고 엇갈린 Crosslink에서만 레인을 전환한다. 동측 Target 획득 후 다른 레인으로 귀환하며, 고가 작품은 남→북 Service Airlock 협동 접근으로 분리한다.</w:t>
       </w:r>
     </w:p>
     <w:tbl>
@@ -16771,7 +16794,7 @@
                 <w:color w:val="66717C"/>
                 <w:sz w:val="19"/>
               </w:rPr>
-              <w:t>개방형 조각 홀, 유리 파티션, 비상등이 켜진 긴 시야선</w:t>
+              <w:t>유리 레인과 불투명 전시벽, 교차로를 비추는 비상등</w:t>
             </w:r>
           </w:p>
         </w:tc>
@@ -16794,7 +16817,7 @@
           <w:numId w:val="7"/>
         </w:numPr>
       </w:pPr>
-      <w:bookmarkStart w:id="50" w:name="_Toc239828145"/>
+      <w:bookmarkStart w:id="50" w:name="_Toc240003299"/>
       <w:r>
         <w:lastRenderedPageBreak/>
         <w:t xml:space="preserve">First-Person </w:t>
@@ -16878,7 +16901,7 @@
           <w:numId w:val="7"/>
         </w:numPr>
       </w:pPr>
-      <w:bookmarkStart w:id="51" w:name="_Toc239828146"/>
+      <w:bookmarkStart w:id="51" w:name="_Toc240003300"/>
       <w:r>
         <w:t>사운드</w:t>
       </w:r>
@@ -17318,7 +17341,7 @@
           <w:numId w:val="7"/>
         </w:numPr>
       </w:pPr>
-      <w:bookmarkStart w:id="52" w:name="_Toc239828147"/>
+      <w:bookmarkStart w:id="52" w:name="_Toc240003301"/>
       <w:r>
         <w:lastRenderedPageBreak/>
         <w:t>세계관과</w:t>
@@ -17565,7 +17588,7 @@
           <w:numId w:val="7"/>
         </w:numPr>
       </w:pPr>
-      <w:bookmarkStart w:id="53" w:name="_Toc239828148"/>
+      <w:bookmarkStart w:id="53" w:name="_Toc240003302"/>
       <w:r>
         <w:lastRenderedPageBreak/>
         <w:t>범위</w:t>
@@ -17592,7 +17615,7 @@
           <w:numId w:val="7"/>
         </w:numPr>
       </w:pPr>
-      <w:bookmarkStart w:id="54" w:name="_Toc239828149"/>
+      <w:bookmarkStart w:id="54" w:name="_Toc240003303"/>
       <w:r>
         <w:t>v1.0 Required Scope</w:t>
       </w:r>
@@ -17960,7 +17983,7 @@
           <w:numId w:val="7"/>
         </w:numPr>
       </w:pPr>
-      <w:bookmarkStart w:id="55" w:name="_Toc239828150"/>
+      <w:bookmarkStart w:id="55" w:name="_Toc240003304"/>
       <w:r>
         <w:t>Deferred Expansion</w:t>
       </w:r>
@@ -17984,7 +18007,7 @@
           <w:numId w:val="7"/>
         </w:numPr>
       </w:pPr>
-      <w:bookmarkStart w:id="56" w:name="_Toc239828151"/>
+      <w:bookmarkStart w:id="56" w:name="_Toc240003305"/>
       <w:r>
         <w:t>Stretch</w:t>
       </w:r>
@@ -18362,7 +18385,7 @@
           <w:numId w:val="7"/>
         </w:numPr>
       </w:pPr>
-      <w:bookmarkStart w:id="57" w:name="_Toc239828152"/>
+      <w:bookmarkStart w:id="57" w:name="_Toc240003306"/>
       <w:r>
         <w:lastRenderedPageBreak/>
         <w:t>Starting Balance Targets</w:t>
@@ -18961,7 +18984,7 @@
           <w:numId w:val="7"/>
         </w:numPr>
       </w:pPr>
-      <w:bookmarkStart w:id="58" w:name="_Toc239828153"/>
+      <w:bookmarkStart w:id="58" w:name="_Toc240003307"/>
       <w:r>
         <w:t>Playtest Questions</w:t>
       </w:r>
@@ -19047,7 +19070,7 @@
           <w:numId w:val="7"/>
         </w:numPr>
       </w:pPr>
-      <w:bookmarkStart w:id="59" w:name="_Toc239828154"/>
+      <w:bookmarkStart w:id="59" w:name="_Toc240003308"/>
       <w:r>
         <w:lastRenderedPageBreak/>
         <w:t>Release KPI</w:t>
@@ -19379,7 +19402,7 @@
           <w:numId w:val="7"/>
         </w:numPr>
       </w:pPr>
-      <w:bookmarkStart w:id="60" w:name="_Toc239828155"/>
+      <w:bookmarkStart w:id="60" w:name="_Toc240003309"/>
       <w:r>
         <w:t>W6~W12 Roadmap</w:t>
       </w:r>
@@ -19745,7 +19768,7 @@
         <w:keepLines/>
         <w:pageBreakBefore w:val="0"/>
       </w:pPr>
-      <w:bookmarkStart w:id="61" w:name="_Toc239828156"/>
+      <w:bookmarkStart w:id="61" w:name="_Toc240003310"/>
       <w:r>
         <w:t>Appendix A — 용어</w:t>
       </w:r>
@@ -20136,7 +20159,7 @@
         <w:keepLines/>
         <w:pageBreakBefore w:val="0"/>
       </w:pPr>
-      <w:bookmarkStart w:id="62" w:name="_Toc239828157"/>
+      <w:bookmarkStart w:id="62" w:name="_Toc240003311"/>
       <w:r>
         <w:rPr>
           <w:sz w:val="32"/>
@@ -20363,7 +20386,7 @@
         <w:keepLines/>
         <w:pageBreakBefore w:val="0"/>
       </w:pPr>
-      <w:bookmarkStart w:id="63" w:name="_Toc239828158"/>
+      <w:bookmarkStart w:id="63" w:name="_Toc240003312"/>
       <w:r>
         <w:rPr>
           <w:sz w:val="32"/>

--- a/Museum_Heist_GDD.docx
+++ b/Museum_Heist_GDD.docx
@@ -564,7 +564,7 @@
       <w:r>
         <w:fldChar w:fldCharType="separate"/>
       </w:r>
-      <w:hyperlink w:anchor="_Toc240003249" w:history="1">
+      <w:hyperlink w:anchor="_Toc240045463" w:history="1">
         <w:r>
           <w:rPr>
             <w:rStyle w:val="aff1"/>
@@ -591,7 +591,7 @@
             <w:noProof/>
             <w:webHidden/>
           </w:rPr>
-          <w:instrText xml:space="preserve"> PAGEREF _Toc240003249 \h </w:instrText>
+          <w:instrText xml:space="preserve"> PAGEREF _Toc240045463 \h </w:instrText>
         </w:r>
         <w:r>
           <w:rPr>
@@ -640,7 +640,7 @@
           <w14:ligatures w14:val="standardContextual"/>
         </w:rPr>
       </w:pPr>
-      <w:hyperlink w:anchor="_Toc240003250" w:history="1">
+      <w:hyperlink w:anchor="_Toc240045464" w:history="1">
         <w:r>
           <w:rPr>
             <w:rStyle w:val="aff1"/>
@@ -667,7 +667,7 @@
             <w:noProof/>
             <w:webHidden/>
           </w:rPr>
-          <w:instrText xml:space="preserve"> PAGEREF _Toc240003250 \h </w:instrText>
+          <w:instrText xml:space="preserve"> PAGEREF _Toc240045464 \h </w:instrText>
         </w:r>
         <w:r>
           <w:rPr>
@@ -716,7 +716,7 @@
           <w14:ligatures w14:val="standardContextual"/>
         </w:rPr>
       </w:pPr>
-      <w:hyperlink w:anchor="_Toc240003251" w:history="1">
+      <w:hyperlink w:anchor="_Toc240045465" w:history="1">
         <w:r>
           <w:rPr>
             <w:rStyle w:val="aff1"/>
@@ -743,7 +743,7 @@
             <w:noProof/>
             <w:webHidden/>
           </w:rPr>
-          <w:instrText xml:space="preserve"> PAGEREF _Toc240003251 \h </w:instrText>
+          <w:instrText xml:space="preserve"> PAGEREF _Toc240045465 \h </w:instrText>
         </w:r>
         <w:r>
           <w:rPr>
@@ -792,7 +792,7 @@
           <w14:ligatures w14:val="standardContextual"/>
         </w:rPr>
       </w:pPr>
-      <w:hyperlink w:anchor="_Toc240003252" w:history="1">
+      <w:hyperlink w:anchor="_Toc240045466" w:history="1">
         <w:r>
           <w:rPr>
             <w:rStyle w:val="aff1"/>
@@ -819,7 +819,7 @@
             <w:noProof/>
             <w:webHidden/>
           </w:rPr>
-          <w:instrText xml:space="preserve"> PAGEREF _Toc240003252 \h </w:instrText>
+          <w:instrText xml:space="preserve"> PAGEREF _Toc240045466 \h </w:instrText>
         </w:r>
         <w:r>
           <w:rPr>
@@ -868,7 +868,7 @@
           <w14:ligatures w14:val="standardContextual"/>
         </w:rPr>
       </w:pPr>
-      <w:hyperlink w:anchor="_Toc240003253" w:history="1">
+      <w:hyperlink w:anchor="_Toc240045467" w:history="1">
         <w:r>
           <w:rPr>
             <w:rStyle w:val="aff1"/>
@@ -895,7 +895,7 @@
             <w:noProof/>
             <w:webHidden/>
           </w:rPr>
-          <w:instrText xml:space="preserve"> PAGEREF _Toc240003253 \h </w:instrText>
+          <w:instrText xml:space="preserve"> PAGEREF _Toc240045467 \h </w:instrText>
         </w:r>
         <w:r>
           <w:rPr>
@@ -944,7 +944,7 @@
           <w14:ligatures w14:val="standardContextual"/>
         </w:rPr>
       </w:pPr>
-      <w:hyperlink w:anchor="_Toc240003254" w:history="1">
+      <w:hyperlink w:anchor="_Toc240045468" w:history="1">
         <w:r>
           <w:rPr>
             <w:rStyle w:val="aff1"/>
@@ -971,7 +971,7 @@
             <w:noProof/>
             <w:webHidden/>
           </w:rPr>
-          <w:instrText xml:space="preserve"> PAGEREF _Toc240003254 \h </w:instrText>
+          <w:instrText xml:space="preserve"> PAGEREF _Toc240045468 \h </w:instrText>
         </w:r>
         <w:r>
           <w:rPr>
@@ -1020,7 +1020,7 @@
           <w14:ligatures w14:val="standardContextual"/>
         </w:rPr>
       </w:pPr>
-      <w:hyperlink w:anchor="_Toc240003255" w:history="1">
+      <w:hyperlink w:anchor="_Toc240045469" w:history="1">
         <w:r>
           <w:rPr>
             <w:rStyle w:val="aff1"/>
@@ -1047,7 +1047,7 @@
             <w:noProof/>
             <w:webHidden/>
           </w:rPr>
-          <w:instrText xml:space="preserve"> PAGEREF _Toc240003255 \h </w:instrText>
+          <w:instrText xml:space="preserve"> PAGEREF _Toc240045469 \h </w:instrText>
         </w:r>
         <w:r>
           <w:rPr>
@@ -1095,7 +1095,7 @@
           <w14:ligatures w14:val="standardContextual"/>
         </w:rPr>
       </w:pPr>
-      <w:hyperlink w:anchor="_Toc240003256" w:history="1">
+      <w:hyperlink w:anchor="_Toc240045470" w:history="1">
         <w:r>
           <w:rPr>
             <w:rStyle w:val="aff1"/>
@@ -1122,7 +1122,7 @@
             <w:noProof/>
             <w:webHidden/>
           </w:rPr>
-          <w:instrText xml:space="preserve"> PAGEREF _Toc240003256 \h </w:instrText>
+          <w:instrText xml:space="preserve"> PAGEREF _Toc240045470 \h </w:instrText>
         </w:r>
         <w:r>
           <w:rPr>
@@ -1171,7 +1171,7 @@
           <w14:ligatures w14:val="standardContextual"/>
         </w:rPr>
       </w:pPr>
-      <w:hyperlink w:anchor="_Toc240003257" w:history="1">
+      <w:hyperlink w:anchor="_Toc240045471" w:history="1">
         <w:r>
           <w:rPr>
             <w:rStyle w:val="aff1"/>
@@ -1198,7 +1198,7 @@
             <w:noProof/>
             <w:webHidden/>
           </w:rPr>
-          <w:instrText xml:space="preserve"> PAGEREF _Toc240003257 \h </w:instrText>
+          <w:instrText xml:space="preserve"> PAGEREF _Toc240045471 \h </w:instrText>
         </w:r>
         <w:r>
           <w:rPr>
@@ -1247,7 +1247,7 @@
           <w14:ligatures w14:val="standardContextual"/>
         </w:rPr>
       </w:pPr>
-      <w:hyperlink w:anchor="_Toc240003258" w:history="1">
+      <w:hyperlink w:anchor="_Toc240045472" w:history="1">
         <w:r>
           <w:rPr>
             <w:rStyle w:val="aff1"/>
@@ -1274,7 +1274,7 @@
             <w:noProof/>
             <w:webHidden/>
           </w:rPr>
-          <w:instrText xml:space="preserve"> PAGEREF _Toc240003258 \h </w:instrText>
+          <w:instrText xml:space="preserve"> PAGEREF _Toc240045472 \h </w:instrText>
         </w:r>
         <w:r>
           <w:rPr>
@@ -1323,7 +1323,7 @@
           <w14:ligatures w14:val="standardContextual"/>
         </w:rPr>
       </w:pPr>
-      <w:hyperlink w:anchor="_Toc240003259" w:history="1">
+      <w:hyperlink w:anchor="_Toc240045473" w:history="1">
         <w:r>
           <w:rPr>
             <w:rStyle w:val="aff1"/>
@@ -1350,7 +1350,7 @@
             <w:noProof/>
             <w:webHidden/>
           </w:rPr>
-          <w:instrText xml:space="preserve"> PAGEREF _Toc240003259 \h </w:instrText>
+          <w:instrText xml:space="preserve"> PAGEREF _Toc240045473 \h </w:instrText>
         </w:r>
         <w:r>
           <w:rPr>
@@ -1399,7 +1399,7 @@
           <w14:ligatures w14:val="standardContextual"/>
         </w:rPr>
       </w:pPr>
-      <w:hyperlink w:anchor="_Toc240003260" w:history="1">
+      <w:hyperlink w:anchor="_Toc240045474" w:history="1">
         <w:r>
           <w:rPr>
             <w:rStyle w:val="aff1"/>
@@ -1426,7 +1426,7 @@
             <w:noProof/>
             <w:webHidden/>
           </w:rPr>
-          <w:instrText xml:space="preserve"> PAGEREF _Toc240003260 \h </w:instrText>
+          <w:instrText xml:space="preserve"> PAGEREF _Toc240045474 \h </w:instrText>
         </w:r>
         <w:r>
           <w:rPr>
@@ -1475,7 +1475,7 @@
           <w14:ligatures w14:val="standardContextual"/>
         </w:rPr>
       </w:pPr>
-      <w:hyperlink w:anchor="_Toc240003261" w:history="1">
+      <w:hyperlink w:anchor="_Toc240045475" w:history="1">
         <w:r>
           <w:rPr>
             <w:rStyle w:val="aff1"/>
@@ -1502,7 +1502,7 @@
             <w:noProof/>
             <w:webHidden/>
           </w:rPr>
-          <w:instrText xml:space="preserve"> PAGEREF _Toc240003261 \h </w:instrText>
+          <w:instrText xml:space="preserve"> PAGEREF _Toc240045475 \h </w:instrText>
         </w:r>
         <w:r>
           <w:rPr>
@@ -1550,7 +1550,7 @@
           <w14:ligatures w14:val="standardContextual"/>
         </w:rPr>
       </w:pPr>
-      <w:hyperlink w:anchor="_Toc240003262" w:history="1">
+      <w:hyperlink w:anchor="_Toc240045476" w:history="1">
         <w:r>
           <w:rPr>
             <w:rStyle w:val="aff1"/>
@@ -1577,7 +1577,7 @@
             <w:noProof/>
             <w:webHidden/>
           </w:rPr>
-          <w:instrText xml:space="preserve"> PAGEREF _Toc240003262 \h </w:instrText>
+          <w:instrText xml:space="preserve"> PAGEREF _Toc240045476 \h </w:instrText>
         </w:r>
         <w:r>
           <w:rPr>
@@ -1626,7 +1626,7 @@
           <w14:ligatures w14:val="standardContextual"/>
         </w:rPr>
       </w:pPr>
-      <w:hyperlink w:anchor="_Toc240003263" w:history="1">
+      <w:hyperlink w:anchor="_Toc240045477" w:history="1">
         <w:r>
           <w:rPr>
             <w:rStyle w:val="aff1"/>
@@ -1653,7 +1653,7 @@
             <w:noProof/>
             <w:webHidden/>
           </w:rPr>
-          <w:instrText xml:space="preserve"> PAGEREF _Toc240003263 \h </w:instrText>
+          <w:instrText xml:space="preserve"> PAGEREF _Toc240045477 \h </w:instrText>
         </w:r>
         <w:r>
           <w:rPr>
@@ -1702,7 +1702,7 @@
           <w14:ligatures w14:val="standardContextual"/>
         </w:rPr>
       </w:pPr>
-      <w:hyperlink w:anchor="_Toc240003264" w:history="1">
+      <w:hyperlink w:anchor="_Toc240045478" w:history="1">
         <w:r>
           <w:rPr>
             <w:rStyle w:val="aff1"/>
@@ -1729,7 +1729,7 @@
             <w:noProof/>
             <w:webHidden/>
           </w:rPr>
-          <w:instrText xml:space="preserve"> PAGEREF _Toc240003264 \h </w:instrText>
+          <w:instrText xml:space="preserve"> PAGEREF _Toc240045478 \h </w:instrText>
         </w:r>
         <w:r>
           <w:rPr>
@@ -1778,7 +1778,7 @@
           <w14:ligatures w14:val="standardContextual"/>
         </w:rPr>
       </w:pPr>
-      <w:hyperlink w:anchor="_Toc240003265" w:history="1">
+      <w:hyperlink w:anchor="_Toc240045479" w:history="1">
         <w:r>
           <w:rPr>
             <w:rStyle w:val="aff1"/>
@@ -1805,7 +1805,7 @@
             <w:noProof/>
             <w:webHidden/>
           </w:rPr>
-          <w:instrText xml:space="preserve"> PAGEREF _Toc240003265 \h </w:instrText>
+          <w:instrText xml:space="preserve"> PAGEREF _Toc240045479 \h </w:instrText>
         </w:r>
         <w:r>
           <w:rPr>
@@ -1854,7 +1854,7 @@
           <w14:ligatures w14:val="standardContextual"/>
         </w:rPr>
       </w:pPr>
-      <w:hyperlink w:anchor="_Toc240003266" w:history="1">
+      <w:hyperlink w:anchor="_Toc240045480" w:history="1">
         <w:r>
           <w:rPr>
             <w:rStyle w:val="aff1"/>
@@ -1881,7 +1881,7 @@
             <w:noProof/>
             <w:webHidden/>
           </w:rPr>
-          <w:instrText xml:space="preserve"> PAGEREF _Toc240003266 \h </w:instrText>
+          <w:instrText xml:space="preserve"> PAGEREF _Toc240045480 \h </w:instrText>
         </w:r>
         <w:r>
           <w:rPr>
@@ -1930,7 +1930,7 @@
           <w14:ligatures w14:val="standardContextual"/>
         </w:rPr>
       </w:pPr>
-      <w:hyperlink w:anchor="_Toc240003267" w:history="1">
+      <w:hyperlink w:anchor="_Toc240045481" w:history="1">
         <w:r>
           <w:rPr>
             <w:rStyle w:val="aff1"/>
@@ -1957,7 +1957,7 @@
             <w:noProof/>
             <w:webHidden/>
           </w:rPr>
-          <w:instrText xml:space="preserve"> PAGEREF _Toc240003267 \h </w:instrText>
+          <w:instrText xml:space="preserve"> PAGEREF _Toc240045481 \h </w:instrText>
         </w:r>
         <w:r>
           <w:rPr>
@@ -2006,7 +2006,7 @@
           <w14:ligatures w14:val="standardContextual"/>
         </w:rPr>
       </w:pPr>
-      <w:hyperlink w:anchor="_Toc240003268" w:history="1">
+      <w:hyperlink w:anchor="_Toc240045482" w:history="1">
         <w:r>
           <w:rPr>
             <w:rStyle w:val="aff1"/>
@@ -2033,7 +2033,7 @@
             <w:noProof/>
             <w:webHidden/>
           </w:rPr>
-          <w:instrText xml:space="preserve"> PAGEREF _Toc240003268 \h </w:instrText>
+          <w:instrText xml:space="preserve"> PAGEREF _Toc240045482 \h </w:instrText>
         </w:r>
         <w:r>
           <w:rPr>
@@ -2081,7 +2081,7 @@
           <w14:ligatures w14:val="standardContextual"/>
         </w:rPr>
       </w:pPr>
-      <w:hyperlink w:anchor="_Toc240003269" w:history="1">
+      <w:hyperlink w:anchor="_Toc240045483" w:history="1">
         <w:r>
           <w:rPr>
             <w:rStyle w:val="aff1"/>
@@ -2108,7 +2108,7 @@
             <w:noProof/>
             <w:webHidden/>
           </w:rPr>
-          <w:instrText xml:space="preserve"> PAGEREF _Toc240003269 \h </w:instrText>
+          <w:instrText xml:space="preserve"> PAGEREF _Toc240045483 \h </w:instrText>
         </w:r>
         <w:r>
           <w:rPr>
@@ -2157,7 +2157,7 @@
           <w14:ligatures w14:val="standardContextual"/>
         </w:rPr>
       </w:pPr>
-      <w:hyperlink w:anchor="_Toc240003270" w:history="1">
+      <w:hyperlink w:anchor="_Toc240045484" w:history="1">
         <w:r>
           <w:rPr>
             <w:rStyle w:val="aff1"/>
@@ -2184,7 +2184,7 @@
             <w:noProof/>
             <w:webHidden/>
           </w:rPr>
-          <w:instrText xml:space="preserve"> PAGEREF _Toc240003270 \h </w:instrText>
+          <w:instrText xml:space="preserve"> PAGEREF _Toc240045484 \h </w:instrText>
         </w:r>
         <w:r>
           <w:rPr>
@@ -2233,7 +2233,7 @@
           <w14:ligatures w14:val="standardContextual"/>
         </w:rPr>
       </w:pPr>
-      <w:hyperlink w:anchor="_Toc240003271" w:history="1">
+      <w:hyperlink w:anchor="_Toc240045485" w:history="1">
         <w:r>
           <w:rPr>
             <w:rStyle w:val="aff1"/>
@@ -2260,7 +2260,7 @@
             <w:noProof/>
             <w:webHidden/>
           </w:rPr>
-          <w:instrText xml:space="preserve"> PAGEREF _Toc240003271 \h </w:instrText>
+          <w:instrText xml:space="preserve"> PAGEREF _Toc240045485 \h </w:instrText>
         </w:r>
         <w:r>
           <w:rPr>
@@ -2309,7 +2309,7 @@
           <w14:ligatures w14:val="standardContextual"/>
         </w:rPr>
       </w:pPr>
-      <w:hyperlink w:anchor="_Toc240003272" w:history="1">
+      <w:hyperlink w:anchor="_Toc240045486" w:history="1">
         <w:r>
           <w:rPr>
             <w:rStyle w:val="aff1"/>
@@ -2336,7 +2336,7 @@
             <w:noProof/>
             <w:webHidden/>
           </w:rPr>
-          <w:instrText xml:space="preserve"> PAGEREF _Toc240003272 \h </w:instrText>
+          <w:instrText xml:space="preserve"> PAGEREF _Toc240045486 \h </w:instrText>
         </w:r>
         <w:r>
           <w:rPr>
@@ -2385,7 +2385,7 @@
           <w14:ligatures w14:val="standardContextual"/>
         </w:rPr>
       </w:pPr>
-      <w:hyperlink w:anchor="_Toc240003273" w:history="1">
+      <w:hyperlink w:anchor="_Toc240045487" w:history="1">
         <w:r>
           <w:rPr>
             <w:rStyle w:val="aff1"/>
@@ -2412,7 +2412,7 @@
             <w:noProof/>
             <w:webHidden/>
           </w:rPr>
-          <w:instrText xml:space="preserve"> PAGEREF _Toc240003273 \h </w:instrText>
+          <w:instrText xml:space="preserve"> PAGEREF _Toc240045487 \h </w:instrText>
         </w:r>
         <w:r>
           <w:rPr>
@@ -2461,7 +2461,7 @@
           <w14:ligatures w14:val="standardContextual"/>
         </w:rPr>
       </w:pPr>
-      <w:hyperlink w:anchor="_Toc240003274" w:history="1">
+      <w:hyperlink w:anchor="_Toc240045488" w:history="1">
         <w:r>
           <w:rPr>
             <w:rStyle w:val="aff1"/>
@@ -2488,7 +2488,7 @@
             <w:noProof/>
             <w:webHidden/>
           </w:rPr>
-          <w:instrText xml:space="preserve"> PAGEREF _Toc240003274 \h </w:instrText>
+          <w:instrText xml:space="preserve"> PAGEREF _Toc240045488 \h </w:instrText>
         </w:r>
         <w:r>
           <w:rPr>
@@ -2537,7 +2537,7 @@
           <w14:ligatures w14:val="standardContextual"/>
         </w:rPr>
       </w:pPr>
-      <w:hyperlink w:anchor="_Toc240003275" w:history="1">
+      <w:hyperlink w:anchor="_Toc240045489" w:history="1">
         <w:r>
           <w:rPr>
             <w:rStyle w:val="aff1"/>
@@ -2564,7 +2564,7 @@
             <w:noProof/>
             <w:webHidden/>
           </w:rPr>
-          <w:instrText xml:space="preserve"> PAGEREF _Toc240003275 \h </w:instrText>
+          <w:instrText xml:space="preserve"> PAGEREF _Toc240045489 \h </w:instrText>
         </w:r>
         <w:r>
           <w:rPr>
@@ -2612,7 +2612,7 @@
           <w14:ligatures w14:val="standardContextual"/>
         </w:rPr>
       </w:pPr>
-      <w:hyperlink w:anchor="_Toc240003276" w:history="1">
+      <w:hyperlink w:anchor="_Toc240045490" w:history="1">
         <w:r>
           <w:rPr>
             <w:rStyle w:val="aff1"/>
@@ -2639,7 +2639,7 @@
             <w:noProof/>
             <w:webHidden/>
           </w:rPr>
-          <w:instrText xml:space="preserve"> PAGEREF _Toc240003276 \h </w:instrText>
+          <w:instrText xml:space="preserve"> PAGEREF _Toc240045490 \h </w:instrText>
         </w:r>
         <w:r>
           <w:rPr>
@@ -2688,7 +2688,7 @@
           <w14:ligatures w14:val="standardContextual"/>
         </w:rPr>
       </w:pPr>
-      <w:hyperlink w:anchor="_Toc240003277" w:history="1">
+      <w:hyperlink w:anchor="_Toc240045491" w:history="1">
         <w:r>
           <w:rPr>
             <w:rStyle w:val="aff1"/>
@@ -2715,7 +2715,7 @@
             <w:noProof/>
             <w:webHidden/>
           </w:rPr>
-          <w:instrText xml:space="preserve"> PAGEREF _Toc240003277 \h </w:instrText>
+          <w:instrText xml:space="preserve"> PAGEREF _Toc240045491 \h </w:instrText>
         </w:r>
         <w:r>
           <w:rPr>
@@ -2764,7 +2764,7 @@
           <w14:ligatures w14:val="standardContextual"/>
         </w:rPr>
       </w:pPr>
-      <w:hyperlink w:anchor="_Toc240003278" w:history="1">
+      <w:hyperlink w:anchor="_Toc240045492" w:history="1">
         <w:r>
           <w:rPr>
             <w:rStyle w:val="aff1"/>
@@ -2791,7 +2791,7 @@
             <w:noProof/>
             <w:webHidden/>
           </w:rPr>
-          <w:instrText xml:space="preserve"> PAGEREF _Toc240003278 \h </w:instrText>
+          <w:instrText xml:space="preserve"> PAGEREF _Toc240045492 \h </w:instrText>
         </w:r>
         <w:r>
           <w:rPr>
@@ -2840,7 +2840,7 @@
           <w14:ligatures w14:val="standardContextual"/>
         </w:rPr>
       </w:pPr>
-      <w:hyperlink w:anchor="_Toc240003279" w:history="1">
+      <w:hyperlink w:anchor="_Toc240045493" w:history="1">
         <w:r>
           <w:rPr>
             <w:rStyle w:val="aff1"/>
@@ -2867,7 +2867,7 @@
             <w:noProof/>
             <w:webHidden/>
           </w:rPr>
-          <w:instrText xml:space="preserve"> PAGEREF _Toc240003279 \h </w:instrText>
+          <w:instrText xml:space="preserve"> PAGEREF _Toc240045493 \h </w:instrText>
         </w:r>
         <w:r>
           <w:rPr>
@@ -2916,7 +2916,7 @@
           <w14:ligatures w14:val="standardContextual"/>
         </w:rPr>
       </w:pPr>
-      <w:hyperlink w:anchor="_Toc240003280" w:history="1">
+      <w:hyperlink w:anchor="_Toc240045494" w:history="1">
         <w:r>
           <w:rPr>
             <w:rStyle w:val="aff1"/>
@@ -2943,7 +2943,7 @@
             <w:noProof/>
             <w:webHidden/>
           </w:rPr>
-          <w:instrText xml:space="preserve"> PAGEREF _Toc240003280 \h </w:instrText>
+          <w:instrText xml:space="preserve"> PAGEREF _Toc240045494 \h </w:instrText>
         </w:r>
         <w:r>
           <w:rPr>
@@ -2992,7 +2992,7 @@
           <w14:ligatures w14:val="standardContextual"/>
         </w:rPr>
       </w:pPr>
-      <w:hyperlink w:anchor="_Toc240003281" w:history="1">
+      <w:hyperlink w:anchor="_Toc240045495" w:history="1">
         <w:r>
           <w:rPr>
             <w:rStyle w:val="aff1"/>
@@ -3019,7 +3019,7 @@
             <w:noProof/>
             <w:webHidden/>
           </w:rPr>
-          <w:instrText xml:space="preserve"> PAGEREF _Toc240003281 \h </w:instrText>
+          <w:instrText xml:space="preserve"> PAGEREF _Toc240045495 \h </w:instrText>
         </w:r>
         <w:r>
           <w:rPr>
@@ -3068,7 +3068,7 @@
           <w14:ligatures w14:val="standardContextual"/>
         </w:rPr>
       </w:pPr>
-      <w:hyperlink w:anchor="_Toc240003282" w:history="1">
+      <w:hyperlink w:anchor="_Toc240045496" w:history="1">
         <w:r>
           <w:rPr>
             <w:rStyle w:val="aff1"/>
@@ -3095,7 +3095,7 @@
             <w:noProof/>
             <w:webHidden/>
           </w:rPr>
-          <w:instrText xml:space="preserve"> PAGEREF _Toc240003282 \h </w:instrText>
+          <w:instrText xml:space="preserve"> PAGEREF _Toc240045496 \h </w:instrText>
         </w:r>
         <w:r>
           <w:rPr>
@@ -3143,7 +3143,7 @@
           <w14:ligatures w14:val="standardContextual"/>
         </w:rPr>
       </w:pPr>
-      <w:hyperlink w:anchor="_Toc240003283" w:history="1">
+      <w:hyperlink w:anchor="_Toc240045497" w:history="1">
         <w:r>
           <w:rPr>
             <w:rStyle w:val="aff1"/>
@@ -3170,7 +3170,7 @@
             <w:noProof/>
             <w:webHidden/>
           </w:rPr>
-          <w:instrText xml:space="preserve"> PAGEREF _Toc240003283 \h </w:instrText>
+          <w:instrText xml:space="preserve"> PAGEREF _Toc240045497 \h </w:instrText>
         </w:r>
         <w:r>
           <w:rPr>
@@ -3219,7 +3219,7 @@
           <w14:ligatures w14:val="standardContextual"/>
         </w:rPr>
       </w:pPr>
-      <w:hyperlink w:anchor="_Toc240003284" w:history="1">
+      <w:hyperlink w:anchor="_Toc240045498" w:history="1">
         <w:r>
           <w:rPr>
             <w:rStyle w:val="aff1"/>
@@ -3246,7 +3246,7 @@
             <w:noProof/>
             <w:webHidden/>
           </w:rPr>
-          <w:instrText xml:space="preserve"> PAGEREF _Toc240003284 \h </w:instrText>
+          <w:instrText xml:space="preserve"> PAGEREF _Toc240045498 \h </w:instrText>
         </w:r>
         <w:r>
           <w:rPr>
@@ -3295,7 +3295,7 @@
           <w14:ligatures w14:val="standardContextual"/>
         </w:rPr>
       </w:pPr>
-      <w:hyperlink w:anchor="_Toc240003285" w:history="1">
+      <w:hyperlink w:anchor="_Toc240045499" w:history="1">
         <w:r>
           <w:rPr>
             <w:rStyle w:val="aff1"/>
@@ -3322,7 +3322,7 @@
             <w:noProof/>
             <w:webHidden/>
           </w:rPr>
-          <w:instrText xml:space="preserve"> PAGEREF _Toc240003285 \h </w:instrText>
+          <w:instrText xml:space="preserve"> PAGEREF _Toc240045499 \h </w:instrText>
         </w:r>
         <w:r>
           <w:rPr>
@@ -3371,7 +3371,7 @@
           <w14:ligatures w14:val="standardContextual"/>
         </w:rPr>
       </w:pPr>
-      <w:hyperlink w:anchor="_Toc240003286" w:history="1">
+      <w:hyperlink w:anchor="_Toc240045500" w:history="1">
         <w:r>
           <w:rPr>
             <w:rStyle w:val="aff1"/>
@@ -3398,7 +3398,7 @@
             <w:noProof/>
             <w:webHidden/>
           </w:rPr>
-          <w:instrText xml:space="preserve"> PAGEREF _Toc240003286 \h </w:instrText>
+          <w:instrText xml:space="preserve"> PAGEREF _Toc240045500 \h </w:instrText>
         </w:r>
         <w:r>
           <w:rPr>
@@ -3447,7 +3447,7 @@
           <w14:ligatures w14:val="standardContextual"/>
         </w:rPr>
       </w:pPr>
-      <w:hyperlink w:anchor="_Toc240003287" w:history="1">
+      <w:hyperlink w:anchor="_Toc240045501" w:history="1">
         <w:r>
           <w:rPr>
             <w:rStyle w:val="aff1"/>
@@ -3474,7 +3474,7 @@
             <w:noProof/>
             <w:webHidden/>
           </w:rPr>
-          <w:instrText xml:space="preserve"> PAGEREF _Toc240003287 \h </w:instrText>
+          <w:instrText xml:space="preserve"> PAGEREF _Toc240045501 \h </w:instrText>
         </w:r>
         <w:r>
           <w:rPr>
@@ -3523,7 +3523,7 @@
           <w14:ligatures w14:val="standardContextual"/>
         </w:rPr>
       </w:pPr>
-      <w:hyperlink w:anchor="_Toc240003288" w:history="1">
+      <w:hyperlink w:anchor="_Toc240045502" w:history="1">
         <w:r>
           <w:rPr>
             <w:rStyle w:val="aff1"/>
@@ -3550,7 +3550,7 @@
             <w:noProof/>
             <w:webHidden/>
           </w:rPr>
-          <w:instrText xml:space="preserve"> PAGEREF _Toc240003288 \h </w:instrText>
+          <w:instrText xml:space="preserve"> PAGEREF _Toc240045502 \h </w:instrText>
         </w:r>
         <w:r>
           <w:rPr>
@@ -3599,7 +3599,7 @@
           <w14:ligatures w14:val="standardContextual"/>
         </w:rPr>
       </w:pPr>
-      <w:hyperlink w:anchor="_Toc240003289" w:history="1">
+      <w:hyperlink w:anchor="_Toc240045503" w:history="1">
         <w:r>
           <w:rPr>
             <w:rStyle w:val="aff1"/>
@@ -3626,7 +3626,7 @@
             <w:noProof/>
             <w:webHidden/>
           </w:rPr>
-          <w:instrText xml:space="preserve"> PAGEREF _Toc240003289 \h </w:instrText>
+          <w:instrText xml:space="preserve"> PAGEREF _Toc240045503 \h </w:instrText>
         </w:r>
         <w:r>
           <w:rPr>
@@ -3675,7 +3675,7 @@
           <w14:ligatures w14:val="standardContextual"/>
         </w:rPr>
       </w:pPr>
-      <w:hyperlink w:anchor="_Toc240003290" w:history="1">
+      <w:hyperlink w:anchor="_Toc240045504" w:history="1">
         <w:r>
           <w:rPr>
             <w:rStyle w:val="aff1"/>
@@ -3702,7 +3702,7 @@
             <w:noProof/>
             <w:webHidden/>
           </w:rPr>
-          <w:instrText xml:space="preserve"> PAGEREF _Toc240003290 \h </w:instrText>
+          <w:instrText xml:space="preserve"> PAGEREF _Toc240045504 \h </w:instrText>
         </w:r>
         <w:r>
           <w:rPr>
@@ -3751,7 +3751,7 @@
           <w14:ligatures w14:val="standardContextual"/>
         </w:rPr>
       </w:pPr>
-      <w:hyperlink w:anchor="_Toc240003291" w:history="1">
+      <w:hyperlink w:anchor="_Toc240045505" w:history="1">
         <w:r>
           <w:rPr>
             <w:rStyle w:val="aff1"/>
@@ -3778,7 +3778,7 @@
             <w:noProof/>
             <w:webHidden/>
           </w:rPr>
-          <w:instrText xml:space="preserve"> PAGEREF _Toc240003291 \h </w:instrText>
+          <w:instrText xml:space="preserve"> PAGEREF _Toc240045505 \h </w:instrText>
         </w:r>
         <w:r>
           <w:rPr>
@@ -3827,7 +3827,7 @@
           <w14:ligatures w14:val="standardContextual"/>
         </w:rPr>
       </w:pPr>
-      <w:hyperlink w:anchor="_Toc240003292" w:history="1">
+      <w:hyperlink w:anchor="_Toc240045506" w:history="1">
         <w:r>
           <w:rPr>
             <w:rStyle w:val="aff1"/>
@@ -3854,7 +3854,7 @@
             <w:noProof/>
             <w:webHidden/>
           </w:rPr>
-          <w:instrText xml:space="preserve"> PAGEREF _Toc240003292 \h </w:instrText>
+          <w:instrText xml:space="preserve"> PAGEREF _Toc240045506 \h </w:instrText>
         </w:r>
         <w:r>
           <w:rPr>
@@ -3902,7 +3902,7 @@
           <w14:ligatures w14:val="standardContextual"/>
         </w:rPr>
       </w:pPr>
-      <w:hyperlink w:anchor="_Toc240003293" w:history="1">
+      <w:hyperlink w:anchor="_Toc240045507" w:history="1">
         <w:r>
           <w:rPr>
             <w:rStyle w:val="aff1"/>
@@ -3929,7 +3929,7 @@
             <w:noProof/>
             <w:webHidden/>
           </w:rPr>
-          <w:instrText xml:space="preserve"> PAGEREF _Toc240003293 \h </w:instrText>
+          <w:instrText xml:space="preserve"> PAGEREF _Toc240045507 \h </w:instrText>
         </w:r>
         <w:r>
           <w:rPr>
@@ -3978,7 +3978,7 @@
           <w14:ligatures w14:val="standardContextual"/>
         </w:rPr>
       </w:pPr>
-      <w:hyperlink w:anchor="_Toc240003294" w:history="1">
+      <w:hyperlink w:anchor="_Toc240045508" w:history="1">
         <w:r>
           <w:rPr>
             <w:rStyle w:val="aff1"/>
@@ -4005,7 +4005,83 @@
             <w:noProof/>
             <w:webHidden/>
           </w:rPr>
-          <w:instrText xml:space="preserve"> PAGEREF _Toc240003294 \h </w:instrText>
+          <w:instrText xml:space="preserve"> PAGEREF _Toc240045508 \h </w:instrText>
+        </w:r>
+        <w:r>
+          <w:rPr>
+            <w:noProof/>
+            <w:webHidden/>
+          </w:rPr>
+        </w:r>
+        <w:r>
+          <w:rPr>
+            <w:noProof/>
+            <w:webHidden/>
+          </w:rPr>
+          <w:fldChar w:fldCharType="separate"/>
+        </w:r>
+        <w:r>
+          <w:rPr>
+            <w:noProof/>
+            <w:webHidden/>
+          </w:rPr>
+          <w:t>23</w:t>
+        </w:r>
+        <w:r>
+          <w:rPr>
+            <w:noProof/>
+            <w:webHidden/>
+          </w:rPr>
+          <w:fldChar w:fldCharType="end"/>
+        </w:r>
+      </w:hyperlink>
+    </w:p>
+    <w:p>
+      <w:pPr>
+        <w:pStyle w:val="36"/>
+        <w:tabs>
+          <w:tab w:val="right" w:leader="dot" w:pos="9856"/>
+        </w:tabs>
+        <w:ind w:left="840"/>
+        <w:rPr>
+          <w:rFonts w:asciiTheme="minorHAnsi" w:eastAsiaTheme="minorEastAsia" w:hAnsiTheme="minorHAnsi" w:cstheme="minorBidi"/>
+          <w:noProof/>
+          <w:color w:val="auto"/>
+          <w:kern w:val="2"/>
+          <w:sz w:val="22"/>
+          <w:szCs w:val="24"/>
+          <w:lang w:eastAsia="ko-KR"/>
+          <w14:ligatures w14:val="standardContextual"/>
+        </w:rPr>
+      </w:pPr>
+      <w:hyperlink w:anchor="_Toc240045509" w:history="1">
+        <w:r>
+          <w:rPr>
+            <w:rStyle w:val="aff1"/>
+            <w:noProof/>
+          </w:rPr>
+          <w:t>전시 배치의 다양성과 관람 리듬</w:t>
+        </w:r>
+        <w:r>
+          <w:rPr>
+            <w:noProof/>
+            <w:webHidden/>
+          </w:rPr>
+          <w:tab/>
+        </w:r>
+        <w:r>
+          <w:rPr>
+            <w:noProof/>
+            <w:webHidden/>
+          </w:rPr>
+          <w:fldChar w:fldCharType="begin"/>
+        </w:r>
+        <w:r>
+          <w:rPr>
+            <w:noProof/>
+            <w:webHidden/>
+          </w:rPr>
+          <w:instrText xml:space="preserve"> PAGEREF _Toc240045509 \h </w:instrText>
         </w:r>
         <w:r>
           <w:rPr>
@@ -4054,7 +4130,7 @@
           <w14:ligatures w14:val="standardContextual"/>
         </w:rPr>
       </w:pPr>
-      <w:hyperlink w:anchor="_Toc240003295" w:history="1">
+      <w:hyperlink w:anchor="_Toc240045510" w:history="1">
         <w:r>
           <w:rPr>
             <w:rStyle w:val="aff1"/>
@@ -4081,7 +4157,7 @@
             <w:noProof/>
             <w:webHidden/>
           </w:rPr>
-          <w:instrText xml:space="preserve"> PAGEREF _Toc240003295 \h </w:instrText>
+          <w:instrText xml:space="preserve"> PAGEREF _Toc240045510 \h </w:instrText>
         </w:r>
         <w:r>
           <w:rPr>
@@ -4101,7 +4177,7 @@
             <w:noProof/>
             <w:webHidden/>
           </w:rPr>
-          <w:t>23</w:t>
+          <w:t>24</w:t>
         </w:r>
         <w:r>
           <w:rPr>
@@ -4130,7 +4206,7 @@
           <w14:ligatures w14:val="standardContextual"/>
         </w:rPr>
       </w:pPr>
-      <w:hyperlink w:anchor="_Toc240003296" w:history="1">
+      <w:hyperlink w:anchor="_Toc240045511" w:history="1">
         <w:r>
           <w:rPr>
             <w:rStyle w:val="aff1"/>
@@ -4157,7 +4233,7 @@
             <w:noProof/>
             <w:webHidden/>
           </w:rPr>
-          <w:instrText xml:space="preserve"> PAGEREF _Toc240003296 \h </w:instrText>
+          <w:instrText xml:space="preserve"> PAGEREF _Toc240045511 \h </w:instrText>
         </w:r>
         <w:r>
           <w:rPr>
@@ -4206,7 +4282,7 @@
           <w14:ligatures w14:val="standardContextual"/>
         </w:rPr>
       </w:pPr>
-      <w:hyperlink w:anchor="_Toc240003297" w:history="1">
+      <w:hyperlink w:anchor="_Toc240045512" w:history="1">
         <w:r>
           <w:rPr>
             <w:rStyle w:val="aff1"/>
@@ -4233,7 +4309,7 @@
             <w:noProof/>
             <w:webHidden/>
           </w:rPr>
-          <w:instrText xml:space="preserve"> PAGEREF _Toc240003297 \h </w:instrText>
+          <w:instrText xml:space="preserve"> PAGEREF _Toc240045512 \h </w:instrText>
         </w:r>
         <w:r>
           <w:rPr>
@@ -4282,7 +4358,7 @@
           <w14:ligatures w14:val="standardContextual"/>
         </w:rPr>
       </w:pPr>
-      <w:hyperlink w:anchor="_Toc240003298" w:history="1">
+      <w:hyperlink w:anchor="_Toc240045513" w:history="1">
         <w:r>
           <w:rPr>
             <w:rStyle w:val="aff1"/>
@@ -4309,7 +4385,7 @@
             <w:noProof/>
             <w:webHidden/>
           </w:rPr>
-          <w:instrText xml:space="preserve"> PAGEREF _Toc240003298 \h </w:instrText>
+          <w:instrText xml:space="preserve"> PAGEREF _Toc240045513 \h </w:instrText>
         </w:r>
         <w:r>
           <w:rPr>
@@ -4358,7 +4434,7 @@
           <w14:ligatures w14:val="standardContextual"/>
         </w:rPr>
       </w:pPr>
-      <w:hyperlink w:anchor="_Toc240003299" w:history="1">
+      <w:hyperlink w:anchor="_Toc240045514" w:history="1">
         <w:r>
           <w:rPr>
             <w:rStyle w:val="aff1"/>
@@ -4385,7 +4461,7 @@
             <w:noProof/>
             <w:webHidden/>
           </w:rPr>
-          <w:instrText xml:space="preserve"> PAGEREF _Toc240003299 \h </w:instrText>
+          <w:instrText xml:space="preserve"> PAGEREF _Toc240045514 \h </w:instrText>
         </w:r>
         <w:r>
           <w:rPr>
@@ -4434,7 +4510,7 @@
           <w14:ligatures w14:val="standardContextual"/>
         </w:rPr>
       </w:pPr>
-      <w:hyperlink w:anchor="_Toc240003300" w:history="1">
+      <w:hyperlink w:anchor="_Toc240045515" w:history="1">
         <w:r>
           <w:rPr>
             <w:rStyle w:val="aff1"/>
@@ -4461,7 +4537,7 @@
             <w:noProof/>
             <w:webHidden/>
           </w:rPr>
-          <w:instrText xml:space="preserve"> PAGEREF _Toc240003300 \h </w:instrText>
+          <w:instrText xml:space="preserve"> PAGEREF _Toc240045515 \h </w:instrText>
         </w:r>
         <w:r>
           <w:rPr>
@@ -4510,7 +4586,7 @@
           <w14:ligatures w14:val="standardContextual"/>
         </w:rPr>
       </w:pPr>
-      <w:hyperlink w:anchor="_Toc240003301" w:history="1">
+      <w:hyperlink w:anchor="_Toc240045516" w:history="1">
         <w:r>
           <w:rPr>
             <w:rStyle w:val="aff1"/>
@@ -4537,7 +4613,7 @@
             <w:noProof/>
             <w:webHidden/>
           </w:rPr>
-          <w:instrText xml:space="preserve"> PAGEREF _Toc240003301 \h </w:instrText>
+          <w:instrText xml:space="preserve"> PAGEREF _Toc240045516 \h </w:instrText>
         </w:r>
         <w:r>
           <w:rPr>
@@ -4585,7 +4661,7 @@
           <w14:ligatures w14:val="standardContextual"/>
         </w:rPr>
       </w:pPr>
-      <w:hyperlink w:anchor="_Toc240003302" w:history="1">
+      <w:hyperlink w:anchor="_Toc240045517" w:history="1">
         <w:r>
           <w:rPr>
             <w:rStyle w:val="aff1"/>
@@ -4612,7 +4688,7 @@
             <w:noProof/>
             <w:webHidden/>
           </w:rPr>
-          <w:instrText xml:space="preserve"> PAGEREF _Toc240003302 \h </w:instrText>
+          <w:instrText xml:space="preserve"> PAGEREF _Toc240045517 \h </w:instrText>
         </w:r>
         <w:r>
           <w:rPr>
@@ -4661,7 +4737,7 @@
           <w14:ligatures w14:val="standardContextual"/>
         </w:rPr>
       </w:pPr>
-      <w:hyperlink w:anchor="_Toc240003303" w:history="1">
+      <w:hyperlink w:anchor="_Toc240045518" w:history="1">
         <w:r>
           <w:rPr>
             <w:rStyle w:val="aff1"/>
@@ -4688,7 +4764,7 @@
             <w:noProof/>
             <w:webHidden/>
           </w:rPr>
-          <w:instrText xml:space="preserve"> PAGEREF _Toc240003303 \h </w:instrText>
+          <w:instrText xml:space="preserve"> PAGEREF _Toc240045518 \h </w:instrText>
         </w:r>
         <w:r>
           <w:rPr>
@@ -4737,7 +4813,7 @@
           <w14:ligatures w14:val="standardContextual"/>
         </w:rPr>
       </w:pPr>
-      <w:hyperlink w:anchor="_Toc240003304" w:history="1">
+      <w:hyperlink w:anchor="_Toc240045519" w:history="1">
         <w:r>
           <w:rPr>
             <w:rStyle w:val="aff1"/>
@@ -4764,7 +4840,7 @@
             <w:noProof/>
             <w:webHidden/>
           </w:rPr>
-          <w:instrText xml:space="preserve"> PAGEREF _Toc240003304 \h </w:instrText>
+          <w:instrText xml:space="preserve"> PAGEREF _Toc240045519 \h </w:instrText>
         </w:r>
         <w:r>
           <w:rPr>
@@ -4813,7 +4889,7 @@
           <w14:ligatures w14:val="standardContextual"/>
         </w:rPr>
       </w:pPr>
-      <w:hyperlink w:anchor="_Toc240003305" w:history="1">
+      <w:hyperlink w:anchor="_Toc240045520" w:history="1">
         <w:r>
           <w:rPr>
             <w:rStyle w:val="aff1"/>
@@ -4840,7 +4916,7 @@
             <w:noProof/>
             <w:webHidden/>
           </w:rPr>
-          <w:instrText xml:space="preserve"> PAGEREF _Toc240003305 \h </w:instrText>
+          <w:instrText xml:space="preserve"> PAGEREF _Toc240045520 \h </w:instrText>
         </w:r>
         <w:r>
           <w:rPr>
@@ -4889,7 +4965,7 @@
           <w14:ligatures w14:val="standardContextual"/>
         </w:rPr>
       </w:pPr>
-      <w:hyperlink w:anchor="_Toc240003306" w:history="1">
+      <w:hyperlink w:anchor="_Toc240045521" w:history="1">
         <w:r>
           <w:rPr>
             <w:rStyle w:val="aff1"/>
@@ -4916,7 +4992,7 @@
             <w:noProof/>
             <w:webHidden/>
           </w:rPr>
-          <w:instrText xml:space="preserve"> PAGEREF _Toc240003306 \h </w:instrText>
+          <w:instrText xml:space="preserve"> PAGEREF _Toc240045521 \h </w:instrText>
         </w:r>
         <w:r>
           <w:rPr>
@@ -4965,7 +5041,7 @@
           <w14:ligatures w14:val="standardContextual"/>
         </w:rPr>
       </w:pPr>
-      <w:hyperlink w:anchor="_Toc240003307" w:history="1">
+      <w:hyperlink w:anchor="_Toc240045522" w:history="1">
         <w:r>
           <w:rPr>
             <w:rStyle w:val="aff1"/>
@@ -4992,7 +5068,7 @@
             <w:noProof/>
             <w:webHidden/>
           </w:rPr>
-          <w:instrText xml:space="preserve"> PAGEREF _Toc240003307 \h </w:instrText>
+          <w:instrText xml:space="preserve"> PAGEREF _Toc240045522 \h </w:instrText>
         </w:r>
         <w:r>
           <w:rPr>
@@ -5041,7 +5117,7 @@
           <w14:ligatures w14:val="standardContextual"/>
         </w:rPr>
       </w:pPr>
-      <w:hyperlink w:anchor="_Toc240003308" w:history="1">
+      <w:hyperlink w:anchor="_Toc240045523" w:history="1">
         <w:r>
           <w:rPr>
             <w:rStyle w:val="aff1"/>
@@ -5068,7 +5144,7 @@
             <w:noProof/>
             <w:webHidden/>
           </w:rPr>
-          <w:instrText xml:space="preserve"> PAGEREF _Toc240003308 \h </w:instrText>
+          <w:instrText xml:space="preserve"> PAGEREF _Toc240045523 \h </w:instrText>
         </w:r>
         <w:r>
           <w:rPr>
@@ -5117,7 +5193,7 @@
           <w14:ligatures w14:val="standardContextual"/>
         </w:rPr>
       </w:pPr>
-      <w:hyperlink w:anchor="_Toc240003309" w:history="1">
+      <w:hyperlink w:anchor="_Toc240045524" w:history="1">
         <w:r>
           <w:rPr>
             <w:rStyle w:val="aff1"/>
@@ -5144,7 +5220,7 @@
             <w:noProof/>
             <w:webHidden/>
           </w:rPr>
-          <w:instrText xml:space="preserve"> PAGEREF _Toc240003309 \h </w:instrText>
+          <w:instrText xml:space="preserve"> PAGEREF _Toc240045524 \h </w:instrText>
         </w:r>
         <w:r>
           <w:rPr>
@@ -5192,7 +5268,7 @@
           <w14:ligatures w14:val="standardContextual"/>
         </w:rPr>
       </w:pPr>
-      <w:hyperlink w:anchor="_Toc240003310" w:history="1">
+      <w:hyperlink w:anchor="_Toc240045525" w:history="1">
         <w:r>
           <w:rPr>
             <w:rStyle w:val="aff1"/>
@@ -5219,7 +5295,7 @@
             <w:noProof/>
             <w:webHidden/>
           </w:rPr>
-          <w:instrText xml:space="preserve"> PAGEREF _Toc240003310 \h </w:instrText>
+          <w:instrText xml:space="preserve"> PAGEREF _Toc240045525 \h </w:instrText>
         </w:r>
         <w:r>
           <w:rPr>
@@ -5267,7 +5343,7 @@
           <w14:ligatures w14:val="standardContextual"/>
         </w:rPr>
       </w:pPr>
-      <w:hyperlink w:anchor="_Toc240003311" w:history="1">
+      <w:hyperlink w:anchor="_Toc240045526" w:history="1">
         <w:r>
           <w:rPr>
             <w:rStyle w:val="aff1"/>
@@ -5294,7 +5370,7 @@
             <w:noProof/>
             <w:webHidden/>
           </w:rPr>
-          <w:instrText xml:space="preserve"> PAGEREF _Toc240003311 \h </w:instrText>
+          <w:instrText xml:space="preserve"> PAGEREF _Toc240045526 \h </w:instrText>
         </w:r>
         <w:r>
           <w:rPr>
@@ -5342,7 +5418,7 @@
           <w14:ligatures w14:val="standardContextual"/>
         </w:rPr>
       </w:pPr>
-      <w:hyperlink w:anchor="_Toc240003312" w:history="1">
+      <w:hyperlink w:anchor="_Toc240045527" w:history="1">
         <w:r>
           <w:rPr>
             <w:rStyle w:val="aff1"/>
@@ -5369,7 +5445,7 @@
             <w:noProof/>
             <w:webHidden/>
           </w:rPr>
-          <w:instrText xml:space="preserve"> PAGEREF _Toc240003312 \h </w:instrText>
+          <w:instrText xml:space="preserve"> PAGEREF _Toc240045527 \h </w:instrText>
         </w:r>
         <w:r>
           <w:rPr>
@@ -5419,7 +5495,7 @@
           <w:numId w:val="7"/>
         </w:numPr>
       </w:pPr>
-      <w:bookmarkStart w:id="0" w:name="_Toc240003249"/>
+      <w:bookmarkStart w:id="0" w:name="_Toc240045463"/>
       <w:r>
         <w:lastRenderedPageBreak/>
         <w:t>게임</w:t>
@@ -5452,7 +5528,7 @@
           <w:numId w:val="7"/>
         </w:numPr>
       </w:pPr>
-      <w:bookmarkStart w:id="1" w:name="_Toc240003250"/>
+      <w:bookmarkStart w:id="1" w:name="_Toc240045464"/>
       <w:r>
         <w:t>Executive Summary</w:t>
       </w:r>
@@ -5523,7 +5599,7 @@
           <w:numId w:val="7"/>
         </w:numPr>
       </w:pPr>
-      <w:bookmarkStart w:id="2" w:name="_Toc240003251"/>
+      <w:bookmarkStart w:id="2" w:name="_Toc240045465"/>
       <w:r>
         <w:t>Rev 16 Release Profile</w:t>
       </w:r>
@@ -5547,7 +5623,7 @@
           <w:numId w:val="7"/>
         </w:numPr>
       </w:pPr>
-      <w:bookmarkStart w:id="3" w:name="_Toc240003252"/>
+      <w:bookmarkStart w:id="3" w:name="_Toc240045466"/>
       <w:r>
         <w:t>제품</w:t>
       </w:r>
@@ -5837,7 +5913,7 @@
           <w:numId w:val="7"/>
         </w:numPr>
       </w:pPr>
-      <w:bookmarkStart w:id="4" w:name="_Toc240003253"/>
+      <w:bookmarkStart w:id="4" w:name="_Toc240045467"/>
       <w:r>
         <w:t>디자인</w:t>
       </w:r>
@@ -6207,7 +6283,7 @@
           <w:numId w:val="7"/>
         </w:numPr>
       </w:pPr>
-      <w:bookmarkStart w:id="5" w:name="_Toc240003254"/>
+      <w:bookmarkStart w:id="5" w:name="_Toc240045468"/>
       <w:r>
         <w:t>Target Experience</w:t>
       </w:r>
@@ -6281,7 +6357,7 @@
           <w:numId w:val="7"/>
         </w:numPr>
       </w:pPr>
-      <w:bookmarkStart w:id="6" w:name="_Toc240003255"/>
+      <w:bookmarkStart w:id="6" w:name="_Toc240045469"/>
       <w:r>
         <w:t>명시적</w:t>
       </w:r>
@@ -6553,7 +6629,7 @@
           <w:numId w:val="7"/>
         </w:numPr>
       </w:pPr>
-      <w:bookmarkStart w:id="7" w:name="_Toc240003256"/>
+      <w:bookmarkStart w:id="7" w:name="_Toc240045470"/>
       <w:r>
         <w:lastRenderedPageBreak/>
         <w:t>Contract Run</w:t>
@@ -6589,7 +6665,7 @@
           <w:numId w:val="7"/>
         </w:numPr>
       </w:pPr>
-      <w:bookmarkStart w:id="8" w:name="_Toc240003257"/>
+      <w:bookmarkStart w:id="8" w:name="_Toc240045471"/>
       <w:r>
         <w:t>Core Loop</w:t>
       </w:r>
@@ -7083,7 +7159,7 @@
           <w:numId w:val="7"/>
         </w:numPr>
       </w:pPr>
-      <w:bookmarkStart w:id="9" w:name="_Toc240003258"/>
+      <w:bookmarkStart w:id="9" w:name="_Toc240045472"/>
       <w:r>
         <w:t xml:space="preserve">Contract </w:t>
       </w:r>
@@ -7507,7 +7583,7 @@
           <w:numId w:val="7"/>
         </w:numPr>
       </w:pPr>
-      <w:bookmarkStart w:id="10" w:name="_Toc240003259"/>
+      <w:bookmarkStart w:id="10" w:name="_Toc240045473"/>
       <w:r>
         <w:lastRenderedPageBreak/>
         <w:t>성공</w:t>
@@ -7799,7 +7875,7 @@
           <w:numId w:val="7"/>
         </w:numPr>
       </w:pPr>
-      <w:bookmarkStart w:id="11" w:name="_Toc240003260"/>
+      <w:bookmarkStart w:id="11" w:name="_Toc240045474"/>
       <w:r>
         <w:t>Greed Decision</w:t>
       </w:r>
@@ -8168,7 +8244,7 @@
           <w:numId w:val="7"/>
         </w:numPr>
       </w:pPr>
-      <w:bookmarkStart w:id="12" w:name="_Toc240003261"/>
+      <w:bookmarkStart w:id="12" w:name="_Toc240045475"/>
       <w:r>
         <w:t>15~25</w:t>
       </w:r>
@@ -8538,7 +8614,7 @@
           <w:numId w:val="7"/>
         </w:numPr>
       </w:pPr>
-      <w:bookmarkStart w:id="13" w:name="_Toc240003262"/>
+      <w:bookmarkStart w:id="13" w:name="_Toc240045476"/>
       <w:r>
         <w:lastRenderedPageBreak/>
         <w:t>위조와</w:t>
@@ -8565,7 +8641,7 @@
           <w:numId w:val="7"/>
         </w:numPr>
       </w:pPr>
-      <w:bookmarkStart w:id="14" w:name="_Toc240003263"/>
+      <w:bookmarkStart w:id="14" w:name="_Toc240045477"/>
       <w:r>
         <w:t>Artifact</w:t>
       </w:r>
@@ -8855,7 +8931,7 @@
     </w:p>
     <w:p>
       <w:r>
-        <w:t>각 맵은 탈취 가능한 20점 외에 상호작용하지 않는 일반 전시물을 함께 배치한다. 일반 전시물은 얇은 액자와 작은 연작으로 공간을 구성하고, 탈취 가능한 작품은 두꺼운 프레임과 하단 보안 패널로 접근 전에 구별한다. 색상만으로 구분하지 않으며, 근거리 행동 안내는 탈취 대상에만 표시한다. 필수 작품은 기존 계약 단서와 발견 표시를 따른다.</w:t>
+        <w:t>각 맵은 탈취 가능한 20점 외에 상호작용하지 않는 일반 전시물을 함께 배치한다. 일반 전시물은 단독·연작·다단 군집으로 전시실을 구성하고 탈취 대상과 같거나 더 큰 작품도 포함한다. 탈취 가능한 작품은 두꺼운 프레임과 하단 보안 패널로 접근 전에 구별한다. 작품 크기, 중앙 위치 또는 양옆의 일반 작품 수가 정답을 드러내는 고정 패턴을 사용하지 않는다. 근거리 행동 안내는 탈취 대상에만 표시하며, 필수 작품은 기존 계약 단서와 발견 표시를 따른다.</w:t>
       </w:r>
     </w:p>
     <w:p>
@@ -8866,7 +8942,7 @@
           <w:numId w:val="7"/>
         </w:numPr>
       </w:pPr>
-      <w:bookmarkStart w:id="15" w:name="_Toc240003264"/>
+      <w:bookmarkStart w:id="15" w:name="_Toc240045478"/>
       <w:r>
         <w:t xml:space="preserve">Surface Forgery </w:t>
       </w:r>
@@ -8902,11 +8978,11 @@
         </w:numPr>
       </w:pPr>
       <w:r>
-        <w:t xml:space="preserve">World View가 완전히 가려진 Full-Screen 화면으로 전환된다. World Audio와 팀 음성은 유지하지만 Alert/Lockdown 상세 정보는 작업 화면에 중복 표시하지 않는다. Suspicious/Searching에서는 현재 작업을 유지한다. Alarmed/Lockdown 진입 시 서버가 작업 </w:t>
+        <w:t xml:space="preserve">World View가 완전히 가려진 Full-Screen 화면으로 전환된다. World Audio와 팀 음성은 유지하지만 Alert/Lockdown 상세 정보는 작업 화면에 중복 표시하지 않는다. </w:t>
       </w:r>
       <w:r>
         <w:lastRenderedPageBreak/>
-        <w:t>Session을 먼저 취소하고 화면을 닫아 이동·시점·탈출 판단을 즉시 복원하며, 위험 단계에서는 신규 작업 진입을 허용하지 않는다.</w:t>
+        <w:t>Suspicious/Searching에서는 현재 작업을 유지한다. Alarmed/Lockdown 진입 시 서버가 작업 Session을 먼저 취소하고 화면을 닫아 이동·시점·탈출 판단을 즉시 복원하며, 위험 단계에서는 신규 작업 진입을 허용하지 않는다.</w:t>
       </w:r>
     </w:p>
     <w:p>
@@ -9051,7 +9127,7 @@
           <w:numId w:val="7"/>
         </w:numPr>
       </w:pPr>
-      <w:bookmarkStart w:id="16" w:name="_Toc240003265"/>
+      <w:bookmarkStart w:id="16" w:name="_Toc240045479"/>
       <w:r>
         <w:t>Object Assembly — Deferred Expansion</w:t>
       </w:r>
@@ -9078,6 +9154,7 @@
         </w:numPr>
       </w:pPr>
       <w:r>
+        <w:lastRenderedPageBreak/>
         <w:t>v1.0에서는 Object Assembly를 Required Target 또는 Optional Exhibit Pool에 넣지 않고, 활성 Object Display Case·Assembly Widget·Result 열을 Player에게 노출하지 않는다.</w:t>
       </w:r>
     </w:p>
@@ -9090,7 +9167,6 @@
         </w:numPr>
       </w:pPr>
       <w:r>
-        <w:lastRenderedPageBreak/>
         <w:t>보존된 Assembly 경로는 Compile·Load·Cleanup과 Serialization 호환만 유지하며, 신규 Kit·Template·UI·Gameplay 확장은 진행하지 않는다.</w:t>
       </w:r>
     </w:p>
@@ -9119,7 +9195,7 @@
           <w:numId w:val="7"/>
         </w:numPr>
       </w:pPr>
-      <w:bookmarkStart w:id="17" w:name="_Toc240003266"/>
+      <w:bookmarkStart w:id="17" w:name="_Toc240045480"/>
       <w:r>
         <w:t>Quality</w:t>
       </w:r>
@@ -9408,7 +9484,7 @@
           <w:numId w:val="7"/>
         </w:numPr>
       </w:pPr>
-      <w:bookmarkStart w:id="18" w:name="_Toc240003267"/>
+      <w:bookmarkStart w:id="18" w:name="_Toc240045481"/>
       <w:r>
         <w:t>핵심</w:t>
       </w:r>
@@ -9910,7 +9986,7 @@
           <w:numId w:val="7"/>
         </w:numPr>
       </w:pPr>
-      <w:bookmarkStart w:id="19" w:name="_Toc240003268"/>
+      <w:bookmarkStart w:id="19" w:name="_Toc240045482"/>
       <w:r>
         <w:t xml:space="preserve">Owner-only Forgery </w:t>
       </w:r>
@@ -10157,7 +10233,7 @@
           <w:numId w:val="7"/>
         </w:numPr>
       </w:pPr>
-      <w:bookmarkStart w:id="20" w:name="_Toc240003269"/>
+      <w:bookmarkStart w:id="20" w:name="_Toc240045483"/>
       <w:r>
         <w:lastRenderedPageBreak/>
         <w:t>잠입</w:t>
@@ -10190,7 +10266,7 @@
           <w:numId w:val="7"/>
         </w:numPr>
       </w:pPr>
-      <w:bookmarkStart w:id="21" w:name="_Toc240003270"/>
+      <w:bookmarkStart w:id="21" w:name="_Toc240045484"/>
       <w:r>
         <w:t xml:space="preserve">First-Person </w:t>
       </w:r>
@@ -10255,7 +10331,7 @@
           <w:numId w:val="7"/>
         </w:numPr>
       </w:pPr>
-      <w:bookmarkStart w:id="22" w:name="_Toc240003271"/>
+      <w:bookmarkStart w:id="22" w:name="_Toc240045485"/>
       <w:r>
         <w:t>Walk, Sprint, Weight, Footstep</w:t>
       </w:r>
@@ -10598,7 +10674,7 @@
           <w:numId w:val="7"/>
         </w:numPr>
       </w:pPr>
-      <w:bookmarkStart w:id="23" w:name="_Toc240003272"/>
+      <w:bookmarkStart w:id="23" w:name="_Toc240045486"/>
       <w:r>
         <w:t>Patrol Guard</w:t>
       </w:r>
@@ -10949,7 +11025,7 @@
           <w:numId w:val="7"/>
         </w:numPr>
       </w:pPr>
-      <w:bookmarkStart w:id="24" w:name="_Toc240003273"/>
+      <w:bookmarkStart w:id="24" w:name="_Toc240045487"/>
       <w:r>
         <w:t>CCTV</w:t>
       </w:r>
@@ -11199,7 +11275,7 @@
           <w:numId w:val="7"/>
         </w:numPr>
       </w:pPr>
-      <w:bookmarkStart w:id="25" w:name="_Toc240003274"/>
+      <w:bookmarkStart w:id="25" w:name="_Toc240045488"/>
       <w:r>
         <w:lastRenderedPageBreak/>
         <w:t>Stun, Arrest, Recovery</w:t>
@@ -11274,7 +11350,7 @@
           <w:numId w:val="7"/>
         </w:numPr>
       </w:pPr>
-      <w:bookmarkStart w:id="26" w:name="_Toc240003275"/>
+      <w:bookmarkStart w:id="26" w:name="_Toc240045489"/>
       <w:r>
         <w:t>두</w:t>
       </w:r>
@@ -11750,7 +11826,7 @@
           <w:numId w:val="7"/>
         </w:numPr>
       </w:pPr>
-      <w:bookmarkStart w:id="27" w:name="_Toc240003276"/>
+      <w:bookmarkStart w:id="27" w:name="_Toc240045490"/>
       <w:r>
         <w:lastRenderedPageBreak/>
         <w:t>협동</w:t>
@@ -11777,7 +11853,7 @@
           <w:numId w:val="7"/>
         </w:numPr>
       </w:pPr>
-      <w:bookmarkStart w:id="28" w:name="_Toc240003277"/>
+      <w:bookmarkStart w:id="28" w:name="_Toc240045491"/>
       <w:r>
         <w:t>Role Switching</w:t>
       </w:r>
@@ -12185,7 +12261,7 @@
           <w:numId w:val="7"/>
         </w:numPr>
       </w:pPr>
-      <w:bookmarkStart w:id="29" w:name="_Toc240003278"/>
+      <w:bookmarkStart w:id="29" w:name="_Toc240045492"/>
       <w:r>
         <w:t>거리</w:t>
       </w:r>
@@ -12244,7 +12320,7 @@
           <w:numId w:val="7"/>
         </w:numPr>
       </w:pPr>
-      <w:bookmarkStart w:id="30" w:name="_Toc240003279"/>
+      <w:bookmarkStart w:id="30" w:name="_Toc240045493"/>
       <w:r>
         <w:t>Inventory, Loose Loot, Coin</w:t>
       </w:r>
@@ -12307,7 +12383,7 @@
           <w:numId w:val="7"/>
         </w:numPr>
       </w:pPr>
-      <w:bookmarkStart w:id="31" w:name="_Toc240003280"/>
+      <w:bookmarkStart w:id="31" w:name="_Toc240045494"/>
       <w:r>
         <w:t>Player Identity</w:t>
       </w:r>
@@ -12730,7 +12806,7 @@
           <w:numId w:val="7"/>
         </w:numPr>
       </w:pPr>
-      <w:bookmarkStart w:id="32" w:name="_Toc240003281"/>
+      <w:bookmarkStart w:id="32" w:name="_Toc240045495"/>
       <w:r>
         <w:t xml:space="preserve">Floor Plan Map </w:t>
       </w:r>
@@ -12942,7 +13018,7 @@
           <w:numId w:val="7"/>
         </w:numPr>
       </w:pPr>
-      <w:bookmarkStart w:id="33" w:name="_Toc240003282"/>
+      <w:bookmarkStart w:id="33" w:name="_Toc240045496"/>
       <w:r>
         <w:t>Shared Extraction</w:t>
       </w:r>
@@ -13022,7 +13098,7 @@
           <w:numId w:val="7"/>
         </w:numPr>
       </w:pPr>
-      <w:bookmarkStart w:id="34" w:name="_Toc240003283"/>
+      <w:bookmarkStart w:id="34" w:name="_Toc240045497"/>
       <w:r>
         <w:lastRenderedPageBreak/>
         <w:t xml:space="preserve">UI, </w:t>
@@ -13046,7 +13122,7 @@
           <w:numId w:val="7"/>
         </w:numPr>
       </w:pPr>
-      <w:bookmarkStart w:id="35" w:name="_Toc240003284"/>
+      <w:bookmarkStart w:id="35" w:name="_Toc240045498"/>
       <w:r>
         <w:t>HUD Information Architecture</w:t>
       </w:r>
@@ -13347,7 +13423,7 @@
           <w:numId w:val="7"/>
         </w:numPr>
       </w:pPr>
-      <w:bookmarkStart w:id="36" w:name="_Toc240003285"/>
+      <w:bookmarkStart w:id="36" w:name="_Toc240045499"/>
       <w:r>
         <w:t xml:space="preserve">Main HUD </w:t>
       </w:r>
@@ -13656,7 +13732,7 @@
           <w:numId w:val="7"/>
         </w:numPr>
       </w:pPr>
-      <w:bookmarkStart w:id="37" w:name="_Toc240003286"/>
+      <w:bookmarkStart w:id="37" w:name="_Toc240045500"/>
       <w:r>
         <w:lastRenderedPageBreak/>
         <w:t>최소</w:t>
@@ -13738,7 +13814,7 @@
           <w:numId w:val="7"/>
         </w:numPr>
       </w:pPr>
-      <w:bookmarkStart w:id="38" w:name="_Toc240003287"/>
+      <w:bookmarkStart w:id="38" w:name="_Toc240045501"/>
       <w:r>
         <w:t xml:space="preserve">Input Mode </w:t>
       </w:r>
@@ -14218,7 +14294,7 @@
           <w:numId w:val="7"/>
         </w:numPr>
       </w:pPr>
-      <w:bookmarkStart w:id="39" w:name="_Toc240003288"/>
+      <w:bookmarkStart w:id="39" w:name="_Toc240045502"/>
       <w:r>
         <w:lastRenderedPageBreak/>
         <w:t>Floor Plan</w:t>
@@ -14242,7 +14318,7 @@
           <w:numId w:val="7"/>
         </w:numPr>
       </w:pPr>
-      <w:bookmarkStart w:id="40" w:name="_Toc240003289"/>
+      <w:bookmarkStart w:id="40" w:name="_Toc240045503"/>
       <w:r>
         <w:t xml:space="preserve">Floor Plan Map </w:t>
       </w:r>
@@ -14557,7 +14633,7 @@
           <w:numId w:val="7"/>
         </w:numPr>
       </w:pPr>
-      <w:bookmarkStart w:id="41" w:name="_Toc240003290"/>
+      <w:bookmarkStart w:id="41" w:name="_Toc240045504"/>
       <w:r>
         <w:t xml:space="preserve">Team Result / Replica Recap </w:t>
       </w:r>
@@ -14935,7 +15011,7 @@
           <w:numId w:val="7"/>
         </w:numPr>
       </w:pPr>
-      <w:bookmarkStart w:id="42" w:name="_Toc240003291"/>
+      <w:bookmarkStart w:id="42" w:name="_Toc240045505"/>
       <w:r>
         <w:t>첫</w:t>
       </w:r>
@@ -15209,7 +15285,7 @@
           <w:numId w:val="7"/>
         </w:numPr>
       </w:pPr>
-      <w:bookmarkStart w:id="43" w:name="_Toc240003292"/>
+      <w:bookmarkStart w:id="43" w:name="_Toc240045506"/>
       <w:r>
         <w:lastRenderedPageBreak/>
         <w:t>접근성</w:t>
@@ -15282,7 +15358,7 @@
           <w:numId w:val="7"/>
         </w:numPr>
       </w:pPr>
-      <w:bookmarkStart w:id="44" w:name="_Toc240003293"/>
+      <w:bookmarkStart w:id="44" w:name="_Toc240045507"/>
       <w:r>
         <w:lastRenderedPageBreak/>
         <w:t>레벨</w:t>
@@ -15315,7 +15391,7 @@
           <w:numId w:val="7"/>
         </w:numPr>
       </w:pPr>
-      <w:bookmarkStart w:id="45" w:name="_Toc240003294"/>
+      <w:bookmarkStart w:id="45" w:name="_Toc240045508"/>
       <w:r>
         <w:t>세</w:t>
       </w:r>
@@ -15423,13 +15499,973 @@
     </w:p>
     <w:p>
       <w:pPr>
+        <w:pStyle w:val="31"/>
+      </w:pPr>
+      <w:bookmarkStart w:id="46" w:name="_Toc240045509"/>
+      <w:r>
+        <w:t>전시</w:t>
+      </w:r>
+      <w:r>
+        <w:t xml:space="preserve"> </w:t>
+      </w:r>
+      <w:r>
+        <w:t>배치의</w:t>
+      </w:r>
+      <w:r>
+        <w:t xml:space="preserve"> </w:t>
+      </w:r>
+      <w:r>
+        <w:t>다양성과</w:t>
+      </w:r>
+      <w:r>
+        <w:t xml:space="preserve"> </w:t>
+      </w:r>
+      <w:r>
+        <w:t>관람</w:t>
+      </w:r>
+      <w:r>
+        <w:t xml:space="preserve"> </w:t>
+      </w:r>
+      <w:r>
+        <w:t>리듬</w:t>
+      </w:r>
+      <w:bookmarkEnd w:id="46"/>
+    </w:p>
+    <w:p>
+      <w:r>
+        <w:t>Barnes Foundation</w:t>
+      </w:r>
+      <w:r>
+        <w:t>의</w:t>
+      </w:r>
+      <w:r>
+        <w:t xml:space="preserve"> </w:t>
+      </w:r>
+      <w:r>
+        <w:t>앙상블</w:t>
+      </w:r>
+      <w:r>
+        <w:t>, MoMA</w:t>
+      </w:r>
+      <w:r>
+        <w:t>의</w:t>
+      </w:r>
+      <w:r>
+        <w:t xml:space="preserve"> Warhol </w:t>
+      </w:r>
+      <w:r>
+        <w:t>연속</w:t>
+      </w:r>
+      <w:r>
+        <w:t>·</w:t>
+      </w:r>
+      <w:r>
+        <w:t>격자</w:t>
+      </w:r>
+      <w:r>
+        <w:t xml:space="preserve"> </w:t>
+      </w:r>
+      <w:r>
+        <w:t>전시와</w:t>
+      </w:r>
+      <w:r>
+        <w:t xml:space="preserve"> Rothko </w:t>
+      </w:r>
+      <w:r>
+        <w:t>전시</w:t>
+      </w:r>
+      <w:r>
+        <w:t>, Wallace Collection</w:t>
+      </w:r>
+      <w:r>
+        <w:t>의</w:t>
+      </w:r>
+      <w:r>
+        <w:t xml:space="preserve"> </w:t>
+      </w:r>
+      <w:r>
+        <w:t>다단</w:t>
+      </w:r>
+      <w:r>
+        <w:t xml:space="preserve"> </w:t>
+      </w:r>
+      <w:r>
+        <w:t>전시</w:t>
+      </w:r>
+      <w:r>
+        <w:t xml:space="preserve"> </w:t>
+      </w:r>
+      <w:r>
+        <w:t>사진을</w:t>
+      </w:r>
+      <w:r>
+        <w:t xml:space="preserve"> </w:t>
+      </w:r>
+      <w:r>
+        <w:t>참고한다</w:t>
+      </w:r>
+      <w:r>
+        <w:t xml:space="preserve">. </w:t>
+      </w:r>
+      <w:r>
+        <w:t>다음</w:t>
+      </w:r>
+      <w:r>
+        <w:t xml:space="preserve"> 12</w:t>
+      </w:r>
+      <w:r>
+        <w:t>종은</w:t>
+      </w:r>
+      <w:r>
+        <w:t xml:space="preserve"> </w:t>
+      </w:r>
+      <w:r>
+        <w:t>관찰한</w:t>
+      </w:r>
+      <w:r>
+        <w:t xml:space="preserve"> </w:t>
+      </w:r>
+      <w:r>
+        <w:t>구성을</w:t>
+      </w:r>
+      <w:r>
+        <w:t xml:space="preserve"> </w:t>
+      </w:r>
+      <w:r>
+        <w:t>게임</w:t>
+      </w:r>
+      <w:r>
+        <w:t xml:space="preserve"> </w:t>
+      </w:r>
+      <w:r>
+        <w:t>공간에</w:t>
+      </w:r>
+      <w:r>
+        <w:t xml:space="preserve"> </w:t>
+      </w:r>
+      <w:r>
+        <w:t>맞게</w:t>
+      </w:r>
+      <w:r>
+        <w:t xml:space="preserve"> </w:t>
+      </w:r>
+      <w:r>
+        <w:t>재구성한</w:t>
+      </w:r>
+      <w:r>
+        <w:t xml:space="preserve"> </w:t>
+      </w:r>
+      <w:r>
+        <w:t>배치</w:t>
+      </w:r>
+      <w:r>
+        <w:t xml:space="preserve"> </w:t>
+      </w:r>
+      <w:r>
+        <w:t>유형이며</w:t>
+      </w:r>
+      <w:r>
+        <w:t xml:space="preserve"> </w:t>
+      </w:r>
+      <w:r>
+        <w:t>미술관의</w:t>
+      </w:r>
+      <w:r>
+        <w:t xml:space="preserve"> </w:t>
+      </w:r>
+      <w:r>
+        <w:t>공식</w:t>
+      </w:r>
+      <w:r>
+        <w:t xml:space="preserve"> </w:t>
+      </w:r>
+      <w:r>
+        <w:t>분류나</w:t>
+      </w:r>
+      <w:r>
+        <w:t xml:space="preserve"> </w:t>
+      </w:r>
+      <w:r>
+        <w:t>전시를</w:t>
+      </w:r>
+      <w:r>
+        <w:t xml:space="preserve"> </w:t>
+      </w:r>
+      <w:r>
+        <w:t>그대로</w:t>
+      </w:r>
+      <w:r>
+        <w:t xml:space="preserve"> </w:t>
+      </w:r>
+      <w:r>
+        <w:t>복제한</w:t>
+      </w:r>
+      <w:r>
+        <w:t xml:space="preserve"> </w:t>
+      </w:r>
+      <w:r>
+        <w:t>것이</w:t>
+      </w:r>
+      <w:r>
+        <w:t xml:space="preserve"> </w:t>
+      </w:r>
+      <w:r>
+        <w:t>아니다</w:t>
+      </w:r>
+      <w:r>
+        <w:t>.</w:t>
+      </w:r>
+    </w:p>
+    <w:p>
+      <w:pPr>
+        <w:pStyle w:val="a0"/>
+      </w:pPr>
+      <w:r>
+        <w:t>단독</w:t>
+      </w:r>
+      <w:r>
+        <w:t xml:space="preserve"> </w:t>
+      </w:r>
+      <w:r>
+        <w:t>여백형</w:t>
+      </w:r>
+      <w:r>
+        <w:t xml:space="preserve"> · </w:t>
+      </w:r>
+      <w:r>
+        <w:t>동등한</w:t>
+      </w:r>
+      <w:r>
+        <w:t xml:space="preserve"> 2</w:t>
+      </w:r>
+      <w:r>
+        <w:t>점형</w:t>
+      </w:r>
+      <w:r>
+        <w:t xml:space="preserve"> · </w:t>
+      </w:r>
+      <w:r>
+        <w:t>동일</w:t>
+      </w:r>
+      <w:r>
+        <w:t xml:space="preserve"> </w:t>
+      </w:r>
+      <w:r>
+        <w:t>높이</w:t>
+      </w:r>
+      <w:r>
+        <w:t xml:space="preserve"> 3</w:t>
+      </w:r>
+      <w:r>
+        <w:t>점</w:t>
+      </w:r>
+      <w:r>
+        <w:t xml:space="preserve"> </w:t>
+      </w:r>
+      <w:r>
+        <w:t>연작</w:t>
+      </w:r>
+      <w:r>
+        <w:t xml:space="preserve"> · </w:t>
+      </w:r>
+      <w:r>
+        <w:t>긴</w:t>
+      </w:r>
+      <w:r>
+        <w:t xml:space="preserve"> 5</w:t>
+      </w:r>
+      <w:r>
+        <w:t>점</w:t>
+      </w:r>
+      <w:r>
+        <w:t xml:space="preserve"> </w:t>
+      </w:r>
+      <w:r>
+        <w:t>연속형</w:t>
+      </w:r>
+      <w:r>
+        <w:t xml:space="preserve">: </w:t>
+      </w:r>
+      <w:r>
+        <w:t>여백과</w:t>
+      </w:r>
+      <w:r>
+        <w:t xml:space="preserve"> </w:t>
+      </w:r>
+      <w:r>
+        <w:t>관람</w:t>
+      </w:r>
+      <w:r>
+        <w:t xml:space="preserve"> </w:t>
+      </w:r>
+      <w:r>
+        <w:t>순서</w:t>
+      </w:r>
+      <w:r>
+        <w:t xml:space="preserve">, </w:t>
+      </w:r>
+      <w:r>
+        <w:t>반복</w:t>
+      </w:r>
+      <w:r>
+        <w:t xml:space="preserve"> </w:t>
+      </w:r>
+      <w:r>
+        <w:t>작품의</w:t>
+      </w:r>
+      <w:r>
+        <w:t xml:space="preserve"> </w:t>
+      </w:r>
+      <w:r>
+        <w:t>비교에</w:t>
+      </w:r>
+      <w:r>
+        <w:t xml:space="preserve"> </w:t>
+      </w:r>
+      <w:r>
+        <w:t>차이를</w:t>
+      </w:r>
+      <w:r>
+        <w:t xml:space="preserve"> </w:t>
+      </w:r>
+      <w:r>
+        <w:t>둔다</w:t>
+      </w:r>
+      <w:r>
+        <w:t>.</w:t>
+      </w:r>
+    </w:p>
+    <w:p>
+      <w:pPr>
+        <w:pStyle w:val="a0"/>
+      </w:pPr>
+      <w:r>
+        <w:t>2</w:t>
+      </w:r>
+      <w:r>
+        <w:t>단</w:t>
+      </w:r>
+      <w:r>
+        <w:t xml:space="preserve"> 3</w:t>
+      </w:r>
+      <w:r>
+        <w:t>열</w:t>
+      </w:r>
+      <w:r>
+        <w:t xml:space="preserve"> </w:t>
+      </w:r>
+      <w:r>
+        <w:t>격자형</w:t>
+      </w:r>
+      <w:r>
+        <w:t xml:space="preserve"> · </w:t>
+      </w:r>
+      <w:r>
+        <w:t>세로</w:t>
+      </w:r>
+      <w:r>
+        <w:t xml:space="preserve"> 2</w:t>
+      </w:r>
+      <w:r>
+        <w:t>단형</w:t>
+      </w:r>
+      <w:r>
+        <w:t xml:space="preserve"> · </w:t>
+      </w:r>
+      <w:r>
+        <w:t>크기</w:t>
+      </w:r>
+      <w:r>
+        <w:t xml:space="preserve"> </w:t>
+      </w:r>
+      <w:r>
+        <w:t>혼합</w:t>
+      </w:r>
+      <w:r>
+        <w:t xml:space="preserve"> </w:t>
+      </w:r>
+      <w:r>
+        <w:t>살롱형</w:t>
+      </w:r>
+      <w:r>
+        <w:t xml:space="preserve"> · </w:t>
+      </w:r>
+      <w:r>
+        <w:t>큰</w:t>
+      </w:r>
+      <w:r>
+        <w:t xml:space="preserve"> </w:t>
+      </w:r>
+      <w:r>
+        <w:t>작품</w:t>
+      </w:r>
+      <w:r>
+        <w:t xml:space="preserve"> </w:t>
+      </w:r>
+      <w:r>
+        <w:t>옆</w:t>
+      </w:r>
+      <w:r>
+        <w:t xml:space="preserve"> </w:t>
+      </w:r>
+      <w:r>
+        <w:t>세로</w:t>
+      </w:r>
+      <w:r>
+        <w:t xml:space="preserve"> </w:t>
+      </w:r>
+      <w:r>
+        <w:t>쌍형</w:t>
+      </w:r>
+      <w:r>
+        <w:t xml:space="preserve">: </w:t>
+      </w:r>
+      <w:r>
+        <w:t>행</w:t>
+      </w:r>
+      <w:r>
+        <w:t>·</w:t>
+      </w:r>
+      <w:r>
+        <w:t>열</w:t>
+      </w:r>
+      <w:r>
+        <w:t>·</w:t>
+      </w:r>
+      <w:r>
+        <w:t>높이와</w:t>
+      </w:r>
+      <w:r>
+        <w:t xml:space="preserve"> </w:t>
+      </w:r>
+      <w:r>
+        <w:t>크기</w:t>
+      </w:r>
+      <w:r>
+        <w:t xml:space="preserve"> </w:t>
+      </w:r>
+      <w:r>
+        <w:t>관계가</w:t>
+      </w:r>
+      <w:r>
+        <w:t xml:space="preserve"> </w:t>
+      </w:r>
+      <w:r>
+        <w:t>다른</w:t>
+      </w:r>
+      <w:r>
+        <w:t xml:space="preserve"> </w:t>
+      </w:r>
+      <w:r>
+        <w:t>구성을</w:t>
+      </w:r>
+      <w:r>
+        <w:t xml:space="preserve"> </w:t>
+      </w:r>
+      <w:r>
+        <w:t>사용한다</w:t>
+      </w:r>
+      <w:r>
+        <w:t>.</w:t>
+      </w:r>
+    </w:p>
+    <w:p>
+      <w:pPr>
+        <w:pStyle w:val="a0"/>
+      </w:pPr>
+      <w:r>
+        <w:t>하단</w:t>
+      </w:r>
+      <w:r>
+        <w:t xml:space="preserve"> </w:t>
+      </w:r>
+      <w:r>
+        <w:t>기준선형</w:t>
+      </w:r>
+      <w:r>
+        <w:t xml:space="preserve"> · </w:t>
+      </w:r>
+      <w:r>
+        <w:t>비대칭</w:t>
+      </w:r>
+      <w:r>
+        <w:t xml:space="preserve"> </w:t>
+      </w:r>
+      <w:r>
+        <w:t>균형형</w:t>
+      </w:r>
+      <w:r>
+        <w:t xml:space="preserve"> · </w:t>
+      </w:r>
+      <w:r>
+        <w:t>여백으로</w:t>
+      </w:r>
+      <w:r>
+        <w:t xml:space="preserve"> </w:t>
+      </w:r>
+      <w:r>
+        <w:t>나눈</w:t>
+      </w:r>
+      <w:r>
+        <w:t xml:space="preserve"> </w:t>
+      </w:r>
+      <w:r>
+        <w:t>두</w:t>
+      </w:r>
+      <w:r>
+        <w:t xml:space="preserve"> </w:t>
+      </w:r>
+      <w:r>
+        <w:t>쌍형</w:t>
+      </w:r>
+      <w:r>
+        <w:t xml:space="preserve"> · </w:t>
+      </w:r>
+      <w:r>
+        <w:t>코너를</w:t>
+      </w:r>
+      <w:r>
+        <w:t xml:space="preserve"> </w:t>
+      </w:r>
+      <w:r>
+        <w:t>잇는</w:t>
+      </w:r>
+      <w:r>
+        <w:t xml:space="preserve"> 2</w:t>
+      </w:r>
+      <w:r>
+        <w:t>벽형</w:t>
+      </w:r>
+      <w:r>
+        <w:t xml:space="preserve">: </w:t>
+      </w:r>
+      <w:r>
+        <w:t>다른</w:t>
+      </w:r>
+      <w:r>
+        <w:t xml:space="preserve"> </w:t>
+      </w:r>
+      <w:r>
+        <w:t>크기의</w:t>
+      </w:r>
+      <w:r>
+        <w:t xml:space="preserve"> </w:t>
+      </w:r>
+      <w:r>
+        <w:t>작품을</w:t>
+      </w:r>
+      <w:r>
+        <w:t xml:space="preserve"> </w:t>
+      </w:r>
+      <w:r>
+        <w:t>정렬하거나</w:t>
+      </w:r>
+      <w:r>
+        <w:t xml:space="preserve"> </w:t>
+      </w:r>
+      <w:r>
+        <w:t>군집을</w:t>
+      </w:r>
+      <w:r>
+        <w:t xml:space="preserve"> </w:t>
+      </w:r>
+      <w:r>
+        <w:t>분리하고</w:t>
+      </w:r>
+      <w:r>
+        <w:t xml:space="preserve"> </w:t>
+      </w:r>
+      <w:r>
+        <w:t>관람</w:t>
+      </w:r>
+      <w:r>
+        <w:t xml:space="preserve"> </w:t>
+      </w:r>
+      <w:r>
+        <w:t>방향을</w:t>
+      </w:r>
+      <w:r>
+        <w:t xml:space="preserve"> </w:t>
+      </w:r>
+      <w:r>
+        <w:t>전환한다</w:t>
+      </w:r>
+      <w:r>
+        <w:t>.</w:t>
+      </w:r>
+    </w:p>
+    <w:p>
+      <w:r>
+        <w:lastRenderedPageBreak/>
+        <w:t>각</w:t>
+      </w:r>
+      <w:r>
+        <w:t xml:space="preserve"> </w:t>
+      </w:r>
+      <w:r>
+        <w:t>맵은</w:t>
+      </w:r>
+      <w:r>
+        <w:t xml:space="preserve"> </w:t>
+      </w:r>
+      <w:r>
+        <w:t>최소</w:t>
+      </w:r>
+      <w:r>
+        <w:t xml:space="preserve"> 10</w:t>
+      </w:r>
+      <w:r>
+        <w:t>종의</w:t>
+      </w:r>
+      <w:r>
+        <w:t xml:space="preserve"> </w:t>
+      </w:r>
+      <w:r>
+        <w:t>구별되는</w:t>
+      </w:r>
+      <w:r>
+        <w:t xml:space="preserve"> </w:t>
+      </w:r>
+      <w:r>
+        <w:t>배치를</w:t>
+      </w:r>
+      <w:r>
+        <w:t xml:space="preserve"> </w:t>
+      </w:r>
+      <w:r>
+        <w:t>실제</w:t>
+      </w:r>
+      <w:r>
+        <w:t xml:space="preserve"> </w:t>
+      </w:r>
+      <w:r>
+        <w:t>전시</w:t>
+      </w:r>
+      <w:r>
+        <w:t xml:space="preserve"> </w:t>
+      </w:r>
+      <w:r>
+        <w:t>벽에</w:t>
+      </w:r>
+      <w:r>
+        <w:t xml:space="preserve"> </w:t>
+      </w:r>
+      <w:r>
+        <w:t>사용한다</w:t>
+      </w:r>
+      <w:r>
+        <w:t xml:space="preserve">. </w:t>
+      </w:r>
+      <w:r>
+        <w:t>좌우</w:t>
+      </w:r>
+      <w:r>
+        <w:t xml:space="preserve"> </w:t>
+      </w:r>
+      <w:r>
+        <w:t>반전</w:t>
+      </w:r>
+      <w:r>
+        <w:t xml:space="preserve">, </w:t>
+      </w:r>
+      <w:r>
+        <w:t>그림</w:t>
+      </w:r>
+      <w:r>
+        <w:t xml:space="preserve"> </w:t>
+      </w:r>
+      <w:r>
+        <w:t>교체</w:t>
+      </w:r>
+      <w:r>
+        <w:t xml:space="preserve">, </w:t>
+      </w:r>
+      <w:r>
+        <w:t>간격의</w:t>
+      </w:r>
+      <w:r>
+        <w:t xml:space="preserve"> </w:t>
+      </w:r>
+      <w:r>
+        <w:t>미세</w:t>
+      </w:r>
+      <w:r>
+        <w:t xml:space="preserve"> </w:t>
+      </w:r>
+      <w:r>
+        <w:t>변경은</w:t>
+      </w:r>
+      <w:r>
+        <w:t xml:space="preserve"> </w:t>
+      </w:r>
+      <w:r>
+        <w:t>별도</w:t>
+      </w:r>
+      <w:r>
+        <w:t xml:space="preserve"> </w:t>
+      </w:r>
+      <w:r>
+        <w:t>유형으로</w:t>
+      </w:r>
+      <w:r>
+        <w:t xml:space="preserve"> </w:t>
+      </w:r>
+      <w:r>
+        <w:t>세지</w:t>
+      </w:r>
+      <w:r>
+        <w:t xml:space="preserve"> </w:t>
+      </w:r>
+      <w:r>
+        <w:t>않는다</w:t>
+      </w:r>
+      <w:r>
+        <w:t xml:space="preserve">. </w:t>
+      </w:r>
+      <w:r>
+        <w:t>일반</w:t>
+      </w:r>
+      <w:r>
+        <w:t xml:space="preserve"> </w:t>
+      </w:r>
+      <w:r>
+        <w:t>작품만</w:t>
+      </w:r>
+      <w:r>
+        <w:t xml:space="preserve"> </w:t>
+      </w:r>
+      <w:r>
+        <w:t>있는</w:t>
+      </w:r>
+      <w:r>
+        <w:t xml:space="preserve"> </w:t>
+      </w:r>
+      <w:r>
+        <w:t>독립</w:t>
+      </w:r>
+      <w:r>
+        <w:t xml:space="preserve"> </w:t>
+      </w:r>
+      <w:r>
+        <w:t>벽을</w:t>
+      </w:r>
+      <w:r>
+        <w:t xml:space="preserve"> </w:t>
+      </w:r>
+      <w:r>
+        <w:t>두고</w:t>
+      </w:r>
+      <w:r>
+        <w:t xml:space="preserve"> </w:t>
+      </w:r>
+      <w:r>
+        <w:t>도난</w:t>
+      </w:r>
+      <w:r>
+        <w:t xml:space="preserve"> </w:t>
+      </w:r>
+      <w:r>
+        <w:t>대상은</w:t>
+      </w:r>
+      <w:r>
+        <w:t xml:space="preserve"> </w:t>
+      </w:r>
+      <w:r>
+        <w:t>단독</w:t>
+      </w:r>
+      <w:r>
+        <w:t>·</w:t>
+      </w:r>
+      <w:r>
+        <w:t>군집의</w:t>
+      </w:r>
+      <w:r>
+        <w:t xml:space="preserve"> </w:t>
+      </w:r>
+      <w:r>
+        <w:t>가장자리</w:t>
+      </w:r>
+      <w:r>
+        <w:t>·</w:t>
+      </w:r>
+      <w:r>
+        <w:t>작은</w:t>
+      </w:r>
+      <w:r>
+        <w:t xml:space="preserve"> </w:t>
+      </w:r>
+      <w:r>
+        <w:t>작품</w:t>
+      </w:r>
+      <w:r>
+        <w:t xml:space="preserve"> </w:t>
+      </w:r>
+      <w:r>
+        <w:t>위치에도</w:t>
+      </w:r>
+      <w:r>
+        <w:t xml:space="preserve"> </w:t>
+      </w:r>
+      <w:r>
+        <w:t>배치한다</w:t>
+      </w:r>
+      <w:r>
+        <w:t>. M01</w:t>
+      </w:r>
+      <w:r>
+        <w:t>은</w:t>
+      </w:r>
+      <w:r>
+        <w:t xml:space="preserve"> </w:t>
+      </w:r>
+      <w:r>
+        <w:t>고전</w:t>
+      </w:r>
+      <w:r>
+        <w:t xml:space="preserve"> </w:t>
+      </w:r>
+      <w:r>
+        <w:t>회랑과</w:t>
+      </w:r>
+      <w:r>
+        <w:t xml:space="preserve"> </w:t>
+      </w:r>
+      <w:r>
+        <w:t>살롱</w:t>
+      </w:r>
+      <w:r>
+        <w:t>, M02</w:t>
+      </w:r>
+      <w:r>
+        <w:t>는</w:t>
+      </w:r>
+      <w:r>
+        <w:t xml:space="preserve"> </w:t>
+      </w:r>
+      <w:r>
+        <w:t>세로</w:t>
+      </w:r>
+      <w:r>
+        <w:t xml:space="preserve"> </w:t>
+      </w:r>
+      <w:r>
+        <w:t>연작과</w:t>
+      </w:r>
+      <w:r>
+        <w:t xml:space="preserve"> </w:t>
+      </w:r>
+      <w:r>
+        <w:t>여백</w:t>
+      </w:r>
+      <w:r>
+        <w:t>, M03</w:t>
+      </w:r>
+      <w:r>
+        <w:t>는</w:t>
+      </w:r>
+      <w:r>
+        <w:t xml:space="preserve"> </w:t>
+      </w:r>
+      <w:r>
+        <w:t>연속</w:t>
+      </w:r>
+      <w:r>
+        <w:t>·</w:t>
+      </w:r>
+      <w:r>
+        <w:t>격자와</w:t>
+      </w:r>
+      <w:r>
+        <w:t xml:space="preserve"> </w:t>
+      </w:r>
+      <w:r>
+        <w:t>독립</w:t>
+      </w:r>
+      <w:r>
+        <w:t xml:space="preserve"> </w:t>
+      </w:r>
+      <w:r>
+        <w:t>전시를</w:t>
+      </w:r>
+      <w:r>
+        <w:t xml:space="preserve"> </w:t>
+      </w:r>
+      <w:r>
+        <w:t>강조한다</w:t>
+      </w:r>
+      <w:r>
+        <w:t xml:space="preserve">. </w:t>
+      </w:r>
+      <w:r>
+        <w:t>벽</w:t>
+      </w:r>
+      <w:r>
+        <w:t xml:space="preserve"> </w:t>
+      </w:r>
+      <w:r>
+        <w:t>길이와</w:t>
+      </w:r>
+      <w:r>
+        <w:t xml:space="preserve"> </w:t>
+      </w:r>
+      <w:r>
+        <w:t>출입구에</w:t>
+      </w:r>
+      <w:r>
+        <w:t xml:space="preserve"> </w:t>
+      </w:r>
+      <w:r>
+        <w:t>맞춰</w:t>
+      </w:r>
+      <w:r>
+        <w:t xml:space="preserve"> </w:t>
+      </w:r>
+      <w:r>
+        <w:t>배치하며</w:t>
+      </w:r>
+      <w:r>
+        <w:t xml:space="preserve"> </w:t>
+      </w:r>
+      <w:r>
+        <w:t>무작위</w:t>
+      </w:r>
+      <w:r>
+        <w:t xml:space="preserve"> </w:t>
+      </w:r>
+      <w:r>
+        <w:t>산포로</w:t>
+      </w:r>
+      <w:r>
+        <w:t xml:space="preserve"> </w:t>
+      </w:r>
+      <w:r>
+        <w:t>다양성을</w:t>
+      </w:r>
+      <w:r>
+        <w:t xml:space="preserve"> </w:t>
+      </w:r>
+      <w:r>
+        <w:t>대신하지</w:t>
+      </w:r>
+      <w:r>
+        <w:t xml:space="preserve"> </w:t>
+      </w:r>
+      <w:r>
+        <w:t>않는다</w:t>
+      </w:r>
+      <w:r>
+        <w:t>.</w:t>
+      </w:r>
+    </w:p>
+    <w:p>
+      <w:pPr>
         <w:pStyle w:val="21"/>
         <w:numPr>
           <w:ilvl w:val="1"/>
           <w:numId w:val="7"/>
         </w:numPr>
       </w:pPr>
-      <w:bookmarkStart w:id="46" w:name="_Toc240003295"/>
+      <w:bookmarkStart w:id="47" w:name="_Toc240045510"/>
       <w:r>
         <w:t>맵</w:t>
       </w:r>
@@ -15439,7 +16475,7 @@
       <w:r>
         <w:t>포트폴리오</w:t>
       </w:r>
-      <w:bookmarkEnd w:id="46"/>
+      <w:bookmarkEnd w:id="47"/>
     </w:p>
     <w:tbl>
       <w:tblPr>
@@ -15875,9 +16911,8 @@
           <w:numId w:val="7"/>
         </w:numPr>
       </w:pPr>
-      <w:bookmarkStart w:id="47" w:name="_Toc240003296"/>
-      <w:r>
-        <w:lastRenderedPageBreak/>
+      <w:bookmarkStart w:id="48" w:name="_Toc240045511"/>
+      <w:r>
         <w:t xml:space="preserve">M01 — </w:t>
       </w:r>
       <w:r>
@@ -15889,7 +16924,7 @@
       <w:r>
         <w:t>고전미술관</w:t>
       </w:r>
-      <w:bookmarkEnd w:id="47"/>
+      <w:bookmarkEnd w:id="48"/>
     </w:p>
     <w:p>
       <w:r>
@@ -16189,7 +17224,7 @@
           <w:numId w:val="7"/>
         </w:numPr>
       </w:pPr>
-      <w:bookmarkStart w:id="48" w:name="_Toc240003297"/>
+      <w:bookmarkStart w:id="49" w:name="_Toc240045512"/>
       <w:r>
         <w:lastRenderedPageBreak/>
         <w:t xml:space="preserve">M02 — </w:t>
@@ -16203,7 +17238,7 @@
       <w:r>
         <w:t>동양미술관</w:t>
       </w:r>
-      <w:bookmarkEnd w:id="48"/>
+      <w:bookmarkEnd w:id="49"/>
     </w:p>
     <w:p>
       <w:r>
@@ -16503,7 +17538,7 @@
           <w:numId w:val="7"/>
         </w:numPr>
       </w:pPr>
-      <w:bookmarkStart w:id="49" w:name="_Toc240003298"/>
+      <w:bookmarkStart w:id="50" w:name="_Toc240045513"/>
       <w:r>
         <w:lastRenderedPageBreak/>
         <w:t xml:space="preserve">M03 — </w:t>
@@ -16517,7 +17552,7 @@
       <w:r>
         <w:t>현대미술관</w:t>
       </w:r>
-      <w:bookmarkEnd w:id="49"/>
+      <w:bookmarkEnd w:id="50"/>
     </w:p>
     <w:p>
       <w:r>
@@ -16817,7 +17852,7 @@
           <w:numId w:val="7"/>
         </w:numPr>
       </w:pPr>
-      <w:bookmarkStart w:id="50" w:name="_Toc240003299"/>
+      <w:bookmarkStart w:id="51" w:name="_Toc240045514"/>
       <w:r>
         <w:lastRenderedPageBreak/>
         <w:t xml:space="preserve">First-Person </w:t>
@@ -16831,7 +17866,7 @@
       <w:r>
         <w:t>가독성</w:t>
       </w:r>
-      <w:bookmarkEnd w:id="50"/>
+      <w:bookmarkEnd w:id="51"/>
     </w:p>
     <w:p>
       <w:pPr>
@@ -16901,7 +17936,7 @@
           <w:numId w:val="7"/>
         </w:numPr>
       </w:pPr>
-      <w:bookmarkStart w:id="51" w:name="_Toc240003300"/>
+      <w:bookmarkStart w:id="52" w:name="_Toc240045515"/>
       <w:r>
         <w:t>사운드</w:t>
       </w:r>
@@ -16911,7 +17946,7 @@
       <w:r>
         <w:t>디자인</w:t>
       </w:r>
-      <w:bookmarkEnd w:id="51"/>
+      <w:bookmarkEnd w:id="52"/>
     </w:p>
     <w:tbl>
       <w:tblPr>
@@ -17341,7 +18376,7 @@
           <w:numId w:val="7"/>
         </w:numPr>
       </w:pPr>
-      <w:bookmarkStart w:id="52" w:name="_Toc240003301"/>
+      <w:bookmarkStart w:id="53" w:name="_Toc240045516"/>
       <w:r>
         <w:lastRenderedPageBreak/>
         <w:t>세계관과</w:t>
@@ -17358,7 +18393,7 @@
       <w:r>
         <w:t>톤</w:t>
       </w:r>
-      <w:bookmarkEnd w:id="52"/>
+      <w:bookmarkEnd w:id="53"/>
     </w:p>
     <w:p>
       <w:r>
@@ -17588,7 +18623,7 @@
           <w:numId w:val="7"/>
         </w:numPr>
       </w:pPr>
-      <w:bookmarkStart w:id="53" w:name="_Toc240003302"/>
+      <w:bookmarkStart w:id="54" w:name="_Toc240045517"/>
       <w:r>
         <w:lastRenderedPageBreak/>
         <w:t>범위</w:t>
@@ -17605,7 +18640,7 @@
       <w:r>
         <w:t>플레이테스트</w:t>
       </w:r>
-      <w:bookmarkEnd w:id="53"/>
+      <w:bookmarkEnd w:id="54"/>
     </w:p>
     <w:p>
       <w:pPr>
@@ -17615,11 +18650,11 @@
           <w:numId w:val="7"/>
         </w:numPr>
       </w:pPr>
-      <w:bookmarkStart w:id="54" w:name="_Toc240003303"/>
+      <w:bookmarkStart w:id="55" w:name="_Toc240045518"/>
       <w:r>
         <w:t>v1.0 Required Scope</w:t>
       </w:r>
-      <w:bookmarkEnd w:id="54"/>
+      <w:bookmarkEnd w:id="55"/>
     </w:p>
     <w:tbl>
       <w:tblPr>
@@ -17983,11 +19018,11 @@
           <w:numId w:val="7"/>
         </w:numPr>
       </w:pPr>
-      <w:bookmarkStart w:id="55" w:name="_Toc240003304"/>
+      <w:bookmarkStart w:id="56" w:name="_Toc240045519"/>
       <w:r>
         <w:t>Deferred Expansion</w:t>
       </w:r>
-      <w:bookmarkEnd w:id="55"/>
+      <w:bookmarkEnd w:id="56"/>
     </w:p>
     <w:p>
       <w:r>
@@ -18007,7 +19042,7 @@
           <w:numId w:val="7"/>
         </w:numPr>
       </w:pPr>
-      <w:bookmarkStart w:id="56" w:name="_Toc240003305"/>
+      <w:bookmarkStart w:id="57" w:name="_Toc240045520"/>
       <w:r>
         <w:t>Stretch</w:t>
       </w:r>
@@ -18020,7 +19055,7 @@
       <w:r>
         <w:t>순서</w:t>
       </w:r>
-      <w:bookmarkEnd w:id="56"/>
+      <w:bookmarkEnd w:id="57"/>
     </w:p>
     <w:tbl>
       <w:tblPr>
@@ -18385,12 +19420,12 @@
           <w:numId w:val="7"/>
         </w:numPr>
       </w:pPr>
-      <w:bookmarkStart w:id="57" w:name="_Toc240003306"/>
+      <w:bookmarkStart w:id="58" w:name="_Toc240045521"/>
       <w:r>
         <w:lastRenderedPageBreak/>
         <w:t>Starting Balance Targets</w:t>
       </w:r>
-      <w:bookmarkEnd w:id="57"/>
+      <w:bookmarkEnd w:id="58"/>
     </w:p>
     <w:tbl>
       <w:tblPr>
@@ -18984,11 +20019,11 @@
           <w:numId w:val="7"/>
         </w:numPr>
       </w:pPr>
-      <w:bookmarkStart w:id="58" w:name="_Toc240003307"/>
+      <w:bookmarkStart w:id="59" w:name="_Toc240045522"/>
       <w:r>
         <w:t>Playtest Questions</w:t>
       </w:r>
-      <w:bookmarkEnd w:id="58"/>
+      <w:bookmarkEnd w:id="59"/>
     </w:p>
     <w:p>
       <w:pPr>
@@ -19070,12 +20105,12 @@
           <w:numId w:val="7"/>
         </w:numPr>
       </w:pPr>
-      <w:bookmarkStart w:id="59" w:name="_Toc240003308"/>
+      <w:bookmarkStart w:id="60" w:name="_Toc240045523"/>
       <w:r>
         <w:lastRenderedPageBreak/>
         <w:t>Release KPI</w:t>
       </w:r>
-      <w:bookmarkEnd w:id="59"/>
+      <w:bookmarkEnd w:id="60"/>
     </w:p>
     <w:tbl>
       <w:tblPr>
@@ -19402,11 +20437,11 @@
           <w:numId w:val="7"/>
         </w:numPr>
       </w:pPr>
-      <w:bookmarkStart w:id="60" w:name="_Toc240003309"/>
+      <w:bookmarkStart w:id="61" w:name="_Toc240045524"/>
       <w:r>
         <w:t>W6~W12 Roadmap</w:t>
       </w:r>
-      <w:bookmarkEnd w:id="60"/>
+      <w:bookmarkEnd w:id="61"/>
     </w:p>
     <w:tbl>
       <w:tblPr>
@@ -19768,11 +20803,11 @@
         <w:keepLines/>
         <w:pageBreakBefore w:val="0"/>
       </w:pPr>
-      <w:bookmarkStart w:id="61" w:name="_Toc240003310"/>
+      <w:bookmarkStart w:id="62" w:name="_Toc240045525"/>
       <w:r>
         <w:t>Appendix A — 용어</w:t>
       </w:r>
-      <w:bookmarkEnd w:id="61"/>
+      <w:bookmarkEnd w:id="62"/>
     </w:p>
     <w:tbl>
       <w:tblPr>
@@ -20159,14 +21194,14 @@
         <w:keepLines/>
         <w:pageBreakBefore w:val="0"/>
       </w:pPr>
-      <w:bookmarkStart w:id="62" w:name="_Toc240003311"/>
+      <w:bookmarkStart w:id="63" w:name="_Toc240045526"/>
       <w:r>
         <w:rPr>
           <w:sz w:val="32"/>
         </w:rPr>
         <w:t>Appendix B — Removed / Excluded / Deferred Expansion / Stretch</w:t>
       </w:r>
-      <w:bookmarkEnd w:id="62"/>
+      <w:bookmarkEnd w:id="63"/>
     </w:p>
     <w:tbl>
       <w:tblPr>
@@ -20386,7 +21421,7 @@
         <w:keepLines/>
         <w:pageBreakBefore w:val="0"/>
       </w:pPr>
-      <w:bookmarkStart w:id="63" w:name="_Toc240003312"/>
+      <w:bookmarkStart w:id="64" w:name="_Toc240045527"/>
       <w:r>
         <w:rPr>
           <w:sz w:val="32"/>
@@ -20394,7 +21429,7 @@
         <w:lastRenderedPageBreak/>
         <w:t>Appendix C — Player Experience Definition of Done</w:t>
       </w:r>
-      <w:bookmarkEnd w:id="63"/>
+      <w:bookmarkEnd w:id="64"/>
     </w:p>
     <w:p>
       <w:pPr>

--- a/Museum_Heist_GDD.docx
+++ b/Museum_Heist_GDD.docx
@@ -111,7 +111,7 @@
             </w:r>
             <w:r>
               <w:br/>
-              <w:t>문서 정합성 검토 · 2026-09-11</w:t>
+              <w:t>문서 정합성 검토 · 2026-09-12</w:t>
             </w:r>
           </w:p>
         </w:tc>
@@ -564,7 +564,7 @@
       <w:r>
         <w:fldChar w:fldCharType="separate"/>
       </w:r>
-      <w:hyperlink w:anchor="_Toc240045463" w:history="1">
+      <w:hyperlink w:anchor="_Toc240136921" w:history="1">
         <w:r>
           <w:rPr>
             <w:rStyle w:val="aff1"/>
@@ -591,7 +591,7 @@
             <w:noProof/>
             <w:webHidden/>
           </w:rPr>
-          <w:instrText xml:space="preserve"> PAGEREF _Toc240045463 \h </w:instrText>
+          <w:instrText xml:space="preserve"> PAGEREF _Toc240136921 \h </w:instrText>
         </w:r>
         <w:r>
           <w:rPr>
@@ -640,7 +640,7 @@
           <w14:ligatures w14:val="standardContextual"/>
         </w:rPr>
       </w:pPr>
-      <w:hyperlink w:anchor="_Toc240045464" w:history="1">
+      <w:hyperlink w:anchor="_Toc240136922" w:history="1">
         <w:r>
           <w:rPr>
             <w:rStyle w:val="aff1"/>
@@ -667,7 +667,7 @@
             <w:noProof/>
             <w:webHidden/>
           </w:rPr>
-          <w:instrText xml:space="preserve"> PAGEREF _Toc240045464 \h </w:instrText>
+          <w:instrText xml:space="preserve"> PAGEREF _Toc240136922 \h </w:instrText>
         </w:r>
         <w:r>
           <w:rPr>
@@ -716,7 +716,7 @@
           <w14:ligatures w14:val="standardContextual"/>
         </w:rPr>
       </w:pPr>
-      <w:hyperlink w:anchor="_Toc240045465" w:history="1">
+      <w:hyperlink w:anchor="_Toc240136923" w:history="1">
         <w:r>
           <w:rPr>
             <w:rStyle w:val="aff1"/>
@@ -743,7 +743,7 @@
             <w:noProof/>
             <w:webHidden/>
           </w:rPr>
-          <w:instrText xml:space="preserve"> PAGEREF _Toc240045465 \h </w:instrText>
+          <w:instrText xml:space="preserve"> PAGEREF _Toc240136923 \h </w:instrText>
         </w:r>
         <w:r>
           <w:rPr>
@@ -792,7 +792,7 @@
           <w14:ligatures w14:val="standardContextual"/>
         </w:rPr>
       </w:pPr>
-      <w:hyperlink w:anchor="_Toc240045466" w:history="1">
+      <w:hyperlink w:anchor="_Toc240136924" w:history="1">
         <w:r>
           <w:rPr>
             <w:rStyle w:val="aff1"/>
@@ -819,7 +819,7 @@
             <w:noProof/>
             <w:webHidden/>
           </w:rPr>
-          <w:instrText xml:space="preserve"> PAGEREF _Toc240045466 \h </w:instrText>
+          <w:instrText xml:space="preserve"> PAGEREF _Toc240136924 \h </w:instrText>
         </w:r>
         <w:r>
           <w:rPr>
@@ -868,7 +868,7 @@
           <w14:ligatures w14:val="standardContextual"/>
         </w:rPr>
       </w:pPr>
-      <w:hyperlink w:anchor="_Toc240045467" w:history="1">
+      <w:hyperlink w:anchor="_Toc240136925" w:history="1">
         <w:r>
           <w:rPr>
             <w:rStyle w:val="aff1"/>
@@ -895,7 +895,7 @@
             <w:noProof/>
             <w:webHidden/>
           </w:rPr>
-          <w:instrText xml:space="preserve"> PAGEREF _Toc240045467 \h </w:instrText>
+          <w:instrText xml:space="preserve"> PAGEREF _Toc240136925 \h </w:instrText>
         </w:r>
         <w:r>
           <w:rPr>
@@ -944,7 +944,7 @@
           <w14:ligatures w14:val="standardContextual"/>
         </w:rPr>
       </w:pPr>
-      <w:hyperlink w:anchor="_Toc240045468" w:history="1">
+      <w:hyperlink w:anchor="_Toc240136926" w:history="1">
         <w:r>
           <w:rPr>
             <w:rStyle w:val="aff1"/>
@@ -971,7 +971,7 @@
             <w:noProof/>
             <w:webHidden/>
           </w:rPr>
-          <w:instrText xml:space="preserve"> PAGEREF _Toc240045468 \h </w:instrText>
+          <w:instrText xml:space="preserve"> PAGEREF _Toc240136926 \h </w:instrText>
         </w:r>
         <w:r>
           <w:rPr>
@@ -1020,7 +1020,7 @@
           <w14:ligatures w14:val="standardContextual"/>
         </w:rPr>
       </w:pPr>
-      <w:hyperlink w:anchor="_Toc240045469" w:history="1">
+      <w:hyperlink w:anchor="_Toc240136927" w:history="1">
         <w:r>
           <w:rPr>
             <w:rStyle w:val="aff1"/>
@@ -1047,7 +1047,7 @@
             <w:noProof/>
             <w:webHidden/>
           </w:rPr>
-          <w:instrText xml:space="preserve"> PAGEREF _Toc240045469 \h </w:instrText>
+          <w:instrText xml:space="preserve"> PAGEREF _Toc240136927 \h </w:instrText>
         </w:r>
         <w:r>
           <w:rPr>
@@ -1095,7 +1095,7 @@
           <w14:ligatures w14:val="standardContextual"/>
         </w:rPr>
       </w:pPr>
-      <w:hyperlink w:anchor="_Toc240045470" w:history="1">
+      <w:hyperlink w:anchor="_Toc240136928" w:history="1">
         <w:r>
           <w:rPr>
             <w:rStyle w:val="aff1"/>
@@ -1122,7 +1122,7 @@
             <w:noProof/>
             <w:webHidden/>
           </w:rPr>
-          <w:instrText xml:space="preserve"> PAGEREF _Toc240045470 \h </w:instrText>
+          <w:instrText xml:space="preserve"> PAGEREF _Toc240136928 \h </w:instrText>
         </w:r>
         <w:r>
           <w:rPr>
@@ -1171,7 +1171,7 @@
           <w14:ligatures w14:val="standardContextual"/>
         </w:rPr>
       </w:pPr>
-      <w:hyperlink w:anchor="_Toc240045471" w:history="1">
+      <w:hyperlink w:anchor="_Toc240136929" w:history="1">
         <w:r>
           <w:rPr>
             <w:rStyle w:val="aff1"/>
@@ -1198,7 +1198,7 @@
             <w:noProof/>
             <w:webHidden/>
           </w:rPr>
-          <w:instrText xml:space="preserve"> PAGEREF _Toc240045471 \h </w:instrText>
+          <w:instrText xml:space="preserve"> PAGEREF _Toc240136929 \h </w:instrText>
         </w:r>
         <w:r>
           <w:rPr>
@@ -1247,7 +1247,7 @@
           <w14:ligatures w14:val="standardContextual"/>
         </w:rPr>
       </w:pPr>
-      <w:hyperlink w:anchor="_Toc240045472" w:history="1">
+      <w:hyperlink w:anchor="_Toc240136930" w:history="1">
         <w:r>
           <w:rPr>
             <w:rStyle w:val="aff1"/>
@@ -1274,7 +1274,7 @@
             <w:noProof/>
             <w:webHidden/>
           </w:rPr>
-          <w:instrText xml:space="preserve"> PAGEREF _Toc240045472 \h </w:instrText>
+          <w:instrText xml:space="preserve"> PAGEREF _Toc240136930 \h </w:instrText>
         </w:r>
         <w:r>
           <w:rPr>
@@ -1323,7 +1323,7 @@
           <w14:ligatures w14:val="standardContextual"/>
         </w:rPr>
       </w:pPr>
-      <w:hyperlink w:anchor="_Toc240045473" w:history="1">
+      <w:hyperlink w:anchor="_Toc240136931" w:history="1">
         <w:r>
           <w:rPr>
             <w:rStyle w:val="aff1"/>
@@ -1350,7 +1350,7 @@
             <w:noProof/>
             <w:webHidden/>
           </w:rPr>
-          <w:instrText xml:space="preserve"> PAGEREF _Toc240045473 \h </w:instrText>
+          <w:instrText xml:space="preserve"> PAGEREF _Toc240136931 \h </w:instrText>
         </w:r>
         <w:r>
           <w:rPr>
@@ -1399,7 +1399,7 @@
           <w14:ligatures w14:val="standardContextual"/>
         </w:rPr>
       </w:pPr>
-      <w:hyperlink w:anchor="_Toc240045474" w:history="1">
+      <w:hyperlink w:anchor="_Toc240136932" w:history="1">
         <w:r>
           <w:rPr>
             <w:rStyle w:val="aff1"/>
@@ -1426,7 +1426,7 @@
             <w:noProof/>
             <w:webHidden/>
           </w:rPr>
-          <w:instrText xml:space="preserve"> PAGEREF _Toc240045474 \h </w:instrText>
+          <w:instrText xml:space="preserve"> PAGEREF _Toc240136932 \h </w:instrText>
         </w:r>
         <w:r>
           <w:rPr>
@@ -1475,7 +1475,7 @@
           <w14:ligatures w14:val="standardContextual"/>
         </w:rPr>
       </w:pPr>
-      <w:hyperlink w:anchor="_Toc240045475" w:history="1">
+      <w:hyperlink w:anchor="_Toc240136933" w:history="1">
         <w:r>
           <w:rPr>
             <w:rStyle w:val="aff1"/>
@@ -1502,7 +1502,7 @@
             <w:noProof/>
             <w:webHidden/>
           </w:rPr>
-          <w:instrText xml:space="preserve"> PAGEREF _Toc240045475 \h </w:instrText>
+          <w:instrText xml:space="preserve"> PAGEREF _Toc240136933 \h </w:instrText>
         </w:r>
         <w:r>
           <w:rPr>
@@ -1550,7 +1550,7 @@
           <w14:ligatures w14:val="standardContextual"/>
         </w:rPr>
       </w:pPr>
-      <w:hyperlink w:anchor="_Toc240045476" w:history="1">
+      <w:hyperlink w:anchor="_Toc240136934" w:history="1">
         <w:r>
           <w:rPr>
             <w:rStyle w:val="aff1"/>
@@ -1577,7 +1577,7 @@
             <w:noProof/>
             <w:webHidden/>
           </w:rPr>
-          <w:instrText xml:space="preserve"> PAGEREF _Toc240045476 \h </w:instrText>
+          <w:instrText xml:space="preserve"> PAGEREF _Toc240136934 \h </w:instrText>
         </w:r>
         <w:r>
           <w:rPr>
@@ -1626,7 +1626,7 @@
           <w14:ligatures w14:val="standardContextual"/>
         </w:rPr>
       </w:pPr>
-      <w:hyperlink w:anchor="_Toc240045477" w:history="1">
+      <w:hyperlink w:anchor="_Toc240136935" w:history="1">
         <w:r>
           <w:rPr>
             <w:rStyle w:val="aff1"/>
@@ -1653,7 +1653,7 @@
             <w:noProof/>
             <w:webHidden/>
           </w:rPr>
-          <w:instrText xml:space="preserve"> PAGEREF _Toc240045477 \h </w:instrText>
+          <w:instrText xml:space="preserve"> PAGEREF _Toc240136935 \h </w:instrText>
         </w:r>
         <w:r>
           <w:rPr>
@@ -1702,7 +1702,7 @@
           <w14:ligatures w14:val="standardContextual"/>
         </w:rPr>
       </w:pPr>
-      <w:hyperlink w:anchor="_Toc240045478" w:history="1">
+      <w:hyperlink w:anchor="_Toc240136936" w:history="1">
         <w:r>
           <w:rPr>
             <w:rStyle w:val="aff1"/>
@@ -1729,7 +1729,7 @@
             <w:noProof/>
             <w:webHidden/>
           </w:rPr>
-          <w:instrText xml:space="preserve"> PAGEREF _Toc240045478 \h </w:instrText>
+          <w:instrText xml:space="preserve"> PAGEREF _Toc240136936 \h </w:instrText>
         </w:r>
         <w:r>
           <w:rPr>
@@ -1778,7 +1778,7 @@
           <w14:ligatures w14:val="standardContextual"/>
         </w:rPr>
       </w:pPr>
-      <w:hyperlink w:anchor="_Toc240045479" w:history="1">
+      <w:hyperlink w:anchor="_Toc240136937" w:history="1">
         <w:r>
           <w:rPr>
             <w:rStyle w:val="aff1"/>
@@ -1805,7 +1805,7 @@
             <w:noProof/>
             <w:webHidden/>
           </w:rPr>
-          <w:instrText xml:space="preserve"> PAGEREF _Toc240045479 \h </w:instrText>
+          <w:instrText xml:space="preserve"> PAGEREF _Toc240136937 \h </w:instrText>
         </w:r>
         <w:r>
           <w:rPr>
@@ -1854,7 +1854,7 @@
           <w14:ligatures w14:val="standardContextual"/>
         </w:rPr>
       </w:pPr>
-      <w:hyperlink w:anchor="_Toc240045480" w:history="1">
+      <w:hyperlink w:anchor="_Toc240136938" w:history="1">
         <w:r>
           <w:rPr>
             <w:rStyle w:val="aff1"/>
@@ -1881,7 +1881,7 @@
             <w:noProof/>
             <w:webHidden/>
           </w:rPr>
-          <w:instrText xml:space="preserve"> PAGEREF _Toc240045480 \h </w:instrText>
+          <w:instrText xml:space="preserve"> PAGEREF _Toc240136938 \h </w:instrText>
         </w:r>
         <w:r>
           <w:rPr>
@@ -1930,7 +1930,7 @@
           <w14:ligatures w14:val="standardContextual"/>
         </w:rPr>
       </w:pPr>
-      <w:hyperlink w:anchor="_Toc240045481" w:history="1">
+      <w:hyperlink w:anchor="_Toc240136939" w:history="1">
         <w:r>
           <w:rPr>
             <w:rStyle w:val="aff1"/>
@@ -1957,7 +1957,7 @@
             <w:noProof/>
             <w:webHidden/>
           </w:rPr>
-          <w:instrText xml:space="preserve"> PAGEREF _Toc240045481 \h </w:instrText>
+          <w:instrText xml:space="preserve"> PAGEREF _Toc240136939 \h </w:instrText>
         </w:r>
         <w:r>
           <w:rPr>
@@ -2006,7 +2006,7 @@
           <w14:ligatures w14:val="standardContextual"/>
         </w:rPr>
       </w:pPr>
-      <w:hyperlink w:anchor="_Toc240045482" w:history="1">
+      <w:hyperlink w:anchor="_Toc240136940" w:history="1">
         <w:r>
           <w:rPr>
             <w:rStyle w:val="aff1"/>
@@ -2033,7 +2033,7 @@
             <w:noProof/>
             <w:webHidden/>
           </w:rPr>
-          <w:instrText xml:space="preserve"> PAGEREF _Toc240045482 \h </w:instrText>
+          <w:instrText xml:space="preserve"> PAGEREF _Toc240136940 \h </w:instrText>
         </w:r>
         <w:r>
           <w:rPr>
@@ -2081,7 +2081,7 @@
           <w14:ligatures w14:val="standardContextual"/>
         </w:rPr>
       </w:pPr>
-      <w:hyperlink w:anchor="_Toc240045483" w:history="1">
+      <w:hyperlink w:anchor="_Toc240136941" w:history="1">
         <w:r>
           <w:rPr>
             <w:rStyle w:val="aff1"/>
@@ -2108,7 +2108,7 @@
             <w:noProof/>
             <w:webHidden/>
           </w:rPr>
-          <w:instrText xml:space="preserve"> PAGEREF _Toc240045483 \h </w:instrText>
+          <w:instrText xml:space="preserve"> PAGEREF _Toc240136941 \h </w:instrText>
         </w:r>
         <w:r>
           <w:rPr>
@@ -2157,7 +2157,7 @@
           <w14:ligatures w14:val="standardContextual"/>
         </w:rPr>
       </w:pPr>
-      <w:hyperlink w:anchor="_Toc240045484" w:history="1">
+      <w:hyperlink w:anchor="_Toc240136942" w:history="1">
         <w:r>
           <w:rPr>
             <w:rStyle w:val="aff1"/>
@@ -2184,7 +2184,7 @@
             <w:noProof/>
             <w:webHidden/>
           </w:rPr>
-          <w:instrText xml:space="preserve"> PAGEREF _Toc240045484 \h </w:instrText>
+          <w:instrText xml:space="preserve"> PAGEREF _Toc240136942 \h </w:instrText>
         </w:r>
         <w:r>
           <w:rPr>
@@ -2233,7 +2233,7 @@
           <w14:ligatures w14:val="standardContextual"/>
         </w:rPr>
       </w:pPr>
-      <w:hyperlink w:anchor="_Toc240045485" w:history="1">
+      <w:hyperlink w:anchor="_Toc240136943" w:history="1">
         <w:r>
           <w:rPr>
             <w:rStyle w:val="aff1"/>
@@ -2260,7 +2260,7 @@
             <w:noProof/>
             <w:webHidden/>
           </w:rPr>
-          <w:instrText xml:space="preserve"> PAGEREF _Toc240045485 \h </w:instrText>
+          <w:instrText xml:space="preserve"> PAGEREF _Toc240136943 \h </w:instrText>
         </w:r>
         <w:r>
           <w:rPr>
@@ -2309,7 +2309,7 @@
           <w14:ligatures w14:val="standardContextual"/>
         </w:rPr>
       </w:pPr>
-      <w:hyperlink w:anchor="_Toc240045486" w:history="1">
+      <w:hyperlink w:anchor="_Toc240136944" w:history="1">
         <w:r>
           <w:rPr>
             <w:rStyle w:val="aff1"/>
@@ -2336,7 +2336,7 @@
             <w:noProof/>
             <w:webHidden/>
           </w:rPr>
-          <w:instrText xml:space="preserve"> PAGEREF _Toc240045486 \h </w:instrText>
+          <w:instrText xml:space="preserve"> PAGEREF _Toc240136944 \h </w:instrText>
         </w:r>
         <w:r>
           <w:rPr>
@@ -2385,7 +2385,7 @@
           <w14:ligatures w14:val="standardContextual"/>
         </w:rPr>
       </w:pPr>
-      <w:hyperlink w:anchor="_Toc240045487" w:history="1">
+      <w:hyperlink w:anchor="_Toc240136945" w:history="1">
         <w:r>
           <w:rPr>
             <w:rStyle w:val="aff1"/>
@@ -2412,7 +2412,7 @@
             <w:noProof/>
             <w:webHidden/>
           </w:rPr>
-          <w:instrText xml:space="preserve"> PAGEREF _Toc240045487 \h </w:instrText>
+          <w:instrText xml:space="preserve"> PAGEREF _Toc240136945 \h </w:instrText>
         </w:r>
         <w:r>
           <w:rPr>
@@ -2461,7 +2461,7 @@
           <w14:ligatures w14:val="standardContextual"/>
         </w:rPr>
       </w:pPr>
-      <w:hyperlink w:anchor="_Toc240045488" w:history="1">
+      <w:hyperlink w:anchor="_Toc240136946" w:history="1">
         <w:r>
           <w:rPr>
             <w:rStyle w:val="aff1"/>
@@ -2488,7 +2488,7 @@
             <w:noProof/>
             <w:webHidden/>
           </w:rPr>
-          <w:instrText xml:space="preserve"> PAGEREF _Toc240045488 \h </w:instrText>
+          <w:instrText xml:space="preserve"> PAGEREF _Toc240136946 \h </w:instrText>
         </w:r>
         <w:r>
           <w:rPr>
@@ -2537,7 +2537,7 @@
           <w14:ligatures w14:val="standardContextual"/>
         </w:rPr>
       </w:pPr>
-      <w:hyperlink w:anchor="_Toc240045489" w:history="1">
+      <w:hyperlink w:anchor="_Toc240136947" w:history="1">
         <w:r>
           <w:rPr>
             <w:rStyle w:val="aff1"/>
@@ -2564,7 +2564,7 @@
             <w:noProof/>
             <w:webHidden/>
           </w:rPr>
-          <w:instrText xml:space="preserve"> PAGEREF _Toc240045489 \h </w:instrText>
+          <w:instrText xml:space="preserve"> PAGEREF _Toc240136947 \h </w:instrText>
         </w:r>
         <w:r>
           <w:rPr>
@@ -2612,7 +2612,7 @@
           <w14:ligatures w14:val="standardContextual"/>
         </w:rPr>
       </w:pPr>
-      <w:hyperlink w:anchor="_Toc240045490" w:history="1">
+      <w:hyperlink w:anchor="_Toc240136948" w:history="1">
         <w:r>
           <w:rPr>
             <w:rStyle w:val="aff1"/>
@@ -2639,7 +2639,7 @@
             <w:noProof/>
             <w:webHidden/>
           </w:rPr>
-          <w:instrText xml:space="preserve"> PAGEREF _Toc240045490 \h </w:instrText>
+          <w:instrText xml:space="preserve"> PAGEREF _Toc240136948 \h </w:instrText>
         </w:r>
         <w:r>
           <w:rPr>
@@ -2688,7 +2688,7 @@
           <w14:ligatures w14:val="standardContextual"/>
         </w:rPr>
       </w:pPr>
-      <w:hyperlink w:anchor="_Toc240045491" w:history="1">
+      <w:hyperlink w:anchor="_Toc240136949" w:history="1">
         <w:r>
           <w:rPr>
             <w:rStyle w:val="aff1"/>
@@ -2715,7 +2715,7 @@
             <w:noProof/>
             <w:webHidden/>
           </w:rPr>
-          <w:instrText xml:space="preserve"> PAGEREF _Toc240045491 \h </w:instrText>
+          <w:instrText xml:space="preserve"> PAGEREF _Toc240136949 \h </w:instrText>
         </w:r>
         <w:r>
           <w:rPr>
@@ -2764,7 +2764,7 @@
           <w14:ligatures w14:val="standardContextual"/>
         </w:rPr>
       </w:pPr>
-      <w:hyperlink w:anchor="_Toc240045492" w:history="1">
+      <w:hyperlink w:anchor="_Toc240136950" w:history="1">
         <w:r>
           <w:rPr>
             <w:rStyle w:val="aff1"/>
@@ -2791,7 +2791,7 @@
             <w:noProof/>
             <w:webHidden/>
           </w:rPr>
-          <w:instrText xml:space="preserve"> PAGEREF _Toc240045492 \h </w:instrText>
+          <w:instrText xml:space="preserve"> PAGEREF _Toc240136950 \h </w:instrText>
         </w:r>
         <w:r>
           <w:rPr>
@@ -2840,7 +2840,7 @@
           <w14:ligatures w14:val="standardContextual"/>
         </w:rPr>
       </w:pPr>
-      <w:hyperlink w:anchor="_Toc240045493" w:history="1">
+      <w:hyperlink w:anchor="_Toc240136951" w:history="1">
         <w:r>
           <w:rPr>
             <w:rStyle w:val="aff1"/>
@@ -2867,7 +2867,7 @@
             <w:noProof/>
             <w:webHidden/>
           </w:rPr>
-          <w:instrText xml:space="preserve"> PAGEREF _Toc240045493 \h </w:instrText>
+          <w:instrText xml:space="preserve"> PAGEREF _Toc240136951 \h </w:instrText>
         </w:r>
         <w:r>
           <w:rPr>
@@ -2916,7 +2916,7 @@
           <w14:ligatures w14:val="standardContextual"/>
         </w:rPr>
       </w:pPr>
-      <w:hyperlink w:anchor="_Toc240045494" w:history="1">
+      <w:hyperlink w:anchor="_Toc240136952" w:history="1">
         <w:r>
           <w:rPr>
             <w:rStyle w:val="aff1"/>
@@ -2943,7 +2943,7 @@
             <w:noProof/>
             <w:webHidden/>
           </w:rPr>
-          <w:instrText xml:space="preserve"> PAGEREF _Toc240045494 \h </w:instrText>
+          <w:instrText xml:space="preserve"> PAGEREF _Toc240136952 \h </w:instrText>
         </w:r>
         <w:r>
           <w:rPr>
@@ -2992,7 +2992,7 @@
           <w14:ligatures w14:val="standardContextual"/>
         </w:rPr>
       </w:pPr>
-      <w:hyperlink w:anchor="_Toc240045495" w:history="1">
+      <w:hyperlink w:anchor="_Toc240136953" w:history="1">
         <w:r>
           <w:rPr>
             <w:rStyle w:val="aff1"/>
@@ -3019,7 +3019,7 @@
             <w:noProof/>
             <w:webHidden/>
           </w:rPr>
-          <w:instrText xml:space="preserve"> PAGEREF _Toc240045495 \h </w:instrText>
+          <w:instrText xml:space="preserve"> PAGEREF _Toc240136953 \h </w:instrText>
         </w:r>
         <w:r>
           <w:rPr>
@@ -3068,7 +3068,7 @@
           <w14:ligatures w14:val="standardContextual"/>
         </w:rPr>
       </w:pPr>
-      <w:hyperlink w:anchor="_Toc240045496" w:history="1">
+      <w:hyperlink w:anchor="_Toc240136954" w:history="1">
         <w:r>
           <w:rPr>
             <w:rStyle w:val="aff1"/>
@@ -3095,7 +3095,7 @@
             <w:noProof/>
             <w:webHidden/>
           </w:rPr>
-          <w:instrText xml:space="preserve"> PAGEREF _Toc240045496 \h </w:instrText>
+          <w:instrText xml:space="preserve"> PAGEREF _Toc240136954 \h </w:instrText>
         </w:r>
         <w:r>
           <w:rPr>
@@ -3143,7 +3143,7 @@
           <w14:ligatures w14:val="standardContextual"/>
         </w:rPr>
       </w:pPr>
-      <w:hyperlink w:anchor="_Toc240045497" w:history="1">
+      <w:hyperlink w:anchor="_Toc240136955" w:history="1">
         <w:r>
           <w:rPr>
             <w:rStyle w:val="aff1"/>
@@ -3170,7 +3170,7 @@
             <w:noProof/>
             <w:webHidden/>
           </w:rPr>
-          <w:instrText xml:space="preserve"> PAGEREF _Toc240045497 \h </w:instrText>
+          <w:instrText xml:space="preserve"> PAGEREF _Toc240136955 \h </w:instrText>
         </w:r>
         <w:r>
           <w:rPr>
@@ -3219,7 +3219,7 @@
           <w14:ligatures w14:val="standardContextual"/>
         </w:rPr>
       </w:pPr>
-      <w:hyperlink w:anchor="_Toc240045498" w:history="1">
+      <w:hyperlink w:anchor="_Toc240136956" w:history="1">
         <w:r>
           <w:rPr>
             <w:rStyle w:val="aff1"/>
@@ -3246,7 +3246,7 @@
             <w:noProof/>
             <w:webHidden/>
           </w:rPr>
-          <w:instrText xml:space="preserve"> PAGEREF _Toc240045498 \h </w:instrText>
+          <w:instrText xml:space="preserve"> PAGEREF _Toc240136956 \h </w:instrText>
         </w:r>
         <w:r>
           <w:rPr>
@@ -3295,7 +3295,7 @@
           <w14:ligatures w14:val="standardContextual"/>
         </w:rPr>
       </w:pPr>
-      <w:hyperlink w:anchor="_Toc240045499" w:history="1">
+      <w:hyperlink w:anchor="_Toc240136957" w:history="1">
         <w:r>
           <w:rPr>
             <w:rStyle w:val="aff1"/>
@@ -3322,7 +3322,7 @@
             <w:noProof/>
             <w:webHidden/>
           </w:rPr>
-          <w:instrText xml:space="preserve"> PAGEREF _Toc240045499 \h </w:instrText>
+          <w:instrText xml:space="preserve"> PAGEREF _Toc240136957 \h </w:instrText>
         </w:r>
         <w:r>
           <w:rPr>
@@ -3371,7 +3371,7 @@
           <w14:ligatures w14:val="standardContextual"/>
         </w:rPr>
       </w:pPr>
-      <w:hyperlink w:anchor="_Toc240045500" w:history="1">
+      <w:hyperlink w:anchor="_Toc240136958" w:history="1">
         <w:r>
           <w:rPr>
             <w:rStyle w:val="aff1"/>
@@ -3398,7 +3398,7 @@
             <w:noProof/>
             <w:webHidden/>
           </w:rPr>
-          <w:instrText xml:space="preserve"> PAGEREF _Toc240045500 \h </w:instrText>
+          <w:instrText xml:space="preserve"> PAGEREF _Toc240136958 \h </w:instrText>
         </w:r>
         <w:r>
           <w:rPr>
@@ -3447,7 +3447,7 @@
           <w14:ligatures w14:val="standardContextual"/>
         </w:rPr>
       </w:pPr>
-      <w:hyperlink w:anchor="_Toc240045501" w:history="1">
+      <w:hyperlink w:anchor="_Toc240136959" w:history="1">
         <w:r>
           <w:rPr>
             <w:rStyle w:val="aff1"/>
@@ -3474,7 +3474,7 @@
             <w:noProof/>
             <w:webHidden/>
           </w:rPr>
-          <w:instrText xml:space="preserve"> PAGEREF _Toc240045501 \h </w:instrText>
+          <w:instrText xml:space="preserve"> PAGEREF _Toc240136959 \h </w:instrText>
         </w:r>
         <w:r>
           <w:rPr>
@@ -3523,7 +3523,7 @@
           <w14:ligatures w14:val="standardContextual"/>
         </w:rPr>
       </w:pPr>
-      <w:hyperlink w:anchor="_Toc240045502" w:history="1">
+      <w:hyperlink w:anchor="_Toc240136960" w:history="1">
         <w:r>
           <w:rPr>
             <w:rStyle w:val="aff1"/>
@@ -3550,7 +3550,7 @@
             <w:noProof/>
             <w:webHidden/>
           </w:rPr>
-          <w:instrText xml:space="preserve"> PAGEREF _Toc240045502 \h </w:instrText>
+          <w:instrText xml:space="preserve"> PAGEREF _Toc240136960 \h </w:instrText>
         </w:r>
         <w:r>
           <w:rPr>
@@ -3599,7 +3599,7 @@
           <w14:ligatures w14:val="standardContextual"/>
         </w:rPr>
       </w:pPr>
-      <w:hyperlink w:anchor="_Toc240045503" w:history="1">
+      <w:hyperlink w:anchor="_Toc240136961" w:history="1">
         <w:r>
           <w:rPr>
             <w:rStyle w:val="aff1"/>
@@ -3626,7 +3626,7 @@
             <w:noProof/>
             <w:webHidden/>
           </w:rPr>
-          <w:instrText xml:space="preserve"> PAGEREF _Toc240045503 \h </w:instrText>
+          <w:instrText xml:space="preserve"> PAGEREF _Toc240136961 \h </w:instrText>
         </w:r>
         <w:r>
           <w:rPr>
@@ -3675,7 +3675,7 @@
           <w14:ligatures w14:val="standardContextual"/>
         </w:rPr>
       </w:pPr>
-      <w:hyperlink w:anchor="_Toc240045504" w:history="1">
+      <w:hyperlink w:anchor="_Toc240136962" w:history="1">
         <w:r>
           <w:rPr>
             <w:rStyle w:val="aff1"/>
@@ -3702,7 +3702,7 @@
             <w:noProof/>
             <w:webHidden/>
           </w:rPr>
-          <w:instrText xml:space="preserve"> PAGEREF _Toc240045504 \h </w:instrText>
+          <w:instrText xml:space="preserve"> PAGEREF _Toc240136962 \h </w:instrText>
         </w:r>
         <w:r>
           <w:rPr>
@@ -3751,7 +3751,7 @@
           <w14:ligatures w14:val="standardContextual"/>
         </w:rPr>
       </w:pPr>
-      <w:hyperlink w:anchor="_Toc240045505" w:history="1">
+      <w:hyperlink w:anchor="_Toc240136963" w:history="1">
         <w:r>
           <w:rPr>
             <w:rStyle w:val="aff1"/>
@@ -3778,7 +3778,7 @@
             <w:noProof/>
             <w:webHidden/>
           </w:rPr>
-          <w:instrText xml:space="preserve"> PAGEREF _Toc240045505 \h </w:instrText>
+          <w:instrText xml:space="preserve"> PAGEREF _Toc240136963 \h </w:instrText>
         </w:r>
         <w:r>
           <w:rPr>
@@ -3827,7 +3827,7 @@
           <w14:ligatures w14:val="standardContextual"/>
         </w:rPr>
       </w:pPr>
-      <w:hyperlink w:anchor="_Toc240045506" w:history="1">
+      <w:hyperlink w:anchor="_Toc240136964" w:history="1">
         <w:r>
           <w:rPr>
             <w:rStyle w:val="aff1"/>
@@ -3854,7 +3854,7 @@
             <w:noProof/>
             <w:webHidden/>
           </w:rPr>
-          <w:instrText xml:space="preserve"> PAGEREF _Toc240045506 \h </w:instrText>
+          <w:instrText xml:space="preserve"> PAGEREF _Toc240136964 \h </w:instrText>
         </w:r>
         <w:r>
           <w:rPr>
@@ -3902,7 +3902,7 @@
           <w14:ligatures w14:val="standardContextual"/>
         </w:rPr>
       </w:pPr>
-      <w:hyperlink w:anchor="_Toc240045507" w:history="1">
+      <w:hyperlink w:anchor="_Toc240136965" w:history="1">
         <w:r>
           <w:rPr>
             <w:rStyle w:val="aff1"/>
@@ -3929,7 +3929,7 @@
             <w:noProof/>
             <w:webHidden/>
           </w:rPr>
-          <w:instrText xml:space="preserve"> PAGEREF _Toc240045507 \h </w:instrText>
+          <w:instrText xml:space="preserve"> PAGEREF _Toc240136965 \h </w:instrText>
         </w:r>
         <w:r>
           <w:rPr>
@@ -3978,7 +3978,7 @@
           <w14:ligatures w14:val="standardContextual"/>
         </w:rPr>
       </w:pPr>
-      <w:hyperlink w:anchor="_Toc240045508" w:history="1">
+      <w:hyperlink w:anchor="_Toc240136966" w:history="1">
         <w:r>
           <w:rPr>
             <w:rStyle w:val="aff1"/>
@@ -4005,7 +4005,7 @@
             <w:noProof/>
             <w:webHidden/>
           </w:rPr>
-          <w:instrText xml:space="preserve"> PAGEREF _Toc240045508 \h </w:instrText>
+          <w:instrText xml:space="preserve"> PAGEREF _Toc240136966 \h </w:instrText>
         </w:r>
         <w:r>
           <w:rPr>
@@ -4054,7 +4054,7 @@
           <w14:ligatures w14:val="standardContextual"/>
         </w:rPr>
       </w:pPr>
-      <w:hyperlink w:anchor="_Toc240045509" w:history="1">
+      <w:hyperlink w:anchor="_Toc240136967" w:history="1">
         <w:r>
           <w:rPr>
             <w:rStyle w:val="aff1"/>
@@ -4081,7 +4081,7 @@
             <w:noProof/>
             <w:webHidden/>
           </w:rPr>
-          <w:instrText xml:space="preserve"> PAGEREF _Toc240045509 \h </w:instrText>
+          <w:instrText xml:space="preserve"> PAGEREF _Toc240136967 \h </w:instrText>
         </w:r>
         <w:r>
           <w:rPr>
@@ -4130,7 +4130,7 @@
           <w14:ligatures w14:val="standardContextual"/>
         </w:rPr>
       </w:pPr>
-      <w:hyperlink w:anchor="_Toc240045510" w:history="1">
+      <w:hyperlink w:anchor="_Toc240136968" w:history="1">
         <w:r>
           <w:rPr>
             <w:rStyle w:val="aff1"/>
@@ -4157,7 +4157,7 @@
             <w:noProof/>
             <w:webHidden/>
           </w:rPr>
-          <w:instrText xml:space="preserve"> PAGEREF _Toc240045510 \h </w:instrText>
+          <w:instrText xml:space="preserve"> PAGEREF _Toc240136968 \h </w:instrText>
         </w:r>
         <w:r>
           <w:rPr>
@@ -4206,7 +4206,7 @@
           <w14:ligatures w14:val="standardContextual"/>
         </w:rPr>
       </w:pPr>
-      <w:hyperlink w:anchor="_Toc240045511" w:history="1">
+      <w:hyperlink w:anchor="_Toc240136969" w:history="1">
         <w:r>
           <w:rPr>
             <w:rStyle w:val="aff1"/>
@@ -4233,7 +4233,7 @@
             <w:noProof/>
             <w:webHidden/>
           </w:rPr>
-          <w:instrText xml:space="preserve"> PAGEREF _Toc240045511 \h </w:instrText>
+          <w:instrText xml:space="preserve"> PAGEREF _Toc240136969 \h </w:instrText>
         </w:r>
         <w:r>
           <w:rPr>
@@ -4282,7 +4282,7 @@
           <w14:ligatures w14:val="standardContextual"/>
         </w:rPr>
       </w:pPr>
-      <w:hyperlink w:anchor="_Toc240045512" w:history="1">
+      <w:hyperlink w:anchor="_Toc240136970" w:history="1">
         <w:r>
           <w:rPr>
             <w:rStyle w:val="aff1"/>
@@ -4309,7 +4309,7 @@
             <w:noProof/>
             <w:webHidden/>
           </w:rPr>
-          <w:instrText xml:space="preserve"> PAGEREF _Toc240045512 \h </w:instrText>
+          <w:instrText xml:space="preserve"> PAGEREF _Toc240136970 \h </w:instrText>
         </w:r>
         <w:r>
           <w:rPr>
@@ -4329,7 +4329,7 @@
             <w:noProof/>
             <w:webHidden/>
           </w:rPr>
-          <w:t>25</w:t>
+          <w:t>26</w:t>
         </w:r>
         <w:r>
           <w:rPr>
@@ -4358,7 +4358,7 @@
           <w14:ligatures w14:val="standardContextual"/>
         </w:rPr>
       </w:pPr>
-      <w:hyperlink w:anchor="_Toc240045513" w:history="1">
+      <w:hyperlink w:anchor="_Toc240136971" w:history="1">
         <w:r>
           <w:rPr>
             <w:rStyle w:val="aff1"/>
@@ -4385,7 +4385,7 @@
             <w:noProof/>
             <w:webHidden/>
           </w:rPr>
-          <w:instrText xml:space="preserve"> PAGEREF _Toc240045513 \h </w:instrText>
+          <w:instrText xml:space="preserve"> PAGEREF _Toc240136971 \h </w:instrText>
         </w:r>
         <w:r>
           <w:rPr>
@@ -4405,7 +4405,7 @@
             <w:noProof/>
             <w:webHidden/>
           </w:rPr>
-          <w:t>26</w:t>
+          <w:t>27</w:t>
         </w:r>
         <w:r>
           <w:rPr>
@@ -4434,7 +4434,7 @@
           <w14:ligatures w14:val="standardContextual"/>
         </w:rPr>
       </w:pPr>
-      <w:hyperlink w:anchor="_Toc240045514" w:history="1">
+      <w:hyperlink w:anchor="_Toc240136972" w:history="1">
         <w:r>
           <w:rPr>
             <w:rStyle w:val="aff1"/>
@@ -4461,7 +4461,7 @@
             <w:noProof/>
             <w:webHidden/>
           </w:rPr>
-          <w:instrText xml:space="preserve"> PAGEREF _Toc240045514 \h </w:instrText>
+          <w:instrText xml:space="preserve"> PAGEREF _Toc240136972 \h </w:instrText>
         </w:r>
         <w:r>
           <w:rPr>
@@ -4481,7 +4481,7 @@
             <w:noProof/>
             <w:webHidden/>
           </w:rPr>
-          <w:t>27</w:t>
+          <w:t>28</w:t>
         </w:r>
         <w:r>
           <w:rPr>
@@ -4510,7 +4510,7 @@
           <w14:ligatures w14:val="standardContextual"/>
         </w:rPr>
       </w:pPr>
-      <w:hyperlink w:anchor="_Toc240045515" w:history="1">
+      <w:hyperlink w:anchor="_Toc240136973" w:history="1">
         <w:r>
           <w:rPr>
             <w:rStyle w:val="aff1"/>
@@ -4537,7 +4537,7 @@
             <w:noProof/>
             <w:webHidden/>
           </w:rPr>
-          <w:instrText xml:space="preserve"> PAGEREF _Toc240045515 \h </w:instrText>
+          <w:instrText xml:space="preserve"> PAGEREF _Toc240136973 \h </w:instrText>
         </w:r>
         <w:r>
           <w:rPr>
@@ -4557,7 +4557,7 @@
             <w:noProof/>
             <w:webHidden/>
           </w:rPr>
-          <w:t>27</w:t>
+          <w:t>28</w:t>
         </w:r>
         <w:r>
           <w:rPr>
@@ -4586,7 +4586,7 @@
           <w14:ligatures w14:val="standardContextual"/>
         </w:rPr>
       </w:pPr>
-      <w:hyperlink w:anchor="_Toc240045516" w:history="1">
+      <w:hyperlink w:anchor="_Toc240136974" w:history="1">
         <w:r>
           <w:rPr>
             <w:rStyle w:val="aff1"/>
@@ -4613,7 +4613,7 @@
             <w:noProof/>
             <w:webHidden/>
           </w:rPr>
-          <w:instrText xml:space="preserve"> PAGEREF _Toc240045516 \h </w:instrText>
+          <w:instrText xml:space="preserve"> PAGEREF _Toc240136974 \h </w:instrText>
         </w:r>
         <w:r>
           <w:rPr>
@@ -4633,7 +4633,7 @@
             <w:noProof/>
             <w:webHidden/>
           </w:rPr>
-          <w:t>28</w:t>
+          <w:t>29</w:t>
         </w:r>
         <w:r>
           <w:rPr>
@@ -4661,7 +4661,7 @@
           <w14:ligatures w14:val="standardContextual"/>
         </w:rPr>
       </w:pPr>
-      <w:hyperlink w:anchor="_Toc240045517" w:history="1">
+      <w:hyperlink w:anchor="_Toc240136975" w:history="1">
         <w:r>
           <w:rPr>
             <w:rStyle w:val="aff1"/>
@@ -4688,7 +4688,7 @@
             <w:noProof/>
             <w:webHidden/>
           </w:rPr>
-          <w:instrText xml:space="preserve"> PAGEREF _Toc240045517 \h </w:instrText>
+          <w:instrText xml:space="preserve"> PAGEREF _Toc240136975 \h </w:instrText>
         </w:r>
         <w:r>
           <w:rPr>
@@ -4708,7 +4708,7 @@
             <w:noProof/>
             <w:webHidden/>
           </w:rPr>
-          <w:t>29</w:t>
+          <w:t>30</w:t>
         </w:r>
         <w:r>
           <w:rPr>
@@ -4737,7 +4737,7 @@
           <w14:ligatures w14:val="standardContextual"/>
         </w:rPr>
       </w:pPr>
-      <w:hyperlink w:anchor="_Toc240045518" w:history="1">
+      <w:hyperlink w:anchor="_Toc240136976" w:history="1">
         <w:r>
           <w:rPr>
             <w:rStyle w:val="aff1"/>
@@ -4764,7 +4764,7 @@
             <w:noProof/>
             <w:webHidden/>
           </w:rPr>
-          <w:instrText xml:space="preserve"> PAGEREF _Toc240045518 \h </w:instrText>
+          <w:instrText xml:space="preserve"> PAGEREF _Toc240136976 \h </w:instrText>
         </w:r>
         <w:r>
           <w:rPr>
@@ -4784,7 +4784,7 @@
             <w:noProof/>
             <w:webHidden/>
           </w:rPr>
-          <w:t>29</w:t>
+          <w:t>30</w:t>
         </w:r>
         <w:r>
           <w:rPr>
@@ -4813,7 +4813,7 @@
           <w14:ligatures w14:val="standardContextual"/>
         </w:rPr>
       </w:pPr>
-      <w:hyperlink w:anchor="_Toc240045519" w:history="1">
+      <w:hyperlink w:anchor="_Toc240136977" w:history="1">
         <w:r>
           <w:rPr>
             <w:rStyle w:val="aff1"/>
@@ -4840,7 +4840,7 @@
             <w:noProof/>
             <w:webHidden/>
           </w:rPr>
-          <w:instrText xml:space="preserve"> PAGEREF _Toc240045519 \h </w:instrText>
+          <w:instrText xml:space="preserve"> PAGEREF _Toc240136977 \h </w:instrText>
         </w:r>
         <w:r>
           <w:rPr>
@@ -4860,7 +4860,7 @@
             <w:noProof/>
             <w:webHidden/>
           </w:rPr>
-          <w:t>29</w:t>
+          <w:t>30</w:t>
         </w:r>
         <w:r>
           <w:rPr>
@@ -4889,7 +4889,7 @@
           <w14:ligatures w14:val="standardContextual"/>
         </w:rPr>
       </w:pPr>
-      <w:hyperlink w:anchor="_Toc240045520" w:history="1">
+      <w:hyperlink w:anchor="_Toc240136978" w:history="1">
         <w:r>
           <w:rPr>
             <w:rStyle w:val="aff1"/>
@@ -4916,7 +4916,7 @@
             <w:noProof/>
             <w:webHidden/>
           </w:rPr>
-          <w:instrText xml:space="preserve"> PAGEREF _Toc240045520 \h </w:instrText>
+          <w:instrText xml:space="preserve"> PAGEREF _Toc240136978 \h </w:instrText>
         </w:r>
         <w:r>
           <w:rPr>
@@ -4936,7 +4936,7 @@
             <w:noProof/>
             <w:webHidden/>
           </w:rPr>
-          <w:t>29</w:t>
+          <w:t>30</w:t>
         </w:r>
         <w:r>
           <w:rPr>
@@ -4965,7 +4965,7 @@
           <w14:ligatures w14:val="standardContextual"/>
         </w:rPr>
       </w:pPr>
-      <w:hyperlink w:anchor="_Toc240045521" w:history="1">
+      <w:hyperlink w:anchor="_Toc240136979" w:history="1">
         <w:r>
           <w:rPr>
             <w:rStyle w:val="aff1"/>
@@ -4992,7 +4992,7 @@
             <w:noProof/>
             <w:webHidden/>
           </w:rPr>
-          <w:instrText xml:space="preserve"> PAGEREF _Toc240045521 \h </w:instrText>
+          <w:instrText xml:space="preserve"> PAGEREF _Toc240136979 \h </w:instrText>
         </w:r>
         <w:r>
           <w:rPr>
@@ -5012,7 +5012,7 @@
             <w:noProof/>
             <w:webHidden/>
           </w:rPr>
-          <w:t>30</w:t>
+          <w:t>31</w:t>
         </w:r>
         <w:r>
           <w:rPr>
@@ -5041,7 +5041,7 @@
           <w14:ligatures w14:val="standardContextual"/>
         </w:rPr>
       </w:pPr>
-      <w:hyperlink w:anchor="_Toc240045522" w:history="1">
+      <w:hyperlink w:anchor="_Toc240136980" w:history="1">
         <w:r>
           <w:rPr>
             <w:rStyle w:val="aff1"/>
@@ -5068,7 +5068,7 @@
             <w:noProof/>
             <w:webHidden/>
           </w:rPr>
-          <w:instrText xml:space="preserve"> PAGEREF _Toc240045522 \h </w:instrText>
+          <w:instrText xml:space="preserve"> PAGEREF _Toc240136980 \h </w:instrText>
         </w:r>
         <w:r>
           <w:rPr>
@@ -5088,7 +5088,7 @@
             <w:noProof/>
             <w:webHidden/>
           </w:rPr>
-          <w:t>30</w:t>
+          <w:t>31</w:t>
         </w:r>
         <w:r>
           <w:rPr>
@@ -5117,7 +5117,7 @@
           <w14:ligatures w14:val="standardContextual"/>
         </w:rPr>
       </w:pPr>
-      <w:hyperlink w:anchor="_Toc240045523" w:history="1">
+      <w:hyperlink w:anchor="_Toc240136981" w:history="1">
         <w:r>
           <w:rPr>
             <w:rStyle w:val="aff1"/>
@@ -5144,7 +5144,7 @@
             <w:noProof/>
             <w:webHidden/>
           </w:rPr>
-          <w:instrText xml:space="preserve"> PAGEREF _Toc240045523 \h </w:instrText>
+          <w:instrText xml:space="preserve"> PAGEREF _Toc240136981 \h </w:instrText>
         </w:r>
         <w:r>
           <w:rPr>
@@ -5164,7 +5164,7 @@
             <w:noProof/>
             <w:webHidden/>
           </w:rPr>
-          <w:t>31</w:t>
+          <w:t>32</w:t>
         </w:r>
         <w:r>
           <w:rPr>
@@ -5193,7 +5193,7 @@
           <w14:ligatures w14:val="standardContextual"/>
         </w:rPr>
       </w:pPr>
-      <w:hyperlink w:anchor="_Toc240045524" w:history="1">
+      <w:hyperlink w:anchor="_Toc240136982" w:history="1">
         <w:r>
           <w:rPr>
             <w:rStyle w:val="aff1"/>
@@ -5220,7 +5220,7 @@
             <w:noProof/>
             <w:webHidden/>
           </w:rPr>
-          <w:instrText xml:space="preserve"> PAGEREF _Toc240045524 \h </w:instrText>
+          <w:instrText xml:space="preserve"> PAGEREF _Toc240136982 \h </w:instrText>
         </w:r>
         <w:r>
           <w:rPr>
@@ -5240,7 +5240,7 @@
             <w:noProof/>
             <w:webHidden/>
           </w:rPr>
-          <w:t>31</w:t>
+          <w:t>32</w:t>
         </w:r>
         <w:r>
           <w:rPr>
@@ -5268,7 +5268,7 @@
           <w14:ligatures w14:val="standardContextual"/>
         </w:rPr>
       </w:pPr>
-      <w:hyperlink w:anchor="_Toc240045525" w:history="1">
+      <w:hyperlink w:anchor="_Toc240136983" w:history="1">
         <w:r>
           <w:rPr>
             <w:rStyle w:val="aff1"/>
@@ -5295,7 +5295,7 @@
             <w:noProof/>
             <w:webHidden/>
           </w:rPr>
-          <w:instrText xml:space="preserve"> PAGEREF _Toc240045525 \h </w:instrText>
+          <w:instrText xml:space="preserve"> PAGEREF _Toc240136983 \h </w:instrText>
         </w:r>
         <w:r>
           <w:rPr>
@@ -5315,7 +5315,7 @@
             <w:noProof/>
             <w:webHidden/>
           </w:rPr>
-          <w:t>32</w:t>
+          <w:t>33</w:t>
         </w:r>
         <w:r>
           <w:rPr>
@@ -5343,7 +5343,7 @@
           <w14:ligatures w14:val="standardContextual"/>
         </w:rPr>
       </w:pPr>
-      <w:hyperlink w:anchor="_Toc240045526" w:history="1">
+      <w:hyperlink w:anchor="_Toc240136984" w:history="1">
         <w:r>
           <w:rPr>
             <w:rStyle w:val="aff1"/>
@@ -5370,7 +5370,7 @@
             <w:noProof/>
             <w:webHidden/>
           </w:rPr>
-          <w:instrText xml:space="preserve"> PAGEREF _Toc240045526 \h </w:instrText>
+          <w:instrText xml:space="preserve"> PAGEREF _Toc240136984 \h </w:instrText>
         </w:r>
         <w:r>
           <w:rPr>
@@ -5390,7 +5390,7 @@
             <w:noProof/>
             <w:webHidden/>
           </w:rPr>
-          <w:t>32</w:t>
+          <w:t>33</w:t>
         </w:r>
         <w:r>
           <w:rPr>
@@ -5418,7 +5418,7 @@
           <w14:ligatures w14:val="standardContextual"/>
         </w:rPr>
       </w:pPr>
-      <w:hyperlink w:anchor="_Toc240045527" w:history="1">
+      <w:hyperlink w:anchor="_Toc240136985" w:history="1">
         <w:r>
           <w:rPr>
             <w:rStyle w:val="aff1"/>
@@ -5445,7 +5445,7 @@
             <w:noProof/>
             <w:webHidden/>
           </w:rPr>
-          <w:instrText xml:space="preserve"> PAGEREF _Toc240045527 \h </w:instrText>
+          <w:instrText xml:space="preserve"> PAGEREF _Toc240136985 \h </w:instrText>
         </w:r>
         <w:r>
           <w:rPr>
@@ -5465,7 +5465,7 @@
             <w:noProof/>
             <w:webHidden/>
           </w:rPr>
-          <w:t>33</w:t>
+          <w:t>34</w:t>
         </w:r>
         <w:r>
           <w:rPr>
@@ -5495,7 +5495,7 @@
           <w:numId w:val="7"/>
         </w:numPr>
       </w:pPr>
-      <w:bookmarkStart w:id="0" w:name="_Toc240045463"/>
+      <w:bookmarkStart w:id="0" w:name="_Toc240136921"/>
       <w:r>
         <w:lastRenderedPageBreak/>
         <w:t>게임</w:t>
@@ -5528,7 +5528,7 @@
           <w:numId w:val="7"/>
         </w:numPr>
       </w:pPr>
-      <w:bookmarkStart w:id="1" w:name="_Toc240045464"/>
+      <w:bookmarkStart w:id="1" w:name="_Toc240136922"/>
       <w:r>
         <w:t>Executive Summary</w:t>
       </w:r>
@@ -5599,7 +5599,7 @@
           <w:numId w:val="7"/>
         </w:numPr>
       </w:pPr>
-      <w:bookmarkStart w:id="2" w:name="_Toc240045465"/>
+      <w:bookmarkStart w:id="2" w:name="_Toc240136923"/>
       <w:r>
         <w:t>Rev 16 Release Profile</w:t>
       </w:r>
@@ -5623,7 +5623,7 @@
           <w:numId w:val="7"/>
         </w:numPr>
       </w:pPr>
-      <w:bookmarkStart w:id="3" w:name="_Toc240045466"/>
+      <w:bookmarkStart w:id="3" w:name="_Toc240136924"/>
       <w:r>
         <w:t>제품</w:t>
       </w:r>
@@ -5913,7 +5913,7 @@
           <w:numId w:val="7"/>
         </w:numPr>
       </w:pPr>
-      <w:bookmarkStart w:id="4" w:name="_Toc240045467"/>
+      <w:bookmarkStart w:id="4" w:name="_Toc240136925"/>
       <w:r>
         <w:t>디자인</w:t>
       </w:r>
@@ -6283,7 +6283,7 @@
           <w:numId w:val="7"/>
         </w:numPr>
       </w:pPr>
-      <w:bookmarkStart w:id="5" w:name="_Toc240045468"/>
+      <w:bookmarkStart w:id="5" w:name="_Toc240136926"/>
       <w:r>
         <w:t>Target Experience</w:t>
       </w:r>
@@ -6357,7 +6357,7 @@
           <w:numId w:val="7"/>
         </w:numPr>
       </w:pPr>
-      <w:bookmarkStart w:id="6" w:name="_Toc240045469"/>
+      <w:bookmarkStart w:id="6" w:name="_Toc240136927"/>
       <w:r>
         <w:t>명시적</w:t>
       </w:r>
@@ -6629,7 +6629,7 @@
           <w:numId w:val="7"/>
         </w:numPr>
       </w:pPr>
-      <w:bookmarkStart w:id="7" w:name="_Toc240045470"/>
+      <w:bookmarkStart w:id="7" w:name="_Toc240136928"/>
       <w:r>
         <w:lastRenderedPageBreak/>
         <w:t>Contract Run</w:t>
@@ -6665,7 +6665,7 @@
           <w:numId w:val="7"/>
         </w:numPr>
       </w:pPr>
-      <w:bookmarkStart w:id="8" w:name="_Toc240045471"/>
+      <w:bookmarkStart w:id="8" w:name="_Toc240136929"/>
       <w:r>
         <w:t>Core Loop</w:t>
       </w:r>
@@ -7159,7 +7159,7 @@
           <w:numId w:val="7"/>
         </w:numPr>
       </w:pPr>
-      <w:bookmarkStart w:id="9" w:name="_Toc240045472"/>
+      <w:bookmarkStart w:id="9" w:name="_Toc240136930"/>
       <w:r>
         <w:t xml:space="preserve">Contract </w:t>
       </w:r>
@@ -7583,7 +7583,7 @@
           <w:numId w:val="7"/>
         </w:numPr>
       </w:pPr>
-      <w:bookmarkStart w:id="10" w:name="_Toc240045473"/>
+      <w:bookmarkStart w:id="10" w:name="_Toc240136931"/>
       <w:r>
         <w:lastRenderedPageBreak/>
         <w:t>성공</w:t>
@@ -7875,7 +7875,7 @@
           <w:numId w:val="7"/>
         </w:numPr>
       </w:pPr>
-      <w:bookmarkStart w:id="11" w:name="_Toc240045474"/>
+      <w:bookmarkStart w:id="11" w:name="_Toc240136932"/>
       <w:r>
         <w:t>Greed Decision</w:t>
       </w:r>
@@ -8244,7 +8244,7 @@
           <w:numId w:val="7"/>
         </w:numPr>
       </w:pPr>
-      <w:bookmarkStart w:id="12" w:name="_Toc240045475"/>
+      <w:bookmarkStart w:id="12" w:name="_Toc240136933"/>
       <w:r>
         <w:t>15~25</w:t>
       </w:r>
@@ -8614,7 +8614,7 @@
           <w:numId w:val="7"/>
         </w:numPr>
       </w:pPr>
-      <w:bookmarkStart w:id="13" w:name="_Toc240045476"/>
+      <w:bookmarkStart w:id="13" w:name="_Toc240136934"/>
       <w:r>
         <w:lastRenderedPageBreak/>
         <w:t>위조와</w:t>
@@ -8641,7 +8641,7 @@
           <w:numId w:val="7"/>
         </w:numPr>
       </w:pPr>
-      <w:bookmarkStart w:id="14" w:name="_Toc240045477"/>
+      <w:bookmarkStart w:id="14" w:name="_Toc240136935"/>
       <w:r>
         <w:t>Artifact</w:t>
       </w:r>
@@ -8942,7 +8942,7 @@
           <w:numId w:val="7"/>
         </w:numPr>
       </w:pPr>
-      <w:bookmarkStart w:id="15" w:name="_Toc240045478"/>
+      <w:bookmarkStart w:id="15" w:name="_Toc240136936"/>
       <w:r>
         <w:t xml:space="preserve">Surface Forgery </w:t>
       </w:r>
@@ -9127,7 +9127,7 @@
           <w:numId w:val="7"/>
         </w:numPr>
       </w:pPr>
-      <w:bookmarkStart w:id="16" w:name="_Toc240045479"/>
+      <w:bookmarkStart w:id="16" w:name="_Toc240136937"/>
       <w:r>
         <w:t>Object Assembly — Deferred Expansion</w:t>
       </w:r>
@@ -9195,7 +9195,7 @@
           <w:numId w:val="7"/>
         </w:numPr>
       </w:pPr>
-      <w:bookmarkStart w:id="17" w:name="_Toc240045480"/>
+      <w:bookmarkStart w:id="17" w:name="_Toc240136938"/>
       <w:r>
         <w:t>Quality</w:t>
       </w:r>
@@ -9484,7 +9484,7 @@
           <w:numId w:val="7"/>
         </w:numPr>
       </w:pPr>
-      <w:bookmarkStart w:id="18" w:name="_Toc240045481"/>
+      <w:bookmarkStart w:id="18" w:name="_Toc240136939"/>
       <w:r>
         <w:t>핵심</w:t>
       </w:r>
@@ -9986,7 +9986,7 @@
           <w:numId w:val="7"/>
         </w:numPr>
       </w:pPr>
-      <w:bookmarkStart w:id="19" w:name="_Toc240045482"/>
+      <w:bookmarkStart w:id="19" w:name="_Toc240136940"/>
       <w:r>
         <w:t xml:space="preserve">Owner-only Forgery </w:t>
       </w:r>
@@ -10233,7 +10233,7 @@
           <w:numId w:val="7"/>
         </w:numPr>
       </w:pPr>
-      <w:bookmarkStart w:id="20" w:name="_Toc240045483"/>
+      <w:bookmarkStart w:id="20" w:name="_Toc240136941"/>
       <w:r>
         <w:lastRenderedPageBreak/>
         <w:t>잠입</w:t>
@@ -10266,7 +10266,7 @@
           <w:numId w:val="7"/>
         </w:numPr>
       </w:pPr>
-      <w:bookmarkStart w:id="21" w:name="_Toc240045484"/>
+      <w:bookmarkStart w:id="21" w:name="_Toc240136942"/>
       <w:r>
         <w:t xml:space="preserve">First-Person </w:t>
       </w:r>
@@ -10331,7 +10331,7 @@
           <w:numId w:val="7"/>
         </w:numPr>
       </w:pPr>
-      <w:bookmarkStart w:id="22" w:name="_Toc240045485"/>
+      <w:bookmarkStart w:id="22" w:name="_Toc240136943"/>
       <w:r>
         <w:t>Walk, Sprint, Weight, Footstep</w:t>
       </w:r>
@@ -10674,7 +10674,7 @@
           <w:numId w:val="7"/>
         </w:numPr>
       </w:pPr>
-      <w:bookmarkStart w:id="23" w:name="_Toc240045486"/>
+      <w:bookmarkStart w:id="23" w:name="_Toc240136944"/>
       <w:r>
         <w:t>Patrol Guard</w:t>
       </w:r>
@@ -11025,7 +11025,7 @@
           <w:numId w:val="7"/>
         </w:numPr>
       </w:pPr>
-      <w:bookmarkStart w:id="24" w:name="_Toc240045487"/>
+      <w:bookmarkStart w:id="24" w:name="_Toc240136945"/>
       <w:r>
         <w:t>CCTV</w:t>
       </w:r>
@@ -11275,7 +11275,7 @@
           <w:numId w:val="7"/>
         </w:numPr>
       </w:pPr>
-      <w:bookmarkStart w:id="25" w:name="_Toc240045488"/>
+      <w:bookmarkStart w:id="25" w:name="_Toc240136946"/>
       <w:r>
         <w:lastRenderedPageBreak/>
         <w:t>Stun, Arrest, Recovery</w:t>
@@ -11350,7 +11350,7 @@
           <w:numId w:val="7"/>
         </w:numPr>
       </w:pPr>
-      <w:bookmarkStart w:id="26" w:name="_Toc240045489"/>
+      <w:bookmarkStart w:id="26" w:name="_Toc240136947"/>
       <w:r>
         <w:t>두</w:t>
       </w:r>
@@ -11826,7 +11826,7 @@
           <w:numId w:val="7"/>
         </w:numPr>
       </w:pPr>
-      <w:bookmarkStart w:id="27" w:name="_Toc240045490"/>
+      <w:bookmarkStart w:id="27" w:name="_Toc240136948"/>
       <w:r>
         <w:lastRenderedPageBreak/>
         <w:t>협동</w:t>
@@ -11853,7 +11853,7 @@
           <w:numId w:val="7"/>
         </w:numPr>
       </w:pPr>
-      <w:bookmarkStart w:id="28" w:name="_Toc240045491"/>
+      <w:bookmarkStart w:id="28" w:name="_Toc240136949"/>
       <w:r>
         <w:t>Role Switching</w:t>
       </w:r>
@@ -12261,7 +12261,7 @@
           <w:numId w:val="7"/>
         </w:numPr>
       </w:pPr>
-      <w:bookmarkStart w:id="29" w:name="_Toc240045492"/>
+      <w:bookmarkStart w:id="29" w:name="_Toc240136950"/>
       <w:r>
         <w:t>거리</w:t>
       </w:r>
@@ -12320,7 +12320,7 @@
           <w:numId w:val="7"/>
         </w:numPr>
       </w:pPr>
-      <w:bookmarkStart w:id="30" w:name="_Toc240045493"/>
+      <w:bookmarkStart w:id="30" w:name="_Toc240136951"/>
       <w:r>
         <w:t>Inventory, Loose Loot, Coin</w:t>
       </w:r>
@@ -12383,7 +12383,7 @@
           <w:numId w:val="7"/>
         </w:numPr>
       </w:pPr>
-      <w:bookmarkStart w:id="31" w:name="_Toc240045494"/>
+      <w:bookmarkStart w:id="31" w:name="_Toc240136952"/>
       <w:r>
         <w:t>Player Identity</w:t>
       </w:r>
@@ -12806,7 +12806,7 @@
           <w:numId w:val="7"/>
         </w:numPr>
       </w:pPr>
-      <w:bookmarkStart w:id="32" w:name="_Toc240045495"/>
+      <w:bookmarkStart w:id="32" w:name="_Toc240136953"/>
       <w:r>
         <w:t xml:space="preserve">Floor Plan Map </w:t>
       </w:r>
@@ -13018,7 +13018,7 @@
           <w:numId w:val="7"/>
         </w:numPr>
       </w:pPr>
-      <w:bookmarkStart w:id="33" w:name="_Toc240045496"/>
+      <w:bookmarkStart w:id="33" w:name="_Toc240136954"/>
       <w:r>
         <w:t>Shared Extraction</w:t>
       </w:r>
@@ -13098,7 +13098,7 @@
           <w:numId w:val="7"/>
         </w:numPr>
       </w:pPr>
-      <w:bookmarkStart w:id="34" w:name="_Toc240045497"/>
+      <w:bookmarkStart w:id="34" w:name="_Toc240136955"/>
       <w:r>
         <w:lastRenderedPageBreak/>
         <w:t xml:space="preserve">UI, </w:t>
@@ -13113,6 +13113,12 @@
         <w:t>접근성</w:t>
       </w:r>
       <w:bookmarkEnd w:id="34"/>
+    </w:p>
+    <w:p>
+      <w:pPr/>
+      <w:r>
+        <w:t>메뉴와 작업 화면은 전시 도록을 펼쳐 보는 분위기로 통일한다. 먹색 바탕, 아이보리 종이 탭과 절제된 금색 테두리를 사용하고, 주요 행동은 밝은 종이 버튼으로 강조한다. 제목은 명조 계열, 본문과 수치는 고딕 계열로 구분한다. HUD는 월드 시야를 가리는 장식을 줄이고 미션·경계도·팀 상태의 판독성을 우선한다. 로비의 맵 선택은 각 박물관의 실제 장면을 보여준다.</w:t>
+      </w:r>
     </w:p>
     <w:p>
       <w:pPr>
@@ -13122,7 +13128,7 @@
           <w:numId w:val="7"/>
         </w:numPr>
       </w:pPr>
-      <w:bookmarkStart w:id="35" w:name="_Toc240045498"/>
+      <w:bookmarkStart w:id="35" w:name="_Toc240136956"/>
       <w:r>
         <w:t>HUD Information Architecture</w:t>
       </w:r>
@@ -13423,7 +13429,7 @@
           <w:numId w:val="7"/>
         </w:numPr>
       </w:pPr>
-      <w:bookmarkStart w:id="36" w:name="_Toc240045499"/>
+      <w:bookmarkStart w:id="36" w:name="_Toc240136957"/>
       <w:r>
         <w:t xml:space="preserve">Main HUD </w:t>
       </w:r>
@@ -13732,7 +13738,7 @@
           <w:numId w:val="7"/>
         </w:numPr>
       </w:pPr>
-      <w:bookmarkStart w:id="37" w:name="_Toc240045500"/>
+      <w:bookmarkStart w:id="37" w:name="_Toc240136958"/>
       <w:r>
         <w:lastRenderedPageBreak/>
         <w:t>최소</w:t>
@@ -13814,7 +13820,7 @@
           <w:numId w:val="7"/>
         </w:numPr>
       </w:pPr>
-      <w:bookmarkStart w:id="38" w:name="_Toc240045501"/>
+      <w:bookmarkStart w:id="38" w:name="_Toc240136959"/>
       <w:r>
         <w:t xml:space="preserve">Input Mode </w:t>
       </w:r>
@@ -14294,7 +14300,7 @@
           <w:numId w:val="7"/>
         </w:numPr>
       </w:pPr>
-      <w:bookmarkStart w:id="39" w:name="_Toc240045502"/>
+      <w:bookmarkStart w:id="39" w:name="_Toc240136960"/>
       <w:r>
         <w:lastRenderedPageBreak/>
         <w:t>Floor Plan</w:t>
@@ -14318,7 +14324,7 @@
           <w:numId w:val="7"/>
         </w:numPr>
       </w:pPr>
-      <w:bookmarkStart w:id="40" w:name="_Toc240045503"/>
+      <w:bookmarkStart w:id="40" w:name="_Toc240136961"/>
       <w:r>
         <w:t xml:space="preserve">Floor Plan Map </w:t>
       </w:r>
@@ -14633,7 +14639,7 @@
           <w:numId w:val="7"/>
         </w:numPr>
       </w:pPr>
-      <w:bookmarkStart w:id="41" w:name="_Toc240045504"/>
+      <w:bookmarkStart w:id="41" w:name="_Toc240136962"/>
       <w:r>
         <w:t xml:space="preserve">Team Result / Replica Recap </w:t>
       </w:r>
@@ -15011,7 +15017,7 @@
           <w:numId w:val="7"/>
         </w:numPr>
       </w:pPr>
-      <w:bookmarkStart w:id="42" w:name="_Toc240045505"/>
+      <w:bookmarkStart w:id="42" w:name="_Toc240136963"/>
       <w:r>
         <w:t>첫</w:t>
       </w:r>
@@ -15285,7 +15291,7 @@
           <w:numId w:val="7"/>
         </w:numPr>
       </w:pPr>
-      <w:bookmarkStart w:id="43" w:name="_Toc240045506"/>
+      <w:bookmarkStart w:id="43" w:name="_Toc240136964"/>
       <w:r>
         <w:lastRenderedPageBreak/>
         <w:t>접근성</w:t>
@@ -15358,7 +15364,7 @@
           <w:numId w:val="7"/>
         </w:numPr>
       </w:pPr>
-      <w:bookmarkStart w:id="44" w:name="_Toc240045507"/>
+      <w:bookmarkStart w:id="44" w:name="_Toc240136965"/>
       <w:r>
         <w:lastRenderedPageBreak/>
         <w:t>레벨</w:t>
@@ -15391,7 +15397,7 @@
           <w:numId w:val="7"/>
         </w:numPr>
       </w:pPr>
-      <w:bookmarkStart w:id="45" w:name="_Toc240045508"/>
+      <w:bookmarkStart w:id="45" w:name="_Toc240136966"/>
       <w:r>
         <w:t>세</w:t>
       </w:r>
@@ -15486,7 +15492,7 @@
         <w:pStyle w:val="a0"/>
       </w:pPr>
       <w:r>
-        <w:t>전시실은 작품이 붙는 벽과 관람 공간을 함께 설계한다. 액자는 실제 벽면 또는 바닥에 지지된 독립 전시벽에 설치하고, 정면이 접근 가능한 관람 공간을 향하게 한다. 일반 연결부는 3~5m 폭을 초기 블록아웃 기준으로 삼으며, 눈높이 차폐·경비 관찰 자리·횡단 구간·귀환 길을 이어 배치한다. 최종 폭과 플레이 시간은 멀티플레이로 검증한다.</w:t>
+        <w:t>전시실은 작품 벽과 관람 공간을 함께 설계한다. 승인 평면도 기준 외벽 0.40m, 내벽 0.24m, 연결 문 3~4m, 후면 관리 회랑 4m를 사용한다. 작품 앞 작업 공간은 2.2m를 확보하며 활성 작품은 벽에서 1.6m 떨어진 접근점으로 진입할 수 있어야 한다. 맵별 활성 작품 20점, 일반 작품 M01 51점·M02 53점·M03 61점과 12종 전시 패턴을 배치한다. 통과 폭과 15~25분 플레이 시간은 실제 멀티플레이로 검증한다.</w:t>
       </w:r>
     </w:p>
     <w:p>
@@ -15494,14 +15500,14 @@
         <w:pStyle w:val="a0"/>
       </w:pPr>
       <w:r>
-        <w:t>M01은 중앙 Rotunda의 개방감을 유지하고 북·남 회랑을 여러 전시실로 나눈다. M02는 중정을 대표 개방 공간으로 남기고 벽에 연결된 병풍과 엇갈린 입구로 시야를 굴절시킨다. M03는 세 레인을 유지하면서 중앙의 긴 전망을 불투명 전시벽으로 구간화하고, 측면 복원 구역에 은폐 공간을 제공한다. Laser 고가 작품에는 경보 문턱과 독립적인 이탈 경로를 함께 둔다.</w:t>
+        <w:t>M01은 중앙 Rotunda의 개방감을 유지하고 북·남 회랑을 여러 전시실로 나눈다. M02는 중정을 대표 개방 공간으로 남기고 벽에 연결된 병풍과 엇갈린 입구로 시야를 굴절시킨다. M03는 세 레인을 유지하면서 중앙의 긴 전망을 불투명 전시벽으로 구간화하고, 측면 복원 구역에 은폐 공간을 제공한다. Laser 고가 작품에는 경보 문턱과 독립적인 이탈 경로를 함께 둔다. 필수 작품은 서측에서 계약을 끝내는 동선을 방지하도록 동측 일반 전시실에 둔다. 일곱 Laser는 모두 FourStar 고가 작품에 연결하고, 버튼은 문을 통과하는 경비와 몸이 부딪히지 않는 벽면 차폐 공간에 둔다. 홀드는 동료의 진입과 복귀에 필요한 동안 선택하며 위조 작업 전체의 의무 대기로 만들지 않는다.</w:t>
       </w:r>
     </w:p>
     <w:p>
       <w:pPr>
         <w:pStyle w:val="31"/>
       </w:pPr>
-      <w:bookmarkStart w:id="46" w:name="_Toc240045509"/>
+      <w:bookmarkStart w:id="46" w:name="_Toc240136967"/>
       <w:r>
         <w:t>전시</w:t>
       </w:r>
@@ -15533,187 +15539,7 @@
     </w:p>
     <w:p>
       <w:r>
-        <w:t>Barnes Foundation</w:t>
-      </w:r>
-      <w:r>
-        <w:t>의</w:t>
-      </w:r>
-      <w:r>
-        <w:t xml:space="preserve"> </w:t>
-      </w:r>
-      <w:r>
-        <w:t>앙상블</w:t>
-      </w:r>
-      <w:r>
-        <w:t>, MoMA</w:t>
-      </w:r>
-      <w:r>
-        <w:t>의</w:t>
-      </w:r>
-      <w:r>
-        <w:t xml:space="preserve"> Warhol </w:t>
-      </w:r>
-      <w:r>
-        <w:t>연속</w:t>
-      </w:r>
-      <w:r>
-        <w:t>·</w:t>
-      </w:r>
-      <w:r>
-        <w:t>격자</w:t>
-      </w:r>
-      <w:r>
-        <w:t xml:space="preserve"> </w:t>
-      </w:r>
-      <w:r>
-        <w:t>전시와</w:t>
-      </w:r>
-      <w:r>
-        <w:t xml:space="preserve"> Rothko </w:t>
-      </w:r>
-      <w:r>
-        <w:t>전시</w:t>
-      </w:r>
-      <w:r>
-        <w:t>, Wallace Collection</w:t>
-      </w:r>
-      <w:r>
-        <w:t>의</w:t>
-      </w:r>
-      <w:r>
-        <w:t xml:space="preserve"> </w:t>
-      </w:r>
-      <w:r>
-        <w:t>다단</w:t>
-      </w:r>
-      <w:r>
-        <w:t xml:space="preserve"> </w:t>
-      </w:r>
-      <w:r>
-        <w:t>전시</w:t>
-      </w:r>
-      <w:r>
-        <w:t xml:space="preserve"> </w:t>
-      </w:r>
-      <w:r>
-        <w:t>사진을</w:t>
-      </w:r>
-      <w:r>
-        <w:t xml:space="preserve"> </w:t>
-      </w:r>
-      <w:r>
-        <w:t>참고한다</w:t>
-      </w:r>
-      <w:r>
-        <w:t xml:space="preserve">. </w:t>
-      </w:r>
-      <w:r>
-        <w:t>다음</w:t>
-      </w:r>
-      <w:r>
-        <w:t xml:space="preserve"> 12</w:t>
-      </w:r>
-      <w:r>
-        <w:t>종은</w:t>
-      </w:r>
-      <w:r>
-        <w:t xml:space="preserve"> </w:t>
-      </w:r>
-      <w:r>
-        <w:t>관찰한</w:t>
-      </w:r>
-      <w:r>
-        <w:t xml:space="preserve"> </w:t>
-      </w:r>
-      <w:r>
-        <w:t>구성을</w:t>
-      </w:r>
-      <w:r>
-        <w:t xml:space="preserve"> </w:t>
-      </w:r>
-      <w:r>
-        <w:t>게임</w:t>
-      </w:r>
-      <w:r>
-        <w:t xml:space="preserve"> </w:t>
-      </w:r>
-      <w:r>
-        <w:t>공간에</w:t>
-      </w:r>
-      <w:r>
-        <w:t xml:space="preserve"> </w:t>
-      </w:r>
-      <w:r>
-        <w:t>맞게</w:t>
-      </w:r>
-      <w:r>
-        <w:t xml:space="preserve"> </w:t>
-      </w:r>
-      <w:r>
-        <w:t>재구성한</w:t>
-      </w:r>
-      <w:r>
-        <w:t xml:space="preserve"> </w:t>
-      </w:r>
-      <w:r>
-        <w:t>배치</w:t>
-      </w:r>
-      <w:r>
-        <w:t xml:space="preserve"> </w:t>
-      </w:r>
-      <w:r>
-        <w:t>유형이며</w:t>
-      </w:r>
-      <w:r>
-        <w:t xml:space="preserve"> </w:t>
-      </w:r>
-      <w:r>
-        <w:t>미술관의</w:t>
-      </w:r>
-      <w:r>
-        <w:t xml:space="preserve"> </w:t>
-      </w:r>
-      <w:r>
-        <w:t>공식</w:t>
-      </w:r>
-      <w:r>
-        <w:t xml:space="preserve"> </w:t>
-      </w:r>
-      <w:r>
-        <w:t>분류나</w:t>
-      </w:r>
-      <w:r>
-        <w:t xml:space="preserve"> </w:t>
-      </w:r>
-      <w:r>
-        <w:t>전시를</w:t>
-      </w:r>
-      <w:r>
-        <w:t xml:space="preserve"> </w:t>
-      </w:r>
-      <w:r>
-        <w:t>그대로</w:t>
-      </w:r>
-      <w:r>
-        <w:t xml:space="preserve"> </w:t>
-      </w:r>
-      <w:r>
-        <w:t>복제한</w:t>
-      </w:r>
-      <w:r>
-        <w:t xml:space="preserve"> </w:t>
-      </w:r>
-      <w:r>
-        <w:t>것이</w:t>
-      </w:r>
-      <w:r>
-        <w:t xml:space="preserve"> </w:t>
-      </w:r>
-      <w:r>
-        <w:t>아니다</w:t>
-      </w:r>
-      <w:r>
-        <w:t>.</w:t>
+        <w:t>Barnes Foundation의 앙상블, MoMA의 Warhol 연속·격자 전시와 Rothko 전시, Wallace Collection의 다단 전시 사진을 참고한다. 다음 12종은 관찰한 구성을 게임 공간에 맞게 재구성한 배치 유형이며 미술관의 공식 분류나 전시를 그대로 복제한 것이 아니다.</w:t>
       </w:r>
     </w:p>
     <w:p>
@@ -15721,118 +15547,7 @@
         <w:pStyle w:val="a0"/>
       </w:pPr>
       <w:r>
-        <w:t>단독</w:t>
-      </w:r>
-      <w:r>
-        <w:t xml:space="preserve"> </w:t>
-      </w:r>
-      <w:r>
-        <w:t>여백형</w:t>
-      </w:r>
-      <w:r>
-        <w:t xml:space="preserve"> · </w:t>
-      </w:r>
-      <w:r>
-        <w:t>동등한</w:t>
-      </w:r>
-      <w:r>
-        <w:t xml:space="preserve"> 2</w:t>
-      </w:r>
-      <w:r>
-        <w:t>점형</w:t>
-      </w:r>
-      <w:r>
-        <w:t xml:space="preserve"> · </w:t>
-      </w:r>
-      <w:r>
-        <w:t>동일</w:t>
-      </w:r>
-      <w:r>
-        <w:t xml:space="preserve"> </w:t>
-      </w:r>
-      <w:r>
-        <w:t>높이</w:t>
-      </w:r>
-      <w:r>
-        <w:t xml:space="preserve"> 3</w:t>
-      </w:r>
-      <w:r>
-        <w:t>점</w:t>
-      </w:r>
-      <w:r>
-        <w:t xml:space="preserve"> </w:t>
-      </w:r>
-      <w:r>
-        <w:t>연작</w:t>
-      </w:r>
-      <w:r>
-        <w:t xml:space="preserve"> · </w:t>
-      </w:r>
-      <w:r>
-        <w:t>긴</w:t>
-      </w:r>
-      <w:r>
-        <w:t xml:space="preserve"> 5</w:t>
-      </w:r>
-      <w:r>
-        <w:t>점</w:t>
-      </w:r>
-      <w:r>
-        <w:t xml:space="preserve"> </w:t>
-      </w:r>
-      <w:r>
-        <w:t>연속형</w:t>
-      </w:r>
-      <w:r>
-        <w:t xml:space="preserve">: </w:t>
-      </w:r>
-      <w:r>
-        <w:t>여백과</w:t>
-      </w:r>
-      <w:r>
-        <w:t xml:space="preserve"> </w:t>
-      </w:r>
-      <w:r>
-        <w:t>관람</w:t>
-      </w:r>
-      <w:r>
-        <w:t xml:space="preserve"> </w:t>
-      </w:r>
-      <w:r>
-        <w:t>순서</w:t>
-      </w:r>
-      <w:r>
-        <w:t xml:space="preserve">, </w:t>
-      </w:r>
-      <w:r>
-        <w:t>반복</w:t>
-      </w:r>
-      <w:r>
-        <w:t xml:space="preserve"> </w:t>
-      </w:r>
-      <w:r>
-        <w:t>작품의</w:t>
-      </w:r>
-      <w:r>
-        <w:t xml:space="preserve"> </w:t>
-      </w:r>
-      <w:r>
-        <w:t>비교에</w:t>
-      </w:r>
-      <w:r>
-        <w:t xml:space="preserve"> </w:t>
-      </w:r>
-      <w:r>
-        <w:t>차이를</w:t>
-      </w:r>
-      <w:r>
-        <w:t xml:space="preserve"> </w:t>
-      </w:r>
-      <w:r>
-        <w:t>둔다</w:t>
-      </w:r>
-      <w:r>
-        <w:t>.</w:t>
+        <w:t>단독 여백형 · 동등한 2점형 · 동일 높이 3점 연작 · 긴 5점 연속형: 여백과 관람 순서, 반복 작품의 비교에 차이를 둔다.</w:t>
       </w:r>
     </w:p>
     <w:p>
@@ -15840,133 +15555,8 @@
         <w:pStyle w:val="a0"/>
       </w:pPr>
       <w:r>
-        <w:t>2</w:t>
-      </w:r>
-      <w:r>
-        <w:t>단</w:t>
-      </w:r>
-      <w:r>
-        <w:t xml:space="preserve"> 3</w:t>
-      </w:r>
-      <w:r>
-        <w:t>열</w:t>
-      </w:r>
-      <w:r>
-        <w:t xml:space="preserve"> </w:t>
-      </w:r>
-      <w:r>
-        <w:t>격자형</w:t>
-      </w:r>
-      <w:r>
-        <w:t xml:space="preserve"> · </w:t>
-      </w:r>
-      <w:r>
-        <w:t>세로</w:t>
-      </w:r>
-      <w:r>
-        <w:t xml:space="preserve"> 2</w:t>
-      </w:r>
-      <w:r>
-        <w:t>단형</w:t>
-      </w:r>
-      <w:r>
-        <w:t xml:space="preserve"> · </w:t>
-      </w:r>
-      <w:r>
-        <w:t>크기</w:t>
-      </w:r>
-      <w:r>
-        <w:t xml:space="preserve"> </w:t>
-      </w:r>
-      <w:r>
-        <w:t>혼합</w:t>
-      </w:r>
-      <w:r>
-        <w:t xml:space="preserve"> </w:t>
-      </w:r>
-      <w:r>
-        <w:t>살롱형</w:t>
-      </w:r>
-      <w:r>
-        <w:t xml:space="preserve"> · </w:t>
-      </w:r>
-      <w:r>
-        <w:t>큰</w:t>
-      </w:r>
-      <w:r>
-        <w:t xml:space="preserve"> </w:t>
-      </w:r>
-      <w:r>
-        <w:t>작품</w:t>
-      </w:r>
-      <w:r>
-        <w:t xml:space="preserve"> </w:t>
-      </w:r>
-      <w:r>
-        <w:t>옆</w:t>
-      </w:r>
-      <w:r>
-        <w:t xml:space="preserve"> </w:t>
-      </w:r>
-      <w:r>
-        <w:t>세로</w:t>
-      </w:r>
-      <w:r>
-        <w:t xml:space="preserve"> </w:t>
-      </w:r>
-      <w:r>
-        <w:t>쌍형</w:t>
-      </w:r>
-      <w:r>
-        <w:t xml:space="preserve">: </w:t>
-      </w:r>
-      <w:r>
-        <w:t>행</w:t>
-      </w:r>
-      <w:r>
-        <w:t>·</w:t>
-      </w:r>
-      <w:r>
-        <w:t>열</w:t>
-      </w:r>
-      <w:r>
-        <w:t>·</w:t>
-      </w:r>
-      <w:r>
-        <w:t>높이와</w:t>
-      </w:r>
-      <w:r>
-        <w:t xml:space="preserve"> </w:t>
-      </w:r>
-      <w:r>
-        <w:t>크기</w:t>
-      </w:r>
-      <w:r>
-        <w:t xml:space="preserve"> </w:t>
-      </w:r>
-      <w:r>
-        <w:t>관계가</w:t>
-      </w:r>
-      <w:r>
-        <w:t xml:space="preserve"> </w:t>
-      </w:r>
-      <w:r>
-        <w:t>다른</w:t>
-      </w:r>
-      <w:r>
-        <w:t xml:space="preserve"> </w:t>
-      </w:r>
-      <w:r>
-        <w:t>구성을</w:t>
-      </w:r>
-      <w:r>
-        <w:t xml:space="preserve"> </w:t>
-      </w:r>
-      <w:r>
-        <w:t>사용한다</w:t>
-      </w:r>
-      <w:r>
-        <w:t>.</w:t>
+        <w:lastRenderedPageBreak/>
+        <w:t>2단 3열 격자형 · 세로 2단형 · 크기 혼합 살롱형 · 큰 작품 옆 세로 쌍형: 행·열·높이와 크기 관계가 다른 구성을 사용한다.</w:t>
       </w:r>
     </w:p>
     <w:p>
@@ -15974,487 +15564,12 @@
         <w:pStyle w:val="a0"/>
       </w:pPr>
       <w:r>
-        <w:t>하단</w:t>
-      </w:r>
-      <w:r>
-        <w:t xml:space="preserve"> </w:t>
-      </w:r>
-      <w:r>
-        <w:t>기준선형</w:t>
-      </w:r>
-      <w:r>
-        <w:t xml:space="preserve"> · </w:t>
-      </w:r>
-      <w:r>
-        <w:t>비대칭</w:t>
-      </w:r>
-      <w:r>
-        <w:t xml:space="preserve"> </w:t>
-      </w:r>
-      <w:r>
-        <w:t>균형형</w:t>
-      </w:r>
-      <w:r>
-        <w:t xml:space="preserve"> · </w:t>
-      </w:r>
-      <w:r>
-        <w:t>여백으로</w:t>
-      </w:r>
-      <w:r>
-        <w:t xml:space="preserve"> </w:t>
-      </w:r>
-      <w:r>
-        <w:t>나눈</w:t>
-      </w:r>
-      <w:r>
-        <w:t xml:space="preserve"> </w:t>
-      </w:r>
-      <w:r>
-        <w:t>두</w:t>
-      </w:r>
-      <w:r>
-        <w:t xml:space="preserve"> </w:t>
-      </w:r>
-      <w:r>
-        <w:t>쌍형</w:t>
-      </w:r>
-      <w:r>
-        <w:t xml:space="preserve"> · </w:t>
-      </w:r>
-      <w:r>
-        <w:t>코너를</w:t>
-      </w:r>
-      <w:r>
-        <w:t xml:space="preserve"> </w:t>
-      </w:r>
-      <w:r>
-        <w:t>잇는</w:t>
-      </w:r>
-      <w:r>
-        <w:t xml:space="preserve"> 2</w:t>
-      </w:r>
-      <w:r>
-        <w:t>벽형</w:t>
-      </w:r>
-      <w:r>
-        <w:t xml:space="preserve">: </w:t>
-      </w:r>
-      <w:r>
-        <w:t>다른</w:t>
-      </w:r>
-      <w:r>
-        <w:t xml:space="preserve"> </w:t>
-      </w:r>
-      <w:r>
-        <w:t>크기의</w:t>
-      </w:r>
-      <w:r>
-        <w:t xml:space="preserve"> </w:t>
-      </w:r>
-      <w:r>
-        <w:t>작품을</w:t>
-      </w:r>
-      <w:r>
-        <w:t xml:space="preserve"> </w:t>
-      </w:r>
-      <w:r>
-        <w:t>정렬하거나</w:t>
-      </w:r>
-      <w:r>
-        <w:t xml:space="preserve"> </w:t>
-      </w:r>
-      <w:r>
-        <w:t>군집을</w:t>
-      </w:r>
-      <w:r>
-        <w:t xml:space="preserve"> </w:t>
-      </w:r>
-      <w:r>
-        <w:t>분리하고</w:t>
-      </w:r>
-      <w:r>
-        <w:t xml:space="preserve"> </w:t>
-      </w:r>
-      <w:r>
-        <w:t>관람</w:t>
-      </w:r>
-      <w:r>
-        <w:t xml:space="preserve"> </w:t>
-      </w:r>
-      <w:r>
-        <w:t>방향을</w:t>
-      </w:r>
-      <w:r>
-        <w:t xml:space="preserve"> </w:t>
-      </w:r>
-      <w:r>
-        <w:t>전환한다</w:t>
-      </w:r>
-      <w:r>
-        <w:t>.</w:t>
+        <w:t>하단 기준선형 · 비대칭 균형형 · 여백으로 나눈 두 쌍형 · 코너를 잇는 2벽형: 다른 크기의 작품을 정렬하거나 군집을 분리하고 관람 방향을 전환한다.</w:t>
       </w:r>
     </w:p>
     <w:p>
       <w:r>
-        <w:lastRenderedPageBreak/>
-        <w:t>각</w:t>
-      </w:r>
-      <w:r>
-        <w:t xml:space="preserve"> </w:t>
-      </w:r>
-      <w:r>
-        <w:t>맵은</w:t>
-      </w:r>
-      <w:r>
-        <w:t xml:space="preserve"> </w:t>
-      </w:r>
-      <w:r>
-        <w:t>최소</w:t>
-      </w:r>
-      <w:r>
-        <w:t xml:space="preserve"> 10</w:t>
-      </w:r>
-      <w:r>
-        <w:t>종의</w:t>
-      </w:r>
-      <w:r>
-        <w:t xml:space="preserve"> </w:t>
-      </w:r>
-      <w:r>
-        <w:t>구별되는</w:t>
-      </w:r>
-      <w:r>
-        <w:t xml:space="preserve"> </w:t>
-      </w:r>
-      <w:r>
-        <w:t>배치를</w:t>
-      </w:r>
-      <w:r>
-        <w:t xml:space="preserve"> </w:t>
-      </w:r>
-      <w:r>
-        <w:t>실제</w:t>
-      </w:r>
-      <w:r>
-        <w:t xml:space="preserve"> </w:t>
-      </w:r>
-      <w:r>
-        <w:t>전시</w:t>
-      </w:r>
-      <w:r>
-        <w:t xml:space="preserve"> </w:t>
-      </w:r>
-      <w:r>
-        <w:t>벽에</w:t>
-      </w:r>
-      <w:r>
-        <w:t xml:space="preserve"> </w:t>
-      </w:r>
-      <w:r>
-        <w:t>사용한다</w:t>
-      </w:r>
-      <w:r>
-        <w:t xml:space="preserve">. </w:t>
-      </w:r>
-      <w:r>
-        <w:t>좌우</w:t>
-      </w:r>
-      <w:r>
-        <w:t xml:space="preserve"> </w:t>
-      </w:r>
-      <w:r>
-        <w:t>반전</w:t>
-      </w:r>
-      <w:r>
-        <w:t xml:space="preserve">, </w:t>
-      </w:r>
-      <w:r>
-        <w:t>그림</w:t>
-      </w:r>
-      <w:r>
-        <w:t xml:space="preserve"> </w:t>
-      </w:r>
-      <w:r>
-        <w:t>교체</w:t>
-      </w:r>
-      <w:r>
-        <w:t xml:space="preserve">, </w:t>
-      </w:r>
-      <w:r>
-        <w:t>간격의</w:t>
-      </w:r>
-      <w:r>
-        <w:t xml:space="preserve"> </w:t>
-      </w:r>
-      <w:r>
-        <w:t>미세</w:t>
-      </w:r>
-      <w:r>
-        <w:t xml:space="preserve"> </w:t>
-      </w:r>
-      <w:r>
-        <w:t>변경은</w:t>
-      </w:r>
-      <w:r>
-        <w:t xml:space="preserve"> </w:t>
-      </w:r>
-      <w:r>
-        <w:t>별도</w:t>
-      </w:r>
-      <w:r>
-        <w:t xml:space="preserve"> </w:t>
-      </w:r>
-      <w:r>
-        <w:t>유형으로</w:t>
-      </w:r>
-      <w:r>
-        <w:t xml:space="preserve"> </w:t>
-      </w:r>
-      <w:r>
-        <w:t>세지</w:t>
-      </w:r>
-      <w:r>
-        <w:t xml:space="preserve"> </w:t>
-      </w:r>
-      <w:r>
-        <w:t>않는다</w:t>
-      </w:r>
-      <w:r>
-        <w:t xml:space="preserve">. </w:t>
-      </w:r>
-      <w:r>
-        <w:t>일반</w:t>
-      </w:r>
-      <w:r>
-        <w:t xml:space="preserve"> </w:t>
-      </w:r>
-      <w:r>
-        <w:t>작품만</w:t>
-      </w:r>
-      <w:r>
-        <w:t xml:space="preserve"> </w:t>
-      </w:r>
-      <w:r>
-        <w:t>있는</w:t>
-      </w:r>
-      <w:r>
-        <w:t xml:space="preserve"> </w:t>
-      </w:r>
-      <w:r>
-        <w:t>독립</w:t>
-      </w:r>
-      <w:r>
-        <w:t xml:space="preserve"> </w:t>
-      </w:r>
-      <w:r>
-        <w:t>벽을</w:t>
-      </w:r>
-      <w:r>
-        <w:t xml:space="preserve"> </w:t>
-      </w:r>
-      <w:r>
-        <w:t>두고</w:t>
-      </w:r>
-      <w:r>
-        <w:t xml:space="preserve"> </w:t>
-      </w:r>
-      <w:r>
-        <w:t>도난</w:t>
-      </w:r>
-      <w:r>
-        <w:t xml:space="preserve"> </w:t>
-      </w:r>
-      <w:r>
-        <w:t>대상은</w:t>
-      </w:r>
-      <w:r>
-        <w:t xml:space="preserve"> </w:t>
-      </w:r>
-      <w:r>
-        <w:t>단독</w:t>
-      </w:r>
-      <w:r>
-        <w:t>·</w:t>
-      </w:r>
-      <w:r>
-        <w:t>군집의</w:t>
-      </w:r>
-      <w:r>
-        <w:t xml:space="preserve"> </w:t>
-      </w:r>
-      <w:r>
-        <w:t>가장자리</w:t>
-      </w:r>
-      <w:r>
-        <w:t>·</w:t>
-      </w:r>
-      <w:r>
-        <w:t>작은</w:t>
-      </w:r>
-      <w:r>
-        <w:t xml:space="preserve"> </w:t>
-      </w:r>
-      <w:r>
-        <w:t>작품</w:t>
-      </w:r>
-      <w:r>
-        <w:t xml:space="preserve"> </w:t>
-      </w:r>
-      <w:r>
-        <w:t>위치에도</w:t>
-      </w:r>
-      <w:r>
-        <w:t xml:space="preserve"> </w:t>
-      </w:r>
-      <w:r>
-        <w:t>배치한다</w:t>
-      </w:r>
-      <w:r>
-        <w:t>. M01</w:t>
-      </w:r>
-      <w:r>
-        <w:t>은</w:t>
-      </w:r>
-      <w:r>
-        <w:t xml:space="preserve"> </w:t>
-      </w:r>
-      <w:r>
-        <w:t>고전</w:t>
-      </w:r>
-      <w:r>
-        <w:t xml:space="preserve"> </w:t>
-      </w:r>
-      <w:r>
-        <w:t>회랑과</w:t>
-      </w:r>
-      <w:r>
-        <w:t xml:space="preserve"> </w:t>
-      </w:r>
-      <w:r>
-        <w:t>살롱</w:t>
-      </w:r>
-      <w:r>
-        <w:t>, M02</w:t>
-      </w:r>
-      <w:r>
-        <w:t>는</w:t>
-      </w:r>
-      <w:r>
-        <w:t xml:space="preserve"> </w:t>
-      </w:r>
-      <w:r>
-        <w:t>세로</w:t>
-      </w:r>
-      <w:r>
-        <w:t xml:space="preserve"> </w:t>
-      </w:r>
-      <w:r>
-        <w:t>연작과</w:t>
-      </w:r>
-      <w:r>
-        <w:t xml:space="preserve"> </w:t>
-      </w:r>
-      <w:r>
-        <w:t>여백</w:t>
-      </w:r>
-      <w:r>
-        <w:t>, M03</w:t>
-      </w:r>
-      <w:r>
-        <w:t>는</w:t>
-      </w:r>
-      <w:r>
-        <w:t xml:space="preserve"> </w:t>
-      </w:r>
-      <w:r>
-        <w:t>연속</w:t>
-      </w:r>
-      <w:r>
-        <w:t>·</w:t>
-      </w:r>
-      <w:r>
-        <w:t>격자와</w:t>
-      </w:r>
-      <w:r>
-        <w:t xml:space="preserve"> </w:t>
-      </w:r>
-      <w:r>
-        <w:t>독립</w:t>
-      </w:r>
-      <w:r>
-        <w:t xml:space="preserve"> </w:t>
-      </w:r>
-      <w:r>
-        <w:t>전시를</w:t>
-      </w:r>
-      <w:r>
-        <w:t xml:space="preserve"> </w:t>
-      </w:r>
-      <w:r>
-        <w:t>강조한다</w:t>
-      </w:r>
-      <w:r>
-        <w:t xml:space="preserve">. </w:t>
-      </w:r>
-      <w:r>
-        <w:t>벽</w:t>
-      </w:r>
-      <w:r>
-        <w:t xml:space="preserve"> </w:t>
-      </w:r>
-      <w:r>
-        <w:t>길이와</w:t>
-      </w:r>
-      <w:r>
-        <w:t xml:space="preserve"> </w:t>
-      </w:r>
-      <w:r>
-        <w:t>출입구에</w:t>
-      </w:r>
-      <w:r>
-        <w:t xml:space="preserve"> </w:t>
-      </w:r>
-      <w:r>
-        <w:t>맞춰</w:t>
-      </w:r>
-      <w:r>
-        <w:t xml:space="preserve"> </w:t>
-      </w:r>
-      <w:r>
-        <w:t>배치하며</w:t>
-      </w:r>
-      <w:r>
-        <w:t xml:space="preserve"> </w:t>
-      </w:r>
-      <w:r>
-        <w:t>무작위</w:t>
-      </w:r>
-      <w:r>
-        <w:t xml:space="preserve"> </w:t>
-      </w:r>
-      <w:r>
-        <w:t>산포로</w:t>
-      </w:r>
-      <w:r>
-        <w:t xml:space="preserve"> </w:t>
-      </w:r>
-      <w:r>
-        <w:t>다양성을</w:t>
-      </w:r>
-      <w:r>
-        <w:t xml:space="preserve"> </w:t>
-      </w:r>
-      <w:r>
-        <w:t>대신하지</w:t>
-      </w:r>
-      <w:r>
-        <w:t xml:space="preserve"> </w:t>
-      </w:r>
-      <w:r>
-        <w:t>않는다</w:t>
-      </w:r>
-      <w:r>
-        <w:t>.</w:t>
+        <w:t>각 맵은 최소 10종의 구별되는 배치를 실제 전시 벽에 사용한다. 좌우 반전, 그림 교체, 간격의 미세 변경은 별도 유형으로 세지 않는다. 일반 작품만 있는 독립 벽을 두고 도난 대상은 단독·군집의 가장자리·작은 작품 위치에도 배치한다. M01은 고전 회랑과 살롱, M02는 세로 연작과 여백, M03는 연속·격자와 독립 전시를 강조한다. 벽 길이와 출입구에 맞춰 배치하며 무작위 산포로 다양성을 대신하지 않는다.</w:t>
       </w:r>
     </w:p>
     <w:p>
@@ -16465,7 +15580,7 @@
           <w:numId w:val="7"/>
         </w:numPr>
       </w:pPr>
-      <w:bookmarkStart w:id="47" w:name="_Toc240045510"/>
+      <w:bookmarkStart w:id="47" w:name="_Toc240136968"/>
       <w:r>
         <w:t>맵</w:t>
       </w:r>
@@ -16752,11 +15867,8 @@
             <w:vAlign w:val="center"/>
           </w:tcPr>
           <w:p>
-            <w:pPr>
-              <w:pStyle w:val="TableText"/>
-            </w:pPr>
-            <w:r>
-              <w:t>비대칭 Serpentine·Occlusion·지름길</w:t>
+            <w:r>
+              <w:t>중정 순환 회랑·굴절 진입·CCTV 지름길</w:t>
             </w:r>
           </w:p>
         </w:tc>
@@ -16837,11 +15949,8 @@
             <w:vAlign w:val="center"/>
           </w:tcPr>
           <w:p>
-            <w:pPr>
-              <w:pStyle w:val="TableText"/>
-            </w:pPr>
-            <w:r>
-              <w:t>Braided 3-Lane·긴 시야·엇갈린 교차</w:t>
+            <w:r>
+              <w:t>3개 레인·엇갈린 문·불투명 구획</w:t>
             </w:r>
           </w:p>
         </w:tc>
@@ -16911,7 +16020,7 @@
           <w:numId w:val="7"/>
         </w:numPr>
       </w:pPr>
-      <w:bookmarkStart w:id="48" w:name="_Toc240045511"/>
+      <w:bookmarkStart w:id="48" w:name="_Toc240136969"/>
       <w:r>
         <w:t xml:space="preserve">M01 — </w:t>
       </w:r>
@@ -16928,7 +16037,7 @@
     </w:p>
     <w:p>
       <w:r>
-        <w:t>웅장함과 목표 공간이 비교적 일찍 읽히는 공개형 Figure-8 맵이다. Vent 전실에서 금장 Portal을 지나 중앙 Rotunda가 바로 방향 기준점이 되고, 북·남 두 순환 회랑이 중앙을 공유한다. Required Target을 획득한 뒤에는 진입 때와 다른 루프로 서측 Vent에 귀환하게 하여 재집결과 Greed Decision을 학습시킨다.</w:t>
+        <w:t>84×64m의 고전미술관이다. 24×20m 중앙 홀을 방향 기준점으로 두고, 북측 5개와 남측 5개 전시실을 두 순환 루프로 연결한다. 서측 진입 전실과 동측 증거실·구금실을 분리하고 북·남 끝 4m 관리 회랑으로 우회한다. 18개 구역과 30개 문을 사용하며 동측 두 선택 전시실에 Laser 지름길과 일반 우회로를 둔다. 필수 작품은 북동 N4 전시실의 동쪽 벽에 두고, 고가 작품은 N5와 S5에 배치한다. 벽 높이는 4.4m이고 대리석 바닥·금장 문틀·정돈된 벽면 전시로 고전미술관의 질서를 만든다.</w:t>
       </w:r>
     </w:p>
     <w:tbl>
@@ -17145,7 +16254,6 @@
       <w:tr>
         <w:trPr>
           <w:cantSplit/>
-          <w:trHeight w:val="3061"/>
           <w:jc w:val="center"/>
         </w:trPr>
         <w:tc>
@@ -17166,42 +16274,44 @@
             </w:pPr>
             <w:r>
               <w:rPr>
-                <w:b/>
-                <w:color w:val="C55A11"/>
-                <w:sz w:val="18"/>
+                <w:noProof/>
               </w:rPr>
-              <w:t>IMAGE REFERENCE SLOT</w:t>
-            </w:r>
-            <w:r>
-              <w:rPr>
-                <w:b/>
-                <w:color w:val="C55A11"/>
-                <w:sz w:val="18"/>
-              </w:rPr>
-              <w:br/>
-            </w:r>
-            <w:r>
-              <w:rPr>
-                <w:b/>
-                <w:color w:val="17365D"/>
-                <w:sz w:val="26"/>
-              </w:rPr>
-              <w:t>M01 Key Art / Floor Mood</w:t>
-            </w:r>
-            <w:r>
-              <w:rPr>
-                <w:b/>
-                <w:color w:val="17365D"/>
-                <w:sz w:val="26"/>
-              </w:rPr>
-              <w:br/>
-            </w:r>
-            <w:r>
-              <w:rPr>
-                <w:color w:val="66717C"/>
-                <w:sz w:val="19"/>
-              </w:rPr>
-              <w:t>중앙 Rotunda, 금장 프레임, 달빛과 따뜻한 실내등의 대비</w:t>
+              <w:lastRenderedPageBreak/>
+              <w:drawing>
+                <wp:inline distT="0" distB="0" distL="0" distR="0" wp14:anchorId="4E0D75E9" wp14:editId="757157FD">
+                  <wp:extent cx="5120640" cy="3200400"/>
+                  <wp:effectExtent l="0" t="0" r="0" b="0"/>
+                  <wp:docPr id="1" name="Picture 1"/>
+                  <wp:cNvGraphicFramePr>
+                    <a:graphicFrameLocks xmlns:a="http://schemas.openxmlformats.org/drawingml/2006/main" noChangeAspect="1"/>
+                  </wp:cNvGraphicFramePr>
+                  <a:graphic xmlns:a="http://schemas.openxmlformats.org/drawingml/2006/main">
+                    <a:graphicData uri="http://schemas.openxmlformats.org/drawingml/2006/picture">
+                      <pic:pic xmlns:pic="http://schemas.openxmlformats.org/drawingml/2006/picture">
+                        <pic:nvPicPr>
+                          <pic:cNvPr id="0" name="T_FloorPlan_M01.png"/>
+                          <pic:cNvPicPr/>
+                        </pic:nvPicPr>
+                        <pic:blipFill>
+                          <a:blip r:embed="rId8"/>
+                          <a:stretch>
+                            <a:fillRect/>
+                          </a:stretch>
+                        </pic:blipFill>
+                        <pic:spPr>
+                          <a:xfrm>
+                            <a:off x="0" y="0"/>
+                            <a:ext cx="5120640" cy="3200400"/>
+                          </a:xfrm>
+                          <a:prstGeom prst="rect">
+                            <a:avLst/>
+                          </a:prstGeom>
+                        </pic:spPr>
+                      </pic:pic>
+                    </a:graphicData>
+                  </a:graphic>
+                </wp:inline>
+              </w:drawing>
             </w:r>
           </w:p>
         </w:tc>
@@ -17212,7 +16322,7 @@
         <w:pStyle w:val="CaptionCustom"/>
       </w:pPr>
       <w:r>
-        <w:t>그림 1. M01 컨셉 아트·라이팅 레퍼런스 교체 슬롯</w:t>
+        <w:t>그림 1. M01 저장된 맵의 벽·문 구성과 게임 내 지도</w:t>
       </w:r>
     </w:p>
     <w:p>
@@ -17224,7 +16334,7 @@
           <w:numId w:val="7"/>
         </w:numPr>
       </w:pPr>
-      <w:bookmarkStart w:id="49" w:name="_Toc240045512"/>
+      <w:bookmarkStart w:id="49" w:name="_Toc240136970"/>
       <w:r>
         <w:lastRenderedPageBreak/>
         <w:t xml:space="preserve">M02 — </w:t>
@@ -17242,7 +16352,7 @@
     </w:p>
     <w:p>
       <w:r>
-        <w:t>시야보다 소리가 먼저 위협을 알리는 지연 공개형 Serpentine 맵이다. Vent 뒤 병풍 틈과 두 번의 굴절을 지나야 비대칭 Moon Garden이 드러나며, 긴 S자 안전 동선과 CCTV가 감시하는 세 지름길 사이에서 시간과 위험을 교환한다. Target과 고가 작품은 마지막 Blind Corner까지 완전히 보이지 않는다.</w:t>
+        <w:t>72×64m의 중정형 동양미술관이다. 20×20m 정원과 폭 4m 순환 회랑을 중심으로 21개 구역을 29개 문으로 연결한다. 남서측 전실의 두 꺾임 뒤 정원이 드러나며, 벽에 붙은 입구 병풍과 버튼 대기용 차폐벽, 정원 안의 수면·식재·정자를 정돈해 배치한다. 비스듬한 독립 가림막과 회랑에 흩어진 바위·관목은 배치하지 않는다. 세 CCTV 지름길은 긴 우회 동선과 위험을 교환하고 북동·남동 선택실에 Laser를 둔다. 필수 작품은 동측 E2 전시실의 동쪽 벽에 둔다. 북동 고가실과 E2 사이의 바로 옆 출입문을 닫고, 북쪽 관리 회랑을 일반 우회·이탈로로 유지한다. 북동 버튼은 전시실 북동 모서리, 남동 버튼은 진입문의 동쪽 벽감에 두어 통과 순찰선과 분리한다. 벽 높이는 4.4m이며 목재·동장 프레임·낮은 정원 식재로 관람 공간의 질서를 유지한다. 남동 고가실과 증거실 사이의 중복 지름길도 닫고 서쪽 S3 전시실을 통한 일반 출입·이탈을 유지한다. 차폐벽 아래의 버튼은 국소 조명으로 식별성을 유지한다.</w:t>
       </w:r>
     </w:p>
     <w:tbl>
@@ -17399,11 +16509,8 @@
             <w:vAlign w:val="center"/>
           </w:tcPr>
           <w:p>
-            <w:pPr>
-              <w:pStyle w:val="TableText"/>
-            </w:pPr>
-            <w:r>
-              <w:t>병풍 Dogleg, 비대칭 Moon Garden, S자 Gallery, 감시 지름길</w:t>
+            <w:r>
+              <w:t>20×20m 중정, 4m 순환 회랑, 굴절 진입, 북·남 관리 회랑</w:t>
             </w:r>
           </w:p>
         </w:tc>
@@ -17459,7 +16566,6 @@
       <w:tr>
         <w:trPr>
           <w:cantSplit/>
-          <w:trHeight w:val="3061"/>
           <w:jc w:val="center"/>
         </w:trPr>
         <w:tc>
@@ -17480,42 +16586,43 @@
             </w:pPr>
             <w:r>
               <w:rPr>
-                <w:b/>
-                <w:color w:val="C55A11"/>
-                <w:sz w:val="18"/>
+                <w:noProof/>
               </w:rPr>
-              <w:t>IMAGE REFERENCE SLOT</w:t>
-            </w:r>
-            <w:r>
-              <w:rPr>
-                <w:b/>
-                <w:color w:val="C55A11"/>
-                <w:sz w:val="18"/>
-              </w:rPr>
-              <w:br/>
-            </w:r>
-            <w:r>
-              <w:rPr>
-                <w:b/>
-                <w:color w:val="17365D"/>
-                <w:sz w:val="26"/>
-              </w:rPr>
-              <w:t>M02 Key Art / Floor Mood</w:t>
-            </w:r>
-            <w:r>
-              <w:rPr>
-                <w:b/>
-                <w:color w:val="17365D"/>
-                <w:sz w:val="26"/>
-              </w:rPr>
-              <w:br/>
-            </w:r>
-            <w:r>
-              <w:rPr>
-                <w:color w:val="66717C"/>
-                <w:sz w:val="19"/>
-              </w:rPr>
-              <w:t>비 내리는 중정, 병풍 사이의 좁은 시야, 젖은 목재 반사</w:t>
+              <w:drawing>
+                <wp:inline distT="0" distB="0" distL="0" distR="0" wp14:anchorId="184977C7" wp14:editId="5584D24D">
+                  <wp:extent cx="5120640" cy="3200400"/>
+                  <wp:effectExtent l="0" t="0" r="0" b="0"/>
+                  <wp:docPr id="2" name="Picture 2"/>
+                  <wp:cNvGraphicFramePr>
+                    <a:graphicFrameLocks xmlns:a="http://schemas.openxmlformats.org/drawingml/2006/main" noChangeAspect="1"/>
+                  </wp:cNvGraphicFramePr>
+                  <a:graphic xmlns:a="http://schemas.openxmlformats.org/drawingml/2006/main">
+                    <a:graphicData uri="http://schemas.openxmlformats.org/drawingml/2006/picture">
+                      <pic:pic xmlns:pic="http://schemas.openxmlformats.org/drawingml/2006/picture">
+                        <pic:nvPicPr>
+                          <pic:cNvPr id="0" name="T_FloorPlan_M02.png"/>
+                          <pic:cNvPicPr/>
+                        </pic:nvPicPr>
+                        <pic:blipFill>
+                          <a:blip r:embed="rId9"/>
+                          <a:stretch>
+                            <a:fillRect/>
+                          </a:stretch>
+                        </pic:blipFill>
+                        <pic:spPr>
+                          <a:xfrm>
+                            <a:off x="0" y="0"/>
+                            <a:ext cx="5120640" cy="3200400"/>
+                          </a:xfrm>
+                          <a:prstGeom prst="rect">
+                            <a:avLst/>
+                          </a:prstGeom>
+                        </pic:spPr>
+                      </pic:pic>
+                    </a:graphicData>
+                  </a:graphic>
+                </wp:inline>
+              </w:drawing>
             </w:r>
           </w:p>
         </w:tc>
@@ -17526,7 +16633,7 @@
         <w:pStyle w:val="CaptionCustom"/>
       </w:pPr>
       <w:r>
-        <w:t>그림 2. M02 컨셉 아트·라이팅 레퍼런스 교체 슬롯</w:t>
+        <w:t>그림 2. M02 저장된 맵의 벽·문 구성과 게임 내 지도</w:t>
       </w:r>
     </w:p>
     <w:p>
@@ -17538,7 +16645,7 @@
           <w:numId w:val="7"/>
         </w:numPr>
       </w:pPr>
-      <w:bookmarkStart w:id="50" w:name="_Toc240045513"/>
+      <w:bookmarkStart w:id="50" w:name="_Toc240136971"/>
       <w:r>
         <w:lastRenderedPageBreak/>
         <w:t xml:space="preserve">M03 — </w:t>
@@ -17556,7 +16663,7 @@
     </w:p>
     <w:p>
       <w:r>
-        <w:t>중앙 시야를 전시벽으로 끊고 세 레인의 경로 선택을 유지하는 Braided 3-Lane 맵이다. 첫 10초 안에 북측 Glass, 중앙 Spine, 남측 Restoration 중 하나를 고르고 엇갈린 Crosslink에서만 레인을 전환한다. 동측 Target 획득 후 다른 레인으로 귀환하며, 고가 작품은 남→북 Service Airlock 협동 접근으로 분리한다.</w:t>
+        <w:t>96×56m의 현대미술관이다. 북측 전시 레인, 불투명 벽으로 구획한 중앙 레인, 남측 복원·서비스 레인을 19개 구역과 33개 문으로 연결한다. 중앙 문의 위치를 남북으로 번갈아 배치하여 긴 직선 시야를 끊고 각 교차로에서 우회·횡단·귀환을 선택하게 한다. 북동·중앙 동측·남측 고가 선택실에 Laser를 두되 독립적인 일반 이탈 문을 제공한다. 벽 높이는 5m이며 고측 유리 채광과 금속 구조, 백색 콘크리트 벽면으로 현대미술관을 표현한다. 필수 작품은 Laser가 없는 북동 N4 전시실의 북쪽 벽에 둔다. 세 버튼은 각각 N4 남동·C3 남동·S2 남동 모서리의 차폐 공간에 두고, 일직선 통과 순찰선에서 벗어나 진입 준비와 역할 교대를 할 수 있게 한다. 남측 버튼과 겹치던 전리품 받침대는 동쪽 서비스실로 옮겨 차폐 공간의 바닥을 비운다.</w:t>
       </w:r>
     </w:p>
     <w:tbl>
@@ -17713,11 +16820,8 @@
             <w:vAlign w:val="center"/>
           </w:tcPr>
           <w:p>
-            <w:pPr>
-              <w:pStyle w:val="TableText"/>
-            </w:pPr>
-            <w:r>
-              <w:t>North Glass Lane, Central Spine, South Restoration Lane, Service Airlock</w:t>
+            <w:r>
+              <w:t>북측 전시실, 중앙 구획 전시실, 남측 복원·서비스실, 엇갈린 연결 문</w:t>
             </w:r>
           </w:p>
         </w:tc>
@@ -17727,11 +16831,8 @@
             <w:vAlign w:val="center"/>
           </w:tcPr>
           <w:p>
-            <w:pPr>
-              <w:pStyle w:val="TableText"/>
-            </w:pPr>
-            <w:r>
-              <w:t>긴 시야·낮은 엄폐·엇갈린 Crosslink·레인별 교대 노출</w:t>
+            <w:r>
+              <w:t>불투명 전시벽·문 앞 횡단·레인별 교대 노출</w:t>
             </w:r>
           </w:p>
         </w:tc>
@@ -17741,11 +16842,8 @@
             <w:vAlign w:val="center"/>
           </w:tcPr>
           <w:p>
-            <w:pPr>
-              <w:pStyle w:val="TableText"/>
-            </w:pPr>
-            <w:r>
-              <w:t>‘숨을 곳이 없는데 도망칠 곳은 있다’</w:t>
+            <w:r>
+              <w:t>경로를 읽고 안전한 횡단 시점을 선택하는 긴장</w:t>
             </w:r>
           </w:p>
         </w:tc>
@@ -17773,7 +16871,6 @@
       <w:tr>
         <w:trPr>
           <w:cantSplit/>
-          <w:trHeight w:val="3061"/>
           <w:jc w:val="center"/>
         </w:trPr>
         <w:tc>
@@ -17794,42 +16891,43 @@
             </w:pPr>
             <w:r>
               <w:rPr>
-                <w:b/>
-                <w:color w:val="C55A11"/>
-                <w:sz w:val="18"/>
+                <w:noProof/>
               </w:rPr>
-              <w:t>IMAGE REFERENCE SLOT</w:t>
-            </w:r>
-            <w:r>
-              <w:rPr>
-                <w:b/>
-                <w:color w:val="C55A11"/>
-                <w:sz w:val="18"/>
-              </w:rPr>
-              <w:br/>
-            </w:r>
-            <w:r>
-              <w:rPr>
-                <w:b/>
-                <w:color w:val="17365D"/>
-                <w:sz w:val="26"/>
-              </w:rPr>
-              <w:t>M03 Key Art / Floor Mood</w:t>
-            </w:r>
-            <w:r>
-              <w:rPr>
-                <w:b/>
-                <w:color w:val="17365D"/>
-                <w:sz w:val="26"/>
-              </w:rPr>
-              <w:br/>
-            </w:r>
-            <w:r>
-              <w:rPr>
-                <w:color w:val="66717C"/>
-                <w:sz w:val="19"/>
-              </w:rPr>
-              <w:t>유리 레인과 불투명 전시벽, 교차로를 비추는 비상등</w:t>
+              <w:drawing>
+                <wp:inline distT="0" distB="0" distL="0" distR="0" wp14:anchorId="6384B8F9" wp14:editId="75B922F6">
+                  <wp:extent cx="5120640" cy="3200400"/>
+                  <wp:effectExtent l="0" t="0" r="0" b="0"/>
+                  <wp:docPr id="3" name="Picture 3"/>
+                  <wp:cNvGraphicFramePr>
+                    <a:graphicFrameLocks xmlns:a="http://schemas.openxmlformats.org/drawingml/2006/main" noChangeAspect="1"/>
+                  </wp:cNvGraphicFramePr>
+                  <a:graphic xmlns:a="http://schemas.openxmlformats.org/drawingml/2006/main">
+                    <a:graphicData uri="http://schemas.openxmlformats.org/drawingml/2006/picture">
+                      <pic:pic xmlns:pic="http://schemas.openxmlformats.org/drawingml/2006/picture">
+                        <pic:nvPicPr>
+                          <pic:cNvPr id="0" name="T_FloorPlan_M03.png"/>
+                          <pic:cNvPicPr/>
+                        </pic:nvPicPr>
+                        <pic:blipFill>
+                          <a:blip r:embed="rId10"/>
+                          <a:stretch>
+                            <a:fillRect/>
+                          </a:stretch>
+                        </pic:blipFill>
+                        <pic:spPr>
+                          <a:xfrm>
+                            <a:off x="0" y="0"/>
+                            <a:ext cx="5120640" cy="3200400"/>
+                          </a:xfrm>
+                          <a:prstGeom prst="rect">
+                            <a:avLst/>
+                          </a:prstGeom>
+                        </pic:spPr>
+                      </pic:pic>
+                    </a:graphicData>
+                  </a:graphic>
+                </wp:inline>
+              </w:drawing>
             </w:r>
           </w:p>
         </w:tc>
@@ -17840,7 +16938,7 @@
         <w:pStyle w:val="CaptionCustom"/>
       </w:pPr>
       <w:r>
-        <w:t>그림 3. M03 컨셉 아트·라이팅 레퍼런스 교체 슬롯</w:t>
+        <w:t>그림 3. M03 저장된 맵의 벽·문 구성과 게임 내 지도</w:t>
       </w:r>
     </w:p>
     <w:p>
@@ -17852,7 +16950,7 @@
           <w:numId w:val="7"/>
         </w:numPr>
       </w:pPr>
-      <w:bookmarkStart w:id="51" w:name="_Toc240045514"/>
+      <w:bookmarkStart w:id="51" w:name="_Toc240136972"/>
       <w:r>
         <w:lastRenderedPageBreak/>
         <w:t xml:space="preserve">First-Person </w:t>
@@ -17936,7 +17034,7 @@
           <w:numId w:val="7"/>
         </w:numPr>
       </w:pPr>
-      <w:bookmarkStart w:id="52" w:name="_Toc240045515"/>
+      <w:bookmarkStart w:id="52" w:name="_Toc240136973"/>
       <w:r>
         <w:t>사운드</w:t>
       </w:r>
@@ -18376,7 +17474,7 @@
           <w:numId w:val="7"/>
         </w:numPr>
       </w:pPr>
-      <w:bookmarkStart w:id="53" w:name="_Toc240045516"/>
+      <w:bookmarkStart w:id="53" w:name="_Toc240136974"/>
       <w:r>
         <w:lastRenderedPageBreak/>
         <w:t>세계관과</w:t>
@@ -18623,7 +17721,7 @@
           <w:numId w:val="7"/>
         </w:numPr>
       </w:pPr>
-      <w:bookmarkStart w:id="54" w:name="_Toc240045517"/>
+      <w:bookmarkStart w:id="54" w:name="_Toc240136975"/>
       <w:r>
         <w:lastRenderedPageBreak/>
         <w:t>범위</w:t>
@@ -18650,7 +17748,7 @@
           <w:numId w:val="7"/>
         </w:numPr>
       </w:pPr>
-      <w:bookmarkStart w:id="55" w:name="_Toc240045518"/>
+      <w:bookmarkStart w:id="55" w:name="_Toc240136976"/>
       <w:r>
         <w:t>v1.0 Required Scope</w:t>
       </w:r>
@@ -19018,7 +18116,7 @@
           <w:numId w:val="7"/>
         </w:numPr>
       </w:pPr>
-      <w:bookmarkStart w:id="56" w:name="_Toc240045519"/>
+      <w:bookmarkStart w:id="56" w:name="_Toc240136977"/>
       <w:r>
         <w:t>Deferred Expansion</w:t>
       </w:r>
@@ -19042,7 +18140,7 @@
           <w:numId w:val="7"/>
         </w:numPr>
       </w:pPr>
-      <w:bookmarkStart w:id="57" w:name="_Toc240045520"/>
+      <w:bookmarkStart w:id="57" w:name="_Toc240136978"/>
       <w:r>
         <w:t>Stretch</w:t>
       </w:r>
@@ -19420,7 +18518,7 @@
           <w:numId w:val="7"/>
         </w:numPr>
       </w:pPr>
-      <w:bookmarkStart w:id="58" w:name="_Toc240045521"/>
+      <w:bookmarkStart w:id="58" w:name="_Toc240136979"/>
       <w:r>
         <w:lastRenderedPageBreak/>
         <w:t>Starting Balance Targets</w:t>
@@ -20019,7 +19117,7 @@
           <w:numId w:val="7"/>
         </w:numPr>
       </w:pPr>
-      <w:bookmarkStart w:id="59" w:name="_Toc240045522"/>
+      <w:bookmarkStart w:id="59" w:name="_Toc240136980"/>
       <w:r>
         <w:t>Playtest Questions</w:t>
       </w:r>
@@ -20105,7 +19203,7 @@
           <w:numId w:val="7"/>
         </w:numPr>
       </w:pPr>
-      <w:bookmarkStart w:id="60" w:name="_Toc240045523"/>
+      <w:bookmarkStart w:id="60" w:name="_Toc240136981"/>
       <w:r>
         <w:lastRenderedPageBreak/>
         <w:t>Release KPI</w:t>
@@ -20437,7 +19535,7 @@
           <w:numId w:val="7"/>
         </w:numPr>
       </w:pPr>
-      <w:bookmarkStart w:id="61" w:name="_Toc240045524"/>
+      <w:bookmarkStart w:id="61" w:name="_Toc240136982"/>
       <w:r>
         <w:t>W6~W12 Roadmap</w:t>
       </w:r>
@@ -20803,7 +19901,7 @@
         <w:keepLines/>
         <w:pageBreakBefore w:val="0"/>
       </w:pPr>
-      <w:bookmarkStart w:id="62" w:name="_Toc240045525"/>
+      <w:bookmarkStart w:id="62" w:name="_Toc240136983"/>
       <w:r>
         <w:t>Appendix A — 용어</w:t>
       </w:r>
@@ -21194,7 +20292,7 @@
         <w:keepLines/>
         <w:pageBreakBefore w:val="0"/>
       </w:pPr>
-      <w:bookmarkStart w:id="63" w:name="_Toc240045526"/>
+      <w:bookmarkStart w:id="63" w:name="_Toc240136984"/>
       <w:r>
         <w:rPr>
           <w:sz w:val="32"/>
@@ -21421,7 +20519,7 @@
         <w:keepLines/>
         <w:pageBreakBefore w:val="0"/>
       </w:pPr>
-      <w:bookmarkStart w:id="64" w:name="_Toc240045527"/>
+      <w:bookmarkStart w:id="64" w:name="_Toc240136985"/>
       <w:r>
         <w:rPr>
           <w:sz w:val="32"/>
@@ -21504,8 +20602,8 @@
       </w:r>
     </w:p>
     <w:sectPr>
-      <w:headerReference w:type="default" r:id="rId8"/>
-      <w:footerReference w:type="default" r:id="rId9"/>
+      <w:headerReference w:type="default" r:id="rId11"/>
+      <w:footerReference w:type="default" r:id="rId12"/>
       <w:pgSz w:w="11906" w:h="16838"/>
       <w:pgMar w:top="1020" w:right="1020" w:bottom="907" w:left="1020" w:header="454" w:footer="397" w:gutter="0"/>
       <w:cols w:space="720"/>
